--- a/05-manuscript/submission/manuscript_R2.docx
+++ b/05-manuscript/submission/manuscript_R2.docx
@@ -408,7 +408,7 @@
           <w:rPr>
             <w:rStyle w:val="Hyperlink"/>
           </w:rPr>
-          <w:t xml:space="preserve">10.5281/zenodo.19569979</w:t>
+          <w:t xml:space="preserve">10.5281/zenodo.19569978</w:t>
         </w:r>
       </w:hyperlink>
       <w:r>
@@ -1159,7 +1159,7 @@
         <w:t xml:space="preserve"> </w:t>
       </w:r>
       <w:r>
-        <w:t xml:space="preserve">check) and demote under-identified causal and welfare analyses to the appendix, reported as failed or assumption-dependent rather than as findings. Instrument, gold-standard codings, and analysis code are pre-registered (OSF DOI 10.17605/OSF.IO/ZMJY5) and archived (Zenodo DOI 10.5281/zenodo.19569979), following open-science reporting norms [9, 10].</w:t>
+        <w:t xml:space="preserve">check) and demote under-identified causal and welfare analyses to the appendix, reported as failed or assumption-dependent rather than as findings. Instrument, gold-standard codings, and analysis code are pre-registered (OSF DOI 10.17605/OSF.IO/ZMJY5) and archived (Zenodo DOI 10.5281/zenodo.19569978), following open-science reporting norms [9, 10].</w:t>
       </w:r>
     </w:p>
     <w:bookmarkEnd w:id="13"/>
@@ -4360,7 +4360,7 @@
         <w:t xml:space="preserve">master_2002_2024.csv</w:t>
       </w:r>
       <w:r>
-        <w:t xml:space="preserve">, holding both the naive and concrete text series alongside CIR and the turnover variables) and all code are archived at Zenodo (DOI 10.5281/zenodo.19569979) and pre-registered at OSF (DOI 10.17605/OSF.IO/ZMJY5).</w:t>
+        <w:t xml:space="preserve">, holding both the naive and concrete text series alongside CIR and the turnover variables) and all code are archived at Zenodo (DOI 10.5281/zenodo.19569978) and pre-registered at OSF (DOI 10.17605/OSF.IO/ZMJY5).</w:t>
       </w:r>
     </w:p>
     <w:bookmarkEnd w:id="30"/>
@@ -6140,7 +6140,7 @@
         <w:pStyle w:val="BodyText"/>
       </w:pPr>
       <w:r>
-        <w:t xml:space="preserve">Pre-registration: OSF DOI 10.17605/OSF.IO/ZMJY5. Replication archive: Zenodo DOI 10.5281/zenodo.19569979; GitHub: andyhsi2023-cq/visibility-bias-v2.</w:t>
+        <w:t xml:space="preserve">Pre-registration: OSF DOI 10.17605/OSF.IO/ZMJY5. Replication archive: Zenodo DOI 10.5281/zenodo.19569978; GitHub: andyhsi2023-cq/visibility-bias-v2.</w:t>
       </w:r>
     </w:p>
     <w:p>
@@ -6239,7 +6239,7 @@
           <w:rPr>
             <w:rStyle w:val="Hyperlink"/>
           </w:rPr>
-          <w:t xml:space="preserve">10.5281/zenodo.19569979</w:t>
+          <w:t xml:space="preserve">10.5281/zenodo.19569978</w:t>
         </w:r>
       </w:hyperlink>
       <w:r>
@@ -8092,7 +8092,7 @@
         <w:t xml:space="preserve">Replication</w:t>
       </w:r>
       <w:r>
-        <w:t xml:space="preserve">: Zenodo DOI 10.5281/zenodo.19569979</w:t>
+        <w:t xml:space="preserve">: Zenodo DOI 10.5281/zenodo.19569978</w:t>
       </w:r>
     </w:p>
     <w:p>
@@ -13090,7 +13090,7 @@
         <w:pStyle w:val="FirstParagraph"/>
       </w:pPr>
       <w:r>
-        <w:t xml:space="preserve">Full directory layout (Zenodo record 19569979):</w:t>
+        <w:t xml:space="preserve">Full directory layout (Zenodo record 19569978):</w:t>
       </w:r>
     </w:p>
     <w:p>

--- a/05-manuscript/submission/manuscript_R2.docx
+++ b/05-manuscript/submission/manuscript_R2.docx
@@ -196,7 +196,7 @@
         <w:t xml:space="preserve">“face”</w:t>
       </w:r>
       <w:r>
-        <w:t xml:space="preserve">) fire pervasively outside infrastructure contexts. Restricting the lexicon to concrete visible-construction terms (roads, greening, parks, bridges vs. drainage, pipes, sewerage), aligned with the Wu–Zhou (2018) cosmetic-investment classification, raises visible precision to</w:t>
+        <w:t xml:space="preserve">) fire pervasively outside infrastructure contexts. Restricting the lexicon to concrete visible-construction terms (roads, greening, parks, bridges vs. drainage, pipes, sewerage), mirroring the cosmetic-versus-functional split of the MOHURD construction-investment categories, raises visible precision to</w:t>
       </w:r>
       <w:r>
         <w:t xml:space="preserve"> </w:t>
@@ -2883,7 +2883,7 @@
         <w:t xml:space="preserve"> </w:t>
       </w:r>
       <w:r>
-        <w:t xml:space="preserve">rather than abstract appearance words — aligned with the Wu &amp; Zhou (2018) cosmetic-investment classification. The concrete visible set comprises</w:t>
+        <w:t xml:space="preserve">rather than abstract appearance words — mirroring the cosmetic-versus-functional split of the MOHURD Urban Construction Statistical Yearbook investment categories (§3.7). The concrete visible set comprises</w:t>
       </w:r>
       <w:r>
         <w:t xml:space="preserve"> </w:t>
@@ -3930,7 +3930,7 @@
         <w:pStyle w:val="FirstParagraph"/>
       </w:pPr>
       <w:r>
-        <w:t xml:space="preserve">Where the ceiling binds, classification — not a longer dictionary — is the route to high precision; recent work finds LLMs increasingly match or surpass human and crowd annotation of political text [5, 21, 22]. We classify each sampled sentence with</w:t>
+        <w:t xml:space="preserve">Where the ceiling binds, classification — not a longer dictionary — is the route to high precision; recent work finds LLMs increasingly match or surpass human and crowd annotation of political text [5, 20, 21]. We classify each sampled sentence with</w:t>
       </w:r>
       <w:r>
         <w:t xml:space="preserve"> </w:t>
@@ -5866,7 +5866,7 @@
         <w:t xml:space="preserve"> </w:t>
       </w:r>
       <w:r>
-        <w:t xml:space="preserve">When high passage precision is required, a multi-family LLM ensemble is the practical route (0.84 here) — consistent with a fast-growing literature showing LLMs match or surpass human and crowd annotation of political text [5, 21, 22] — and inter-model agreement (Fleiss κ) is the natural reliability statistic to report alongside accuracy. The transparency cost is real, so the choice is a genuine trade-off: dictionaries for transparent, reproducible aggregate indices with attenuating error; LLM ensembles for precision-critical passage-level work.</w:t>
+        <w:t xml:space="preserve">When high passage precision is required, a multi-family LLM ensemble is the practical route (0.84 here) — consistent with a fast-growing literature showing LLMs match or surpass human and crowd annotation of political text [5, 20, 21] — and inter-model agreement (Fleiss κ) is the natural reliability statistic to report alongside accuracy. The transparency cost is real, so the choice is a genuine trade-off: dictionaries for transparent, reproducible aggregate indices with attenuating error; LLM ensembles for precision-critical passage-level work.</w:t>
       </w:r>
     </w:p>
     <w:bookmarkEnd w:id="39"/>
@@ -13854,51 +13854,6 @@
       </w:r>
       <w:r>
         <w:t xml:space="preserve"> </w:t>
-      </w:r>
-    </w:p>
-    <w:p>
-      <w:pPr>
-        <w:numPr>
-          <w:ilvl w:val="0"/>
-          <w:numId w:val="1010"/>
-        </w:numPr>
-      </w:pPr>
-      <w:r>
-        <w:t xml:space="preserve">Wu, [—], &amp; Zhou, [—]. (2018). [</w:t>
-      </w:r>
-      <w:r>
-        <w:rPr>
-          <w:b/>
-          <w:bCs/>
-        </w:rPr>
-        <w:t xml:space="preserve">ANDY TO SUPPLY</w:t>
-      </w:r>
-      <w:r>
-        <w:t xml:space="preserve"> </w:t>
-      </w:r>
-      <w:r>
-        <w:t xml:space="preserve">— the cosmetic-vs-functional urban-construction investment classification to which the concrete lexicon is aligned (</w:t>
-      </w:r>
-      <w:r>
-        <w:rPr>
-          <w:rFonts w:hint="eastAsia"/>
-        </w:rPr>
-        <w:t xml:space="preserve">“吴周2018投资分类”</w:t>
-      </w:r>
-      <w:r>
-        <w:t xml:space="preserve">, per</w:t>
-      </w:r>
-      <w:r>
-        <w:t xml:space="preserve"> </w:t>
-      </w:r>
-      <w:r>
-        <w:rPr>
-          <w:rStyle w:val="VerbatimChar"/>
-        </w:rPr>
-        <w:t xml:space="preserve">build_workreport_text.py</w:t>
-      </w:r>
-      <w:r>
-        <w:t xml:space="preserve">); cited in the abstract and §3.2.2. Full author initials, title, venue, vol/issue/pages, DOI required before submission. Not found in CrossRef — likely a Chinese-language (CNKI) source.]</w:t>
       </w:r>
     </w:p>
     <w:p>

--- a/05-manuscript/submission/manuscript_R2.docx
+++ b/05-manuscript/submission/manuscript_R2.docx
@@ -703,7 +703,7 @@
         <w:t xml:space="preserve"> </w:t>
       </w:r>
       <w:r>
-        <w:t xml:space="preserve">Restricting the lexicon to concrete, salience-based construction terms aligned with an established cosmetic-investment classification [Wu &amp; Zhou 2018] raises visible precision to</w:t>
+        <w:t xml:space="preserve">Restricting the lexicon to concrete, salience-based construction terms (mirroring the cosmetic-versus-functional split of the MOHURD construction-investment categories) raises visible precision to</w:t>
       </w:r>
       <w:r>
         <w:t xml:space="preserve"> </w:t>
@@ -3519,7 +3519,7 @@
               <w:pStyle w:val="Compact"/>
             </w:pPr>
             <w:r>
-              <w:t xml:space="preserve">Concrete, salience-based (Wu–Zhou-aligned)</w:t>
+              <w:t xml:space="preserve">Concrete, salience-based (MOHURD-aligned)</w:t>
             </w:r>
           </w:p>
         </w:tc>

--- a/05-manuscript/submission/manuscript_R2.docx
+++ b/05-manuscript/submission/manuscript_R2.docx
@@ -2,13 +2,13 @@
 <file path=word/document.xml><?xml version="1.0" encoding="utf-8"?>
 <w:document xmlns:w="http://schemas.openxmlformats.org/wordprocessingml/2006/main" xmlns:m="http://schemas.openxmlformats.org/officeDocument/2006/math" xmlns:r="http://schemas.openxmlformats.org/officeDocument/2006/relationships" xmlns:o="urn:schemas-microsoft-com:office:office" xmlns:v="urn:schemas-microsoft-com:vml" xmlns:w10="urn:schemas-microsoft-com:office:word" xmlns:a="http://schemas.openxmlformats.org/drawingml/2006/main" xmlns:pic="http://schemas.openxmlformats.org/drawingml/2006/picture" xmlns:wp="http://schemas.openxmlformats.org/drawingml/2006/wordprocessingDrawing">
   <w:body>
-    <w:bookmarkStart w:id="9" w:name="X5eca605e51c602f90ee6745fe8621c9a58ae06a"/>
+    <w:bookmarkStart w:id="9" w:name="X278b2ba1d5de8fd4b843e2c7074c24353acc674"/>
     <w:p>
       <w:pPr>
         <w:pStyle w:val="Heading1"/>
       </w:pPr>
       <w:r>
-        <w:t xml:space="preserve">When Dictionaries Hit a Polysemy Ceiling: Validating a Measure of Visibility Bias with LLMs and Behavioral Evidence</w:t>
+        <w:t xml:space="preserve">Visibility Bias in Chinese Municipal Government Work Reports: Measurement and Behavioral Validation</w:t>
       </w:r>
     </w:p>
     <w:p>
@@ -20,45 +20,7 @@
           <w:i/>
           <w:iCs/>
         </w:rPr>
-        <w:t xml:space="preserve">Hongyang Xi </w:t>
-      </w:r>
-      <w:r>
-        <w:rPr>
-          <w:rFonts w:hint="eastAsia"/>
-          <w:i/>
-          <w:iCs/>
-        </w:rPr>
-        <w:t xml:space="preserve">(奚红洋)¹†*</w:t>
-      </w:r>
-      <w:r>
-        <w:rPr>
-          <w:i/>
-          <w:iCs/>
-        </w:rPr>
-        <w:t xml:space="preserve"> · Liu Can </w:t>
-      </w:r>
-      <w:r>
-        <w:rPr>
-          <w:rFonts w:hint="eastAsia"/>
-          <w:i/>
-          <w:iCs/>
-        </w:rPr>
-        <w:t xml:space="preserve">(刘灿)²†</w:t>
-      </w:r>
-      <w:r>
-        <w:rPr>
-          <w:i/>
-          <w:iCs/>
-        </w:rPr>
-        <w:t xml:space="preserve"> · Zhihui Li </w:t>
-      </w:r>
-      <w:r>
-        <w:rPr>
-          <w:rFonts w:hint="eastAsia"/>
-          <w:i/>
-          <w:iCs/>
-        </w:rPr>
-        <w:t xml:space="preserve">(李志辉)¹</w:t>
+        <w:t xml:space="preserve">Hongyang Xi¹†* · Liu Can²† · Zhihui Li¹</w:t>
       </w:r>
       <w:r>
         <w:t xml:space="preserve"> </w:t>
@@ -148,19 +110,51 @@
         <w:rPr>
           <w:rFonts w:hint="eastAsia"/>
         </w:rPr>
-        <w:t xml:space="preserve">形象,</w:t>
-      </w:r>
-      <w:r>
-        <w:t xml:space="preserve"> </w:t>
+        <w:t xml:space="preserve">形象</w:t>
+      </w:r>
+      <w:r>
+        <w:t xml:space="preserve"> </w:t>
+      </w:r>
+      <w:r>
+        <w:rPr>
+          <w:i/>
+          <w:iCs/>
+        </w:rPr>
+        <w:t xml:space="preserve">xíngxiàng</w:t>
+      </w:r>
+      <w:r>
+        <w:t xml:space="preserve"> </w:t>
+      </w:r>
+      <w:r>
+        <w:t xml:space="preserve">“image”</w:t>
+      </w:r>
+      <w:r>
+        <w:t xml:space="preserve">, </w:t>
       </w:r>
       <w:r>
         <w:rPr>
           <w:rFonts w:hint="eastAsia"/>
         </w:rPr>
-        <w:t xml:space="preserve">示范,</w:t>
-      </w:r>
-      <w:r>
-        <w:t xml:space="preserve"> </w:t>
+        <w:t xml:space="preserve">示范</w:t>
+      </w:r>
+      <w:r>
+        <w:t xml:space="preserve"> </w:t>
+      </w:r>
+      <w:r>
+        <w:rPr>
+          <w:i/>
+          <w:iCs/>
+        </w:rPr>
+        <w:t xml:space="preserve">shìfàn</w:t>
+      </w:r>
+      <w:r>
+        <w:t xml:space="preserve"> </w:t>
+      </w:r>
+      <w:r>
+        <w:t xml:space="preserve">“model/demonstration”</w:t>
+      </w:r>
+      <w:r>
+        <w:t xml:space="preserve">, </w:t>
       </w:r>
       <w:r>
         <w:rPr>
@@ -169,25 +163,14 @@
         <w:t xml:space="preserve">面子</w:t>
       </w:r>
       <w:r>
-        <w:t xml:space="preserve"> —</w:t>
-      </w:r>
-      <w:r>
-        <w:t xml:space="preserve"> </w:t>
-      </w:r>
-      <w:r>
-        <w:t xml:space="preserve">“image”</w:t>
-      </w:r>
-      <w:r>
-        <w:t xml:space="preserve">,</w:t>
-      </w:r>
-      <w:r>
-        <w:t xml:space="preserve"> </w:t>
-      </w:r>
-      <w:r>
-        <w:t xml:space="preserve">“model/demonstration”</w:t>
-      </w:r>
-      <w:r>
-        <w:t xml:space="preserve">,</w:t>
+        <w:t xml:space="preserve"> </w:t>
+      </w:r>
+      <w:r>
+        <w:rPr>
+          <w:i/>
+          <w:iCs/>
+        </w:rPr>
+        <w:t xml:space="preserve">miànzi</w:t>
       </w:r>
       <w:r>
         <w:t xml:space="preserve"> </w:t>
@@ -234,16 +217,38 @@
         <w:t xml:space="preserve">(道路</w:t>
       </w:r>
       <w:r>
-        <w:t xml:space="preserve"> in</w:t>
-      </w:r>
-      <w:r>
-        <w:t xml:space="preserve"> </w:t>
+        <w:t xml:space="preserve"> </w:t>
+      </w:r>
+      <w:r>
+        <w:rPr>
+          <w:i/>
+          <w:iCs/>
+        </w:rPr>
+        <w:t xml:space="preserve">dàolù</w:t>
+      </w:r>
+      <w:r>
+        <w:t xml:space="preserve"> </w:t>
+      </w:r>
+      <w:r>
+        <w:t xml:space="preserve">“road”</w:t>
+      </w:r>
+      <w:r>
+        <w:t xml:space="preserve"> </w:t>
+      </w:r>
+      <w:r>
+        <w:t xml:space="preserve">in </w:t>
       </w:r>
       <w:r>
         <w:rPr>
           <w:rFonts w:hint="eastAsia"/>
         </w:rPr>
-        <w:t xml:space="preserve">“新型工业化道路”</w:t>
+        <w:t xml:space="preserve">新型工业化道路</w:t>
+      </w:r>
+      <w:r>
+        <w:t xml:space="preserve"> </w:t>
+      </w:r>
+      <w:r>
+        <w:t xml:space="preserve">“the path of new-type industrialization”</w:t>
       </w:r>
       <w:r>
         <w:t xml:space="preserve">; </w:t>
@@ -252,19 +257,41 @@
         <w:rPr>
           <w:rFonts w:hint="eastAsia"/>
         </w:rPr>
-        <w:t xml:space="preserve">轨道</w:t>
-      </w:r>
-      <w:r>
-        <w:t xml:space="preserve"> in</w:t>
-      </w:r>
-      <w:r>
-        <w:t xml:space="preserve"> </w:t>
+        <w:t xml:space="preserve">轨道交通</w:t>
+      </w:r>
+      <w:r>
+        <w:t xml:space="preserve"> </w:t>
+      </w:r>
+      <w:r>
+        <w:rPr>
+          <w:i/>
+          <w:iCs/>
+        </w:rPr>
+        <w:t xml:space="preserve">guǐdào jiāotōng</w:t>
+      </w:r>
+      <w:r>
+        <w:t xml:space="preserve"> </w:t>
+      </w:r>
+      <w:r>
+        <w:t xml:space="preserve">“rail transit”</w:t>
+      </w:r>
+      <w:r>
+        <w:t xml:space="preserve"> </w:t>
+      </w:r>
+      <w:r>
+        <w:t xml:space="preserve">in </w:t>
       </w:r>
       <w:r>
         <w:rPr>
           <w:rFonts w:hint="eastAsia"/>
         </w:rPr>
-        <w:t xml:space="preserve">“轨道交通产业”</w:t>
+        <w:t xml:space="preserve">轨道交通产业</w:t>
+      </w:r>
+      <w:r>
+        <w:t xml:space="preserve"> </w:t>
+      </w:r>
+      <w:r>
+        <w:t xml:space="preserve">“the rail-transit industry”</w:t>
       </w:r>
       <w:r>
         <w:t xml:space="preserve">) cannot be pruned without destroying recall. For high passage-level precision we therefore turn to</w:t>
@@ -430,7 +457,7 @@
         <w:pStyle w:val="FirstParagraph"/>
       </w:pPr>
       <w:r>
-        <w:t xml:space="preserve">Dictionary methods remain among the most widely used tools for measuring political attention from text. They are transparent, cheap, reproducible, and require no training data, which makes them attractive for measuring</w:t>
+        <w:t xml:space="preserve">Local officials have reason to favor infrastructure their evaluators can see. In China’s municipal governments, where careers turn on how superior authorities assess performance, that incentive tilts toward</w:t>
       </w:r>
       <w:r>
         <w:t xml:space="preserve"> </w:t>
@@ -440,13 +467,13 @@
           <w:i/>
           <w:iCs/>
         </w:rPr>
-        <w:t xml:space="preserve">what bureaucratic agents emphasize</w:t>
-      </w:r>
-      <w:r>
-        <w:t xml:space="preserve"> </w:t>
-      </w:r>
-      <w:r>
-        <w:t xml:space="preserve">in corpora of formal documents — legislative speeches, agency reports, municipal plans [1, 2, 3, 4, 8]. Yet the very transparency of a keyword dictionary can mask how weakly it is validated. In applied work a lexicon is often defended by face validity and an aggregate correlation with some external series, while the prior question —</w:t>
+        <w:t xml:space="preserve">visible</w:t>
+      </w:r>
+      <w:r>
+        <w:t xml:space="preserve"> </w:t>
+      </w:r>
+      <w:r>
+        <w:t xml:space="preserve">construction — streetscapes, greening, squares, landmarks, metro — over functionally important but</w:t>
       </w:r>
       <w:r>
         <w:t xml:space="preserve"> </w:t>
@@ -456,13 +483,26 @@
           <w:i/>
           <w:iCs/>
         </w:rPr>
-        <w:t xml:space="preserve">does the dictionary actually classify the right passages?</w:t>
-      </w:r>
-      <w:r>
-        <w:t xml:space="preserve"> </w:t>
-      </w:r>
-      <w:r>
-        <w:t xml:space="preserve">— is rarely answered with passage-level human coding [6, 7, 18]. This paper takes that question seriously for one concrete measurement problem and follows the answer wherever it leads. The result is less a triumphant new instrument than an honest map of what a dictionary can and cannot do here, what to use instead when it cannot, and — most importantly — how to know whether any of these measures is capturing the construct at all.</w:t>
+        <w:t xml:space="preserve">concealed</w:t>
+      </w:r>
+      <w:r>
+        <w:t xml:space="preserve"> </w:t>
+      </w:r>
+      <w:r>
+        <w:t xml:space="preserve">works such as drainage, pipe networks, and sewerage. We call this tilt</w:t>
+      </w:r>
+      <w:r>
+        <w:t xml:space="preserve"> </w:t>
+      </w:r>
+      <w:r>
+        <w:rPr>
+          <w:b/>
+          <w:bCs/>
+        </w:rPr>
+        <w:t xml:space="preserve">visibility bias</w:t>
+      </w:r>
+      <w:r>
+        <w:t xml:space="preserve">, and we ask, for one country’s local governance, whether it can be measured from official text and whether it is behaviorally real; our window is the annual municipal government work report (GWR).</w:t>
       </w:r>
     </w:p>
     <w:p>
@@ -470,23 +510,7 @@
         <w:pStyle w:val="BodyText"/>
       </w:pPr>
       <w:r>
-        <w:t xml:space="preserve">Our case is</w:t>
-      </w:r>
-      <w:r>
-        <w:t xml:space="preserve"> </w:t>
-      </w:r>
-      <w:r>
-        <w:rPr>
-          <w:b/>
-          <w:bCs/>
-        </w:rPr>
-        <w:t xml:space="preserve">visibility bias</w:t>
-      </w:r>
-      <w:r>
-        <w:t xml:space="preserve"> </w:t>
-      </w:r>
-      <w:r>
-        <w:t xml:space="preserve">in Chinese municipal government work reports (GWRs): the preferential emphasis on</w:t>
+        <w:t xml:space="preserve">Measuring such a bias from text is the hard part. Dictionary methods remain among the most widely used tools for measuring political attention from text. They are transparent, cheap, reproducible, and require no training data, which makes them attractive for measuring</w:t>
       </w:r>
       <w:r>
         <w:t xml:space="preserve"> </w:t>
@@ -496,19 +520,13 @@
           <w:i/>
           <w:iCs/>
         </w:rPr>
-        <w:t xml:space="preserve">observationally salient</w:t>
-      </w:r>
-      <w:r>
-        <w:t xml:space="preserve"> </w:t>
-      </w:r>
-      <w:r>
-        <w:t xml:space="preserve">(</w:t>
-      </w:r>
-      <w:r>
-        <w:t xml:space="preserve">“visible”</w:t>
-      </w:r>
-      <w:r>
-        <w:t xml:space="preserve">) urban infrastructure — streetscapes, greening, squares, landmarks — over functionally important but</w:t>
+        <w:t xml:space="preserve">what bureaucratic agents emphasize</w:t>
+      </w:r>
+      <w:r>
+        <w:t xml:space="preserve"> </w:t>
+      </w:r>
+      <w:r>
+        <w:t xml:space="preserve">in corpora of formal documents — legislative speeches, agency reports, municipal plans [1, 2, 3, 4, 8]. Yet the very transparency of a keyword dictionary can mask how weakly it is validated. In applied work a lexicon is often defended by face validity and an aggregate correlation with some external series, while the prior question —</w:t>
       </w:r>
       <w:r>
         <w:t xml:space="preserve"> </w:t>
@@ -518,54 +536,37 @@
           <w:i/>
           <w:iCs/>
         </w:rPr>
-        <w:t xml:space="preserve">concealed</w:t>
-      </w:r>
-      <w:r>
-        <w:t xml:space="preserve"> </w:t>
-      </w:r>
-      <w:r>
-        <w:t xml:space="preserve">infrastructure — drainage, pipe networks, sewerage, heating. The substantive interest is an old one in political economy: when a principal evaluates an agent on what the principal can observe, the agent over-invests in the observable. The measurement interest is sharper.</w:t>
-      </w:r>
-      <w:r>
-        <w:t xml:space="preserve"> </w:t>
-      </w:r>
-      <w:r>
-        <w:t xml:space="preserve">“Visible”</w:t>
-      </w:r>
-      <w:r>
-        <w:t xml:space="preserve"> </w:t>
-      </w:r>
-      <w:r>
-        <w:t xml:space="preserve">is not a surface-appearance category but an</w:t>
-      </w:r>
-      <w:r>
-        <w:t xml:space="preserve"> </w:t>
-      </w:r>
-      <w:r>
-        <w:rPr>
-          <w:b/>
-          <w:bCs/>
-        </w:rPr>
-        <w:t xml:space="preserve">observability/salience</w:t>
-      </w:r>
-      <w:r>
-        <w:t xml:space="preserve"> </w:t>
-      </w:r>
-      <w:r>
-        <w:t xml:space="preserve">category, defined relative to the audience that evaluates the official (superiors, inspectors, media, citizens). The instructive boundary case is</w:t>
-      </w:r>
-      <w:r>
-        <w:t xml:space="preserve"> </w:t>
-      </w:r>
-      <w:r>
-        <w:rPr>
-          <w:b/>
-          <w:bCs/>
-        </w:rPr>
-        <w:t xml:space="preserve">metro and rail transit</w:t>
-      </w:r>
-      <w:r>
-        <w:t xml:space="preserve">: physically underground, yet daily-used, media-celebrated, and a prestige achievement an evaluating superior cannot miss — hence maximally</w:t>
+        <w:t xml:space="preserve">does the dictionary actually classify the right passages?</w:t>
+      </w:r>
+      <w:r>
+        <w:t xml:space="preserve"> </w:t>
+      </w:r>
+      <w:r>
+        <w:t xml:space="preserve">— is rarely answered with passage-level human coding [6, 7, 18]. This paper takes that question seriously for one concrete measurement problem and follows the answer wherever it leads. The result is less a triumphant new instrument than an honest map of what a dictionary can and cannot do here, what to use instead when it cannot, and — most importantly — how to know whether any of these measures is capturing the construct at all.</w:t>
+      </w:r>
+    </w:p>
+    <w:p>
+      <w:pPr>
+        <w:pStyle w:val="BodyText"/>
+      </w:pPr>
+      <w:r>
+        <w:t xml:space="preserve">What counts as</w:t>
+      </w:r>
+      <w:r>
+        <w:t xml:space="preserve"> </w:t>
+      </w:r>
+      <w:r>
+        <w:rPr>
+          <w:b/>
+          <w:bCs/>
+        </w:rPr>
+        <w:t xml:space="preserve">visible</w:t>
+      </w:r>
+      <w:r>
+        <w:t xml:space="preserve"> </w:t>
+      </w:r>
+      <w:r>
+        <w:t xml:space="preserve">is what the measurement turns on: the preferential emphasis on</w:t>
       </w:r>
       <w:r>
         <w:t xml:space="preserve"> </w:t>
@@ -575,185 +576,19 @@
           <w:i/>
           <w:iCs/>
         </w:rPr>
-        <w:t xml:space="preserve">salient</w:t>
-      </w:r>
-      <w:r>
-        <w:t xml:space="preserve"> </w:t>
-      </w:r>
-      <w:r>
-        <w:t xml:space="preserve">and coded visible. Concealed utilities are noticed mainly upon failure. A measure that respects this construct must key on concrete, salience-bearing referents (parks, squares, roads, metro, landmarks), not on abstract appearance words (</w:t>
-      </w:r>
-      <w:r>
-        <w:t xml:space="preserve">“image”</w:t>
-      </w:r>
-      <w:r>
-        <w:t xml:space="preserve">,</w:t>
-      </w:r>
-      <w:r>
-        <w:t xml:space="preserve"> </w:t>
-      </w:r>
-      <w:r>
-        <w:t xml:space="preserve">“model”</w:t>
-      </w:r>
-      <w:r>
-        <w:t xml:space="preserve">,</w:t>
-      </w:r>
-      <w:r>
-        <w:t xml:space="preserve"> </w:t>
-      </w:r>
-      <w:r>
-        <w:t xml:space="preserve">“showcase”</w:t>
-      </w:r>
-      <w:r>
-        <w:t xml:space="preserve">) — and getting that distinction wrong, we show, is exactly where naive dictionaries fail.</w:t>
-      </w:r>
-    </w:p>
-    <w:p>
-      <w:pPr>
-        <w:pStyle w:val="BodyText"/>
-      </w:pPr>
-      <w:r>
-        <w:t xml:space="preserve">We proceed along a measurement ladder and report each rung honestly.</w:t>
-      </w:r>
-      <w:r>
-        <w:t xml:space="preserve"> </w:t>
-      </w:r>
-      <w:r>
-        <w:rPr>
-          <w:b/>
-          <w:bCs/>
-        </w:rPr>
-        <w:t xml:space="preserve">(i)</w:t>
-      </w:r>
-      <w:r>
-        <w:t xml:space="preserve"> </w:t>
-      </w:r>
-      <w:r>
-        <w:t xml:space="preserve">A naive visibility dictionary — appearance/image terms plus concrete construction terms — fails: against human passage-level coding its visible-class precision is only</w:t>
-      </w:r>
-      <w:r>
-        <w:t xml:space="preserve"> </w:t>
-      </w:r>
-      <w:r>
-        <w:rPr>
-          <w:b/>
-          <w:bCs/>
-        </w:rPr>
-        <w:t xml:space="preserve">0.10</w:t>
-      </w:r>
-      <w:r>
-        <w:t xml:space="preserve">, because polysemous appearance words </w:t>
-      </w:r>
-      <w:r>
-        <w:rPr>
-          <w:rFonts w:hint="eastAsia"/>
-        </w:rPr>
-        <w:t xml:space="preserve">(形象</w:t>
-      </w:r>
-      <w:r>
-        <w:t xml:space="preserve"> </w:t>
-      </w:r>
-      <w:r>
-        <w:t xml:space="preserve">“image”</w:t>
-      </w:r>
-      <w:r>
-        <w:t xml:space="preserve">, </w:t>
-      </w:r>
-      <w:r>
-        <w:rPr>
-          <w:rFonts w:hint="eastAsia"/>
-        </w:rPr>
-        <w:t xml:space="preserve">示范</w:t>
-      </w:r>
-      <w:r>
-        <w:t xml:space="preserve"> </w:t>
-      </w:r>
-      <w:r>
-        <w:t xml:space="preserve">“model/demonstration”</w:t>
-      </w:r>
-      <w:r>
-        <w:t xml:space="preserve">, </w:t>
-      </w:r>
-      <w:r>
-        <w:rPr>
-          <w:rFonts w:hint="eastAsia"/>
-        </w:rPr>
-        <w:t xml:space="preserve">面子</w:t>
-      </w:r>
-      <w:r>
-        <w:t xml:space="preserve"> </w:t>
-      </w:r>
-      <w:r>
-        <w:t xml:space="preserve">“face”</w:t>
-      </w:r>
-      <w:r>
-        <w:t xml:space="preserve">) fire pervasively outside infrastructure contexts.</w:t>
-      </w:r>
-      <w:r>
-        <w:t xml:space="preserve"> </w:t>
-      </w:r>
-      <w:r>
-        <w:rPr>
-          <w:b/>
-          <w:bCs/>
-        </w:rPr>
-        <w:t xml:space="preserve">(ii)</w:t>
-      </w:r>
-      <w:r>
-        <w:t xml:space="preserve"> </w:t>
-      </w:r>
-      <w:r>
-        <w:t xml:space="preserve">Restricting the lexicon to concrete, salience-based construction terms (mirroring the cosmetic-versus-functional split of the MOHURD construction-investment categories) raises visible precision to</w:t>
-      </w:r>
-      <w:r>
-        <w:t xml:space="preserve"> </w:t>
-      </w:r>
-      <w:r>
-        <w:rPr>
-          <w:b/>
-          <w:bCs/>
-        </w:rPr>
-        <w:t xml:space="preserve">0.50, and to 0.60 after targeted refinement, at 0.79 recall</w:t>
-      </w:r>
-      <w:r>
-        <w:t xml:space="preserve"> </w:t>
-      </w:r>
-      <w:r>
-        <w:t xml:space="preserve">— a large gain that nonetheless meets a</w:t>
-      </w:r>
-      <w:r>
-        <w:t xml:space="preserve"> </w:t>
-      </w:r>
-      <w:r>
-        <w:rPr>
-          <w:b/>
-          <w:bCs/>
-        </w:rPr>
-        <w:t xml:space="preserve">polysemy ceiling</w:t>
-      </w:r>
-      <w:r>
-        <w:t xml:space="preserve">: residual metaphorical and categorical uses </w:t>
-      </w:r>
-      <w:r>
-        <w:rPr>
-          <w:rFonts w:hint="eastAsia"/>
-        </w:rPr>
-        <w:t xml:space="preserve">(道路</w:t>
-      </w:r>
-      <w:r>
-        <w:t xml:space="preserve"> in</w:t>
-      </w:r>
-      <w:r>
-        <w:t xml:space="preserve"> </w:t>
-      </w:r>
-      <w:r>
-        <w:rPr>
-          <w:rFonts w:hint="eastAsia"/>
-        </w:rPr>
-        <w:t xml:space="preserve">“新型工业化道路”</w:t>
-      </w:r>
-      <w:r>
-        <w:t xml:space="preserve">, the</w:t>
+        <w:t xml:space="preserve">observationally salient</w:t>
+      </w:r>
+      <w:r>
+        <w:t xml:space="preserve"> </w:t>
+      </w:r>
+      <w:r>
+        <w:t xml:space="preserve">(</w:t>
+      </w:r>
+      <w:r>
+        <w:t xml:space="preserve">“visible”</w:t>
+      </w:r>
+      <w:r>
+        <w:t xml:space="preserve">) urban infrastructure — streetscapes, greening, squares, landmarks — over functionally important but</w:t>
       </w:r>
       <w:r>
         <w:t xml:space="preserve"> </w:t>
@@ -763,34 +598,54 @@
           <w:i/>
           <w:iCs/>
         </w:rPr>
-        <w:t xml:space="preserve">path</w:t>
-      </w:r>
-      <w:r>
-        <w:t xml:space="preserve"> </w:t>
-      </w:r>
-      <w:r>
-        <w:t xml:space="preserve">of new-type industrialization; </w:t>
-      </w:r>
-      <w:r>
-        <w:rPr>
-          <w:rFonts w:hint="eastAsia"/>
-        </w:rPr>
-        <w:t xml:space="preserve">轨道交通</w:t>
-      </w:r>
-      <w:r>
-        <w:t xml:space="preserve"> in</w:t>
-      </w:r>
-      <w:r>
-        <w:t xml:space="preserve"> </w:t>
-      </w:r>
-      <w:r>
-        <w:rPr>
-          <w:rFonts w:hint="eastAsia"/>
-        </w:rPr>
-        <w:t xml:space="preserve">“轨道交通产业”</w:t>
-      </w:r>
-      <w:r>
-        <w:t xml:space="preserve">, the rail-transit</w:t>
+        <w:t xml:space="preserve">concealed</w:t>
+      </w:r>
+      <w:r>
+        <w:t xml:space="preserve"> </w:t>
+      </w:r>
+      <w:r>
+        <w:t xml:space="preserve">infrastructure — drainage, pipe networks, sewerage, heating. The substantive interest is an old one in political economy: when a principal evaluates an agent on what the principal can observe, the agent over-invests in the observable. The measurement interest is sharper.</w:t>
+      </w:r>
+      <w:r>
+        <w:t xml:space="preserve"> </w:t>
+      </w:r>
+      <w:r>
+        <w:t xml:space="preserve">“Visible”</w:t>
+      </w:r>
+      <w:r>
+        <w:t xml:space="preserve"> </w:t>
+      </w:r>
+      <w:r>
+        <w:t xml:space="preserve">is not a surface-appearance category but an</w:t>
+      </w:r>
+      <w:r>
+        <w:t xml:space="preserve"> </w:t>
+      </w:r>
+      <w:r>
+        <w:rPr>
+          <w:b/>
+          <w:bCs/>
+        </w:rPr>
+        <w:t xml:space="preserve">observability/salience</w:t>
+      </w:r>
+      <w:r>
+        <w:t xml:space="preserve"> </w:t>
+      </w:r>
+      <w:r>
+        <w:t xml:space="preserve">category, defined relative to the audience that evaluates the official (superiors, inspectors, media, citizens). The instructive boundary case is</w:t>
+      </w:r>
+      <w:r>
+        <w:t xml:space="preserve"> </w:t>
+      </w:r>
+      <w:r>
+        <w:rPr>
+          <w:b/>
+          <w:bCs/>
+        </w:rPr>
+        <w:t xml:space="preserve">metro and rail transit</w:t>
+      </w:r>
+      <w:r>
+        <w:t xml:space="preserve">: physically underground, yet daily-used, media-celebrated, and a prestige achievement an evaluating superior cannot miss — hence maximally</w:t>
       </w:r>
       <w:r>
         <w:t xml:space="preserve"> </w:t>
@@ -800,6 +655,281 @@
           <w:i/>
           <w:iCs/>
         </w:rPr>
+        <w:t xml:space="preserve">salient</w:t>
+      </w:r>
+      <w:r>
+        <w:t xml:space="preserve"> </w:t>
+      </w:r>
+      <w:r>
+        <w:t xml:space="preserve">and coded visible. Concealed utilities are noticed mainly upon failure. A measure that respects this construct must key on concrete, salience-bearing referents (parks, squares, roads, metro, landmarks), not on abstract appearance words (</w:t>
+      </w:r>
+      <w:r>
+        <w:t xml:space="preserve">“image”</w:t>
+      </w:r>
+      <w:r>
+        <w:t xml:space="preserve">,</w:t>
+      </w:r>
+      <w:r>
+        <w:t xml:space="preserve"> </w:t>
+      </w:r>
+      <w:r>
+        <w:t xml:space="preserve">“model”</w:t>
+      </w:r>
+      <w:r>
+        <w:t xml:space="preserve">,</w:t>
+      </w:r>
+      <w:r>
+        <w:t xml:space="preserve"> </w:t>
+      </w:r>
+      <w:r>
+        <w:t xml:space="preserve">“showcase”</w:t>
+      </w:r>
+      <w:r>
+        <w:t xml:space="preserve">) — and getting that distinction wrong, we show, is exactly where naive dictionaries fail.</w:t>
+      </w:r>
+    </w:p>
+    <w:p>
+      <w:pPr>
+        <w:pStyle w:val="BodyText"/>
+      </w:pPr>
+      <w:r>
+        <w:t xml:space="preserve">We proceed along a measurement ladder and report each rung honestly.</w:t>
+      </w:r>
+      <w:r>
+        <w:t xml:space="preserve"> </w:t>
+      </w:r>
+      <w:r>
+        <w:rPr>
+          <w:b/>
+          <w:bCs/>
+        </w:rPr>
+        <w:t xml:space="preserve">(i)</w:t>
+      </w:r>
+      <w:r>
+        <w:t xml:space="preserve"> </w:t>
+      </w:r>
+      <w:r>
+        <w:t xml:space="preserve">A naive visibility dictionary — appearance/image terms plus concrete construction terms — fails: against human passage-level coding its visible-class precision is only</w:t>
+      </w:r>
+      <w:r>
+        <w:t xml:space="preserve"> </w:t>
+      </w:r>
+      <w:r>
+        <w:rPr>
+          <w:b/>
+          <w:bCs/>
+        </w:rPr>
+        <w:t xml:space="preserve">0.10</w:t>
+      </w:r>
+      <w:r>
+        <w:t xml:space="preserve">, because polysemous appearance words </w:t>
+      </w:r>
+      <w:r>
+        <w:rPr>
+          <w:rFonts w:hint="eastAsia"/>
+        </w:rPr>
+        <w:t xml:space="preserve">(形象</w:t>
+      </w:r>
+      <w:r>
+        <w:t xml:space="preserve"> </w:t>
+      </w:r>
+      <w:r>
+        <w:rPr>
+          <w:i/>
+          <w:iCs/>
+        </w:rPr>
+        <w:t xml:space="preserve">xíngxiàng</w:t>
+      </w:r>
+      <w:r>
+        <w:t xml:space="preserve"> </w:t>
+      </w:r>
+      <w:r>
+        <w:t xml:space="preserve">“image”</w:t>
+      </w:r>
+      <w:r>
+        <w:t xml:space="preserve">, </w:t>
+      </w:r>
+      <w:r>
+        <w:rPr>
+          <w:rFonts w:hint="eastAsia"/>
+        </w:rPr>
+        <w:t xml:space="preserve">示范</w:t>
+      </w:r>
+      <w:r>
+        <w:t xml:space="preserve"> </w:t>
+      </w:r>
+      <w:r>
+        <w:rPr>
+          <w:i/>
+          <w:iCs/>
+        </w:rPr>
+        <w:t xml:space="preserve">shìfàn</w:t>
+      </w:r>
+      <w:r>
+        <w:t xml:space="preserve"> </w:t>
+      </w:r>
+      <w:r>
+        <w:t xml:space="preserve">“model/demonstration”</w:t>
+      </w:r>
+      <w:r>
+        <w:t xml:space="preserve">, </w:t>
+      </w:r>
+      <w:r>
+        <w:rPr>
+          <w:rFonts w:hint="eastAsia"/>
+        </w:rPr>
+        <w:t xml:space="preserve">面子</w:t>
+      </w:r>
+      <w:r>
+        <w:t xml:space="preserve"> </w:t>
+      </w:r>
+      <w:r>
+        <w:rPr>
+          <w:i/>
+          <w:iCs/>
+        </w:rPr>
+        <w:t xml:space="preserve">miànzi</w:t>
+      </w:r>
+      <w:r>
+        <w:t xml:space="preserve"> </w:t>
+      </w:r>
+      <w:r>
+        <w:t xml:space="preserve">“face”</w:t>
+      </w:r>
+      <w:r>
+        <w:t xml:space="preserve">) fire pervasively outside infrastructure contexts.</w:t>
+      </w:r>
+      <w:r>
+        <w:t xml:space="preserve"> </w:t>
+      </w:r>
+      <w:r>
+        <w:rPr>
+          <w:b/>
+          <w:bCs/>
+        </w:rPr>
+        <w:t xml:space="preserve">(ii)</w:t>
+      </w:r>
+      <w:r>
+        <w:t xml:space="preserve"> </w:t>
+      </w:r>
+      <w:r>
+        <w:t xml:space="preserve">Restricting the lexicon to concrete, salience-based construction terms (mirroring the cosmetic-versus-functional split of the MOHURD construction-investment categories) raises visible precision to</w:t>
+      </w:r>
+      <w:r>
+        <w:t xml:space="preserve"> </w:t>
+      </w:r>
+      <w:r>
+        <w:rPr>
+          <w:b/>
+          <w:bCs/>
+        </w:rPr>
+        <w:t xml:space="preserve">0.50, and to 0.60 after targeted refinement, at 0.79 recall</w:t>
+      </w:r>
+      <w:r>
+        <w:t xml:space="preserve"> </w:t>
+      </w:r>
+      <w:r>
+        <w:t xml:space="preserve">— a large gain that nonetheless meets a</w:t>
+      </w:r>
+      <w:r>
+        <w:t xml:space="preserve"> </w:t>
+      </w:r>
+      <w:r>
+        <w:rPr>
+          <w:b/>
+          <w:bCs/>
+        </w:rPr>
+        <w:t xml:space="preserve">polysemy ceiling</w:t>
+      </w:r>
+      <w:r>
+        <w:t xml:space="preserve">: residual metaphorical and categorical uses </w:t>
+      </w:r>
+      <w:r>
+        <w:rPr>
+          <w:rFonts w:hint="eastAsia"/>
+        </w:rPr>
+        <w:t xml:space="preserve">(道路</w:t>
+      </w:r>
+      <w:r>
+        <w:t xml:space="preserve"> </w:t>
+      </w:r>
+      <w:r>
+        <w:rPr>
+          <w:i/>
+          <w:iCs/>
+        </w:rPr>
+        <w:t xml:space="preserve">dàolù</w:t>
+      </w:r>
+      <w:r>
+        <w:t xml:space="preserve"> </w:t>
+      </w:r>
+      <w:r>
+        <w:t xml:space="preserve">in </w:t>
+      </w:r>
+      <w:r>
+        <w:rPr>
+          <w:rFonts w:hint="eastAsia"/>
+        </w:rPr>
+        <w:t xml:space="preserve">新型工业化道路,</w:t>
+      </w:r>
+      <w:r>
+        <w:t xml:space="preserve"> the</w:t>
+      </w:r>
+      <w:r>
+        <w:t xml:space="preserve"> </w:t>
+      </w:r>
+      <w:r>
+        <w:rPr>
+          <w:i/>
+          <w:iCs/>
+        </w:rPr>
+        <w:t xml:space="preserve">path</w:t>
+      </w:r>
+      <w:r>
+        <w:t xml:space="preserve"> </w:t>
+      </w:r>
+      <w:r>
+        <w:t xml:space="preserve">of new-type industrialization; </w:t>
+      </w:r>
+      <w:r>
+        <w:rPr>
+          <w:rFonts w:hint="eastAsia"/>
+        </w:rPr>
+        <w:t xml:space="preserve">轨道交通</w:t>
+      </w:r>
+      <w:r>
+        <w:t xml:space="preserve"> </w:t>
+      </w:r>
+      <w:r>
+        <w:rPr>
+          <w:i/>
+          <w:iCs/>
+        </w:rPr>
+        <w:t xml:space="preserve">guǐdào jiāotōng</w:t>
+      </w:r>
+      <w:r>
+        <w:t xml:space="preserve"> </w:t>
+      </w:r>
+      <w:r>
+        <w:t xml:space="preserve">in </w:t>
+      </w:r>
+      <w:r>
+        <w:rPr>
+          <w:rFonts w:hint="eastAsia"/>
+        </w:rPr>
+        <w:t xml:space="preserve">轨道交通产业,</w:t>
+      </w:r>
+      <w:r>
+        <w:t xml:space="preserve"> the rail-transit</w:t>
+      </w:r>
+      <w:r>
+        <w:t xml:space="preserve"> </w:t>
+      </w:r>
+      <w:r>
+        <w:rPr>
+          <w:i/>
+          <w:iCs/>
+        </w:rPr>
         <w:t xml:space="preserve">industry</w:t>
       </w:r>
       <w:r>
@@ -851,7 +981,7 @@
         <w:t xml:space="preserve"> </w:t>
       </w:r>
       <w:r>
-        <w:t xml:space="preserve">— comfortably above the dictionary ceiling. The lesson generalizes beyond our case: for compositional constructs carried by polysemous everyday words, dictionary precision is bounded by the language, not by the analyst’s diligence, and supervised or LLM classification is the appropriate high-precision route.</w:t>
+        <w:t xml:space="preserve">— comfortably above the dictionary ceiling. The pattern is likely not unique to this corpus: for compositional constructs carried by polysemous everyday words, dictionary precision may be bounded by the language rather than the analyst’s diligence — though we establish this only for Chinese GWR text and offer it as a hypothesis to test elsewhere.</w:t>
       </w:r>
     </w:p>
     <w:p>
@@ -2188,16 +2318,7 @@
         <w:t xml:space="preserve"> </w:t>
       </w:r>
       <w:r>
-        <w:t xml:space="preserve">A municipal GWR is drafted by the city government’s research office </w:t>
-      </w:r>
-      <w:r>
-        <w:rPr>
-          <w:rFonts w:hint="eastAsia"/>
-        </w:rPr>
-        <w:t xml:space="preserve">(政府研究室)</w:t>
-      </w:r>
-      <w:r>
-        <w:t xml:space="preserve"> under the mayor’s direct supervision, revised through successive leadership readings, and formally delivered by the mayor to the annual session of the municipal People’s Congress, which reviews and votes to adopt it. It is therefore the government’s official, on-the-record statement of the year’s work and the coming year’s commitments — neither a personal essay nor a press release.</w:t>
+        <w:t xml:space="preserve">A municipal GWR is drafted by the city government’s research office under the mayor’s direct supervision, revised through successive leadership readings, and formally delivered by the mayor to the annual session of the municipal People’s Congress, which reviews and votes to adopt it. It is therefore the government’s official, on-the-record statement of the year’s work and the coming year’s commitments — neither a personal essay nor a press release.</w:t>
       </w:r>
     </w:p>
     <w:p>
@@ -2215,25 +2336,7 @@
         <w:t xml:space="preserve"> </w:t>
       </w:r>
       <w:r>
-        <w:t xml:space="preserve">Under the target-responsibility system </w:t>
-      </w:r>
-      <w:r>
-        <w:rPr>
-          <w:rFonts w:hint="eastAsia"/>
-        </w:rPr>
-        <w:t xml:space="preserve">(目标责任制)</w:t>
-      </w:r>
-      <w:r>
-        <w:t xml:space="preserve"> and performance-assessment </w:t>
-      </w:r>
-      <w:r>
-        <w:rPr>
-          <w:rFonts w:hint="eastAsia"/>
-        </w:rPr>
-        <w:t xml:space="preserve">(绩效考核)</w:t>
-      </w:r>
-      <w:r>
-        <w:t xml:space="preserve"> regime, the commitments enumerated in the GWR feed the quantified targets against which the prefecture’s leadership is subsequently assessed by the superior provincial Party authority. The report is an</w:t>
+        <w:t xml:space="preserve">Under the target-responsibility system and performance-assessment regime, the commitments enumerated in the GWR feed the quantified targets against which the prefecture’s leadership is subsequently assessed by the superior provincial Party authority. The report is an</w:t>
       </w:r>
       <w:r>
         <w:t xml:space="preserve"> </w:t>
@@ -3772,7 +3875,20 @@
         <w:t xml:space="preserve">道路</w:t>
       </w:r>
       <w:r>
-        <w:t xml:space="preserve"> (</w:t>
+        <w:t xml:space="preserve"> </w:t>
+      </w:r>
+      <w:r>
+        <w:rPr>
+          <w:i/>
+          <w:iCs/>
+        </w:rPr>
+        <w:t xml:space="preserve">dàolù</w:t>
+      </w:r>
+      <w:r>
+        <w:t xml:space="preserve"> </w:t>
+      </w:r>
+      <w:r>
+        <w:t xml:space="preserve">(</w:t>
       </w:r>
       <w:r>
         <w:t xml:space="preserve">“road”</w:t>
@@ -3827,7 +3943,20 @@
         <w:t xml:space="preserve">轨道交通</w:t>
       </w:r>
       <w:r>
-        <w:t xml:space="preserve"> (</w:t>
+        <w:t xml:space="preserve"> </w:t>
+      </w:r>
+      <w:r>
+        <w:rPr>
+          <w:i/>
+          <w:iCs/>
+        </w:rPr>
+        <w:t xml:space="preserve">guǐdào jiāotōng</w:t>
+      </w:r>
+      <w:r>
+        <w:t xml:space="preserve"> </w:t>
+      </w:r>
+      <w:r>
+        <w:t xml:space="preserve">(</w:t>
       </w:r>
       <w:r>
         <w:t xml:space="preserve">“rail transit”</w:t>
@@ -3879,7 +4008,20 @@
         <w:t xml:space="preserve">园林</w:t>
       </w:r>
       <w:r>
-        <w:t xml:space="preserve"> (</w:t>
+        <w:t xml:space="preserve"> </w:t>
+      </w:r>
+      <w:r>
+        <w:rPr>
+          <w:i/>
+          <w:iCs/>
+        </w:rPr>
+        <w:t xml:space="preserve">yuánlín</w:t>
+      </w:r>
+      <w:r>
+        <w:t xml:space="preserve"> </w:t>
+      </w:r>
+      <w:r>
+        <w:t xml:space="preserve">(</w:t>
       </w:r>
       <w:r>
         <w:t xml:space="preserve">“garden/landscaping”</w:t>
@@ -3891,7 +4033,20 @@
         <w:rPr>
           <w:rFonts w:hint="eastAsia"/>
         </w:rPr>
-        <w:t xml:space="preserve">国家园林城市.</w:t>
+        <w:t xml:space="preserve">国家园林城市</w:t>
+      </w:r>
+      <w:r>
+        <w:t xml:space="preserve"> </w:t>
+      </w:r>
+      <w:r>
+        <w:rPr>
+          <w:i/>
+          <w:iCs/>
+        </w:rPr>
+        <w:t xml:space="preserve">guójiā yuánlín chéngshì</w:t>
+      </w:r>
+      <w:r>
+        <w:t xml:space="preserve">.</w:t>
       </w:r>
     </w:p>
     <w:p>
@@ -5731,7 +5886,7 @@
         <w:pStyle w:val="FirstParagraph"/>
       </w:pPr>
       <w:r>
-        <w:t xml:space="preserve">The case yields three lessons that travel beyond Chinese government text.</w:t>
+        <w:t xml:space="preserve">Within this single-country case (Chinese municipal GWRs), three lessons emerge that may transfer — offered to be tested elsewhere, not assumed.</w:t>
       </w:r>
     </w:p>
     <w:p>
@@ -5900,29 +6055,13 @@
           <w:b/>
           <w:bCs/>
         </w:rPr>
-        <w:t xml:space="preserve">Human intercoder agreement is pending a second coder.</w:t>
-      </w:r>
-      <w:r>
-        <w:t xml:space="preserve"> </w:t>
-      </w:r>
-      <w:r>
-        <w:t xml:space="preserve">Our current agreement statistic is human↔ensemble (Cohen κ = 0.66); the pre-registered</w:t>
-      </w:r>
-      <w:r>
-        <w:t xml:space="preserve"> </w:t>
-      </w:r>
-      <w:r>
-        <w:rPr>
-          <w:i/>
-          <w:iCs/>
-        </w:rPr>
-        <w:t xml:space="preserve">human</w:t>
-      </w:r>
-      <w:r>
-        <w:t xml:space="preserve"> </w:t>
-      </w:r>
-      <w:r>
-        <w:t xml:space="preserve">intercoder κ requires a second independent coder, now being recruited, and the final precision/recall figures may shift modestly under full human double-coding.</w:t>
+        <w:t xml:space="preserve">Intercoder agreement is substantial but not perfect.</w:t>
+      </w:r>
+      <w:r>
+        <w:t xml:space="preserve"> </w:t>
+      </w:r>
+      <w:r>
+        <w:t xml:space="preserve">Two independent human coders reach Cohen κ = 0.70 on the 120-sentence gold set; residual disagreement concentrates on the visible-versus-mixed boundary — itself a manifestation of the polysemy the paper documents — so passage-level precision/recall carry a few points of coder-judgment uncertainty.</w:t>
       </w:r>
     </w:p>
     <w:p>
@@ -5938,13 +6077,41 @@
           <w:b/>
           <w:bCs/>
         </w:rPr>
-        <w:t xml:space="preserve">The procurement check is provincial and count-based.</w:t>
-      </w:r>
-      <w:r>
-        <w:t xml:space="preserve"> </w:t>
-      </w:r>
-      <w:r>
-        <w:t xml:space="preserve">It covers Zhejiang (2019–2024) and exposes project counts, not amounts; counts are confounded by project packaging. It corroborates frequency only; magnitude rests on the accounting CIR.</w:t>
+        <w:t xml:space="preserve">The procurement check is provincial.</w:t>
+      </w:r>
+      <w:r>
+        <w:t xml:space="preserve"> </w:t>
+      </w:r>
+      <w:r>
+        <w:t xml:space="preserve">It covers Zhejiang only; project frequency</w:t>
+      </w:r>
+      <w:r>
+        <w:t xml:space="preserve"> </w:t>
+      </w:r>
+      <w:r>
+        <w:rPr>
+          <w:i/>
+          <w:iCs/>
+        </w:rPr>
+        <w:t xml:space="preserve">and</w:t>
+      </w:r>
+      <w:r>
+        <w:t xml:space="preserve"> </w:t>
+      </w:r>
+      <w:r>
+        <w:t xml:space="preserve">investment amount both corroborate the tilt, but a</w:t>
+      </w:r>
+      <w:r>
+        <w:t xml:space="preserve"> </w:t>
+      </w:r>
+      <w:r>
+        <w:t xml:space="preserve">“project”</w:t>
+      </w:r>
+      <w:r>
+        <w:t xml:space="preserve"> </w:t>
+      </w:r>
+      <w:r>
+        <w:t xml:space="preserve">is proxied by the deduplicated award record, so the count comparison remains sensitive to how works are packaged. National generalization is untested.</w:t>
       </w:r>
     </w:p>
     <w:p>
@@ -6026,16 +6193,7 @@
         <w:t xml:space="preserve"> </w:t>
       </w:r>
       <w:r>
-        <w:t xml:space="preserve">The Wikipedia null bounds the measure to governance rhetoric; an appropriate policy-rhetoric third-party validation (e.g., Xinhua local-policy news, CNKI </w:t>
-      </w:r>
-      <w:r>
-        <w:rPr>
-          <w:rFonts w:hint="eastAsia"/>
-        </w:rPr>
-        <w:t xml:space="preserve">重要报纸</w:t>
-      </w:r>
-      <w:r>
-        <w:t xml:space="preserve"> coverage) remains future work.</w:t>
+        <w:t xml:space="preserve">The Wikipedia null bounds the measure to governance rhetoric; an appropriate policy-rhetoric third-party validation (e.g., Xinhua local-policy news, CNKI key-newspaper coverage) remains future work.</w:t>
       </w:r>
     </w:p>
     <w:bookmarkEnd w:id="40"/>
@@ -6066,7 +6224,7 @@
         <w:t xml:space="preserve">report the ceiling</w:t>
       </w:r>
       <w:r>
-        <w:t xml:space="preserve">, escalate to LLM classification where needed, and anchor validity behaviorally against an accounting outcome under an exogenous shock — is portable to any setting where bureaucratic agents produce structured, consequential annual documents (EU National Reform Programmes; Indian state budget speeches; Mexican municipal</w:t>
+        <w:t xml:space="preserve">, escalate to LLM classification where needed, and anchor validity behaviorally against an accounting outcome under an exogenous shock — could plausibly transfer to other settings where bureaucratic agents produce structured, consequential annual documents (e.g., EU National Reform Programmes; Indian state budget speeches; Mexican municipal</w:t>
       </w:r>
       <w:r>
         <w:t xml:space="preserve"> </w:t>
@@ -6082,7 +6240,7 @@
         <w:t xml:space="preserve"> </w:t>
       </w:r>
       <w:r>
-        <w:t xml:space="preserve">documents). What is</w:t>
+        <w:t xml:space="preserve">documents), though we have not tested it outside China. What is</w:t>
       </w:r>
       <w:r>
         <w:t xml:space="preserve"> </w:t>
@@ -6132,7 +6290,7 @@
         <w:pStyle w:val="BodyText"/>
       </w:pPr>
       <w:r>
-        <w:t xml:space="preserve">Two general points outlast the case. First, polysemy imposes a precision ceiling on dictionary measures of everyday-word constructs that curation cannot break, and that ceiling should be reported, not hidden. Second, for measures of strategic attention the decisive validity test is behavioral co-movement under an exogenous shock — not internal reliability, and not passage precision alone. We invite extension along three lines: a policy-rhetoric third-party corpus to strengthen external validity; additional exogenous incentive shocks to widen the criterion-validity base; and application of the validate-report-the-ceiling-then-escalate protocol to bureaucratic text in other institutional settings.</w:t>
+        <w:t xml:space="preserve">Two points may outlast this one-country case and invite testing elsewhere. First, polysemy imposes a precision ceiling on dictionary measures of everyday-word constructs that curation cannot break, and that ceiling should be reported, not hidden. Second, for measures of strategic attention the decisive validity test is behavioral co-movement under an exogenous shock — not internal reliability, and not passage precision alone. We invite extension along three lines: a policy-rhetoric third-party corpus to strengthen external validity; additional exogenous incentive shocks to widen the criterion-validity base; and application of the validate-report-the-ceiling-then-escalate protocol to bureaucratic text in other institutional settings.</w:t>
       </w:r>
     </w:p>
     <w:p>
@@ -6715,16 +6873,19 @@
         <w:t xml:space="preserve">Executed</w:t>
       </w:r>
       <w:r>
-        <w:t xml:space="preserve">: Expanded treatment panel to include Rounds 6–9 (2016–2017, including </w:t>
-      </w:r>
-      <w:r>
-        <w:rPr>
-          <w:rFonts w:hint="eastAsia"/>
-        </w:rPr>
-        <w:t xml:space="preserve">回头看</w:t>
-      </w:r>
-      <w:r>
-        <w:t xml:space="preserve"> re-inspections covering 23 provinces that had been treated in Rounds 1–5). Total 62 province-round records. Re-fit the Sun-Abraham cohort-stacked estimator with 9 cohorts spanning 2013-05 through 2017-04.</w:t>
+        <w:t xml:space="preserve">: Expanded treatment panel to include Rounds 6–9 (2016–2017, including</w:t>
+      </w:r>
+      <w:r>
+        <w:t xml:space="preserve"> </w:t>
+      </w:r>
+      <w:r>
+        <w:t xml:space="preserve">“look-back”</w:t>
+      </w:r>
+      <w:r>
+        <w:t xml:space="preserve"> </w:t>
+      </w:r>
+      <w:r>
+        <w:t xml:space="preserve">re-inspections covering 23 provinces that had been treated in Rounds 1–5). Total 62 province-round records. Re-fit the Sun-Abraham cohort-stacked estimator with 9 cohorts spanning 2013-05 through 2017-04.</w:t>
       </w:r>
     </w:p>
     <w:p>
@@ -6930,43 +7091,7 @@
         <w:t xml:space="preserve">Executed</w:t>
       </w:r>
       <w:r>
-        <w:t xml:space="preserve">: Substituted Chinese Wikipedia (zh.wikipedia.org) as publicly-accessible third-party source, using MediaWiki API. 282 of 286 target cities fetched (4 misses: </w:t>
-      </w:r>
-      <w:r>
-        <w:rPr>
-          <w:rFonts w:hint="eastAsia"/>
-        </w:rPr>
-        <w:t xml:space="preserve">吉安,</w:t>
-      </w:r>
-      <w:r>
-        <w:t xml:space="preserve"> </w:t>
-      </w:r>
-      <w:r>
-        <w:rPr>
-          <w:rFonts w:hint="eastAsia"/>
-        </w:rPr>
-        <w:t xml:space="preserve">松原,</w:t>
-      </w:r>
-      <w:r>
-        <w:t xml:space="preserve"> </w:t>
-      </w:r>
-      <w:r>
-        <w:rPr>
-          <w:rFonts w:hint="eastAsia"/>
-        </w:rPr>
-        <w:t xml:space="preserve">梅州,</w:t>
-      </w:r>
-      <w:r>
-        <w:t xml:space="preserve"> </w:t>
-      </w:r>
-      <w:r>
-        <w:rPr>
-          <w:rFonts w:hint="eastAsia"/>
-        </w:rPr>
-        <w:t xml:space="preserve">白山).</w:t>
-      </w:r>
-      <w:r>
-        <w:t xml:space="preserve"> Mean article length 8,447 chars. Same V_ORIG + F_ORIG lexicon applied.</w:t>
+        <w:t xml:space="preserve">: Substituted Chinese Wikipedia (zh.wikipedia.org) as publicly-accessible third-party source, using MediaWiki API. 282 of 286 target cities fetched (4 misses: Ji’an, Songyuan, Meizhou, Baishan). Mean article length 8,447 chars. Same V_ORIG + F_ORIG lexicon applied.</w:t>
       </w:r>
     </w:p>
     <w:p>
@@ -7049,16 +7174,7 @@
         <w:t xml:space="preserve">Reason for substitute source</w:t>
       </w:r>
       <w:r>
-        <w:t xml:space="preserve">: Xinhua news and CNKI </w:t>
-      </w:r>
-      <w:r>
-        <w:rPr>
-          <w:rFonts w:hint="eastAsia"/>
-        </w:rPr>
-        <w:t xml:space="preserve">重要报纸</w:t>
-      </w:r>
-      <w:r>
-        <w:t xml:space="preserve"> archives require CARSI-authenticated institutional access not available in the α-full session. Wikipedia was the only accessible substantive third-party corpus at scale.</w:t>
+        <w:t xml:space="preserve">: Xinhua news and CNKI key-newspaper archives require CARSI-authenticated institutional access not available in the α-full session. Wikipedia was the only accessible substantive third-party corpus at scale.</w:t>
       </w:r>
     </w:p>
     <w:p>
@@ -7089,16 +7205,7 @@
         <w:t xml:space="preserve"> </w:t>
       </w:r>
       <w:r>
-        <w:t xml:space="preserve">text — Xinhua local-policy news or CNKI </w:t>
-      </w:r>
-      <w:r>
-        <w:rPr>
-          <w:rFonts w:hint="eastAsia"/>
-        </w:rPr>
-        <w:t xml:space="preserve">重要报纸</w:t>
-      </w:r>
-      <w:r>
-        <w:t xml:space="preserve"> government reporting — whose construction is deferred to future work (see §5.3). This interpretation is defensible but not directly testable from the data in this session.</w:t>
+        <w:t xml:space="preserve">text — Xinhua local-policy news or CNKI key-newspaper government reporting — whose construction is deferred to future work (see §5.3). This interpretation is defensible but not directly testable from the data in this session.</w:t>
       </w:r>
     </w:p>
     <w:p>
@@ -8051,7 +8158,7 @@
           <w:i/>
           <w:iCs/>
         </w:rPr>
-        <w:t xml:space="preserve">When Dictionaries Hit a Polysemy Ceiling: Validating a Measure of Visibility Bias with LLMs and Behavioral Evidence</w:t>
+        <w:t xml:space="preserve">Visibility Bias in Chinese Municipal Government Work Reports: Measurement and Behavioral Validation</w:t>
       </w:r>
     </w:p>
     <w:p>
@@ -12402,13 +12509,14 @@
     <w:tbl>
       <w:tblPr>
         <w:tblStyle w:val="Table"/>
-        <w:tblW w:type="auto" w:w="0"/>
+        <w:tblW w:type="pct" w:w="5000"/>
+        <w:tblLayout w:type="fixed"/>
         <w:tblLook w:firstRow="1" w:lastRow="0" w:firstColumn="0" w:lastColumn="0" w:noHBand="0" w:noVBand="0" w:val="0020"/>
       </w:tblPr>
       <w:tblGrid>
-        <w:gridCol w:w="2640"/>
-        <w:gridCol w:w="2640"/>
-        <w:gridCol w:w="2640"/>
+        <w:gridCol w:w="2376"/>
+        <w:gridCol w:w="3168"/>
+        <w:gridCol w:w="2376"/>
       </w:tblGrid>
       <w:tr>
         <w:trPr>
@@ -12463,7 +12571,20 @@
               <w:t xml:space="preserve">示范</w:t>
             </w:r>
             <w:r>
-              <w:t xml:space="preserve"> (model/demonstration)</w:t>
+              <w:t xml:space="preserve"> </w:t>
+            </w:r>
+            <w:r>
+              <w:rPr>
+                <w:i/>
+                <w:iCs/>
+              </w:rPr>
+              <w:t xml:space="preserve">shìfàn</w:t>
+            </w:r>
+            <w:r>
+              <w:t xml:space="preserve"> </w:t>
+            </w:r>
+            <w:r>
+              <w:t xml:space="preserve">(model/demonstration)</w:t>
             </w:r>
           </w:p>
         </w:tc>
@@ -12526,7 +12647,20 @@
               <w:t xml:space="preserve">文明城市</w:t>
             </w:r>
             <w:r>
-              <w:t xml:space="preserve"> (civilized city)</w:t>
+              <w:t xml:space="preserve"> </w:t>
+            </w:r>
+            <w:r>
+              <w:rPr>
+                <w:i/>
+                <w:iCs/>
+              </w:rPr>
+              <w:t xml:space="preserve">wénmíng chéngshì</w:t>
+            </w:r>
+            <w:r>
+              <w:t xml:space="preserve"> </w:t>
+            </w:r>
+            <w:r>
+              <w:t xml:space="preserve">(civilized city)</w:t>
             </w:r>
           </w:p>
         </w:tc>
@@ -12568,7 +12702,20 @@
               <w:t xml:space="preserve">展示</w:t>
             </w:r>
             <w:r>
-              <w:t xml:space="preserve"> (display/showcase)</w:t>
+              <w:t xml:space="preserve"> </w:t>
+            </w:r>
+            <w:r>
+              <w:rPr>
+                <w:i/>
+                <w:iCs/>
+              </w:rPr>
+              <w:t xml:space="preserve">zhǎnshì</w:t>
+            </w:r>
+            <w:r>
+              <w:t xml:space="preserve"> </w:t>
+            </w:r>
+            <w:r>
+              <w:t xml:space="preserve">(display/showcase)</w:t>
             </w:r>
           </w:p>
         </w:tc>
@@ -12610,7 +12757,20 @@
               <w:t xml:space="preserve">美丽</w:t>
             </w:r>
             <w:r>
-              <w:t xml:space="preserve"> (beautiful)</w:t>
+              <w:t xml:space="preserve"> </w:t>
+            </w:r>
+            <w:r>
+              <w:rPr>
+                <w:i/>
+                <w:iCs/>
+              </w:rPr>
+              <w:t xml:space="preserve">měilì</w:t>
+            </w:r>
+            <w:r>
+              <w:t xml:space="preserve"> </w:t>
+            </w:r>
+            <w:r>
+              <w:t xml:space="preserve">(beautiful)</w:t>
             </w:r>
           </w:p>
         </w:tc>
@@ -12658,7 +12818,20 @@
               <w:t xml:space="preserve">形象</w:t>
             </w:r>
             <w:r>
-              <w:t xml:space="preserve"> (image)</w:t>
+              <w:t xml:space="preserve"> </w:t>
+            </w:r>
+            <w:r>
+              <w:rPr>
+                <w:i/>
+                <w:iCs/>
+              </w:rPr>
+              <w:t xml:space="preserve">xíngxiàng</w:t>
+            </w:r>
+            <w:r>
+              <w:t xml:space="preserve"> </w:t>
+            </w:r>
+            <w:r>
+              <w:t xml:space="preserve">(image)</w:t>
             </w:r>
           </w:p>
         </w:tc>

--- a/05-manuscript/submission/manuscript_R2.docx
+++ b/05-manuscript/submission/manuscript_R2.docx
@@ -2849,7 +2849,7 @@
           <w:b/>
           <w:bCs/>
         </w:rPr>
-        <w:t xml:space="preserve">61 of 84</w:t>
+        <w:t xml:space="preserve">60–61 of 84</w:t>
       </w:r>
       <w:r>
         <w:t xml:space="preserve"> </w:t>
@@ -4500,7 +4500,7 @@
           <w:b/>
           <w:bCs/>
         </w:rPr>
-        <w:t xml:space="preserve">Zhejiang public-procurement records (2019–2024)</w:t>
+        <w:t xml:space="preserve">Zhejiang public-procurement records (predominantly 2019–2026)</w:t>
       </w:r>
       <w:r>
         <w:t xml:space="preserve"> </w:t>
@@ -5169,7 +5169,7 @@
                 <w:b/>
                 <w:bCs/>
               </w:rPr>
-              <w:t xml:space="preserve">+0.0103</w:t>
+              <w:t xml:space="preserve">+0.010</w:t>
             </w:r>
             <w:r>
               <w:t xml:space="preserve"> </w:t>
@@ -7220,7 +7220,7 @@
         <w:t xml:space="preserve">Honesty claim</w:t>
       </w:r>
       <w:r>
-        <w:t xml:space="preserve">: The failure is reported transparently in §3.2.5-3.2.6 of the main manuscript (Test E-F in Table 1), and the interpretation is flagged as provisional.</w:t>
+        <w:t xml:space="preserve">: The failure is reported transparently in §3.5 of the main manuscript (the failed Wikipedia external validation, E-F), and the interpretation is flagged as provisional.</w:t>
       </w:r>
     </w:p>
     <w:bookmarkEnd w:id="50"/>
@@ -11334,36 +11334,7 @@
         <w:pStyle w:val="FirstParagraph"/>
       </w:pPr>
       <w:r>
-        <w:t xml:space="preserve">Equation</w:t>
-      </w:r>
-      <w:r>
-        <w:t xml:space="preserve"> </w:t>
-      </w:r>
-      <m:oMath>
-        <m:r>
-          <m:rPr>
-            <m:sty m:val="p"/>
-          </m:rPr>
-          <m:t>(</m:t>
-        </m:r>
-        <m:r>
-          <m:rPr>
-            <m:sty m:val="p"/>
-          </m:rPr>
-          <m:t>⋆</m:t>
-        </m:r>
-        <m:r>
-          <m:rPr>
-            <m:sty m:val="p"/>
-          </m:rPr>
-          <m:t>)</m:t>
-        </m:r>
-      </m:oMath>
-      <w:r>
-        <w:t xml:space="preserve"> </w:t>
-      </w:r>
-      <w:r>
-        <w:t xml:space="preserve">from §2.4 predicts that the visibility-bias distortion increases in</w:t>
+        <w:t xml:space="preserve">The cadre-attention first-order condition (Online Appendix A.2) predicts that the visibility-bias distortion increases in</w:t>
       </w:r>
       <w:r>
         <w:t xml:space="preserve"> </w:t>
@@ -13998,9 +13969,6 @@
       <w:r>
         <w:t xml:space="preserve">(3), 267-297. https://doi.org/10.1093/pan/mps028</w:t>
       </w:r>
-      <w:r>
-        <w:t xml:space="preserve"> </w:t>
-      </w:r>
     </w:p>
     <w:p>
       <w:pPr>
@@ -14024,9 +13992,6 @@
       </w:r>
       <w:r>
         <w:t xml:space="preserve">(1), 59-80. https://doi.org/10.1017/pan.2021.37</w:t>
-      </w:r>
-      <w:r>
-        <w:t xml:space="preserve"> </w:t>
       </w:r>
     </w:p>
     <w:p>

--- a/05-manuscript/submission/manuscript_R2.docx
+++ b/05-manuscript/submission/manuscript_R2.docx
@@ -7486,7 +7486,7 @@
         <w:t xml:space="preserve">Result</w:t>
       </w:r>
       <w:r>
-        <w:t xml:space="preserve">: CIR +0.025 (p &lt; 0.001), lead −0.009 (p = 0.26), retirement-exog +0.024 (p = 0.04); concrete text +0.0103 (p = 0.01), lead +0.001 (p = 0.84), retirement-exog +0.016 (p = 0.01); naive text +0.002 (p = 0.54), retirement-exog +0.004 (p = 0.39).</w:t>
+        <w:t xml:space="preserve">: CIR +0.025 (p &lt; 0.001), lead −0.009 (p = 0.26), retirement-exog +0.024 (p = 0.04); concrete text +0.010 (p = 0.01), lead +0.001 (p = 0.84), retirement-exog +0.016 (p = 0.01); naive text +0.002 (p = 0.54), retirement-exog +0.004 (p = 0.39).</w:t>
       </w:r>
     </w:p>
     <w:p>

--- a/05-manuscript/submission/manuscript_R2.docx
+++ b/05-manuscript/submission/manuscript_R2.docx
@@ -22,36 +22,6 @@
         </w:rPr>
         <w:t xml:space="preserve">Hongyang Xi¹†* · Liu Can²† · Zhihui Li¹</w:t>
       </w:r>
-      <w:r>
-        <w:t xml:space="preserve"> </w:t>
-      </w:r>
-      <w:r>
-        <w:rPr>
-          <w:i/>
-          <w:iCs/>
-        </w:rPr>
-        <w:t xml:space="preserve">¹ Chongqing Survey Institute Co., Ltd., Chongqing, China · ² Urban and Rural Planning, Guangzhou College of Applied Science and Technology, Guangzhou, China</w:t>
-      </w:r>
-      <w:r>
-        <w:t xml:space="preserve"> </w:t>
-      </w:r>
-      <w:r>
-        <w:rPr>
-          <w:i/>
-          <w:iCs/>
-        </w:rPr>
-        <w:t xml:space="preserve">† co-first authors (equal contribution) · * corresponding author: 26708155@alu.cqu.edu.cn</w:t>
-      </w:r>
-      <w:r>
-        <w:t xml:space="preserve"> </w:t>
-      </w:r>
-      <w:r>
-        <w:rPr>
-          <w:i/>
-          <w:iCs/>
-        </w:rPr>
-        <w:t xml:space="preserve">Revision R2 (JCSO-D-26-00240) · compiled 2026-06-19 · venue-agnostic master</w:t>
-      </w:r>
     </w:p>
     <w:p>
       <w:r>
@@ -75,7 +45,7 @@
         <w:pStyle w:val="FirstParagraph"/>
       </w:pPr>
       <w:r>
-        <w:t xml:space="preserve">We study how to measure</w:t>
+        <w:t xml:space="preserve">We introduce the Visibility Attention Index (VAI), a pre-registered text instrument measuring the share of</w:t>
       </w:r>
       <w:r>
         <w:t xml:space="preserve"> </w:t>
@@ -85,32 +55,13 @@
           <w:i/>
           <w:iCs/>
         </w:rPr>
-        <w:t xml:space="preserve">visibility bias</w:t>
-      </w:r>
-      <w:r>
-        <w:t xml:space="preserve"> </w:t>
-      </w:r>
-      <w:r>
-        <w:t xml:space="preserve">— the rhetorical emphasis on observationally-salient (visible) versus concealed (functional) infrastructure — in Chinese municipal government work reports (6,294 reports, 282 prefectures, 2002–2024), and use it as a case study in validating dictionary text-as-data measures. A naive visibility dictionary fails badly: against human passage-level coding (two independent coders, intercoder κ = 0.70) its visible-class precision is only</w:t>
-      </w:r>
-      <w:r>
-        <w:t xml:space="preserve"> </w:t>
-      </w:r>
-      <w:r>
-        <w:rPr>
-          <w:b/>
-          <w:bCs/>
-        </w:rPr>
-        <w:t xml:space="preserve">0.10</w:t>
-      </w:r>
-      <w:r>
-        <w:t xml:space="preserve">, because polysemous appearance/image terms (e.g., </w:t>
-      </w:r>
-      <w:r>
-        <w:rPr>
-          <w:rFonts w:hint="eastAsia"/>
-        </w:rPr>
-        <w:t xml:space="preserve">形象</w:t>
+        <w:t xml:space="preserve">visible</w:t>
+      </w:r>
+      <w:r>
+        <w:t xml:space="preserve"> </w:t>
+      </w:r>
+      <w:r>
+        <w:t xml:space="preserve">versus</w:t>
       </w:r>
       <w:r>
         <w:t xml:space="preserve"> </w:t>
@@ -120,22 +71,48 @@
           <w:i/>
           <w:iCs/>
         </w:rPr>
-        <w:t xml:space="preserve">xíngxiàng</w:t>
-      </w:r>
-      <w:r>
-        <w:t xml:space="preserve"> </w:t>
-      </w:r>
-      <w:r>
-        <w:t xml:space="preserve">“image”</w:t>
-      </w:r>
-      <w:r>
-        <w:t xml:space="preserve">, </w:t>
+        <w:t xml:space="preserve">functional</w:t>
+      </w:r>
+      <w:r>
+        <w:t xml:space="preserve"> </w:t>
+      </w:r>
+      <w:r>
+        <w:t xml:space="preserve">infrastructure language in bureaucratic documents, applied to 6,294 Chinese municipal government work reports (282 prefectures, 2002–2024). VAI is motivated by a cadre-attention model; we separate what it measures — visible-versus-functional language — from the stronger claim of strategic</w:t>
+      </w:r>
+      <w:r>
+        <w:t xml:space="preserve"> </w:t>
+      </w:r>
+      <w:r>
+        <w:rPr>
+          <w:b/>
+          <w:bCs/>
+        </w:rPr>
+        <w:t xml:space="preserve">visibility bias</w:t>
+      </w:r>
+      <w:r>
+        <w:t xml:space="preserve">. We validate VAI at the passage level against human coding (two coders, Cohen κ = 0.70) and report its limits: a naive appearance-word dictionary reaches only</w:t>
+      </w:r>
+      <w:r>
+        <w:t xml:space="preserve"> </w:t>
+      </w:r>
+      <w:r>
+        <w:rPr>
+          <w:b/>
+          <w:bCs/>
+        </w:rPr>
+        <w:t xml:space="preserve">0.10</w:t>
+      </w:r>
+      <w:r>
+        <w:t xml:space="preserve"> </w:t>
+      </w:r>
+      <w:r>
+        <w:t xml:space="preserve">precision, as polysemous image terms </w:t>
       </w:r>
       <w:r>
         <w:rPr>
           <w:rFonts w:hint="eastAsia"/>
         </w:rPr>
-        <w:t xml:space="preserve">示范</w:t>
+        <w:t xml:space="preserve">(形象</w:t>
       </w:r>
       <w:r>
         <w:t xml:space="preserve"> </w:t>
@@ -145,22 +122,22 @@
           <w:i/>
           <w:iCs/>
         </w:rPr>
-        <w:t xml:space="preserve">shìfàn</w:t>
-      </w:r>
-      <w:r>
-        <w:t xml:space="preserve"> </w:t>
-      </w:r>
-      <w:r>
-        <w:t xml:space="preserve">“model/demonstration”</w:t>
-      </w:r>
-      <w:r>
-        <w:t xml:space="preserve">, </w:t>
+        <w:t xml:space="preserve">xíngxiàng</w:t>
+      </w:r>
+      <w:r>
+        <w:t xml:space="preserve"> </w:t>
+      </w:r>
+      <w:r>
+        <w:t xml:space="preserve">“image”</w:t>
+      </w:r>
+      <w:r>
+        <w:t xml:space="preserve">; </w:t>
       </w:r>
       <w:r>
         <w:rPr>
           <w:rFonts w:hint="eastAsia"/>
         </w:rPr>
-        <w:t xml:space="preserve">面子</w:t>
+        <w:t xml:space="preserve">示范</w:t>
       </w:r>
       <w:r>
         <w:t xml:space="preserve"> </w:t>
@@ -170,32 +147,32 @@
           <w:i/>
           <w:iCs/>
         </w:rPr>
-        <w:t xml:space="preserve">miànzi</w:t>
-      </w:r>
-      <w:r>
-        <w:t xml:space="preserve"> </w:t>
-      </w:r>
-      <w:r>
-        <w:t xml:space="preserve">“face”</w:t>
-      </w:r>
-      <w:r>
-        <w:t xml:space="preserve">) fire pervasively outside infrastructure contexts. Restricting the lexicon to concrete visible-construction terms (roads, greening, parks, bridges vs. drainage, pipes, sewerage), mirroring the cosmetic-versus-functional split of the MOHURD construction-investment categories, raises visible precision to</w:t>
-      </w:r>
-      <w:r>
-        <w:t xml:space="preserve"> </w:t>
-      </w:r>
-      <w:r>
-        <w:rPr>
-          <w:b/>
-          <w:bCs/>
-        </w:rPr>
-        <w:t xml:space="preserve">0.50 (0.60 after targeted refinement) at 0.79 recall</w:t>
-      </w:r>
-      <w:r>
-        <w:t xml:space="preserve"> </w:t>
-      </w:r>
-      <w:r>
-        <w:t xml:space="preserve">— a large gain that nonetheless meets a</w:t>
+        <w:t xml:space="preserve">shìfàn</w:t>
+      </w:r>
+      <w:r>
+        <w:t xml:space="preserve"> </w:t>
+      </w:r>
+      <w:r>
+        <w:t xml:space="preserve">“model”</w:t>
+      </w:r>
+      <w:r>
+        <w:t xml:space="preserve">) fire outside infrastructure; a concrete, salience-based lexicon reaches</w:t>
+      </w:r>
+      <w:r>
+        <w:t xml:space="preserve"> </w:t>
+      </w:r>
+      <w:r>
+        <w:rPr>
+          <w:b/>
+          <w:bCs/>
+        </w:rPr>
+        <w:t xml:space="preserve">0.50–0.60</w:t>
+      </w:r>
+      <w:r>
+        <w:t xml:space="preserve"> </w:t>
+      </w:r>
+      <w:r>
+        <w:t xml:space="preserve">but meets a</w:t>
       </w:r>
       <w:r>
         <w:t xml:space="preserve"> </w:t>
@@ -208,13 +185,39 @@
         <w:t xml:space="preserve">polysemy ceiling</w:t>
       </w:r>
       <w:r>
-        <w:t xml:space="preserve">: residual metaphorical/categorical uses </w:t>
-      </w:r>
-      <w:r>
-        <w:rPr>
-          <w:rFonts w:hint="eastAsia"/>
-        </w:rPr>
-        <w:t xml:space="preserve">(道路</w:t>
+        <w:t xml:space="preserve">; and an</w:t>
+      </w:r>
+      <w:r>
+        <w:t xml:space="preserve"> </w:t>
+      </w:r>
+      <w:r>
+        <w:rPr>
+          <w:b/>
+          <w:bCs/>
+        </w:rPr>
+        <w:t xml:space="preserve">LLM ensemble</w:t>
+      </w:r>
+      <w:r>
+        <w:t xml:space="preserve"> </w:t>
+      </w:r>
+      <w:r>
+        <w:t xml:space="preserve">clears it (0.84 accuracy; inter-model Fleiss κ = 0.835). Decisively, we add a behavioral</w:t>
+      </w:r>
+      <w:r>
+        <w:t xml:space="preserve"> </w:t>
+      </w:r>
+      <w:r>
+        <w:rPr>
+          <w:b/>
+          <w:bCs/>
+        </w:rPr>
+        <w:t xml:space="preserve">criterion-validity</w:t>
+      </w:r>
+      <w:r>
+        <w:t xml:space="preserve"> </w:t>
+      </w:r>
+      <w:r>
+        <w:t xml:space="preserve">test: under quasi-exogenous, retirement-driven secretary turnover, the concrete VAI co-moves with</w:t>
       </w:r>
       <w:r>
         <w:t xml:space="preserve"> </w:t>
@@ -224,148 +227,13 @@
           <w:i/>
           <w:iCs/>
         </w:rPr>
-        <w:t xml:space="preserve">dàolù</w:t>
-      </w:r>
-      <w:r>
-        <w:t xml:space="preserve"> </w:t>
-      </w:r>
-      <w:r>
-        <w:t xml:space="preserve">“road”</w:t>
-      </w:r>
-      <w:r>
-        <w:t xml:space="preserve"> </w:t>
-      </w:r>
-      <w:r>
-        <w:t xml:space="preserve">in </w:t>
-      </w:r>
-      <w:r>
-        <w:rPr>
-          <w:rFonts w:hint="eastAsia"/>
-        </w:rPr>
-        <w:t xml:space="preserve">新型工业化道路</w:t>
-      </w:r>
-      <w:r>
-        <w:t xml:space="preserve"> </w:t>
-      </w:r>
-      <w:r>
-        <w:t xml:space="preserve">“the path of new-type industrialization”</w:t>
-      </w:r>
-      <w:r>
-        <w:t xml:space="preserve">; </w:t>
-      </w:r>
-      <w:r>
-        <w:rPr>
-          <w:rFonts w:hint="eastAsia"/>
-        </w:rPr>
-        <w:t xml:space="preserve">轨道交通</w:t>
-      </w:r>
-      <w:r>
-        <w:t xml:space="preserve"> </w:t>
-      </w:r>
-      <w:r>
-        <w:rPr>
-          <w:i/>
-          <w:iCs/>
-        </w:rPr>
-        <w:t xml:space="preserve">guǐdào jiāotōng</w:t>
-      </w:r>
-      <w:r>
-        <w:t xml:space="preserve"> </w:t>
-      </w:r>
-      <w:r>
-        <w:t xml:space="preserve">“rail transit”</w:t>
-      </w:r>
-      <w:r>
-        <w:t xml:space="preserve"> </w:t>
-      </w:r>
-      <w:r>
-        <w:t xml:space="preserve">in </w:t>
-      </w:r>
-      <w:r>
-        <w:rPr>
-          <w:rFonts w:hint="eastAsia"/>
-        </w:rPr>
-        <w:t xml:space="preserve">轨道交通产业</w:t>
-      </w:r>
-      <w:r>
-        <w:t xml:space="preserve"> </w:t>
-      </w:r>
-      <w:r>
-        <w:t xml:space="preserve">“the rail-transit industry”</w:t>
-      </w:r>
-      <w:r>
-        <w:t xml:space="preserve">) cannot be pruned without destroying recall. For high passage-level precision we therefore turn to</w:t>
-      </w:r>
-      <w:r>
-        <w:t xml:space="preserve"> </w:t>
-      </w:r>
-      <w:r>
-        <w:rPr>
-          <w:b/>
-          <w:bCs/>
-        </w:rPr>
-        <w:t xml:space="preserve">LLM-ensemble classification</w:t>
-      </w:r>
-      <w:r>
-        <w:t xml:space="preserve"> </w:t>
-      </w:r>
-      <w:r>
-        <w:t xml:space="preserve">(three independent model families), which attains</w:t>
-      </w:r>
-      <w:r>
-        <w:t xml:space="preserve"> </w:t>
-      </w:r>
-      <w:r>
-        <w:rPr>
-          <w:b/>
-          <w:bCs/>
-        </w:rPr>
-        <w:t xml:space="preserve">0.84 accuracy and inter-model agreement (Fleiss κ = 0.835)</w:t>
-      </w:r>
-      <w:r>
-        <w:t xml:space="preserve">. Crucially, we anchor validity</w:t>
-      </w:r>
-      <w:r>
-        <w:t xml:space="preserve"> </w:t>
-      </w:r>
-      <w:r>
-        <w:rPr>
-          <w:b/>
-          <w:bCs/>
-        </w:rPr>
-        <w:t xml:space="preserve">behaviorally</w:t>
-      </w:r>
-      <w:r>
-        <w:t xml:space="preserve">: under quasi-exogenous, retirement-driven secretary turnover, the concrete text measure rises in lockstep with real accounting-based cosmetic investment (clean pre-trends; both significant at the 1–5% level), whereas the naive measure does not respond at all (p ≈ 0.5) — evidence that the</w:t>
-      </w:r>
-      <w:r>
-        <w:t xml:space="preserve"> </w:t>
-      </w:r>
-      <w:r>
-        <w:rPr>
-          <w:i/>
-          <w:iCs/>
-        </w:rPr>
-        <w:t xml:space="preserve">valid</w:t>
-      </w:r>
-      <w:r>
-        <w:t xml:space="preserve"> </w:t>
-      </w:r>
-      <w:r>
-        <w:t xml:space="preserve">measure captures strategic attention rather than genre or templates. We report failed and assumption-dependent analyses transparently and demote them (a physical-stock external anchor with no within-city signal; a structural welfare calibration). The contribution is methodological: a rigorously-validated procedure — with an honest map of its limits — for measuring compositional policy attention in bureaucratic text, and a demonstration that</w:t>
-      </w:r>
-      <w:r>
-        <w:t xml:space="preserve"> </w:t>
-      </w:r>
-      <w:r>
-        <w:rPr>
-          <w:i/>
-          <w:iCs/>
-        </w:rPr>
-        <w:t xml:space="preserve">behavioral co-movement</w:t>
-      </w:r>
-      <w:r>
-        <w:t xml:space="preserve">, not passage precision alone, is the decisive validity test for such measures.</w:t>
+        <w:t xml:space="preserve">real</w:t>
+      </w:r>
+      <w:r>
+        <w:t xml:space="preserve"> </w:t>
+      </w:r>
+      <w:r>
+        <w:t xml:space="preserve">cosmetic investment (+0.010, p = 0.01; clean pre-trends) while the naive measure does not (+0.002) — evidence that the valid measure tracks strategic attention, not genre. Descriptively, within-city VAI tracks the Cosmetic Investment Ratio (β = +0.111), and an independent procurement corpus (≈2.96M Zhejiang records) corroborates the tilt (visible projects ≈2-to-1 over functional, in 97 of 108 localities). A failed third-party Wikipedia test (r = −0.15), an inspection event study, a CFPS micro-foundation, and a welfare calibration are reported transparently and demoted. The contribution is methodological: a pre-registered, passage-validated, behaviorally-anchored instrument — with an honest map of where the dictionary stops and an LLM alternative begins.</w:t>
       </w:r>
     </w:p>
     <w:p>
@@ -380,7 +248,7 @@
         <w:t xml:space="preserve">Keywords</w:t>
       </w:r>
       <w:r>
-        <w:t xml:space="preserve">: text-as-data, dictionary methods, LLM annotation, construct &amp; criterion validity, polysemy, policy attention, China</w:t>
+        <w:t xml:space="preserve">: text-as-data, policy attention, construct validity, criterion validity, pre-registration, China</w:t>
       </w:r>
     </w:p>
     <w:p>
@@ -409,10 +277,7 @@
         </w:r>
       </w:hyperlink>
       <w:r>
-        <w:t xml:space="preserve"> </w:t>
-      </w:r>
-      <w:r>
-        <w:t xml:space="preserve">(instrument + initial battery); passage-level human/LLM validation and behavioral-validity analyses are pre-specified extensions (Appendix D).</w:t>
+        <w:t xml:space="preserve">.</w:t>
       </w:r>
       <w:r>
         <w:t xml:space="preserve"> </w:t>
@@ -457,7 +322,7 @@
         <w:pStyle w:val="FirstParagraph"/>
       </w:pPr>
       <w:r>
-        <w:t xml:space="preserve">Local officials have reason to favor infrastructure their evaluators can see. In China’s municipal governments, where careers turn on how superior authorities assess performance, that incentive tilts toward</w:t>
+        <w:t xml:space="preserve">Measuring bureaucratic attention from text is a central challenge in political methodology. Political agents produce corpora of formal documents — legislative speeches, agency reports, municipal plans — whose lexical structure reveals</w:t>
       </w:r>
       <w:r>
         <w:t xml:space="preserve"> </w:t>
@@ -467,13 +332,13 @@
           <w:i/>
           <w:iCs/>
         </w:rPr>
-        <w:t xml:space="preserve">visible</w:t>
-      </w:r>
-      <w:r>
-        <w:t xml:space="preserve"> </w:t>
-      </w:r>
-      <w:r>
-        <w:t xml:space="preserve">construction — streetscapes, greening, squares, landmarks, metro — over functionally important but</w:t>
+        <w:t xml:space="preserve">what they attend to</w:t>
+      </w:r>
+      <w:r>
+        <w:t xml:space="preserve"> </w:t>
+      </w:r>
+      <w:r>
+        <w:t xml:space="preserve">and, by inference,</w:t>
       </w:r>
       <w:r>
         <w:t xml:space="preserve"> </w:t>
@@ -483,34 +348,10 @@
           <w:i/>
           <w:iCs/>
         </w:rPr>
-        <w:t xml:space="preserve">concealed</w:t>
-      </w:r>
-      <w:r>
-        <w:t xml:space="preserve"> </w:t>
-      </w:r>
-      <w:r>
-        <w:t xml:space="preserve">works such as drainage, pipe networks, and sewerage. We call this tilt</w:t>
-      </w:r>
-      <w:r>
-        <w:t xml:space="preserve"> </w:t>
-      </w:r>
-      <w:r>
-        <w:rPr>
-          <w:b/>
-          <w:bCs/>
-        </w:rPr>
-        <w:t xml:space="preserve">visibility bias</w:t>
-      </w:r>
-      <w:r>
-        <w:t xml:space="preserve">, and we ask, for one country’s local governance, whether it can be measured from official text and whether it is behaviorally real; our window is the annual municipal government work report (GWR).</w:t>
-      </w:r>
-    </w:p>
-    <w:p>
-      <w:pPr>
-        <w:pStyle w:val="BodyText"/>
-      </w:pPr>
-      <w:r>
-        <w:t xml:space="preserve">Measuring such a bias from text is the hard part. Dictionary methods remain among the most widely used tools for measuring political attention from text. They are transparent, cheap, reproducible, and require no training data, which makes them attractive for measuring</w:t>
+        <w:t xml:space="preserve">what matters to them</w:t>
+      </w:r>
+      <w:r>
+        <w:t xml:space="preserve">. Methodological advances over the past decade have moved from manual content analysis [1] to supervised topic models [2, 3], semi-supervised scaling [4], and large-language-model-assisted classification [5]. Yet most existing instruments are (i) monolingual (English-dominated), (ii) aimed at</w:t>
       </w:r>
       <w:r>
         <w:t xml:space="preserve"> </w:t>
@@ -520,13 +361,13 @@
           <w:i/>
           <w:iCs/>
         </w:rPr>
-        <w:t xml:space="preserve">what bureaucratic agents emphasize</w:t>
-      </w:r>
-      <w:r>
-        <w:t xml:space="preserve"> </w:t>
-      </w:r>
-      <w:r>
-        <w:t xml:space="preserve">in corpora of formal documents — legislative speeches, agency reports, municipal plans [1, 2, 3, 4, 8]. Yet the very transparency of a keyword dictionary can mask how weakly it is validated. In applied work a lexicon is often defended by face validity and an aggregate correlation with some external series, while the prior question —</w:t>
+        <w:t xml:space="preserve">ideological</w:t>
+      </w:r>
+      <w:r>
+        <w:t xml:space="preserve"> </w:t>
+      </w:r>
+      <w:r>
+        <w:t xml:space="preserve">rather than</w:t>
       </w:r>
       <w:r>
         <w:t xml:space="preserve"> </w:t>
@@ -536,13 +377,13 @@
           <w:i/>
           <w:iCs/>
         </w:rPr>
-        <w:t xml:space="preserve">does the dictionary actually classify the right passages?</w:t>
-      </w:r>
-      <w:r>
-        <w:t xml:space="preserve"> </w:t>
-      </w:r>
-      <w:r>
-        <w:t xml:space="preserve">— is rarely answered with passage-level human coding [6, 7, 18]. This paper takes that question seriously for one concrete measurement problem and follows the answer wherever it leads. The result is less a triumphant new instrument than an honest map of what a dictionary can and cannot do here, what to use instead when it cannot, and — most importantly — how to know whether any of these measures is capturing the construct at all.</w:t>
+        <w:t xml:space="preserve">compositional</w:t>
+      </w:r>
+      <w:r>
+        <w:t xml:space="preserve"> </w:t>
+      </w:r>
+      <w:r>
+        <w:t xml:space="preserve">attention, and (iii) rarely pre-registered or subjected to the explicit construct-validity scrutiny standard in psychometrics [6, 7].</w:t>
       </w:r>
     </w:p>
     <w:p>
@@ -550,7 +391,7 @@
         <w:pStyle w:val="BodyText"/>
       </w:pPr>
       <w:r>
-        <w:t xml:space="preserve">What counts as</w:t>
+        <w:t xml:space="preserve">This paper contributes a pre-registered text-measurement instrument for a specific form of compositional policy attention: the rhetorical share of</w:t>
       </w:r>
       <w:r>
         <w:t xml:space="preserve"> </w:t>
@@ -566,7 +407,23 @@
         <w:t xml:space="preserve"> </w:t>
       </w:r>
       <w:r>
-        <w:t xml:space="preserve">is what the measurement turns on: the preferential emphasis on</w:t>
+        <w:t xml:space="preserve">versus</w:t>
+      </w:r>
+      <w:r>
+        <w:t xml:space="preserve"> </w:t>
+      </w:r>
+      <w:r>
+        <w:rPr>
+          <w:b/>
+          <w:bCs/>
+        </w:rPr>
+        <w:t xml:space="preserve">functional</w:t>
+      </w:r>
+      <w:r>
+        <w:t xml:space="preserve"> </w:t>
+      </w:r>
+      <w:r>
+        <w:t xml:space="preserve">infrastructure language in the Chinese municipal government work report (GWR). We are deliberate about the interpretive ladder. The Visibility Attention Index (VAI) measures</w:t>
       </w:r>
       <w:r>
         <w:t xml:space="preserve"> </w:t>
@@ -576,19 +433,26 @@
           <w:i/>
           <w:iCs/>
         </w:rPr>
-        <w:t xml:space="preserve">observationally salient</w:t>
-      </w:r>
-      <w:r>
-        <w:t xml:space="preserve"> </w:t>
-      </w:r>
-      <w:r>
-        <w:t xml:space="preserve">(</w:t>
-      </w:r>
-      <w:r>
-        <w:t xml:space="preserve">“visible”</w:t>
-      </w:r>
-      <w:r>
-        <w:t xml:space="preserve">) urban infrastructure — streetscapes, greening, squares, landmarks — over functionally important but</w:t>
+        <w:t xml:space="preserve">language</w:t>
+      </w:r>
+      <w:r>
+        <w:t xml:space="preserve">; the hypothesis that this language reflects strategic</w:t>
+      </w:r>
+      <w:r>
+        <w:t xml:space="preserve"> </w:t>
+      </w:r>
+      <w:r>
+        <w:rPr>
+          <w:b/>
+          <w:bCs/>
+        </w:rPr>
+        <w:t xml:space="preserve">visibility bias</w:t>
+      </w:r>
+      <w:r>
+        <w:t xml:space="preserve"> </w:t>
+      </w:r>
+      <w:r>
+        <w:t xml:space="preserve">— preferential attention to observationally-salient categories over less-salient but functionally-equivalent ones — is what</w:t>
       </w:r>
       <w:r>
         <w:t xml:space="preserve"> </w:t>
@@ -598,54 +462,36 @@
           <w:i/>
           <w:iCs/>
         </w:rPr>
-        <w:t xml:space="preserve">concealed</w:t>
-      </w:r>
-      <w:r>
-        <w:t xml:space="preserve"> </w:t>
-      </w:r>
-      <w:r>
-        <w:t xml:space="preserve">infrastructure — drainage, pipe networks, sewerage, heating. The substantive interest is an old one in political economy: when a principal evaluates an agent on what the principal can observe, the agent over-invests in the observable. The measurement interest is sharper.</w:t>
-      </w:r>
-      <w:r>
-        <w:t xml:space="preserve"> </w:t>
-      </w:r>
-      <w:r>
-        <w:t xml:space="preserve">“Visible”</w:t>
-      </w:r>
-      <w:r>
-        <w:t xml:space="preserve"> </w:t>
-      </w:r>
-      <w:r>
-        <w:t xml:space="preserve">is not a surface-appearance category but an</w:t>
-      </w:r>
-      <w:r>
-        <w:t xml:space="preserve"> </w:t>
-      </w:r>
-      <w:r>
-        <w:rPr>
-          <w:b/>
-          <w:bCs/>
-        </w:rPr>
-        <w:t xml:space="preserve">observability/salience</w:t>
-      </w:r>
-      <w:r>
-        <w:t xml:space="preserve"> </w:t>
-      </w:r>
-      <w:r>
-        <w:t xml:space="preserve">category, defined relative to the audience that evaluates the official (superiors, inspectors, media, citizens). The instructive boundary case is</w:t>
-      </w:r>
-      <w:r>
-        <w:t xml:space="preserve"> </w:t>
-      </w:r>
-      <w:r>
-        <w:rPr>
-          <w:b/>
-          <w:bCs/>
-        </w:rPr>
-        <w:t xml:space="preserve">metro and rail transit</w:t>
-      </w:r>
-      <w:r>
-        <w:t xml:space="preserve">: physically underground, yet daily-used, media-celebrated, and a prestige achievement an evaluating superior cannot miss — hence maximally</w:t>
+        <w:t xml:space="preserve">motivates</w:t>
+      </w:r>
+      <w:r>
+        <w:t xml:space="preserve"> </w:t>
+      </w:r>
+      <w:r>
+        <w:t xml:space="preserve">the instrument. Whether a city’s visible-infrastructure language reflects strategic signaling, genuine construction, central campaigns, fiscal capacity, or template convention is a question the measure enables; in this revision we go one decisive step further than language alone and test, behaviorally, whether the valid measure moves with real money under an exogenous incentive shock (§3.2.7). The setting makes the strategic interpretation institutionally plausible: prefecture officials prepare annual work reports within the target-responsibility evaluation system, addressed primarily to superior authorities whose observability over functional categories is limited — a consequentiality we document rather than assert (§3.1.0).</w:t>
+      </w:r>
+    </w:p>
+    <w:p>
+      <w:pPr>
+        <w:pStyle w:val="BodyText"/>
+      </w:pPr>
+      <w:r>
+        <w:t xml:space="preserve">We proceed in three moves.</w:t>
+      </w:r>
+    </w:p>
+    <w:p>
+      <w:pPr>
+        <w:pStyle w:val="BodyText"/>
+      </w:pPr>
+      <w:r>
+        <w:rPr>
+          <w:b/>
+          <w:bCs/>
+        </w:rPr>
+        <w:t xml:space="preserve">First</w:t>
+      </w:r>
+      <w:r>
+        <w:t xml:space="preserve">, we formalize the compositional-attention problem as a cadre-attention model with an observability-asymmetry assumption (§2). An official allocates a fixed budget between visible and functional categories; the supervisor observes both with Gaussian noise, but the noise on functional categories is strictly larger (a finished boulevard is photographable; a replaced sewer main is not). The model yields the substantive motivation for the instrument and specifies what a</w:t>
       </w:r>
       <w:r>
         <w:t xml:space="preserve"> </w:t>
@@ -655,37 +501,13 @@
           <w:i/>
           <w:iCs/>
         </w:rPr>
-        <w:t xml:space="preserve">salient</w:t>
-      </w:r>
-      <w:r>
-        <w:t xml:space="preserve"> </w:t>
-      </w:r>
-      <w:r>
-        <w:t xml:space="preserve">and coded visible. Concealed utilities are noticed mainly upon failure. A measure that respects this construct must key on concrete, salience-bearing referents (parks, squares, roads, metro, landmarks), not on abstract appearance words (</w:t>
-      </w:r>
-      <w:r>
-        <w:t xml:space="preserve">“image”</w:t>
-      </w:r>
-      <w:r>
-        <w:t xml:space="preserve">,</w:t>
-      </w:r>
-      <w:r>
-        <w:t xml:space="preserve"> </w:t>
-      </w:r>
-      <w:r>
-        <w:t xml:space="preserve">“model”</w:t>
-      </w:r>
-      <w:r>
-        <w:t xml:space="preserve">,</w:t>
-      </w:r>
-      <w:r>
-        <w:t xml:space="preserve"> </w:t>
-      </w:r>
-      <w:r>
-        <w:t xml:space="preserve">“showcase”</w:t>
-      </w:r>
-      <w:r>
-        <w:t xml:space="preserve">) — and getting that distinction wrong, we show, is exactly where naive dictionaries fail.</w:t>
+        <w:t xml:space="preserve">valid</w:t>
+      </w:r>
+      <w:r>
+        <w:t xml:space="preserve"> </w:t>
+      </w:r>
+      <w:r>
+        <w:t xml:space="preserve">measure of compositional attention should look like.</w:t>
       </w:r>
     </w:p>
     <w:p>
@@ -693,42 +515,30 @@
         <w:pStyle w:val="BodyText"/>
       </w:pPr>
       <w:r>
-        <w:t xml:space="preserve">We proceed along a measurement ladder and report each rung honestly.</w:t>
-      </w:r>
-      <w:r>
-        <w:t xml:space="preserve"> </w:t>
-      </w:r>
-      <w:r>
-        <w:rPr>
-          <w:b/>
-          <w:bCs/>
-        </w:rPr>
-        <w:t xml:space="preserve">(i)</w:t>
-      </w:r>
-      <w:r>
-        <w:t xml:space="preserve"> </w:t>
-      </w:r>
-      <w:r>
-        <w:t xml:space="preserve">A naive visibility dictionary — appearance/image terms plus concrete construction terms — fails: against human passage-level coding its visible-class precision is only</w:t>
-      </w:r>
-      <w:r>
-        <w:t xml:space="preserve"> </w:t>
-      </w:r>
-      <w:r>
-        <w:rPr>
-          <w:b/>
-          <w:bCs/>
-        </w:rPr>
-        <w:t xml:space="preserve">0.10</w:t>
-      </w:r>
-      <w:r>
-        <w:t xml:space="preserve">, because polysemous appearance words </w:t>
-      </w:r>
-      <w:r>
-        <w:rPr>
-          <w:rFonts w:hint="eastAsia"/>
-        </w:rPr>
-        <w:t xml:space="preserve">(形象</w:t>
+        <w:rPr>
+          <w:b/>
+          <w:bCs/>
+        </w:rPr>
+        <w:t xml:space="preserve">Second</w:t>
+      </w:r>
+      <w:r>
+        <w:t xml:space="preserve">, we construct VAI and validate it — and, in this revision, we lead with the validation the original draft lacked and report each rung honestly (§3.2). (i)</w:t>
+      </w:r>
+      <w:r>
+        <w:t xml:space="preserve"> </w:t>
+      </w:r>
+      <w:r>
+        <w:rPr>
+          <w:b/>
+          <w:bCs/>
+        </w:rPr>
+        <w:t xml:space="preserve">Direct passage-level validation</w:t>
+      </w:r>
+      <w:r>
+        <w:t xml:space="preserve"> </w:t>
+      </w:r>
+      <w:r>
+        <w:t xml:space="preserve">against human coding (two independent coders, intercoder κ = 0.70) shows that a</w:t>
       </w:r>
       <w:r>
         <w:t xml:space="preserve"> </w:t>
@@ -738,22 +548,32 @@
           <w:i/>
           <w:iCs/>
         </w:rPr>
-        <w:t xml:space="preserve">xíngxiàng</w:t>
-      </w:r>
-      <w:r>
-        <w:t xml:space="preserve"> </w:t>
-      </w:r>
-      <w:r>
-        <w:t xml:space="preserve">“image”</w:t>
-      </w:r>
-      <w:r>
-        <w:t xml:space="preserve">, </w:t>
+        <w:t xml:space="preserve">naive</w:t>
+      </w:r>
+      <w:r>
+        <w:t xml:space="preserve"> </w:t>
+      </w:r>
+      <w:r>
+        <w:t xml:space="preserve">appearance-word dictionary fails: visible-class precision is only</w:t>
+      </w:r>
+      <w:r>
+        <w:t xml:space="preserve"> </w:t>
+      </w:r>
+      <w:r>
+        <w:rPr>
+          <w:b/>
+          <w:bCs/>
+        </w:rPr>
+        <w:t xml:space="preserve">0.10</w:t>
+      </w:r>
+      <w:r>
+        <w:t xml:space="preserve">, because polysemous image terms </w:t>
       </w:r>
       <w:r>
         <w:rPr>
           <w:rFonts w:hint="eastAsia"/>
         </w:rPr>
-        <w:t xml:space="preserve">示范</w:t>
+        <w:t xml:space="preserve">(形象</w:t>
       </w:r>
       <w:r>
         <w:t xml:space="preserve"> </w:t>
@@ -763,22 +583,22 @@
           <w:i/>
           <w:iCs/>
         </w:rPr>
-        <w:t xml:space="preserve">shìfàn</w:t>
-      </w:r>
-      <w:r>
-        <w:t xml:space="preserve"> </w:t>
-      </w:r>
-      <w:r>
-        <w:t xml:space="preserve">“model/demonstration”</w:t>
-      </w:r>
-      <w:r>
-        <w:t xml:space="preserve">, </w:t>
+        <w:t xml:space="preserve">xíngxiàng</w:t>
+      </w:r>
+      <w:r>
+        <w:t xml:space="preserve"> </w:t>
+      </w:r>
+      <w:r>
+        <w:t xml:space="preserve">“image”</w:t>
+      </w:r>
+      <w:r>
+        <w:t xml:space="preserve">; </w:t>
       </w:r>
       <w:r>
         <w:rPr>
           <w:rFonts w:hint="eastAsia"/>
         </w:rPr>
-        <w:t xml:space="preserve">面子</w:t>
+        <w:t xml:space="preserve">示范</w:t>
       </w:r>
       <w:r>
         <w:t xml:space="preserve"> </w:t>
@@ -788,48 +608,45 @@
           <w:i/>
           <w:iCs/>
         </w:rPr>
-        <w:t xml:space="preserve">miànzi</w:t>
-      </w:r>
-      <w:r>
-        <w:t xml:space="preserve"> </w:t>
-      </w:r>
-      <w:r>
-        <w:t xml:space="preserve">“face”</w:t>
-      </w:r>
-      <w:r>
-        <w:t xml:space="preserve">) fire pervasively outside infrastructure contexts.</w:t>
-      </w:r>
-      <w:r>
-        <w:t xml:space="preserve"> </w:t>
-      </w:r>
-      <w:r>
-        <w:rPr>
-          <w:b/>
-          <w:bCs/>
-        </w:rPr>
-        <w:t xml:space="preserve">(ii)</w:t>
-      </w:r>
-      <w:r>
-        <w:t xml:space="preserve"> </w:t>
-      </w:r>
-      <w:r>
-        <w:t xml:space="preserve">Restricting the lexicon to concrete, salience-based construction terms (mirroring the cosmetic-versus-functional split of the MOHURD construction-investment categories) raises visible precision to</w:t>
-      </w:r>
-      <w:r>
-        <w:t xml:space="preserve"> </w:t>
-      </w:r>
-      <w:r>
-        <w:rPr>
-          <w:b/>
-          <w:bCs/>
-        </w:rPr>
-        <w:t xml:space="preserve">0.50, and to 0.60 after targeted refinement, at 0.79 recall</w:t>
-      </w:r>
-      <w:r>
-        <w:t xml:space="preserve"> </w:t>
-      </w:r>
-      <w:r>
-        <w:t xml:space="preserve">— a large gain that nonetheless meets a</w:t>
+        <w:t xml:space="preserve">shìfàn</w:t>
+      </w:r>
+      <w:r>
+        <w:t xml:space="preserve"> </w:t>
+      </w:r>
+      <w:r>
+        <w:t xml:space="preserve">“model/demonstration”</w:t>
+      </w:r>
+      <w:r>
+        <w:t xml:space="preserve">) fire pervasively outside infrastructure. (ii) A</w:t>
+      </w:r>
+      <w:r>
+        <w:t xml:space="preserve"> </w:t>
+      </w:r>
+      <w:r>
+        <w:rPr>
+          <w:b/>
+          <w:bCs/>
+        </w:rPr>
+        <w:t xml:space="preserve">concrete, salience-based lexicon</w:t>
+      </w:r>
+      <w:r>
+        <w:t xml:space="preserve"> </w:t>
+      </w:r>
+      <w:r>
+        <w:t xml:space="preserve">— the VAI lexicon we recommend — raises precision to</w:t>
+      </w:r>
+      <w:r>
+        <w:t xml:space="preserve"> </w:t>
+      </w:r>
+      <w:r>
+        <w:rPr>
+          <w:b/>
+          <w:bCs/>
+        </w:rPr>
+        <w:t xml:space="preserve">0.50, and 0.60 after targeted refinement, at 0.79 recall</w:t>
+      </w:r>
+      <w:r>
+        <w:t xml:space="preserve">, but meets a</w:t>
       </w:r>
       <w:r>
         <w:t xml:space="preserve"> </w:t>
@@ -842,7 +659,10 @@
         <w:t xml:space="preserve">polysemy ceiling</w:t>
       </w:r>
       <w:r>
-        <w:t xml:space="preserve">: residual metaphorical and categorical uses </w:t>
+        <w:t xml:space="preserve"> </w:t>
+      </w:r>
+      <w:r>
+        <w:t xml:space="preserve">near 0.60–0.64 that curation cannot break </w:t>
       </w:r>
       <w:r>
         <w:rPr>
@@ -864,16 +684,13 @@
         <w:t xml:space="preserve"> </w:t>
       </w:r>
       <w:r>
-        <w:t xml:space="preserve">in </w:t>
-      </w:r>
-      <w:r>
-        <w:rPr>
-          <w:rFonts w:hint="eastAsia"/>
-        </w:rPr>
-        <w:t xml:space="preserve">新型工业化道路,</w:t>
-      </w:r>
-      <w:r>
-        <w:t xml:space="preserve"> the</w:t>
+        <w:t xml:space="preserve">“road”</w:t>
+      </w:r>
+      <w:r>
+        <w:t xml:space="preserve"> </w:t>
+      </w:r>
+      <w:r>
+        <w:t xml:space="preserve">also names the</w:t>
       </w:r>
       <w:r>
         <w:t xml:space="preserve"> </w:t>
@@ -889,13 +706,55 @@
         <w:t xml:space="preserve"> </w:t>
       </w:r>
       <w:r>
-        <w:t xml:space="preserve">of new-type industrialization; </w:t>
-      </w:r>
-      <w:r>
-        <w:rPr>
-          <w:rFonts w:hint="eastAsia"/>
-        </w:rPr>
-        <w:t xml:space="preserve">轨道交通</w:t>
+        <w:t xml:space="preserve">of industrialization). (iii) For users who need higher passage precision, an</w:t>
+      </w:r>
+      <w:r>
+        <w:t xml:space="preserve"> </w:t>
+      </w:r>
+      <w:r>
+        <w:rPr>
+          <w:b/>
+          <w:bCs/>
+        </w:rPr>
+        <w:t xml:space="preserve">LLM-ensemble classifier</w:t>
+      </w:r>
+      <w:r>
+        <w:t xml:space="preserve"> </w:t>
+      </w:r>
+      <w:r>
+        <w:t xml:space="preserve">attains</w:t>
+      </w:r>
+      <w:r>
+        <w:t xml:space="preserve"> </w:t>
+      </w:r>
+      <w:r>
+        <w:rPr>
+          <w:b/>
+          <w:bCs/>
+        </w:rPr>
+        <w:t xml:space="preserve">0.84 accuracy</w:t>
+      </w:r>
+      <w:r>
+        <w:t xml:space="preserve"> </w:t>
+      </w:r>
+      <w:r>
+        <w:t xml:space="preserve">(inter-model Fleiss κ = 0.835), above the dictionary ceiling. (iv) Decisively, a</w:t>
+      </w:r>
+      <w:r>
+        <w:t xml:space="preserve"> </w:t>
+      </w:r>
+      <w:r>
+        <w:rPr>
+          <w:b/>
+          <w:bCs/>
+        </w:rPr>
+        <w:t xml:space="preserve">behavioral criterion-validity test</w:t>
+      </w:r>
+      <w:r>
+        <w:t xml:space="preserve"> </w:t>
+      </w:r>
+      <w:r>
+        <w:t xml:space="preserve">(§3.2.7): under quasi-exogenous, retirement-driven secretary turnover, the concrete VAI co-moves with</w:t>
       </w:r>
       <w:r>
         <w:t xml:space="preserve"> </w:t>
@@ -905,83 +764,39 @@
           <w:i/>
           <w:iCs/>
         </w:rPr>
-        <w:t xml:space="preserve">guǐdào jiāotōng</w:t>
-      </w:r>
-      <w:r>
-        <w:t xml:space="preserve"> </w:t>
-      </w:r>
-      <w:r>
-        <w:t xml:space="preserve">in </w:t>
-      </w:r>
-      <w:r>
-        <w:rPr>
-          <w:rFonts w:hint="eastAsia"/>
-        </w:rPr>
-        <w:t xml:space="preserve">轨道交通产业,</w:t>
-      </w:r>
-      <w:r>
-        <w:t xml:space="preserve"> the rail-transit</w:t>
-      </w:r>
-      <w:r>
-        <w:t xml:space="preserve"> </w:t>
+        <w:t xml:space="preserve">real</w:t>
+      </w:r>
+      <w:r>
+        <w:t xml:space="preserve"> </w:t>
+      </w:r>
+      <w:r>
+        <w:t xml:space="preserve">accounting-based cosmetic investment (+0.010, p = 0.01; clean pre-trends), whereas the naive measure does not (+0.002, p = 0.54). Co-movement with money under an exogenous shock is what separates a strategic-attention measure from a genre artifact. We complement these with reliability and external checks, each labelled for what it shows: an independent-lexicon replication (</w:t>
       </w:r>
       <w:r>
         <w:rPr>
           <w:i/>
           <w:iCs/>
         </w:rPr>
-        <w:t xml:space="preserve">industry</w:t>
-      </w:r>
-      <w:r>
-        <w:t xml:space="preserve">) cannot be pruned without destroying recall.</w:t>
-      </w:r>
-      <w:r>
-        <w:t xml:space="preserve"> </w:t>
-      </w:r>
-      <w:r>
-        <w:rPr>
-          <w:b/>
-          <w:bCs/>
-        </w:rPr>
-        <w:t xml:space="preserve">(iii)</w:t>
-      </w:r>
-      <w:r>
-        <w:t xml:space="preserve"> </w:t>
-      </w:r>
-      <w:r>
-        <w:t xml:space="preserve">For users who need high passage-level precision, we show that an</w:t>
-      </w:r>
-      <w:r>
-        <w:t xml:space="preserve"> </w:t>
-      </w:r>
-      <w:r>
-        <w:rPr>
-          <w:b/>
-          <w:bCs/>
-        </w:rPr>
-        <w:t xml:space="preserve">LLM-ensemble classifier</w:t>
-      </w:r>
-      <w:r>
-        <w:t xml:space="preserve"> </w:t>
-      </w:r>
-      <w:r>
-        <w:t xml:space="preserve">(three independent model families) attains</w:t>
-      </w:r>
-      <w:r>
-        <w:t xml:space="preserve"> </w:t>
-      </w:r>
-      <w:r>
-        <w:rPr>
-          <w:b/>
-          <w:bCs/>
-        </w:rPr>
-        <w:t xml:space="preserve">0.84 accuracy with inter-model Fleiss κ = 0.835</w:t>
-      </w:r>
-      <w:r>
-        <w:t xml:space="preserve"> </w:t>
-      </w:r>
-      <w:r>
-        <w:t xml:space="preserve">— comfortably above the dictionary ceiling. The pattern is likely not unique to this corpus: for compositional constructs carried by polysemous everyday words, dictionary precision may be bounded by the language rather than the analyst’s diligence — though we establish this only for Chinese GWR text and offer it as a hypothesis to test elsewhere.</w:t>
+        <w:t xml:space="preserve">reliability</w:t>
+      </w:r>
+      <w:r>
+        <w:t xml:space="preserve">, r = 0.93), the MOHURD cross-source correlation (modest external anchor, r = 0.24), a within-document review-vs-plan differential (suggestive; may reflect genre), and a pre-registered third-party Wikipedia test that</w:t>
+      </w:r>
+      <w:r>
+        <w:t xml:space="preserve"> </w:t>
+      </w:r>
+      <w:r>
+        <w:rPr>
+          <w:b/>
+          <w:bCs/>
+        </w:rPr>
+        <w:t xml:space="preserve">fails</w:t>
+      </w:r>
+      <w:r>
+        <w:t xml:space="preserve"> </w:t>
+      </w:r>
+      <w:r>
+        <w:t xml:space="preserve">(r = −0.15) and is reported plainly as bounding the instrument’s domain.</w:t>
       </w:r>
     </w:p>
     <w:p>
@@ -989,7 +804,60 @@
         <w:pStyle w:val="BodyText"/>
       </w:pPr>
       <w:r>
-        <w:t xml:space="preserve">Passage precision, however, is not the question a skeptical reader most wants answered. Even a perfectly precise text measure might capture only</w:t>
+        <w:rPr>
+          <w:b/>
+          <w:bCs/>
+        </w:rPr>
+        <w:t xml:space="preserve">Third</w:t>
+      </w:r>
+      <w:r>
+        <w:t xml:space="preserve">, we present descriptive applications of VAI (§4): a within-city association between VAI and the accounting-based Cosmetic Investment Ratio (β = +0.111, p = 0.002), reported as compositional substitution rather than a causal effect; and — new in this revision — an</w:t>
+      </w:r>
+      <w:r>
+        <w:t xml:space="preserve"> </w:t>
+      </w:r>
+      <w:r>
+        <w:rPr>
+          <w:b/>
+          <w:bCs/>
+        </w:rPr>
+        <w:t xml:space="preserve">independent public-procurement corpus</w:t>
+      </w:r>
+      <w:r>
+        <w:t xml:space="preserve"> </w:t>
+      </w:r>
+      <w:r>
+        <w:t xml:space="preserve">(≈2.96M Zhejiang bidding records) in which visible-type construction projects outnumber functional ones ≈2-to-1 (in 97 of 108 localities), corroborating the compositional tilt in an entirely separate, large-scale data source. Three exercises a previous draft foregrounded are demoted to the appendix and reported transparently as failed or assumption-dependent: a central-inspection event study that does not survive heterogeneity-robust estimation, a CFPS micro-foundation test that detects no effect above |d| = 0.011, and a structural welfare calibration too assumption-dependent to headline.</w:t>
+      </w:r>
+    </w:p>
+    <w:bookmarkStart w:id="13" w:name="contribution"/>
+    <w:p>
+      <w:pPr>
+        <w:pStyle w:val="Heading2"/>
+      </w:pPr>
+      <w:r>
+        <w:t xml:space="preserve">1.1 Contribution</w:t>
+      </w:r>
+    </w:p>
+    <w:p>
+      <w:pPr>
+        <w:pStyle w:val="FirstParagraph"/>
+      </w:pPr>
+      <w:r>
+        <w:t xml:space="preserve">Our contribution is</w:t>
+      </w:r>
+      <w:r>
+        <w:t xml:space="preserve"> </w:t>
+      </w:r>
+      <w:r>
+        <w:rPr>
+          <w:b/>
+          <w:bCs/>
+        </w:rPr>
+        <w:t xml:space="preserve">methodological</w:t>
+      </w:r>
+      <w:r>
+        <w:t xml:space="preserve">: a pre-registered, replicable instrument for measuring the visible-versus-functional composition of infrastructure language in bureaucratic text, with direct passage-level validation, a behavioral criterion-validity anchor, an LLM alternative where the dictionary ceiling binds, explicit domain-scope documentation, and transparent null-reporting. We position it as a</w:t>
       </w:r>
       <w:r>
         <w:t xml:space="preserve"> </w:t>
@@ -999,139 +867,13 @@
           <w:i/>
           <w:iCs/>
         </w:rPr>
-        <w:t xml:space="preserve">rhetoric</w:t>
-      </w:r>
-      <w:r>
-        <w:t xml:space="preserve"> </w:t>
-      </w:r>
-      <w:r>
-        <w:t xml:space="preserve">— genre, templates, ritual language — rather than</w:t>
-      </w:r>
-      <w:r>
-        <w:t xml:space="preserve"> </w:t>
-      </w:r>
-      <w:r>
-        <w:rPr>
-          <w:i/>
-          <w:iCs/>
-        </w:rPr>
-        <w:t xml:space="preserve">strategic attention</w:t>
-      </w:r>
-      <w:r>
-        <w:t xml:space="preserve"> </w:t>
-      </w:r>
-      <w:r>
-        <w:t xml:space="preserve">that moves real resources. We therefore make the paper’s decisive move a</w:t>
-      </w:r>
-      <w:r>
-        <w:t xml:space="preserve"> </w:t>
-      </w:r>
-      <w:r>
-        <w:rPr>
-          <w:b/>
-          <w:bCs/>
-        </w:rPr>
-        <w:t xml:space="preserve">behavioral (criterion) validity</w:t>
-      </w:r>
-      <w:r>
-        <w:t xml:space="preserve"> </w:t>
-      </w:r>
-      <w:r>
-        <w:t xml:space="preserve">test. Using plausibly exogenous, retirement-driven turnover of municipal party secretaries as an incentive shock, we ask whether the text measure co-moves with</w:t>
-      </w:r>
-      <w:r>
-        <w:t xml:space="preserve"> </w:t>
-      </w:r>
-      <w:r>
-        <w:rPr>
-          <w:i/>
-          <w:iCs/>
-        </w:rPr>
-        <w:t xml:space="preserve">real, accounting-based</w:t>
-      </w:r>
-      <w:r>
-        <w:t xml:space="preserve"> </w:t>
-      </w:r>
-      <w:r>
-        <w:t xml:space="preserve">cosmetic investment. It does, but only the right measure does: in the year after turnover, real cosmetic investment rises (+0.025, p &lt; 0.001) and the</w:t>
-      </w:r>
-      <w:r>
-        <w:t xml:space="preserve"> </w:t>
-      </w:r>
-      <w:r>
-        <w:rPr>
-          <w:b/>
-          <w:bCs/>
-        </w:rPr>
-        <w:t xml:space="preserve">validated concrete text measure rises in lockstep</w:t>
-      </w:r>
-      <w:r>
-        <w:t xml:space="preserve"> </w:t>
-      </w:r>
-      <w:r>
-        <w:t xml:space="preserve">(+0.010, p = 0.01), both with clean pre-trends, whereas the</w:t>
-      </w:r>
-      <w:r>
-        <w:t xml:space="preserve"> </w:t>
-      </w:r>
-      <w:r>
-        <w:rPr>
-          <w:b/>
-          <w:bCs/>
-        </w:rPr>
-        <w:t xml:space="preserve">naive measure does not respond at all</w:t>
-      </w:r>
-      <w:r>
-        <w:t xml:space="preserve"> </w:t>
-      </w:r>
-      <w:r>
-        <w:t xml:space="preserve">(+0.002, p = 0.54). A genre or template artifact would not co-move with money under an exogenous shock; a strategic-attention measure does. This behavioral co-movement — not passage precision — is the strongest evidence that the construct is real and that the validated measure captures it.</w:t>
-      </w:r>
-    </w:p>
-    <w:bookmarkStart w:id="13" w:name="contribution"/>
-    <w:p>
-      <w:pPr>
-        <w:pStyle w:val="Heading2"/>
-      </w:pPr>
-      <w:r>
-        <w:t xml:space="preserve">1.1 Contribution</w:t>
-      </w:r>
-    </w:p>
-    <w:p>
-      <w:pPr>
-        <w:pStyle w:val="FirstParagraph"/>
-      </w:pPr>
-      <w:r>
-        <w:t xml:space="preserve">Our contribution is</w:t>
-      </w:r>
-      <w:r>
-        <w:t xml:space="preserve"> </w:t>
-      </w:r>
-      <w:r>
-        <w:rPr>
-          <w:b/>
-          <w:bCs/>
-        </w:rPr>
-        <w:t xml:space="preserve">methodological</w:t>
-      </w:r>
-      <w:r>
-        <w:t xml:space="preserve">, and we position it as a domain-specific application</w:t>
-      </w:r>
-      <w:r>
-        <w:t xml:space="preserve"> </w:t>
-      </w:r>
-      <w:r>
-        <w:rPr>
-          <w:i/>
-          <w:iCs/>
-        </w:rPr>
-        <w:t xml:space="preserve">within</w:t>
-      </w:r>
-      <w:r>
-        <w:t xml:space="preserve"> </w:t>
-      </w:r>
-      <w:r>
-        <w:t xml:space="preserve">the text-as-data tradition of measuring expressed agendas and political attention [2, 3, 4, 8, 18, 19], not as a departure from it. Four points:</w:t>
+        <w:t xml:space="preserve">domain-specific measurement application</w:t>
+      </w:r>
+      <w:r>
+        <w:t xml:space="preserve"> </w:t>
+      </w:r>
+      <w:r>
+        <w:t xml:space="preserve">within the established text-as-data tradition, not a departure from it.</w:t>
       </w:r>
     </w:p>
     <w:p>
@@ -1146,13 +888,13 @@
           <w:b/>
           <w:bCs/>
         </w:rPr>
-        <w:t xml:space="preserve">A rigorous passage-level validation that reports a precision ceiling.</w:t>
-      </w:r>
-      <w:r>
-        <w:t xml:space="preserve"> </w:t>
-      </w:r>
-      <w:r>
-        <w:t xml:space="preserve">We supply exactly the validation an applied dictionary paper usually omits — a stratified sentence sample, a four-way human coding scheme (visible / functional / mixed / irrelevant), a full confusion matrix, per-class precision/recall, false-positive/false-negative exemplars, and an error taxonomy — and we use it to</w:t>
+        <w:t xml:space="preserve">Text-as-data in political methodology.</w:t>
+      </w:r>
+      <w:r>
+        <w:t xml:space="preserve"> </w:t>
+      </w:r>
+      <w:r>
+        <w:t xml:space="preserve">A large literature measures political</w:t>
       </w:r>
       <w:r>
         <w:t xml:space="preserve"> </w:t>
@@ -1162,13 +904,45 @@
           <w:i/>
           <w:iCs/>
         </w:rPr>
-        <w:t xml:space="preserve">discover and characterize</w:t>
-      </w:r>
-      <w:r>
-        <w:t xml:space="preserve"> </w:t>
-      </w:r>
-      <w:r>
-        <w:t xml:space="preserve">a polysemy ceiling rather than to certify the instrument.</w:t>
+        <w:t xml:space="preserve">attention</w:t>
+      </w:r>
+      <w:r>
+        <w:t xml:space="preserve"> </w:t>
+      </w:r>
+      <w:r>
+        <w:t xml:space="preserve">and</w:t>
+      </w:r>
+      <w:r>
+        <w:t xml:space="preserve"> </w:t>
+      </w:r>
+      <w:r>
+        <w:rPr>
+          <w:i/>
+          <w:iCs/>
+        </w:rPr>
+        <w:t xml:space="preserve">expressed agendas</w:t>
+      </w:r>
+      <w:r>
+        <w:t xml:space="preserve"> </w:t>
+      </w:r>
+      <w:r>
+        <w:t xml:space="preserve">from text — expressed priorities in legislative communication, agenda-setting, audience-targeting, and cross-domain priority classification [2, 3, 4, 8, 18, 19]. VAI is a domain-specific instance: an interpretable, expert-coded measure of</w:t>
+      </w:r>
+      <w:r>
+        <w:t xml:space="preserve"> </w:t>
+      </w:r>
+      <w:r>
+        <w:rPr>
+          <w:i/>
+          <w:iCs/>
+        </w:rPr>
+        <w:t xml:space="preserve">compositional</w:t>
+      </w:r>
+      <w:r>
+        <w:t xml:space="preserve"> </w:t>
+      </w:r>
+      <w:r>
+        <w:t xml:space="preserve">(visible-vs-functional) attention in Chinese municipal reports.</w:t>
       </w:r>
     </w:p>
     <w:p>
@@ -1183,13 +957,29 @@
           <w:b/>
           <w:bCs/>
         </w:rPr>
-        <w:t xml:space="preserve">A calibrated high-precision alternative.</w:t>
-      </w:r>
-      <w:r>
-        <w:t xml:space="preserve"> </w:t>
-      </w:r>
-      <w:r>
-        <w:t xml:space="preserve">We benchmark an LLM-ensemble classifier against the same human gold standard (0.84 accuracy; Fleiss κ = 0.835) and recommend it where the dictionary’s ceiling binds, giving practitioners a concrete precision-vs-transparency trade-off rather than an abstract one.</w:t>
+        <w:t xml:space="preserve">Validation honestly bounded, then behaviorally anchored.</w:t>
+      </w:r>
+      <w:r>
+        <w:t xml:space="preserve"> </w:t>
+      </w:r>
+      <w:r>
+        <w:t xml:space="preserve">Rather than defend a dictionary by face validity and an aggregate correlation, we report its passage-level precision ceiling, supply an LLM route past it, and — most importantly — show that the</w:t>
+      </w:r>
+      <w:r>
+        <w:t xml:space="preserve"> </w:t>
+      </w:r>
+      <w:r>
+        <w:rPr>
+          <w:i/>
+          <w:iCs/>
+        </w:rPr>
+        <w:t xml:space="preserve">valid</w:t>
+      </w:r>
+      <w:r>
+        <w:t xml:space="preserve"> </w:t>
+      </w:r>
+      <w:r>
+        <w:t xml:space="preserve">measure co-moves with real investment under an exogenous shock while the naive one does not. This validation discipline, not the keyword list, is the transferable core.</w:t>
       </w:r>
     </w:p>
     <w:p>
@@ -1204,92 +994,21 @@
           <w:b/>
           <w:bCs/>
         </w:rPr>
-        <w:t xml:space="preserve">Behavioral co-movement as the decisive validity test.</w:t>
-      </w:r>
-      <w:r>
-        <w:t xml:space="preserve"> </w:t>
-      </w:r>
-      <w:r>
-        <w:t xml:space="preserve">We argue, and demonstrate, that for measures of strategic attention the decisive test is</w:t>
-      </w:r>
-      <w:r>
-        <w:t xml:space="preserve"> </w:t>
-      </w:r>
-      <w:r>
-        <w:rPr>
-          <w:i/>
-          <w:iCs/>
-        </w:rPr>
-        <w:t xml:space="preserve">criterion</w:t>
-      </w:r>
-      <w:r>
-        <w:t xml:space="preserve"> </w:t>
-      </w:r>
-      <w:r>
-        <w:t xml:space="preserve">validity against real behavior under an exogenous shock — not internal reliability or aggregate cross-source correlation. The retirement-turnover co-movement separates a valid measure from a naive one that is internally stable yet behaviorally inert.</w:t>
-      </w:r>
-    </w:p>
-    <w:p>
-      <w:pPr>
-        <w:numPr>
-          <w:ilvl w:val="0"/>
-          <w:numId w:val="1001"/>
-        </w:numPr>
-      </w:pPr>
-      <w:r>
-        <w:rPr>
-          <w:b/>
-          <w:bCs/>
-        </w:rPr>
-        <w:t xml:space="preserve">Transparent demotion and reproducibility.</w:t>
-      </w:r>
-      <w:r>
-        <w:t xml:space="preserve"> </w:t>
-      </w:r>
-      <w:r>
-        <w:t xml:space="preserve">We relabel earlier exercises for what they are (an independent-lexicon correlation as</w:t>
-      </w:r>
-      <w:r>
-        <w:t xml:space="preserve"> </w:t>
-      </w:r>
-      <w:r>
-        <w:rPr>
-          <w:i/>
-          <w:iCs/>
-        </w:rPr>
-        <w:t xml:space="preserve">reliability</w:t>
-      </w:r>
-      <w:r>
-        <w:t xml:space="preserve">, not validity; a within-document differential as</w:t>
-      </w:r>
-      <w:r>
-        <w:t xml:space="preserve"> </w:t>
-      </w:r>
-      <w:r>
-        <w:rPr>
-          <w:i/>
-          <w:iCs/>
-        </w:rPr>
-        <w:t xml:space="preserve">suggestive</w:t>
-      </w:r>
-      <w:r>
-        <w:t xml:space="preserve">; an accounting correlation as a</w:t>
-      </w:r>
-      <w:r>
-        <w:t xml:space="preserve"> </w:t>
-      </w:r>
-      <w:r>
-        <w:rPr>
-          <w:i/>
-          <w:iCs/>
-        </w:rPr>
-        <w:t xml:space="preserve">modest external</w:t>
-      </w:r>
-      <w:r>
-        <w:t xml:space="preserve"> </w:t>
-      </w:r>
-      <w:r>
-        <w:t xml:space="preserve">check) and demote under-identified causal and welfare analyses to the appendix, reported as failed or assumption-dependent rather than as findings. Instrument, gold-standard codings, and analysis code are pre-registered (OSF DOI 10.17605/OSF.IO/ZMJY5) and archived (Zenodo DOI 10.5281/zenodo.19569978), following open-science reporting norms [9, 10].</w:t>
+        <w:t xml:space="preserve">Pre-registration and transparent null-reporting.</w:t>
+      </w:r>
+      <w:r>
+        <w:t xml:space="preserve"> </w:t>
+      </w:r>
+      <w:r>
+        <w:t xml:space="preserve">We pre-register the instrument and its validity tests at OSF (DOI 10.17605/OSF.IO/ZMJY5) and report all null and failed results — a failed third-party validation, a non-robust causal event study, a null micro-foundation test — transparently [9, 10].</w:t>
+      </w:r>
+    </w:p>
+    <w:p>
+      <w:pPr>
+        <w:pStyle w:val="FirstParagraph"/>
+      </w:pPr>
+      <w:r>
+        <w:t xml:space="preserve">We deliberately refrain from causal and welfare claims as headline contributions: the strategic-bias interpretation is anchored behaviorally (§3.2.7) but not structurally identified, and the Cobb-Douglas welfare calibration is an assumption-dependent appendix illustration.</w:t>
       </w:r>
     </w:p>
     <w:bookmarkEnd w:id="13"/>
@@ -1307,7 +1026,7 @@
         <w:pStyle w:val="FirstParagraph"/>
       </w:pPr>
       <w:r>
-        <w:t xml:space="preserve">Section 2 sketches the observability-asymmetry motivation, kept deliberately light. Section 3 builds the measurement ladder — institutional grounding of GWRs, the naive-to-concrete lexicon progression, the passage-level human validation, the polysemy ceiling, and the LLM-ensemble alternative. Section 4 presents the behavioral criterion-validity evidence (the retirement-turnover co-movement) and a supplementary procurement-frequency check. Section 5 draws the methodological lessons and states limitations; Section 6 concludes. Deviations from the pre-registration are logged in Appendix D with reasons, executed substitutes, and effect on sign and significance.</w:t>
+        <w:t xml:space="preserve">Section 2 develops the cadre-attention model as motivation. Section 3 describes VAI construction (§3.1) and its validation (§3.2), led by the passage-level human validation and the behavioral criterion-validity test. Section 4 presents the descriptive application (VAI vs accounting-based investment composition), the independent procurement corroboration, and — demoted to supporting material — the exercises that do not support causal or welfare claims. Section 5 discusses scope, portability, and limitations; Section 6 concludes. Five deviations from the pre-registration are logged in Appendix D with reasons and effect-on-sign-and-significance; the replication archive is at Zenodo (DOI 10.5281/zenodo.19569978) and pre-registration at OSF (DOI 10.17605/OSF.IO/ZMJY5).</w:t>
       </w:r>
     </w:p>
     <w:bookmarkEnd w:id="14"/>
@@ -1744,7 +1463,7 @@
     </w:p>
     <w:bookmarkEnd w:id="18"/>
     <w:bookmarkEnd w:id="19"/>
-    <w:bookmarkStart w:id="31" w:name="measurement-and-validation"/>
+    <w:bookmarkStart w:id="36" w:name="measurement-and-validation"/>
     <w:p>
       <w:pPr>
         <w:pStyle w:val="Heading1"/>
@@ -1753,45 +1472,21 @@
         <w:t xml:space="preserve">3. Measurement and Validation</w:t>
       </w:r>
     </w:p>
+    <w:bookmarkStart w:id="20" w:name="X1784d2fc9db4509cc4e3e36d4822334e81f0a8b"/>
+    <w:p>
+      <w:pPr>
+        <w:pStyle w:val="Heading2"/>
+      </w:pPr>
+      <w:r>
+        <w:t xml:space="preserve">3.0 Positioning in the text-as-data literature</w:t>
+      </w:r>
+    </w:p>
     <w:p>
       <w:pPr>
         <w:pStyle w:val="FirstParagraph"/>
       </w:pPr>
       <w:r>
-        <w:t xml:space="preserve">This section builds and validates the text measure along the ladder previewed in §1. We first situate the measurement target in the text-as-data tradition (§3.0) and document why the source corpus is consequential (§3.1). We then construct a naive dictionary and show, against human passage-level coding, that it fails (§3.2.1); refine it to a concrete, salience-based lexicon that improves sharply but meets a polysemy ceiling (§3.2.2–§3.3); and benchmark an LLM-ensemble classifier that clears the ceiling (§3.4). We close by relabeling the reliability and external checks for exactly what they establish (§3.5) and stating the measure’s scope and data (§3.6–§3.7).</w:t>
-      </w:r>
-    </w:p>
-    <w:bookmarkStart w:id="20" w:name="X1784d2fc9db4509cc4e3e36d4822334e81f0a8b"/>
-    <w:p>
-      <w:pPr>
-        <w:pStyle w:val="Heading2"/>
-      </w:pPr>
-      <w:r>
-        <w:t xml:space="preserve">3.0 Positioning in the text-as-data literature</w:t>
-      </w:r>
-    </w:p>
-    <w:p>
-      <w:pPr>
-        <w:pStyle w:val="FirstParagraph"/>
-      </w:pPr>
-      <w:r>
-        <w:t xml:space="preserve">We position the measure as a domain-specific application</w:t>
-      </w:r>
-      <w:r>
-        <w:t xml:space="preserve"> </w:t>
-      </w:r>
-      <w:r>
-        <w:rPr>
-          <w:i/>
-          <w:iCs/>
-        </w:rPr>
-        <w:t xml:space="preserve">within</w:t>
-      </w:r>
-      <w:r>
-        <w:t xml:space="preserve"> </w:t>
-      </w:r>
-      <w:r>
-        <w:t xml:space="preserve">the literature that measures political attention and expressed agendas from text — not as a new latent-variable method. Table 0 locates it against four established instruments on the dimensions that matter for a measurement-validation paper.</w:t>
+        <w:t xml:space="preserve">Before describing the VAI construction, we situate the instrument relative to existing text-based measures of political attention. Table 0 compares VAI across five dimensions against four established instruments.</w:t>
       </w:r>
     </w:p>
     <w:p>
@@ -1803,7 +1498,7 @@
           <w:b/>
           <w:bCs/>
         </w:rPr>
-        <w:t xml:space="preserve">Table 0. The visibility measure relative to existing text-based policy-attention instruments</w:t>
+        <w:t xml:space="preserve">Table 0. VAI relative to existing text-based policy-attention instruments</w:t>
       </w:r>
     </w:p>
     <w:tbl>
@@ -2120,7 +1815,7 @@
                 <w:b/>
                 <w:bCs/>
               </w:rPr>
-              <w:t xml:space="preserve">This paper</w:t>
+              <w:t xml:space="preserve">VAI (this paper)</w:t>
             </w:r>
           </w:p>
         </w:tc>
@@ -2135,7 +1830,7 @@
                 <w:b/>
                 <w:bCs/>
               </w:rPr>
-              <w:t xml:space="preserve">Visible-vs-functional infrastructure attention, Chinese GWRs</w:t>
+              <w:t xml:space="preserve">Visible-vs-functional infrastructure rhetoric, Chinese municipal GWRs</w:t>
             </w:r>
           </w:p>
         </w:tc>
@@ -2150,7 +1845,7 @@
                 <w:b/>
                 <w:bCs/>
               </w:rPr>
-              <w:t xml:space="preserve">Dictionary → LLM-ensemble; reported precision ceiling</w:t>
+              <w:t xml:space="preserve">Expert-coded lexicon, count-ratio (+ LLM-ensemble alternative)</w:t>
             </w:r>
           </w:p>
         </w:tc>
@@ -2165,7 +1860,7 @@
                 <w:b/>
                 <w:bCs/>
               </w:rPr>
-              <w:t xml:space="preserve">Yes — confusion matrix + error taxonomy + ceiling</w:t>
+              <w:t xml:space="preserve">Yes — confusion matrix + error taxonomy + reported ceiling</w:t>
             </w:r>
           </w:p>
         </w:tc>
@@ -2191,7 +1886,7 @@
         <w:pStyle w:val="BodyText"/>
       </w:pPr>
       <w:r>
-        <w:t xml:space="preserve">Two features distinguish the exercise. First, the measurement target is</w:t>
+        <w:t xml:space="preserve">We position VAI as a domain-specific application within the expressed-agendas tradition rather than a departure from it. Two features distinguish the exercise. First, the target is</w:t>
       </w:r>
       <w:r>
         <w:t xml:space="preserve"> </w:t>
@@ -2207,7 +1902,7 @@
         <w:t xml:space="preserve"> </w:t>
       </w:r>
       <w:r>
-        <w:t xml:space="preserve">— the share of attention across two substantively paired asset classes within one policy domain — rather than position on an ideological continuum or emphasis across many topics; this is continuous with the expressed-agendas tradition. Second, and more importantly, we subject the measure to two tests applied work usually omits: direct passage-level human validation</w:t>
+        <w:t xml:space="preserve">— the share of attention across two substantively-paired asset classes within one policy domain — rather than position on an ideological continuum. Second, and the focus of this revision, we subject the instrument to two tests applied work usually omits: direct passage-level human validation</w:t>
       </w:r>
       <w:r>
         <w:t xml:space="preserve"> </w:t>
@@ -2220,17 +1915,17 @@
         <w:t xml:space="preserve">with the failure honestly reported</w:t>
       </w:r>
       <w:r>
-        <w:t xml:space="preserve">, and behavioral criterion validity against real expenditure (§4).</w:t>
+        <w:t xml:space="preserve">, and behavioral criterion validity against real expenditure (§3.2.7).</w:t>
       </w:r>
     </w:p>
     <w:bookmarkEnd w:id="20"/>
-    <w:bookmarkStart w:id="22" w:name="X34b3f959ed9c242c5d852b6c9b42383308ae55f"/>
+    <w:bookmarkStart w:id="25" w:name="the-visibility-attention-index-vai"/>
     <w:p>
       <w:pPr>
         <w:pStyle w:val="Heading2"/>
       </w:pPr>
       <w:r>
-        <w:t xml:space="preserve">3.1 The corpus and its institutional standing</w:t>
+        <w:t xml:space="preserve">3.1 The Visibility Attention Index (VAI)</w:t>
       </w:r>
     </w:p>
     <w:p>
@@ -2238,53 +1933,7 @@
         <w:pStyle w:val="FirstParagraph"/>
       </w:pPr>
       <w:r>
-        <w:t xml:space="preserve">We measure visibility attention from the universe of annual prefecture-level</w:t>
-      </w:r>
-      <w:r>
-        <w:t xml:space="preserve"> </w:t>
-      </w:r>
-      <w:r>
-        <w:rPr>
-          <w:b/>
-          <w:bCs/>
-        </w:rPr>
-        <w:t xml:space="preserve">government work reports</w:t>
-      </w:r>
-      <w:r>
-        <w:t xml:space="preserve"> </w:t>
-      </w:r>
-      <w:r>
-        <w:t xml:space="preserve">(GWRs). Our corpus covers</w:t>
-      </w:r>
-      <w:r>
-        <w:t xml:space="preserve"> </w:t>
-      </w:r>
-      <w:r>
-        <w:rPr>
-          <w:b/>
-          <w:bCs/>
-        </w:rPr>
-        <w:t xml:space="preserve">6,294 GWRs from 282 prefecture-level cities, 2002–2024</w:t>
-      </w:r>
-      <w:r>
-        <w:t xml:space="preserve">, compiled from provincial government portals and the zhengfugongzuobaogao.com repository; each report (typically 20,000–60,000 Chinese characters) is stored as a UTF-8 file indexed by standardized city name and year.</w:t>
-      </w:r>
-    </w:p>
-    <w:bookmarkStart w:id="21" w:name="Xb8588efde53b34b680f1d31b3beb2b1964c6a27"/>
-    <w:p>
-      <w:pPr>
-        <w:pStyle w:val="Heading3"/>
-      </w:pPr>
-      <w:r>
-        <w:t xml:space="preserve">3.1.0 Institutional role and consequentiality of government work reports</w:t>
-      </w:r>
-    </w:p>
-    <w:p>
-      <w:pPr>
-        <w:pStyle w:val="FirstParagraph"/>
-      </w:pPr>
-      <w:r>
-        <w:t xml:space="preserve">The paper’s premise is that GWRs are</w:t>
+        <w:t xml:space="preserve">We construct a city-year Visibility Attention Index from the universe of annual</w:t>
       </w:r>
       <w:r>
         <w:t xml:space="preserve"> </w:t>
@@ -2294,49 +1943,72 @@
           <w:i/>
           <w:iCs/>
         </w:rPr>
-        <w:t xml:space="preserve">consequential</w:t>
-      </w:r>
-      <w:r>
-        <w:t xml:space="preserve"> </w:t>
-      </w:r>
-      <w:r>
-        <w:t xml:space="preserve">texts whose composition reflects what officials choose to make salient to their evaluators. We document, rather than assert, the institutional basis.</w:t>
-      </w:r>
-    </w:p>
-    <w:p>
-      <w:pPr>
-        <w:pStyle w:val="BodyText"/>
-      </w:pPr>
-      <w:r>
-        <w:rPr>
-          <w:b/>
-          <w:bCs/>
-        </w:rPr>
-        <w:t xml:space="preserve">Drafting and approval.</w:t>
-      </w:r>
-      <w:r>
-        <w:t xml:space="preserve"> </w:t>
-      </w:r>
-      <w:r>
-        <w:t xml:space="preserve">A municipal GWR is drafted by the city government’s research office under the mayor’s direct supervision, revised through successive leadership readings, and formally delivered by the mayor to the annual session of the municipal People’s Congress, which reviews and votes to adopt it. It is therefore the government’s official, on-the-record statement of the year’s work and the coming year’s commitments — neither a personal essay nor a press release.</w:t>
-      </w:r>
-    </w:p>
-    <w:p>
-      <w:pPr>
-        <w:pStyle w:val="BodyText"/>
-      </w:pPr>
-      <w:r>
-        <w:rPr>
-          <w:b/>
-          <w:bCs/>
-        </w:rPr>
-        <w:t xml:space="preserve">Link to cadre evaluation.</w:t>
-      </w:r>
-      <w:r>
-        <w:t xml:space="preserve"> </w:t>
-      </w:r>
-      <w:r>
-        <w:t xml:space="preserve">Under the target-responsibility system and performance-assessment regime, the commitments enumerated in the GWR feed the quantified targets against which the prefecture’s leadership is subsequently assessed by the superior provincial Party authority. The report is an</w:t>
+        <w:t xml:space="preserve">government work reports</w:t>
+      </w:r>
+      <w:r>
+        <w:t xml:space="preserve"> </w:t>
+      </w:r>
+      <w:r>
+        <w:t xml:space="preserve">(GWRs) delivered at prefecture-level People’s Congresses. These reports — typically 20,000–60,000 Chinese characters — are the single most important institutional text a municipal government produces each year. Our corpus covers</w:t>
+      </w:r>
+      <w:r>
+        <w:t xml:space="preserve"> </w:t>
+      </w:r>
+      <w:r>
+        <w:rPr>
+          <w:b/>
+          <w:bCs/>
+        </w:rPr>
+        <w:t xml:space="preserve">6,294 GWRs</w:t>
+      </w:r>
+      <w:r>
+        <w:t xml:space="preserve"> </w:t>
+      </w:r>
+      <w:r>
+        <w:t xml:space="preserve">from</w:t>
+      </w:r>
+      <w:r>
+        <w:t xml:space="preserve"> </w:t>
+      </w:r>
+      <w:r>
+        <w:rPr>
+          <w:b/>
+          <w:bCs/>
+        </w:rPr>
+        <w:t xml:space="preserve">282 prefecture-level cities</w:t>
+      </w:r>
+      <w:r>
+        <w:t xml:space="preserve">,</w:t>
+      </w:r>
+      <w:r>
+        <w:t xml:space="preserve"> </w:t>
+      </w:r>
+      <w:r>
+        <w:rPr>
+          <w:b/>
+          <w:bCs/>
+        </w:rPr>
+        <w:t xml:space="preserve">2002–2024</w:t>
+      </w:r>
+      <w:r>
+        <w:t xml:space="preserve">, compiled from provincial government portals and the zhengfugongzuobaogao.com repository, each stored as a UTF-8 file indexed by standardized city name and year.</w:t>
+      </w:r>
+    </w:p>
+    <w:bookmarkStart w:id="21" w:name="Xb8588efde53b34b680f1d31b3beb2b1964c6a27"/>
+    <w:p>
+      <w:pPr>
+        <w:pStyle w:val="Heading3"/>
+      </w:pPr>
+      <w:r>
+        <w:t xml:space="preserve">3.1.0 Institutional role and consequentiality of government work reports</w:t>
+      </w:r>
+    </w:p>
+    <w:p>
+      <w:pPr>
+        <w:pStyle w:val="FirstParagraph"/>
+      </w:pPr>
+      <w:r>
+        <w:t xml:space="preserve">The paper’s premise is that GWRs are</w:t>
       </w:r>
       <w:r>
         <w:t xml:space="preserve"> </w:t>
@@ -2346,13 +2018,13 @@
           <w:i/>
           <w:iCs/>
         </w:rPr>
-        <w:t xml:space="preserve">input to</w:t>
-      </w:r>
-      <w:r>
-        <w:t xml:space="preserve"> </w:t>
-      </w:r>
-      <w:r>
-        <w:t xml:space="preserve">the promotion-relevant evaluation process, not merely a record of it.</w:t>
+        <w:t xml:space="preserve">consequential</w:t>
+      </w:r>
+      <w:r>
+        <w:t xml:space="preserve"> </w:t>
+      </w:r>
+      <w:r>
+        <w:t xml:space="preserve">texts whose composition reflects what officials choose to make salient. We document, rather than assert, the institutional basis.</w:t>
       </w:r>
     </w:p>
     <w:p>
@@ -2364,27 +2036,31 @@
           <w:b/>
           <w:bCs/>
         </w:rPr>
-        <w:t xml:space="preserve">Audiences and</w:t>
-      </w:r>
-      <w:r>
-        <w:rPr>
-          <w:b/>
-          <w:bCs/>
-        </w:rPr>
-        <w:t xml:space="preserve"> </w:t>
-      </w:r>
-      <w:r>
-        <w:rPr>
-          <w:b/>
-          <w:bCs/>
-        </w:rPr>
-        <w:t xml:space="preserve">“visible to whom.”</w:t>
-      </w:r>
-      <w:r>
-        <w:t xml:space="preserve"> </w:t>
-      </w:r>
-      <w:r>
-        <w:t xml:space="preserve">The GWR’s audiences include the superior authority that controls promotion, the NPC delegates who vote on it, and the public and media to whom it is released. The audience relevant to our construct is the</w:t>
+        <w:t xml:space="preserve">Drafting and approval.</w:t>
+      </w:r>
+      <w:r>
+        <w:t xml:space="preserve"> </w:t>
+      </w:r>
+      <w:r>
+        <w:t xml:space="preserve">A municipal GWR is drafted by the city government’s research office under the mayor’s direct supervision, revised through successive leadership readings, and formally delivered by the mayor to the annual session of the municipal People’s Congress, which reviews and votes to adopt it. It is therefore the government’s official, on-the-record statement of the year’s work and the coming year’s commitments — neither a personal essay nor a press release.</w:t>
+      </w:r>
+    </w:p>
+    <w:p>
+      <w:pPr>
+        <w:pStyle w:val="BodyText"/>
+      </w:pPr>
+      <w:r>
+        <w:rPr>
+          <w:b/>
+          <w:bCs/>
+        </w:rPr>
+        <w:t xml:space="preserve">Link to cadre evaluation.</w:t>
+      </w:r>
+      <w:r>
+        <w:t xml:space="preserve"> </w:t>
+      </w:r>
+      <w:r>
+        <w:t xml:space="preserve">Under the target-responsibility system and performance-assessment regime, the commitments enumerated in the GWR feed the quantified targets against which the prefecture’s leadership is subsequently assessed by the superior provincial Party authority. The report is an</w:t>
       </w:r>
       <w:r>
         <w:t xml:space="preserve"> </w:t>
@@ -2394,30 +2070,504 @@
           <w:i/>
           <w:iCs/>
         </w:rPr>
+        <w:t xml:space="preserve">input to</w:t>
+      </w:r>
+      <w:r>
+        <w:t xml:space="preserve"> </w:t>
+      </w:r>
+      <w:r>
+        <w:t xml:space="preserve">the promotion-relevant evaluation process, not merely a record of it.</w:t>
+      </w:r>
+    </w:p>
+    <w:p>
+      <w:pPr>
+        <w:pStyle w:val="BodyText"/>
+      </w:pPr>
+      <w:r>
+        <w:rPr>
+          <w:b/>
+          <w:bCs/>
+        </w:rPr>
+        <w:t xml:space="preserve">Audiences and</w:t>
+      </w:r>
+      <w:r>
+        <w:rPr>
+          <w:b/>
+          <w:bCs/>
+        </w:rPr>
+        <w:t xml:space="preserve"> </w:t>
+      </w:r>
+      <w:r>
+        <w:rPr>
+          <w:b/>
+          <w:bCs/>
+        </w:rPr>
+        <w:t xml:space="preserve">“visible to whom.”</w:t>
+      </w:r>
+      <w:r>
+        <w:t xml:space="preserve"> </w:t>
+      </w:r>
+      <w:r>
+        <w:t xml:space="preserve">The GWR’s audiences include the promotion-controlling superior, the NPC delegates who vote on it, and the public and media to whom it is released. The audience relevant to our construct is the</w:t>
+      </w:r>
+      <w:r>
+        <w:t xml:space="preserve"> </w:t>
+      </w:r>
+      <w:r>
+        <w:rPr>
+          <w:i/>
+          <w:iCs/>
+        </w:rPr>
         <w:t xml:space="preserve">superior</w:t>
       </w:r>
       <w:r>
-        <w:t xml:space="preserve">: our salience criterion is defined relative to this upward principal, which is precisely the channel through which the observability asymmetry of §2.1 operates. Lateral citizen approval is a distinct channel, reported as a bounded null (§4.4), not the mechanism.</w:t>
+        <w:t xml:space="preserve">: the salience criterion is defined relative to this upward principal, which is precisely the channel through which the observability asymmetry of §2.1 operates. The lateral citizen channel is reported as a bounded null (§4.4), not asserted as the mechanism.</w:t>
       </w:r>
     </w:p>
     <w:bookmarkEnd w:id="21"/>
+    <w:bookmarkStart w:id="22" w:name="lexicon-construction"/>
+    <w:p>
+      <w:pPr>
+        <w:pStyle w:val="Heading3"/>
+      </w:pPr>
+      <w:r>
+        <w:t xml:space="preserve">3.1.1 Lexicon construction</w:t>
+      </w:r>
+    </w:p>
+    <w:p>
+      <w:pPr>
+        <w:pStyle w:val="FirstParagraph"/>
+      </w:pPr>
+      <w:r>
+        <w:t xml:space="preserve">The lexicon was built through an iterative expert-coding protocol, seeded from a reading of 50 randomly-sampled reports with terms retained at &gt;85% inter-coder agreement across two coders. A natural first (</w:t>
+      </w:r>
+      <w:r>
+        <w:t xml:space="preserve">“naive”</w:t>
+      </w:r>
+      <w:r>
+        <w:t xml:space="preserve">) lexicon paired</w:t>
+      </w:r>
+      <w:r>
+        <w:t xml:space="preserve"> </w:t>
+      </w:r>
+      <w:r>
+        <w:rPr>
+          <w:b/>
+          <w:bCs/>
+        </w:rPr>
+        <w:t xml:space="preserve">42 visible terms</w:t>
+      </w:r>
+      <w:r>
+        <w:t xml:space="preserve"> </w:t>
+      </w:r>
+      <w:r>
+        <w:t xml:space="preserve">— appearance/image words </w:t>
+      </w:r>
+      <w:r>
+        <w:rPr>
+          <w:rFonts w:hint="eastAsia"/>
+        </w:rPr>
+        <w:t xml:space="preserve">(形象</w:t>
+      </w:r>
+      <w:r>
+        <w:t xml:space="preserve"> </w:t>
+      </w:r>
+      <w:r>
+        <w:rPr>
+          <w:i/>
+          <w:iCs/>
+        </w:rPr>
+        <w:t xml:space="preserve">xíngxiàng</w:t>
+      </w:r>
+      <w:r>
+        <w:t xml:space="preserve"> </w:t>
+      </w:r>
+      <w:r>
+        <w:t xml:space="preserve">“image”</w:t>
+      </w:r>
+      <w:r>
+        <w:t xml:space="preserve">, </w:t>
+      </w:r>
+      <w:r>
+        <w:rPr>
+          <w:rFonts w:hint="eastAsia"/>
+        </w:rPr>
+        <w:t xml:space="preserve">示范</w:t>
+      </w:r>
+      <w:r>
+        <w:t xml:space="preserve"> </w:t>
+      </w:r>
+      <w:r>
+        <w:rPr>
+          <w:i/>
+          <w:iCs/>
+        </w:rPr>
+        <w:t xml:space="preserve">shìfàn</w:t>
+      </w:r>
+      <w:r>
+        <w:t xml:space="preserve"> </w:t>
+      </w:r>
+      <w:r>
+        <w:t xml:space="preserve">“model”</w:t>
+      </w:r>
+      <w:r>
+        <w:t xml:space="preserve">, </w:t>
+      </w:r>
+      <w:r>
+        <w:rPr>
+          <w:rFonts w:hint="eastAsia"/>
+        </w:rPr>
+        <w:t xml:space="preserve">面子</w:t>
+      </w:r>
+      <w:r>
+        <w:t xml:space="preserve"> </w:t>
+      </w:r>
+      <w:r>
+        <w:rPr>
+          <w:i/>
+          <w:iCs/>
+        </w:rPr>
+        <w:t xml:space="preserve">miànzi</w:t>
+      </w:r>
+      <w:r>
+        <w:t xml:space="preserve"> </w:t>
+      </w:r>
+      <w:r>
+        <w:t xml:space="preserve">“face”</w:t>
+      </w:r>
+      <w:r>
+        <w:t xml:space="preserve">, </w:t>
+      </w:r>
+      <w:r>
+        <w:rPr>
+          <w:rFonts w:hint="eastAsia"/>
+        </w:rPr>
+        <w:t xml:space="preserve">展示</w:t>
+      </w:r>
+      <w:r>
+        <w:t xml:space="preserve"> </w:t>
+      </w:r>
+      <w:r>
+        <w:rPr>
+          <w:i/>
+          <w:iCs/>
+        </w:rPr>
+        <w:t xml:space="preserve">zhǎnshì</w:t>
+      </w:r>
+      <w:r>
+        <w:t xml:space="preserve"> </w:t>
+      </w:r>
+      <w:r>
+        <w:t xml:space="preserve">“display”</w:t>
+      </w:r>
+      <w:r>
+        <w:t xml:space="preserve">) together with concrete construction terms — against</w:t>
+      </w:r>
+      <w:r>
+        <w:t xml:space="preserve"> </w:t>
+      </w:r>
+      <w:r>
+        <w:rPr>
+          <w:b/>
+          <w:bCs/>
+        </w:rPr>
+        <w:t xml:space="preserve">38 functional terms</w:t>
+      </w:r>
+      <w:r>
+        <w:t xml:space="preserve">. As the passage-level validation in §3.2.0 shows, this naive lexicon</w:t>
+      </w:r>
+      <w:r>
+        <w:t xml:space="preserve"> </w:t>
+      </w:r>
+      <w:r>
+        <w:rPr>
+          <w:b/>
+          <w:bCs/>
+        </w:rPr>
+        <w:t xml:space="preserve">fails</w:t>
+      </w:r>
+      <w:r>
+        <w:t xml:space="preserve">: the abstract appearance words are polysemous and fire pervasively outside infrastructure. We therefore refine VAI to a</w:t>
+      </w:r>
+      <w:r>
+        <w:t xml:space="preserve"> </w:t>
+      </w:r>
+      <w:r>
+        <w:rPr>
+          <w:b/>
+          <w:bCs/>
+        </w:rPr>
+        <w:t xml:space="preserve">concrete, salience-based lexicon</w:t>
+      </w:r>
+      <w:r>
+        <w:t xml:space="preserve"> </w:t>
+      </w:r>
+      <w:r>
+        <w:t xml:space="preserve">keyed on</w:t>
+      </w:r>
+      <w:r>
+        <w:t xml:space="preserve"> </w:t>
+      </w:r>
+      <w:r>
+        <w:rPr>
+          <w:i/>
+          <w:iCs/>
+        </w:rPr>
+        <w:t xml:space="preserve">observability-bearing referents</w:t>
+      </w:r>
+      <w:r>
+        <w:t xml:space="preserve"> </w:t>
+      </w:r>
+      <w:r>
+        <w:t xml:space="preserve">rather than appearance words, mirroring the cosmetic-versus-functional split of the MOHURD construction-investment categories (§3.3):</w:t>
+      </w:r>
+      <w:r>
+        <w:t xml:space="preserve"> </w:t>
+      </w:r>
+      <w:r>
+        <w:rPr>
+          <w:b/>
+          <w:bCs/>
+        </w:rPr>
+        <w:t xml:space="preserve">20 concrete visible terms</w:t>
+      </w:r>
+      <w:r>
+        <w:t xml:space="preserve"> </w:t>
+      </w:r>
+      <w:r>
+        <w:rPr>
+          <w:rFonts w:hint="eastAsia"/>
+        </w:rPr>
+        <w:t xml:space="preserve">(绿化</w:t>
+      </w:r>
+      <w:r>
+        <w:t xml:space="preserve"> greening, </w:t>
+      </w:r>
+      <w:r>
+        <w:rPr>
+          <w:rFonts w:hint="eastAsia"/>
+        </w:rPr>
+        <w:t xml:space="preserve">公园</w:t>
+      </w:r>
+      <w:r>
+        <w:t xml:space="preserve"> park, </w:t>
+      </w:r>
+      <w:r>
+        <w:rPr>
+          <w:rFonts w:hint="eastAsia"/>
+        </w:rPr>
+        <w:t xml:space="preserve">广场</w:t>
+      </w:r>
+      <w:r>
+        <w:t xml:space="preserve"> square, </w:t>
+      </w:r>
+      <w:r>
+        <w:rPr>
+          <w:rFonts w:hint="eastAsia"/>
+        </w:rPr>
+        <w:t xml:space="preserve">道路/路网</w:t>
+      </w:r>
+      <w:r>
+        <w:t xml:space="preserve"> roads, </w:t>
+      </w:r>
+      <w:r>
+        <w:rPr>
+          <w:rFonts w:hint="eastAsia"/>
+        </w:rPr>
+        <w:t xml:space="preserve">桥梁</w:t>
+      </w:r>
+      <w:r>
+        <w:t xml:space="preserve"> bridge, </w:t>
+      </w:r>
+      <w:r>
+        <w:rPr>
+          <w:rFonts w:hint="eastAsia"/>
+        </w:rPr>
+        <w:t xml:space="preserve">景观</w:t>
+      </w:r>
+      <w:r>
+        <w:t xml:space="preserve"> landscape, </w:t>
+      </w:r>
+      <w:r>
+        <w:rPr>
+          <w:rFonts w:hint="eastAsia"/>
+        </w:rPr>
+        <w:t xml:space="preserve">亮化</w:t>
+      </w:r>
+      <w:r>
+        <w:t xml:space="preserve"> lighting, </w:t>
+      </w:r>
+      <w:r>
+        <w:rPr>
+          <w:rFonts w:hint="eastAsia"/>
+        </w:rPr>
+        <w:t xml:space="preserve">地铁/轨道交通</w:t>
+      </w:r>
+      <w:r>
+        <w:t xml:space="preserve"> metro/rail, </w:t>
+      </w:r>
+      <w:r>
+        <w:rPr>
+          <w:rFonts w:hint="eastAsia"/>
+        </w:rPr>
+        <w:t xml:space="preserve">大道</w:t>
+      </w:r>
+      <w:r>
+        <w:t xml:space="preserve"> boulevard, …) and</w:t>
+      </w:r>
+      <w:r>
+        <w:t xml:space="preserve"> </w:t>
+      </w:r>
+      <w:r>
+        <w:rPr>
+          <w:b/>
+          <w:bCs/>
+        </w:rPr>
+        <w:t xml:space="preserve">16 concealed-utility functional terms</w:t>
+      </w:r>
+      <w:r>
+        <w:t xml:space="preserve"> </w:t>
+      </w:r>
+      <w:r>
+        <w:rPr>
+          <w:rFonts w:hint="eastAsia"/>
+        </w:rPr>
+        <w:t xml:space="preserve">(排水</w:t>
+      </w:r>
+      <w:r>
+        <w:t xml:space="preserve"> drainage, </w:t>
+      </w:r>
+      <w:r>
+        <w:rPr>
+          <w:rFonts w:hint="eastAsia"/>
+        </w:rPr>
+        <w:t xml:space="preserve">管网</w:t>
+      </w:r>
+      <w:r>
+        <w:t xml:space="preserve"> pipe network, </w:t>
+      </w:r>
+      <w:r>
+        <w:rPr>
+          <w:rFonts w:hint="eastAsia"/>
+        </w:rPr>
+        <w:t xml:space="preserve">污水</w:t>
+      </w:r>
+      <w:r>
+        <w:t xml:space="preserve"> sewerage, </w:t>
+      </w:r>
+      <w:r>
+        <w:rPr>
+          <w:rFonts w:hint="eastAsia"/>
+        </w:rPr>
+        <w:t xml:space="preserve">供水</w:t>
+      </w:r>
+      <w:r>
+        <w:t xml:space="preserve"> water supply, </w:t>
+      </w:r>
+      <w:r>
+        <w:rPr>
+          <w:rFonts w:hint="eastAsia"/>
+        </w:rPr>
+        <w:t xml:space="preserve">防洪</w:t>
+      </w:r>
+      <w:r>
+        <w:t xml:space="preserve"> flood control, </w:t>
+      </w:r>
+      <w:r>
+        <w:rPr>
+          <w:rFonts w:hint="eastAsia"/>
+        </w:rPr>
+        <w:t xml:space="preserve">地下管廊</w:t>
+      </w:r>
+      <w:r>
+        <w:t xml:space="preserve"> underground utility tunnel, …). The boundary case is</w:t>
+      </w:r>
+      <w:r>
+        <w:t xml:space="preserve"> </w:t>
+      </w:r>
+      <w:r>
+        <w:rPr>
+          <w:b/>
+          <w:bCs/>
+        </w:rPr>
+        <w:t xml:space="preserve">metro/rail</w:t>
+      </w:r>
+      <w:r>
+        <w:t xml:space="preserve">: physically underground yet daily-used, media-celebrated, and unmissable to an evaluating superior — hence maximally</w:t>
+      </w:r>
+      <w:r>
+        <w:t xml:space="preserve"> </w:t>
+      </w:r>
+      <w:r>
+        <w:rPr>
+          <w:i/>
+          <w:iCs/>
+        </w:rPr>
+        <w:t xml:space="preserve">salient</w:t>
+      </w:r>
+      <w:r>
+        <w:t xml:space="preserve"> </w:t>
+      </w:r>
+      <w:r>
+        <w:t xml:space="preserve">and coded visible (we use the unambiguous </w:t>
+      </w:r>
+      <w:r>
+        <w:rPr>
+          <w:rFonts w:hint="eastAsia"/>
+        </w:rPr>
+        <w:t xml:space="preserve">轨道交通/轻轨/城市轨道,</w:t>
+      </w:r>
+      <w:r>
+        <w:t xml:space="preserve"> not the bare polyseme </w:t>
+      </w:r>
+      <w:r>
+        <w:rPr>
+          <w:rFonts w:hint="eastAsia"/>
+        </w:rPr>
+        <w:t xml:space="preserve">轨道).</w:t>
+      </w:r>
+      <w:r>
+        <w:t xml:space="preserve"> The recommended (concrete) VAI is the</w:t>
+      </w:r>
+      <w:r>
+        <w:t xml:space="preserve"> </w:t>
+      </w:r>
+      <w:r>
+        <w:rPr>
+          <w:rStyle w:val="VerbatimChar"/>
+        </w:rPr>
+        <w:t xml:space="preserve">wr_visibility</w:t>
+      </w:r>
+      <w:r>
+        <w:t xml:space="preserve"> </w:t>
+      </w:r>
+      <w:r>
+        <w:t xml:space="preserve">series; the naive baseline is the</w:t>
+      </w:r>
+      <w:r>
+        <w:t xml:space="preserve"> </w:t>
+      </w:r>
+      <w:r>
+        <w:rPr>
+          <w:rStyle w:val="VerbatimChar"/>
+        </w:rPr>
+        <w:t xml:space="preserve">vai_composite</w:t>
+      </w:r>
+      <w:r>
+        <w:t xml:space="preserve"> </w:t>
+      </w:r>
+      <w:r>
+        <w:t xml:space="preserve">series. Full lexicons and coder statistics are in Online Appendix C.1.</w:t>
+      </w:r>
+    </w:p>
     <w:bookmarkEnd w:id="22"/>
-    <w:bookmarkStart w:id="25" w:name="a-lexicon-ladder-for-visibility"/>
-    <w:p>
-      <w:pPr>
-        <w:pStyle w:val="Heading2"/>
-      </w:pPr>
-      <w:r>
-        <w:t xml:space="preserve">3.2 A lexicon ladder for visibility</w:t>
-      </w:r>
-    </w:p>
-    <w:bookmarkStart w:id="23" w:name="the-naive-dictionary-and-why-it-fails"/>
+    <w:bookmarkStart w:id="23" w:name="vai-formula"/>
     <w:p>
       <w:pPr>
         <w:pStyle w:val="Heading3"/>
       </w:pPr>
       <w:r>
-        <w:t xml:space="preserve">3.2.1 The naive dictionary and why it fails</w:t>
+        <w:t xml:space="preserve">3.1.2 VAI formula</w:t>
       </w:r>
     </w:p>
     <w:p>
@@ -2425,126 +2575,47 @@
         <w:pStyle w:val="FirstParagraph"/>
       </w:pPr>
       <w:r>
-        <w:t xml:space="preserve">A natural first dictionary pairs</w:t>
-      </w:r>
-      <w:r>
-        <w:t xml:space="preserve"> </w:t>
-      </w:r>
-      <w:r>
-        <w:rPr>
-          <w:b/>
-          <w:bCs/>
-        </w:rPr>
-        <w:t xml:space="preserve">42 visible terms</w:t>
-      </w:r>
-      <w:r>
-        <w:t xml:space="preserve"> </w:t>
-      </w:r>
-      <w:r>
-        <w:t xml:space="preserve">— appearance/image words </w:t>
-      </w:r>
-      <w:r>
-        <w:rPr>
-          <w:rFonts w:hint="eastAsia"/>
-        </w:rPr>
-        <w:t xml:space="preserve">(形象</w:t>
-      </w:r>
-      <w:r>
-        <w:t xml:space="preserve"> </w:t>
-      </w:r>
-      <w:r>
-        <w:t xml:space="preserve">“image”</w:t>
-      </w:r>
-      <w:r>
-        <w:t xml:space="preserve">, </w:t>
-      </w:r>
-      <w:r>
-        <w:rPr>
-          <w:rFonts w:hint="eastAsia"/>
-        </w:rPr>
-        <w:t xml:space="preserve">示范</w:t>
-      </w:r>
-      <w:r>
-        <w:t xml:space="preserve"> </w:t>
-      </w:r>
-      <w:r>
-        <w:t xml:space="preserve">“model/demonstration”</w:t>
-      </w:r>
-      <w:r>
-        <w:t xml:space="preserve">, </w:t>
-      </w:r>
-      <w:r>
-        <w:rPr>
-          <w:rFonts w:hint="eastAsia"/>
-        </w:rPr>
-        <w:t xml:space="preserve">面子</w:t>
-      </w:r>
-      <w:r>
-        <w:t xml:space="preserve"> </w:t>
-      </w:r>
-      <w:r>
-        <w:t xml:space="preserve">“face”</w:t>
-      </w:r>
-      <w:r>
-        <w:t xml:space="preserve">, </w:t>
-      </w:r>
-      <w:r>
-        <w:rPr>
-          <w:rFonts w:hint="eastAsia"/>
-        </w:rPr>
-        <w:t xml:space="preserve">展示</w:t>
-      </w:r>
-      <w:r>
-        <w:t xml:space="preserve"> </w:t>
-      </w:r>
-      <w:r>
-        <w:t xml:space="preserve">“display”</w:t>
-      </w:r>
-      <w:r>
-        <w:t xml:space="preserve">, </w:t>
-      </w:r>
-      <w:r>
-        <w:rPr>
-          <w:rFonts w:hint="eastAsia"/>
-        </w:rPr>
-        <w:t xml:space="preserve">美丽</w:t>
-      </w:r>
-      <w:r>
-        <w:t xml:space="preserve"> </w:t>
-      </w:r>
-      <w:r>
-        <w:t xml:space="preserve">“beautiful”</w:t>
-      </w:r>
-      <w:r>
-        <w:t xml:space="preserve">, </w:t>
-      </w:r>
-      <w:r>
-        <w:rPr>
-          <w:rFonts w:hint="eastAsia"/>
-        </w:rPr>
-        <w:t xml:space="preserve">样板</w:t>
-      </w:r>
-      <w:r>
-        <w:t xml:space="preserve"> </w:t>
-      </w:r>
-      <w:r>
-        <w:t xml:space="preserve">“template”</w:t>
-      </w:r>
-      <w:r>
-        <w:t xml:space="preserve">) together with concrete construction terms — against</w:t>
-      </w:r>
-      <w:r>
-        <w:t xml:space="preserve"> </w:t>
-      </w:r>
-      <w:r>
-        <w:rPr>
-          <w:b/>
-          <w:bCs/>
-        </w:rPr>
-        <w:t xml:space="preserve">38 functional terms</w:t>
-      </w:r>
-      <w:r>
-        <w:t xml:space="preserve">. Visibility attention is the count ratio</w:t>
+        <w:t xml:space="preserve">For each city-year document we count visible-lexicon frequencies (</w:t>
+      </w:r>
+      <m:oMath>
+        <m:sSub>
+          <m:e>
+            <m:r>
+              <m:t>v</m:t>
+            </m:r>
+          </m:e>
+          <m:sub>
+            <m:r>
+              <m:t>i</m:t>
+            </m:r>
+            <m:r>
+              <m:t>t</m:t>
+            </m:r>
+          </m:sub>
+        </m:sSub>
+      </m:oMath>
+      <w:r>
+        <w:t xml:space="preserve">) and functional-lexicon frequencies (</w:t>
+      </w:r>
+      <m:oMath>
+        <m:sSub>
+          <m:e>
+            <m:r>
+              <m:t>f</m:t>
+            </m:r>
+          </m:e>
+          <m:sub>
+            <m:r>
+              <m:t>i</m:t>
+            </m:r>
+            <m:r>
+              <m:t>t</m:t>
+            </m:r>
+          </m:sub>
+        </m:sSub>
+      </m:oMath>
+      <w:r>
+        <w:t xml:space="preserve">) and define</w:t>
       </w:r>
     </w:p>
     <w:p>
@@ -2685,7 +2756,7 @@
         <w:pStyle w:val="FirstParagraph"/>
       </w:pPr>
       <w:r>
-        <w:t xml:space="preserve">independent of report length; we require</w:t>
+        <w:t xml:space="preserve">a composition share independent of report length; we require</w:t>
       </w:r>
       <w:r>
         <w:t xml:space="preserve"> </w:t>
@@ -2738,215 +2809,17 @@
         </m:r>
       </m:oMath>
       <w:r>
-        <w:t xml:space="preserve">. We refer to this construction as the</w:t>
-      </w:r>
-      <w:r>
-        <w:t xml:space="preserve"> </w:t>
-      </w:r>
-      <w:r>
-        <w:rPr>
-          <w:b/>
-          <w:bCs/>
-        </w:rPr>
-        <w:t xml:space="preserve">naive</w:t>
-      </w:r>
-      <w:r>
-        <w:t xml:space="preserve"> </w:t>
-      </w:r>
-      <w:r>
-        <w:t xml:space="preserve">measure (the</w:t>
-      </w:r>
-      <w:r>
-        <w:t xml:space="preserve"> </w:t>
-      </w:r>
-      <w:r>
-        <w:rPr>
-          <w:rStyle w:val="VerbatimChar"/>
-        </w:rPr>
-        <w:t xml:space="preserve">vai_composite</w:t>
-      </w:r>
-      <w:r>
-        <w:t xml:space="preserve"> </w:t>
-      </w:r>
-      <w:r>
-        <w:t xml:space="preserve">series used in §4).</w:t>
-      </w:r>
-    </w:p>
-    <w:p>
-      <w:pPr>
-        <w:pStyle w:val="BodyText"/>
-      </w:pPr>
-      <w:r>
-        <w:t xml:space="preserve">Validated at the passage level (§3.3 design), the naive visible class</w:t>
-      </w:r>
-      <w:r>
-        <w:t xml:space="preserve"> </w:t>
-      </w:r>
-      <w:r>
-        <w:rPr>
-          <w:b/>
-          <w:bCs/>
-        </w:rPr>
-        <w:t xml:space="preserve">fails badly</w:t>
-      </w:r>
-      <w:r>
-        <w:t xml:space="preserve">: its precision against human coding is only</w:t>
-      </w:r>
-      <w:r>
-        <w:t xml:space="preserve"> </w:t>
-      </w:r>
-      <w:r>
-        <w:rPr>
-          <w:b/>
-          <w:bCs/>
-        </w:rPr>
-        <w:t xml:space="preserve">0.10</w:t>
-      </w:r>
-      <w:r>
-        <w:t xml:space="preserve"> </w:t>
-      </w:r>
-      <w:r>
-        <w:t xml:space="preserve">(recall 0.43), and against a three-model LLM ensemble 0.37 (recall 0.88). The diagnosis is decisive and single-cause: the abstract appearance/image words are</w:t>
-      </w:r>
-      <w:r>
-        <w:t xml:space="preserve"> </w:t>
-      </w:r>
-      <w:r>
-        <w:rPr>
-          <w:b/>
-          <w:bCs/>
-        </w:rPr>
-        <w:t xml:space="preserve">polysemous</w:t>
-      </w:r>
-      <w:r>
-        <w:t xml:space="preserve"> </w:t>
-      </w:r>
-      <w:r>
-        <w:t xml:space="preserve">and fire pervasively outside infrastructure. One term —</w:t>
-      </w:r>
-      <w:r>
-        <w:t xml:space="preserve"> </w:t>
-      </w:r>
-      <w:r>
-        <w:rPr>
-          <w:rFonts w:hint="eastAsia"/>
-          <w:b/>
-          <w:bCs/>
-        </w:rPr>
-        <w:t xml:space="preserve">示范</w:t>
-      </w:r>
-      <w:r>
-        <w:t xml:space="preserve"> </w:t>
-      </w:r>
-      <w:r>
-        <w:t xml:space="preserve">— alone accounts for</w:t>
-      </w:r>
-      <w:r>
-        <w:t xml:space="preserve"> </w:t>
-      </w:r>
-      <w:r>
-        <w:rPr>
-          <w:b/>
-          <w:bCs/>
-        </w:rPr>
-        <w:t xml:space="preserve">60–61 of 84</w:t>
-      </w:r>
-      <w:r>
-        <w:t xml:space="preserve"> </w:t>
-      </w:r>
-      <w:r>
-        <w:t xml:space="preserve">visible-class false positives </w:t>
-      </w:r>
-      <w:r>
-        <w:rPr>
-          <w:rFonts w:hint="eastAsia"/>
-        </w:rPr>
-        <w:t xml:space="preserve">(示范区</w:t>
-      </w:r>
-      <w:r>
-        <w:t xml:space="preserve"> </w:t>
-      </w:r>
-      <w:r>
-        <w:t xml:space="preserve">“demonstration zone”</w:t>
-      </w:r>
-      <w:r>
-        <w:t xml:space="preserve">, </w:t>
-      </w:r>
-      <w:r>
-        <w:rPr>
-          <w:rFonts w:hint="eastAsia"/>
-        </w:rPr>
-        <w:t xml:space="preserve">示范项目</w:t>
-      </w:r>
-      <w:r>
-        <w:t xml:space="preserve"> </w:t>
-      </w:r>
-      <w:r>
-        <w:t xml:space="preserve">“model project”</w:t>
-      </w:r>
-      <w:r>
-        <w:t xml:space="preserve">, </w:t>
-      </w:r>
-      <w:r>
-        <w:rPr>
-          <w:rFonts w:hint="eastAsia"/>
-        </w:rPr>
-        <w:t xml:space="preserve">改革示范</w:t>
-      </w:r>
-      <w:r>
-        <w:t xml:space="preserve"> </w:t>
-      </w:r>
-      <w:r>
-        <w:t xml:space="preserve">“reform model”</w:t>
-      </w:r>
-      <w:r>
-        <w:t xml:space="preserve">), roughly 70% of the total; </w:t>
-      </w:r>
-      <w:r>
-        <w:rPr>
-          <w:rFonts w:hint="eastAsia"/>
-        </w:rPr>
-        <w:t xml:space="preserve">文明城市,</w:t>
-      </w:r>
-      <w:r>
-        <w:t xml:space="preserve"> </w:t>
-      </w:r>
-      <w:r>
-        <w:rPr>
-          <w:rFonts w:hint="eastAsia"/>
-        </w:rPr>
-        <w:t xml:space="preserve">展示,</w:t>
-      </w:r>
-      <w:r>
-        <w:t xml:space="preserve"> </w:t>
-      </w:r>
-      <w:r>
-        <w:rPr>
-          <w:rFonts w:hint="eastAsia"/>
-        </w:rPr>
-        <w:t xml:space="preserve">美丽,</w:t>
-      </w:r>
-      <w:r>
-        <w:t xml:space="preserve"> and </w:t>
-      </w:r>
-      <w:r>
-        <w:rPr>
-          <w:rFonts w:hint="eastAsia"/>
-        </w:rPr>
-        <w:t xml:space="preserve">形象</w:t>
-      </w:r>
-      <w:r>
-        <w:t xml:space="preserve"> supply most of the remainder (Online Appendix C.8, error taxonomy). Recall is healthy, so the problem is not missing content but over-firing on non-infrastructure rhetoric — exactly the false-positive pathology Reviewer #1 asked us to surface.</w:t>
+        <w:t xml:space="preserve">.</w:t>
       </w:r>
     </w:p>
     <w:bookmarkEnd w:id="23"/>
-    <w:bookmarkStart w:id="24" w:name="a-concrete-salience-based-lexicon"/>
+    <w:bookmarkStart w:id="24" w:name="descriptive-statistics"/>
     <w:p>
       <w:pPr>
         <w:pStyle w:val="Heading3"/>
       </w:pPr>
       <w:r>
-        <w:t xml:space="preserve">3.2.2 A concrete, salience-based lexicon</w:t>
+        <w:t xml:space="preserve">3.1.3 Descriptive statistics</w:t>
       </w:r>
     </w:p>
     <w:p>
@@ -2954,23 +2827,7 @@
         <w:pStyle w:val="FirstParagraph"/>
       </w:pPr>
       <w:r>
-        <w:t xml:space="preserve">The fix is surgical, not wholesale: blanket-pruning the thirteen most polysemous terms lifts visible precision to 0.59 but collapses recall to 0.47 (over-correction). Instead we rebuild the visible lexicon on the</w:t>
-      </w:r>
-      <w:r>
-        <w:t xml:space="preserve"> </w:t>
-      </w:r>
-      <w:r>
-        <w:rPr>
-          <w:b/>
-          <w:bCs/>
-        </w:rPr>
-        <w:t xml:space="preserve">salience principle</w:t>
-      </w:r>
-      <w:r>
-        <w:t xml:space="preserve"> </w:t>
-      </w:r>
-      <w:r>
-        <w:t xml:space="preserve">of §2.1 — keying on</w:t>
+        <w:t xml:space="preserve">For the concrete VAI: mean ≈ 0.60, with the majority of total variation</w:t>
       </w:r>
       <w:r>
         <w:t xml:space="preserve"> </w:t>
@@ -2980,401 +2837,24 @@
           <w:i/>
           <w:iCs/>
         </w:rPr>
-        <w:t xml:space="preserve">concrete, observability-bearing referents</w:t>
-      </w:r>
-      <w:r>
-        <w:t xml:space="preserve"> </w:t>
-      </w:r>
-      <w:r>
-        <w:t xml:space="preserve">rather than abstract appearance words — mirroring the cosmetic-versus-functional split of the MOHURD Urban Construction Statistical Yearbook investment categories (§3.7). The concrete visible set comprises</w:t>
-      </w:r>
-      <w:r>
-        <w:t xml:space="preserve"> </w:t>
-      </w:r>
-      <w:r>
-        <w:rPr>
-          <w:b/>
-          <w:bCs/>
-        </w:rPr>
-        <w:t xml:space="preserve">20 terms</w:t>
-      </w:r>
-      <w:r>
-        <w:t xml:space="preserve"> </w:t>
-      </w:r>
-      <w:r>
-        <w:rPr>
-          <w:rFonts w:hint="eastAsia"/>
-        </w:rPr>
-        <w:t xml:space="preserve">(绿化</w:t>
-      </w:r>
-      <w:r>
-        <w:t xml:space="preserve"> greening, </w:t>
-      </w:r>
-      <w:r>
-        <w:rPr>
-          <w:rFonts w:hint="eastAsia"/>
-        </w:rPr>
-        <w:t xml:space="preserve">公园</w:t>
-      </w:r>
-      <w:r>
-        <w:t xml:space="preserve"> park, </w:t>
-      </w:r>
-      <w:r>
-        <w:rPr>
-          <w:rFonts w:hint="eastAsia"/>
-        </w:rPr>
-        <w:t xml:space="preserve">广场</w:t>
-      </w:r>
-      <w:r>
-        <w:t xml:space="preserve"> square, </w:t>
-      </w:r>
-      <w:r>
-        <w:rPr>
-          <w:rFonts w:hint="eastAsia"/>
-        </w:rPr>
-        <w:t xml:space="preserve">道路/路网</w:t>
-      </w:r>
-      <w:r>
-        <w:t xml:space="preserve"> roads, </w:t>
-      </w:r>
-      <w:r>
-        <w:rPr>
-          <w:rFonts w:hint="eastAsia"/>
-        </w:rPr>
-        <w:t xml:space="preserve">桥梁</w:t>
-      </w:r>
-      <w:r>
-        <w:t xml:space="preserve"> bridge, </w:t>
-      </w:r>
-      <w:r>
-        <w:rPr>
-          <w:rFonts w:hint="eastAsia"/>
-        </w:rPr>
-        <w:t xml:space="preserve">景观</w:t>
-      </w:r>
-      <w:r>
-        <w:t xml:space="preserve"> landscape, </w:t>
-      </w:r>
-      <w:r>
-        <w:rPr>
-          <w:rFonts w:hint="eastAsia"/>
-        </w:rPr>
-        <w:t xml:space="preserve">亮化</w:t>
-      </w:r>
-      <w:r>
-        <w:t xml:space="preserve"> lighting, </w:t>
-      </w:r>
-      <w:r>
-        <w:rPr>
-          <w:rFonts w:hint="eastAsia"/>
-        </w:rPr>
-        <w:t xml:space="preserve">地铁/轨道</w:t>
-      </w:r>
-      <w:r>
-        <w:t xml:space="preserve"> metro/rail, </w:t>
-      </w:r>
-      <w:r>
-        <w:rPr>
-          <w:rFonts w:hint="eastAsia"/>
-        </w:rPr>
-        <w:t xml:space="preserve">大道</w:t>
-      </w:r>
-      <w:r>
-        <w:t xml:space="preserve"> boulevard, …); the concrete functional set comprises</w:t>
-      </w:r>
-      <w:r>
-        <w:t xml:space="preserve"> </w:t>
-      </w:r>
-      <w:r>
-        <w:rPr>
-          <w:b/>
-          <w:bCs/>
-        </w:rPr>
-        <w:t xml:space="preserve">16 concealed-utility terms</w:t>
-      </w:r>
-      <w:r>
-        <w:t xml:space="preserve"> </w:t>
-      </w:r>
-      <w:r>
-        <w:rPr>
-          <w:rFonts w:hint="eastAsia"/>
-        </w:rPr>
-        <w:t xml:space="preserve">(排水</w:t>
-      </w:r>
-      <w:r>
-        <w:t xml:space="preserve"> drainage, </w:t>
-      </w:r>
-      <w:r>
-        <w:rPr>
-          <w:rFonts w:hint="eastAsia"/>
-        </w:rPr>
-        <w:t xml:space="preserve">管网</w:t>
-      </w:r>
-      <w:r>
-        <w:t xml:space="preserve"> pipe network, </w:t>
-      </w:r>
-      <w:r>
-        <w:rPr>
-          <w:rFonts w:hint="eastAsia"/>
-        </w:rPr>
-        <w:t xml:space="preserve">污水</w:t>
-      </w:r>
-      <w:r>
-        <w:t xml:space="preserve"> sewerage, </w:t>
-      </w:r>
-      <w:r>
-        <w:rPr>
-          <w:rFonts w:hint="eastAsia"/>
-        </w:rPr>
-        <w:t xml:space="preserve">供水</w:t>
-      </w:r>
-      <w:r>
-        <w:t xml:space="preserve"> water supply, </w:t>
-      </w:r>
-      <w:r>
-        <w:rPr>
-          <w:rFonts w:hint="eastAsia"/>
-        </w:rPr>
-        <w:t xml:space="preserve">防洪</w:t>
-      </w:r>
-      <w:r>
-        <w:t xml:space="preserve"> flood control, </w:t>
-      </w:r>
-      <w:r>
-        <w:rPr>
-          <w:rFonts w:hint="eastAsia"/>
-        </w:rPr>
-        <w:t xml:space="preserve">地下管廊</w:t>
-      </w:r>
-      <w:r>
-        <w:t xml:space="preserve"> underground utility tunnel, …). This concrete measure is the</w:t>
-      </w:r>
-      <w:r>
-        <w:t xml:space="preserve"> </w:t>
-      </w:r>
-      <w:r>
-        <w:rPr>
-          <w:rStyle w:val="VerbatimChar"/>
-        </w:rPr>
-        <w:t xml:space="preserve">wr_visibility</w:t>
-      </w:r>
-      <w:r>
-        <w:t xml:space="preserve"> </w:t>
-      </w:r>
-      <w:r>
-        <w:t xml:space="preserve">series validated behaviorally in §4.</w:t>
-      </w:r>
-    </w:p>
-    <w:p>
-      <w:pPr>
-        <w:pStyle w:val="BodyText"/>
-      </w:pPr>
-      <w:r>
-        <w:t xml:space="preserve">Two refinements follow the construct. First, the</w:t>
-      </w:r>
-      <w:r>
-        <w:t xml:space="preserve"> </w:t>
-      </w:r>
-      <w:r>
-        <w:rPr>
-          <w:b/>
-          <w:bCs/>
-        </w:rPr>
-        <w:t xml:space="preserve">metro/rail boundary case</w:t>
-      </w:r>
-      <w:r>
-        <w:t xml:space="preserve"> </w:t>
-      </w:r>
-      <w:r>
-        <w:t xml:space="preserve">(§2.1): we retain </w:t>
-      </w:r>
-      <w:r>
-        <w:rPr>
-          <w:rFonts w:hint="eastAsia"/>
-        </w:rPr>
-        <w:t xml:space="preserve">地铁</w:t>
-      </w:r>
-      <w:r>
-        <w:t xml:space="preserve"> and replace the bare polyseme </w:t>
-      </w:r>
-      <w:r>
-        <w:rPr>
-          <w:rFonts w:hint="eastAsia"/>
-        </w:rPr>
-        <w:t xml:space="preserve">轨道</w:t>
-      </w:r>
-      <w:r>
-        <w:t xml:space="preserve"> (</w:t>
-      </w:r>
-      <w:r>
-        <w:t xml:space="preserve">“orbit”</w:t>
-      </w:r>
-      <w:r>
-        <w:t xml:space="preserve">/</w:t>
-      </w:r>
-      <w:r>
-        <w:t xml:space="preserve">“track”</w:t>
-      </w:r>
-      <w:r>
-        <w:t xml:space="preserve">/</w:t>
-      </w:r>
-      <w:r>
-        <w:t xml:space="preserve">“industry rail”</w:t>
-      </w:r>
-      <w:r>
-        <w:t xml:space="preserve">) with the unambiguous </w:t>
-      </w:r>
-      <w:r>
-        <w:rPr>
-          <w:rFonts w:hint="eastAsia"/>
-        </w:rPr>
-        <w:t xml:space="preserve">轨道交通</w:t>
-      </w:r>
-      <w:r>
-        <w:t xml:space="preserve"> / </w:t>
-      </w:r>
-      <w:r>
-        <w:rPr>
-          <w:rFonts w:hint="eastAsia"/>
-        </w:rPr>
-        <w:t xml:space="preserve">轻轨</w:t>
-      </w:r>
-      <w:r>
-        <w:t xml:space="preserve"> / </w:t>
-      </w:r>
-      <w:r>
-        <w:rPr>
-          <w:rFonts w:hint="eastAsia"/>
-        </w:rPr>
-        <w:t xml:space="preserve">城市轨道,</w:t>
-      </w:r>
-      <w:r>
-        <w:t xml:space="preserve"> and add above-ground landmarks </w:t>
-      </w:r>
-      <w:r>
-        <w:rPr>
-          <w:rFonts w:hint="eastAsia"/>
-        </w:rPr>
-        <w:t xml:space="preserve">(地标,</w:t>
-      </w:r>
-      <w:r>
-        <w:t xml:space="preserve"> </w:t>
-      </w:r>
-      <w:r>
-        <w:rPr>
-          <w:rFonts w:hint="eastAsia"/>
-        </w:rPr>
-        <w:t xml:space="preserve">体育馆,</w:t>
-      </w:r>
-      <w:r>
-        <w:t xml:space="preserve"> </w:t>
-      </w:r>
-      <w:r>
-        <w:rPr>
-          <w:rFonts w:hint="eastAsia"/>
-        </w:rPr>
-        <w:t xml:space="preserve">博物馆,</w:t>
-      </w:r>
-      <w:r>
-        <w:t xml:space="preserve"> </w:t>
-      </w:r>
-      <w:r>
-        <w:rPr>
-          <w:rFonts w:hint="eastAsia"/>
-        </w:rPr>
-        <w:t xml:space="preserve">雕塑).</w:t>
-      </w:r>
-      <w:r>
-        <w:t xml:space="preserve"> Second, we drop </w:t>
-      </w:r>
-      <w:r>
-        <w:rPr>
-          <w:rFonts w:hint="eastAsia"/>
-        </w:rPr>
-        <w:t xml:space="preserve">园林,</w:t>
-      </w:r>
-      <w:r>
-        <w:t xml:space="preserve"> which mostly appears in the award title </w:t>
-      </w:r>
-      <w:r>
-        <w:rPr>
-          <w:rFonts w:hint="eastAsia"/>
-        </w:rPr>
-        <w:t xml:space="preserve">国家园林城市</w:t>
-      </w:r>
-      <w:r>
-        <w:t xml:space="preserve"> rather than as construction, and add concealed-utility terms to the functional side </w:t>
-      </w:r>
-      <w:r>
-        <w:rPr>
-          <w:rFonts w:hint="eastAsia"/>
-        </w:rPr>
-        <w:t xml:space="preserve">(供热</w:t>
-      </w:r>
-      <w:r>
-        <w:t xml:space="preserve"> heating, </w:t>
-      </w:r>
-      <w:r>
-        <w:rPr>
-          <w:rFonts w:hint="eastAsia"/>
-        </w:rPr>
-        <w:t xml:space="preserve">燃气</w:t>
-      </w:r>
-      <w:r>
-        <w:t xml:space="preserve"> gas, </w:t>
-      </w:r>
-      <w:r>
-        <w:rPr>
-          <w:rFonts w:hint="eastAsia"/>
-        </w:rPr>
-        <w:t xml:space="preserve">管线</w:t>
-      </w:r>
-      <w:r>
-        <w:t xml:space="preserve"> pipelines, </w:t>
-      </w:r>
-      <w:r>
-        <w:rPr>
-          <w:rFonts w:hint="eastAsia"/>
-        </w:rPr>
-        <w:t xml:space="preserve">饮水</w:t>
-      </w:r>
-      <w:r>
-        <w:t xml:space="preserve"> potable water). This salience-refined lexicon (</w:t>
-      </w:r>
-      <w:r>
-        <w:rPr>
-          <w:rStyle w:val="VerbatimChar"/>
-        </w:rPr>
-        <w:t xml:space="preserve">lexicon_visible_v4_salience.txt</w:t>
-      </w:r>
-      <w:r>
-        <w:t xml:space="preserve"> </w:t>
-      </w:r>
-      <w:r>
-        <w:t xml:space="preserve">+</w:t>
-      </w:r>
-      <w:r>
-        <w:t xml:space="preserve"> </w:t>
-      </w:r>
-      <w:r>
-        <w:rPr>
-          <w:rStyle w:val="VerbatimChar"/>
-        </w:rPr>
-        <w:t xml:space="preserve">lexicon_functional_concrete.txt</w:t>
-      </w:r>
-      <w:r>
-        <w:t xml:space="preserve">) is our recommended dictionary.</w:t>
+        <w:t xml:space="preserve">within</w:t>
+      </w:r>
+      <w:r>
+        <w:t xml:space="preserve"> </w:t>
+      </w:r>
+      <w:r>
+        <w:t xml:space="preserve">city over time, justifying city and year fixed effects in §4. The within-city time-variation is what the behavioral test in §3.2.7 exploits.</w:t>
       </w:r>
     </w:p>
     <w:bookmarkEnd w:id="24"/>
     <w:bookmarkEnd w:id="25"/>
-    <w:bookmarkStart w:id="26" w:name="passage-level-human-validation"/>
+    <w:bookmarkStart w:id="34" w:name="construct-validity"/>
     <w:p>
       <w:pPr>
         <w:pStyle w:val="Heading2"/>
       </w:pPr>
       <w:r>
-        <w:t xml:space="preserve">3.3 Passage-level human validation</w:t>
+        <w:t xml:space="preserve">3.2 Construct Validity</w:t>
       </w:r>
     </w:p>
     <w:p>
@@ -3382,17 +2862,40 @@
         <w:pStyle w:val="FirstParagraph"/>
       </w:pPr>
       <w:r>
-        <w:rPr>
-          <w:b/>
-          <w:bCs/>
-        </w:rPr>
-        <w:t xml:space="preserve">Design.</w:t>
-      </w:r>
-      <w:r>
-        <w:t xml:space="preserve"> </w:t>
-      </w:r>
-      <w:r>
-        <w:t xml:space="preserve">We draw a stratified random sample of sentences (stratified by dictionary hit-type, city tier, and era) and code each independently as</w:t>
+        <w:t xml:space="preserve">Whether a text measure captures the construct — the visible-versus-functional composition of infrastructure language — rather than an artifact of lexicon selection or genre is the central question. We lead with the most direct evidence, a passage-level comparison against human coding (§3.2.0), then report a pre-registered battery of indirect checks (E-A–E-F, §3.2.1–§3.2.6), and finally the decisive</w:t>
+      </w:r>
+      <w:r>
+        <w:t xml:space="preserve"> </w:t>
+      </w:r>
+      <w:r>
+        <w:rPr>
+          <w:b/>
+          <w:bCs/>
+        </w:rPr>
+        <w:t xml:space="preserve">behavioral criterion-validity</w:t>
+      </w:r>
+      <w:r>
+        <w:t xml:space="preserve"> </w:t>
+      </w:r>
+      <w:r>
+        <w:t xml:space="preserve">test (§3.2.7).</w:t>
+      </w:r>
+    </w:p>
+    <w:bookmarkStart w:id="26" w:name="Xcc528046c9e424b2d7bc6cdb5ce078825985c18"/>
+    <w:p>
+      <w:pPr>
+        <w:pStyle w:val="Heading3"/>
+      </w:pPr>
+      <w:r>
+        <w:t xml:space="preserve">3.2.0 Direct passage-level validation against human coding (primary)</w:t>
+      </w:r>
+    </w:p>
+    <w:p>
+      <w:pPr>
+        <w:pStyle w:val="FirstParagraph"/>
+      </w:pPr>
+      <w:r>
+        <w:t xml:space="preserve">We draw a stratified random sample of sentences (by dictionary hit-type, city tier, era) and have them independently coded as</w:t>
       </w:r>
       <w:r>
         <w:t xml:space="preserve"> </w:t>
@@ -3418,78 +2921,782 @@
         <w:t xml:space="preserve">human gold standard of 120 sentences</w:t>
       </w:r>
       <w:r>
-        <w:t xml:space="preserve"> </w:t>
-      </w:r>
-      <w:r>
-        <w:t xml:space="preserve">anchors the analysis; a three-model LLM ensemble (§3.4) labels a larger</w:t>
-      </w:r>
-      <w:r>
-        <w:t xml:space="preserve"> </w:t>
-      </w:r>
-      <w:r>
-        <w:rPr>
-          <w:b/>
-          <w:bCs/>
-        </w:rPr>
-        <w:t xml:space="preserve">499-sentence</w:t>
-      </w:r>
-      <w:r>
-        <w:t xml:space="preserve"> </w:t>
-      </w:r>
-      <w:r>
-        <w:t xml:space="preserve">sample, licensed to scale by its agreement with the human anchor. Against the human labels we report a full confusion matrix, per-class precision/recall/F1, verbatim false-positive/false-negative exemplars, and an error taxonomy. The sampler, four-class coding manual, and pre-set success criteria are pre-registered as an amendment to OSF ZMJY5 (</w:t>
-      </w:r>
-      <w:r>
-        <w:rPr>
-          <w:rStyle w:val="VerbatimChar"/>
-        </w:rPr>
-        <w:t xml:space="preserve">03-analysis/phase-K/</w:t>
-      </w:r>
-      <w:r>
-        <w:t xml:space="preserve">). The 120-sentence gold standard was independently double-coded by two coders on an identical sentence set, with</w:t>
-      </w:r>
-      <w:r>
-        <w:t xml:space="preserve"> </w:t>
-      </w:r>
-      <w:r>
-        <w:rPr>
-          <w:b/>
-          <w:bCs/>
-        </w:rPr>
-        <w:t xml:space="preserve">substantial human intercoder agreement (Cohen κ = 0.70</w:t>
-      </w:r>
-      <w:r>
-        <w:t xml:space="preserve">; Online Appendix C.8); we also report human↔ensemble agreement (Cohen κ = 0.66, §3.4) as a scaling check.</w:t>
-      </w:r>
-    </w:p>
-    <w:p>
-      <w:pPr>
-        <w:pStyle w:val="BodyText"/>
-      </w:pPr>
-      <w:r>
-        <w:rPr>
-          <w:b/>
-          <w:bCs/>
-        </w:rPr>
-        <w:t xml:space="preserve">Results: a precision ladder.</w:t>
-      </w:r>
-      <w:r>
-        <w:t xml:space="preserve"> </w:t>
-      </w:r>
-      <w:r>
-        <w:t xml:space="preserve">Curation moves visible-class precision up a clear ladder against the human gold standard (Figure 1):</w:t>
-      </w:r>
-    </w:p>
-    <w:p>
-      <w:pPr>
-        <w:pStyle w:val="BodyText"/>
-      </w:pPr>
-      <w:r>
-        <w:rPr>
-          <w:b/>
-          <w:bCs/>
-        </w:rPr>
-        <w:t xml:space="preserve">Table 1. Visible-class passage validation against human coding (n = 120 gold)</w:t>
+        <w:t xml:space="preserve">, independently</w:t>
+      </w:r>
+      <w:r>
+        <w:t xml:space="preserve"> </w:t>
+      </w:r>
+      <w:r>
+        <w:rPr>
+          <w:b/>
+          <w:bCs/>
+        </w:rPr>
+        <w:t xml:space="preserve">double-coded</w:t>
+      </w:r>
+      <w:r>
+        <w:t xml:space="preserve"> </w:t>
+      </w:r>
+      <w:r>
+        <w:t xml:space="preserve">by two coders (dictionary and model labels hidden), anchors the analysis (intercoder</w:t>
+      </w:r>
+      <w:r>
+        <w:t xml:space="preserve"> </w:t>
+      </w:r>
+      <w:r>
+        <w:rPr>
+          <w:b/>
+          <w:bCs/>
+        </w:rPr>
+        <w:t xml:space="preserve">Cohen κ = 0.70</w:t>
+      </w:r>
+      <w:r>
+        <w:t xml:space="preserve">, substantial; Online Appendix C.8). Against the human labels we report a full confusion matrix, per-class precision/recall, verbatim error exemplars, and an error taxonomy. The findings define a</w:t>
+      </w:r>
+      <w:r>
+        <w:t xml:space="preserve"> </w:t>
+      </w:r>
+      <w:r>
+        <w:rPr>
+          <w:b/>
+          <w:bCs/>
+        </w:rPr>
+        <w:t xml:space="preserve">precision ladder</w:t>
+      </w:r>
+      <w:r>
+        <w:t xml:space="preserve"> </w:t>
+      </w:r>
+      <w:r>
+        <w:t xml:space="preserve">(Table 1, Panel A):</w:t>
+      </w:r>
+    </w:p>
+    <w:p>
+      <w:pPr>
+        <w:pStyle w:val="Compact"/>
+        <w:numPr>
+          <w:ilvl w:val="0"/>
+          <w:numId w:val="1004"/>
+        </w:numPr>
+      </w:pPr>
+      <w:r>
+        <w:rPr>
+          <w:b/>
+          <w:bCs/>
+        </w:rPr>
+        <w:t xml:space="preserve">The naive dictionary fails.</w:t>
+      </w:r>
+      <w:r>
+        <w:t xml:space="preserve"> </w:t>
+      </w:r>
+      <w:r>
+        <w:t xml:space="preserve">Visible-class precision against human coding is only</w:t>
+      </w:r>
+      <w:r>
+        <w:t xml:space="preserve"> </w:t>
+      </w:r>
+      <w:r>
+        <w:rPr>
+          <w:b/>
+          <w:bCs/>
+        </w:rPr>
+        <w:t xml:space="preserve">0.10</w:t>
+      </w:r>
+      <w:r>
+        <w:t xml:space="preserve"> </w:t>
+      </w:r>
+      <w:r>
+        <w:t xml:space="preserve">(recall 0.43). The diagnosis is single-cause: one polysemous term — </w:t>
+      </w:r>
+      <w:r>
+        <w:rPr>
+          <w:rFonts w:hint="eastAsia"/>
+        </w:rPr>
+        <w:t xml:space="preserve">示范</w:t>
+      </w:r>
+      <w:r>
+        <w:t xml:space="preserve"> </w:t>
+      </w:r>
+      <w:r>
+        <w:rPr>
+          <w:i/>
+          <w:iCs/>
+        </w:rPr>
+        <w:t xml:space="preserve">shìfàn</w:t>
+      </w:r>
+      <w:r>
+        <w:t xml:space="preserve"> </w:t>
+      </w:r>
+      <w:r>
+        <w:t xml:space="preserve">— alone produces</w:t>
+      </w:r>
+      <w:r>
+        <w:t xml:space="preserve"> </w:t>
+      </w:r>
+      <w:r>
+        <w:rPr>
+          <w:b/>
+          <w:bCs/>
+        </w:rPr>
+        <w:t xml:space="preserve">60–61 of 84</w:t>
+      </w:r>
+      <w:r>
+        <w:t xml:space="preserve"> </w:t>
+      </w:r>
+      <w:r>
+        <w:t xml:space="preserve">visible-class false positives </w:t>
+      </w:r>
+      <w:r>
+        <w:rPr>
+          <w:rFonts w:hint="eastAsia"/>
+        </w:rPr>
+        <w:t xml:space="preserve">(示范区</w:t>
+      </w:r>
+      <w:r>
+        <w:t xml:space="preserve"> </w:t>
+      </w:r>
+      <w:r>
+        <w:t xml:space="preserve">“demonstration zone”</w:t>
+      </w:r>
+      <w:r>
+        <w:t xml:space="preserve">, </w:t>
+      </w:r>
+      <w:r>
+        <w:rPr>
+          <w:rFonts w:hint="eastAsia"/>
+        </w:rPr>
+        <w:t xml:space="preserve">示范项目</w:t>
+      </w:r>
+      <w:r>
+        <w:t xml:space="preserve"> </w:t>
+      </w:r>
+      <w:r>
+        <w:t xml:space="preserve">“model project”</w:t>
+      </w:r>
+      <w:r>
+        <w:t xml:space="preserve">, </w:t>
+      </w:r>
+      <w:r>
+        <w:rPr>
+          <w:rFonts w:hint="eastAsia"/>
+        </w:rPr>
+        <w:t xml:space="preserve">改革示范</w:t>
+      </w:r>
+      <w:r>
+        <w:t xml:space="preserve"> </w:t>
+      </w:r>
+      <w:r>
+        <w:t xml:space="preserve">“reform model”</w:t>
+      </w:r>
+      <w:r>
+        <w:t xml:space="preserve">), with </w:t>
+      </w:r>
+      <w:r>
+        <w:rPr>
+          <w:rFonts w:hint="eastAsia"/>
+        </w:rPr>
+        <w:t xml:space="preserve">文明城市,</w:t>
+      </w:r>
+      <w:r>
+        <w:t xml:space="preserve"> </w:t>
+      </w:r>
+      <w:r>
+        <w:rPr>
+          <w:rFonts w:hint="eastAsia"/>
+        </w:rPr>
+        <w:t xml:space="preserve">展示,</w:t>
+      </w:r>
+      <w:r>
+        <w:t xml:space="preserve"> </w:t>
+      </w:r>
+      <w:r>
+        <w:rPr>
+          <w:rFonts w:hint="eastAsia"/>
+        </w:rPr>
+        <w:t xml:space="preserve">美丽,</w:t>
+      </w:r>
+      <w:r>
+        <w:t xml:space="preserve"> and </w:t>
+      </w:r>
+      <w:r>
+        <w:rPr>
+          <w:rFonts w:hint="eastAsia"/>
+        </w:rPr>
+        <w:t xml:space="preserve">形象</w:t>
+      </w:r>
+      <w:r>
+        <w:t xml:space="preserve"> supplying most of the remainder.</w:t>
+      </w:r>
+    </w:p>
+    <w:p>
+      <w:pPr>
+        <w:pStyle w:val="Compact"/>
+        <w:numPr>
+          <w:ilvl w:val="0"/>
+          <w:numId w:val="1004"/>
+        </w:numPr>
+      </w:pPr>
+      <w:r>
+        <w:rPr>
+          <w:b/>
+          <w:bCs/>
+        </w:rPr>
+        <w:t xml:space="preserve">The concrete lexicon improves greatly but meets a ceiling.</w:t>
+      </w:r>
+      <w:r>
+        <w:t xml:space="preserve"> </w:t>
+      </w:r>
+      <w:r>
+        <w:t xml:space="preserve">Restricting to concrete, salience-based terms raises visible precision to</w:t>
+      </w:r>
+      <w:r>
+        <w:t xml:space="preserve"> </w:t>
+      </w:r>
+      <w:r>
+        <w:rPr>
+          <w:b/>
+          <w:bCs/>
+        </w:rPr>
+        <w:t xml:space="preserve">0.50</w:t>
+      </w:r>
+      <w:r>
+        <w:t xml:space="preserve">, and to</w:t>
+      </w:r>
+      <w:r>
+        <w:t xml:space="preserve"> </w:t>
+      </w:r>
+      <w:r>
+        <w:rPr>
+          <w:b/>
+          <w:bCs/>
+        </w:rPr>
+        <w:t xml:space="preserve">0.60</w:t>
+      </w:r>
+      <w:r>
+        <w:t xml:space="preserve"> </w:t>
+      </w:r>
+      <w:r>
+        <w:t xml:space="preserve">after targeted refinement, at</w:t>
+      </w:r>
+      <w:r>
+        <w:t xml:space="preserve"> </w:t>
+      </w:r>
+      <w:r>
+        <w:rPr>
+          <w:b/>
+          <w:bCs/>
+        </w:rPr>
+        <w:t xml:space="preserve">0.79</w:t>
+      </w:r>
+      <w:r>
+        <w:t xml:space="preserve"> </w:t>
+      </w:r>
+      <w:r>
+        <w:t xml:space="preserve">recall. Curation cannot push past</w:t>
+      </w:r>
+      <w:r>
+        <w:t xml:space="preserve"> </w:t>
+      </w:r>
+      <w:r>
+        <w:rPr>
+          <w:b/>
+          <w:bCs/>
+        </w:rPr>
+        <w:t xml:space="preserve">~0.60–0.64</w:t>
+      </w:r>
+      <w:r>
+        <w:t xml:space="preserve">: residual uses are genuinely metaphorical or categorical </w:t>
+      </w:r>
+      <w:r>
+        <w:rPr>
+          <w:rFonts w:hint="eastAsia"/>
+        </w:rPr>
+        <w:t xml:space="preserve">(道路</w:t>
+      </w:r>
+      <w:r>
+        <w:t xml:space="preserve"> </w:t>
+      </w:r>
+      <w:r>
+        <w:rPr>
+          <w:i/>
+          <w:iCs/>
+        </w:rPr>
+        <w:t xml:space="preserve">dàolù</w:t>
+      </w:r>
+      <w:r>
+        <w:t xml:space="preserve"> </w:t>
+      </w:r>
+      <w:r>
+        <w:t xml:space="preserve">“road”</w:t>
+      </w:r>
+      <w:r>
+        <w:t xml:space="preserve"> </w:t>
+      </w:r>
+      <w:r>
+        <w:t xml:space="preserve">also in </w:t>
+      </w:r>
+      <w:r>
+        <w:rPr>
+          <w:rFonts w:hint="eastAsia"/>
+        </w:rPr>
+        <w:t xml:space="preserve">新型工业化道路</w:t>
+      </w:r>
+      <w:r>
+        <w:t xml:space="preserve"> </w:t>
+      </w:r>
+      <w:r>
+        <w:t xml:space="preserve">“the</w:t>
+      </w:r>
+      <w:r>
+        <w:t xml:space="preserve"> </w:t>
+      </w:r>
+      <w:r>
+        <w:rPr>
+          <w:i/>
+          <w:iCs/>
+        </w:rPr>
+        <w:t xml:space="preserve">path</w:t>
+      </w:r>
+      <w:r>
+        <w:t xml:space="preserve"> </w:t>
+      </w:r>
+      <w:r>
+        <w:t xml:space="preserve">of industrialization”</w:t>
+      </w:r>
+      <w:r>
+        <w:t xml:space="preserve">; </w:t>
+      </w:r>
+      <w:r>
+        <w:rPr>
+          <w:rFonts w:hint="eastAsia"/>
+        </w:rPr>
+        <w:t xml:space="preserve">轨道交通</w:t>
+      </w:r>
+      <w:r>
+        <w:t xml:space="preserve"> </w:t>
+      </w:r>
+      <w:r>
+        <w:rPr>
+          <w:i/>
+          <w:iCs/>
+        </w:rPr>
+        <w:t xml:space="preserve">guǐdào jiāotōng</w:t>
+      </w:r>
+      <w:r>
+        <w:t xml:space="preserve"> </w:t>
+      </w:r>
+      <w:r>
+        <w:t xml:space="preserve">also names the </w:t>
+      </w:r>
+      <w:r>
+        <w:rPr>
+          <w:rFonts w:hint="eastAsia"/>
+        </w:rPr>
+        <w:t xml:space="preserve">轨道交通产业</w:t>
+      </w:r>
+      <w:r>
+        <w:t xml:space="preserve"> </w:t>
+      </w:r>
+      <w:r>
+        <w:t xml:space="preserve">“rail-transit</w:t>
+      </w:r>
+      <w:r>
+        <w:t xml:space="preserve"> </w:t>
+      </w:r>
+      <w:r>
+        <w:rPr>
+          <w:i/>
+          <w:iCs/>
+        </w:rPr>
+        <w:t xml:space="preserve">industry</w:t>
+      </w:r>
+      <w:r>
+        <w:t xml:space="preserve">”</w:t>
+      </w:r>
+      <w:r>
+        <w:t xml:space="preserve">) and pruning them destroys recall. This is a</w:t>
+      </w:r>
+      <w:r>
+        <w:t xml:space="preserve"> </w:t>
+      </w:r>
+      <w:r>
+        <w:rPr>
+          <w:b/>
+          <w:bCs/>
+        </w:rPr>
+        <w:t xml:space="preserve">polysemy ceiling</w:t>
+      </w:r>
+      <w:r>
+        <w:t xml:space="preserve">, not a curation failure.</w:t>
+      </w:r>
+    </w:p>
+    <w:p>
+      <w:pPr>
+        <w:pStyle w:val="Compact"/>
+        <w:numPr>
+          <w:ilvl w:val="0"/>
+          <w:numId w:val="1004"/>
+        </w:numPr>
+      </w:pPr>
+      <w:r>
+        <w:rPr>
+          <w:b/>
+          <w:bCs/>
+        </w:rPr>
+        <w:t xml:space="preserve">An LLM ensemble clears the ceiling.</w:t>
+      </w:r>
+      <w:r>
+        <w:t xml:space="preserve"> </w:t>
+      </w:r>
+      <w:r>
+        <w:t xml:space="preserve">Three independent model families (Gemini 3.1 Pro, ChatGPT 5.5, DeepSeek), each given the same four-class definition with the majority label taken, attain</w:t>
+      </w:r>
+      <w:r>
+        <w:t xml:space="preserve"> </w:t>
+      </w:r>
+      <w:r>
+        <w:rPr>
+          <w:b/>
+          <w:bCs/>
+        </w:rPr>
+        <w:t xml:space="preserve">0.84 accuracy</w:t>
+      </w:r>
+      <w:r>
+        <w:t xml:space="preserve"> </w:t>
+      </w:r>
+      <w:r>
+        <w:t xml:space="preserve">against the human gold standard with</w:t>
+      </w:r>
+      <w:r>
+        <w:t xml:space="preserve"> </w:t>
+      </w:r>
+      <w:r>
+        <w:rPr>
+          <w:b/>
+          <w:bCs/>
+        </w:rPr>
+        <w:t xml:space="preserve">inter-model Fleiss κ = 0.835</w:t>
+      </w:r>
+      <w:r>
+        <w:t xml:space="preserve"> </w:t>
+      </w:r>
+      <w:r>
+        <w:t xml:space="preserve">— the recommended route where high passage precision is required, consistent with recent evidence that LLMs match or surpass human and crowd annotation of political text [5, 20, 21] (the transparency cost is discussed in §5).</w:t>
+      </w:r>
+    </w:p>
+    <w:p>
+      <w:pPr>
+        <w:pStyle w:val="FirstParagraph"/>
+      </w:pPr>
+      <w:r>
+        <w:t xml:space="preserve">The implication for VAI is twofold: the appearance-word naive measure should not be used; the concrete VAI is a usable aggregate index (its errors attenuate in the count ratio), and for passage-critical work an LLM classifier is the high-precision alternative.</w:t>
+      </w:r>
+    </w:p>
+    <w:bookmarkEnd w:id="26"/>
+    <w:bookmarkStart w:id="27" w:name="X426780fc63c5c0de481673dea94169aa1683b31"/>
+    <w:p>
+      <w:pPr>
+        <w:pStyle w:val="Heading3"/>
+      </w:pPr>
+      <w:r>
+        <w:t xml:space="preserve">3.2.1 Replication with an independent dictionary (E-A) —</w:t>
+      </w:r>
+      <w:r>
+        <w:t xml:space="preserve"> </w:t>
+      </w:r>
+      <w:r>
+        <w:rPr>
+          <w:i/>
+          <w:iCs/>
+        </w:rPr>
+        <w:t xml:space="preserve">reliability</w:t>
+      </w:r>
+    </w:p>
+    <w:p>
+      <w:pPr>
+        <w:pStyle w:val="FirstParagraph"/>
+      </w:pPr>
+      <w:r>
+        <w:t xml:space="preserve">A second concrete lexicon, curated independently from a separate reading of 150 GWRs, yields VAI correlated with the primary at r = 0.93. We report this as</w:t>
+      </w:r>
+      <w:r>
+        <w:t xml:space="preserve"> </w:t>
+      </w:r>
+      <w:r>
+        <w:rPr>
+          <w:b/>
+          <w:bCs/>
+        </w:rPr>
+        <w:t xml:space="preserve">internal reliability</w:t>
+      </w:r>
+      <w:r>
+        <w:t xml:space="preserve">, not independent construct validity: both lexicons are drawn from the same governance genre, so overlap is expected.</w:t>
+      </w:r>
+    </w:p>
+    <w:bookmarkEnd w:id="27"/>
+    <w:bookmarkStart w:id="28" w:name="X5422a92d7ce79fd096ebe45685a410729944acc"/>
+    <w:p>
+      <w:pPr>
+        <w:pStyle w:val="Heading3"/>
+      </w:pPr>
+      <w:r>
+        <w:t xml:space="preserve">3.2.2 Within-document retrospective-vs-prospective split (E-B) —</w:t>
+      </w:r>
+      <w:r>
+        <w:t xml:space="preserve"> </w:t>
+      </w:r>
+      <w:r>
+        <w:rPr>
+          <w:i/>
+          <w:iCs/>
+        </w:rPr>
+        <w:t xml:space="preserve">suggestive</w:t>
+      </w:r>
+    </w:p>
+    <w:p>
+      <w:pPr>
+        <w:pStyle w:val="FirstParagraph"/>
+      </w:pPr>
+      <w:r>
+        <w:t xml:space="preserve">Each GWR contains a</w:t>
+      </w:r>
+      <w:r>
+        <w:t xml:space="preserve"> </w:t>
+      </w:r>
+      <w:r>
+        <w:rPr>
+          <w:i/>
+          <w:iCs/>
+        </w:rPr>
+        <w:t xml:space="preserve">retrospective</w:t>
+      </w:r>
+      <w:r>
+        <w:t xml:space="preserve"> </w:t>
+      </w:r>
+      <w:r>
+        <w:t xml:space="preserve">past-year review and a</w:t>
+      </w:r>
+      <w:r>
+        <w:t xml:space="preserve"> </w:t>
+      </w:r>
+      <w:r>
+        <w:rPr>
+          <w:i/>
+          <w:iCs/>
+        </w:rPr>
+        <w:t xml:space="preserve">prospective</w:t>
+      </w:r>
+      <w:r>
+        <w:t xml:space="preserve"> </w:t>
+      </w:r>
+      <w:r>
+        <w:t xml:space="preserve">next-year plan; we partition at the first plan marker after character 2000 and compute VAI on each. The model predicts</w:t>
+      </w:r>
+      <w:r>
+        <w:t xml:space="preserve"> </w:t>
+      </w:r>
+      <m:oMath>
+        <m:sSub>
+          <m:e>
+            <m:r>
+              <m:rPr>
+                <m:nor/>
+                <m:sty m:val="p"/>
+              </m:rPr>
+              <m:t>VAI</m:t>
+            </m:r>
+          </m:e>
+          <m:sub>
+            <m:r>
+              <m:rPr>
+                <m:nor/>
+                <m:sty m:val="p"/>
+              </m:rPr>
+              <m:t>review</m:t>
+            </m:r>
+          </m:sub>
+        </m:sSub>
+        <m:r>
+          <m:rPr>
+            <m:sty m:val="p"/>
+          </m:rPr>
+          <m:t>&gt;</m:t>
+        </m:r>
+        <m:sSub>
+          <m:e>
+            <m:r>
+              <m:rPr>
+                <m:nor/>
+                <m:sty m:val="p"/>
+              </m:rPr>
+              <m:t>VAI</m:t>
+            </m:r>
+          </m:e>
+          <m:sub>
+            <m:r>
+              <m:rPr>
+                <m:nor/>
+                <m:sty m:val="p"/>
+              </m:rPr>
+              <m:t>plan</m:t>
+            </m:r>
+          </m:sub>
+        </m:sSub>
+      </m:oMath>
+      <w:r>
+        <w:t xml:space="preserve">. We report the differential (§4.2) as a</w:t>
+      </w:r>
+      <w:r>
+        <w:t xml:space="preserve"> </w:t>
+      </w:r>
+      <w:r>
+        <w:rPr>
+          <w:i/>
+          <w:iCs/>
+        </w:rPr>
+        <w:t xml:space="preserve">suggestive</w:t>
+      </w:r>
+      <w:r>
+        <w:t xml:space="preserve"> </w:t>
+      </w:r>
+      <w:r>
+        <w:t xml:space="preserve">within-document pattern that, as §4.2.2 notes, may partly reflect genre rather than behavior — no longer the lead validity evidence.</w:t>
+      </w:r>
+    </w:p>
+    <w:bookmarkEnd w:id="28"/>
+    <w:bookmarkStart w:id="29" w:name="Xe5b63a1ac4486acc83dfc1441b846fe3c61b623"/>
+    <w:p>
+      <w:pPr>
+        <w:pStyle w:val="Heading3"/>
+      </w:pPr>
+      <w:r>
+        <w:t xml:space="preserve">3.2.3 Dictionary-bootstrap stability (E-C) —</w:t>
+      </w:r>
+      <w:r>
+        <w:t xml:space="preserve"> </w:t>
+      </w:r>
+      <w:r>
+        <w:rPr>
+          <w:i/>
+          <w:iCs/>
+        </w:rPr>
+        <w:t xml:space="preserve">diagnostic</w:t>
+      </w:r>
+    </w:p>
+    <w:p>
+      <w:pPr>
+        <w:pStyle w:val="FirstParagraph"/>
+      </w:pPr>
+      <w:r>
+        <w:t xml:space="preserve">Random half-lexicon partitions correlate only weakly (mean r = 0.18): any half is an unstable estimator, so the</w:t>
+      </w:r>
+      <w:r>
+        <w:t xml:space="preserve"> </w:t>
+      </w:r>
+      <w:r>
+        <w:rPr>
+          <w:i/>
+          <w:iCs/>
+        </w:rPr>
+        <w:t xml:space="preserve">full</w:t>
+      </w:r>
+      <w:r>
+        <w:t xml:space="preserve"> </w:t>
+      </w:r>
+      <w:r>
+        <w:t xml:space="preserve">lexicon is the minimum stable measurement unit. We report this as a transparency limitation.</w:t>
+      </w:r>
+    </w:p>
+    <w:bookmarkEnd w:id="29"/>
+    <w:bookmarkStart w:id="30" w:name="X10e54f885117434c2cf72242a071dc776ee9d34"/>
+    <w:p>
+      <w:pPr>
+        <w:pStyle w:val="Heading3"/>
+      </w:pPr>
+      <w:r>
+        <w:t xml:space="preserve">3.2.4 Cross-source correlation (E-D) —</w:t>
+      </w:r>
+      <w:r>
+        <w:t xml:space="preserve"> </w:t>
+      </w:r>
+      <w:r>
+        <w:rPr>
+          <w:i/>
+          <w:iCs/>
+        </w:rPr>
+        <w:t xml:space="preserve">modest external anchor</w:t>
+      </w:r>
+    </w:p>
+    <w:p>
+      <w:pPr>
+        <w:pStyle w:val="FirstParagraph"/>
+      </w:pPr>
+      <w:r>
+        <w:t xml:space="preserve">VAI correlates with the MOHURD yearbook-derived Cosmetic Investment Ratio (CIR) at r = 0.24 (p &lt; 10⁻³⁰) over the 2005–2015 overlap — independent evidence from accounting rather than text, modest in magnitude.</w:t>
+      </w:r>
+    </w:p>
+    <w:bookmarkEnd w:id="30"/>
+    <w:bookmarkStart w:id="31" w:name="Xa8b2cd92cbed50cbff0eb7295754dae85e97a03"/>
+    <w:p>
+      <w:pPr>
+        <w:pStyle w:val="Heading3"/>
+      </w:pPr>
+      <w:r>
+        <w:t xml:space="preserve">3.2.5 Third-party text validation (E-F) —</w:t>
+      </w:r>
+      <w:r>
+        <w:t xml:space="preserve"> </w:t>
+      </w:r>
+      <w:r>
+        <w:rPr>
+          <w:i/>
+          <w:iCs/>
+        </w:rPr>
+        <w:t xml:space="preserve">failed, reported plainly</w:t>
+      </w:r>
+    </w:p>
+    <w:p>
+      <w:pPr>
+        <w:pStyle w:val="FirstParagraph"/>
+      </w:pPr>
+      <w:r>
+        <w:t xml:space="preserve">A parallel VAI from Chinese Wikipedia city descriptions does</w:t>
+      </w:r>
+      <w:r>
+        <w:t xml:space="preserve"> </w:t>
+      </w:r>
+      <w:r>
+        <w:rPr>
+          <w:b/>
+          <w:bCs/>
+        </w:rPr>
+        <w:t xml:space="preserve">not</w:t>
+      </w:r>
+      <w:r>
+        <w:t xml:space="preserve"> </w:t>
+      </w:r>
+      <w:r>
+        <w:t xml:space="preserve">correlate with the primary (r = −0.15, 95% CI [−0.31, +0.02]); the pre-registered band was [0.3, 0.7]. We report the failure plainly (deviation D-E-2): the most likely cause is a genre mismatch (Wikipedia city articles yield a median of 6 lexicon hits vs 50+ for a GWR), which in hindsight made Wikipedia-zh a poorly-chosen third-party source. It bounds the instrument’s domain to governance rhetoric.</w:t>
+      </w:r>
+    </w:p>
+    <w:bookmarkEnd w:id="31"/>
+    <w:bookmarkStart w:id="32" w:name="results-of-the-indirect-battery"/>
+    <w:p>
+      <w:pPr>
+        <w:pStyle w:val="Heading3"/>
+      </w:pPr>
+      <w:r>
+        <w:t xml:space="preserve">3.2.6 Results of the indirect battery</w:t>
+      </w:r>
+    </w:p>
+    <w:p>
+      <w:pPr>
+        <w:pStyle w:val="FirstParagraph"/>
+      </w:pPr>
+      <w:r>
+        <w:rPr>
+          <w:b/>
+          <w:bCs/>
+        </w:rPr>
+        <w:t xml:space="preserve">Table 1, Panel B. Pre-registered construct-validity battery</w:t>
       </w:r>
     </w:p>
     <w:tbl>
@@ -3500,10 +3707,10 @@
         <w:tblLook w:firstRow="1" w:lastRow="0" w:firstColumn="0" w:lastColumn="0" w:noHBand="0" w:noVBand="0" w:val="0020"/>
       </w:tblPr>
       <w:tblGrid>
-        <w:gridCol w:w="1697"/>
-        <w:gridCol w:w="2262"/>
-        <w:gridCol w:w="2262"/>
-        <w:gridCol w:w="1697"/>
+        <w:gridCol w:w="1827"/>
+        <w:gridCol w:w="1827"/>
+        <w:gridCol w:w="2436"/>
+        <w:gridCol w:w="1827"/>
       </w:tblGrid>
       <w:tr>
         <w:trPr>
@@ -3516,7 +3723,18 @@
               <w:pStyle w:val="Compact"/>
             </w:pPr>
             <w:r>
-              <w:t xml:space="preserve">Lexicon</w:t>
+              <w:t xml:space="preserve">Test</w:t>
+            </w:r>
+          </w:p>
+        </w:tc>
+        <w:tc>
+          <w:tcPr/>
+          <w:p>
+            <w:pPr>
+              <w:pStyle w:val="Compact"/>
+            </w:pPr>
+            <w:r>
+              <w:t xml:space="preserve">Quantity</w:t>
             </w:r>
           </w:p>
         </w:tc>
@@ -3528,30 +3746,18 @@
               <w:jc w:val="right"/>
             </w:pPr>
             <w:r>
-              <w:t xml:space="preserve">Visible precision</w:t>
-            </w:r>
-          </w:p>
-        </w:tc>
-        <w:tc>
-          <w:tcPr/>
-          <w:p>
-            <w:pPr>
-              <w:pStyle w:val="Compact"/>
-              <w:jc w:val="right"/>
-            </w:pPr>
-            <w:r>
-              <w:t xml:space="preserve">Visible recall</w:t>
-            </w:r>
-          </w:p>
-        </w:tc>
-        <w:tc>
-          <w:tcPr/>
-          <w:p>
-            <w:pPr>
-              <w:pStyle w:val="Compact"/>
-            </w:pPr>
-            <w:r>
-              <w:t xml:space="preserve">Note</w:t>
+              <w:t xml:space="preserve">Value</w:t>
+            </w:r>
+          </w:p>
+        </w:tc>
+        <w:tc>
+          <w:tcPr/>
+          <w:p>
+            <w:pPr>
+              <w:pStyle w:val="Compact"/>
+            </w:pPr>
+            <w:r>
+              <w:t xml:space="preserve">Interpretation</w:t>
             </w:r>
           </w:p>
         </w:tc>
@@ -3564,7 +3770,18 @@
               <w:pStyle w:val="Compact"/>
             </w:pPr>
             <w:r>
-              <w:t xml:space="preserve">Naive (42 appearance+concrete terms)</w:t>
+              <w:t xml:space="preserve">E-A independent-lexicon</w:t>
+            </w:r>
+          </w:p>
+        </w:tc>
+        <w:tc>
+          <w:tcPr/>
+          <w:p>
+            <w:pPr>
+              <w:pStyle w:val="Compact"/>
+            </w:pPr>
+            <w:r>
+              <w:t xml:space="preserve">r(VAI, VAI_ext)</w:t>
             </w:r>
           </w:p>
         </w:tc>
@@ -3580,36 +3797,18 @@
                 <w:b/>
                 <w:bCs/>
               </w:rPr>
-              <w:t xml:space="preserve">0.10</w:t>
-            </w:r>
-          </w:p>
-        </w:tc>
-        <w:tc>
-          <w:tcPr/>
-          <w:p>
-            <w:pPr>
-              <w:pStyle w:val="Compact"/>
-              <w:jc w:val="right"/>
-            </w:pPr>
-            <w:r>
-              <w:t xml:space="preserve">0.43</w:t>
-            </w:r>
-          </w:p>
-        </w:tc>
-        <w:tc>
-          <w:tcPr/>
-          <w:p>
-            <w:pPr>
-              <w:pStyle w:val="Compact"/>
-            </w:pPr>
-            <w:r>
-              <w:rPr>
-                <w:rFonts w:hint="eastAsia"/>
-              </w:rPr>
-              <w:t xml:space="preserve">示范/形象/展示</w:t>
-            </w:r>
-            <w:r>
-              <w:t xml:space="preserve"> polysemy</w:t>
+              <w:t xml:space="preserve">0.93</w:t>
+            </w:r>
+          </w:p>
+        </w:tc>
+        <w:tc>
+          <w:tcPr/>
+          <w:p>
+            <w:pPr>
+              <w:pStyle w:val="Compact"/>
+            </w:pPr>
+            <w:r>
+              <w:t xml:space="preserve">reliability, not validity</w:t>
             </w:r>
           </w:p>
         </w:tc>
@@ -3622,7 +3821,18 @@
               <w:pStyle w:val="Compact"/>
             </w:pPr>
             <w:r>
-              <w:t xml:space="preserve">Concrete, salience-based (MOHURD-aligned)</w:t>
+              <w:t xml:space="preserve">E-B review-vs-plan</w:t>
+            </w:r>
+          </w:p>
+        </w:tc>
+        <w:tc>
+          <w:tcPr/>
+          <w:p>
+            <w:pPr>
+              <w:pStyle w:val="Compact"/>
+            </w:pPr>
+            <w:r>
+              <w:t xml:space="preserve">Δ</w:t>
             </w:r>
           </w:p>
         </w:tc>
@@ -3638,39 +3848,24 @@
                 <w:b/>
                 <w:bCs/>
               </w:rPr>
-              <w:t xml:space="preserve">0.50</w:t>
-            </w:r>
-          </w:p>
-        </w:tc>
-        <w:tc>
-          <w:tcPr/>
-          <w:p>
-            <w:pPr>
-              <w:pStyle w:val="Compact"/>
-              <w:jc w:val="right"/>
-            </w:pPr>
-            <w:r>
-              <w:t xml:space="preserve">0.79</w:t>
-            </w:r>
-          </w:p>
-        </w:tc>
-        <w:tc>
-          <w:tcPr/>
-          <w:p>
-            <w:pPr>
-              <w:pStyle w:val="Compact"/>
-            </w:pPr>
-            <w:r>
-              <w:t xml:space="preserve">verified,</w:t>
+              <w:t xml:space="preserve">+0.025</w:t>
             </w:r>
             <w:r>
               <w:t xml:space="preserve"> </w:t>
             </w:r>
             <w:r>
-              <w:rPr>
-                <w:rStyle w:val="VerbatimChar"/>
-              </w:rPr>
-              <w:t xml:space="preserve">score_anchor.py</w:t>
+              <w:t xml:space="preserve">(t = 8.4)</w:t>
+            </w:r>
+          </w:p>
+        </w:tc>
+        <w:tc>
+          <w:tcPr/>
+          <w:p>
+            <w:pPr>
+              <w:pStyle w:val="Compact"/>
+            </w:pPr>
+            <w:r>
+              <w:t xml:space="preserve">suggestive (may reflect genre)</w:t>
             </w:r>
           </w:p>
         </w:tc>
@@ -3683,16 +3878,65 @@
               <w:pStyle w:val="Compact"/>
             </w:pPr>
             <w:r>
-              <w:t xml:space="preserve">Concrete, refined </w:t>
-            </w:r>
-            <w:r>
-              <w:rPr>
-                <w:rFonts w:hint="eastAsia"/>
-              </w:rPr>
-              <w:t xml:space="preserve">(−园林;</w:t>
-            </w:r>
-            <w:r>
-              <w:t xml:space="preserve"> +concealed-utility terms)</w:t>
+              <w:t xml:space="preserve">E-C bootstrap half-halves</w:t>
+            </w:r>
+          </w:p>
+        </w:tc>
+        <w:tc>
+          <w:tcPr/>
+          <w:p>
+            <w:pPr>
+              <w:pStyle w:val="Compact"/>
+            </w:pPr>
+            <w:r>
+              <w:t xml:space="preserve">mean r</w:t>
+            </w:r>
+          </w:p>
+        </w:tc>
+        <w:tc>
+          <w:tcPr/>
+          <w:p>
+            <w:pPr>
+              <w:pStyle w:val="Compact"/>
+              <w:jc w:val="right"/>
+            </w:pPr>
+            <w:r>
+              <w:t xml:space="preserve">0.18</w:t>
+            </w:r>
+          </w:p>
+        </w:tc>
+        <w:tc>
+          <w:tcPr/>
+          <w:p>
+            <w:pPr>
+              <w:pStyle w:val="Compact"/>
+            </w:pPr>
+            <w:r>
+              <w:t xml:space="preserve">full lexicon is minimum unit</w:t>
+            </w:r>
+          </w:p>
+        </w:tc>
+      </w:tr>
+      <w:tr>
+        <w:tc>
+          <w:tcPr/>
+          <w:p>
+            <w:pPr>
+              <w:pStyle w:val="Compact"/>
+            </w:pPr>
+            <w:r>
+              <w:t xml:space="preserve">E-D yearbook cross-source</w:t>
+            </w:r>
+          </w:p>
+        </w:tc>
+        <w:tc>
+          <w:tcPr/>
+          <w:p>
+            <w:pPr>
+              <w:pStyle w:val="Compact"/>
+            </w:pPr>
+            <w:r>
+              <w:t xml:space="preserve">r(VAI, CIR)</w:t>
             </w:r>
           </w:p>
         </w:tc>
@@ -3708,30 +3952,24 @@
                 <w:b/>
                 <w:bCs/>
               </w:rPr>
-              <w:t xml:space="preserve">0.60</w:t>
-            </w:r>
-          </w:p>
-        </w:tc>
-        <w:tc>
-          <w:tcPr/>
-          <w:p>
-            <w:pPr>
-              <w:pStyle w:val="Compact"/>
-              <w:jc w:val="right"/>
-            </w:pPr>
-            <w:r>
-              <w:t xml:space="preserve">0.79</w:t>
-            </w:r>
-          </w:p>
-        </w:tc>
-        <w:tc>
-          <w:tcPr/>
-          <w:p>
-            <w:pPr>
-              <w:pStyle w:val="Compact"/>
-            </w:pPr>
-            <w:r>
-              <w:t xml:space="preserve">targeted disambiguation</w:t>
+              <w:t xml:space="preserve">0.24</w:t>
+            </w:r>
+            <w:r>
+              <w:t xml:space="preserve"> </w:t>
+            </w:r>
+            <w:r>
+              <w:t xml:space="preserve">(p &lt; 10⁻³⁰)</w:t>
+            </w:r>
+          </w:p>
+        </w:tc>
+        <w:tc>
+          <w:tcPr/>
+          <w:p>
+            <w:pPr>
+              <w:pStyle w:val="Compact"/>
+            </w:pPr>
+            <w:r>
+              <w:t xml:space="preserve">modest external anchor</w:t>
             </w:r>
           </w:p>
         </w:tc>
@@ -3744,7 +3982,18 @@
               <w:pStyle w:val="Compact"/>
             </w:pPr>
             <w:r>
-              <w:t xml:space="preserve">Concrete + above-ground landmarks</w:t>
+              <w:t xml:space="preserve">E-F Wikipedia third-party</w:t>
+            </w:r>
+          </w:p>
+        </w:tc>
+        <w:tc>
+          <w:tcPr/>
+          <w:p>
+            <w:pPr>
+              <w:pStyle w:val="Compact"/>
+            </w:pPr>
+            <w:r>
+              <w:t xml:space="preserve">r</w:t>
             </w:r>
           </w:p>
         </w:tc>
@@ -3760,88 +4009,41 @@
                 <w:b/>
                 <w:bCs/>
               </w:rPr>
-              <w:t xml:space="preserve">0.64</w:t>
-            </w:r>
-          </w:p>
-        </w:tc>
-        <w:tc>
-          <w:tcPr/>
-          <w:p>
-            <w:pPr>
-              <w:pStyle w:val="Compact"/>
-              <w:jc w:val="right"/>
-            </w:pPr>
-            <w:r>
-              <w:t xml:space="preserve">—</w:t>
-            </w:r>
-          </w:p>
-        </w:tc>
-        <w:tc>
-          <w:tcPr/>
-          <w:p>
-            <w:pPr>
-              <w:pStyle w:val="Compact"/>
-            </w:pPr>
-            <w:r>
-              <w:t xml:space="preserve">approaching the ceiling</w:t>
+              <w:t xml:space="preserve">−0.15</w:t>
+            </w:r>
+          </w:p>
+        </w:tc>
+        <w:tc>
+          <w:tcPr/>
+          <w:p>
+            <w:pPr>
+              <w:pStyle w:val="Compact"/>
+            </w:pPr>
+            <w:r>
+              <w:rPr>
+                <w:b/>
+                <w:bCs/>
+              </w:rPr>
+              <w:t xml:space="preserve">FAILED</w:t>
+            </w:r>
+            <w:r>
+              <w:t xml:space="preserve"> </w:t>
+            </w:r>
+            <w:r>
+              <w:t xml:space="preserve">(domain mismatch)</w:t>
             </w:r>
           </w:p>
         </w:tc>
       </w:tr>
     </w:tbl>
-    <w:p>
-      <w:pPr>
-        <w:pStyle w:val="BodyText"/>
-      </w:pPr>
-      <w:r>
-        <w:t xml:space="preserve">The concrete lexicon’s overall four-class accuracy is 0.74 (functional precision 0.60, mixed 0.80, irrelevant 0.90; full confusion matrix in Online Appendix C.8). The gain from 0.10 to 0.60 is large and entirely attributable to replacing abstract appearance words with concrete salience-bearing referents.</w:t>
-      </w:r>
-    </w:p>
-    <w:p>
-      <w:pPr>
-        <w:pStyle w:val="BodyText"/>
-      </w:pPr>
-      <w:r>
-        <w:rPr>
-          <w:b/>
-          <w:bCs/>
-        </w:rPr>
-        <w:t xml:space="preserve">The polysemy ceiling.</w:t>
-      </w:r>
-      <w:r>
-        <w:t xml:space="preserve"> </w:t>
-      </w:r>
-      <w:r>
-        <w:t xml:space="preserve">Curation cannot push visible precision past roughly</w:t>
-      </w:r>
-      <w:r>
-        <w:t xml:space="preserve"> </w:t>
-      </w:r>
-      <w:r>
-        <w:rPr>
-          <w:b/>
-          <w:bCs/>
-        </w:rPr>
-        <w:t xml:space="preserve">0.60–0.64</w:t>
-      </w:r>
-      <w:r>
-        <w:t xml:space="preserve">. The residual errors are</w:t>
-      </w:r>
-      <w:r>
-        <w:t xml:space="preserve"> </w:t>
-      </w:r>
-      <w:r>
-        <w:rPr>
-          <w:b/>
-          <w:bCs/>
-        </w:rPr>
-        <w:t xml:space="preserve">irreducible by term selection</w:t>
-      </w:r>
-      <w:r>
-        <w:t xml:space="preserve"> </w:t>
-      </w:r>
-      <w:r>
-        <w:t xml:space="preserve">because the offending words are genuinely infrastructure in the</w:t>
+    <w:bookmarkEnd w:id="32"/>
+    <w:bookmarkStart w:id="33" w:name="X90938b0e5f7dc8f547bb00b6ce061d0fbc517b1"/>
+    <w:p>
+      <w:pPr>
+        <w:pStyle w:val="Heading3"/>
+      </w:pPr>
+      <w:r>
+        <w:t xml:space="preserve">3.2.7 Behavioral criterion validity (new) —</w:t>
       </w:r>
       <w:r>
         <w:t xml:space="preserve"> </w:t>
@@ -3851,28 +4053,15 @@
           <w:i/>
           <w:iCs/>
         </w:rPr>
-        <w:t xml:space="preserve">majority</w:t>
-      </w:r>
-      <w:r>
-        <w:t xml:space="preserve"> </w:t>
-      </w:r>
-      <w:r>
-        <w:t xml:space="preserve">of their uses, so deleting them destroys recall:</w:t>
-      </w:r>
-    </w:p>
-    <w:p>
-      <w:pPr>
-        <w:pStyle w:val="Compact"/>
-        <w:numPr>
-          <w:ilvl w:val="0"/>
-          <w:numId w:val="1004"/>
-        </w:numPr>
-      </w:pPr>
-      <w:r>
-        <w:rPr>
-          <w:rFonts w:hint="eastAsia"/>
-        </w:rPr>
-        <w:t xml:space="preserve">道路</w:t>
+        <w:t xml:space="preserve">the decisive test</w:t>
+      </w:r>
+    </w:p>
+    <w:p>
+      <w:pPr>
+        <w:pStyle w:val="FirstParagraph"/>
+      </w:pPr>
+      <w:r>
+        <w:t xml:space="preserve">Passage precision is not the question a skeptical reader most wants answered: even a precise text measure might capture only</w:t>
       </w:r>
       <w:r>
         <w:t xml:space="preserve"> </w:t>
@@ -3882,31 +4071,13 @@
           <w:i/>
           <w:iCs/>
         </w:rPr>
-        <w:t xml:space="preserve">dàolù</w:t>
-      </w:r>
-      <w:r>
-        <w:t xml:space="preserve"> </w:t>
-      </w:r>
-      <w:r>
-        <w:t xml:space="preserve">(</w:t>
-      </w:r>
-      <w:r>
-        <w:t xml:space="preserve">“road”</w:t>
-      </w:r>
-      <w:r>
-        <w:t xml:space="preserve">) is also the metaphor </w:t>
-      </w:r>
-      <w:r>
-        <w:rPr>
-          <w:rFonts w:hint="eastAsia"/>
-        </w:rPr>
-        <w:t xml:space="preserve">新型工业化道路</w:t>
-      </w:r>
-      <w:r>
-        <w:t xml:space="preserve"> (</w:t>
-      </w:r>
-      <w:r>
-        <w:t xml:space="preserve">“the</w:t>
+        <w:t xml:space="preserve">rhetoric</w:t>
+      </w:r>
+      <w:r>
+        <w:t xml:space="preserve"> </w:t>
+      </w:r>
+      <w:r>
+        <w:t xml:space="preserve">rather than</w:t>
       </w:r>
       <w:r>
         <w:t xml:space="preserve"> </w:t>
@@ -3916,31 +4087,29 @@
           <w:i/>
           <w:iCs/>
         </w:rPr>
-        <w:t xml:space="preserve">path</w:t>
-      </w:r>
-      <w:r>
-        <w:t xml:space="preserve"> </w:t>
-      </w:r>
-      <w:r>
-        <w:t xml:space="preserve">of new-type industrialization”</w:t>
-      </w:r>
-      <w:r>
-        <w:t xml:space="preserve">);</w:t>
-      </w:r>
-    </w:p>
-    <w:p>
-      <w:pPr>
-        <w:pStyle w:val="Compact"/>
-        <w:numPr>
-          <w:ilvl w:val="0"/>
-          <w:numId w:val="1004"/>
-        </w:numPr>
-      </w:pPr>
-      <w:r>
-        <w:rPr>
-          <w:rFonts w:hint="eastAsia"/>
-        </w:rPr>
-        <w:t xml:space="preserve">轨道交通</w:t>
+        <w:t xml:space="preserve">strategic attention</w:t>
+      </w:r>
+      <w:r>
+        <w:t xml:space="preserve"> </w:t>
+      </w:r>
+      <w:r>
+        <w:t xml:space="preserve">that moves real resources. We therefore add the criterion-validity test the original draft lacked. Using plausibly exogenous,</w:t>
+      </w:r>
+      <w:r>
+        <w:t xml:space="preserve"> </w:t>
+      </w:r>
+      <w:r>
+        <w:rPr>
+          <w:b/>
+          <w:bCs/>
+        </w:rPr>
+        <w:t xml:space="preserve">retirement-driven turnover</w:t>
+      </w:r>
+      <w:r>
+        <w:t xml:space="preserve"> </w:t>
+      </w:r>
+      <w:r>
+        <w:t xml:space="preserve">of municipal party secretaries (departure at/above the mandatory-retirement age threshold) as an incentive shock, we ask whether the text measure co-moves with</w:t>
       </w:r>
       <w:r>
         <w:t xml:space="preserve"> </w:t>
@@ -3950,31 +4119,319 @@
           <w:i/>
           <w:iCs/>
         </w:rPr>
-        <w:t xml:space="preserve">guǐdào jiāotōng</w:t>
-      </w:r>
-      <w:r>
-        <w:t xml:space="preserve"> </w:t>
-      </w:r>
-      <w:r>
-        <w:t xml:space="preserve">(</w:t>
-      </w:r>
-      <w:r>
-        <w:t xml:space="preserve">“rail transit”</w:t>
-      </w:r>
-      <w:r>
-        <w:t xml:space="preserve">) also names the </w:t>
-      </w:r>
-      <w:r>
-        <w:rPr>
-          <w:rFonts w:hint="eastAsia"/>
-        </w:rPr>
-        <w:t xml:space="preserve">轨道交通产业</w:t>
-      </w:r>
-      <w:r>
-        <w:t xml:space="preserve"> (</w:t>
-      </w:r>
-      <w:r>
-        <w:t xml:space="preserve">“rail-transit</w:t>
+        <w:t xml:space="preserve">real, accounting-based</w:t>
+      </w:r>
+      <w:r>
+        <w:t xml:space="preserve"> </w:t>
+      </w:r>
+      <w:r>
+        <w:t xml:space="preserve">cosmetic investment (CIR). Two-way (city + year) fixed-effects regressions with city-clustered standard errors on the merged 2002–2024 panel (</w:t>
+      </w:r>
+      <w:r>
+        <w:rPr>
+          <w:rStyle w:val="VerbatimChar"/>
+        </w:rPr>
+        <w:t xml:space="preserve">master_2002_2024.csv</w:t>
+      </w:r>
+      <w:r>
+        <w:t xml:space="preserve">) give (Table 1, Panel C):</w:t>
+      </w:r>
+    </w:p>
+    <w:p>
+      <w:pPr>
+        <w:pStyle w:val="BodyText"/>
+      </w:pPr>
+      <w:r>
+        <w:rPr>
+          <w:b/>
+          <w:bCs/>
+        </w:rPr>
+        <w:t xml:space="preserve">Table 1, Panel C. Co-movement under secretary turnover (two-way FE; city-clustered)</w:t>
+      </w:r>
+    </w:p>
+    <w:tbl>
+      <w:tblPr>
+        <w:tblStyle w:val="Table"/>
+        <w:tblW w:type="pct" w:w="5000"/>
+        <w:tblLayout w:type="fixed"/>
+        <w:tblLook w:firstRow="1" w:lastRow="0" w:firstColumn="0" w:lastColumn="0" w:noHBand="0" w:noVBand="0" w:val="0020"/>
+      </w:tblPr>
+      <w:tblGrid>
+        <w:gridCol w:w="1584"/>
+        <w:gridCol w:w="2112"/>
+        <w:gridCol w:w="2112"/>
+        <w:gridCol w:w="2112"/>
+      </w:tblGrid>
+      <w:tr>
+        <w:trPr>
+          <w:tblHeader w:val="on"/>
+        </w:trPr>
+        <w:tc>
+          <w:tcPr/>
+          <w:p>
+            <w:pPr>
+              <w:pStyle w:val="Compact"/>
+            </w:pPr>
+            <w:r>
+              <w:t xml:space="preserve">Outcome</w:t>
+            </w:r>
+          </w:p>
+        </w:tc>
+        <w:tc>
+          <w:tcPr/>
+          <w:p>
+            <w:pPr>
+              <w:pStyle w:val="Compact"/>
+              <w:jc w:val="right"/>
+            </w:pPr>
+            <w:r>
+              <w:t xml:space="preserve">turnover (t−1)</w:t>
+            </w:r>
+          </w:p>
+        </w:tc>
+        <w:tc>
+          <w:tcPr/>
+          <w:p>
+            <w:pPr>
+              <w:pStyle w:val="Compact"/>
+              <w:jc w:val="right"/>
+            </w:pPr>
+            <w:r>
+              <w:t xml:space="preserve">future turnover (lead, placebo)</w:t>
+            </w:r>
+          </w:p>
+        </w:tc>
+        <w:tc>
+          <w:tcPr/>
+          <w:p>
+            <w:pPr>
+              <w:pStyle w:val="Compact"/>
+              <w:jc w:val="right"/>
+            </w:pPr>
+            <w:r>
+              <w:t xml:space="preserve">retirement-exogenous (t−1)</w:t>
+            </w:r>
+          </w:p>
+        </w:tc>
+      </w:tr>
+      <w:tr>
+        <w:tc>
+          <w:tcPr/>
+          <w:p>
+            <w:pPr>
+              <w:pStyle w:val="Compact"/>
+            </w:pPr>
+            <w:r>
+              <w:t xml:space="preserve">Real cosmetic investment (CIR)</w:t>
+            </w:r>
+          </w:p>
+        </w:tc>
+        <w:tc>
+          <w:tcPr/>
+          <w:p>
+            <w:pPr>
+              <w:pStyle w:val="Compact"/>
+              <w:jc w:val="right"/>
+            </w:pPr>
+            <w:r>
+              <w:rPr>
+                <w:b/>
+                <w:bCs/>
+              </w:rPr>
+              <w:t xml:space="preserve">+0.025</w:t>
+            </w:r>
+            <w:r>
+              <w:t xml:space="preserve"> </w:t>
+            </w:r>
+            <w:r>
+              <w:t xml:space="preserve">(p &lt; 0.001)</w:t>
+            </w:r>
+          </w:p>
+        </w:tc>
+        <w:tc>
+          <w:tcPr/>
+          <w:p>
+            <w:pPr>
+              <w:pStyle w:val="Compact"/>
+              <w:jc w:val="right"/>
+            </w:pPr>
+            <w:r>
+              <w:t xml:space="preserve">−0.009 (p = 0.26) ✓ clean</w:t>
+            </w:r>
+          </w:p>
+        </w:tc>
+        <w:tc>
+          <w:tcPr/>
+          <w:p>
+            <w:pPr>
+              <w:pStyle w:val="Compact"/>
+              <w:jc w:val="right"/>
+            </w:pPr>
+            <w:r>
+              <w:t xml:space="preserve">+0.024 (p = 0.04)</w:t>
+            </w:r>
+          </w:p>
+        </w:tc>
+      </w:tr>
+      <w:tr>
+        <w:tc>
+          <w:tcPr/>
+          <w:p>
+            <w:pPr>
+              <w:pStyle w:val="Compact"/>
+            </w:pPr>
+            <w:r>
+              <w:t xml:space="preserve">Concrete / valid VAI (</w:t>
+            </w:r>
+            <w:r>
+              <w:rPr>
+                <w:rStyle w:val="VerbatimChar"/>
+              </w:rPr>
+              <w:t xml:space="preserve">wr_visibility</w:t>
+            </w:r>
+            <w:r>
+              <w:t xml:space="preserve">)</w:t>
+            </w:r>
+          </w:p>
+        </w:tc>
+        <w:tc>
+          <w:tcPr/>
+          <w:p>
+            <w:pPr>
+              <w:pStyle w:val="Compact"/>
+              <w:jc w:val="right"/>
+            </w:pPr>
+            <w:r>
+              <w:rPr>
+                <w:b/>
+                <w:bCs/>
+              </w:rPr>
+              <w:t xml:space="preserve">+0.010</w:t>
+            </w:r>
+            <w:r>
+              <w:t xml:space="preserve"> </w:t>
+            </w:r>
+            <w:r>
+              <w:t xml:space="preserve">(p = 0.01)</w:t>
+            </w:r>
+          </w:p>
+        </w:tc>
+        <w:tc>
+          <w:tcPr/>
+          <w:p>
+            <w:pPr>
+              <w:pStyle w:val="Compact"/>
+              <w:jc w:val="right"/>
+            </w:pPr>
+            <w:r>
+              <w:t xml:space="preserve">+0.001 (p = 0.84) ✓ clean</w:t>
+            </w:r>
+          </w:p>
+        </w:tc>
+        <w:tc>
+          <w:tcPr/>
+          <w:p>
+            <w:pPr>
+              <w:pStyle w:val="Compact"/>
+              <w:jc w:val="right"/>
+            </w:pPr>
+            <w:r>
+              <w:t xml:space="preserve">+0.016 (p = 0.01)</w:t>
+            </w:r>
+          </w:p>
+        </w:tc>
+      </w:tr>
+      <w:tr>
+        <w:tc>
+          <w:tcPr/>
+          <w:p>
+            <w:pPr>
+              <w:pStyle w:val="Compact"/>
+            </w:pPr>
+            <w:r>
+              <w:t xml:space="preserve">Naive VAI (</w:t>
+            </w:r>
+            <w:r>
+              <w:rPr>
+                <w:rStyle w:val="VerbatimChar"/>
+              </w:rPr>
+              <w:t xml:space="preserve">vai_composite</w:t>
+            </w:r>
+            <w:r>
+              <w:t xml:space="preserve">)</w:t>
+            </w:r>
+          </w:p>
+        </w:tc>
+        <w:tc>
+          <w:tcPr/>
+          <w:p>
+            <w:pPr>
+              <w:pStyle w:val="Compact"/>
+              <w:jc w:val="right"/>
+            </w:pPr>
+            <w:r>
+              <w:t xml:space="preserve">+0.002 (p = 0.54)</w:t>
+            </w:r>
+          </w:p>
+        </w:tc>
+        <w:tc>
+          <w:tcPr/>
+          <w:p>
+            <w:pPr>
+              <w:pStyle w:val="Compact"/>
+              <w:jc w:val="right"/>
+            </w:pPr>
+            <w:r>
+              <w:t xml:space="preserve">+0.003 (p = 0.29)</w:t>
+            </w:r>
+          </w:p>
+        </w:tc>
+        <w:tc>
+          <w:tcPr/>
+          <w:p>
+            <w:pPr>
+              <w:pStyle w:val="Compact"/>
+              <w:jc w:val="right"/>
+            </w:pPr>
+            <w:r>
+              <w:t xml:space="preserve">+0.004 (p = 0.39)</w:t>
+            </w:r>
+          </w:p>
+        </w:tc>
+      </w:tr>
+    </w:tbl>
+    <w:p>
+      <w:pPr>
+        <w:pStyle w:val="BodyText"/>
+      </w:pPr>
+      <w:r>
+        <w:t xml:space="preserve">The pattern is exactly what criterion validity requires. In the year after turnover, real cosmetic investment rises and the</w:t>
+      </w:r>
+      <w:r>
+        <w:t xml:space="preserve"> </w:t>
+      </w:r>
+      <w:r>
+        <w:rPr>
+          <w:b/>
+          <w:bCs/>
+        </w:rPr>
+        <w:t xml:space="preserve">concrete VAI rises in lockstep</w:t>
+      </w:r>
+      <w:r>
+        <w:t xml:space="preserve">, both with clean pre-trends (the future-turnover placebo is null); the</w:t>
+      </w:r>
+      <w:r>
+        <w:t xml:space="preserve"> </w:t>
+      </w:r>
+      <w:r>
+        <w:rPr>
+          <w:b/>
+          <w:bCs/>
+        </w:rPr>
+        <w:t xml:space="preserve">naive VAI does not respond at all</w:t>
+      </w:r>
+      <w:r>
+        <w:t xml:space="preserve">. A genre or template artifact would not co-move with money under an exogenous shock; a strategic-attention measure does. This behavioral co-movement — not passage precision — is the strongest evidence that the construct is real and that the</w:t>
       </w:r>
       <w:r>
         <w:t xml:space="preserve"> </w:t>
@@ -3984,28 +4441,170 @@
           <w:i/>
           <w:iCs/>
         </w:rPr>
-        <w:t xml:space="preserve">industry</w:t>
-      </w:r>
-      <w:r>
-        <w:t xml:space="preserve">”</w:t>
-      </w:r>
-      <w:r>
-        <w:t xml:space="preserve">);</w:t>
-      </w:r>
-    </w:p>
-    <w:p>
-      <w:pPr>
-        <w:pStyle w:val="Compact"/>
-        <w:numPr>
-          <w:ilvl w:val="0"/>
-          <w:numId w:val="1004"/>
-        </w:numPr>
-      </w:pPr>
-      <w:r>
-        <w:rPr>
-          <w:rFonts w:hint="eastAsia"/>
-        </w:rPr>
-        <w:t xml:space="preserve">园林</w:t>
+        <w:t xml:space="preserve">valid</w:t>
+      </w:r>
+      <w:r>
+        <w:t xml:space="preserve"> </w:t>
+      </w:r>
+      <w:r>
+        <w:t xml:space="preserve">(concrete) measure captures it, and it is what licenses the term</w:t>
+      </w:r>
+      <w:r>
+        <w:t xml:space="preserve"> </w:t>
+      </w:r>
+      <w:r>
+        <w:t xml:space="preserve">“visibility bias”</w:t>
+      </w:r>
+      <w:r>
+        <w:t xml:space="preserve"> </w:t>
+      </w:r>
+      <w:r>
+        <w:t xml:space="preserve">rather than merely</w:t>
+      </w:r>
+      <w:r>
+        <w:t xml:space="preserve"> </w:t>
+      </w:r>
+      <w:r>
+        <w:t xml:space="preserve">“visible-infrastructure rhetoric.”</w:t>
+      </w:r>
+    </w:p>
+    <w:bookmarkEnd w:id="33"/>
+    <w:bookmarkEnd w:id="34"/>
+    <w:bookmarkStart w:id="35" w:name="data"/>
+    <w:p>
+      <w:pPr>
+        <w:pStyle w:val="Heading2"/>
+      </w:pPr>
+      <w:r>
+        <w:t xml:space="preserve">3.3 Data</w:t>
+      </w:r>
+    </w:p>
+    <w:p>
+      <w:pPr>
+        <w:pStyle w:val="FirstParagraph"/>
+      </w:pPr>
+      <w:r>
+        <w:t xml:space="preserve">The text corpus (§3.1) is combined with: the</w:t>
+      </w:r>
+      <w:r>
+        <w:t xml:space="preserve"> </w:t>
+      </w:r>
+      <w:r>
+        <w:rPr>
+          <w:b/>
+          <w:bCs/>
+        </w:rPr>
+        <w:t xml:space="preserve">China Urban Construction Statistical Yearbook (Ministry of Construction / MOHURD, 2005–2015)</w:t>
+      </w:r>
+      <w:r>
+        <w:t xml:space="preserve">, source of the accounting CIR (cosmetic categories ÷ total urban-construction investment) and of the cosmetic/functional split the concrete lexicon mirrors; a</w:t>
+      </w:r>
+      <w:r>
+        <w:t xml:space="preserve"> </w:t>
+      </w:r>
+      <w:r>
+        <w:rPr>
+          <w:b/>
+          <w:bCs/>
+        </w:rPr>
+        <w:t xml:space="preserve">city-year control panel</w:t>
+      </w:r>
+      <w:r>
+        <w:t xml:space="preserve"> </w:t>
+      </w:r>
+      <w:r>
+        <w:t xml:space="preserve">(282 cities × 2002–2024); a</w:t>
+      </w:r>
+      <w:r>
+        <w:t xml:space="preserve"> </w:t>
+      </w:r>
+      <w:r>
+        <w:rPr>
+          <w:b/>
+          <w:bCs/>
+        </w:rPr>
+        <w:t xml:space="preserve">municipal-leader panel</w:t>
+      </w:r>
+      <w:r>
+        <w:t xml:space="preserve"> </w:t>
+      </w:r>
+      <w:r>
+        <w:t xml:space="preserve">giving party-secretary turnover, tenure, and age (the basis for the retirement-driven shock in §3.2.7); the</w:t>
+      </w:r>
+      <w:r>
+        <w:t xml:space="preserve"> </w:t>
+      </w:r>
+      <w:r>
+        <w:rPr>
+          <w:b/>
+          <w:bCs/>
+        </w:rPr>
+        <w:t xml:space="preserve">China Family Panel Studies</w:t>
+      </w:r>
+      <w:r>
+        <w:t xml:space="preserve"> </w:t>
+      </w:r>
+      <w:r>
+        <w:t xml:space="preserve">(CFPS, 2010–2022) for the bounded individual-level null (§4.4); and</w:t>
+      </w:r>
+      <w:r>
+        <w:t xml:space="preserve"> </w:t>
+      </w:r>
+      <w:r>
+        <w:rPr>
+          <w:b/>
+          <w:bCs/>
+        </w:rPr>
+        <w:t xml:space="preserve">Zhejiang public-procurement records</w:t>
+      </w:r>
+      <w:r>
+        <w:t xml:space="preserve"> </w:t>
+      </w:r>
+      <w:r>
+        <w:t xml:space="preserve">(≈2,957,789 announcements, predominantly 2019–2026, national</w:t>
+      </w:r>
+      <w:r>
+        <w:t xml:space="preserve"> </w:t>
+      </w:r>
+      <w:r>
+        <w:rPr>
+          <w:rStyle w:val="VerbatimChar"/>
+        </w:rPr>
+        <w:t xml:space="preserve">ggzy.gov.cn</w:t>
+      </w:r>
+      <w:r>
+        <w:t xml:space="preserve"> </w:t>
+      </w:r>
+      <w:r>
+        <w:t xml:space="preserve">platform) for the independent procurement corroboration (§4.3). The criterion-validity panel (</w:t>
+      </w:r>
+      <w:r>
+        <w:rPr>
+          <w:rStyle w:val="VerbatimChar"/>
+        </w:rPr>
+        <w:t xml:space="preserve">master_2002_2024.csv</w:t>
+      </w:r>
+      <w:r>
+        <w:t xml:space="preserve">, holding both the naive and concrete text series alongside CIR and turnover) and all code are archived at Zenodo (DOI 10.5281/zenodo.19569978) and pre-registered at OSF (DOI 10.17605/OSF.IO/ZMJY5); provenance and linkage rates are in Online Appendix E.</w:t>
+      </w:r>
+    </w:p>
+    <w:bookmarkEnd w:id="35"/>
+    <w:bookmarkEnd w:id="36"/>
+    <w:bookmarkStart w:id="44" w:name="substantive-applications"/>
+    <w:p>
+      <w:pPr>
+        <w:pStyle w:val="Heading1"/>
+      </w:pPr>
+      <w:r>
+        <w:t xml:space="preserve">4. Substantive Applications</w:t>
+      </w:r>
+    </w:p>
+    <w:p>
+      <w:pPr>
+        <w:pStyle w:val="FirstParagraph"/>
+      </w:pPr>
+      <w:r>
+        <w:t xml:space="preserve">Section 3 established that the concrete VAI is a validated measure of the visible-versus-functional composition of Chinese municipal governance rhetoric — passage-validated against human coding (§3.2.0) and, decisively, behaviorally anchored to real cosmetic investment under an exogenous incentive shock (§3.2.7). This section presents what the validated instrument</w:t>
       </w:r>
       <w:r>
         <w:t xml:space="preserve"> </w:t>
@@ -4015,25 +4614,13 @@
           <w:i/>
           <w:iCs/>
         </w:rPr>
-        <w:t xml:space="preserve">yuánlín</w:t>
-      </w:r>
-      <w:r>
-        <w:t xml:space="preserve"> </w:t>
-      </w:r>
-      <w:r>
-        <w:t xml:space="preserve">(</w:t>
-      </w:r>
-      <w:r>
-        <w:t xml:space="preserve">“garden/landscaping”</w:t>
-      </w:r>
-      <w:r>
-        <w:t xml:space="preserve">) is also the award </w:t>
-      </w:r>
-      <w:r>
-        <w:rPr>
-          <w:rFonts w:hint="eastAsia"/>
-        </w:rPr>
-        <w:t xml:space="preserve">国家园林城市</w:t>
+        <w:t xml:space="preserve">descriptively</w:t>
+      </w:r>
+      <w:r>
+        <w:t xml:space="preserve"> </w:t>
+      </w:r>
+      <w:r>
+        <w:t xml:space="preserve">reveals: a compositional-substitution association in accounting data (§4.1), a suggestive within-document pattern (§4.2), and an independent large-scale corroboration in public-procurement data (§4.3). Three exercises that a previous draft foregrounded are demoted and reported transparently (§4.4–§4.5). We make no causal claim about</w:t>
       </w:r>
       <w:r>
         <w:t xml:space="preserve"> </w:t>
@@ -4043,10 +4630,22 @@
           <w:i/>
           <w:iCs/>
         </w:rPr>
-        <w:t xml:space="preserve">guójiā yuánlín chéngshì</w:t>
-      </w:r>
-      <w:r>
-        <w:t xml:space="preserve">.</w:t>
+        <w:t xml:space="preserve">what drives</w:t>
+      </w:r>
+      <w:r>
+        <w:t xml:space="preserve"> </w:t>
+      </w:r>
+      <w:r>
+        <w:t xml:space="preserve">visibility bias; the criterion-validity evidence (§3.2.7) supports the measure, not a causal theory.</w:t>
+      </w:r>
+    </w:p>
+    <w:bookmarkStart w:id="37" w:name="X51673404ba14cbcc7c29233ee762782bef3c779"/>
+    <w:p>
+      <w:pPr>
+        <w:pStyle w:val="Heading2"/>
+      </w:pPr>
+      <w:r>
+        <w:t xml:space="preserve">4.1 Application I: Compositional substitution in accounting data (P1)</w:t>
       </w:r>
     </w:p>
     <w:p>
@@ -4054,647 +4653,17 @@
         <w:pStyle w:val="FirstParagraph"/>
       </w:pPr>
       <w:r>
-        <w:t xml:space="preserve">This is a general property of compositional constructs carried by everyday words: dictionary precision is bounded by the language, not by the analyst’s effort. We report the ceiling as a</w:t>
-      </w:r>
-      <w:r>
-        <w:t xml:space="preserve"> </w:t>
-      </w:r>
-      <w:r>
-        <w:rPr>
-          <w:i/>
-          <w:iCs/>
-        </w:rPr>
-        <w:t xml:space="preserve">finding</w:t>
-      </w:r>
-      <w:r>
-        <w:t xml:space="preserve">, not a defect to be hidden.</w:t>
-      </w:r>
-    </w:p>
-    <w:bookmarkEnd w:id="26"/>
-    <w:bookmarkStart w:id="27" w:name="Xcbe72542dffa32b74f255d77a9fa65cc1624a04"/>
-    <w:p>
-      <w:pPr>
-        <w:pStyle w:val="Heading2"/>
-      </w:pPr>
-      <w:r>
-        <w:t xml:space="preserve">3.4 A high-precision alternative: LLM-ensemble classification</w:t>
-      </w:r>
-    </w:p>
-    <w:p>
-      <w:pPr>
-        <w:pStyle w:val="FirstParagraph"/>
-      </w:pPr>
-      <w:r>
-        <w:t xml:space="preserve">Where the ceiling binds, classification — not a longer dictionary — is the route to high precision; recent work finds LLMs increasingly match or surpass human and crowd annotation of political text [5, 20, 21]. We classify each sampled sentence with</w:t>
-      </w:r>
-      <w:r>
-        <w:t xml:space="preserve"> </w:t>
-      </w:r>
-      <w:r>
-        <w:rPr>
-          <w:b/>
-          <w:bCs/>
-        </w:rPr>
-        <w:t xml:space="preserve">three independent LLM families</w:t>
-      </w:r>
-      <w:r>
-        <w:t xml:space="preserve"> </w:t>
-      </w:r>
-      <w:r>
-        <w:t xml:space="preserve">(Gemini 3.1 Pro, ChatGPT 5.5, DeepSeek), each given the same four-class definition, and take the majority label. The ensemble attains</w:t>
-      </w:r>
-      <w:r>
-        <w:t xml:space="preserve"> </w:t>
-      </w:r>
-      <w:r>
-        <w:rPr>
-          <w:b/>
-          <w:bCs/>
-        </w:rPr>
-        <w:t xml:space="preserve">0.84 accuracy against the human gold standard</w:t>
-      </w:r>
-      <w:r>
-        <w:t xml:space="preserve">, with</w:t>
-      </w:r>
-      <w:r>
-        <w:t xml:space="preserve"> </w:t>
-      </w:r>
-      <w:r>
-        <w:rPr>
-          <w:b/>
-          <w:bCs/>
-        </w:rPr>
-        <w:t xml:space="preserve">inter-model Fleiss κ = 0.835</w:t>
-      </w:r>
-      <w:r>
-        <w:t xml:space="preserve"> </w:t>
-      </w:r>
-      <w:r>
-        <w:t xml:space="preserve">(substantial-to-near-perfect agreement) — well above the dictionary ceiling. Per class against human coding: visible precision 0.79 / recall 0.96, functional 0.81 / 0.90, mixed 0.86 / 0.61, irrelevant 0.91 / 0.81 (</w:t>
-      </w:r>
-      <w:r>
-        <w:rPr>
-          <w:rStyle w:val="VerbatimChar"/>
-        </w:rPr>
-        <w:t xml:space="preserve">passage_coding_sheet_ensemble.validation.json</w:t>
-      </w:r>
-      <w:r>
-        <w:t xml:space="preserve">). Human↔ensemble agreement is Cohen κ = 0.66.</w:t>
-      </w:r>
-    </w:p>
-    <w:p>
-      <w:pPr>
-        <w:pStyle w:val="BodyText"/>
-      </w:pPr>
-      <w:r>
-        <w:t xml:space="preserve">The practical recommendation is therefore a precision-vs-transparency trade-off made explicit: the concrete dictionary is transparent, free, and reproducible but precision-capped near 0.60; the LLM ensemble reaches 0.84 at the cost of API dependence and lower interpretability. For aggregate city-year indices the dictionary’s measurement error is largely classical and attenuates rather than biases (and the behavioral test in §4 uses the dictionary measure, conservatively); for passage-level applications that need precision, the ensemble is preferable.</w:t>
-      </w:r>
-    </w:p>
-    <w:bookmarkEnd w:id="27"/>
-    <w:bookmarkStart w:id="28" w:name="X331b02310a2dbdb2ccf5b2b2b797b6569e39a6f"/>
-    <w:p>
-      <w:pPr>
-        <w:pStyle w:val="Heading2"/>
-      </w:pPr>
-      <w:r>
-        <w:t xml:space="preserve">3.5 Reliability and external checks (relabeled)</w:t>
-      </w:r>
-    </w:p>
-    <w:p>
-      <w:pPr>
-        <w:pStyle w:val="FirstParagraph"/>
-      </w:pPr>
-      <w:r>
-        <w:t xml:space="preserve">We previously reported a battery of indirect tests as</w:t>
-      </w:r>
-      <w:r>
-        <w:t xml:space="preserve"> </w:t>
-      </w:r>
-      <w:r>
-        <w:t xml:space="preserve">“construct validity.”</w:t>
-      </w:r>
-      <w:r>
-        <w:t xml:space="preserve"> </w:t>
-      </w:r>
-      <w:r>
-        <w:t xml:space="preserve">We relabel each for what it actually establishes:</w:t>
-      </w:r>
-    </w:p>
-    <w:p>
-      <w:pPr>
-        <w:pStyle w:val="Compact"/>
-        <w:numPr>
-          <w:ilvl w:val="0"/>
-          <w:numId w:val="1005"/>
-        </w:numPr>
-      </w:pPr>
-      <w:r>
-        <w:rPr>
-          <w:b/>
-          <w:bCs/>
-        </w:rPr>
-        <w:t xml:space="preserve">Internal reliability, not validity (E-A).</w:t>
-      </w:r>
-      <w:r>
-        <w:t xml:space="preserve"> </w:t>
-      </w:r>
-      <w:r>
-        <w:t xml:space="preserve">An independently built 148-term lexicon yields a city-year index correlated at</w:t>
-      </w:r>
-      <w:r>
-        <w:t xml:space="preserve"> </w:t>
-      </w:r>
-      <w:r>
-        <w:rPr>
-          <w:b/>
-          <w:bCs/>
-        </w:rPr>
-        <w:t xml:space="preserve">r = 0.93</w:t>
-      </w:r>
-      <w:r>
-        <w:t xml:space="preserve"> </w:t>
-      </w:r>
-      <w:r>
-        <w:t xml:space="preserve">with the original. Because both lexicons are curated from the same governance-rhetoric genre, this measures</w:t>
-      </w:r>
-      <w:r>
-        <w:t xml:space="preserve"> </w:t>
-      </w:r>
-      <w:r>
-        <w:rPr>
-          <w:i/>
-          <w:iCs/>
-        </w:rPr>
-        <w:t xml:space="preserve">stability within the lexicon family</w:t>
-      </w:r>
-      <w:r>
-        <w:t xml:space="preserve">, not independent validation. (A half-lexicon bootstrap, E-C, confirms the full lexicon is the minimum stable unit: mean split-half r = 0.18.)</w:t>
-      </w:r>
-    </w:p>
-    <w:p>
-      <w:pPr>
-        <w:pStyle w:val="Compact"/>
-        <w:numPr>
-          <w:ilvl w:val="0"/>
-          <w:numId w:val="1005"/>
-        </w:numPr>
-      </w:pPr>
-      <w:r>
-        <w:rPr>
-          <w:b/>
-          <w:bCs/>
-        </w:rPr>
-        <w:t xml:space="preserve">A modest external check (E-D).</w:t>
-      </w:r>
-      <w:r>
-        <w:t xml:space="preserve"> </w:t>
-      </w:r>
-      <w:r>
-        <w:t xml:space="preserve">The text measure correlates with the MOHURD yearbook-derived Cosmetic Investment Ratio (CIR) at</w:t>
-      </w:r>
-      <w:r>
-        <w:t xml:space="preserve"> </w:t>
-      </w:r>
-      <w:r>
-        <w:rPr>
-          <w:b/>
-          <w:bCs/>
-        </w:rPr>
-        <w:t xml:space="preserve">r = 0.24</w:t>
-      </w:r>
-      <w:r>
-        <w:t xml:space="preserve"> </w:t>
-      </w:r>
-      <w:r>
-        <w:t xml:space="preserve">(p &lt; 10⁻³⁰) over the 2005–2015 overlap — independent evidence from a different data source (accounting, not text), but modest in magnitude and cross-sectional. The decisive external evidence is behavioral, not this correlation (§4).</w:t>
-      </w:r>
-    </w:p>
-    <w:p>
-      <w:pPr>
-        <w:pStyle w:val="Compact"/>
-        <w:numPr>
-          <w:ilvl w:val="0"/>
-          <w:numId w:val="1005"/>
-        </w:numPr>
-      </w:pPr>
-      <w:r>
-        <w:rPr>
-          <w:b/>
-          <w:bCs/>
-        </w:rPr>
-        <w:t xml:space="preserve">A suggestive within-document pattern (E-B).</w:t>
-      </w:r>
-      <w:r>
-        <w:t xml:space="preserve"> </w:t>
-      </w:r>
-      <w:r>
-        <w:t xml:space="preserve">Retrospective (</w:t>
-      </w:r>
-      <w:r>
-        <w:t xml:space="preserve">“past-year”</w:t>
-      </w:r>
-      <w:r>
-        <w:t xml:space="preserve">) sections are more visibility-loaded than prospective (</w:t>
-      </w:r>
-      <w:r>
-        <w:t xml:space="preserve">“next-year plan”</w:t>
-      </w:r>
-      <w:r>
-        <w:t xml:space="preserve">) sections (Δ = +0.025, paired t = 8.4 on 4,330 GWRs). This is invariant to lexicon and author, but may partly reflect</w:t>
-      </w:r>
-      <w:r>
-        <w:t xml:space="preserve"> </w:t>
-      </w:r>
-      <w:r>
-        <w:rPr>
-          <w:i/>
-          <w:iCs/>
-        </w:rPr>
-        <w:t xml:space="preserve">genre</w:t>
-      </w:r>
-      <w:r>
-        <w:t xml:space="preserve"> </w:t>
-      </w:r>
-      <w:r>
-        <w:t xml:space="preserve">differences between report sections, so we treat it as suggestive corroboration only.</w:t>
-      </w:r>
-    </w:p>
-    <w:p>
-      <w:pPr>
-        <w:pStyle w:val="Compact"/>
-        <w:numPr>
-          <w:ilvl w:val="0"/>
-          <w:numId w:val="1005"/>
-        </w:numPr>
-      </w:pPr>
-      <w:r>
-        <w:rPr>
-          <w:b/>
-          <w:bCs/>
-        </w:rPr>
-        <w:t xml:space="preserve">A failed external validation (E-F).</w:t>
-      </w:r>
-      <w:r>
-        <w:t xml:space="preserve"> </w:t>
-      </w:r>
-      <w:r>
-        <w:t xml:space="preserve">A pre-registered test applying the lexicon to Chinese-Wikipedia city articles</w:t>
-      </w:r>
-      <w:r>
-        <w:t xml:space="preserve"> </w:t>
-      </w:r>
-      <w:r>
-        <w:rPr>
-          <w:b/>
-          <w:bCs/>
-        </w:rPr>
-        <w:t xml:space="preserve">fails</w:t>
-      </w:r>
-      <w:r>
-        <w:t xml:space="preserve">: r = −0.15 against a pre-registered [0.3, 0.7] criterion. We report it plainly, not as a feature. The likely cause is genre mismatch — encyclopedic articles produce few lexicon hits (median 6 vs 50+ per GWR), yielding noisy ratios — which means Wikipedia-zh was a poorly chosen third-party source; an appropriate policy-rhetoric external validation remains to be done. Logged as deviation D-E-2 (Appendix D).</w:t>
-      </w:r>
-    </w:p>
-    <w:bookmarkEnd w:id="28"/>
-    <w:bookmarkStart w:id="29" w:name="scope-of-the-measure"/>
-    <w:p>
-      <w:pPr>
-        <w:pStyle w:val="Heading2"/>
-      </w:pPr>
-      <w:r>
-        <w:t xml:space="preserve">3.6 Scope of the measure</w:t>
-      </w:r>
-    </w:p>
-    <w:p>
-      <w:pPr>
-        <w:pStyle w:val="FirstParagraph"/>
-      </w:pPr>
-      <w:r>
-        <w:t xml:space="preserve">On the strength of the passage-level validation and — decisively — the behavioral co-movement of §4, we claim the concrete measure is a validated index of the visible-versus-functional composition of</w:t>
-      </w:r>
-      <w:r>
-        <w:t xml:space="preserve"> </w:t>
-      </w:r>
-      <w:r>
-        <w:rPr>
-          <w:i/>
-          <w:iCs/>
-        </w:rPr>
-        <w:t xml:space="preserve">Chinese municipal governance rhetoric</w:t>
-      </w:r>
-      <w:r>
-        <w:t xml:space="preserve">. We do not claim it measures intrinsic city characteristics, citizen perceptions, or compositional attention in non-governance texts about the same cities; any such use requires separate validation (the Wikipedia null is the cautionary case). And we are explicit that text alone identifies</w:t>
-      </w:r>
-      <w:r>
-        <w:t xml:space="preserve"> </w:t>
-      </w:r>
-      <w:r>
-        <w:rPr>
-          <w:i/>
-          <w:iCs/>
-        </w:rPr>
-        <w:t xml:space="preserve">what is emphasized</w:t>
-      </w:r>
-      <w:r>
-        <w:t xml:space="preserve">; the</w:t>
-      </w:r>
-      <w:r>
-        <w:t xml:space="preserve"> </w:t>
-      </w:r>
-      <w:r>
-        <w:rPr>
-          <w:i/>
-          <w:iCs/>
-        </w:rPr>
-        <w:t xml:space="preserve">strategic</w:t>
-      </w:r>
-      <w:r>
-        <w:t xml:space="preserve"> </w:t>
-      </w:r>
-      <w:r>
-        <w:t xml:space="preserve">interpretation rests on the behavioral evidence, not on the text in isolation.</w:t>
-      </w:r>
-    </w:p>
-    <w:bookmarkEnd w:id="29"/>
-    <w:bookmarkStart w:id="30" w:name="data"/>
-    <w:p>
-      <w:pPr>
-        <w:pStyle w:val="Heading2"/>
-      </w:pPr>
-      <w:r>
-        <w:t xml:space="preserve">3.7 Data</w:t>
-      </w:r>
-    </w:p>
-    <w:p>
-      <w:pPr>
-        <w:pStyle w:val="FirstParagraph"/>
-      </w:pPr>
-      <w:r>
-        <w:t xml:space="preserve">The text corpus (§3.1) is combined with: the</w:t>
-      </w:r>
-      <w:r>
-        <w:t xml:space="preserve"> </w:t>
-      </w:r>
-      <w:r>
-        <w:rPr>
-          <w:b/>
-          <w:bCs/>
-        </w:rPr>
-        <w:t xml:space="preserve">MOHURD Urban Construction Statistical Yearbook (2005–2015)</w:t>
-      </w:r>
-      <w:r>
-        <w:t xml:space="preserve">, source of the accounting-based CIR (cosmetic categories ÷ total urban-construction investment; coverage ends in 2015 at a MOHURD reclassification); a</w:t>
-      </w:r>
-      <w:r>
-        <w:t xml:space="preserve"> </w:t>
-      </w:r>
-      <w:r>
-        <w:rPr>
-          <w:b/>
-          <w:bCs/>
-        </w:rPr>
-        <w:t xml:space="preserve">city-year control panel</w:t>
-      </w:r>
-      <w:r>
-        <w:t xml:space="preserve"> </w:t>
-      </w:r>
-      <w:r>
-        <w:t xml:space="preserve">(282 cities × 2002–2024: ln GDP per capita, ln population, secondary-industry share, urbanization); a</w:t>
-      </w:r>
-      <w:r>
-        <w:t xml:space="preserve"> </w:t>
-      </w:r>
-      <w:r>
-        <w:rPr>
-          <w:b/>
-          <w:bCs/>
-        </w:rPr>
-        <w:t xml:space="preserve">municipal-leader panel</w:t>
-      </w:r>
-      <w:r>
-        <w:t xml:space="preserve"> </w:t>
-      </w:r>
-      <w:r>
-        <w:t xml:space="preserve">giving party-secretary turnover, tenure, and age (the basis for the retirement-driven turnover shock in §4); the</w:t>
-      </w:r>
-      <w:r>
-        <w:t xml:space="preserve"> </w:t>
-      </w:r>
-      <w:r>
-        <w:rPr>
-          <w:b/>
-          <w:bCs/>
-        </w:rPr>
-        <w:t xml:space="preserve">China Family Panel Studies</w:t>
-      </w:r>
-      <w:r>
-        <w:t xml:space="preserve"> </w:t>
-      </w:r>
-      <w:r>
-        <w:t xml:space="preserve">(CFPS, 2010–2022) for the individual-level bounded null (§4.4); and</w:t>
-      </w:r>
-      <w:r>
-        <w:t xml:space="preserve"> </w:t>
-      </w:r>
-      <w:r>
-        <w:rPr>
-          <w:b/>
-          <w:bCs/>
-        </w:rPr>
-        <w:t xml:space="preserve">Zhejiang public-procurement records (predominantly 2019–2026)</w:t>
-      </w:r>
-      <w:r>
-        <w:t xml:space="preserve"> </w:t>
-      </w:r>
-      <w:r>
-        <w:t xml:space="preserve">for the supplementary frequency check (§4.3). Provenance, field definitions, and linkage rates are in the replication archive (Online Appendix E). The criterion-validity panel (</w:t>
-      </w:r>
-      <w:r>
-        <w:rPr>
-          <w:rStyle w:val="VerbatimChar"/>
-        </w:rPr>
-        <w:t xml:space="preserve">master_2002_2024.csv</w:t>
-      </w:r>
-      <w:r>
-        <w:t xml:space="preserve">, holding both the naive and concrete text series alongside CIR and the turnover variables) and all code are archived at Zenodo (DOI 10.5281/zenodo.19569978) and pre-registered at OSF (DOI 10.17605/OSF.IO/ZMJY5).</w:t>
-      </w:r>
-    </w:p>
-    <w:bookmarkEnd w:id="30"/>
-    <w:bookmarkEnd w:id="31"/>
-    <w:bookmarkStart w:id="37" w:name="behavioral-criterion-validity"/>
-    <w:p>
-      <w:pPr>
-        <w:pStyle w:val="Heading1"/>
-      </w:pPr>
-      <w:r>
-        <w:t xml:space="preserve">4. Behavioral Criterion Validity</w:t>
-      </w:r>
-    </w:p>
-    <w:p>
-      <w:pPr>
-        <w:pStyle w:val="FirstParagraph"/>
-      </w:pPr>
-      <w:r>
-        <w:t xml:space="preserve">Passage precision (§3) establishes that the concrete measure classifies the right</w:t>
-      </w:r>
-      <w:r>
-        <w:t xml:space="preserve"> </w:t>
-      </w:r>
-      <w:r>
-        <w:rPr>
-          <w:i/>
-          <w:iCs/>
-        </w:rPr>
-        <w:t xml:space="preserve">sentences</w:t>
-      </w:r>
-      <w:r>
-        <w:t xml:space="preserve">. It does not establish that the measure captures</w:t>
-      </w:r>
-      <w:r>
-        <w:t xml:space="preserve"> </w:t>
-      </w:r>
-      <w:r>
-        <w:rPr>
-          <w:i/>
-          <w:iCs/>
-        </w:rPr>
-        <w:t xml:space="preserve">strategic attention</w:t>
-      </w:r>
-      <w:r>
-        <w:t xml:space="preserve"> </w:t>
-      </w:r>
-      <w:r>
-        <w:t xml:space="preserve">rather than genre, template, or ritual language — the central concern of Reviewer #1, and the reason a precise text measure can still be substantively empty. This section supplies the decisive test: does the text measure co-move with</w:t>
-      </w:r>
-      <w:r>
-        <w:t xml:space="preserve"> </w:t>
-      </w:r>
-      <w:r>
-        <w:rPr>
-          <w:b/>
-          <w:bCs/>
-        </w:rPr>
-        <w:t xml:space="preserve">real, accounting-based</w:t>
-      </w:r>
-      <w:r>
-        <w:t xml:space="preserve"> </w:t>
-      </w:r>
-      <w:r>
-        <w:t xml:space="preserve">behavior under a plausibly exogenous shift in career incentives? It does, and only the valid measure does. We then add a supplementary procurement-frequency check (§4.3) and report transparently the exercises that do</w:t>
-      </w:r>
-      <w:r>
-        <w:t xml:space="preserve"> </w:t>
-      </w:r>
-      <w:r>
-        <w:rPr>
-          <w:i/>
-          <w:iCs/>
-        </w:rPr>
-        <w:t xml:space="preserve">not</w:t>
-      </w:r>
-      <w:r>
-        <w:t xml:space="preserve"> </w:t>
-      </w:r>
-      <w:r>
-        <w:t xml:space="preserve">support causal or welfare claims (§4.4).</w:t>
-      </w:r>
-    </w:p>
-    <w:bookmarkStart w:id="32" w:name="X8bbde3406876e9c7566d9f365d3585543e0f8d3"/>
-    <w:p>
-      <w:pPr>
-        <w:pStyle w:val="Heading2"/>
-      </w:pPr>
-      <w:r>
-        <w:t xml:space="preserve">4.1 Identification: retirement-driven secretary turnover as an incentive shock</w:t>
-      </w:r>
-    </w:p>
-    <w:p>
-      <w:pPr>
-        <w:pStyle w:val="FirstParagraph"/>
-      </w:pPr>
-      <w:r>
-        <w:t xml:space="preserve">The arrival of a new municipal party secretary is an incentive shock: an incoming secretary with promotion ambitions has heightened reason to produce</w:t>
-      </w:r>
-      <w:r>
-        <w:t xml:space="preserve"> </w:t>
-      </w:r>
-      <w:r>
-        <w:rPr>
-          <w:i/>
-          <w:iCs/>
-        </w:rPr>
-        <w:t xml:space="preserve">observable</w:t>
-      </w:r>
-      <w:r>
-        <w:t xml:space="preserve"> </w:t>
-      </w:r>
-      <w:r>
-        <w:t xml:space="preserve">achievements within a short evaluation window. If the visibility construct is behaviorally real, a turnover should raise both real cosmetic investment and the (valid) text measure, and should do so</w:t>
-      </w:r>
-      <w:r>
-        <w:t xml:space="preserve"> </w:t>
-      </w:r>
-      <w:r>
-        <w:rPr>
-          <w:i/>
-          <w:iCs/>
-        </w:rPr>
-        <w:t xml:space="preserve">after</w:t>
-      </w:r>
-      <w:r>
-        <w:t xml:space="preserve"> </w:t>
-      </w:r>
-      <w:r>
-        <w:t xml:space="preserve">the turnover, not before.</w:t>
-      </w:r>
-    </w:p>
-    <w:p>
-      <w:pPr>
-        <w:pStyle w:val="BodyText"/>
-      </w:pPr>
-      <w:r>
-        <w:t xml:space="preserve">Plain turnover may be endogenous — under-performing cities may receive new leadership. We therefore isolate</w:t>
-      </w:r>
-      <w:r>
-        <w:t xml:space="preserve"> </w:t>
-      </w:r>
-      <w:r>
-        <w:rPr>
-          <w:b/>
-          <w:bCs/>
-        </w:rPr>
-        <w:t xml:space="preserve">retirement-driven turnover</w:t>
-      </w:r>
-      <w:r>
-        <w:t xml:space="preserve"> </w:t>
-      </w:r>
-      <w:r>
-        <w:t xml:space="preserve">(secretary departure at or above the mandatory-retirement age threshold), which is driven by the official’s age rather than by local infrastructure conditions and is thus plausibly exogenous to a city’s cosmetic-investment demand. For each outcome</w:t>
-      </w:r>
-      <w:r>
-        <w:t xml:space="preserve"> </w:t>
-      </w:r>
-      <m:oMath>
-        <m:sSub>
-          <m:e>
-            <m:r>
-              <m:t>y</m:t>
-            </m:r>
-          </m:e>
-          <m:sub>
-            <m:r>
-              <m:t>i</m:t>
-            </m:r>
-            <m:r>
-              <m:t>t</m:t>
-            </m:r>
-          </m:sub>
-        </m:sSub>
-      </m:oMath>
-      <w:r>
-        <w:t xml:space="preserve"> </w:t>
-      </w:r>
-      <w:r>
-        <w:t xml:space="preserve">we estimate two-way fixed-effects regressions on the merged 2002–2024 city panel,</w:t>
+        <w:rPr>
+          <w:b/>
+          <w:bCs/>
+        </w:rPr>
+        <w:t xml:space="preserve">Pre-registered H1:</w:t>
+      </w:r>
+      <w:r>
+        <w:t xml:space="preserve"> </w:t>
+      </w:r>
+      <w:r>
+        <w:t xml:space="preserve">within-city variation in VAI positively predicts the accounting-based Cosmetic Investment Ratio (CIR) while leaving total infrastructure investment unchanged. We estimate</w:t>
       </w:r>
     </w:p>
     <w:p>
@@ -4709,7 +4678,11 @@
           <m:sSub>
             <m:e>
               <m:r>
-                <m:t>y</m:t>
+                <m:rPr>
+                  <m:nor/>
+                  <m:sty m:val="p"/>
+                </m:rPr>
+                <m:t>CIR</m:t>
               </m:r>
             </m:e>
             <m:sub>
@@ -4740,7 +4713,7 @@
                   <m:nor/>
                   <m:sty m:val="p"/>
                 </m:rPr>
-                <m:t>Turnover</m:t>
+                <m:t>VAI</m:t>
               </m:r>
             </m:e>
             <m:sub>
@@ -4748,22 +4721,43 @@
                 <m:t>i</m:t>
               </m:r>
               <m:r>
-                <m:rPr>
-                  <m:sty m:val="p"/>
-                </m:rPr>
-                <m:t>,</m:t>
-              </m:r>
-              <m:r>
                 <m:t>t</m:t>
               </m:r>
+            </m:sub>
+          </m:sSub>
+          <m:r>
+            <m:rPr>
+              <m:sty m:val="p"/>
+            </m:rPr>
+            <m:t>+</m:t>
+          </m:r>
+          <m:sSup>
+            <m:e>
+              <m:r>
+                <m:t>γ</m:t>
+              </m:r>
+            </m:e>
+            <m:sup>
               <m:r>
                 <m:rPr>
                   <m:sty m:val="p"/>
                 </m:rPr>
-                <m:t>−</m:t>
+                <m:t>′</m:t>
+              </m:r>
+            </m:sup>
+          </m:sSup>
+          <m:sSub>
+            <m:e>
+              <m:r>
+                <m:t>X</m:t>
+              </m:r>
+            </m:e>
+            <m:sub>
+              <m:r>
+                <m:t>i</m:t>
               </m:r>
               <m:r>
-                <m:t>1</m:t>
+                <m:t>t</m:t>
               </m:r>
             </m:sub>
           </m:sSub>
@@ -4812,7 +4806,7 @@
           <m:sSub>
             <m:e>
               <m:r>
-                <m:t>ε</m:t>
+                <m:t>ϵ</m:t>
               </m:r>
             </m:e>
             <m:sub>
@@ -4872,134 +4866,105 @@
         </m:sSub>
       </m:oMath>
       <w:r>
-        <w:t xml:space="preserve">) fixed effects and standard errors clustered by city. We report the one-year-lag effect (turnover last year → outcome this year), a</w:t>
-      </w:r>
-      <w:r>
-        <w:t xml:space="preserve"> </w:t>
-      </w:r>
-      <w:r>
-        <w:rPr>
-          <w:b/>
-          <w:bCs/>
-        </w:rPr>
-        <w:t xml:space="preserve">future-turnover lead</w:t>
-      </w:r>
-      <w:r>
-        <w:t xml:space="preserve"> </w:t>
-      </w:r>
-      <w:r>
-        <w:t xml:space="preserve">as a pre-trend/placebo test (which should be ≈ 0 under clean identification), and the retirement-exogenous lag. The three outcomes are: real cosmetic investment (CIR, the MOHURD accounting series), the</w:t>
-      </w:r>
-      <w:r>
-        <w:t xml:space="preserve"> </w:t>
-      </w:r>
-      <w:r>
-        <w:rPr>
-          <w:b/>
-          <w:bCs/>
-        </w:rPr>
-        <w:t xml:space="preserve">concrete/valid</w:t>
-      </w:r>
-      <w:r>
-        <w:t xml:space="preserve"> </w:t>
-      </w:r>
-      <w:r>
-        <w:t xml:space="preserve">text measure (</w:t>
-      </w:r>
-      <w:r>
-        <w:rPr>
-          <w:rStyle w:val="VerbatimChar"/>
-        </w:rPr>
-        <w:t xml:space="preserve">wr_visibility</w:t>
-      </w:r>
-      <w:r>
-        <w:t xml:space="preserve">), and the</w:t>
-      </w:r>
-      <w:r>
-        <w:t xml:space="preserve"> </w:t>
-      </w:r>
-      <w:r>
-        <w:rPr>
-          <w:b/>
-          <w:bCs/>
-        </w:rPr>
-        <w:t xml:space="preserve">naive</w:t>
-      </w:r>
-      <w:r>
-        <w:t xml:space="preserve"> </w:t>
-      </w:r>
-      <w:r>
-        <w:t xml:space="preserve">text measure (</w:t>
-      </w:r>
-      <w:r>
-        <w:rPr>
-          <w:rStyle w:val="VerbatimChar"/>
-        </w:rPr>
-        <w:t xml:space="preserve">vai_composite</w:t>
-      </w:r>
-      <w:r>
-        <w:t xml:space="preserve">). This analysis is an independent re-estimation; code and outputs are in</w:t>
-      </w:r>
-      <w:r>
-        <w:t xml:space="preserve"> </w:t>
-      </w:r>
-      <w:r>
-        <w:rPr>
-          <w:rStyle w:val="VerbatimChar"/>
-        </w:rPr>
-        <w:t xml:space="preserve">03-analysis/phase-J-criterion-validity/</w:t>
-      </w:r>
-      <w:r>
-        <w:t xml:space="preserve"> </w:t>
-      </w:r>
-      <w:r>
-        <w:t xml:space="preserve">(</w:t>
-      </w:r>
-      <w:r>
-        <w:rPr>
-          <w:rStyle w:val="VerbatimChar"/>
-        </w:rPr>
-        <w:t xml:space="preserve">verify_comovement_master.py</w:t>
-      </w:r>
-      <w:r>
-        <w:t xml:space="preserve"> </w:t>
-      </w:r>
-      <w:r>
-        <w:t xml:space="preserve">→</w:t>
-      </w:r>
-      <w:r>
-        <w:t xml:space="preserve"> </w:t>
-      </w:r>
-      <w:r>
-        <w:rPr>
-          <w:rStyle w:val="VerbatimChar"/>
-        </w:rPr>
-        <w:t xml:space="preserve">verify_results_master.csv</w:t>
-      </w:r>
-      <w:r>
-        <w:t xml:space="preserve">).</w:t>
-      </w:r>
-    </w:p>
-    <w:bookmarkEnd w:id="32"/>
-    <w:bookmarkStart w:id="33" w:name="the-co-movement-result"/>
-    <w:p>
-      <w:pPr>
-        <w:pStyle w:val="Heading2"/>
-      </w:pPr>
-      <w:r>
-        <w:t xml:space="preserve">4.2 The co-movement result</w:t>
-      </w:r>
-    </w:p>
-    <w:p>
-      <w:pPr>
-        <w:pStyle w:val="FirstParagraph"/>
-      </w:pPr>
-      <w:r>
-        <w:rPr>
-          <w:b/>
-          <w:bCs/>
-        </w:rPr>
-        <w:t xml:space="preserve">Table 2. Co-movement under secretary turnover (two-way FE, city-clustered SE)</w:t>
+        <w:t xml:space="preserve">) fixed effects, controls</w:t>
+      </w:r>
+      <w:r>
+        <w:t xml:space="preserve"> </w:t>
+      </w:r>
+      <m:oMath>
+        <m:sSub>
+          <m:e>
+            <m:r>
+              <m:t>X</m:t>
+            </m:r>
+          </m:e>
+          <m:sub>
+            <m:r>
+              <m:t>i</m:t>
+            </m:r>
+            <m:r>
+              <m:t>t</m:t>
+            </m:r>
+          </m:sub>
+        </m:sSub>
+        <m:r>
+          <m:rPr>
+            <m:sty m:val="p"/>
+          </m:rPr>
+          <m:t>=</m:t>
+        </m:r>
+        <m:r>
+          <m:rPr>
+            <m:sty m:val="p"/>
+          </m:rPr>
+          <m:t>{</m:t>
+        </m:r>
+        <m:r>
+          <m:rPr>
+            <m:sty m:val="p"/>
+          </m:rPr>
+          <m:t>ln</m:t>
+        </m:r>
+        <m:r>
+          <m:rPr>
+            <m:nor/>
+            <m:sty m:val="p"/>
+          </m:rPr>
+          <m:t>GDPpc</m:t>
+        </m:r>
+        <m:r>
+          <m:rPr>
+            <m:sty m:val="p"/>
+          </m:rPr>
+          <m:t>,</m:t>
+        </m:r>
+        <m:r>
+          <m:rPr>
+            <m:sty m:val="p"/>
+          </m:rPr>
+          <m:t>ln</m:t>
+        </m:r>
+        <m:r>
+          <m:rPr>
+            <m:nor/>
+            <m:sty m:val="p"/>
+          </m:rPr>
+          <m:t>pop</m:t>
+        </m:r>
+        <m:r>
+          <m:rPr>
+            <m:sty m:val="p"/>
+          </m:rPr>
+          <m:t>,</m:t>
+        </m:r>
+        <m:r>
+          <m:rPr>
+            <m:nor/>
+            <m:sty m:val="p"/>
+          </m:rPr>
+          <m:t>ind2-share</m:t>
+        </m:r>
+        <m:r>
+          <m:rPr>
+            <m:sty m:val="p"/>
+          </m:rPr>
+          <m:t>}</m:t>
+        </m:r>
+      </m:oMath>
+      <w:r>
+        <w:t xml:space="preserve">, and city-clustered SE; sample 2,751 city-years across 261 cities, 2005–2015 (MOHURD CIR coverage).</w:t>
+      </w:r>
+    </w:p>
+    <w:p>
+      <w:pPr>
+        <w:pStyle w:val="BodyText"/>
+      </w:pPr>
+      <w:r>
+        <w:rPr>
+          <w:b/>
+          <w:bCs/>
+        </w:rPr>
+        <w:t xml:space="preserve">Table 2. P1 — Compositional substitution (CIR ~ VAI)</w:t>
       </w:r>
     </w:p>
     <w:tbl>
@@ -5010,10 +4975,11 @@
         <w:tblLook w:firstRow="1" w:lastRow="0" w:firstColumn="0" w:lastColumn="0" w:noHBand="0" w:noVBand="0" w:val="0020"/>
       </w:tblPr>
       <w:tblGrid>
-        <w:gridCol w:w="1584"/>
-        <w:gridCol w:w="2112"/>
-        <w:gridCol w:w="2112"/>
-        <w:gridCol w:w="2112"/>
+        <w:gridCol w:w="1250"/>
+        <w:gridCol w:w="1667"/>
+        <w:gridCol w:w="1667"/>
+        <w:gridCol w:w="1667"/>
+        <w:gridCol w:w="1667"/>
       </w:tblGrid>
       <w:tr>
         <w:trPr>
@@ -5026,7 +4992,7 @@
               <w:pStyle w:val="Compact"/>
             </w:pPr>
             <w:r>
-              <w:t xml:space="preserve">Outcome</w:t>
+              <w:t xml:space="preserve">Specification</w:t>
             </w:r>
           </w:p>
         </w:tc>
@@ -5038,7 +5004,7 @@
               <w:jc w:val="right"/>
             </w:pPr>
             <w:r>
-              <w:t xml:space="preserve">Turnover (t−1)</w:t>
+              <w:t xml:space="preserve">β(VAI)</w:t>
             </w:r>
           </w:p>
         </w:tc>
@@ -5050,7 +5016,7 @@
               <w:jc w:val="right"/>
             </w:pPr>
             <w:r>
-              <w:t xml:space="preserve">Future turnover (lead)</w:t>
+              <w:t xml:space="preserve">SE</w:t>
             </w:r>
           </w:p>
         </w:tc>
@@ -5062,7 +5028,19 @@
               <w:jc w:val="right"/>
             </w:pPr>
             <w:r>
-              <w:t xml:space="preserve">Retirement-exogenous (t−1)</w:t>
+              <w:t xml:space="preserve">p</w:t>
+            </w:r>
+          </w:p>
+        </w:tc>
+        <w:tc>
+          <w:tcPr/>
+          <w:p>
+            <w:pPr>
+              <w:pStyle w:val="Compact"/>
+              <w:jc w:val="right"/>
+            </w:pPr>
+            <w:r>
+              <w:t xml:space="preserve">N</w:t>
             </w:r>
           </w:p>
         </w:tc>
@@ -5075,7 +5053,7 @@
               <w:pStyle w:val="Compact"/>
             </w:pPr>
             <w:r>
-              <w:t xml:space="preserve">Real cosmetic investment (CIR)</w:t>
+              <w:t xml:space="preserve">(1) Primary VAI</w:t>
             </w:r>
           </w:p>
         </w:tc>
@@ -5091,13 +5069,7 @@
                 <w:b/>
                 <w:bCs/>
               </w:rPr>
-              <w:t xml:space="preserve">+0.025</w:t>
-            </w:r>
-            <w:r>
-              <w:t xml:space="preserve"> </w:t>
-            </w:r>
-            <w:r>
-              <w:t xml:space="preserve">(p &lt; 0.001)</w:t>
+              <w:t xml:space="preserve">+0.113</w:t>
             </w:r>
           </w:p>
         </w:tc>
@@ -5109,7 +5081,7 @@
               <w:jc w:val="right"/>
             </w:pPr>
             <w:r>
-              <w:t xml:space="preserve">−0.009 (p = 0.26) ✓ clean</w:t>
+              <w:t xml:space="preserve">0.037</w:t>
             </w:r>
           </w:p>
         </w:tc>
@@ -5119,41 +5091,515 @@
             <w:pPr>
               <w:pStyle w:val="Compact"/>
               <w:jc w:val="right"/>
-            </w:pPr>
-            <w:r>
-              <w:t xml:space="preserve">+0.024 (p = 0.04)</w:t>
-            </w:r>
-          </w:p>
-        </w:tc>
-      </w:tr>
-      <w:tr>
-        <w:tc>
-          <w:tcPr/>
-          <w:p>
-            <w:pPr>
-              <w:pStyle w:val="Compact"/>
             </w:pPr>
             <w:r>
               <w:rPr>
                 <w:b/>
                 <w:bCs/>
               </w:rPr>
-              <w:t xml:space="preserve">Concrete / valid text</w:t>
-            </w:r>
-            <w:r>
-              <w:t xml:space="preserve"> </w:t>
-            </w:r>
-            <w:r>
-              <w:t xml:space="preserve">(</w:t>
-            </w:r>
-            <w:r>
-              <w:rPr>
-                <w:rStyle w:val="VerbatimChar"/>
-              </w:rPr>
-              <w:t xml:space="preserve">wr_visibility</w:t>
-            </w:r>
-            <w:r>
-              <w:t xml:space="preserve">)</w:t>
+              <w:t xml:space="preserve">0.002</w:t>
+            </w:r>
+          </w:p>
+        </w:tc>
+        <w:tc>
+          <w:tcPr/>
+          <w:p>
+            <w:pPr>
+              <w:pStyle w:val="Compact"/>
+              <w:jc w:val="right"/>
+            </w:pPr>
+            <w:r>
+              <w:t xml:space="preserve">2,751</w:t>
+            </w:r>
+          </w:p>
+        </w:tc>
+      </w:tr>
+      <w:tr>
+        <w:tc>
+          <w:tcPr/>
+          <w:p>
+            <w:pPr>
+              <w:pStyle w:val="Compact"/>
+            </w:pPr>
+            <w:r>
+              <w:t xml:space="preserve">(2) Reconstructed lexicon (robustness)</w:t>
+            </w:r>
+          </w:p>
+        </w:tc>
+        <w:tc>
+          <w:tcPr/>
+          <w:p>
+            <w:pPr>
+              <w:pStyle w:val="Compact"/>
+              <w:jc w:val="right"/>
+            </w:pPr>
+            <w:r>
+              <w:t xml:space="preserve">+0.111</w:t>
+            </w:r>
+          </w:p>
+        </w:tc>
+        <w:tc>
+          <w:tcPr/>
+          <w:p>
+            <w:pPr>
+              <w:pStyle w:val="Compact"/>
+              <w:jc w:val="right"/>
+            </w:pPr>
+            <w:r>
+              <w:t xml:space="preserve">0.036</w:t>
+            </w:r>
+          </w:p>
+        </w:tc>
+        <w:tc>
+          <w:tcPr/>
+          <w:p>
+            <w:pPr>
+              <w:pStyle w:val="Compact"/>
+              <w:jc w:val="right"/>
+            </w:pPr>
+            <w:r>
+              <w:t xml:space="preserve">0.002</w:t>
+            </w:r>
+          </w:p>
+        </w:tc>
+        <w:tc>
+          <w:tcPr/>
+          <w:p>
+            <w:pPr>
+              <w:pStyle w:val="Compact"/>
+              <w:jc w:val="right"/>
+            </w:pPr>
+            <w:r>
+              <w:t xml:space="preserve">2,751</w:t>
+            </w:r>
+          </w:p>
+        </w:tc>
+      </w:tr>
+      <w:tr>
+        <w:tc>
+          <w:tcPr/>
+          <w:p>
+            <w:pPr>
+              <w:pStyle w:val="Compact"/>
+            </w:pPr>
+            <w:r>
+              <w:t xml:space="preserve">(3) Independent lexicon</w:t>
+            </w:r>
+          </w:p>
+        </w:tc>
+        <w:tc>
+          <w:tcPr/>
+          <w:p>
+            <w:pPr>
+              <w:pStyle w:val="Compact"/>
+              <w:jc w:val="right"/>
+            </w:pPr>
+            <w:r>
+              <w:t xml:space="preserve">+0.111</w:t>
+            </w:r>
+          </w:p>
+        </w:tc>
+        <w:tc>
+          <w:tcPr/>
+          <w:p>
+            <w:pPr>
+              <w:pStyle w:val="Compact"/>
+              <w:jc w:val="right"/>
+            </w:pPr>
+            <w:r>
+              <w:t xml:space="preserve">0.043</w:t>
+            </w:r>
+          </w:p>
+        </w:tc>
+        <w:tc>
+          <w:tcPr/>
+          <w:p>
+            <w:pPr>
+              <w:pStyle w:val="Compact"/>
+              <w:jc w:val="right"/>
+            </w:pPr>
+            <w:r>
+              <w:t xml:space="preserve">0.011</w:t>
+            </w:r>
+          </w:p>
+        </w:tc>
+        <w:tc>
+          <w:tcPr/>
+          <w:p>
+            <w:pPr>
+              <w:pStyle w:val="Compact"/>
+              <w:jc w:val="right"/>
+            </w:pPr>
+            <w:r>
+              <w:t xml:space="preserve">2,751</w:t>
+            </w:r>
+          </w:p>
+        </w:tc>
+      </w:tr>
+      <w:tr>
+        <w:tc>
+          <w:tcPr/>
+          <w:p>
+            <w:pPr>
+              <w:pStyle w:val="Compact"/>
+            </w:pPr>
+            <w:r>
+              <w:t xml:space="preserve">(4) No city FE</w:t>
+            </w:r>
+          </w:p>
+        </w:tc>
+        <w:tc>
+          <w:tcPr/>
+          <w:p>
+            <w:pPr>
+              <w:pStyle w:val="Compact"/>
+              <w:jc w:val="right"/>
+            </w:pPr>
+            <w:r>
+              <w:t xml:space="preserve">+0.089</w:t>
+            </w:r>
+          </w:p>
+        </w:tc>
+        <w:tc>
+          <w:tcPr/>
+          <w:p>
+            <w:pPr>
+              <w:pStyle w:val="Compact"/>
+              <w:jc w:val="right"/>
+            </w:pPr>
+            <w:r>
+              <w:t xml:space="preserve">0.042</w:t>
+            </w:r>
+          </w:p>
+        </w:tc>
+        <w:tc>
+          <w:tcPr/>
+          <w:p>
+            <w:pPr>
+              <w:pStyle w:val="Compact"/>
+              <w:jc w:val="right"/>
+            </w:pPr>
+            <w:r>
+              <w:t xml:space="preserve">0.035</w:t>
+            </w:r>
+          </w:p>
+        </w:tc>
+        <w:tc>
+          <w:tcPr/>
+          <w:p>
+            <w:pPr>
+              <w:pStyle w:val="Compact"/>
+              <w:jc w:val="right"/>
+            </w:pPr>
+            <w:r>
+              <w:t xml:space="preserve">2,751</w:t>
+            </w:r>
+          </w:p>
+        </w:tc>
+      </w:tr>
+      <w:tr>
+        <w:tc>
+          <w:tcPr/>
+          <w:p>
+            <w:pPr>
+              <w:pStyle w:val="Compact"/>
+            </w:pPr>
+            <w:r>
+              <w:t xml:space="preserve">(5) No year FE</w:t>
+            </w:r>
+          </w:p>
+        </w:tc>
+        <w:tc>
+          <w:tcPr/>
+          <w:p>
+            <w:pPr>
+              <w:pStyle w:val="Compact"/>
+              <w:jc w:val="right"/>
+            </w:pPr>
+            <w:r>
+              <w:t xml:space="preserve">+0.184</w:t>
+            </w:r>
+          </w:p>
+        </w:tc>
+        <w:tc>
+          <w:tcPr/>
+          <w:p>
+            <w:pPr>
+              <w:pStyle w:val="Compact"/>
+              <w:jc w:val="right"/>
+            </w:pPr>
+            <w:r>
+              <w:t xml:space="preserve">0.055</w:t>
+            </w:r>
+          </w:p>
+        </w:tc>
+        <w:tc>
+          <w:tcPr/>
+          <w:p>
+            <w:pPr>
+              <w:pStyle w:val="Compact"/>
+              <w:jc w:val="right"/>
+            </w:pPr>
+            <w:r>
+              <w:t xml:space="preserve">0.001</w:t>
+            </w:r>
+          </w:p>
+        </w:tc>
+        <w:tc>
+          <w:tcPr/>
+          <w:p>
+            <w:pPr>
+              <w:pStyle w:val="Compact"/>
+              <w:jc w:val="right"/>
+            </w:pPr>
+            <w:r>
+              <w:t xml:space="preserve">2,751</w:t>
+            </w:r>
+          </w:p>
+        </w:tc>
+      </w:tr>
+      <w:tr>
+        <w:tc>
+          <w:tcPr/>
+          <w:p>
+            <w:pPr>
+              <w:pStyle w:val="Compact"/>
+            </w:pPr>
+            <w:r>
+              <w:t xml:space="preserve">(6) IV = VAI(t−1)</w:t>
+            </w:r>
+          </w:p>
+        </w:tc>
+        <w:tc>
+          <w:tcPr/>
+          <w:p>
+            <w:pPr>
+              <w:pStyle w:val="Compact"/>
+              <w:jc w:val="right"/>
+            </w:pPr>
+            <w:r>
+              <w:t xml:space="preserve">+0.142</w:t>
+            </w:r>
+          </w:p>
+        </w:tc>
+        <w:tc>
+          <w:tcPr/>
+          <w:p>
+            <w:pPr>
+              <w:pStyle w:val="Compact"/>
+              <w:jc w:val="right"/>
+            </w:pPr>
+            <w:r>
+              <w:t xml:space="preserve">0.051</w:t>
+            </w:r>
+          </w:p>
+        </w:tc>
+        <w:tc>
+          <w:tcPr/>
+          <w:p>
+            <w:pPr>
+              <w:pStyle w:val="Compact"/>
+              <w:jc w:val="right"/>
+            </w:pPr>
+            <w:r>
+              <w:t xml:space="preserve">0.005</w:t>
+            </w:r>
+          </w:p>
+        </w:tc>
+        <w:tc>
+          <w:tcPr/>
+          <w:p>
+            <w:pPr>
+              <w:pStyle w:val="Compact"/>
+              <w:jc w:val="right"/>
+            </w:pPr>
+            <w:r>
+              <w:t xml:space="preserve">2,489</w:t>
+            </w:r>
+          </w:p>
+        </w:tc>
+      </w:tr>
+    </w:tbl>
+    <w:p>
+      <w:pPr>
+        <w:pStyle w:val="BodyText"/>
+      </w:pPr>
+      <w:r>
+        <w:t xml:space="preserve">All specifications give β &gt; 0 at conventional significance. The</w:t>
+      </w:r>
+      <w:r>
+        <w:t xml:space="preserve"> </w:t>
+      </w:r>
+      <w:r>
+        <w:rPr>
+          <w:b/>
+          <w:bCs/>
+        </w:rPr>
+        <w:t xml:space="preserve">null on total investment</w:t>
+      </w:r>
+      <w:r>
+        <w:t xml:space="preserve"> </w:t>
+      </w:r>
+      <w:r>
+        <w:t xml:space="preserve">(ln total urban-construction investment on VAI: β = −0.008, p = 0.71) is consistent with</w:t>
+      </w:r>
+      <w:r>
+        <w:t xml:space="preserve"> </w:t>
+      </w:r>
+      <w:r>
+        <w:rPr>
+          <w:i/>
+          <w:iCs/>
+        </w:rPr>
+        <w:t xml:space="preserve">composition, not expansion</w:t>
+      </w:r>
+      <w:r>
+        <w:t xml:space="preserve">. Horse races against GDP-growth, urbanization stage, and leader tenure leave β(VAI) essentially unchanged (Online Appendix C.2), and a pre-registered 24-permutation specification curve gives median β = +0.107 with 24/24 positive and 22/24 significant (Online Appendix B.1). We read this as a</w:t>
+      </w:r>
+      <w:r>
+        <w:t xml:space="preserve"> </w:t>
+      </w:r>
+      <w:r>
+        <w:rPr>
+          <w:b/>
+          <w:bCs/>
+        </w:rPr>
+        <w:t xml:space="preserve">descriptive</w:t>
+      </w:r>
+      <w:r>
+        <w:t xml:space="preserve"> </w:t>
+      </w:r>
+      <w:r>
+        <w:t xml:space="preserve">compositional-substitution association, conditional on the instrument’s validity — not a causal effect.</w:t>
+      </w:r>
+    </w:p>
+    <w:bookmarkEnd w:id="37"/>
+    <w:bookmarkStart w:id="39" w:name="X200caaa089e8f72d3f4ebf40510f156357e01d4"/>
+    <w:p>
+      <w:pPr>
+        <w:pStyle w:val="Heading2"/>
+      </w:pPr>
+      <w:r>
+        <w:t xml:space="preserve">4.2 Application II: The within-document review-vs-plan differential (suggestive)</w:t>
+      </w:r>
+    </w:p>
+    <w:p>
+      <w:pPr>
+        <w:pStyle w:val="FirstParagraph"/>
+      </w:pPr>
+      <w:r>
+        <w:t xml:space="preserve">Exploiting the temporal structure of GWRs (a retrospective past-year review and a prospective next-year plan), we partition each report at the first plan marker after character 2000 and compute VAI on each section (N = 4,330 successful splits).</w:t>
+      </w:r>
+    </w:p>
+    <w:p>
+      <w:pPr>
+        <w:pStyle w:val="BodyText"/>
+      </w:pPr>
+      <w:r>
+        <w:rPr>
+          <w:b/>
+          <w:bCs/>
+        </w:rPr>
+        <w:t xml:space="preserve">Table 3. Within-document retrospective-vs-prospective VAI differential</w:t>
+      </w:r>
+    </w:p>
+    <w:tbl>
+      <w:tblPr>
+        <w:tblStyle w:val="Table"/>
+        <w:tblW w:type="auto" w:w="0"/>
+        <w:tblLook w:firstRow="1" w:lastRow="0" w:firstColumn="0" w:lastColumn="0" w:noHBand="0" w:noVBand="0" w:val="0020"/>
+      </w:tblPr>
+      <w:tblGrid>
+        <w:gridCol w:w="3960"/>
+        <w:gridCol w:w="3960"/>
+      </w:tblGrid>
+      <w:tr>
+        <w:trPr>
+          <w:tblHeader w:val="on"/>
+        </w:trPr>
+        <w:tc>
+          <w:tcPr/>
+          <w:p>
+            <w:pPr>
+              <w:pStyle w:val="Compact"/>
+            </w:pPr>
+            <w:r>
+              <w:t xml:space="preserve">Metric</w:t>
+            </w:r>
+          </w:p>
+        </w:tc>
+        <w:tc>
+          <w:tcPr/>
+          <w:p>
+            <w:pPr>
+              <w:pStyle w:val="Compact"/>
+              <w:jc w:val="right"/>
+            </w:pPr>
+            <w:r>
+              <w:t xml:space="preserve">Value</w:t>
+            </w:r>
+          </w:p>
+        </w:tc>
+      </w:tr>
+      <w:tr>
+        <w:tc>
+          <w:tcPr/>
+          <w:p>
+            <w:pPr>
+              <w:pStyle w:val="Compact"/>
+            </w:pPr>
+            <w:r>
+              <w:t xml:space="preserve">Mean VAI(review)</w:t>
+            </w:r>
+          </w:p>
+        </w:tc>
+        <w:tc>
+          <w:tcPr/>
+          <w:p>
+            <w:pPr>
+              <w:pStyle w:val="Compact"/>
+              <w:jc w:val="right"/>
+            </w:pPr>
+            <w:r>
+              <w:t xml:space="preserve">0.615</w:t>
+            </w:r>
+          </w:p>
+        </w:tc>
+      </w:tr>
+      <w:tr>
+        <w:tc>
+          <w:tcPr/>
+          <w:p>
+            <w:pPr>
+              <w:pStyle w:val="Compact"/>
+            </w:pPr>
+            <w:r>
+              <w:t xml:space="preserve">Mean VAI(plan)</w:t>
+            </w:r>
+          </w:p>
+        </w:tc>
+        <w:tc>
+          <w:tcPr/>
+          <w:p>
+            <w:pPr>
+              <w:pStyle w:val="Compact"/>
+              <w:jc w:val="right"/>
+            </w:pPr>
+            <w:r>
+              <w:t xml:space="preserve">0.591</w:t>
+            </w:r>
+          </w:p>
+        </w:tc>
+      </w:tr>
+      <w:tr>
+        <w:tc>
+          <w:tcPr/>
+          <w:p>
+            <w:pPr>
+              <w:pStyle w:val="Compact"/>
+            </w:pPr>
+            <w:r>
+              <w:t xml:space="preserve">Mean Δ (review − plan)</w:t>
             </w:r>
           </w:p>
         </w:tc>
@@ -5169,37 +5615,7 @@
                 <w:b/>
                 <w:bCs/>
               </w:rPr>
-              <w:t xml:space="preserve">+0.010</w:t>
-            </w:r>
-            <w:r>
-              <w:t xml:space="preserve"> </w:t>
-            </w:r>
-            <w:r>
-              <w:t xml:space="preserve">(p = 0.01)</w:t>
-            </w:r>
-          </w:p>
-        </w:tc>
-        <w:tc>
-          <w:tcPr/>
-          <w:p>
-            <w:pPr>
-              <w:pStyle w:val="Compact"/>
-              <w:jc w:val="right"/>
-            </w:pPr>
-            <w:r>
-              <w:t xml:space="preserve">+0.001 (p = 0.84) ✓ clean</w:t>
-            </w:r>
-          </w:p>
-        </w:tc>
-        <w:tc>
-          <w:tcPr/>
-          <w:p>
-            <w:pPr>
-              <w:pStyle w:val="Compact"/>
-              <w:jc w:val="right"/>
-            </w:pPr>
-            <w:r>
-              <w:t xml:space="preserve">+0.016 (p = 0.01)</w:t>
+              <w:t xml:space="preserve">+0.0245</w:t>
             </w:r>
           </w:p>
         </w:tc>
@@ -5210,64 +5626,54 @@
           <w:p>
             <w:pPr>
               <w:pStyle w:val="Compact"/>
+            </w:pPr>
+            <w:r>
+              <w:t xml:space="preserve">Paired t</w:t>
+            </w:r>
+          </w:p>
+        </w:tc>
+        <w:tc>
+          <w:tcPr/>
+          <w:p>
+            <w:pPr>
+              <w:pStyle w:val="Compact"/>
+              <w:jc w:val="right"/>
             </w:pPr>
             <w:r>
               <w:rPr>
                 <w:b/>
                 <w:bCs/>
               </w:rPr>
-              <w:t xml:space="preserve">Naive text</w:t>
-            </w:r>
-            <w:r>
-              <w:t xml:space="preserve"> </w:t>
-            </w:r>
-            <w:r>
-              <w:t xml:space="preserve">(</w:t>
-            </w:r>
+              <w:t xml:space="preserve">8.40</w:t>
+            </w:r>
+          </w:p>
+        </w:tc>
+      </w:tr>
+      <w:tr>
+        <w:tc>
+          <w:tcPr/>
+          <w:p>
+            <w:pPr>
+              <w:pStyle w:val="Compact"/>
+            </w:pPr>
+            <w:r>
+              <w:t xml:space="preserve">Two-tailed p</w:t>
+            </w:r>
+          </w:p>
+        </w:tc>
+        <w:tc>
+          <w:tcPr/>
+          <w:p>
+            <w:pPr>
+              <w:pStyle w:val="Compact"/>
+              <w:jc w:val="right"/>
+            </w:pPr>
             <w:r>
               <w:rPr>
-                <w:rStyle w:val="VerbatimChar"/>
+                <w:b/>
+                <w:bCs/>
               </w:rPr>
-              <w:t xml:space="preserve">vai_composite</w:t>
-            </w:r>
-            <w:r>
-              <w:t xml:space="preserve">)</w:t>
-            </w:r>
-          </w:p>
-        </w:tc>
-        <w:tc>
-          <w:tcPr/>
-          <w:p>
-            <w:pPr>
-              <w:pStyle w:val="Compact"/>
-              <w:jc w:val="right"/>
-            </w:pPr>
-            <w:r>
-              <w:t xml:space="preserve">+0.002 (p = 0.54) ✗</w:t>
-            </w:r>
-          </w:p>
-        </w:tc>
-        <w:tc>
-          <w:tcPr/>
-          <w:p>
-            <w:pPr>
-              <w:pStyle w:val="Compact"/>
-              <w:jc w:val="right"/>
-            </w:pPr>
-            <w:r>
-              <w:t xml:space="preserve">+0.003 (p = 0.29)</w:t>
-            </w:r>
-          </w:p>
-        </w:tc>
-        <w:tc>
-          <w:tcPr/>
-          <w:p>
-            <w:pPr>
-              <w:pStyle w:val="Compact"/>
-              <w:jc w:val="right"/>
-            </w:pPr>
-            <w:r>
-              <w:t xml:space="preserve">+0.004 (p = 0.39) ✗</w:t>
+              <w:t xml:space="preserve">6.2 × 10⁻¹⁷</w:t>
             </w:r>
           </w:p>
         </w:tc>
@@ -5278,11 +5684,287 @@
         <w:pStyle w:val="BodyText"/>
       </w:pPr>
       <w:r>
-        <w:rPr>
-          <w:i/>
-          <w:iCs/>
-        </w:rPr>
-        <w:t xml:space="preserve">n ≈ 3,082 (CIR), 5,005 (concrete), 5,011 (naive) city-years.</w:t>
+        <w:t xml:space="preserve">The differential is positive and highly significant, and cannot arise from lexicon-selection (same lexicon), author-style (same author writes both sections), or report-length (VAI is a ratio). We nonetheless report it as</w:t>
+      </w:r>
+      <w:r>
+        <w:t xml:space="preserve"> </w:t>
+      </w:r>
+      <w:r>
+        <w:rPr>
+          <w:b/>
+          <w:bCs/>
+        </w:rPr>
+        <w:t xml:space="preserve">suggestive corroboration</w:t>
+      </w:r>
+      <w:r>
+        <w:t xml:space="preserve">, not a behavioral signature: as in R1, genre differences between retrospective and prospective sections could produce the same pattern (§4.2.1). With the criterion-validity test of §3.2.7 now carrying the behavioral argument, the within-document differential is a secondary, measurement-level fact about how reports are written.</w:t>
+      </w:r>
+    </w:p>
+    <w:bookmarkStart w:id="38" w:name="what-this-does-and-does-not-tell-us"/>
+    <w:p>
+      <w:pPr>
+        <w:pStyle w:val="Heading3"/>
+      </w:pPr>
+      <w:r>
+        <w:t xml:space="preserve">4.2.1 What this does and does not tell us</w:t>
+      </w:r>
+    </w:p>
+    <w:p>
+      <w:pPr>
+        <w:pStyle w:val="FirstParagraph"/>
+      </w:pPr>
+      <w:r>
+        <w:t xml:space="preserve">The differential is compatible with the upward-signaling mechanism but is not a unique diagnostic: downstream-facing rhetoric, lexical-availability bias, and selection on what gets completed-versus-planned would also predict it. Robustness to alternative split markers and to long-document/single-tenure subsamples is in Online Appendix C.3.</w:t>
+      </w:r>
+    </w:p>
+    <w:bookmarkEnd w:id="38"/>
+    <w:bookmarkEnd w:id="39"/>
+    <w:bookmarkStart w:id="40" w:name="X559b37ee9dfb856d8055d6a3e809a71f32d4e92"/>
+    <w:p>
+      <w:pPr>
+        <w:pStyle w:val="Heading2"/>
+      </w:pPr>
+      <w:r>
+        <w:t xml:space="preserve">4.3 Application III: Independent corroboration in public-procurement data (new)</w:t>
+      </w:r>
+    </w:p>
+    <w:p>
+      <w:pPr>
+        <w:pStyle w:val="FirstParagraph"/>
+      </w:pPr>
+      <w:r>
+        <w:t xml:space="preserve">As an entirely separate, large-scale corroboration we classify the universe of Zhejiang public-procurement announcements (</w:t>
+      </w:r>
+      <w:r>
+        <w:rPr>
+          <w:b/>
+          <w:bCs/>
+        </w:rPr>
+        <w:t xml:space="preserve">≈2,957,789 records</w:t>
+      </w:r>
+      <w:r>
+        <w:t xml:space="preserve">, predominantly 2019–2026, national</w:t>
+      </w:r>
+      <w:r>
+        <w:t xml:space="preserve"> </w:t>
+      </w:r>
+      <w:r>
+        <w:rPr>
+          <w:rStyle w:val="VerbatimChar"/>
+        </w:rPr>
+        <w:t xml:space="preserve">ggzy.gov.cn</w:t>
+      </w:r>
+      <w:r>
+        <w:t xml:space="preserve"> </w:t>
+      </w:r>
+      <w:r>
+        <w:t xml:space="preserve">platform) by the same visible-versus-functional construction distinction.</w:t>
+      </w:r>
+      <w:r>
+        <w:t xml:space="preserve"> </w:t>
+      </w:r>
+      <w:r>
+        <w:rPr>
+          <w:b/>
+          <w:bCs/>
+        </w:rPr>
+        <w:t xml:space="preserve">Visible-type projects outnumber functional ones by roughly 2-to-1 overall</w:t>
+      </w:r>
+      <w:r>
+        <w:t xml:space="preserve"> </w:t>
+      </w:r>
+      <w:r>
+        <w:t xml:space="preserve">(2.1-to-1 among first-stage tender notices, the cleanest one-per-project proxy), and the tilt is pervasive rather than local: visible exceeds functional in</w:t>
+      </w:r>
+      <w:r>
+        <w:t xml:space="preserve"> </w:t>
+      </w:r>
+      <w:r>
+        <w:rPr>
+          <w:b/>
+          <w:bCs/>
+        </w:rPr>
+        <w:t xml:space="preserve">97 of 108</w:t>
+      </w:r>
+      <w:r>
+        <w:t xml:space="preserve"> </w:t>
+      </w:r>
+      <w:r>
+        <w:t xml:space="preserve">localities with sufficient volume (median city ratio 1.8; the exceptions are small county-level units; Online Appendix Figure ESM-6). Going beyond counts, we recover each project’s</w:t>
+      </w:r>
+      <w:r>
+        <w:t xml:space="preserve"> </w:t>
+      </w:r>
+      <w:r>
+        <w:rPr>
+          <w:b/>
+          <w:bCs/>
+        </w:rPr>
+        <w:t xml:space="preserve">investment amount</w:t>
+      </w:r>
+      <w:r>
+        <w:t xml:space="preserve"> </w:t>
+      </w:r>
+      <w:r>
+        <w:t xml:space="preserve">from the tender briefs (16,794 award-stage projects, 2023–2024): visible and functional projects are of broadly similar typical size (median ¥5.8M vs ¥4.7M), but the visible category owns the</w:t>
+      </w:r>
+      <w:r>
+        <w:t xml:space="preserve"> </w:t>
+      </w:r>
+      <w:r>
+        <w:rPr>
+          <w:b/>
+          <w:bCs/>
+        </w:rPr>
+        <w:t xml:space="preserve">high-value tail</w:t>
+      </w:r>
+      <w:r>
+        <w:t xml:space="preserve"> </w:t>
+      </w:r>
+      <w:r>
+        <w:t xml:space="preserve">— its 99th percentile (¥0.90B vs ¥0.20B) and maximum (¥11.5B, the Hangzhou Metro Line 7 contract, vs ¥1.07B) are several times larger, because the biggest construction outlays (metro/rail, arterial roads, landmark parks) are visible-salient while concealed-utility works top out an order of magnitude lower. Visible construction thus predominates on both frequency and the high-value tail. The visible/functional classification was refined by LLM-assisted adjudication with</w:t>
+      </w:r>
+      <w:r>
+        <w:t xml:space="preserve"> </w:t>
+      </w:r>
+      <w:r>
+        <w:rPr>
+          <w:b/>
+          <w:bCs/>
+        </w:rPr>
+        <w:t xml:space="preserve">domain-expert (urban- and rural-planning) sign-off</w:t>
+      </w:r>
+      <w:r>
+        <w:t xml:space="preserve"> </w:t>
+      </w:r>
+      <w:r>
+        <w:t xml:space="preserve">(Authors’ Contributions); the lexicon, re-pull and analysis code, per-city table, and amount distribution are deposited (</w:t>
+      </w:r>
+      <w:r>
+        <w:rPr>
+          <w:rStyle w:val="VerbatimChar"/>
+        </w:rPr>
+        <w:t xml:space="preserve">03-analysis/phase-L-bidding/</w:t>
+      </w:r>
+      <w:r>
+        <w:t xml:space="preserve">). One caveat: a</w:t>
+      </w:r>
+      <w:r>
+        <w:t xml:space="preserve"> </w:t>
+      </w:r>
+      <w:r>
+        <w:t xml:space="preserve">“project”</w:t>
+      </w:r>
+      <w:r>
+        <w:t xml:space="preserve"> </w:t>
+      </w:r>
+      <w:r>
+        <w:t xml:space="preserve">is proxied by the deduplicated award record, so the count comparison (less so the amount comparison) is sensitive to how works are packaged; the accounting CIR (§4.1, §3.2.7) supplies the independent expenditure-share corroboration.</w:t>
+      </w:r>
+    </w:p>
+    <w:bookmarkEnd w:id="40"/>
+    <w:bookmarkStart w:id="41" w:name="X0df5704b0421d62a08895c95576210ca0320748"/>
+    <w:p>
+      <w:pPr>
+        <w:pStyle w:val="Heading2"/>
+      </w:pPr>
+      <w:r>
+        <w:t xml:space="preserve">4.4 Structural welfare calibration (illustrative; demoted)</w:t>
+      </w:r>
+    </w:p>
+    <w:p>
+      <w:pPr>
+        <w:pStyle w:val="FirstParagraph"/>
+      </w:pPr>
+      <w:r>
+        <w:t xml:space="preserve">The cadre-attention model yields a closed-form welfare-loss expression. Calibrated with the observed compositional share, an assumed social optimum</w:t>
+      </w:r>
+      <w:r>
+        <w:t xml:space="preserve"> </w:t>
+      </w:r>
+      <m:oMath>
+        <m:sSup>
+          <m:e>
+            <m:r>
+              <m:t>a</m:t>
+            </m:r>
+          </m:e>
+          <m:sup>
+            <m:r>
+              <m:t>S</m:t>
+            </m:r>
+            <m:r>
+              <m:t>O</m:t>
+            </m:r>
+          </m:sup>
+        </m:sSup>
+        <m:r>
+          <m:rPr>
+            <m:sty m:val="p"/>
+          </m:rPr>
+          <m:t>∈</m:t>
+        </m:r>
+        <m:r>
+          <m:rPr>
+            <m:sty m:val="p"/>
+          </m:rPr>
+          <m:t>[</m:t>
+        </m:r>
+        <m:r>
+          <m:t>0.40</m:t>
+        </m:r>
+        <m:r>
+          <m:rPr>
+            <m:sty m:val="p"/>
+          </m:rPr>
+          <m:t>,</m:t>
+        </m:r>
+        <m:r>
+          <m:t>0.50</m:t>
+        </m:r>
+        <m:r>
+          <m:rPr>
+            <m:sty m:val="p"/>
+          </m:rPr>
+          <m:t>]</m:t>
+        </m:r>
+      </m:oMath>
+      <w:r>
+        <w:t xml:space="preserve">, and an aggregate renewal-expenditure base, it produces figures on the order of single-digit ¥ billions per year.</w:t>
+      </w:r>
+      <w:r>
+        <w:t xml:space="preserve"> </w:t>
+      </w:r>
+      <w:r>
+        <w:rPr>
+          <w:b/>
+          <w:bCs/>
+        </w:rPr>
+        <w:t xml:space="preserve">We deliberately do not headline this number.</w:t>
+      </w:r>
+      <w:r>
+        <w:t xml:space="preserve"> </w:t>
+      </w:r>
+      <w:r>
+        <w:t xml:space="preserve">It depends on strong, not-independently-validated assumptions (the Cobb-Douglas welfare function, the social-optimum benchmark, the text-to-spending mapping); the derivation and sensitivity table are in Online Appendix A and C.7, and we attach no policy weight to the magnitude.</w:t>
+      </w:r>
+    </w:p>
+    <w:bookmarkEnd w:id="41"/>
+    <w:bookmarkStart w:id="42" w:name="X6b6670866adc3b05377f51e2f8f6ecb41e2a6a9"/>
+    <w:p>
+      <w:pPr>
+        <w:pStyle w:val="Heading2"/>
+      </w:pPr>
+      <w:r>
+        <w:t xml:space="preserve">4.5 Demoted exercises: transparent reporting of failed/null tests</w:t>
+      </w:r>
+    </w:p>
+    <w:p>
+      <w:pPr>
+        <w:pStyle w:val="FirstParagraph"/>
+      </w:pPr>
+      <w:r>
+        <w:t xml:space="preserve">Two pre-registered tests are demoted from the main evidentiary structure (full detail in Appendix C.3 and Appendix D):</w:t>
       </w:r>
     </w:p>
     <w:p>
@@ -5290,7 +5972,247 @@
         <w:pStyle w:val="BodyText"/>
       </w:pPr>
       <w:r>
-        <w:t xml:space="preserve">The pattern (Figure 2) is exactly what behavioral validity requires and is the paper’s central result:</w:t>
+        <w:rPr>
+          <w:b/>
+          <w:bCs/>
+        </w:rPr>
+        <w:t xml:space="preserve">Null 1 — central-inspection event study (H2): definitively null.</w:t>
+      </w:r>
+      <w:r>
+        <w:t xml:space="preserve"> </w:t>
+      </w:r>
+      <w:r>
+        <w:t xml:space="preserve">A narrow-window TWFE specification gave the predicted sign (β(k=0) = −0.065, p = 0.011), but a heterogeneity-robust Sun–Abraham estimator attenuates it to insignificance and, extending to Rounds 6–9 (2016–2017),</w:t>
+      </w:r>
+      <w:r>
+        <w:t xml:space="preserve"> </w:t>
+      </w:r>
+      <w:r>
+        <w:rPr>
+          <w:b/>
+          <w:bCs/>
+        </w:rPr>
+        <w:t xml:space="preserve">reverses the sign</w:t>
+      </w:r>
+      <w:r>
+        <w:t xml:space="preserve"> </w:t>
+      </w:r>
+      <w:r>
+        <w:t xml:space="preserve">(β = +0.016). The narrow-window result is a staggered-treatment-heterogeneity artifact [14, 15, 16], not a causal inspection effect (deviations D-B-1/2/3).</w:t>
+      </w:r>
+    </w:p>
+    <w:p>
+      <w:pPr>
+        <w:pStyle w:val="BodyText"/>
+      </w:pPr>
+      <w:r>
+        <w:rPr>
+          <w:b/>
+          <w:bCs/>
+        </w:rPr>
+        <w:t xml:space="preserve">Null 2 — individual-level CFPS micro-foundation (H5): bounded null.</w:t>
+      </w:r>
+      <w:r>
+        <w:t xml:space="preserve"> </w:t>
+      </w:r>
+      <w:r>
+        <w:t xml:space="preserve">Amenity-category-specific satisfaction items are absent from the public CFPS panel; substituted general outcomes show no effect above |d| = 0.011 (TOST rejects |d| ≥ 0.10 at p &lt; 10⁻⁶). This bounds a citizen-popularity channel but does not test the pre-registered mechanism; reported as exploratory (deviation D-F-1).</w:t>
+      </w:r>
+    </w:p>
+    <w:bookmarkEnd w:id="42"/>
+    <w:bookmarkStart w:id="43" w:name="summary"/>
+    <w:p>
+      <w:pPr>
+        <w:pStyle w:val="Heading2"/>
+      </w:pPr>
+      <w:r>
+        <w:t xml:space="preserve">4.6 Summary</w:t>
+      </w:r>
+    </w:p>
+    <w:p>
+      <w:pPr>
+        <w:pStyle w:val="FirstParagraph"/>
+      </w:pPr>
+      <w:r>
+        <w:t xml:space="preserve">The validated VAI tracks an external accounting measure of investment composition (P1, β = +0.111, with no effect on total investment); co-moves with real cosmetic investment under an exogenous turnover shock while the naive measure does not (§3.2.7); is corroborated, in an entirely independent procurement corpus, by a ≈2:1 visible-over-functional tilt across 97 of 108 localities and a visible-dominated spending tail (§4.3); and shows a suggestive within-document differential (§4.2). The inspection event study, the CFPS micro-foundation, and the welfare calibration are demoted and reported transparently — they limit, rather than support, the causal and welfare claims the instrument can carry.</w:t>
+      </w:r>
+    </w:p>
+    <w:bookmarkEnd w:id="43"/>
+    <w:bookmarkEnd w:id="44"/>
+    <w:bookmarkStart w:id="50" w:name="discussion"/>
+    <w:p>
+      <w:pPr>
+        <w:pStyle w:val="Heading1"/>
+      </w:pPr>
+      <w:r>
+        <w:t xml:space="preserve">5. Discussion</w:t>
+      </w:r>
+    </w:p>
+    <w:bookmarkStart w:id="45" w:name="X945345326af62cdaafcf83065f2eefac3d277ed"/>
+    <w:p>
+      <w:pPr>
+        <w:pStyle w:val="Heading2"/>
+      </w:pPr>
+      <w:r>
+        <w:t xml:space="preserve">5.1 What the paper establishes methodologically</w:t>
+      </w:r>
+    </w:p>
+    <w:p>
+      <w:pPr>
+        <w:pStyle w:val="FirstParagraph"/>
+      </w:pPr>
+      <w:r>
+        <w:t xml:space="preserve">The paper’s contribution is the Visibility Attention Index — a pre-registered, replicable instrument for the visible-versus-functional composition of infrastructure language — now validated more rigorously than in the original draft and honestly bounded:</w:t>
+      </w:r>
+    </w:p>
+    <w:p>
+      <w:pPr>
+        <w:pStyle w:val="Compact"/>
+        <w:numPr>
+          <w:ilvl w:val="0"/>
+          <w:numId w:val="1005"/>
+        </w:numPr>
+      </w:pPr>
+      <w:r>
+        <w:rPr>
+          <w:b/>
+          <w:bCs/>
+        </w:rPr>
+        <w:t xml:space="preserve">Direct passage-level validation</w:t>
+      </w:r>
+      <w:r>
+        <w:t xml:space="preserve"> </w:t>
+      </w:r>
+      <w:r>
+        <w:t xml:space="preserve">(§3.2.0): the naive appearance-word dictionary fails (visible precision 0.10); the concrete, salience-based VAI reaches 0.50–0.60 but meets a polysemy ceiling near 0.60–0.64; an LLM ensemble clears it (0.84 accuracy, Fleiss κ = 0.835). Human intercoder agreement is Cohen κ = 0.70.</w:t>
+      </w:r>
+    </w:p>
+    <w:p>
+      <w:pPr>
+        <w:pStyle w:val="Compact"/>
+        <w:numPr>
+          <w:ilvl w:val="0"/>
+          <w:numId w:val="1005"/>
+        </w:numPr>
+      </w:pPr>
+      <w:r>
+        <w:rPr>
+          <w:b/>
+          <w:bCs/>
+        </w:rPr>
+        <w:t xml:space="preserve">Behavioral criterion validity</w:t>
+      </w:r>
+      <w:r>
+        <w:t xml:space="preserve"> </w:t>
+      </w:r>
+      <w:r>
+        <w:t xml:space="preserve">(§3.2.7), the decisive test: under an exogenous, retirement-driven turnover shock the concrete VAI co-moves with real cosmetic investment (+0.010, p = 0.01; clean pre-trend) while the naive measure does not (+0.002, p = 0.54). The construct is real in behavior, and the right measure tracks it.</w:t>
+      </w:r>
+    </w:p>
+    <w:p>
+      <w:pPr>
+        <w:pStyle w:val="Compact"/>
+        <w:numPr>
+          <w:ilvl w:val="0"/>
+          <w:numId w:val="1005"/>
+        </w:numPr>
+      </w:pPr>
+      <w:r>
+        <w:rPr>
+          <w:b/>
+          <w:bCs/>
+        </w:rPr>
+        <w:t xml:space="preserve">Cross-source accounting correlation</w:t>
+      </w:r>
+      <w:r>
+        <w:t xml:space="preserve"> </w:t>
+      </w:r>
+      <w:r>
+        <w:t xml:space="preserve">(E-D, r = 0.24) — independent external evidence, modest in magnitude;</w:t>
+      </w:r>
+      <w:r>
+        <w:t xml:space="preserve"> </w:t>
+      </w:r>
+      <w:r>
+        <w:rPr>
+          <w:b/>
+          <w:bCs/>
+        </w:rPr>
+        <w:t xml:space="preserve">independent-dictionary replication</w:t>
+      </w:r>
+      <w:r>
+        <w:t xml:space="preserve"> </w:t>
+      </w:r>
+      <w:r>
+        <w:t xml:space="preserve">(E-A, r = 0.93) — a reliability check, not validation; and an</w:t>
+      </w:r>
+      <w:r>
+        <w:t xml:space="preserve"> </w:t>
+      </w:r>
+      <w:r>
+        <w:rPr>
+          <w:b/>
+          <w:bCs/>
+        </w:rPr>
+        <w:t xml:space="preserve">independent procurement corroboration</w:t>
+      </w:r>
+      <w:r>
+        <w:t xml:space="preserve"> </w:t>
+      </w:r>
+      <w:r>
+        <w:t xml:space="preserve">(§4.3) — a ≈2:1 visible-over-functional tilt in 97 of 108 Zhejiang localities, with a visible-dominated spending tail.</w:t>
+      </w:r>
+    </w:p>
+    <w:p>
+      <w:pPr>
+        <w:pStyle w:val="FirstParagraph"/>
+      </w:pPr>
+      <w:r>
+        <w:t xml:space="preserve">One pre-registered test — applying the lexicon to Chinese Wikipedia —</w:t>
+      </w:r>
+      <w:r>
+        <w:t xml:space="preserve"> </w:t>
+      </w:r>
+      <w:r>
+        <w:rPr>
+          <w:b/>
+          <w:bCs/>
+        </w:rPr>
+        <w:t xml:space="preserve">fails</w:t>
+      </w:r>
+      <w:r>
+        <w:t xml:space="preserve"> </w:t>
+      </w:r>
+      <w:r>
+        <w:t xml:space="preserve">(r = −0.15 against a [0.3, 0.7] criterion), reported plainly as a domain-mismatch that bounds the instrument to governance rhetoric.</w:t>
+      </w:r>
+    </w:p>
+    <w:bookmarkEnd w:id="45"/>
+    <w:bookmarkStart w:id="46" w:name="X3741338d0cb82684e4269c17b5603034f5b383b"/>
+    <w:p>
+      <w:pPr>
+        <w:pStyle w:val="Heading2"/>
+      </w:pPr>
+      <w:r>
+        <w:t xml:space="preserve">5.2 What substantively follows (conditional on the instrument)</w:t>
+      </w:r>
+    </w:p>
+    <w:p>
+      <w:pPr>
+        <w:pStyle w:val="FirstParagraph"/>
+      </w:pPr>
+      <w:r>
+        <w:t xml:space="preserve">Within cities, VAI tracks the accounting-based Cosmetic Investment Ratio (P1, β = +0.111) with no accompanying change in total investment — a compositional, not expansionary, association — and, under the turnover shock, both rise together. We interpret these as evidence that the measure captures strategic compositional attention; we do not offer a headline welfare figure, the model-based calibration (§4.4) being too assumption-dependent to support one.</w:t>
+      </w:r>
+    </w:p>
+    <w:bookmarkEnd w:id="46"/>
+    <w:bookmarkStart w:id="47" w:name="what-we-cannot-establish"/>
+    <w:p>
+      <w:pPr>
+        <w:pStyle w:val="Heading2"/>
+      </w:pPr>
+      <w:r>
+        <w:t xml:space="preserve">5.3 What we cannot establish</w:t>
       </w:r>
     </w:p>
     <w:p>
@@ -5306,13 +6228,29 @@
           <w:b/>
           <w:bCs/>
         </w:rPr>
-        <w:t xml:space="preserve">Real cosmetic investment rises</w:t>
-      </w:r>
-      <w:r>
-        <w:t xml:space="preserve"> </w:t>
-      </w:r>
-      <w:r>
-        <w:t xml:space="preserve">in the year after turnover (+0.025, p &lt; 0.001), with a clean pre-trend (the future-turnover lead is negative and insignificant). The same holds under the retirement-exogenous shock (+0.024, p = 0.04). The construct is real in money, not only in words.</w:t>
+        <w:t xml:space="preserve">Causal identification of drivers is not achieved.</w:t>
+      </w:r>
+      <w:r>
+        <w:t xml:space="preserve"> </w:t>
+      </w:r>
+      <w:r>
+        <w:t xml:space="preserve">The inspection event study fails under heterogeneity-robust estimation (§4.5); the retirement-turnover design supports</w:t>
+      </w:r>
+      <w:r>
+        <w:t xml:space="preserve"> </w:t>
+      </w:r>
+      <w:r>
+        <w:rPr>
+          <w:i/>
+          <w:iCs/>
+        </w:rPr>
+        <w:t xml:space="preserve">measurement</w:t>
+      </w:r>
+      <w:r>
+        <w:t xml:space="preserve"> </w:t>
+      </w:r>
+      <w:r>
+        <w:t xml:space="preserve">(criterion) validity, not a causal theory of what produces visibility bias.</w:t>
       </w:r>
     </w:p>
     <w:p>
@@ -5328,13 +6266,13 @@
           <w:b/>
           <w:bCs/>
         </w:rPr>
-        <w:t xml:space="preserve">The valid text measure rises in lockstep</w:t>
-      </w:r>
-      <w:r>
-        <w:t xml:space="preserve"> </w:t>
-      </w:r>
-      <w:r>
-        <w:t xml:space="preserve">(+0.010, p = 0.01; retirement-exogenous +0.016, p = 0.01), again with a clean lead. The concrete measure tracks real behavior under an exogenous incentive shift.</w:t>
+        <w:t xml:space="preserve">External (non-governance) validity is bounded.</w:t>
+      </w:r>
+      <w:r>
+        <w:t xml:space="preserve"> </w:t>
+      </w:r>
+      <w:r>
+        <w:t xml:space="preserve">The Wikipedia null scopes the measure to governance rhetoric; an appropriate policy-rhetoric third-party validation (e.g., Xinhua local-policy news, CNKI key-newspaper coverage) remains future work.</w:t>
       </w:r>
     </w:p>
     <w:p>
@@ -5350,696 +6288,13 @@
           <w:b/>
           <w:bCs/>
         </w:rPr>
-        <w:t xml:space="preserve">The naive measure does not respond at all</w:t>
-      </w:r>
-      <w:r>
-        <w:t xml:space="preserve"> </w:t>
-      </w:r>
-      <w:r>
-        <w:t xml:space="preserve">(+0.002, p = 0.54; retirement-exogenous +0.004, p = 0.39). It is internally stable (§3.5, E-A r = 0.93) yet behaviorally inert.</w:t>
-      </w:r>
-    </w:p>
-    <w:p>
-      <w:pPr>
-        <w:pStyle w:val="FirstParagraph"/>
-      </w:pPr>
-      <w:r>
-        <w:t xml:space="preserve">A genre or template artifact would not co-move with real expenditure under an exogenous shock; a strategic-attention measure does. The contrast between the valid and naive measures is the crux: passage validation tells us</w:t>
-      </w:r>
-      <w:r>
-        <w:t xml:space="preserve"> </w:t>
-      </w:r>
-      <w:r>
-        <w:rPr>
-          <w:i/>
-          <w:iCs/>
-        </w:rPr>
-        <w:t xml:space="preserve">which</w:t>
-      </w:r>
-      <w:r>
-        <w:t xml:space="preserve"> </w:t>
-      </w:r>
-      <w:r>
-        <w:t xml:space="preserve">measure to trust, and the behavioral test confirms that the trusted measure — and only it — captures attention that moves resources. This is the decisive answer to the rhetoric-versus-strategy question. It also reframes what validity means for measures of this kind:</w:t>
-      </w:r>
-      <w:r>
-        <w:t xml:space="preserve"> </w:t>
-      </w:r>
-      <w:r>
-        <w:rPr>
-          <w:b/>
-          <w:bCs/>
-        </w:rPr>
-        <w:t xml:space="preserve">behavioral co-movement, not internal reliability or aggregate cross-source correlation, is the test that separates a valid measure from a stable-but-empty one.</w:t>
-      </w:r>
-      <w:r>
-        <w:t xml:space="preserve"> </w:t>
-      </w:r>
-      <w:r>
-        <w:t xml:space="preserve">(The behavioral test uses the concrete dictionary at its 0.50-precision construction — a conservative choice; classical measurement error attenuates toward zero, so the true co-movement is, if anything, stronger.)</w:t>
-      </w:r>
-    </w:p>
-    <w:bookmarkEnd w:id="33"/>
-    <w:bookmarkStart w:id="34" w:name="Xeef7fbeeff967a6539bba400fb8692572b6f816"/>
-    <w:p>
-      <w:pPr>
-        <w:pStyle w:val="Heading2"/>
-      </w:pPr>
-      <w:r>
-        <w:t xml:space="preserve">4.3 Supplementary check: procurement frequency</w:t>
-      </w:r>
-    </w:p>
-    <w:p>
-      <w:pPr>
-        <w:pStyle w:val="FirstParagraph"/>
-      </w:pPr>
-      <w:r>
-        <w:t xml:space="preserve">As an independent behavioral angle we classify the universe of Zhejiang public-procurement announcements (</w:t>
-      </w:r>
-      <w:r>
-        <w:rPr>
-          <w:b/>
-          <w:bCs/>
-        </w:rPr>
-        <w:t xml:space="preserve">2,957,789 records</w:t>
-      </w:r>
-      <w:r>
-        <w:t xml:space="preserve">, predominantly 2019–2026, from the national</w:t>
-      </w:r>
-      <w:r>
-        <w:t xml:space="preserve"> </w:t>
-      </w:r>
-      <w:r>
-        <w:rPr>
-          <w:rStyle w:val="VerbatimChar"/>
-        </w:rPr>
-        <w:t xml:space="preserve">ggzy.gov.cn</w:t>
-      </w:r>
-      <w:r>
-        <w:t xml:space="preserve"> </w:t>
-      </w:r>
-      <w:r>
-        <w:t xml:space="preserve">platform) by the same visible-versus-functional construction distinction.</w:t>
-      </w:r>
-      <w:r>
-        <w:t xml:space="preserve"> </w:t>
-      </w:r>
-      <w:r>
-        <w:rPr>
-          <w:b/>
-          <w:bCs/>
-        </w:rPr>
-        <w:t xml:space="preserve">Visible-type projects outnumber functional ones by roughly 2-to-1 overall</w:t>
-      </w:r>
-      <w:r>
-        <w:t xml:space="preserve"> </w:t>
-      </w:r>
-      <w:r>
-        <w:t xml:space="preserve">(2.1-to-1 among first-stage tender notices, the cleanest one-per-project proxy), and the tilt is pervasive rather than local: visible exceeds functional in</w:t>
-      </w:r>
-      <w:r>
-        <w:t xml:space="preserve"> </w:t>
-      </w:r>
-      <w:r>
-        <w:rPr>
-          <w:b/>
-          <w:bCs/>
-        </w:rPr>
-        <w:t xml:space="preserve">97 of 108</w:t>
-      </w:r>
-      <w:r>
-        <w:t xml:space="preserve"> </w:t>
-      </w:r>
-      <w:r>
-        <w:t xml:space="preserve">Zhejiang localities with sufficient volume (median city ratio 1.8; the few exceptions are small county-level units; Online Appendix Figure ESM-6). This corroborates the compositional tilt in an entirely separate, large-scale data source. Going beyond counts, we recover each project’s</w:t>
-      </w:r>
-      <w:r>
-        <w:t xml:space="preserve"> </w:t>
-      </w:r>
-      <w:r>
-        <w:rPr>
-          <w:b/>
-          <w:bCs/>
-        </w:rPr>
-        <w:t xml:space="preserve">investment amount</w:t>
-      </w:r>
-      <w:r>
-        <w:t xml:space="preserve"> </w:t>
-      </w:r>
-      <w:r>
-        <w:t xml:space="preserve">from the tender briefs themselves (16,794 award-stage projects, 2023–2024). Visible and functional projects are of</w:t>
-      </w:r>
-      <w:r>
-        <w:t xml:space="preserve"> </w:t>
-      </w:r>
-      <w:r>
-        <w:rPr>
-          <w:b/>
-          <w:bCs/>
-        </w:rPr>
-        <w:t xml:space="preserve">broadly similar typical size</w:t>
-      </w:r>
-      <w:r>
-        <w:t xml:space="preserve"> </w:t>
-      </w:r>
-      <w:r>
-        <w:t xml:space="preserve">(median ¥5.8M vs ¥4.7M), but the visible category owns the high-value tail: its 99th percentile (¥0.90B vs ¥0.20B) and maximum (¥11.5B — the Hangzhou Metro Line 7 contract — vs ¥1.07B) are several times larger, because the biggest construction outlays (metro/rail, arterial roads, landmark parks) are visible-salient while concealed-utility works top out an order of magnitude lower. Visible construction therefore predominates on both</w:t>
-      </w:r>
-      <w:r>
-        <w:t xml:space="preserve"> </w:t>
-      </w:r>
-      <w:r>
-        <w:rPr>
-          <w:b/>
-          <w:bCs/>
-        </w:rPr>
-        <w:t xml:space="preserve">frequency</w:t>
-      </w:r>
-      <w:r>
-        <w:t xml:space="preserve"> </w:t>
-      </w:r>
-      <w:r>
-        <w:t xml:space="preserve">(≈2:1 by count) and the</w:t>
-      </w:r>
-      <w:r>
-        <w:t xml:space="preserve"> </w:t>
-      </w:r>
-      <w:r>
-        <w:rPr>
-          <w:b/>
-          <w:bCs/>
-        </w:rPr>
-        <w:t xml:space="preserve">high-value tail</w:t>
-      </w:r>
-      <w:r>
-        <w:t xml:space="preserve"> </w:t>
-      </w:r>
-      <w:r>
-        <w:t xml:space="preserve">— not merely because visible projects are small and numerous. The visible/functional keyword classification was refined by LLM-assisted adjudication with</w:t>
-      </w:r>
-      <w:r>
-        <w:t xml:space="preserve"> </w:t>
-      </w:r>
-      <w:r>
-        <w:rPr>
-          <w:b/>
-          <w:bCs/>
-        </w:rPr>
-        <w:t xml:space="preserve">domain-expert (urban- and rural-planning) sign-off</w:t>
-      </w:r>
-      <w:r>
-        <w:t xml:space="preserve"> </w:t>
-      </w:r>
-      <w:r>
-        <w:t xml:space="preserve">(Authors’ Contributions); the lexicon, re-pull and analysis code, per-city table, and amount distribution are deposited (</w:t>
-      </w:r>
-      <w:r>
-        <w:rPr>
-          <w:rStyle w:val="VerbatimChar"/>
-        </w:rPr>
-        <w:t xml:space="preserve">03-analysis/phase-L-bidding/</w:t>
-      </w:r>
-      <w:r>
-        <w:t xml:space="preserve">). One caveat remains: a</w:t>
-      </w:r>
-      <w:r>
-        <w:t xml:space="preserve"> </w:t>
-      </w:r>
-      <w:r>
-        <w:t xml:space="preserve">“project”</w:t>
-      </w:r>
-      <w:r>
-        <w:t xml:space="preserve"> </w:t>
-      </w:r>
-      <w:r>
-        <w:t xml:space="preserve">is proxied by the deduplicated award record, so the</w:t>
-      </w:r>
-      <w:r>
-        <w:t xml:space="preserve"> </w:t>
-      </w:r>
-      <w:r>
-        <w:rPr>
-          <w:i/>
-          <w:iCs/>
-        </w:rPr>
-        <w:t xml:space="preserve">count</w:t>
-      </w:r>
-      <w:r>
-        <w:t xml:space="preserve"> </w:t>
-      </w:r>
-      <w:r>
-        <w:t xml:space="preserve">comparison (less so the amount comparison) is sensitive to how works are packaged; the accounting-based CIR (§4.2) supplies the independent expenditure-share corroboration.</w:t>
-      </w:r>
-    </w:p>
-    <w:bookmarkEnd w:id="34"/>
-    <w:bookmarkStart w:id="35" w:name="Xbac32538256ed9f27f3233c8f2827df09940696"/>
-    <w:p>
-      <w:pPr>
-        <w:pStyle w:val="Heading2"/>
-      </w:pPr>
-      <w:r>
-        <w:t xml:space="preserve">4.4 Demoted exercises: transparent reporting of failed / assumption-dependent tests</w:t>
-      </w:r>
-    </w:p>
-    <w:p>
-      <w:pPr>
-        <w:pStyle w:val="FirstParagraph"/>
-      </w:pPr>
-      <w:r>
-        <w:t xml:space="preserve">Three exercises an earlier draft treated as contributions are demoted to supporting material and reported transparently; none is part of the main evidentiary structure.</w:t>
-      </w:r>
-    </w:p>
-    <w:p>
-      <w:pPr>
-        <w:pStyle w:val="BodyText"/>
-      </w:pPr>
-      <w:r>
-        <w:rPr>
-          <w:b/>
-          <w:bCs/>
-        </w:rPr>
-        <w:t xml:space="preserve">Causal inspection event study — definitively null.</w:t>
-      </w:r>
-      <w:r>
-        <w:t xml:space="preserve"> </w:t>
-      </w:r>
-      <w:r>
-        <w:t xml:space="preserve">The pre-registered prediction that central anti-corruption inspections reduce visibility attention does not survive: a narrow-window TWFE estimate has the predicted sign (β = −0.065, p = 0.01) but a heterogeneity-robust Sun–Abraham estimator attenuates it to insignificance, and extending the sample to the 2016–2017 rounds</w:t>
-      </w:r>
-      <w:r>
-        <w:t xml:space="preserve"> </w:t>
-      </w:r>
-      <w:r>
-        <w:rPr>
-          <w:b/>
-          <w:bCs/>
-        </w:rPr>
-        <w:t xml:space="preserve">reverses the sign</w:t>
-      </w:r>
-      <w:r>
-        <w:t xml:space="preserve"> </w:t>
-      </w:r>
-      <w:r>
-        <w:t xml:space="preserve">(β = +0.016; all nine cohort effects positive). The narrow-window result is a staggered-treatment-heterogeneity artifact [14, 15, 16], not a causal effect (Appendix D, deviations D-B-1/2/3). Note that the retirement-turnover design of §4.2 serves a</w:t>
-      </w:r>
-      <w:r>
-        <w:t xml:space="preserve"> </w:t>
-      </w:r>
-      <w:r>
-        <w:rPr>
-          <w:i/>
-          <w:iCs/>
-        </w:rPr>
-        <w:t xml:space="preserve">different</w:t>
-      </w:r>
-      <w:r>
-        <w:t xml:space="preserve"> </w:t>
-      </w:r>
-      <w:r>
-        <w:t xml:space="preserve">purpose — measurement (criterion) validity, not a causal welfare magnitude — and is methodologically distinct from this failed design.</w:t>
-      </w:r>
-    </w:p>
-    <w:p>
-      <w:pPr>
-        <w:pStyle w:val="BodyText"/>
-      </w:pPr>
-      <w:r>
-        <w:rPr>
-          <w:b/>
-          <w:bCs/>
-        </w:rPr>
-        <w:t xml:space="preserve">Physical-stock external anchor — null.</w:t>
-      </w:r>
-      <w:r>
-        <w:t xml:space="preserve"> </w:t>
-      </w:r>
-      <w:r>
-        <w:t xml:space="preserve">We also tested whether the text measure tracks</w:t>
-      </w:r>
-      <w:r>
-        <w:t xml:space="preserve"> </w:t>
-      </w:r>
-      <w:r>
-        <w:rPr>
-          <w:i/>
-          <w:iCs/>
-        </w:rPr>
-        <w:t xml:space="preserve">physical</w:t>
-      </w:r>
-      <w:r>
-        <w:t xml:space="preserve"> </w:t>
-      </w:r>
-      <w:r>
-        <w:t xml:space="preserve">infrastructure stocks (greening rate, pipe-network density, and similar yearbook series) as an external anchor. These stocks carry essentially no within-city signal over the period (a flow-versus-stock mismatch: annual rhetoric and investment are flows, accumulated stocks are not), so the anchor fails at the within-city level and is not used; the accounting-based CIR (a flow) is the appropriate external series.</w:t>
-      </w:r>
-    </w:p>
-    <w:p>
-      <w:pPr>
-        <w:pStyle w:val="BodyText"/>
-      </w:pPr>
-      <w:r>
-        <w:rPr>
-          <w:b/>
-          <w:bCs/>
-        </w:rPr>
-        <w:t xml:space="preserve">Individual-level micro-foundation — bounded null.</w:t>
-      </w:r>
-      <w:r>
-        <w:t xml:space="preserve"> </w:t>
-      </w:r>
-      <w:r>
-        <w:t xml:space="preserve">Amenity-category-specific satisfaction items are absent from the public CFPS panel; substituted general outcomes (government evaluation, life satisfaction, self-rated health) show no effect above |d| = 0.011 (TOST rejects |d| ≥ 0.10). This bounds a citizen-popularity channel but does not test the upward-signaling mechanism; we report it as exploratory (Appendix D, D-F-1).</w:t>
-      </w:r>
-    </w:p>
-    <w:p>
-      <w:pPr>
-        <w:pStyle w:val="BodyText"/>
-      </w:pPr>
-      <w:r>
-        <w:rPr>
-          <w:b/>
-          <w:bCs/>
-        </w:rPr>
-        <w:t xml:space="preserve">Structural welfare calibration — assumption-dependent, no headline.</w:t>
-      </w:r>
-      <w:r>
-        <w:t xml:space="preserve"> </w:t>
-      </w:r>
-      <w:r>
-        <w:t xml:space="preserve">The §2 model yields a closed-form welfare-loss expression; calibrating it with the observed compositional share and an assumed social optimum produces single-digit ¥-billion figures.</w:t>
-      </w:r>
-      <w:r>
-        <w:t xml:space="preserve"> </w:t>
-      </w:r>
-      <w:r>
-        <w:rPr>
-          <w:b/>
-          <w:bCs/>
-        </w:rPr>
-        <w:t xml:space="preserve">We deliberately attach no headline number.</w:t>
-      </w:r>
-      <w:r>
-        <w:t xml:space="preserve"> </w:t>
-      </w:r>
-      <w:r>
-        <w:t xml:space="preserve">The estimate depends on the Cobb–Douglas form, the social-optimum benchmark, and the text-to-spending mapping — assumptions stronger than the evidence warrants. Full derivation and sensitivity are in Online Appendix A and C.7; we treat it only as an illustration of what the model implies.</w:t>
-      </w:r>
-    </w:p>
-    <w:bookmarkEnd w:id="35"/>
-    <w:bookmarkStart w:id="36" w:name="summary"/>
-    <w:p>
-      <w:pPr>
-        <w:pStyle w:val="Heading2"/>
-      </w:pPr>
-      <w:r>
-        <w:t xml:space="preserve">4.5 Summary</w:t>
-      </w:r>
-    </w:p>
-    <w:p>
-      <w:pPr>
-        <w:pStyle w:val="FirstParagraph"/>
-      </w:pPr>
-      <w:r>
-        <w:t xml:space="preserve">The paper’s evidentiary spine is the behavioral co-movement of §4.2: under an exogenous, retirement-driven incentive shock, real cosmetic investment and the</w:t>
-      </w:r>
-      <w:r>
-        <w:t xml:space="preserve"> </w:t>
-      </w:r>
-      <w:r>
-        <w:rPr>
-          <w:i/>
-          <w:iCs/>
-        </w:rPr>
-        <w:t xml:space="preserve">valid</w:t>
-      </w:r>
-      <w:r>
-        <w:t xml:space="preserve"> </w:t>
-      </w:r>
-      <w:r>
-        <w:t xml:space="preserve">concrete text measure rise together with clean pre-trends, while the</w:t>
-      </w:r>
-      <w:r>
-        <w:t xml:space="preserve"> </w:t>
-      </w:r>
-      <w:r>
-        <w:rPr>
-          <w:i/>
-          <w:iCs/>
-        </w:rPr>
-        <w:t xml:space="preserve">naive</w:t>
-      </w:r>
-      <w:r>
-        <w:t xml:space="preserve"> </w:t>
-      </w:r>
-      <w:r>
-        <w:t xml:space="preserve">measure does not move. Procurement frequency corroborates the compositional tilt in an independent source. Causal identification of</w:t>
-      </w:r>
-      <w:r>
-        <w:t xml:space="preserve"> </w:t>
-      </w:r>
-      <w:r>
-        <w:rPr>
-          <w:i/>
-          <w:iCs/>
-        </w:rPr>
-        <w:t xml:space="preserve">what drives</w:t>
-      </w:r>
-      <w:r>
-        <w:t xml:space="preserve"> </w:t>
-      </w:r>
-      <w:r>
-        <w:t xml:space="preserve">visibility bias (the inspection design) fails and is reported as such; the citizen-channel and welfare exercises are bounded or assumption-dependent and demoted. What the paper establishes is a</w:t>
-      </w:r>
-      <w:r>
-        <w:t xml:space="preserve"> </w:t>
-      </w:r>
-      <w:r>
-        <w:rPr>
-          <w:i/>
-          <w:iCs/>
-        </w:rPr>
-        <w:t xml:space="preserve">validated measure</w:t>
-      </w:r>
-      <w:r>
-        <w:t xml:space="preserve"> </w:t>
-      </w:r>
-      <w:r>
-        <w:t xml:space="preserve">of compositional attention whose validity is anchored in real behavior — not a causal or welfare result.</w:t>
-      </w:r>
-    </w:p>
-    <w:bookmarkEnd w:id="36"/>
-    <w:bookmarkEnd w:id="37"/>
-    <w:bookmarkStart w:id="42" w:name="discussion"/>
-    <w:p>
-      <w:pPr>
-        <w:pStyle w:val="Heading1"/>
-      </w:pPr>
-      <w:r>
-        <w:t xml:space="preserve">5. Discussion</w:t>
-      </w:r>
-    </w:p>
-    <w:bookmarkStart w:id="38" w:name="what-the-paper-establishes"/>
-    <w:p>
-      <w:pPr>
-        <w:pStyle w:val="Heading2"/>
-      </w:pPr>
-      <w:r>
-        <w:t xml:space="preserve">5.1 What the paper establishes</w:t>
-      </w:r>
-    </w:p>
-    <w:p>
-      <w:pPr>
-        <w:pStyle w:val="FirstParagraph"/>
-      </w:pPr>
-      <w:r>
-        <w:t xml:space="preserve">Taking the rungs together, the paper delivers a</w:t>
-      </w:r>
-      <w:r>
-        <w:t xml:space="preserve"> </w:t>
-      </w:r>
-      <w:r>
-        <w:rPr>
-          <w:i/>
-          <w:iCs/>
-        </w:rPr>
-        <w:t xml:space="preserve">validated</w:t>
-      </w:r>
-      <w:r>
-        <w:t xml:space="preserve"> </w:t>
-      </w:r>
-      <w:r>
-        <w:t xml:space="preserve">measure of compositional policy attention and an honest account of how far each validation move carries. A naive dictionary fails at the passage level (visible precision 0.10); a concrete, salience-based lexicon raises precision to 0.50–0.60 but meets a polysemy ceiling near 0.60–0.64; an LLM ensemble clears the ceiling (0.84 accuracy, Fleiss κ = 0.835); and — decisively — the valid concrete measure co-moves with real cosmetic investment under an exogenous, retirement-driven incentive shock (+0.010, p = 0.01, clean pre-trend), while the naive measure does not (+0.002, p = 0.54). The construct is real in behavior, and the right text measure tracks it.</w:t>
-      </w:r>
-    </w:p>
-    <w:bookmarkEnd w:id="38"/>
-    <w:bookmarkStart w:id="39" w:name="methodological-lessons"/>
-    <w:p>
-      <w:pPr>
-        <w:pStyle w:val="Heading2"/>
-      </w:pPr>
-      <w:r>
-        <w:t xml:space="preserve">5.2 Methodological lessons</w:t>
-      </w:r>
-    </w:p>
-    <w:p>
-      <w:pPr>
-        <w:pStyle w:val="FirstParagraph"/>
-      </w:pPr>
-      <w:r>
-        <w:t xml:space="preserve">Within this single-country case (Chinese municipal GWRs), three lessons emerge that may transfer — offered to be tested elsewhere, not assumed.</w:t>
-      </w:r>
-    </w:p>
-    <w:p>
-      <w:pPr>
-        <w:pStyle w:val="BodyText"/>
-      </w:pPr>
-      <w:r>
-        <w:rPr>
-          <w:b/>
-          <w:bCs/>
-        </w:rPr>
-        <w:t xml:space="preserve">Lesson 1 — Dictionary precision is bounded by polysemy, not by effort.</w:t>
-      </w:r>
-      <w:r>
-        <w:t xml:space="preserve"> </w:t>
-      </w:r>
-      <w:r>
-        <w:t xml:space="preserve">For compositional constructs carried by everyday words, a non-trivial share of keyword occurrences are metaphorical or categorical </w:t>
-      </w:r>
-      <w:r>
-        <w:rPr>
-          <w:rFonts w:hint="eastAsia"/>
-        </w:rPr>
-        <w:t xml:space="preserve">(道路</w:t>
-      </w:r>
-      <w:r>
-        <w:t xml:space="preserve"> as</w:t>
-      </w:r>
-      <w:r>
-        <w:t xml:space="preserve"> </w:t>
-      </w:r>
-      <w:r>
-        <w:t xml:space="preserve">“the</w:t>
-      </w:r>
-      <w:r>
-        <w:t xml:space="preserve"> </w:t>
-      </w:r>
-      <w:r>
-        <w:rPr>
-          <w:i/>
-          <w:iCs/>
-        </w:rPr>
-        <w:t xml:space="preserve">path</w:t>
-      </w:r>
-      <w:r>
-        <w:t xml:space="preserve"> </w:t>
-      </w:r>
-      <w:r>
-        <w:t xml:space="preserve">of industrialization”</w:t>
-      </w:r>
-      <w:r>
-        <w:t xml:space="preserve">; </w:t>
-      </w:r>
-      <w:r>
-        <w:rPr>
-          <w:rFonts w:hint="eastAsia"/>
-        </w:rPr>
-        <w:t xml:space="preserve">轨道交通</w:t>
-      </w:r>
-      <w:r>
-        <w:t xml:space="preserve"> as the rail-transit</w:t>
-      </w:r>
-      <w:r>
-        <w:t xml:space="preserve"> </w:t>
-      </w:r>
-      <w:r>
-        <w:rPr>
-          <w:i/>
-          <w:iCs/>
-        </w:rPr>
-        <w:t xml:space="preserve">industry</w:t>
-      </w:r>
-      <w:r>
-        <w:t xml:space="preserve">). Because these words are genuinely on-construct in the majority of uses, pruning them to raise precision destroys recall, so a precision ceiling is reached that no amount of curation breaks. Reporting this ceiling — rather than tuning a lexicon until an aggregate correlation looks acceptable — should be standard practice. The diagnostic is cheap: a few hundred human-coded passages and a per-class confusion matrix reveal it immediately.</w:t>
-      </w:r>
-    </w:p>
-    <w:p>
-      <w:pPr>
-        <w:pStyle w:val="BodyText"/>
-      </w:pPr>
-      <w:r>
-        <w:rPr>
-          <w:b/>
-          <w:bCs/>
-        </w:rPr>
-        <w:t xml:space="preserve">Lesson 2 — Behavioral co-movement is the decisive validity test for measures of strategic attention.</w:t>
-      </w:r>
-      <w:r>
-        <w:t xml:space="preserve"> </w:t>
-      </w:r>
-      <w:r>
-        <w:t xml:space="preserve">Internal reliability (E-A, r = 0.93) and aggregate cross-source correlation (E-D, r = 0.24) are routinely offered as</w:t>
-      </w:r>
-      <w:r>
-        <w:t xml:space="preserve"> </w:t>
-      </w:r>
-      <w:r>
-        <w:t xml:space="preserve">“validation,”</w:t>
-      </w:r>
-      <w:r>
-        <w:t xml:space="preserve"> </w:t>
-      </w:r>
-      <w:r>
-        <w:t xml:space="preserve">but our naive measure is internally reliable and still behaviorally inert. What separates a valid measure from a stable-but-empty one is whether it</w:t>
-      </w:r>
-      <w:r>
-        <w:t xml:space="preserve"> </w:t>
-      </w:r>
-      <w:r>
-        <w:rPr>
-          <w:i/>
-          <w:iCs/>
-        </w:rPr>
-        <w:t xml:space="preserve">moves with real behavior under an exogenous shock</w:t>
-      </w:r>
-      <w:r>
-        <w:t xml:space="preserve">. Where an incentive shock and an accounting outcome are available, criterion validity of this kind should outrank passage precision and internal reliability in the hierarchy of evidence.</w:t>
-      </w:r>
-    </w:p>
-    <w:p>
-      <w:pPr>
-        <w:pStyle w:val="BodyText"/>
-      </w:pPr>
-      <w:r>
-        <w:rPr>
-          <w:b/>
-          <w:bCs/>
-        </w:rPr>
-        <w:t xml:space="preserve">Lesson 3 — Use LLM-ensemble classification where the dictionary ceiling binds, and report inter-model agreement.</w:t>
-      </w:r>
-      <w:r>
-        <w:t xml:space="preserve"> </w:t>
-      </w:r>
-      <w:r>
-        <w:t xml:space="preserve">When high passage precision is required, a multi-family LLM ensemble is the practical route (0.84 here) — consistent with a fast-growing literature showing LLMs match or surpass human and crowd annotation of political text [5, 20, 21] — and inter-model agreement (Fleiss κ) is the natural reliability statistic to report alongside accuracy. The transparency cost is real, so the choice is a genuine trade-off: dictionaries for transparent, reproducible aggregate indices with attenuating error; LLM ensembles for precision-critical passage-level work.</w:t>
-      </w:r>
-    </w:p>
-    <w:bookmarkEnd w:id="39"/>
-    <w:bookmarkStart w:id="40" w:name="limitations"/>
-    <w:p>
-      <w:pPr>
-        <w:pStyle w:val="Heading2"/>
-      </w:pPr>
-      <w:r>
-        <w:t xml:space="preserve">5.3 Limitations</w:t>
-      </w:r>
-    </w:p>
-    <w:p>
-      <w:pPr>
-        <w:pStyle w:val="FirstParagraph"/>
-      </w:pPr>
-      <w:r>
-        <w:t xml:space="preserve">We are explicit about what the paper does not establish.</w:t>
+        <w:t xml:space="preserve">Intercoder agreement is substantial but not perfect.</w:t>
+      </w:r>
+      <w:r>
+        <w:t xml:space="preserve"> </w:t>
+      </w:r>
+      <w:r>
+        <w:t xml:space="preserve">Two human coders reach Cohen κ = 0.70 on the 120-sentence gold set; residual disagreement concentrates on the visible-versus-mixed boundary — itself a manifestation of the polysemy the paper documents — so passage-level precision/recall carry a few points of coder-judgment uncertainty.</w:t>
       </w:r>
     </w:p>
     <w:p>
@@ -6047,7 +6302,7 @@
         <w:pStyle w:val="Compact"/>
         <w:numPr>
           <w:ilvl w:val="0"/>
-          <w:numId w:val="1007"/>
+          <w:numId w:val="1006"/>
         </w:numPr>
       </w:pPr>
       <w:r>
@@ -6055,13 +6310,25 @@
           <w:b/>
           <w:bCs/>
         </w:rPr>
-        <w:t xml:space="preserve">Intercoder agreement is substantial but not perfect.</w:t>
-      </w:r>
-      <w:r>
-        <w:t xml:space="preserve"> </w:t>
-      </w:r>
-      <w:r>
-        <w:t xml:space="preserve">Two independent human coders reach Cohen κ = 0.70 on the 120-sentence gold set; residual disagreement concentrates on the visible-versus-mixed boundary — itself a manifestation of the polysemy the paper documents — so passage-level precision/recall carry a few points of coder-judgment uncertainty.</w:t>
+        <w:t xml:space="preserve">The procurement corroboration is provincial.</w:t>
+      </w:r>
+      <w:r>
+        <w:t xml:space="preserve"> </w:t>
+      </w:r>
+      <w:r>
+        <w:t xml:space="preserve">It covers Zhejiang; frequency and amount both corroborate the tilt, but a</w:t>
+      </w:r>
+      <w:r>
+        <w:t xml:space="preserve"> </w:t>
+      </w:r>
+      <w:r>
+        <w:t xml:space="preserve">“project”</w:t>
+      </w:r>
+      <w:r>
+        <w:t xml:space="preserve"> </w:t>
+      </w:r>
+      <w:r>
+        <w:t xml:space="preserve">is proxied by the deduplicated award record, so the count comparison is sensitive to packaging. National generalization is untested.</w:t>
       </w:r>
     </w:p>
     <w:p>
@@ -6069,7 +6336,7 @@
         <w:pStyle w:val="Compact"/>
         <w:numPr>
           <w:ilvl w:val="0"/>
-          <w:numId w:val="1007"/>
+          <w:numId w:val="1006"/>
         </w:numPr>
       </w:pPr>
       <w:r>
@@ -6077,13 +6344,31 @@
           <w:b/>
           <w:bCs/>
         </w:rPr>
-        <w:t xml:space="preserve">The procurement check is provincial.</w:t>
-      </w:r>
-      <w:r>
-        <w:t xml:space="preserve"> </w:t>
-      </w:r>
-      <w:r>
-        <w:t xml:space="preserve">It covers Zhejiang only; project frequency</w:t>
+        <w:t xml:space="preserve">No welfare claim.</w:t>
+      </w:r>
+      <w:r>
+        <w:t xml:space="preserve"> </w:t>
+      </w:r>
+      <w:r>
+        <w:t xml:space="preserve">The structural welfare figure is assumption-dependent and demoted; we attach no policy magnitude to it.</w:t>
+      </w:r>
+    </w:p>
+    <w:bookmarkEnd w:id="47"/>
+    <w:bookmarkStart w:id="48" w:name="portability-to-non-chinese-settings"/>
+    <w:p>
+      <w:pPr>
+        <w:pStyle w:val="Heading2"/>
+      </w:pPr>
+      <w:r>
+        <w:t xml:space="preserve">5.4 Portability to non-Chinese settings</w:t>
+      </w:r>
+    </w:p>
+    <w:p>
+      <w:pPr>
+        <w:pStyle w:val="FirstParagraph"/>
+      </w:pPr>
+      <w:r>
+        <w:t xml:space="preserve">The construction-and-validation protocol — seed a dictionary, validate at the passage level,</w:t>
       </w:r>
       <w:r>
         <w:t xml:space="preserve"> </w:t>
@@ -6093,47 +6378,10 @@
           <w:i/>
           <w:iCs/>
         </w:rPr>
-        <w:t xml:space="preserve">and</w:t>
-      </w:r>
-      <w:r>
-        <w:t xml:space="preserve"> </w:t>
-      </w:r>
-      <w:r>
-        <w:t xml:space="preserve">investment amount both corroborate the tilt, but a</w:t>
-      </w:r>
-      <w:r>
-        <w:t xml:space="preserve"> </w:t>
-      </w:r>
-      <w:r>
-        <w:t xml:space="preserve">“project”</w:t>
-      </w:r>
-      <w:r>
-        <w:t xml:space="preserve"> </w:t>
-      </w:r>
-      <w:r>
-        <w:t xml:space="preserve">is proxied by the deduplicated award record, so the count comparison remains sensitive to how works are packaged. National generalization is untested.</w:t>
-      </w:r>
-    </w:p>
-    <w:p>
-      <w:pPr>
-        <w:pStyle w:val="Compact"/>
-        <w:numPr>
-          <w:ilvl w:val="0"/>
-          <w:numId w:val="1007"/>
-        </w:numPr>
-      </w:pPr>
-      <w:r>
-        <w:rPr>
-          <w:b/>
-          <w:bCs/>
-        </w:rPr>
-        <w:t xml:space="preserve">Causal identification of drivers is not achieved.</w:t>
-      </w:r>
-      <w:r>
-        <w:t xml:space="preserve"> </w:t>
-      </w:r>
-      <w:r>
-        <w:t xml:space="preserve">The inspection event study fails under heterogeneity-robust estimation; the retirement-turnover design supports</w:t>
+        <w:t xml:space="preserve">report the ceiling</w:t>
+      </w:r>
+      <w:r>
+        <w:t xml:space="preserve">, escalate to LLM classification where needed, and anchor validity behaviorally against an accounting outcome under an exogenous shock — is in principle portable to other settings where bureaucratic agents produce structured, consequential annual documents (EU National Reform Programmes; Indian state budget speeches; Mexican municipal</w:t>
       </w:r>
       <w:r>
         <w:t xml:space="preserve"> </w:t>
@@ -6143,75 +6391,13 @@
           <w:i/>
           <w:iCs/>
         </w:rPr>
-        <w:t xml:space="preserve">measurement</w:t>
-      </w:r>
-      <w:r>
-        <w:t xml:space="preserve"> </w:t>
-      </w:r>
-      <w:r>
-        <w:t xml:space="preserve">validity, not a causal theory of what produces visibility bias.</w:t>
-      </w:r>
-    </w:p>
-    <w:p>
-      <w:pPr>
-        <w:pStyle w:val="Compact"/>
-        <w:numPr>
-          <w:ilvl w:val="0"/>
-          <w:numId w:val="1007"/>
-        </w:numPr>
-      </w:pPr>
-      <w:r>
-        <w:rPr>
-          <w:b/>
-          <w:bCs/>
-        </w:rPr>
-        <w:t xml:space="preserve">No welfare claim.</w:t>
-      </w:r>
-      <w:r>
-        <w:t xml:space="preserve"> </w:t>
-      </w:r>
-      <w:r>
-        <w:t xml:space="preserve">The structural welfare figure is assumption-dependent and demoted; we attach no policy magnitude to it.</w:t>
-      </w:r>
-    </w:p>
-    <w:p>
-      <w:pPr>
-        <w:pStyle w:val="Compact"/>
-        <w:numPr>
-          <w:ilvl w:val="0"/>
-          <w:numId w:val="1007"/>
-        </w:numPr>
-      </w:pPr>
-      <w:r>
-        <w:rPr>
-          <w:b/>
-          <w:bCs/>
-        </w:rPr>
-        <w:t xml:space="preserve">External (non-governance) validity is not established.</w:t>
-      </w:r>
-      <w:r>
-        <w:t xml:space="preserve"> </w:t>
-      </w:r>
-      <w:r>
-        <w:t xml:space="preserve">The Wikipedia null bounds the measure to governance rhetoric; an appropriate policy-rhetoric third-party validation (e.g., Xinhua local-policy news, CNKI key-newspaper coverage) remains future work.</w:t>
-      </w:r>
-    </w:p>
-    <w:bookmarkEnd w:id="40"/>
-    <w:bookmarkStart w:id="41" w:name="portability"/>
-    <w:p>
-      <w:pPr>
-        <w:pStyle w:val="Heading2"/>
-      </w:pPr>
-      <w:r>
-        <w:t xml:space="preserve">5.4 Portability</w:t>
-      </w:r>
-    </w:p>
-    <w:p>
-      <w:pPr>
-        <w:pStyle w:val="FirstParagraph"/>
-      </w:pPr>
-      <w:r>
-        <w:t xml:space="preserve">The validation protocol — seed a dictionary, validate at the passage level,</w:t>
+        <w:t xml:space="preserve">Plan de Desarrollo</w:t>
+      </w:r>
+      <w:r>
+        <w:t xml:space="preserve"> </w:t>
+      </w:r>
+      <w:r>
+        <w:t xml:space="preserve">documents), though we have not tested it outside China. What is</w:t>
       </w:r>
       <w:r>
         <w:t xml:space="preserve"> </w:t>
@@ -6221,35 +6407,6 @@
           <w:i/>
           <w:iCs/>
         </w:rPr>
-        <w:t xml:space="preserve">report the ceiling</w:t>
-      </w:r>
-      <w:r>
-        <w:t xml:space="preserve">, escalate to LLM classification where needed, and anchor validity behaviorally against an accounting outcome under an exogenous shock — could plausibly transfer to other settings where bureaucratic agents produce structured, consequential annual documents (e.g., EU National Reform Programmes; Indian state budget speeches; Mexican municipal</w:t>
-      </w:r>
-      <w:r>
-        <w:t xml:space="preserve"> </w:t>
-      </w:r>
-      <w:r>
-        <w:rPr>
-          <w:i/>
-          <w:iCs/>
-        </w:rPr>
-        <w:t xml:space="preserve">Plan de Desarrollo</w:t>
-      </w:r>
-      <w:r>
-        <w:t xml:space="preserve"> </w:t>
-      </w:r>
-      <w:r>
-        <w:t xml:space="preserve">documents), though we have not tested it outside China. What is</w:t>
-      </w:r>
-      <w:r>
-        <w:t xml:space="preserve"> </w:t>
-      </w:r>
-      <w:r>
-        <w:rPr>
-          <w:i/>
-          <w:iCs/>
-        </w:rPr>
         <w:t xml:space="preserve">not</w:t>
       </w:r>
       <w:r>
@@ -6257,6 +6414,72 @@
       </w:r>
       <w:r>
         <w:t xml:space="preserve">portable is the specific lexicon and the institutional observability-asymmetry parameters, which require re-derivation in each context. The transferable contribution is the validation discipline, not the keyword list.</w:t>
+      </w:r>
+    </w:p>
+    <w:bookmarkEnd w:id="48"/>
+    <w:bookmarkStart w:id="49" w:name="Xf7d578f4fa1af2f27232d1ac0aef118ec680533"/>
+    <w:p>
+      <w:pPr>
+        <w:pStyle w:val="Heading2"/>
+      </w:pPr>
+      <w:r>
+        <w:t xml:space="preserve">5.5 Policy implications (conditional on the cadre-attention model)</w:t>
+      </w:r>
+    </w:p>
+    <w:p>
+      <w:pPr>
+        <w:pStyle w:val="FirstParagraph"/>
+      </w:pPr>
+      <w:r>
+        <w:t xml:space="preserve">If the cadre-attention model is substantively correct — theoretically motivated and now behaviorally supported (§3.2.7) but not cleanly identified causally — three levers follow.</w:t>
+      </w:r>
+      <w:r>
+        <w:t xml:space="preserve"> </w:t>
+      </w:r>
+      <w:r>
+        <w:rPr>
+          <w:b/>
+          <w:bCs/>
+        </w:rPr>
+        <w:t xml:space="preserve">(1) Increase the observability of functional categories</w:t>
+      </w:r>
+      <w:r>
+        <w:t xml:space="preserve"> </w:t>
+      </w:r>
+      <w:r>
+        <w:t xml:space="preserve">(reduce the legibility asymmetry): real-time pipe-pressure telemetry, open waterworks dashboards, mandatory structural-safety reporting.</w:t>
+      </w:r>
+      <w:r>
+        <w:t xml:space="preserve"> </w:t>
+      </w:r>
+      <w:r>
+        <w:rPr>
+          <w:b/>
+          <w:bCs/>
+        </w:rPr>
+        <w:t xml:space="preserve">(2) Introduce functional output targets in cadre evaluation</w:t>
+      </w:r>
+      <w:r>
+        <w:t xml:space="preserve"> </w:t>
+      </w:r>
+      <w:r>
+        <w:t xml:space="preserve">(raise the social-motivation weight).</w:t>
+      </w:r>
+      <w:r>
+        <w:t xml:space="preserve"> </w:t>
+      </w:r>
+      <w:r>
+        <w:rPr>
+          <w:b/>
+          <w:bCs/>
+        </w:rPr>
+        <w:t xml:space="preserve">(3) Citizen-audit portals</w:t>
+      </w:r>
+      <w:r>
+        <w:t xml:space="preserve"> </w:t>
+      </w:r>
+      <w:r>
+        <w:t xml:space="preserve">as supplementary, informational pressure (given the §4.5 individual-level null). Because these follow from the model rather than from identified causal estimates, we offer them as model-implied possibilities, not forecasts, and attach no net-present-value figure.</w:t>
       </w:r>
     </w:p>
     <w:p>
@@ -6266,9 +6489,9 @@
         </w:pict>
       </w:r>
     </w:p>
-    <w:bookmarkEnd w:id="41"/>
-    <w:bookmarkEnd w:id="42"/>
-    <w:bookmarkStart w:id="43" w:name="conclusion"/>
+    <w:bookmarkEnd w:id="49"/>
+    <w:bookmarkEnd w:id="50"/>
+    <w:bookmarkStart w:id="51" w:name="conclusion"/>
     <w:p>
       <w:pPr>
         <w:pStyle w:val="Heading1"/>
@@ -6282,7 +6505,7 @@
         <w:pStyle w:val="FirstParagraph"/>
       </w:pPr>
       <w:r>
-        <w:t xml:space="preserve">We set out to measure visibility bias in Chinese municipal government work reports and, in doing so, to take seriously the question applied dictionary work usually skips: does the measure capture the construct? The answer is a ladder. A naive dictionary fails (visible precision 0.10) because abstract appearance words are polysemous; a concrete, salience-based lexicon improves greatly (0.50–0.60) but hits a polysemy ceiling near 0.60–0.64; an LLM ensemble clears it (0.84, Fleiss κ = 0.835); and the valid measure — unlike the naive one — co-moves with real cosmetic investment under an exogenous, retirement-driven incentive shock. The contribution is methodological: a rigorously validated, behaviorally anchored procedure for measuring compositional policy attention in bureaucratic text, with an honest map of its limits and a high-precision alternative where the dictionary stops.</w:t>
+        <w:t xml:space="preserve">We set out to measure visibility bias in Chinese municipal government work reports and to take seriously the question applied dictionary work usually skips: does the measure capture the construct? The Visibility Attention Index, built from 6,294 GWRs, is validated directly at the passage level — honestly, including the naive dictionary’s failure (precision 0.10), the concrete lexicon’s polysemy ceiling (~0.60), and an LLM ensemble that clears it (0.84) — and, decisively, behaviorally: under an exogenous retirement-turnover shock the valid measure co-moves with real cosmetic investment while the naive one does not. Descriptively, VAI tracks the accounting Cosmetic Investment Ratio and is corroborated by an independent procurement corpus (visible projects ≈2:1 over functional, owning the high-value tail). One pre-registered third-party test failed and is reported plainly; an inspection event study, a CFPS micro-foundation, and a welfare calibration are demoted as non-robust or assumption-dependent.</w:t>
       </w:r>
     </w:p>
     <w:p>
@@ -6290,7 +6513,7 @@
         <w:pStyle w:val="BodyText"/>
       </w:pPr>
       <w:r>
-        <w:t xml:space="preserve">Two points may outlast this one-country case and invite testing elsewhere. First, polysemy imposes a precision ceiling on dictionary measures of everyday-word constructs that curation cannot break, and that ceiling should be reported, not hidden. Second, for measures of strategic attention the decisive validity test is behavioral co-movement under an exogenous shock — not internal reliability, and not passage precision alone. We invite extension along three lines: a policy-rhetoric third-party corpus to strengthen external validity; additional exogenous incentive shocks to widen the criterion-validity base; and application of the validate-report-the-ceiling-then-escalate protocol to bureaucratic text in other institutional settings.</w:t>
+        <w:t xml:space="preserve">The contribution is methodological: a pre-registered, passage-validated, behaviorally-anchored instrument for measuring compositional infrastructure rhetoric, with an honest map of its limits and a high-precision LLM alternative where the dictionary stops. Two points may outlast this one-country case and invite testing elsewhere: that polysemy imposes a precision ceiling on dictionary measures of everyday-word constructs that curation cannot break and that should be reported, not hidden; and that for measures of strategic attention the decisive validity test is behavioral co-movement under an exogenous shock — not internal reliability, and not passage precision alone. We invite extension via a policy-rhetoric third-party corpus, additional exogenous shocks, and application to bureaucratic text in other institutional settings.</w:t>
       </w:r>
     </w:p>
     <w:p>
@@ -6308,8 +6531,8 @@
         </w:pict>
       </w:r>
     </w:p>
-    <w:bookmarkEnd w:id="43"/>
-    <w:bookmarkStart w:id="44" w:name="statements-and-declarations"/>
+    <w:bookmarkEnd w:id="51"/>
+    <w:bookmarkStart w:id="52" w:name="statements-and-declarations"/>
     <w:p>
       <w:pPr>
         <w:pStyle w:val="Heading1"/>
@@ -6369,7 +6592,7 @@
         <w:t xml:space="preserve"> </w:t>
       </w:r>
       <w:r>
-        <w:t xml:space="preserve">Hongyang Xi and Liu Can contributed equally and are co-first authors. Hongyang Xi (corresponding author) conceived the study, constructed the lexicons and the LLM-ensemble classification, performed the data collection and statistical analysis, drafted the manuscript, and prepared the replication archive. Liu Can constructed and verified the public-procurement (bidding) evidence (§4.3), contributing urban- and rural-planning domain expertise to the visible-versus-functional classification of construction projects. Zhihui Li independently performed the second passage-level coding of the validation sample for the intercoder-reliability assessment (§3.3). All authors contributed to the critical revision of the manuscript, reviewed and approved the final version, and are accountable for the integrity of the work.</w:t>
+        <w:t xml:space="preserve">Hongyang Xi and Liu Can contributed equally and are co-first authors. Hongyang Xi (corresponding author) conceived the study, constructed the lexicons and the LLM-ensemble classification, performed the data collection and statistical analysis (including the behavioral criterion-validity test), drafted the manuscript, and prepared the replication archive. Liu Can constructed and verified the public-procurement (bidding) evidence (§4.3), contributing urban- and rural-planning domain expertise to the visible-versus-functional classification of construction projects. Zhihui Li independently performed the second passage-level coding of the validation sample for the intercoder-reliability assessment (§3.2.0). All authors critically revised the manuscript, approved the final version, and are accountable for the integrity of the work.</w:t>
       </w:r>
     </w:p>
     <w:p>
@@ -6387,7 +6610,7 @@
         <w:t xml:space="preserve"> </w:t>
       </w:r>
       <w:r>
-        <w:t xml:space="preserve">All data, lexicons, code, and intermediate outputs supporting the findings are archived at Zenodo (DOI</w:t>
+        <w:t xml:space="preserve">All data, lexicons, code, and intermediate outputs are archived at Zenodo (DOI</w:t>
       </w:r>
       <w:r>
         <w:t xml:space="preserve"> </w:t>
@@ -6410,7 +6633,7 @@
         <w:t xml:space="preserve">andyhsi2023-cq/visibility-bias-v2</w:t>
       </w:r>
       <w:r>
-        <w:t xml:space="preserve">). The Zenodo record is Restricted during peer review; reviewer access is provided via the token in the cover letter and will be flipped to Public upon acceptance. Source government work reports are scraped from publicly accessible municipal government websites; CFPS individual data are obtained from the Institute of Social Science Survey at Peking University under their public data-use agreement; the MOHURD Urban Construction Statistical Yearbook (2005–2015) and Zhejiang public-procurement records are publicly archived.</w:t>
+        <w:t xml:space="preserve">). The Zenodo record is open access (CC-BY-4.0). Source government work reports are scraped from publicly accessible municipal government websites; CFPS individual data are obtained from the Institute of Social Science Survey at Peking University under their public data-use agreement; the China Urban Construction Statistical Yearbook (Ministry of Construction / MOHURD, 2005–2015) and Zhejiang public-procurement records are publicly archived.</w:t>
       </w:r>
     </w:p>
     <w:p>
@@ -6428,7 +6651,7 @@
         <w:t xml:space="preserve"> </w:t>
       </w:r>
       <w:r>
-        <w:t xml:space="preserve">All analysis scripts (Python; pandas, statsmodels) and the passage-validation toolchain are archived in the Zenodo replication record.</w:t>
+        <w:t xml:space="preserve">All analysis scripts (Python; pandas, statsmodels) and the passage-validation and re-pull toolchains are archived in the Zenodo record.</w:t>
       </w:r>
     </w:p>
     <w:p>
@@ -6446,7 +6669,7 @@
         <w:t xml:space="preserve"> </w:t>
       </w:r>
       <w:r>
-        <w:t xml:space="preserve">This study is pre-registered at the Open Science Framework (DOI</w:t>
+        <w:t xml:space="preserve">Pre-registered at the Open Science Framework (DOI</w:t>
       </w:r>
       <w:r>
         <w:t xml:space="preserve"> </w:t>
@@ -6530,11 +6753,11 @@
         <w:t xml:space="preserve"> </w:t>
       </w:r>
       <w:r>
-        <w:t xml:space="preserve">in this paper (the three-family ensemble of §3.4), documented and reproducible. Separately, the authors used an LLM for copy-editing of draft prose (readability, grammar, consistency); all substantive content, analysis, and interpretation are the authors’ own.</w:t>
-      </w:r>
-    </w:p>
-    <w:bookmarkEnd w:id="44"/>
-    <w:bookmarkStart w:id="56" w:name="Xed20a5bd0ae3e0c69a881047d726bda0aa67fc5"/>
+        <w:t xml:space="preserve">in this paper (the three-family ensemble of §3.2.0), documented and reproducible. Separately, the authors used an LLM for copy-editing of draft prose; all substantive content, analysis, and interpretation are the authors’ own.</w:t>
+      </w:r>
+    </w:p>
+    <w:bookmarkEnd w:id="52"/>
+    <w:bookmarkStart w:id="64" w:name="Xed20a5bd0ae3e0c69a881047d726bda0aa67fc5"/>
     <w:p>
       <w:pPr>
         <w:pStyle w:val="Heading1"/>
@@ -6551,7 +6774,7 @@
         <w:t xml:space="preserve">This appendix documents each point at which our executed analysis differed from the pre-registered protocol (OSF DOI 10.17605/OSF.IO/ZMJY5, archived 2026-04-14).</w:t>
       </w:r>
     </w:p>
-    <w:bookmarkStart w:id="45" w:name="d.1-pre-registration-summary"/>
+    <w:bookmarkStart w:id="53" w:name="d.1-pre-registration-summary"/>
     <w:p>
       <w:pPr>
         <w:pStyle w:val="Heading2"/>
@@ -6573,7 +6796,7 @@
         <w:pStyle w:val="Compact"/>
         <w:numPr>
           <w:ilvl w:val="0"/>
-          <w:numId w:val="1008"/>
+          <w:numId w:val="1007"/>
         </w:numPr>
       </w:pPr>
       <w:r>
@@ -6592,7 +6815,7 @@
         <w:pStyle w:val="Compact"/>
         <w:numPr>
           <w:ilvl w:val="0"/>
-          <w:numId w:val="1008"/>
+          <w:numId w:val="1007"/>
         </w:numPr>
       </w:pPr>
       <w:r>
@@ -6611,7 +6834,7 @@
         <w:pStyle w:val="Compact"/>
         <w:numPr>
           <w:ilvl w:val="0"/>
-          <w:numId w:val="1008"/>
+          <w:numId w:val="1007"/>
         </w:numPr>
       </w:pPr>
       <w:r>
@@ -6630,7 +6853,7 @@
         <w:pStyle w:val="Compact"/>
         <w:numPr>
           <w:ilvl w:val="0"/>
-          <w:numId w:val="1008"/>
+          <w:numId w:val="1007"/>
         </w:numPr>
       </w:pPr>
       <w:r>
@@ -6665,7 +6888,7 @@
         <w:pStyle w:val="Compact"/>
         <w:numPr>
           <w:ilvl w:val="0"/>
-          <w:numId w:val="1008"/>
+          <w:numId w:val="1007"/>
         </w:numPr>
       </w:pPr>
       <w:r>
@@ -6687,8 +6910,8 @@
         <w:t xml:space="preserve">Specification curve, control sets, cluster level, and sample restrictions are all pre-specified.</w:t>
       </w:r>
     </w:p>
-    <w:bookmarkEnd w:id="45"/>
-    <w:bookmarkStart w:id="53" w:name="d.2-deviation-log"/>
+    <w:bookmarkEnd w:id="53"/>
+    <w:bookmarkStart w:id="61" w:name="d.2-deviation-log"/>
     <w:p>
       <w:pPr>
         <w:pStyle w:val="Heading2"/>
@@ -6697,7 +6920,7 @@
         <w:t xml:space="preserve">D.2 Deviation log</w:t>
       </w:r>
     </w:p>
-    <w:bookmarkStart w:id="46" w:name="d-b-1-phase-b-inspection-event-study"/>
+    <w:bookmarkStart w:id="54" w:name="d-b-1-phase-b-inspection-event-study"/>
     <w:p>
       <w:pPr>
         <w:pStyle w:val="Heading3"/>
@@ -6766,8 +6989,8 @@
         <w:t xml:space="preserve">: β(k=0) = −0.065, SE = 0.025, p = 0.011.</w:t>
       </w:r>
     </w:p>
-    <w:bookmarkEnd w:id="46"/>
-    <w:bookmarkStart w:id="47" w:name="Xc3c8bfdf93990fa5f5c0ea6ced829b4adf155ee"/>
+    <w:bookmarkEnd w:id="54"/>
+    <w:bookmarkStart w:id="55" w:name="Xc3c8bfdf93990fa5f5c0ea6ced829b4adf155ee"/>
     <w:p>
       <w:pPr>
         <w:pStyle w:val="Heading3"/>
@@ -6836,8 +7059,8 @@
         <w:t xml:space="preserve">: Narrow-window heterogeneity-robust result is statistically indistinguishable from zero.</w:t>
       </w:r>
     </w:p>
-    <w:bookmarkEnd w:id="47"/>
-    <w:bookmarkStart w:id="48" w:name="X9985a27ca76f0ea4be2145e2581ad87122be0a8"/>
+    <w:bookmarkEnd w:id="55"/>
+    <w:bookmarkStart w:id="56" w:name="X9985a27ca76f0ea4be2145e2581ad87122be0a8"/>
     <w:p>
       <w:pPr>
         <w:pStyle w:val="Heading3"/>
@@ -6975,8 +7198,8 @@
         <w:t xml:space="preserve">framing from earlier drafts is withdrawn. This deviation is logged honestly and represents a substantive failed identification rather than a methodological quibble.</w:t>
       </w:r>
     </w:p>
-    <w:bookmarkEnd w:id="48"/>
-    <w:bookmarkStart w:id="49" w:name="Xbab408f6becac114c69597ba12a2aabaac9d884"/>
+    <w:bookmarkEnd w:id="56"/>
+    <w:bookmarkStart w:id="57" w:name="Xbab408f6becac114c69597ba12a2aabaac9d884"/>
     <w:p>
       <w:pPr>
         <w:pStyle w:val="Heading3"/>
@@ -7054,8 +7277,8 @@
         <w:t xml:space="preserve">: Internal tests are stronger than originally pre-registered because they directly probe the dictionary’s measurement stability and identify a novel within-document behavioral signature (E-B). The external test (the pre-registered third-party comparison) is reported separately as D-E-2.</w:t>
       </w:r>
     </w:p>
-    <w:bookmarkEnd w:id="49"/>
-    <w:bookmarkStart w:id="50" w:name="Xd14fac9a03a6d8653955ef0cc180bc14023820c"/>
+    <w:bookmarkEnd w:id="57"/>
+    <w:bookmarkStart w:id="58" w:name="Xd14fac9a03a6d8653955ef0cc180bc14023820c"/>
     <w:p>
       <w:pPr>
         <w:pStyle w:val="Heading3"/>
@@ -7220,11 +7443,11 @@
         <w:t xml:space="preserve">Honesty claim</w:t>
       </w:r>
       <w:r>
-        <w:t xml:space="preserve">: The failure is reported transparently in §3.5 of the main manuscript (the failed Wikipedia external validation, E-F), and the interpretation is flagged as provisional.</w:t>
-      </w:r>
-    </w:p>
-    <w:bookmarkEnd w:id="50"/>
-    <w:bookmarkStart w:id="51" w:name="d-f-1-phase-f-micro-foundation-test"/>
+        <w:t xml:space="preserve">: The failure is reported transparently in §3.2.5 of the main manuscript (the failed Wikipedia external validation, E-F), and the interpretation is flagged as provisional.</w:t>
+      </w:r>
+    </w:p>
+    <w:bookmarkEnd w:id="58"/>
+    <w:bookmarkStart w:id="59" w:name="d-f-1-phase-f-micro-foundation-test"/>
     <w:p>
       <w:pPr>
         <w:pStyle w:val="Heading3"/>
@@ -7380,8 +7603,8 @@
         <w:t xml:space="preserve">: Phase F2 requires primary survey data collection to test the original H5 directly. Cost estimate: ¥500K for a stratified sample of 3,000 respondents across 30 prefecture-level cities. Deferred to follow-up study.</w:t>
       </w:r>
     </w:p>
-    <w:bookmarkEnd w:id="51"/>
-    <w:bookmarkStart w:id="52" w:name="Xf3ed70ded26b4af98c5a08d2b26344eb02fb996"/>
+    <w:bookmarkEnd w:id="59"/>
+    <w:bookmarkStart w:id="60" w:name="Xf3ed70ded26b4af98c5a08d2b26344eb02fb996"/>
     <w:p>
       <w:pPr>
         <w:pStyle w:val="Heading3"/>
@@ -7520,9 +7743,9 @@
         <w:t xml:space="preserve">the cross-sectional β(VAI → CIR) association as the primary application; that association and the welfare calibration are demoted to supporting/illustrative status.</w:t>
       </w:r>
     </w:p>
-    <w:bookmarkEnd w:id="52"/>
-    <w:bookmarkEnd w:id="53"/>
-    <w:bookmarkStart w:id="54" w:name="Xade595ee7e8e20a942ddd472ef2edca1e4e80f8"/>
+    <w:bookmarkEnd w:id="60"/>
+    <w:bookmarkEnd w:id="61"/>
+    <w:bookmarkStart w:id="62" w:name="Xade595ee7e8e20a942ddd472ef2edca1e4e80f8"/>
     <w:p>
       <w:pPr>
         <w:pStyle w:val="Heading2"/>
@@ -7581,8 +7804,8 @@
         <w:t xml:space="preserve">- Welfare sensitivity: log utility central, CRRA alternative, lower/upper bounds.</w:t>
       </w:r>
     </w:p>
-    <w:bookmarkEnd w:id="54"/>
-    <w:bookmarkStart w:id="55" w:name="d.4-summary"/>
+    <w:bookmarkEnd w:id="62"/>
+    <w:bookmarkStart w:id="63" w:name="d.4-summary"/>
     <w:p>
       <w:pPr>
         <w:pStyle w:val="Heading2"/>
@@ -8114,7 +8337,7 @@
         <w:t xml:space="preserve"> </w:t>
       </w:r>
       <w:r>
-        <w:t xml:space="preserve">We report all transparently. The revised paper’s spine is the behavioral criterion-validity co-movement (D-J-1): under an exogenous retirement-turnover shock the valid concrete measure co-moves with real cosmetic investment (+0.010, p = 0.01) while the naive measure does not (+0.002, p = 0.54). The measurement contributions are the passage-level validation with its reported polysemy ceiling (§3.3) and the LLM-ensemble high-precision alternative (§3.4). The cross-sectional β(VAI → CIR) association and the structural welfare calibration are demoted to supporting/illustrative; the failed P2 inspection design (D-B-3) and the failed H4/H5 tests (D-E-2/D-F-1) are reported honestly and narrow the scope but do not bear on the criterion-validity spine.</w:t>
+        <w:t xml:space="preserve">We report all transparently. The revised paper’s spine is the behavioral criterion-validity co-movement (D-J-1): under an exogenous retirement-turnover shock the valid concrete measure co-moves with real cosmetic investment (+0.010, p = 0.01) while the naive measure does not (+0.002, p = 0.54). The measurement contributions are the passage-level validation with its reported polysemy ceiling and the LLM-ensemble high-precision alternative (both §3.2.0). The cross-sectional β(VAI → CIR) association and the structural welfare calibration are demoted to supporting/illustrative; the failed P2 inspection design (D-B-3) and the failed H4/H5 tests (D-E-2/D-F-1) are reported honestly and narrow the scope but do not bear on the criterion-validity spine.</w:t>
       </w:r>
     </w:p>
     <w:p>
@@ -8125,9 +8348,9 @@
         <w:t xml:space="preserve">The pre-registered archive (OSF ZMJY5) is unmodified. This deviation log is the canonical record of what was done relative to what was promised. All decisions to deviate were made before examining the post-deviation outcomes (with the one exception of §4.4’s re-framing of the CFPS null from confirmatory to exploratory, which was a post-hoc interpretation-level revision disclosed explicitly in D-F-1 and in §4.4’s opening paragraph).</w:t>
       </w:r>
     </w:p>
-    <w:bookmarkEnd w:id="55"/>
-    <w:bookmarkEnd w:id="56"/>
-    <w:bookmarkStart w:id="74" w:name="online-appendix"/>
+    <w:bookmarkEnd w:id="63"/>
+    <w:bookmarkEnd w:id="64"/>
+    <w:bookmarkStart w:id="82" w:name="online-appendix"/>
     <w:p>
       <w:pPr>
         <w:pStyle w:val="Heading1"/>
@@ -8209,7 +8432,7 @@
         </w:pict>
       </w:r>
     </w:p>
-    <w:bookmarkStart w:id="60" w:name="X8471dc8f1b554906e83392210d8af9ff89f9703"/>
+    <w:bookmarkStart w:id="68" w:name="X8471dc8f1b554906e83392210d8af9ff89f9703"/>
     <w:p>
       <w:pPr>
         <w:pStyle w:val="Heading2"/>
@@ -8226,7 +8449,7 @@
         <w:t xml:space="preserve">The main text (§2) gives an intuitive summary of the cadre-attention model. This appendix provides the full derivation.</w:t>
       </w:r>
     </w:p>
-    <w:bookmarkStart w:id="57" w:name="a.1-setup"/>
+    <w:bookmarkStart w:id="65" w:name="a.1-setup"/>
     <w:p>
       <w:pPr>
         <w:pStyle w:val="Heading3"/>
@@ -8831,8 +9054,8 @@
         </m:oMath>
       </m:oMathPara>
     </w:p>
-    <w:bookmarkEnd w:id="57"/>
-    <w:bookmarkStart w:id="58" w:name="a.2-officials-objective-and-foc"/>
+    <w:bookmarkEnd w:id="65"/>
+    <w:bookmarkStart w:id="66" w:name="a.2-officials-objective-and-foc"/>
     <w:p>
       <w:pPr>
         <w:pStyle w:val="Heading3"/>
@@ -9515,8 +9738,8 @@
         </m:oMath>
       </m:oMathPara>
     </w:p>
-    <w:bookmarkEnd w:id="58"/>
-    <w:bookmarkStart w:id="59" w:name="a.3-closed-form-and-welfare-loss"/>
+    <w:bookmarkEnd w:id="66"/>
+    <w:bookmarkStart w:id="67" w:name="a.3-closed-form-and-welfare-loss"/>
     <w:p>
       <w:pPr>
         <w:pStyle w:val="Heading3"/>
@@ -10055,9 +10278,9 @@
         <w:t xml:space="preserve">.</w:t>
       </w:r>
     </w:p>
-    <w:bookmarkEnd w:id="59"/>
-    <w:bookmarkEnd w:id="60"/>
-    <w:bookmarkStart w:id="62" w:name="X2a0a38216f0fcdddfda98ee8d76cd7e7c4c7bd6"/>
+    <w:bookmarkEnd w:id="67"/>
+    <w:bookmarkEnd w:id="68"/>
+    <w:bookmarkStart w:id="70" w:name="X2a0a38216f0fcdddfda98ee8d76cd7e7c4c7bd6"/>
     <w:p>
       <w:pPr>
         <w:pStyle w:val="Heading2"/>
@@ -10075,73 +10298,103 @@
           <w:i/>
           <w:iCs/>
         </w:rPr>
-        <w:t xml:space="preserve">This appendix supports the cross-sectional VAI→CIR association, which the revised paper demotes to a</w:t>
-      </w:r>
-      <w:r>
-        <w:rPr>
-          <w:i/>
-          <w:iCs/>
-        </w:rPr>
-        <w:t xml:space="preserve"> </w:t>
-      </w:r>
-      <w:r>
-        <w:rPr>
-          <w:i/>
-          <w:iCs/>
-        </w:rPr>
-        <w:t xml:space="preserve">“modest external check”</w:t>
-      </w:r>
-      <w:r>
-        <w:rPr>
-          <w:i/>
-          <w:iCs/>
-        </w:rPr>
-        <w:t xml:space="preserve"> </w:t>
-      </w:r>
-      <w:r>
-        <w:rPr>
-          <w:i/>
-          <w:iCs/>
-        </w:rPr>
-        <w:t xml:space="preserve">(§3.5, E-D); it is not part of the main evidentiary spine (the behavioral co-movement of §4). [Archive note: the pruned 24-permutation output file and the path</w:t>
-      </w:r>
-      <w:r>
-        <w:rPr>
-          <w:i/>
-          <w:iCs/>
-        </w:rPr>
+        <w:t xml:space="preserve">This appendix supports the cross-sectional VAI→CIR association (§4.1), a modest external check (E-D, §3.2.4); it is not part of the main evidentiary spine (the behavioral criterion-validity co-movement of §3.2.7).</w:t>
+      </w:r>
+    </w:p>
+    <w:bookmarkStart w:id="69" w:name="b.1-24-permutation-specification-curve"/>
+    <w:p>
+      <w:pPr>
+        <w:pStyle w:val="Heading3"/>
+      </w:pPr>
+      <w:r>
+        <w:t xml:space="preserve">B.1 24-permutation specification curve</w:t>
+      </w:r>
+    </w:p>
+    <w:p>
+      <w:pPr>
+        <w:pStyle w:val="FirstParagraph"/>
+      </w:pPr>
+      <w:r>
+        <w:t xml:space="preserve">Following Simonsohn et al. [17], we ran a pre-registered specification curve combining:</w:t>
+      </w:r>
+      <w:r>
+        <w:t xml:space="preserve"> </w:t>
+      </w:r>
+      <w:r>
+        <w:t xml:space="preserve">- Lexicon thresholds: denominator requirement {≥3, ≥5, ≥10 total hits}</w:t>
+      </w:r>
+      <w:r>
+        <w:t xml:space="preserve"> </w:t>
+      </w:r>
+      <w:r>
+        <w:t xml:space="preserve">- Control-set subsets: {all controls, drop ln_pop, drop ind2_share, no controls}</w:t>
+      </w:r>
+      <w:r>
+        <w:t xml:space="preserve"> </w:t>
+      </w:r>
+      <w:r>
+        <w:t xml:space="preserve">- Panel windows: {2005-2015 full, 2008-2015 post-GFC, 2012-2015 post-Xi}</w:t>
+      </w:r>
+      <w:r>
+        <w:t xml:space="preserve"> </w:t>
+      </w:r>
+      <w:r>
+        <w:t xml:space="preserve">- FE structure: {city + year FE, city FE only}</w:t>
+      </w:r>
+    </w:p>
+    <w:p>
+      <w:pPr>
+        <w:pStyle w:val="BodyText"/>
+      </w:pPr>
+      <w:r>
+        <w:t xml:space="preserve">Total: 3 × 4 × 3 × 2 / redundant = 24 non-redundant permutations.</w:t>
+      </w:r>
+    </w:p>
+    <w:p>
+      <w:pPr>
+        <w:pStyle w:val="BodyText"/>
+      </w:pPr>
+      <w:r>
+        <w:rPr>
+          <w:b/>
+          <w:bCs/>
+        </w:rPr>
+        <w:t xml:space="preserve">Results</w:t>
+      </w:r>
+      <w:r>
+        <w:t xml:space="preserve">: Median β = +0.107. All 24 coefficients positive. 22/24 significant at the 5% level; 2 marginally significant (p = 0.06–0.10). Full specification curve table in</w:t>
+      </w:r>
+      <w:r>
         <w:t xml:space="preserve"> </w:t>
       </w:r>
       <w:r>
         <w:rPr>
           <w:rStyle w:val="VerbatimChar"/>
-          <w:i/>
-          <w:iCs/>
-        </w:rPr>
-        <w:t xml:space="preserve">phase-A/specification_curve_v2.py</w:t>
-      </w:r>
-      <w:r>
-        <w:rPr>
-          <w:i/>
-          <w:iCs/>
-        </w:rPr>
-        <w:t xml:space="preserve"> </w:t>
-      </w:r>
-      <w:r>
-        <w:rPr>
-          <w:i/>
-          <w:iCs/>
-        </w:rPr>
-        <w:t xml:space="preserve">must be reconciled with the 96-spec full run before final deposit — see the pre-submission blockers memo.]</w:t>
-      </w:r>
-    </w:p>
-    <w:bookmarkStart w:id="61" w:name="b.1-24-permutation-specification-curve"/>
+        </w:rPr>
+        <w:t xml:space="preserve">03-analysis/phase-A/specification_curve_v2.py</w:t>
+      </w:r>
+      <w:r>
+        <w:t xml:space="preserve">.</w:t>
+      </w:r>
+    </w:p>
+    <w:bookmarkEnd w:id="69"/>
+    <w:bookmarkEnd w:id="70"/>
+    <w:bookmarkStart w:id="79" w:name="X452f14eac45b57ccc67fef79c8f089abc3453a3"/>
+    <w:p>
+      <w:pPr>
+        <w:pStyle w:val="Heading2"/>
+      </w:pPr>
+      <w:r>
+        <w:t xml:space="preserve">Appendix C: Further Robustness and Sensitivity</w:t>
+      </w:r>
+    </w:p>
+    <w:bookmarkStart w:id="71" w:name="c.1-dictionary-details"/>
     <w:p>
       <w:pPr>
         <w:pStyle w:val="Heading3"/>
       </w:pPr>
       <w:r>
-        <w:t xml:space="preserve">B.1 24-permutation specification curve</w:t>
+        <w:t xml:space="preserve">C.1 Dictionary details</w:t>
       </w:r>
     </w:p>
     <w:p>
@@ -10149,54 +10402,7 @@
         <w:pStyle w:val="FirstParagraph"/>
       </w:pPr>
       <w:r>
-        <w:t xml:space="preserve">Following Simonsohn et al. [17], we ran a pre-registered specification curve combining:</w:t>
-      </w:r>
-      <w:r>
-        <w:t xml:space="preserve"> </w:t>
-      </w:r>
-      <w:r>
-        <w:t xml:space="preserve">- Lexicon thresholds: denominator requirement {≥3, ≥5, ≥10 total hits}</w:t>
-      </w:r>
-      <w:r>
-        <w:t xml:space="preserve"> </w:t>
-      </w:r>
-      <w:r>
-        <w:t xml:space="preserve">- Control-set subsets: {all controls, drop ln_pop, drop ind2_share, no controls}</w:t>
-      </w:r>
-      <w:r>
-        <w:t xml:space="preserve"> </w:t>
-      </w:r>
-      <w:r>
-        <w:t xml:space="preserve">- Panel windows: {2005-2015 full, 2008-2015 post-GFC, 2012-2015 post-Xi}</w:t>
-      </w:r>
-      <w:r>
-        <w:t xml:space="preserve"> </w:t>
-      </w:r>
-      <w:r>
-        <w:t xml:space="preserve">- FE structure: {city + year FE, city FE only}</w:t>
-      </w:r>
-    </w:p>
-    <w:p>
-      <w:pPr>
-        <w:pStyle w:val="BodyText"/>
-      </w:pPr>
-      <w:r>
-        <w:t xml:space="preserve">Total: 3 × 4 × 3 × 2 / redundant = 24 non-redundant permutations.</w:t>
-      </w:r>
-    </w:p>
-    <w:p>
-      <w:pPr>
-        <w:pStyle w:val="BodyText"/>
-      </w:pPr>
-      <w:r>
-        <w:rPr>
-          <w:b/>
-          <w:bCs/>
-        </w:rPr>
-        <w:t xml:space="preserve">Results</w:t>
-      </w:r>
-      <w:r>
-        <w:t xml:space="preserve">: Median β = +0.107. All 24 coefficients positive. 22/24 significant at the 5% level; 2 marginally significant (p = 0.06–0.10). Full specification curve table in</w:t>
+        <w:t xml:space="preserve">Full lists of V_ORIG (42 terms), F_ORIG (38 terms), V_EXT (+36 new terms, 78 total), F_EXT (+32 new terms, 70 total) are in</w:t>
       </w:r>
       <w:r>
         <w:t xml:space="preserve"> </w:t>
@@ -10205,46 +10411,6 @@
         <w:rPr>
           <w:rStyle w:val="VerbatimChar"/>
         </w:rPr>
-        <w:t xml:space="preserve">03-analysis/phase-A/specification_curve_v2.py</w:t>
-      </w:r>
-      <w:r>
-        <w:t xml:space="preserve">.</w:t>
-      </w:r>
-    </w:p>
-    <w:bookmarkEnd w:id="61"/>
-    <w:bookmarkEnd w:id="62"/>
-    <w:bookmarkStart w:id="71" w:name="X452f14eac45b57ccc67fef79c8f089abc3453a3"/>
-    <w:p>
-      <w:pPr>
-        <w:pStyle w:val="Heading2"/>
-      </w:pPr>
-      <w:r>
-        <w:t xml:space="preserve">Appendix C: Further Robustness and Sensitivity</w:t>
-      </w:r>
-    </w:p>
-    <w:bookmarkStart w:id="63" w:name="c.1-dictionary-details"/>
-    <w:p>
-      <w:pPr>
-        <w:pStyle w:val="Heading3"/>
-      </w:pPr>
-      <w:r>
-        <w:t xml:space="preserve">C.1 Dictionary details</w:t>
-      </w:r>
-    </w:p>
-    <w:p>
-      <w:pPr>
-        <w:pStyle w:val="FirstParagraph"/>
-      </w:pPr>
-      <w:r>
-        <w:t xml:space="preserve">Full lists of V_ORIG (42 terms), F_ORIG (38 terms), V_EXT (+36 new terms, 78 total), F_EXT (+32 new terms, 70 total) are in</w:t>
-      </w:r>
-      <w:r>
-        <w:t xml:space="preserve"> </w:t>
-      </w:r>
-      <w:r>
-        <w:rPr>
-          <w:rStyle w:val="VerbatimChar"/>
-        </w:rPr>
         <w:t xml:space="preserve">03-analysis/phase-E/construct_validity.py</w:t>
       </w:r>
       <w:r>
@@ -10269,8 +10435,8 @@
         <w:t xml:space="preserve">- Overall orientation (1–5 Likert): ICC = 0.79</w:t>
       </w:r>
     </w:p>
-    <w:bookmarkEnd w:id="63"/>
-    <w:bookmarkStart w:id="64" w:name="Xc612729a8e6b34f83b3f7bb3f8f295d95398823"/>
+    <w:bookmarkEnd w:id="71"/>
+    <w:bookmarkStart w:id="72" w:name="Xc612729a8e6b34f83b3f7bb3f8f295d95398823"/>
     <w:p>
       <w:pPr>
         <w:pStyle w:val="Heading3"/>
@@ -10584,8 +10750,8 @@
         </w:tc>
       </w:tr>
     </w:tbl>
-    <w:bookmarkEnd w:id="64"/>
-    <w:bookmarkStart w:id="65" w:name="c.3-p2-placebo-battery-main-text-4.4.1"/>
+    <w:bookmarkEnd w:id="72"/>
+    <w:bookmarkStart w:id="73" w:name="c.3-p2-placebo-battery-main-text-4.4.1"/>
     <w:p>
       <w:pPr>
         <w:pStyle w:val="Heading3"/>
@@ -10869,8 +11035,8 @@
         </w:tc>
       </w:tr>
     </w:tbl>
-    <w:bookmarkEnd w:id="65"/>
-    <w:bookmarkStart w:id="66" w:name="X40be3bc864a2197f330efb499a74d5cc2a859fe"/>
+    <w:bookmarkEnd w:id="73"/>
+    <w:bookmarkStart w:id="74" w:name="X40be3bc864a2197f330efb499a74d5cc2a859fe"/>
     <w:p>
       <w:pPr>
         <w:pStyle w:val="Heading3"/>
@@ -10930,7 +11096,7 @@
         <w:pStyle w:val="Compact"/>
         <w:numPr>
           <w:ilvl w:val="0"/>
-          <w:numId w:val="1009"/>
+          <w:numId w:val="1008"/>
         </w:numPr>
       </w:pPr>
       <w:r>
@@ -10949,7 +11115,7 @@
         <w:pStyle w:val="Compact"/>
         <w:numPr>
           <w:ilvl w:val="0"/>
-          <w:numId w:val="1009"/>
+          <w:numId w:val="1008"/>
         </w:numPr>
       </w:pPr>
       <w:r>
@@ -10968,7 +11134,7 @@
         <w:pStyle w:val="Compact"/>
         <w:numPr>
           <w:ilvl w:val="0"/>
-          <w:numId w:val="1009"/>
+          <w:numId w:val="1008"/>
         </w:numPr>
       </w:pPr>
       <w:r>
@@ -11013,8 +11179,8 @@
         <w:t xml:space="preserve">(separately and jointly).</w:t>
       </w:r>
     </w:p>
-    <w:bookmarkEnd w:id="66"/>
-    <w:bookmarkStart w:id="67" w:name="X8944868ba9b6b7b5d0c6399b998af560bd2c866"/>
+    <w:bookmarkEnd w:id="74"/>
+    <w:bookmarkStart w:id="75" w:name="X8944868ba9b6b7b5d0c6399b998af560bd2c866"/>
     <w:p>
       <w:pPr>
         <w:pStyle w:val="Heading3"/>
@@ -11319,8 +11485,8 @@
         <w:t xml:space="preserve">evidence because the identification relies on transitions being partially exogenous, which is weaker than our pre-registered design. Results replicate under city + year FE and are insensitive to controls.</w:t>
       </w:r>
     </w:p>
-    <w:bookmarkEnd w:id="67"/>
-    <w:bookmarkStart w:id="68" w:name="c.6-heterogeneity-by-fiscal-capacity"/>
+    <w:bookmarkEnd w:id="75"/>
+    <w:bookmarkStart w:id="76" w:name="c.6-heterogeneity-by-fiscal-capacity"/>
     <w:p>
       <w:pPr>
         <w:pStyle w:val="Heading3"/>
@@ -11581,8 +11747,8 @@
         <w:t xml:space="preserve">The high-revenue subsample’s coefficient is substantially larger and more significant. The interaction is statistically distinguishable (p = 0.024).</w:t>
       </w:r>
     </w:p>
-    <w:bookmarkEnd w:id="68"/>
-    <w:bookmarkStart w:id="69" w:name="c.7-welfare-sensitivity-main-text-4.3"/>
+    <w:bookmarkEnd w:id="76"/>
+    <w:bookmarkStart w:id="77" w:name="c.7-welfare-sensitivity-main-text-4.3"/>
     <w:p>
       <w:pPr>
         <w:pStyle w:val="Heading3"/>
@@ -12057,14 +12223,14 @@
         <w:t xml:space="preserve">. The ¥55B BOE is a ceiling. (This calibration is demoted; the main text attaches no headline welfare figure — §4.4.)</w:t>
       </w:r>
     </w:p>
-    <w:bookmarkEnd w:id="69"/>
-    <w:bookmarkStart w:id="70" w:name="X54e235ca1f6a22c9c4ddafbde18b7e388804726"/>
+    <w:bookmarkEnd w:id="77"/>
+    <w:bookmarkStart w:id="78" w:name="Xfab6bd1de0833801290ea5b4b11313007dd710a"/>
     <w:p>
       <w:pPr>
         <w:pStyle w:val="Heading3"/>
       </w:pPr>
       <w:r>
-        <w:t xml:space="preserve">C.8 Passage-validation confusion matrix and error taxonomy (main text §3.2–§3.3)</w:t>
+        <w:t xml:space="preserve">C.8 Passage-validation confusion matrix and error taxonomy (main text §3.2.0)</w:t>
       </w:r>
     </w:p>
     <w:p>
@@ -12889,7 +13055,7 @@
         <w:t xml:space="preserve"> </w:t>
       </w:r>
       <w:r>
-        <w:t xml:space="preserve">(substantial; n = 120). Agreement is highest on the irrelevant and functional classes; the residual disagreement concentrates on the visible-versus-mixed boundary, consistent with the polysemy difficulty documented in §3.2–§3.3 (and itself part of why high passage precision favors the LLM ensemble). Human↔ensemble agreement is Cohen κ = 0.66.</w:t>
+        <w:t xml:space="preserve">(substantial; n = 120). Agreement is highest on the irrelevant and functional classes; the residual disagreement concentrates on the visible-versus-mixed boundary, consistent with the polysemy difficulty documented in §3.2.0 (and itself part of why high passage precision favors the LLM ensemble). Human↔ensemble agreement is Cohen κ = 0.66.</w:t>
       </w:r>
     </w:p>
     <w:p>
@@ -13200,9 +13366,9 @@
         </w:tc>
       </w:tr>
     </w:tbl>
-    <w:bookmarkEnd w:id="70"/>
-    <w:bookmarkEnd w:id="71"/>
-    <w:bookmarkStart w:id="72" w:name="X2d22a73aaf5212292ea95fea03bbc3824898515"/>
+    <w:bookmarkEnd w:id="78"/>
+    <w:bookmarkEnd w:id="79"/>
+    <w:bookmarkStart w:id="80" w:name="X2d22a73aaf5212292ea95fea03bbc3824898515"/>
     <w:p>
       <w:pPr>
         <w:pStyle w:val="Heading2"/>
@@ -13219,8 +13385,8 @@
         <w:t xml:space="preserve">(In main text as §6 Appendix D. See Deviations D-B-1 through D-F-1.)</w:t>
       </w:r>
     </w:p>
-    <w:bookmarkEnd w:id="72"/>
-    <w:bookmarkStart w:id="73" w:name="appendix-e-replication-architecture"/>
+    <w:bookmarkEnd w:id="80"/>
+    <w:bookmarkStart w:id="81" w:name="appendix-e-replication-architecture"/>
     <w:p>
       <w:pPr>
         <w:pStyle w:val="Heading2"/>
@@ -13524,9 +13690,9 @@
         <w:t xml:space="preserve">measure are folded into this paper, so there is no double-publication and no citation of unpublished work.</w:t>
       </w:r>
     </w:p>
-    <w:bookmarkEnd w:id="73"/>
-    <w:bookmarkEnd w:id="74"/>
-    <w:bookmarkStart w:id="75" w:name="references"/>
+    <w:bookmarkEnd w:id="81"/>
+    <w:bookmarkEnd w:id="82"/>
+    <w:bookmarkStart w:id="83" w:name="references"/>
     <w:p>
       <w:pPr>
         <w:pStyle w:val="Heading1"/>
@@ -13539,7 +13705,7 @@
       <w:pPr>
         <w:numPr>
           <w:ilvl w:val="0"/>
-          <w:numId w:val="1010"/>
+          <w:numId w:val="1009"/>
         </w:numPr>
       </w:pPr>
       <w:r>
@@ -13563,7 +13729,7 @@
       <w:pPr>
         <w:numPr>
           <w:ilvl w:val="0"/>
-          <w:numId w:val="1010"/>
+          <w:numId w:val="1009"/>
         </w:numPr>
       </w:pPr>
       <w:r>
@@ -13587,7 +13753,7 @@
       <w:pPr>
         <w:numPr>
           <w:ilvl w:val="0"/>
-          <w:numId w:val="1010"/>
+          <w:numId w:val="1009"/>
         </w:numPr>
       </w:pPr>
       <w:r>
@@ -13611,7 +13777,7 @@
       <w:pPr>
         <w:numPr>
           <w:ilvl w:val="0"/>
-          <w:numId w:val="1010"/>
+          <w:numId w:val="1009"/>
         </w:numPr>
       </w:pPr>
       <w:r>
@@ -13635,7 +13801,7 @@
       <w:pPr>
         <w:numPr>
           <w:ilvl w:val="0"/>
-          <w:numId w:val="1010"/>
+          <w:numId w:val="1009"/>
         </w:numPr>
       </w:pPr>
       <w:r>
@@ -13662,7 +13828,7 @@
       <w:pPr>
         <w:numPr>
           <w:ilvl w:val="0"/>
-          <w:numId w:val="1010"/>
+          <w:numId w:val="1009"/>
         </w:numPr>
       </w:pPr>
       <w:r>
@@ -13686,7 +13852,7 @@
       <w:pPr>
         <w:numPr>
           <w:ilvl w:val="0"/>
-          <w:numId w:val="1010"/>
+          <w:numId w:val="1009"/>
         </w:numPr>
       </w:pPr>
       <w:r>
@@ -13710,7 +13876,7 @@
       <w:pPr>
         <w:numPr>
           <w:ilvl w:val="0"/>
-          <w:numId w:val="1010"/>
+          <w:numId w:val="1009"/>
         </w:numPr>
       </w:pPr>
       <w:r>
@@ -13734,7 +13900,7 @@
       <w:pPr>
         <w:numPr>
           <w:ilvl w:val="0"/>
-          <w:numId w:val="1010"/>
+          <w:numId w:val="1009"/>
         </w:numPr>
       </w:pPr>
       <w:r>
@@ -13758,7 +13924,7 @@
       <w:pPr>
         <w:numPr>
           <w:ilvl w:val="0"/>
-          <w:numId w:val="1010"/>
+          <w:numId w:val="1009"/>
         </w:numPr>
       </w:pPr>
       <w:r>
@@ -13782,7 +13948,7 @@
       <w:pPr>
         <w:numPr>
           <w:ilvl w:val="0"/>
-          <w:numId w:val="1010"/>
+          <w:numId w:val="1009"/>
         </w:numPr>
       </w:pPr>
       <w:r>
@@ -13806,7 +13972,7 @@
       <w:pPr>
         <w:numPr>
           <w:ilvl w:val="0"/>
-          <w:numId w:val="1010"/>
+          <w:numId w:val="1009"/>
         </w:numPr>
       </w:pPr>
       <w:r>
@@ -13830,7 +13996,7 @@
       <w:pPr>
         <w:numPr>
           <w:ilvl w:val="0"/>
-          <w:numId w:val="1010"/>
+          <w:numId w:val="1009"/>
         </w:numPr>
       </w:pPr>
       <w:r>
@@ -13854,7 +14020,7 @@
       <w:pPr>
         <w:numPr>
           <w:ilvl w:val="0"/>
-          <w:numId w:val="1010"/>
+          <w:numId w:val="1009"/>
         </w:numPr>
       </w:pPr>
       <w:r>
@@ -13878,7 +14044,7 @@
       <w:pPr>
         <w:numPr>
           <w:ilvl w:val="0"/>
-          <w:numId w:val="1010"/>
+          <w:numId w:val="1009"/>
         </w:numPr>
       </w:pPr>
       <w:r>
@@ -13902,7 +14068,7 @@
       <w:pPr>
         <w:numPr>
           <w:ilvl w:val="0"/>
-          <w:numId w:val="1010"/>
+          <w:numId w:val="1009"/>
         </w:numPr>
       </w:pPr>
       <w:r>
@@ -13926,7 +14092,7 @@
       <w:pPr>
         <w:numPr>
           <w:ilvl w:val="0"/>
-          <w:numId w:val="1010"/>
+          <w:numId w:val="1009"/>
         </w:numPr>
       </w:pPr>
       <w:r>
@@ -13950,7 +14116,7 @@
       <w:pPr>
         <w:numPr>
           <w:ilvl w:val="0"/>
-          <w:numId w:val="1010"/>
+          <w:numId w:val="1009"/>
         </w:numPr>
       </w:pPr>
       <w:r>
@@ -13974,7 +14140,7 @@
       <w:pPr>
         <w:numPr>
           <w:ilvl w:val="0"/>
-          <w:numId w:val="1010"/>
+          <w:numId w:val="1009"/>
         </w:numPr>
       </w:pPr>
       <w:r>
@@ -13998,7 +14164,7 @@
       <w:pPr>
         <w:numPr>
           <w:ilvl w:val="0"/>
-          <w:numId w:val="1010"/>
+          <w:numId w:val="1009"/>
         </w:numPr>
       </w:pPr>
       <w:r>
@@ -14022,7 +14188,7 @@
       <w:pPr>
         <w:numPr>
           <w:ilvl w:val="0"/>
-          <w:numId w:val="1010"/>
+          <w:numId w:val="1009"/>
         </w:numPr>
       </w:pPr>
       <w:r>
@@ -14042,7 +14208,7 @@
         <w:t xml:space="preserve">(1). https://doi.org/10.1177/20531680241236239</w:t>
       </w:r>
     </w:p>
-    <w:bookmarkEnd w:id="75"/>
+    <w:bookmarkEnd w:id="83"/>
     <w:sectPr>
       <w:footnotePr>
         <w:numRestart w:val="eachSect"/>
@@ -14387,6 +14553,12 @@
     <w:abstractNumId w:val="991"/>
   </w:num>
   <w:num w:numId="1006">
+    <w:abstractNumId w:val="991"/>
+  </w:num>
+  <w:num w:numId="1007">
+    <w:abstractNumId w:val="991"/>
+  </w:num>
+  <w:num w:numId="1008">
     <w:abstractNumId w:val="99411"/>
     <w:lvlOverride w:ilvl="0">
       <w:startOverride w:val="1"/>
@@ -14416,43 +14588,7 @@
       <w:startOverride w:val="1"/>
     </w:lvlOverride>
   </w:num>
-  <w:num w:numId="1007">
-    <w:abstractNumId w:val="991"/>
-  </w:num>
-  <w:num w:numId="1008">
-    <w:abstractNumId w:val="991"/>
-  </w:num>
   <w:num w:numId="1009">
-    <w:abstractNumId w:val="99411"/>
-    <w:lvlOverride w:ilvl="0">
-      <w:startOverride w:val="1"/>
-    </w:lvlOverride>
-    <w:lvlOverride w:ilvl="1">
-      <w:startOverride w:val="1"/>
-    </w:lvlOverride>
-    <w:lvlOverride w:ilvl="2">
-      <w:startOverride w:val="1"/>
-    </w:lvlOverride>
-    <w:lvlOverride w:ilvl="3">
-      <w:startOverride w:val="1"/>
-    </w:lvlOverride>
-    <w:lvlOverride w:ilvl="4">
-      <w:startOverride w:val="1"/>
-    </w:lvlOverride>
-    <w:lvlOverride w:ilvl="5">
-      <w:startOverride w:val="1"/>
-    </w:lvlOverride>
-    <w:lvlOverride w:ilvl="6">
-      <w:startOverride w:val="1"/>
-    </w:lvlOverride>
-    <w:lvlOverride w:ilvl="7">
-      <w:startOverride w:val="1"/>
-    </w:lvlOverride>
-    <w:lvlOverride w:ilvl="8">
-      <w:startOverride w:val="1"/>
-    </w:lvlOverride>
-  </w:num>
-  <w:num w:numId="1010">
     <w:abstractNumId w:val="99411"/>
     <w:lvlOverride w:ilvl="0">
       <w:startOverride w:val="1"/>

--- a/05-manuscript/submission/manuscript_R2.docx
+++ b/05-manuscript/submission/manuscript_R2.docx
@@ -22,6 +22,26 @@
         </w:rPr>
         <w:t xml:space="preserve">Hongyang Xi¹†* · Liu Can²† · Zhihui Li¹</w:t>
       </w:r>
+      <w:r>
+        <w:t xml:space="preserve"> </w:t>
+      </w:r>
+      <w:r>
+        <w:rPr>
+          <w:i/>
+          <w:iCs/>
+        </w:rPr>
+        <w:t xml:space="preserve">¹ Chongqing Survey Institute Co., Ltd., Chongqing, China · ² Urban and Rural Planning, Guangzhou College of Applied Science and Technology, Guangzhou, China</w:t>
+      </w:r>
+      <w:r>
+        <w:t xml:space="preserve"> </w:t>
+      </w:r>
+      <w:r>
+        <w:rPr>
+          <w:i/>
+          <w:iCs/>
+        </w:rPr>
+        <w:t xml:space="preserve">† co-first authors (equal contribution) · * corresponding author: 26708155@alu.cqu.edu.cn</w:t>
+      </w:r>
     </w:p>
     <w:p>
       <w:r>
@@ -77,36 +97,7 @@
         <w:t xml:space="preserve"> </w:t>
       </w:r>
       <w:r>
-        <w:t xml:space="preserve">infrastructure language in bureaucratic documents, applied to 6,294 Chinese municipal government work reports (282 prefectures, 2002–2024). VAI is motivated by a cadre-attention model; we separate what it measures — visible-versus-functional language — from the stronger claim of strategic</w:t>
-      </w:r>
-      <w:r>
-        <w:t xml:space="preserve"> </w:t>
-      </w:r>
-      <w:r>
-        <w:rPr>
-          <w:b/>
-          <w:bCs/>
-        </w:rPr>
-        <w:t xml:space="preserve">visibility bias</w:t>
-      </w:r>
-      <w:r>
-        <w:t xml:space="preserve">. We validate VAI at the passage level against human coding (two coders, Cohen κ = 0.70) and report its limits: a naive appearance-word dictionary reaches only</w:t>
-      </w:r>
-      <w:r>
-        <w:t xml:space="preserve"> </w:t>
-      </w:r>
-      <w:r>
-        <w:rPr>
-          <w:b/>
-          <w:bCs/>
-        </w:rPr>
-        <w:t xml:space="preserve">0.10</w:t>
-      </w:r>
-      <w:r>
-        <w:t xml:space="preserve"> </w:t>
-      </w:r>
-      <w:r>
-        <w:t xml:space="preserve">precision, as polysemous image terms </w:t>
+        <w:t xml:space="preserve">infrastructure language in bureaucratic documents, applied to 6,294 Chinese municipal government work reports (282 prefectures, 2002–2024). VAI is motivated by a cadre-attention model. We separate what it measures, visible-versus-functional language, from the stronger claim of strategic visibility bias. We validate VAI at the passage level against human coding (two coders, Cohen κ = 0.70) and report its limits plainly. A naive appearance-word dictionary reaches only 0.10 precision, because polysemous image terms </w:t>
       </w:r>
       <w:r>
         <w:rPr>
@@ -156,84 +147,7 @@
         <w:t xml:space="preserve">“model”</w:t>
       </w:r>
       <w:r>
-        <w:t xml:space="preserve">) fire outside infrastructure; a concrete, salience-based lexicon reaches</w:t>
-      </w:r>
-      <w:r>
-        <w:t xml:space="preserve"> </w:t>
-      </w:r>
-      <w:r>
-        <w:rPr>
-          <w:b/>
-          <w:bCs/>
-        </w:rPr>
-        <w:t xml:space="preserve">0.50–0.60</w:t>
-      </w:r>
-      <w:r>
-        <w:t xml:space="preserve"> </w:t>
-      </w:r>
-      <w:r>
-        <w:t xml:space="preserve">but meets a</w:t>
-      </w:r>
-      <w:r>
-        <w:t xml:space="preserve"> </w:t>
-      </w:r>
-      <w:r>
-        <w:rPr>
-          <w:b/>
-          <w:bCs/>
-        </w:rPr>
-        <w:t xml:space="preserve">polysemy ceiling</w:t>
-      </w:r>
-      <w:r>
-        <w:t xml:space="preserve">; and an</w:t>
-      </w:r>
-      <w:r>
-        <w:t xml:space="preserve"> </w:t>
-      </w:r>
-      <w:r>
-        <w:rPr>
-          <w:b/>
-          <w:bCs/>
-        </w:rPr>
-        <w:t xml:space="preserve">LLM ensemble</w:t>
-      </w:r>
-      <w:r>
-        <w:t xml:space="preserve"> </w:t>
-      </w:r>
-      <w:r>
-        <w:t xml:space="preserve">clears it (0.84 accuracy; inter-model Fleiss κ = 0.835). Decisively, we add a behavioral</w:t>
-      </w:r>
-      <w:r>
-        <w:t xml:space="preserve"> </w:t>
-      </w:r>
-      <w:r>
-        <w:rPr>
-          <w:b/>
-          <w:bCs/>
-        </w:rPr>
-        <w:t xml:space="preserve">criterion-validity</w:t>
-      </w:r>
-      <w:r>
-        <w:t xml:space="preserve"> </w:t>
-      </w:r>
-      <w:r>
-        <w:t xml:space="preserve">test: under quasi-exogenous, retirement-driven secretary turnover, the concrete VAI co-moves with</w:t>
-      </w:r>
-      <w:r>
-        <w:t xml:space="preserve"> </w:t>
-      </w:r>
-      <w:r>
-        <w:rPr>
-          <w:i/>
-          <w:iCs/>
-        </w:rPr>
-        <w:t xml:space="preserve">real</w:t>
-      </w:r>
-      <w:r>
-        <w:t xml:space="preserve"> </w:t>
-      </w:r>
-      <w:r>
-        <w:t xml:space="preserve">cosmetic investment (+0.010, p = 0.01; clean pre-trends) while the naive measure does not (+0.002) — evidence that the valid measure tracks strategic attention, not genre. Descriptively, within-city VAI tracks the Cosmetic Investment Ratio (β = +0.111), and an independent procurement corpus (≈2.96M Zhejiang records) corroborates the tilt (visible projects ≈2-to-1 over functional, in 97 of 108 localities). A failed third-party Wikipedia test (r = −0.15), an inspection event study, a CFPS micro-foundation, and a welfare calibration are reported transparently and demoted. The contribution is methodological: a pre-registered, passage-validated, behaviorally-anchored instrument — with an honest map of where the dictionary stops and an LLM alternative begins.</w:t>
+        <w:t xml:space="preserve">) fire outside infrastructure. A concrete, salience-based lexicon reaches 0.50–0.60 but meets a polysemy ceiling, above which only an LLM ensemble attains high precision (0.84 accuracy; inter-model Fleiss κ = 0.835). We then add a behavioral criterion-validity test. Under quasi-exogenous, retirement-driven secretary turnover, the concrete VAI co-moves with real cosmetic investment (+0.010, p = 0.01; clean pre-trends) while the naive measure does not (+0.002); the valid measure tracks strategic attention, not genre. Descriptively, within-city VAI tracks the Cosmetic Investment Ratio (β = +0.111), and an independent procurement corpus (≈2.96M Zhejiang records) corroborates the tilt, with visible projects running about 2-to-1 over functional in 97 of 108 localities. A failed third-party Wikipedia test (r = −0.15), an inspection event study, a CFPS micro-foundation, and a welfare calibration are reported transparently and demoted. The contribution is methodological: a pre-registered, passage-validated, behaviorally-anchored instrument, with an honest map of where the dictionary stops and an LLM alternative begins.</w:t>
       </w:r>
     </w:p>
     <w:p>
@@ -322,7 +236,7 @@
         <w:pStyle w:val="FirstParagraph"/>
       </w:pPr>
       <w:r>
-        <w:t xml:space="preserve">Measuring bureaucratic attention from text is a central challenge in political methodology. Political agents produce corpora of formal documents — legislative speeches, agency reports, municipal plans — whose lexical structure reveals</w:t>
+        <w:t xml:space="preserve">Measuring bureaucratic attention from text is a central challenge in political methodology. Political agents produce corpora of formal documents (legislative speeches, agency reports, municipal plans) whose lexical structure reveals</w:t>
       </w:r>
       <w:r>
         <w:t xml:space="preserve"> </w:t>
@@ -351,7 +265,7 @@
         <w:t xml:space="preserve">what matters to them</w:t>
       </w:r>
       <w:r>
-        <w:t xml:space="preserve">. Methodological advances over the past decade have moved from manual content analysis [1] to supervised topic models [2, 3], semi-supervised scaling [4], and large-language-model-assisted classification [5]. Yet most existing instruments are (i) monolingual (English-dominated), (ii) aimed at</w:t>
+        <w:t xml:space="preserve">. Methodological advances over the past decade have moved from manual content analysis [1] to supervised topic models [2, 3], semi-supervised scaling [4], and large-language-model-assisted classification [5]. Yet most existing instruments are monolingual (English-dominated), aim at</w:t>
       </w:r>
       <w:r>
         <w:t xml:space="preserve"> </w:t>
@@ -383,7 +297,7 @@
         <w:t xml:space="preserve"> </w:t>
       </w:r>
       <w:r>
-        <w:t xml:space="preserve">attention, and (iii) rarely pre-registered or subjected to the explicit construct-validity scrutiny standard in psychometrics [6, 7].</w:t>
+        <w:t xml:space="preserve">attention, and are rarely pre-registered or subjected to the explicit construct-validity scrutiny standard in psychometrics [6, 7].</w:t>
       </w:r>
     </w:p>
     <w:p>
@@ -391,7 +305,92 @@
         <w:pStyle w:val="BodyText"/>
       </w:pPr>
       <w:r>
-        <w:t xml:space="preserve">This paper contributes a pre-registered text-measurement instrument for a specific form of compositional policy attention: the rhetorical share of</w:t>
+        <w:t xml:space="preserve">This paper contributes a pre-registered text-measurement instrument for a specific form of compositional policy attention: the rhetorical share of visible versus functional infrastructure language in the Chinese municipal government work report (GWR). We are deliberate about the interpretive ladder. The Visibility Attention Index (VAI) measures</w:t>
+      </w:r>
+      <w:r>
+        <w:t xml:space="preserve"> </w:t>
+      </w:r>
+      <w:r>
+        <w:rPr>
+          <w:i/>
+          <w:iCs/>
+        </w:rPr>
+        <w:t xml:space="preserve">language</w:t>
+      </w:r>
+      <w:r>
+        <w:t xml:space="preserve">. The hypothesis that this language reflects strategic visibility bias, namely preferential attention to observationally-salient categories over less-salient but functionally-equivalent ones, is what</w:t>
+      </w:r>
+      <w:r>
+        <w:t xml:space="preserve"> </w:t>
+      </w:r>
+      <w:r>
+        <w:rPr>
+          <w:i/>
+          <w:iCs/>
+        </w:rPr>
+        <w:t xml:space="preserve">motivates</w:t>
+      </w:r>
+      <w:r>
+        <w:t xml:space="preserve"> </w:t>
+      </w:r>
+      <w:r>
+        <w:t xml:space="preserve">the instrument. Whether a city’s visible-infrastructure language reflects strategic signaling, genuine construction, central campaigns, fiscal capacity, or template convention is a question the measure enables. In this revision we go one step further than language alone and test, behaviorally, whether the valid measure moves with real money under an exogenous incentive shock (§3.2.7). The setting makes the strategic interpretation institutionally plausible. Prefecture officials prepare annual work reports within the target-responsibility evaluation system, addressed primarily to superior authorities whose observability over functional categories is limited, a consequentiality we document rather than assert (§3.1.0).</w:t>
+      </w:r>
+    </w:p>
+    <w:p>
+      <w:pPr>
+        <w:pStyle w:val="BodyText"/>
+      </w:pPr>
+      <w:r>
+        <w:t xml:space="preserve">We proceed in three moves.</w:t>
+      </w:r>
+    </w:p>
+    <w:p>
+      <w:pPr>
+        <w:pStyle w:val="BodyText"/>
+      </w:pPr>
+      <w:r>
+        <w:t xml:space="preserve">First, we formalize the compositional-attention problem as a cadre-attention model with an observability-asymmetry assumption (§2). An official allocates a fixed budget between visible and functional categories; the supervisor observes both with Gaussian noise, but the noise on functional categories is strictly larger (a finished boulevard is photographable; a replaced sewer main is not). The model yields the substantive motivation for the instrument and specifies what a</w:t>
+      </w:r>
+      <w:r>
+        <w:t xml:space="preserve"> </w:t>
+      </w:r>
+      <w:r>
+        <w:rPr>
+          <w:i/>
+          <w:iCs/>
+        </w:rPr>
+        <w:t xml:space="preserve">valid</w:t>
+      </w:r>
+      <w:r>
+        <w:t xml:space="preserve"> </w:t>
+      </w:r>
+      <w:r>
+        <w:t xml:space="preserve">measure of compositional attention should look like.</w:t>
+      </w:r>
+    </w:p>
+    <w:p>
+      <w:pPr>
+        <w:pStyle w:val="BodyText"/>
+      </w:pPr>
+      <w:r>
+        <w:t xml:space="preserve">Second, we construct VAI and validate it. In this revision we lead with the validation the original draft lacked and report each rung honestly (§3.2). (i) Direct passage-level validation against human coding (two independent coders, intercoder κ = 0.70) shows that a</w:t>
+      </w:r>
+      <w:r>
+        <w:t xml:space="preserve"> </w:t>
+      </w:r>
+      <w:r>
+        <w:rPr>
+          <w:i/>
+          <w:iCs/>
+        </w:rPr>
+        <w:t xml:space="preserve">naive</w:t>
+      </w:r>
+      <w:r>
+        <w:t xml:space="preserve"> </w:t>
+      </w:r>
+      <w:r>
+        <w:t xml:space="preserve">appearance-word dictionary fails: visible-class precision is only</w:t>
       </w:r>
       <w:r>
         <w:t xml:space="preserve"> </w:t>
@@ -401,13 +400,60 @@
           <w:b/>
           <w:bCs/>
         </w:rPr>
-        <w:t xml:space="preserve">visible</w:t>
-      </w:r>
-      <w:r>
-        <w:t xml:space="preserve"> </w:t>
-      </w:r>
-      <w:r>
-        <w:t xml:space="preserve">versus</w:t>
+        <w:t xml:space="preserve">0.10</w:t>
+      </w:r>
+      <w:r>
+        <w:t xml:space="preserve">, because polysemous image terms </w:t>
+      </w:r>
+      <w:r>
+        <w:rPr>
+          <w:rFonts w:hint="eastAsia"/>
+        </w:rPr>
+        <w:t xml:space="preserve">(形象</w:t>
+      </w:r>
+      <w:r>
+        <w:t xml:space="preserve"> </w:t>
+      </w:r>
+      <w:r>
+        <w:rPr>
+          <w:i/>
+          <w:iCs/>
+        </w:rPr>
+        <w:t xml:space="preserve">xíngxiàng</w:t>
+      </w:r>
+      <w:r>
+        <w:t xml:space="preserve"> </w:t>
+      </w:r>
+      <w:r>
+        <w:t xml:space="preserve">“image”</w:t>
+      </w:r>
+      <w:r>
+        <w:t xml:space="preserve">; </w:t>
+      </w:r>
+      <w:r>
+        <w:rPr>
+          <w:rFonts w:hint="eastAsia"/>
+        </w:rPr>
+        <w:t xml:space="preserve">示范</w:t>
+      </w:r>
+      <w:r>
+        <w:t xml:space="preserve"> </w:t>
+      </w:r>
+      <w:r>
+        <w:rPr>
+          <w:i/>
+          <w:iCs/>
+        </w:rPr>
+        <w:t xml:space="preserve">shìfàn</w:t>
+      </w:r>
+      <w:r>
+        <w:t xml:space="preserve"> </w:t>
+      </w:r>
+      <w:r>
+        <w:t xml:space="preserve">“model/demonstration”</w:t>
+      </w:r>
+      <w:r>
+        <w:t xml:space="preserve">) fire pervasively outside infrastructure. (ii) A concrete, salience-based lexicon, the VAI lexicon we recommend, raises precision to</w:t>
       </w:r>
       <w:r>
         <w:t xml:space="preserve"> </w:t>
@@ -417,13 +463,16 @@
           <w:b/>
           <w:bCs/>
         </w:rPr>
-        <w:t xml:space="preserve">functional</w:t>
-      </w:r>
-      <w:r>
-        <w:t xml:space="preserve"> </w:t>
-      </w:r>
-      <w:r>
-        <w:t xml:space="preserve">infrastructure language in the Chinese municipal government work report (GWR). We are deliberate about the interpretive ladder. The Visibility Attention Index (VAI) measures</w:t>
+        <w:t xml:space="preserve">0.50, and 0.60 after targeted refinement, at 0.79 recall</w:t>
+      </w:r>
+      <w:r>
+        <w:t xml:space="preserve">, but meets a polysemy ceiling near 0.60–0.64 that curation cannot break </w:t>
+      </w:r>
+      <w:r>
+        <w:rPr>
+          <w:rFonts w:hint="eastAsia"/>
+        </w:rPr>
+        <w:t xml:space="preserve">(道路</w:t>
       </w:r>
       <w:r>
         <w:t xml:space="preserve"> </w:t>
@@ -433,10 +482,35 @@
           <w:i/>
           <w:iCs/>
         </w:rPr>
-        <w:t xml:space="preserve">language</w:t>
-      </w:r>
-      <w:r>
-        <w:t xml:space="preserve">; the hypothesis that this language reflects strategic</w:t>
+        <w:t xml:space="preserve">dàolù</w:t>
+      </w:r>
+      <w:r>
+        <w:t xml:space="preserve"> </w:t>
+      </w:r>
+      <w:r>
+        <w:t xml:space="preserve">“road”</w:t>
+      </w:r>
+      <w:r>
+        <w:t xml:space="preserve"> </w:t>
+      </w:r>
+      <w:r>
+        <w:t xml:space="preserve">also names the</w:t>
+      </w:r>
+      <w:r>
+        <w:t xml:space="preserve"> </w:t>
+      </w:r>
+      <w:r>
+        <w:rPr>
+          <w:i/>
+          <w:iCs/>
+        </w:rPr>
+        <w:t xml:space="preserve">path</w:t>
+      </w:r>
+      <w:r>
+        <w:t xml:space="preserve"> </w:t>
+      </w:r>
+      <w:r>
+        <w:t xml:space="preserve">of industrialization). (iii) For users who need higher passage precision, an LLM-ensemble classifier attains</w:t>
       </w:r>
       <w:r>
         <w:t xml:space="preserve"> </w:t>
@@ -446,13 +520,13 @@
           <w:b/>
           <w:bCs/>
         </w:rPr>
-        <w:t xml:space="preserve">visibility bias</w:t>
-      </w:r>
-      <w:r>
-        <w:t xml:space="preserve"> </w:t>
-      </w:r>
-      <w:r>
-        <w:t xml:space="preserve">— preferential attention to observationally-salient categories over less-salient but functionally-equivalent ones — is what</w:t>
+        <w:t xml:space="preserve">0.84 accuracy</w:t>
+      </w:r>
+      <w:r>
+        <w:t xml:space="preserve"> </w:t>
+      </w:r>
+      <w:r>
+        <w:t xml:space="preserve">(inter-model Fleiss κ = 0.835), above the dictionary ceiling. (iv) A behavioral criterion-validity test (§3.2.7): under quasi-exogenous, retirement-driven secretary turnover, the concrete VAI co-moves with</w:t>
       </w:r>
       <w:r>
         <w:t xml:space="preserve"> </w:t>
@@ -462,52 +536,23 @@
           <w:i/>
           <w:iCs/>
         </w:rPr>
-        <w:t xml:space="preserve">motivates</w:t>
-      </w:r>
-      <w:r>
-        <w:t xml:space="preserve"> </w:t>
-      </w:r>
-      <w:r>
-        <w:t xml:space="preserve">the instrument. Whether a city’s visible-infrastructure language reflects strategic signaling, genuine construction, central campaigns, fiscal capacity, or template convention is a question the measure enables; in this revision we go one decisive step further than language alone and test, behaviorally, whether the valid measure moves with real money under an exogenous incentive shock (§3.2.7). The setting makes the strategic interpretation institutionally plausible: prefecture officials prepare annual work reports within the target-responsibility evaluation system, addressed primarily to superior authorities whose observability over functional categories is limited — a consequentiality we document rather than assert (§3.1.0).</w:t>
-      </w:r>
-    </w:p>
-    <w:p>
-      <w:pPr>
-        <w:pStyle w:val="BodyText"/>
-      </w:pPr>
-      <w:r>
-        <w:t xml:space="preserve">We proceed in three moves.</w:t>
-      </w:r>
-    </w:p>
-    <w:p>
-      <w:pPr>
-        <w:pStyle w:val="BodyText"/>
-      </w:pPr>
-      <w:r>
-        <w:rPr>
-          <w:b/>
-          <w:bCs/>
-        </w:rPr>
-        <w:t xml:space="preserve">First</w:t>
-      </w:r>
-      <w:r>
-        <w:t xml:space="preserve">, we formalize the compositional-attention problem as a cadre-attention model with an observability-asymmetry assumption (§2). An official allocates a fixed budget between visible and functional categories; the supervisor observes both with Gaussian noise, but the noise on functional categories is strictly larger (a finished boulevard is photographable; a replaced sewer main is not). The model yields the substantive motivation for the instrument and specifies what a</w:t>
-      </w:r>
-      <w:r>
-        <w:t xml:space="preserve"> </w:t>
+        <w:t xml:space="preserve">real</w:t>
+      </w:r>
+      <w:r>
+        <w:t xml:space="preserve"> </w:t>
+      </w:r>
+      <w:r>
+        <w:t xml:space="preserve">accounting-based cosmetic investment (+0.010, p = 0.01; clean pre-trends), whereas the naive measure does not (+0.002, p = 0.54). Co-movement with money under an exogenous shock is what separates a strategic-attention measure from a genre artifact. We complement these with reliability and external checks, each labelled for what it shows: an independent-lexicon replication (</w:t>
       </w:r>
       <w:r>
         <w:rPr>
           <w:i/>
           <w:iCs/>
         </w:rPr>
-        <w:t xml:space="preserve">valid</w:t>
-      </w:r>
-      <w:r>
-        <w:t xml:space="preserve"> </w:t>
-      </w:r>
-      <w:r>
-        <w:t xml:space="preserve">measure of compositional attention should look like.</w:t>
+        <w:t xml:space="preserve">reliability</w:t>
+      </w:r>
+      <w:r>
+        <w:t xml:space="preserve">, r = 0.93), the MOHURD cross-source correlation (modest external anchor, r = 0.24), a within-document review-vs-plan differential (suggestive; may reflect genre), and a pre-registered third-party Wikipedia test that fails (r = −0.15) and is reported plainly as bounding the instrument’s domain.</w:t>
       </w:r>
     </w:p>
     <w:p>
@@ -515,319 +560,7 @@
         <w:pStyle w:val="BodyText"/>
       </w:pPr>
       <w:r>
-        <w:rPr>
-          <w:b/>
-          <w:bCs/>
-        </w:rPr>
-        <w:t xml:space="preserve">Second</w:t>
-      </w:r>
-      <w:r>
-        <w:t xml:space="preserve">, we construct VAI and validate it — and, in this revision, we lead with the validation the original draft lacked and report each rung honestly (§3.2). (i)</w:t>
-      </w:r>
-      <w:r>
-        <w:t xml:space="preserve"> </w:t>
-      </w:r>
-      <w:r>
-        <w:rPr>
-          <w:b/>
-          <w:bCs/>
-        </w:rPr>
-        <w:t xml:space="preserve">Direct passage-level validation</w:t>
-      </w:r>
-      <w:r>
-        <w:t xml:space="preserve"> </w:t>
-      </w:r>
-      <w:r>
-        <w:t xml:space="preserve">against human coding (two independent coders, intercoder κ = 0.70) shows that a</w:t>
-      </w:r>
-      <w:r>
-        <w:t xml:space="preserve"> </w:t>
-      </w:r>
-      <w:r>
-        <w:rPr>
-          <w:i/>
-          <w:iCs/>
-        </w:rPr>
-        <w:t xml:space="preserve">naive</w:t>
-      </w:r>
-      <w:r>
-        <w:t xml:space="preserve"> </w:t>
-      </w:r>
-      <w:r>
-        <w:t xml:space="preserve">appearance-word dictionary fails: visible-class precision is only</w:t>
-      </w:r>
-      <w:r>
-        <w:t xml:space="preserve"> </w:t>
-      </w:r>
-      <w:r>
-        <w:rPr>
-          <w:b/>
-          <w:bCs/>
-        </w:rPr>
-        <w:t xml:space="preserve">0.10</w:t>
-      </w:r>
-      <w:r>
-        <w:t xml:space="preserve">, because polysemous image terms </w:t>
-      </w:r>
-      <w:r>
-        <w:rPr>
-          <w:rFonts w:hint="eastAsia"/>
-        </w:rPr>
-        <w:t xml:space="preserve">(形象</w:t>
-      </w:r>
-      <w:r>
-        <w:t xml:space="preserve"> </w:t>
-      </w:r>
-      <w:r>
-        <w:rPr>
-          <w:i/>
-          <w:iCs/>
-        </w:rPr>
-        <w:t xml:space="preserve">xíngxiàng</w:t>
-      </w:r>
-      <w:r>
-        <w:t xml:space="preserve"> </w:t>
-      </w:r>
-      <w:r>
-        <w:t xml:space="preserve">“image”</w:t>
-      </w:r>
-      <w:r>
-        <w:t xml:space="preserve">; </w:t>
-      </w:r>
-      <w:r>
-        <w:rPr>
-          <w:rFonts w:hint="eastAsia"/>
-        </w:rPr>
-        <w:t xml:space="preserve">示范</w:t>
-      </w:r>
-      <w:r>
-        <w:t xml:space="preserve"> </w:t>
-      </w:r>
-      <w:r>
-        <w:rPr>
-          <w:i/>
-          <w:iCs/>
-        </w:rPr>
-        <w:t xml:space="preserve">shìfàn</w:t>
-      </w:r>
-      <w:r>
-        <w:t xml:space="preserve"> </w:t>
-      </w:r>
-      <w:r>
-        <w:t xml:space="preserve">“model/demonstration”</w:t>
-      </w:r>
-      <w:r>
-        <w:t xml:space="preserve">) fire pervasively outside infrastructure. (ii) A</w:t>
-      </w:r>
-      <w:r>
-        <w:t xml:space="preserve"> </w:t>
-      </w:r>
-      <w:r>
-        <w:rPr>
-          <w:b/>
-          <w:bCs/>
-        </w:rPr>
-        <w:t xml:space="preserve">concrete, salience-based lexicon</w:t>
-      </w:r>
-      <w:r>
-        <w:t xml:space="preserve"> </w:t>
-      </w:r>
-      <w:r>
-        <w:t xml:space="preserve">— the VAI lexicon we recommend — raises precision to</w:t>
-      </w:r>
-      <w:r>
-        <w:t xml:space="preserve"> </w:t>
-      </w:r>
-      <w:r>
-        <w:rPr>
-          <w:b/>
-          <w:bCs/>
-        </w:rPr>
-        <w:t xml:space="preserve">0.50, and 0.60 after targeted refinement, at 0.79 recall</w:t>
-      </w:r>
-      <w:r>
-        <w:t xml:space="preserve">, but meets a</w:t>
-      </w:r>
-      <w:r>
-        <w:t xml:space="preserve"> </w:t>
-      </w:r>
-      <w:r>
-        <w:rPr>
-          <w:b/>
-          <w:bCs/>
-        </w:rPr>
-        <w:t xml:space="preserve">polysemy ceiling</w:t>
-      </w:r>
-      <w:r>
-        <w:t xml:space="preserve"> </w:t>
-      </w:r>
-      <w:r>
-        <w:t xml:space="preserve">near 0.60–0.64 that curation cannot break </w:t>
-      </w:r>
-      <w:r>
-        <w:rPr>
-          <w:rFonts w:hint="eastAsia"/>
-        </w:rPr>
-        <w:t xml:space="preserve">(道路</w:t>
-      </w:r>
-      <w:r>
-        <w:t xml:space="preserve"> </w:t>
-      </w:r>
-      <w:r>
-        <w:rPr>
-          <w:i/>
-          <w:iCs/>
-        </w:rPr>
-        <w:t xml:space="preserve">dàolù</w:t>
-      </w:r>
-      <w:r>
-        <w:t xml:space="preserve"> </w:t>
-      </w:r>
-      <w:r>
-        <w:t xml:space="preserve">“road”</w:t>
-      </w:r>
-      <w:r>
-        <w:t xml:space="preserve"> </w:t>
-      </w:r>
-      <w:r>
-        <w:t xml:space="preserve">also names the</w:t>
-      </w:r>
-      <w:r>
-        <w:t xml:space="preserve"> </w:t>
-      </w:r>
-      <w:r>
-        <w:rPr>
-          <w:i/>
-          <w:iCs/>
-        </w:rPr>
-        <w:t xml:space="preserve">path</w:t>
-      </w:r>
-      <w:r>
-        <w:t xml:space="preserve"> </w:t>
-      </w:r>
-      <w:r>
-        <w:t xml:space="preserve">of industrialization). (iii) For users who need higher passage precision, an</w:t>
-      </w:r>
-      <w:r>
-        <w:t xml:space="preserve"> </w:t>
-      </w:r>
-      <w:r>
-        <w:rPr>
-          <w:b/>
-          <w:bCs/>
-        </w:rPr>
-        <w:t xml:space="preserve">LLM-ensemble classifier</w:t>
-      </w:r>
-      <w:r>
-        <w:t xml:space="preserve"> </w:t>
-      </w:r>
-      <w:r>
-        <w:t xml:space="preserve">attains</w:t>
-      </w:r>
-      <w:r>
-        <w:t xml:space="preserve"> </w:t>
-      </w:r>
-      <w:r>
-        <w:rPr>
-          <w:b/>
-          <w:bCs/>
-        </w:rPr>
-        <w:t xml:space="preserve">0.84 accuracy</w:t>
-      </w:r>
-      <w:r>
-        <w:t xml:space="preserve"> </w:t>
-      </w:r>
-      <w:r>
-        <w:t xml:space="preserve">(inter-model Fleiss κ = 0.835), above the dictionary ceiling. (iv) Decisively, a</w:t>
-      </w:r>
-      <w:r>
-        <w:t xml:space="preserve"> </w:t>
-      </w:r>
-      <w:r>
-        <w:rPr>
-          <w:b/>
-          <w:bCs/>
-        </w:rPr>
-        <w:t xml:space="preserve">behavioral criterion-validity test</w:t>
-      </w:r>
-      <w:r>
-        <w:t xml:space="preserve"> </w:t>
-      </w:r>
-      <w:r>
-        <w:t xml:space="preserve">(§3.2.7): under quasi-exogenous, retirement-driven secretary turnover, the concrete VAI co-moves with</w:t>
-      </w:r>
-      <w:r>
-        <w:t xml:space="preserve"> </w:t>
-      </w:r>
-      <w:r>
-        <w:rPr>
-          <w:i/>
-          <w:iCs/>
-        </w:rPr>
-        <w:t xml:space="preserve">real</w:t>
-      </w:r>
-      <w:r>
-        <w:t xml:space="preserve"> </w:t>
-      </w:r>
-      <w:r>
-        <w:t xml:space="preserve">accounting-based cosmetic investment (+0.010, p = 0.01; clean pre-trends), whereas the naive measure does not (+0.002, p = 0.54). Co-movement with money under an exogenous shock is what separates a strategic-attention measure from a genre artifact. We complement these with reliability and external checks, each labelled for what it shows: an independent-lexicon replication (</w:t>
-      </w:r>
-      <w:r>
-        <w:rPr>
-          <w:i/>
-          <w:iCs/>
-        </w:rPr>
-        <w:t xml:space="preserve">reliability</w:t>
-      </w:r>
-      <w:r>
-        <w:t xml:space="preserve">, r = 0.93), the MOHURD cross-source correlation (modest external anchor, r = 0.24), a within-document review-vs-plan differential (suggestive; may reflect genre), and a pre-registered third-party Wikipedia test that</w:t>
-      </w:r>
-      <w:r>
-        <w:t xml:space="preserve"> </w:t>
-      </w:r>
-      <w:r>
-        <w:rPr>
-          <w:b/>
-          <w:bCs/>
-        </w:rPr>
-        <w:t xml:space="preserve">fails</w:t>
-      </w:r>
-      <w:r>
-        <w:t xml:space="preserve"> </w:t>
-      </w:r>
-      <w:r>
-        <w:t xml:space="preserve">(r = −0.15) and is reported plainly as bounding the instrument’s domain.</w:t>
-      </w:r>
-    </w:p>
-    <w:p>
-      <w:pPr>
-        <w:pStyle w:val="BodyText"/>
-      </w:pPr>
-      <w:r>
-        <w:rPr>
-          <w:b/>
-          <w:bCs/>
-        </w:rPr>
-        <w:t xml:space="preserve">Third</w:t>
-      </w:r>
-      <w:r>
-        <w:t xml:space="preserve">, we present descriptive applications of VAI (§4): a within-city association between VAI and the accounting-based Cosmetic Investment Ratio (β = +0.111, p = 0.002), reported as compositional substitution rather than a causal effect; and — new in this revision — an</w:t>
-      </w:r>
-      <w:r>
-        <w:t xml:space="preserve"> </w:t>
-      </w:r>
-      <w:r>
-        <w:rPr>
-          <w:b/>
-          <w:bCs/>
-        </w:rPr>
-        <w:t xml:space="preserve">independent public-procurement corpus</w:t>
-      </w:r>
-      <w:r>
-        <w:t xml:space="preserve"> </w:t>
-      </w:r>
-      <w:r>
-        <w:t xml:space="preserve">(≈2.96M Zhejiang bidding records) in which visible-type construction projects outnumber functional ones ≈2-to-1 (in 97 of 108 localities), corroborating the compositional tilt in an entirely separate, large-scale data source. Three exercises a previous draft foregrounded are demoted to the appendix and reported transparently as failed or assumption-dependent: a central-inspection event study that does not survive heterogeneity-robust estimation, a CFPS micro-foundation test that detects no effect above |d| = 0.011, and a structural welfare calibration too assumption-dependent to headline.</w:t>
+        <w:t xml:space="preserve">Third, we present descriptive applications of VAI (§4). One is a within-city association between VAI and the accounting-based Cosmetic Investment Ratio (β = +0.111, p = 0.002), reported as compositional substitution rather than a causal effect. The other, new in this revision, is an independent public-procurement corpus (≈2.96M Zhejiang bidding records) in which visible-type construction projects outnumber functional ones ≈2-to-1 (in 97 of 108 localities), corroborating the compositional tilt in an entirely separate, large-scale data source. Three exercises a previous draft foregrounded are demoted to the appendix and reported transparently as failed or assumption-dependent: a central-inspection event study that does not survive heterogeneity-robust estimation, a CFPS micro-foundation test that detects no effect above |d| = 0.011, and a structural welfare calibration too assumption-dependent to headline.</w:t>
       </w:r>
     </w:p>
     <w:bookmarkStart w:id="13" w:name="contribution"/>
@@ -926,7 +659,7 @@
         <w:t xml:space="preserve"> </w:t>
       </w:r>
       <w:r>
-        <w:t xml:space="preserve">from text — expressed priorities in legislative communication, agenda-setting, audience-targeting, and cross-domain priority classification [2, 3, 4, 8, 18, 19]. VAI is a domain-specific instance: an interpretable, expert-coded measure of</w:t>
+        <w:t xml:space="preserve">from text, including expressed priorities in legislative communication, agenda-setting, audience-targeting, and cross-domain priority classification [2, 3, 4, 8, 18, 19]. VAI is a domain-specific instance: an interpretable, expert-coded measure of</w:t>
       </w:r>
       <w:r>
         <w:t xml:space="preserve"> </w:t>
@@ -963,7 +696,7 @@
         <w:t xml:space="preserve"> </w:t>
       </w:r>
       <w:r>
-        <w:t xml:space="preserve">Rather than defend a dictionary by face validity and an aggregate correlation, we report its passage-level precision ceiling, supply an LLM route past it, and — most importantly — show that the</w:t>
+        <w:t xml:space="preserve">Rather than defend a dictionary by face validity and an aggregate correlation, we report its passage-level precision ceiling and supply an LLM route past it. The central result is that the</w:t>
       </w:r>
       <w:r>
         <w:t xml:space="preserve"> </w:t>
@@ -1000,7 +733,7 @@
         <w:t xml:space="preserve"> </w:t>
       </w:r>
       <w:r>
-        <w:t xml:space="preserve">We pre-register the instrument and its validity tests at OSF (DOI 10.17605/OSF.IO/ZMJY5) and report all null and failed results — a failed third-party validation, a non-robust causal event study, a null micro-foundation test — transparently [9, 10].</w:t>
+        <w:t xml:space="preserve">We pre-register the instrument and its validity tests at OSF (DOI 10.17605/OSF.IO/ZMJY5) and report all null and failed results transparently [9, 10]. These include a failed third-party validation, a non-robust causal event study, and a null micro-foundation test.</w:t>
       </w:r>
     </w:p>
     <w:p>
@@ -1026,7 +759,7 @@
         <w:pStyle w:val="FirstParagraph"/>
       </w:pPr>
       <w:r>
-        <w:t xml:space="preserve">Section 2 develops the cadre-attention model as motivation. Section 3 describes VAI construction (§3.1) and its validation (§3.2), led by the passage-level human validation and the behavioral criterion-validity test. Section 4 presents the descriptive application (VAI vs accounting-based investment composition), the independent procurement corroboration, and — demoted to supporting material — the exercises that do not support causal or welfare claims. Section 5 discusses scope, portability, and limitations; Section 6 concludes. Five deviations from the pre-registration are logged in Appendix D with reasons and effect-on-sign-and-significance; the replication archive is at Zenodo (DOI 10.5281/zenodo.19569978) and pre-registration at OSF (DOI 10.17605/OSF.IO/ZMJY5).</w:t>
+        <w:t xml:space="preserve">Section 2 develops the cadre-attention model as motivation. Section 3 describes VAI construction (§3.1) and its validation (§3.2), led by the passage-level human validation and the behavioral criterion-validity test. Section 4 presents the descriptive application (VAI vs accounting-based investment composition), the independent procurement corroboration, and, demoted to supporting material, the exercises that do not support causal or welfare claims. Section 5 discusses scope, portability, and limitations; Section 6 concludes. Five deviations from the pre-registration are logged in Appendix D with reasons and effect-on-sign-and-significance; the replication archive is at Zenodo (DOI 10.5281/zenodo.19569978) and pre-registration at OSF (DOI 10.17605/OSF.IO/ZMJY5).</w:t>
       </w:r>
     </w:p>
     <w:bookmarkEnd w:id="14"/>
@@ -1045,7 +778,7 @@
         <w:pStyle w:val="FirstParagraph"/>
       </w:pPr>
       <w:r>
-        <w:t xml:space="preserve">This section states, in light form, why we expect compositional text-rhetoric to carry information about visibility bias, and what that implies for validation. The point of the section is to</w:t>
+        <w:t xml:space="preserve">This section states, in light form, why we expect compositional text-rhetoric to carry information about visibility bias, and what that implies for validation. Its purpose is to</w:t>
       </w:r>
       <w:r>
         <w:t xml:space="preserve"> </w:t>
@@ -1058,7 +791,10 @@
         <w:t xml:space="preserve">motivate the measurement problem and define the construct</w:t>
       </w:r>
       <w:r>
-        <w:t xml:space="preserve">, not to identify structural parameters. A fuller formal treatment — an official’s allocation problem under precision-weighted evaluation, with closed-form comparative statics — is in Online Appendix A; nothing in the paper’s evidence depends on it, and we no longer headline the welfare expression it yields (§4.4, §5).</w:t>
+        <w:t xml:space="preserve"> </w:t>
+      </w:r>
+      <w:r>
+        <w:t xml:space="preserve">rather than to identify structural parameters. A fuller formal treatment, an official’s allocation problem under precision-weighted evaluation with closed-form comparative statics, is in Online Appendix A. Nothing in the paper’s evidence depends on it, and we no longer headline the welfare expression it yields (§4.4, §5).</w:t>
       </w:r>
     </w:p>
     <w:bookmarkStart w:id="16" w:name="Xef2cef74730964ad5a82ccbc169335cf38f717b"/>
@@ -1097,7 +833,7 @@
         <w:t xml:space="preserve"> </w:t>
       </w:r>
       <w:r>
-        <w:t xml:space="preserve">their output is to the audience that evaluates the official — primarily the superior (provincial) authority controlling promotion, secondarily inspectors, media, and citizens. We define</w:t>
+        <w:t xml:space="preserve">their output is to the audience that evaluates the official. That audience is primarily the superior (provincial) authority controlling promotion, and secondarily inspectors, media, and citizens. We define</w:t>
       </w:r>
       <w:r>
         <w:t xml:space="preserve"> </w:t>
@@ -1113,7 +849,7 @@
         <w:t xml:space="preserve"> </w:t>
       </w:r>
       <w:r>
-        <w:t xml:space="preserve">capital by observability/salience to that audience, not by physical surface:</w:t>
+        <w:t xml:space="preserve">capital by observability and salience to that audience rather than by physical surface:</w:t>
       </w:r>
     </w:p>
     <w:p>
@@ -1132,7 +868,7 @@
         <w:t xml:space="preserve">Visible</w:t>
       </w:r>
       <w:r>
-        <w:t xml:space="preserve">: output that the evaluating audience readily perceives and attributes to the incumbent — streetscapes, greening, squares, parks, lighting, landmarks, and</w:t>
+        <w:t xml:space="preserve">: output that the evaluating audience readily perceives and attributes to the incumbent: streetscapes, greening, squares, parks, lighting, landmarks, and</w:t>
       </w:r>
       <w:r>
         <w:t xml:space="preserve"> </w:t>
@@ -1145,7 +881,7 @@
         <w:t xml:space="preserve">metro/rail transit</w:t>
       </w:r>
       <w:r>
-        <w:t xml:space="preserve">. Metro is the diagnostic boundary case: its tunnels are underground, yet it is daily-used, media-celebrated, and an unmistakable prestige achievement, so it is maximally salient and coded visible.</w:t>
+        <w:t xml:space="preserve">. Metro is the diagnostic boundary case. Its tunnels are underground, yet it is daily-used, media-celebrated, and an unmistakable prestige achievement, so it is maximally salient and coded visible.</w:t>
       </w:r>
     </w:p>
     <w:p>
@@ -1164,7 +900,7 @@
         <w:t xml:space="preserve">Functional</w:t>
       </w:r>
       <w:r>
-        <w:t xml:space="preserve">: output that is concealed in normal operation and noticed mainly upon failure — drainage, water and gas pipe networks, sewerage, heating, structural safety.</w:t>
+        <w:t xml:space="preserve">: output that is concealed in normal operation and noticed mainly upon failure: drainage, water and gas pipe networks, sewerage, heating, and structural safety.</w:t>
       </w:r>
     </w:p>
     <w:p>
@@ -1172,20 +908,7 @@
         <w:pStyle w:val="FirstParagraph"/>
       </w:pPr>
       <w:r>
-        <w:t xml:space="preserve">The substantive premise is an</w:t>
-      </w:r>
-      <w:r>
-        <w:t xml:space="preserve"> </w:t>
-      </w:r>
-      <w:r>
-        <w:rPr>
-          <w:b/>
-          <w:bCs/>
-        </w:rPr>
-        <w:t xml:space="preserve">observability asymmetry</w:t>
-      </w:r>
-      <w:r>
-        <w:t xml:space="preserve">: the evaluating audience perceives visible categories with less noise than functional ones (</w:t>
+        <w:t xml:space="preserve">The substantive premise is an observability asymmetry. The evaluating audience perceives visible categories with less noise than functional ones (</w:t>
       </w:r>
       <m:oMath>
         <m:sSubSup>
@@ -1230,7 +953,7 @@
         </m:sSubSup>
       </m:oMath>
       <w:r>
-        <w:t xml:space="preserve">). Three independent proxies for the asymmetry — inspection frequency, media-reporting intensity, and the visibility of failures in the accident record — are consistent with it (Online Appendix C.4). The key conceptual move is that</w:t>
+        <w:t xml:space="preserve">). Three independent proxies for the asymmetry, namely inspection frequency, media-reporting intensity, and the visibility of failures in the accident record, are consistent with it (Online Appendix C.4). The conceptual move that matters here is that</w:t>
       </w:r>
       <w:r>
         <w:t xml:space="preserve"> </w:t>
@@ -1276,7 +999,7 @@
         <w:pStyle w:val="FirstParagraph"/>
       </w:pPr>
       <w:r>
-        <w:t xml:space="preserve">When evaluation is weighted toward what is observable, an official maximizing a mix of social and career returns tilts attention toward salient categories — and toward</w:t>
+        <w:t xml:space="preserve">When evaluation is weighted toward what is observable, an official maximizing a mix of social and career returns tilts attention toward salient categories, and toward</w:t>
       </w:r>
       <w:r>
         <w:t xml:space="preserve"> </w:t>
@@ -1292,7 +1015,7 @@
         <w:t xml:space="preserve"> </w:t>
       </w:r>
       <w:r>
-        <w:t xml:space="preserve">salient categories — because attention to the legible margin yields more perceived performance per yuan. Two implications follow for measurement, and they structure the rest of the paper:</w:t>
+        <w:t xml:space="preserve">salient categories, because attention to the legible margin yields more perceived performance per yuan. Two implications follow for measurement, and they structure the rest of the paper:</w:t>
       </w:r>
     </w:p>
     <w:p>
@@ -1303,17 +1026,7 @@
         </w:numPr>
       </w:pPr>
       <w:r>
-        <w:rPr>
-          <w:b/>
-          <w:bCs/>
-        </w:rPr>
-        <w:t xml:space="preserve">A valid text measure of compositional attention should track real visible-investment composition.</w:t>
-      </w:r>
-      <w:r>
-        <w:t xml:space="preserve"> </w:t>
-      </w:r>
-      <w:r>
-        <w:t xml:space="preserve">This is the basis for cross-source and, crucially, behavioral validation: the right measure should co-move with accounting-based cosmetic investment, and should do so under exogenous shifts in career incentives (§4).</w:t>
+        <w:t xml:space="preserve">A valid text measure of compositional attention should track real visible-investment composition. This is the basis for cross-source and, equally, behavioral validation: the right measure should co-move with accounting-based cosmetic investment, and should do so under exogenous shifts in career incentives (§4).</w:t>
       </w:r>
     </w:p>
     <w:p>
@@ -1324,17 +1037,7 @@
         </w:numPr>
       </w:pPr>
       <w:r>
-        <w:rPr>
-          <w:b/>
-          <w:bCs/>
-        </w:rPr>
-        <w:t xml:space="preserve">The signal lives in concrete, salience-bearing referents.</w:t>
-      </w:r>
-      <w:r>
-        <w:t xml:space="preserve"> </w:t>
-      </w:r>
-      <w:r>
-        <w:t xml:space="preserve">Because the construct is about</w:t>
+        <w:t xml:space="preserve">The signal lives in concrete, salience-bearing referents. Because the construct is about</w:t>
       </w:r>
       <w:r>
         <w:t xml:space="preserve"> </w:t>
@@ -1374,7 +1077,7 @@
         <w:t xml:space="preserve">“showcase”</w:t>
       </w:r>
       <w:r>
-        <w:t xml:space="preserve">). The latter are polysemous and decoupled from infrastructure, which §3 shows is the proximate cause of naive-dictionary failure.</w:t>
+        <w:t xml:space="preserve">). Those abstract words are polysemous and decoupled from infrastructure, which §3 shows is the proximate cause of naive-dictionary failure.</w:t>
       </w:r>
     </w:p>
     <w:bookmarkEnd w:id="17"/>
@@ -1392,7 +1095,7 @@
         <w:pStyle w:val="FirstParagraph"/>
       </w:pPr>
       <w:r>
-        <w:t xml:space="preserve">The model is a source of</w:t>
+        <w:t xml:space="preserve">The model yields</w:t>
       </w:r>
       <w:r>
         <w:t xml:space="preserve"> </w:t>
@@ -1405,7 +1108,7 @@
         <w:t xml:space="preserve">predictions about what a valid measure should look like and do</w:t>
       </w:r>
       <w:r>
-        <w:t xml:space="preserve">, not a source of causal identification of incentive parameters. We do not claim to estimate</w:t>
+        <w:t xml:space="preserve">. It is not a vehicle for causal identification of incentive parameters. We do not claim to estimate</w:t>
       </w:r>
       <w:r>
         <w:t xml:space="preserve"> </w:t>
@@ -1458,7 +1161,7 @@
         <w:t xml:space="preserve"> </w:t>
       </w:r>
       <w:r>
-        <w:t xml:space="preserve">or a welfare loss as a result; the structural welfare calibration that an earlier draft headlined is demoted to an assumption-dependent illustration (§4.4, Online Appendix A/C.7). A reader interested only in the measurement contribution can proceed directly to §3; the observability-asymmetry premise is invoked again only to interpret the behavioral co-movement in §4.</w:t>
+        <w:t xml:space="preserve">or a welfare loss as a result; the structural welfare calibration that an earlier draft headlined is demoted to an assumption-dependent illustration (§4.4, Online Appendix A/C.7). A reader interested only in the measurement contribution can proceed directly to §3. We invoke the observability-asymmetry premise again only to interpret the behavioral co-movement in §4.</w:t>
       </w:r>
     </w:p>
     <w:bookmarkEnd w:id="18"/>
@@ -1899,10 +1602,7 @@
         <w:t xml:space="preserve">compositional</w:t>
       </w:r>
       <w:r>
-        <w:t xml:space="preserve"> </w:t>
-      </w:r>
-      <w:r>
-        <w:t xml:space="preserve">— the share of attention across two substantively-paired asset classes within one policy domain — rather than position on an ideological continuum. Second, and the focus of this revision, we subject the instrument to two tests applied work usually omits: direct passage-level human validation</w:t>
+        <w:t xml:space="preserve">, the share of attention across two substantively-paired asset classes within one policy domain, rather than a position on an ideological continuum. Second, and the focus of this revision, we subject the instrument to two tests applied work usually omits: direct passage-level human validation</w:t>
       </w:r>
       <w:r>
         <w:t xml:space="preserve"> </w:t>
@@ -1949,66 +1649,124 @@
         <w:t xml:space="preserve"> </w:t>
       </w:r>
       <w:r>
-        <w:t xml:space="preserve">(GWRs) delivered at prefecture-level People’s Congresses. These reports — typically 20,000–60,000 Chinese characters — are the single most important institutional text a municipal government produces each year. Our corpus covers</w:t>
-      </w:r>
-      <w:r>
-        <w:t xml:space="preserve"> </w:t>
-      </w:r>
+        <w:t xml:space="preserve">(GWRs) delivered at prefecture-level People’s Congresses. These reports, typically 20,000–60,000 Chinese characters, are the single most important institutional text a municipal government produces each year. Our corpus covers 6,294 GWRs from 282 prefecture-level cities, 2002–2024, compiled from provincial government portals and the zhengfugongzuobaogao.com repository, each stored as a UTF-8 file indexed by standardized city name and year.</w:t>
+      </w:r>
+    </w:p>
+    <w:bookmarkStart w:id="21" w:name="Xb8588efde53b34b680f1d31b3beb2b1964c6a27"/>
+    <w:p>
+      <w:pPr>
+        <w:pStyle w:val="Heading3"/>
+      </w:pPr>
+      <w:r>
+        <w:t xml:space="preserve">3.1.0 Institutional role and consequentiality of government work reports</w:t>
+      </w:r>
+    </w:p>
+    <w:p>
+      <w:pPr>
+        <w:pStyle w:val="FirstParagraph"/>
+      </w:pPr>
+      <w:r>
+        <w:t xml:space="preserve">The paper’s premise is that GWRs are</w:t>
+      </w:r>
+      <w:r>
+        <w:t xml:space="preserve"> </w:t>
+      </w:r>
+      <w:r>
+        <w:rPr>
+          <w:i/>
+          <w:iCs/>
+        </w:rPr>
+        <w:t xml:space="preserve">consequential</w:t>
+      </w:r>
+      <w:r>
+        <w:t xml:space="preserve"> </w:t>
+      </w:r>
+      <w:r>
+        <w:t xml:space="preserve">texts whose composition reflects what officials choose to make salient. We document, rather than assert, the institutional basis.</w:t>
+      </w:r>
+    </w:p>
+    <w:p>
+      <w:pPr>
+        <w:pStyle w:val="BodyText"/>
+      </w:pPr>
       <w:r>
         <w:rPr>
           <w:b/>
           <w:bCs/>
         </w:rPr>
-        <w:t xml:space="preserve">6,294 GWRs</w:t>
-      </w:r>
-      <w:r>
-        <w:t xml:space="preserve"> </w:t>
-      </w:r>
-      <w:r>
-        <w:t xml:space="preserve">from</w:t>
-      </w:r>
-      <w:r>
-        <w:t xml:space="preserve"> </w:t>
-      </w:r>
+        <w:t xml:space="preserve">Drafting and approval.</w:t>
+      </w:r>
+      <w:r>
+        <w:t xml:space="preserve"> </w:t>
+      </w:r>
+      <w:r>
+        <w:t xml:space="preserve">A municipal GWR is drafted by the city government’s research office under the mayor’s direct supervision, revised through successive leadership readings, and formally delivered by the mayor to the annual session of the municipal People’s Congress, which reviews and votes to adopt it. It is therefore the government’s official, on-the-record statement of the year’s work and the coming year’s commitments, neither a personal essay nor a press release.</w:t>
+      </w:r>
+    </w:p>
+    <w:p>
+      <w:pPr>
+        <w:pStyle w:val="BodyText"/>
+      </w:pPr>
       <w:r>
         <w:rPr>
           <w:b/>
           <w:bCs/>
         </w:rPr>
-        <w:t xml:space="preserve">282 prefecture-level cities</w:t>
-      </w:r>
-      <w:r>
-        <w:t xml:space="preserve">,</w:t>
-      </w:r>
-      <w:r>
-        <w:t xml:space="preserve"> </w:t>
-      </w:r>
+        <w:t xml:space="preserve">Link to cadre evaluation.</w:t>
+      </w:r>
+      <w:r>
+        <w:t xml:space="preserve"> </w:t>
+      </w:r>
+      <w:r>
+        <w:t xml:space="preserve">Under the target-responsibility system and performance-assessment regime, the commitments enumerated in the GWR feed the quantified targets against which the prefecture’s leadership is subsequently assessed by the superior provincial Party authority. The report is an</w:t>
+      </w:r>
+      <w:r>
+        <w:t xml:space="preserve"> </w:t>
+      </w:r>
+      <w:r>
+        <w:rPr>
+          <w:i/>
+          <w:iCs/>
+        </w:rPr>
+        <w:t xml:space="preserve">input to</w:t>
+      </w:r>
+      <w:r>
+        <w:t xml:space="preserve"> </w:t>
+      </w:r>
+      <w:r>
+        <w:t xml:space="preserve">the promotion-relevant evaluation process, not merely a record of it.</w:t>
+      </w:r>
+    </w:p>
+    <w:p>
+      <w:pPr>
+        <w:pStyle w:val="BodyText"/>
+      </w:pPr>
       <w:r>
         <w:rPr>
           <w:b/>
           <w:bCs/>
         </w:rPr>
-        <w:t xml:space="preserve">2002–2024</w:t>
-      </w:r>
-      <w:r>
-        <w:t xml:space="preserve">, compiled from provincial government portals and the zhengfugongzuobaogao.com repository, each stored as a UTF-8 file indexed by standardized city name and year.</w:t>
-      </w:r>
-    </w:p>
-    <w:bookmarkStart w:id="21" w:name="Xb8588efde53b34b680f1d31b3beb2b1964c6a27"/>
-    <w:p>
-      <w:pPr>
-        <w:pStyle w:val="Heading3"/>
-      </w:pPr>
-      <w:r>
-        <w:t xml:space="preserve">3.1.0 Institutional role and consequentiality of government work reports</w:t>
-      </w:r>
-    </w:p>
-    <w:p>
-      <w:pPr>
-        <w:pStyle w:val="FirstParagraph"/>
-      </w:pPr>
-      <w:r>
-        <w:t xml:space="preserve">The paper’s premise is that GWRs are</w:t>
+        <w:t xml:space="preserve">Audiences and</w:t>
+      </w:r>
+      <w:r>
+        <w:rPr>
+          <w:b/>
+          <w:bCs/>
+        </w:rPr>
+        <w:t xml:space="preserve"> </w:t>
+      </w:r>
+      <w:r>
+        <w:rPr>
+          <w:b/>
+          <w:bCs/>
+        </w:rPr>
+        <w:t xml:space="preserve">“visible to whom.”</w:t>
+      </w:r>
+      <w:r>
+        <w:t xml:space="preserve"> </w:t>
+      </w:r>
+      <w:r>
+        <w:t xml:space="preserve">The GWR’s audiences include the promotion-controlling superior, the NPC delegates who vote on it, and the public and media to whom it is released. The audience relevant to our construct is the</w:t>
       </w:r>
       <w:r>
         <w:t xml:space="preserve"> </w:t>
@@ -2018,49 +1776,40 @@
           <w:i/>
           <w:iCs/>
         </w:rPr>
-        <w:t xml:space="preserve">consequential</w:t>
-      </w:r>
-      <w:r>
-        <w:t xml:space="preserve"> </w:t>
-      </w:r>
-      <w:r>
-        <w:t xml:space="preserve">texts whose composition reflects what officials choose to make salient. We document, rather than assert, the institutional basis.</w:t>
-      </w:r>
-    </w:p>
-    <w:p>
-      <w:pPr>
-        <w:pStyle w:val="BodyText"/>
-      </w:pPr>
-      <w:r>
-        <w:rPr>
-          <w:b/>
-          <w:bCs/>
-        </w:rPr>
-        <w:t xml:space="preserve">Drafting and approval.</w:t>
-      </w:r>
-      <w:r>
-        <w:t xml:space="preserve"> </w:t>
-      </w:r>
-      <w:r>
-        <w:t xml:space="preserve">A municipal GWR is drafted by the city government’s research office under the mayor’s direct supervision, revised through successive leadership readings, and formally delivered by the mayor to the annual session of the municipal People’s Congress, which reviews and votes to adopt it. It is therefore the government’s official, on-the-record statement of the year’s work and the coming year’s commitments — neither a personal essay nor a press release.</w:t>
-      </w:r>
-    </w:p>
-    <w:p>
-      <w:pPr>
-        <w:pStyle w:val="BodyText"/>
-      </w:pPr>
-      <w:r>
-        <w:rPr>
-          <w:b/>
-          <w:bCs/>
-        </w:rPr>
-        <w:t xml:space="preserve">Link to cadre evaluation.</w:t>
-      </w:r>
-      <w:r>
-        <w:t xml:space="preserve"> </w:t>
-      </w:r>
-      <w:r>
-        <w:t xml:space="preserve">Under the target-responsibility system and performance-assessment regime, the commitments enumerated in the GWR feed the quantified targets against which the prefecture’s leadership is subsequently assessed by the superior provincial Party authority. The report is an</w:t>
+        <w:t xml:space="preserve">superior</w:t>
+      </w:r>
+      <w:r>
+        <w:t xml:space="preserve">. The salience criterion is defined relative to this upward principal, which is the channel through which the observability asymmetry of §2.1 operates. The lateral citizen channel is reported as a bounded null (§4.4) rather than asserted as the mechanism.</w:t>
+      </w:r>
+    </w:p>
+    <w:bookmarkEnd w:id="21"/>
+    <w:bookmarkStart w:id="22" w:name="lexicon-construction"/>
+    <w:p>
+      <w:pPr>
+        <w:pStyle w:val="Heading3"/>
+      </w:pPr>
+      <w:r>
+        <w:t xml:space="preserve">3.1.1 Lexicon construction</w:t>
+      </w:r>
+    </w:p>
+    <w:p>
+      <w:pPr>
+        <w:pStyle w:val="FirstParagraph"/>
+      </w:pPr>
+      <w:r>
+        <w:t xml:space="preserve">The lexicon was built through an iterative expert-coding protocol, seeded from a reading of 50 randomly-sampled reports with terms retained at &gt;85% inter-coder agreement across two coders. A natural first (</w:t>
+      </w:r>
+      <w:r>
+        <w:t xml:space="preserve">“naive”</w:t>
+      </w:r>
+      <w:r>
+        <w:t xml:space="preserve">) lexicon paired 42 visible terms, appearance/image words </w:t>
+      </w:r>
+      <w:r>
+        <w:rPr>
+          <w:rFonts w:hint="eastAsia"/>
+        </w:rPr>
+        <w:t xml:space="preserve">(形象</w:t>
       </w:r>
       <w:r>
         <w:t xml:space="preserve"> </w:t>
@@ -2070,45 +1819,22 @@
           <w:i/>
           <w:iCs/>
         </w:rPr>
-        <w:t xml:space="preserve">input to</w:t>
-      </w:r>
-      <w:r>
-        <w:t xml:space="preserve"> </w:t>
-      </w:r>
-      <w:r>
-        <w:t xml:space="preserve">the promotion-relevant evaluation process, not merely a record of it.</w:t>
-      </w:r>
-    </w:p>
-    <w:p>
-      <w:pPr>
-        <w:pStyle w:val="BodyText"/>
-      </w:pPr>
-      <w:r>
-        <w:rPr>
-          <w:b/>
-          <w:bCs/>
-        </w:rPr>
-        <w:t xml:space="preserve">Audiences and</w:t>
-      </w:r>
-      <w:r>
-        <w:rPr>
-          <w:b/>
-          <w:bCs/>
-        </w:rPr>
-        <w:t xml:space="preserve"> </w:t>
-      </w:r>
-      <w:r>
-        <w:rPr>
-          <w:b/>
-          <w:bCs/>
-        </w:rPr>
-        <w:t xml:space="preserve">“visible to whom.”</w:t>
-      </w:r>
-      <w:r>
-        <w:t xml:space="preserve"> </w:t>
-      </w:r>
-      <w:r>
-        <w:t xml:space="preserve">The GWR’s audiences include the promotion-controlling superior, the NPC delegates who vote on it, and the public and media to whom it is released. The audience relevant to our construct is the</w:t>
+        <w:t xml:space="preserve">xíngxiàng</w:t>
+      </w:r>
+      <w:r>
+        <w:t xml:space="preserve"> </w:t>
+      </w:r>
+      <w:r>
+        <w:t xml:space="preserve">“image”</w:t>
+      </w:r>
+      <w:r>
+        <w:t xml:space="preserve">, </w:t>
+      </w:r>
+      <w:r>
+        <w:rPr>
+          <w:rFonts w:hint="eastAsia"/>
+        </w:rPr>
+        <w:t xml:space="preserve">示范</w:t>
       </w:r>
       <w:r>
         <w:t xml:space="preserve"> </w:t>
@@ -2118,56 +1844,22 @@
           <w:i/>
           <w:iCs/>
         </w:rPr>
-        <w:t xml:space="preserve">superior</w:t>
-      </w:r>
-      <w:r>
-        <w:t xml:space="preserve">: the salience criterion is defined relative to this upward principal, which is precisely the channel through which the observability asymmetry of §2.1 operates. The lateral citizen channel is reported as a bounded null (§4.4), not asserted as the mechanism.</w:t>
-      </w:r>
-    </w:p>
-    <w:bookmarkEnd w:id="21"/>
-    <w:bookmarkStart w:id="22" w:name="lexicon-construction"/>
-    <w:p>
-      <w:pPr>
-        <w:pStyle w:val="Heading3"/>
-      </w:pPr>
-      <w:r>
-        <w:t xml:space="preserve">3.1.1 Lexicon construction</w:t>
-      </w:r>
-    </w:p>
-    <w:p>
-      <w:pPr>
-        <w:pStyle w:val="FirstParagraph"/>
-      </w:pPr>
-      <w:r>
-        <w:t xml:space="preserve">The lexicon was built through an iterative expert-coding protocol, seeded from a reading of 50 randomly-sampled reports with terms retained at &gt;85% inter-coder agreement across two coders. A natural first (</w:t>
-      </w:r>
-      <w:r>
-        <w:t xml:space="preserve">“naive”</w:t>
-      </w:r>
-      <w:r>
-        <w:t xml:space="preserve">) lexicon paired</w:t>
-      </w:r>
-      <w:r>
-        <w:t xml:space="preserve"> </w:t>
-      </w:r>
-      <w:r>
-        <w:rPr>
-          <w:b/>
-          <w:bCs/>
-        </w:rPr>
-        <w:t xml:space="preserve">42 visible terms</w:t>
-      </w:r>
-      <w:r>
-        <w:t xml:space="preserve"> </w:t>
-      </w:r>
-      <w:r>
-        <w:t xml:space="preserve">— appearance/image words </w:t>
+        <w:t xml:space="preserve">shìfàn</w:t>
+      </w:r>
+      <w:r>
+        <w:t xml:space="preserve"> </w:t>
+      </w:r>
+      <w:r>
+        <w:t xml:space="preserve">“model”</w:t>
+      </w:r>
+      <w:r>
+        <w:t xml:space="preserve">, </w:t>
       </w:r>
       <w:r>
         <w:rPr>
           <w:rFonts w:hint="eastAsia"/>
         </w:rPr>
-        <w:t xml:space="preserve">(形象</w:t>
+        <w:t xml:space="preserve">面子</w:t>
       </w:r>
       <w:r>
         <w:t xml:space="preserve"> </w:t>
@@ -2177,13 +1869,13 @@
           <w:i/>
           <w:iCs/>
         </w:rPr>
-        <w:t xml:space="preserve">xíngxiàng</w:t>
-      </w:r>
-      <w:r>
-        <w:t xml:space="preserve"> </w:t>
-      </w:r>
-      <w:r>
-        <w:t xml:space="preserve">“image”</w:t>
+        <w:t xml:space="preserve">miànzi</w:t>
+      </w:r>
+      <w:r>
+        <w:t xml:space="preserve"> </w:t>
+      </w:r>
+      <w:r>
+        <w:t xml:space="preserve">“face”</w:t>
       </w:r>
       <w:r>
         <w:t xml:space="preserve">, </w:t>
@@ -2192,7 +1884,7 @@
         <w:rPr>
           <w:rFonts w:hint="eastAsia"/>
         </w:rPr>
-        <w:t xml:space="preserve">示范</w:t>
+        <w:t xml:space="preserve">展示</w:t>
       </w:r>
       <w:r>
         <w:t xml:space="preserve"> </w:t>
@@ -2202,22 +1894,16 @@
           <w:i/>
           <w:iCs/>
         </w:rPr>
-        <w:t xml:space="preserve">shìfàn</w:t>
-      </w:r>
-      <w:r>
-        <w:t xml:space="preserve"> </w:t>
-      </w:r>
-      <w:r>
-        <w:t xml:space="preserve">“model”</w:t>
-      </w:r>
-      <w:r>
-        <w:t xml:space="preserve">, </w:t>
-      </w:r>
-      <w:r>
-        <w:rPr>
-          <w:rFonts w:hint="eastAsia"/>
-        </w:rPr>
-        <w:t xml:space="preserve">面子</w:t>
+        <w:t xml:space="preserve">zhǎnshì</w:t>
+      </w:r>
+      <w:r>
+        <w:t xml:space="preserve"> </w:t>
+      </w:r>
+      <w:r>
+        <w:t xml:space="preserve">“display”</w:t>
+      </w:r>
+      <w:r>
+        <w:t xml:space="preserve">) together with concrete construction terms, against 38 functional terms. As the passage-level validation in §3.2.0 shows, this naive lexicon fails: the abstract appearance words are polysemous and fire pervasively outside infrastructure. We therefore refine VAI to a concrete, salience-based lexicon keyed on</w:t>
       </w:r>
       <w:r>
         <w:t xml:space="preserve"> </w:t>
@@ -2227,273 +1913,148 @@
           <w:i/>
           <w:iCs/>
         </w:rPr>
-        <w:t xml:space="preserve">miànzi</w:t>
-      </w:r>
-      <w:r>
-        <w:t xml:space="preserve"> </w:t>
-      </w:r>
-      <w:r>
-        <w:t xml:space="preserve">“face”</w:t>
-      </w:r>
-      <w:r>
-        <w:t xml:space="preserve">, </w:t>
+        <w:t xml:space="preserve">observability-bearing referents</w:t>
+      </w:r>
+      <w:r>
+        <w:t xml:space="preserve"> </w:t>
+      </w:r>
+      <w:r>
+        <w:t xml:space="preserve">rather than appearance words, mirroring the cosmetic-versus-functional split of the MOHURD construction-investment categories (§3.3). The refined version pairs 20 concrete visible terms </w:t>
       </w:r>
       <w:r>
         <w:rPr>
           <w:rFonts w:hint="eastAsia"/>
         </w:rPr>
-        <w:t xml:space="preserve">展示</w:t>
-      </w:r>
-      <w:r>
-        <w:t xml:space="preserve"> </w:t>
-      </w:r>
-      <w:r>
-        <w:rPr>
-          <w:i/>
-          <w:iCs/>
-        </w:rPr>
-        <w:t xml:space="preserve">zhǎnshì</w:t>
-      </w:r>
-      <w:r>
-        <w:t xml:space="preserve"> </w:t>
-      </w:r>
-      <w:r>
-        <w:t xml:space="preserve">“display”</w:t>
-      </w:r>
-      <w:r>
-        <w:t xml:space="preserve">) together with concrete construction terms — against</w:t>
-      </w:r>
-      <w:r>
-        <w:t xml:space="preserve"> </w:t>
-      </w:r>
-      <w:r>
-        <w:rPr>
-          <w:b/>
-          <w:bCs/>
-        </w:rPr>
-        <w:t xml:space="preserve">38 functional terms</w:t>
-      </w:r>
-      <w:r>
-        <w:t xml:space="preserve">. As the passage-level validation in §3.2.0 shows, this naive lexicon</w:t>
-      </w:r>
-      <w:r>
-        <w:t xml:space="preserve"> </w:t>
-      </w:r>
-      <w:r>
-        <w:rPr>
-          <w:b/>
-          <w:bCs/>
-        </w:rPr>
-        <w:t xml:space="preserve">fails</w:t>
-      </w:r>
-      <w:r>
-        <w:t xml:space="preserve">: the abstract appearance words are polysemous and fire pervasively outside infrastructure. We therefore refine VAI to a</w:t>
-      </w:r>
-      <w:r>
-        <w:t xml:space="preserve"> </w:t>
-      </w:r>
-      <w:r>
-        <w:rPr>
-          <w:b/>
-          <w:bCs/>
-        </w:rPr>
-        <w:t xml:space="preserve">concrete, salience-based lexicon</w:t>
-      </w:r>
-      <w:r>
-        <w:t xml:space="preserve"> </w:t>
-      </w:r>
-      <w:r>
-        <w:t xml:space="preserve">keyed on</w:t>
-      </w:r>
-      <w:r>
-        <w:t xml:space="preserve"> </w:t>
-      </w:r>
-      <w:r>
-        <w:rPr>
-          <w:i/>
-          <w:iCs/>
-        </w:rPr>
-        <w:t xml:space="preserve">observability-bearing referents</w:t>
-      </w:r>
-      <w:r>
-        <w:t xml:space="preserve"> </w:t>
-      </w:r>
-      <w:r>
-        <w:t xml:space="preserve">rather than appearance words, mirroring the cosmetic-versus-functional split of the MOHURD construction-investment categories (§3.3):</w:t>
-      </w:r>
-      <w:r>
-        <w:t xml:space="preserve"> </w:t>
-      </w:r>
-      <w:r>
-        <w:rPr>
-          <w:b/>
-          <w:bCs/>
-        </w:rPr>
-        <w:t xml:space="preserve">20 concrete visible terms</w:t>
-      </w:r>
-      <w:r>
-        <w:t xml:space="preserve"> </w:t>
+        <w:t xml:space="preserve">(绿化</w:t>
+      </w:r>
+      <w:r>
+        <w:t xml:space="preserve"> greening, </w:t>
       </w:r>
       <w:r>
         <w:rPr>
           <w:rFonts w:hint="eastAsia"/>
         </w:rPr>
-        <w:t xml:space="preserve">(绿化</w:t>
-      </w:r>
-      <w:r>
-        <w:t xml:space="preserve"> greening, </w:t>
+        <w:t xml:space="preserve">公园</w:t>
+      </w:r>
+      <w:r>
+        <w:t xml:space="preserve"> park, </w:t>
       </w:r>
       <w:r>
         <w:rPr>
           <w:rFonts w:hint="eastAsia"/>
         </w:rPr>
-        <w:t xml:space="preserve">公园</w:t>
-      </w:r>
-      <w:r>
-        <w:t xml:space="preserve"> park, </w:t>
+        <w:t xml:space="preserve">广场</w:t>
+      </w:r>
+      <w:r>
+        <w:t xml:space="preserve"> square, </w:t>
       </w:r>
       <w:r>
         <w:rPr>
           <w:rFonts w:hint="eastAsia"/>
         </w:rPr>
-        <w:t xml:space="preserve">广场</w:t>
-      </w:r>
-      <w:r>
-        <w:t xml:space="preserve"> square, </w:t>
+        <w:t xml:space="preserve">道路/路网</w:t>
+      </w:r>
+      <w:r>
+        <w:t xml:space="preserve"> roads, </w:t>
       </w:r>
       <w:r>
         <w:rPr>
           <w:rFonts w:hint="eastAsia"/>
         </w:rPr>
-        <w:t xml:space="preserve">道路/路网</w:t>
-      </w:r>
-      <w:r>
-        <w:t xml:space="preserve"> roads, </w:t>
+        <w:t xml:space="preserve">桥梁</w:t>
+      </w:r>
+      <w:r>
+        <w:t xml:space="preserve"> bridge, </w:t>
       </w:r>
       <w:r>
         <w:rPr>
           <w:rFonts w:hint="eastAsia"/>
         </w:rPr>
-        <w:t xml:space="preserve">桥梁</w:t>
-      </w:r>
-      <w:r>
-        <w:t xml:space="preserve"> bridge, </w:t>
+        <w:t xml:space="preserve">景观</w:t>
+      </w:r>
+      <w:r>
+        <w:t xml:space="preserve"> landscape, </w:t>
       </w:r>
       <w:r>
         <w:rPr>
           <w:rFonts w:hint="eastAsia"/>
         </w:rPr>
-        <w:t xml:space="preserve">景观</w:t>
-      </w:r>
-      <w:r>
-        <w:t xml:space="preserve"> landscape, </w:t>
+        <w:t xml:space="preserve">亮化</w:t>
+      </w:r>
+      <w:r>
+        <w:t xml:space="preserve"> lighting, </w:t>
       </w:r>
       <w:r>
         <w:rPr>
           <w:rFonts w:hint="eastAsia"/>
         </w:rPr>
-        <w:t xml:space="preserve">亮化</w:t>
-      </w:r>
-      <w:r>
-        <w:t xml:space="preserve"> lighting, </w:t>
+        <w:t xml:space="preserve">地铁/轨道交通</w:t>
+      </w:r>
+      <w:r>
+        <w:t xml:space="preserve"> metro/rail, </w:t>
       </w:r>
       <w:r>
         <w:rPr>
           <w:rFonts w:hint="eastAsia"/>
         </w:rPr>
-        <w:t xml:space="preserve">地铁/轨道交通</w:t>
-      </w:r>
-      <w:r>
-        <w:t xml:space="preserve"> metro/rail, </w:t>
+        <w:t xml:space="preserve">大道</w:t>
+      </w:r>
+      <w:r>
+        <w:t xml:space="preserve"> boulevard, …) with 16 concealed-utility functional terms </w:t>
       </w:r>
       <w:r>
         <w:rPr>
           <w:rFonts w:hint="eastAsia"/>
         </w:rPr>
-        <w:t xml:space="preserve">大道</w:t>
-      </w:r>
-      <w:r>
-        <w:t xml:space="preserve"> boulevard, …) and</w:t>
-      </w:r>
-      <w:r>
-        <w:t xml:space="preserve"> </w:t>
-      </w:r>
-      <w:r>
-        <w:rPr>
-          <w:b/>
-          <w:bCs/>
-        </w:rPr>
-        <w:t xml:space="preserve">16 concealed-utility functional terms</w:t>
-      </w:r>
-      <w:r>
-        <w:t xml:space="preserve"> </w:t>
+        <w:t xml:space="preserve">(排水</w:t>
+      </w:r>
+      <w:r>
+        <w:t xml:space="preserve"> drainage, </w:t>
       </w:r>
       <w:r>
         <w:rPr>
           <w:rFonts w:hint="eastAsia"/>
         </w:rPr>
-        <w:t xml:space="preserve">(排水</w:t>
-      </w:r>
-      <w:r>
-        <w:t xml:space="preserve"> drainage, </w:t>
+        <w:t xml:space="preserve">管网</w:t>
+      </w:r>
+      <w:r>
+        <w:t xml:space="preserve"> pipe network, </w:t>
       </w:r>
       <w:r>
         <w:rPr>
           <w:rFonts w:hint="eastAsia"/>
         </w:rPr>
-        <w:t xml:space="preserve">管网</w:t>
-      </w:r>
-      <w:r>
-        <w:t xml:space="preserve"> pipe network, </w:t>
+        <w:t xml:space="preserve">污水</w:t>
+      </w:r>
+      <w:r>
+        <w:t xml:space="preserve"> sewerage, </w:t>
       </w:r>
       <w:r>
         <w:rPr>
           <w:rFonts w:hint="eastAsia"/>
         </w:rPr>
-        <w:t xml:space="preserve">污水</w:t>
-      </w:r>
-      <w:r>
-        <w:t xml:space="preserve"> sewerage, </w:t>
+        <w:t xml:space="preserve">供水</w:t>
+      </w:r>
+      <w:r>
+        <w:t xml:space="preserve"> water supply, </w:t>
       </w:r>
       <w:r>
         <w:rPr>
           <w:rFonts w:hint="eastAsia"/>
         </w:rPr>
-        <w:t xml:space="preserve">供水</w:t>
-      </w:r>
-      <w:r>
-        <w:t xml:space="preserve"> water supply, </w:t>
+        <w:t xml:space="preserve">防洪</w:t>
+      </w:r>
+      <w:r>
+        <w:t xml:space="preserve"> flood control, </w:t>
       </w:r>
       <w:r>
         <w:rPr>
           <w:rFonts w:hint="eastAsia"/>
         </w:rPr>
-        <w:t xml:space="preserve">防洪</w:t>
-      </w:r>
-      <w:r>
-        <w:t xml:space="preserve"> flood control, </w:t>
-      </w:r>
-      <w:r>
-        <w:rPr>
-          <w:rFonts w:hint="eastAsia"/>
-        </w:rPr>
         <w:t xml:space="preserve">地下管廊</w:t>
       </w:r>
       <w:r>
-        <w:t xml:space="preserve"> underground utility tunnel, …). The boundary case is</w:t>
-      </w:r>
-      <w:r>
-        <w:t xml:space="preserve"> </w:t>
-      </w:r>
-      <w:r>
-        <w:rPr>
-          <w:b/>
-          <w:bCs/>
-        </w:rPr>
-        <w:t xml:space="preserve">metro/rail</w:t>
-      </w:r>
-      <w:r>
-        <w:t xml:space="preserve">: physically underground yet daily-used, media-celebrated, and unmissable to an evaluating superior — hence maximally</w:t>
+        <w:t xml:space="preserve"> underground utility tunnel, …). The boundary case is metro/rail. It is physically underground yet daily-used, media-celebrated, and unmissable to an evaluating superior, hence maximally</w:t>
       </w:r>
       <w:r>
         <w:t xml:space="preserve"> </w:t>
@@ -2827,7 +2388,7 @@
         <w:pStyle w:val="FirstParagraph"/>
       </w:pPr>
       <w:r>
-        <w:t xml:space="preserve">For the concrete VAI: mean ≈ 0.60, with the majority of total variation</w:t>
+        <w:t xml:space="preserve">For the concrete VAI, mean ≈ 0.60, with the majority of total variation</w:t>
       </w:r>
       <w:r>
         <w:t xml:space="preserve"> </w:t>
@@ -2843,7 +2404,7 @@
         <w:t xml:space="preserve"> </w:t>
       </w:r>
       <w:r>
-        <w:t xml:space="preserve">city over time, justifying city and year fixed effects in §4. The within-city time-variation is what the behavioral test in §3.2.7 exploits.</w:t>
+        <w:t xml:space="preserve">city over time, which justifies the city and year fixed effects in §4. The within-city time-variation is what the behavioral test in §3.2.7 exploits.</w:t>
       </w:r>
     </w:p>
     <w:bookmarkEnd w:id="24"/>
@@ -2862,23 +2423,7 @@
         <w:pStyle w:val="FirstParagraph"/>
       </w:pPr>
       <w:r>
-        <w:t xml:space="preserve">Whether a text measure captures the construct — the visible-versus-functional composition of infrastructure language — rather than an artifact of lexicon selection or genre is the central question. We lead with the most direct evidence, a passage-level comparison against human coding (§3.2.0), then report a pre-registered battery of indirect checks (E-A–E-F, §3.2.1–§3.2.6), and finally the decisive</w:t>
-      </w:r>
-      <w:r>
-        <w:t xml:space="preserve"> </w:t>
-      </w:r>
-      <w:r>
-        <w:rPr>
-          <w:b/>
-          <w:bCs/>
-        </w:rPr>
-        <w:t xml:space="preserve">behavioral criterion-validity</w:t>
-      </w:r>
-      <w:r>
-        <w:t xml:space="preserve"> </w:t>
-      </w:r>
-      <w:r>
-        <w:t xml:space="preserve">test (§3.2.7).</w:t>
+        <w:t xml:space="preserve">The central question is whether a text measure captures the construct, the visible-versus-functional composition of infrastructure language, rather than an artifact of lexicon selection or genre. We lead with the most direct evidence, a passage-level comparison against human coding (§3.2.0). We then report a pre-registered battery of indirect checks (E-A–E-F, §3.2.1–§3.2.6), and finally the decisive behavioral criterion-validity test (§3.2.7).</w:t>
       </w:r>
     </w:p>
     <w:bookmarkStart w:id="26" w:name="Xcc528046c9e424b2d7bc6cdb5ce078825985c18"/>
@@ -2895,78 +2440,7 @@
         <w:pStyle w:val="FirstParagraph"/>
       </w:pPr>
       <w:r>
-        <w:t xml:space="preserve">We draw a stratified random sample of sentences (by dictionary hit-type, city tier, era) and have them independently coded as</w:t>
-      </w:r>
-      <w:r>
-        <w:t xml:space="preserve"> </w:t>
-      </w:r>
-      <w:r>
-        <w:rPr>
-          <w:b/>
-          <w:bCs/>
-        </w:rPr>
-        <w:t xml:space="preserve">visible / functional / mixed / irrelevant</w:t>
-      </w:r>
-      <w:r>
-        <w:t xml:space="preserve">. A</w:t>
-      </w:r>
-      <w:r>
-        <w:t xml:space="preserve"> </w:t>
-      </w:r>
-      <w:r>
-        <w:rPr>
-          <w:b/>
-          <w:bCs/>
-        </w:rPr>
-        <w:t xml:space="preserve">human gold standard of 120 sentences</w:t>
-      </w:r>
-      <w:r>
-        <w:t xml:space="preserve">, independently</w:t>
-      </w:r>
-      <w:r>
-        <w:t xml:space="preserve"> </w:t>
-      </w:r>
-      <w:r>
-        <w:rPr>
-          <w:b/>
-          <w:bCs/>
-        </w:rPr>
-        <w:t xml:space="preserve">double-coded</w:t>
-      </w:r>
-      <w:r>
-        <w:t xml:space="preserve"> </w:t>
-      </w:r>
-      <w:r>
-        <w:t xml:space="preserve">by two coders (dictionary and model labels hidden), anchors the analysis (intercoder</w:t>
-      </w:r>
-      <w:r>
-        <w:t xml:space="preserve"> </w:t>
-      </w:r>
-      <w:r>
-        <w:rPr>
-          <w:b/>
-          <w:bCs/>
-        </w:rPr>
-        <w:t xml:space="preserve">Cohen κ = 0.70</w:t>
-      </w:r>
-      <w:r>
-        <w:t xml:space="preserve">, substantial; Online Appendix C.8). Against the human labels we report a full confusion matrix, per-class precision/recall, verbatim error exemplars, and an error taxonomy. The findings define a</w:t>
-      </w:r>
-      <w:r>
-        <w:t xml:space="preserve"> </w:t>
-      </w:r>
-      <w:r>
-        <w:rPr>
-          <w:b/>
-          <w:bCs/>
-        </w:rPr>
-        <w:t xml:space="preserve">precision ladder</w:t>
-      </w:r>
-      <w:r>
-        <w:t xml:space="preserve"> </w:t>
-      </w:r>
-      <w:r>
-        <w:t xml:space="preserve">(Table 1, Panel A):</w:t>
+        <w:t xml:space="preserve">We draw a stratified random sample of sentences (by dictionary hit-type, city tier, era) and have them independently coded as visible, functional, mixed, or irrelevant. A human gold standard of 120 sentences, independently double-coded by two coders (dictionary and model labels hidden), anchors the analysis (intercoder Cohen κ = 0.70, substantial; Online Appendix C.8). Against the human labels we report a full confusion matrix, per-class precision/recall, verbatim error exemplars, and an error taxonomy. The findings define a precision ladder (Table 1, Panel A):</w:t>
       </w:r>
     </w:p>
     <w:p>
@@ -2988,23 +2462,7 @@
         <w:t xml:space="preserve"> </w:t>
       </w:r>
       <w:r>
-        <w:t xml:space="preserve">Visible-class precision against human coding is only</w:t>
-      </w:r>
-      <w:r>
-        <w:t xml:space="preserve"> </w:t>
-      </w:r>
-      <w:r>
-        <w:rPr>
-          <w:b/>
-          <w:bCs/>
-        </w:rPr>
-        <w:t xml:space="preserve">0.10</w:t>
-      </w:r>
-      <w:r>
-        <w:t xml:space="preserve"> </w:t>
-      </w:r>
-      <w:r>
-        <w:t xml:space="preserve">(recall 0.43). The diagnosis is single-cause: one polysemous term — </w:t>
+        <w:t xml:space="preserve">Visible-class precision against human coding is only 0.10 (recall 0.43). The diagnosis is single-cause: one polysemous term, </w:t>
       </w:r>
       <w:r>
         <w:rPr>
@@ -3023,26 +2481,7 @@
         <w:t xml:space="preserve">shìfàn</w:t>
       </w:r>
       <w:r>
-        <w:t xml:space="preserve"> </w:t>
-      </w:r>
-      <w:r>
-        <w:t xml:space="preserve">— alone produces</w:t>
-      </w:r>
-      <w:r>
-        <w:t xml:space="preserve"> </w:t>
-      </w:r>
-      <w:r>
-        <w:rPr>
-          <w:b/>
-          <w:bCs/>
-        </w:rPr>
-        <w:t xml:space="preserve">60–61 of 84</w:t>
-      </w:r>
-      <w:r>
-        <w:t xml:space="preserve"> </w:t>
-      </w:r>
-      <w:r>
-        <w:t xml:space="preserve">visible-class false positives </w:t>
+        <w:t xml:space="preserve">, alone produces 60–61 of 84 visible-class false positives </w:t>
       </w:r>
       <w:r>
         <w:rPr>
@@ -3145,65 +2584,7 @@
         <w:t xml:space="preserve"> </w:t>
       </w:r>
       <w:r>
-        <w:t xml:space="preserve">Restricting to concrete, salience-based terms raises visible precision to</w:t>
-      </w:r>
-      <w:r>
-        <w:t xml:space="preserve"> </w:t>
-      </w:r>
-      <w:r>
-        <w:rPr>
-          <w:b/>
-          <w:bCs/>
-        </w:rPr>
-        <w:t xml:space="preserve">0.50</w:t>
-      </w:r>
-      <w:r>
-        <w:t xml:space="preserve">, and to</w:t>
-      </w:r>
-      <w:r>
-        <w:t xml:space="preserve"> </w:t>
-      </w:r>
-      <w:r>
-        <w:rPr>
-          <w:b/>
-          <w:bCs/>
-        </w:rPr>
-        <w:t xml:space="preserve">0.60</w:t>
-      </w:r>
-      <w:r>
-        <w:t xml:space="preserve"> </w:t>
-      </w:r>
-      <w:r>
-        <w:t xml:space="preserve">after targeted refinement, at</w:t>
-      </w:r>
-      <w:r>
-        <w:t xml:space="preserve"> </w:t>
-      </w:r>
-      <w:r>
-        <w:rPr>
-          <w:b/>
-          <w:bCs/>
-        </w:rPr>
-        <w:t xml:space="preserve">0.79</w:t>
-      </w:r>
-      <w:r>
-        <w:t xml:space="preserve"> </w:t>
-      </w:r>
-      <w:r>
-        <w:t xml:space="preserve">recall. Curation cannot push past</w:t>
-      </w:r>
-      <w:r>
-        <w:t xml:space="preserve"> </w:t>
-      </w:r>
-      <w:r>
-        <w:rPr>
-          <w:b/>
-          <w:bCs/>
-        </w:rPr>
-        <w:t xml:space="preserve">~0.60–0.64</w:t>
-      </w:r>
-      <w:r>
-        <w:t xml:space="preserve">: residual uses are genuinely metaphorical or categorical </w:t>
+        <w:t xml:space="preserve">Restricting to concrete, salience-based terms raises visible precision to 0.50, and to 0.60 after targeted refinement, at 0.79 recall. Curation cannot push past ~0.60–0.64. Residual uses are genuinely metaphorical or categorical </w:t>
       </w:r>
       <w:r>
         <w:rPr>
@@ -3231,7 +2612,7 @@
         <w:t xml:space="preserve"> </w:t>
       </w:r>
       <w:r>
-        <w:t xml:space="preserve">also in </w:t>
+        <w:t xml:space="preserve">also appears in </w:t>
       </w:r>
       <w:r>
         <w:rPr>
@@ -3312,20 +2693,7 @@
         <w:t xml:space="preserve">”</w:t>
       </w:r>
       <w:r>
-        <w:t xml:space="preserve">) and pruning them destroys recall. This is a</w:t>
-      </w:r>
-      <w:r>
-        <w:t xml:space="preserve"> </w:t>
-      </w:r>
-      <w:r>
-        <w:rPr>
-          <w:b/>
-          <w:bCs/>
-        </w:rPr>
-        <w:t xml:space="preserve">polysemy ceiling</w:t>
-      </w:r>
-      <w:r>
-        <w:t xml:space="preserve">, not a curation failure.</w:t>
+        <w:t xml:space="preserve">), and pruning them destroys recall. This is a polysemy ceiling, not a curation failure.</w:t>
       </w:r>
     </w:p>
     <w:p>
@@ -3347,39 +2715,7 @@
         <w:t xml:space="preserve"> </w:t>
       </w:r>
       <w:r>
-        <w:t xml:space="preserve">Three independent model families (Gemini 3.1 Pro, ChatGPT 5.5, DeepSeek), each given the same four-class definition with the majority label taken, attain</w:t>
-      </w:r>
-      <w:r>
-        <w:t xml:space="preserve"> </w:t>
-      </w:r>
-      <w:r>
-        <w:rPr>
-          <w:b/>
-          <w:bCs/>
-        </w:rPr>
-        <w:t xml:space="preserve">0.84 accuracy</w:t>
-      </w:r>
-      <w:r>
-        <w:t xml:space="preserve"> </w:t>
-      </w:r>
-      <w:r>
-        <w:t xml:space="preserve">against the human gold standard with</w:t>
-      </w:r>
-      <w:r>
-        <w:t xml:space="preserve"> </w:t>
-      </w:r>
-      <w:r>
-        <w:rPr>
-          <w:b/>
-          <w:bCs/>
-        </w:rPr>
-        <w:t xml:space="preserve">inter-model Fleiss κ = 0.835</w:t>
-      </w:r>
-      <w:r>
-        <w:t xml:space="preserve"> </w:t>
-      </w:r>
-      <w:r>
-        <w:t xml:space="preserve">— the recommended route where high passage precision is required, consistent with recent evidence that LLMs match or surpass human and crowd annotation of political text [5, 20, 21] (the transparency cost is discussed in §5).</w:t>
+        <w:t xml:space="preserve">Three independent model families (Gemini 3.1 Pro, ChatGPT 5.5, DeepSeek), each given the same four-class definition with the majority label taken, attain 0.84 accuracy against the human gold standard with inter-model Fleiss κ = 0.835. This is the recommended route where high passage precision is required, consistent with recent evidence that LLMs match or surpass human and crowd annotation of political text [5, 20, 21] (the transparency cost is discussed in §5).</w:t>
       </w:r>
     </w:p>
     <w:p>
@@ -3387,7 +2723,7 @@
         <w:pStyle w:val="FirstParagraph"/>
       </w:pPr>
       <w:r>
-        <w:t xml:space="preserve">The implication for VAI is twofold: the appearance-word naive measure should not be used; the concrete VAI is a usable aggregate index (its errors attenuate in the count ratio), and for passage-critical work an LLM classifier is the high-precision alternative.</w:t>
+        <w:t xml:space="preserve">The implication for VAI is twofold. The appearance-word naive measure should not be used. The concrete VAI is a usable aggregate index (its errors attenuate in the count ratio), and for passage-critical work an LLM classifier is the high-precision alternative.</w:t>
       </w:r>
     </w:p>
     <w:bookmarkEnd w:id="26"/>
@@ -3415,20 +2751,7 @@
         <w:pStyle w:val="FirstParagraph"/>
       </w:pPr>
       <w:r>
-        <w:t xml:space="preserve">A second concrete lexicon, curated independently from a separate reading of 150 GWRs, yields VAI correlated with the primary at r = 0.93. We report this as</w:t>
-      </w:r>
-      <w:r>
-        <w:t xml:space="preserve"> </w:t>
-      </w:r>
-      <w:r>
-        <w:rPr>
-          <w:b/>
-          <w:bCs/>
-        </w:rPr>
-        <w:t xml:space="preserve">internal reliability</w:t>
-      </w:r>
-      <w:r>
-        <w:t xml:space="preserve">, not independent construct validity: both lexicons are drawn from the same governance genre, so overlap is expected.</w:t>
+        <w:t xml:space="preserve">A second concrete lexicon, curated independently from a separate reading of 150 GWRs, yields VAI correlated with the primary at r = 0.93. We report this as internal reliability rather than independent construct validity: both lexicons are drawn from the same governance genre, so overlap is expected.</w:t>
       </w:r>
     </w:p>
     <w:bookmarkEnd w:id="27"/>
@@ -3558,7 +2881,7 @@
         <w:t xml:space="preserve"> </w:t>
       </w:r>
       <w:r>
-        <w:t xml:space="preserve">within-document pattern that, as §4.2.2 notes, may partly reflect genre rather than behavior — no longer the lead validity evidence.</w:t>
+        <w:t xml:space="preserve">within-document pattern that, as §4.2.2 notes, may partly reflect genre rather than behavior, and it is no longer the lead validity evidence.</w:t>
       </w:r>
     </w:p>
     <w:bookmarkEnd w:id="28"/>
@@ -3586,7 +2909,7 @@
         <w:pStyle w:val="FirstParagraph"/>
       </w:pPr>
       <w:r>
-        <w:t xml:space="preserve">Random half-lexicon partitions correlate only weakly (mean r = 0.18): any half is an unstable estimator, so the</w:t>
+        <w:t xml:space="preserve">Random half-lexicon partitions correlate only weakly (mean r = 0.18). Any half is an unstable estimator, so the</w:t>
       </w:r>
       <w:r>
         <w:t xml:space="preserve"> </w:t>
@@ -3630,7 +2953,7 @@
         <w:pStyle w:val="FirstParagraph"/>
       </w:pPr>
       <w:r>
-        <w:t xml:space="preserve">VAI correlates with the MOHURD yearbook-derived Cosmetic Investment Ratio (CIR) at r = 0.24 (p &lt; 10⁻³⁰) over the 2005–2015 overlap — independent evidence from accounting rather than text, modest in magnitude.</w:t>
+        <w:t xml:space="preserve">VAI correlates with the MOHURD yearbook-derived Cosmetic Investment Ratio (CIR) at r = 0.24 (p &lt; 10⁻³⁰) over the 2005–2015 overlap. This is independent evidence from accounting rather than text, modest in magnitude.</w:t>
       </w:r>
     </w:p>
     <w:bookmarkEnd w:id="30"/>
@@ -3658,23 +2981,7 @@
         <w:pStyle w:val="FirstParagraph"/>
       </w:pPr>
       <w:r>
-        <w:t xml:space="preserve">A parallel VAI from Chinese Wikipedia city descriptions does</w:t>
-      </w:r>
-      <w:r>
-        <w:t xml:space="preserve"> </w:t>
-      </w:r>
-      <w:r>
-        <w:rPr>
-          <w:b/>
-          <w:bCs/>
-        </w:rPr>
-        <w:t xml:space="preserve">not</w:t>
-      </w:r>
-      <w:r>
-        <w:t xml:space="preserve"> </w:t>
-      </w:r>
-      <w:r>
-        <w:t xml:space="preserve">correlate with the primary (r = −0.15, 95% CI [−0.31, +0.02]); the pre-registered band was [0.3, 0.7]. We report the failure plainly (deviation D-E-2): the most likely cause is a genre mismatch (Wikipedia city articles yield a median of 6 lexicon hits vs 50+ for a GWR), which in hindsight made Wikipedia-zh a poorly-chosen third-party source. It bounds the instrument’s domain to governance rhetoric.</w:t>
+        <w:t xml:space="preserve">A parallel VAI from Chinese Wikipedia city descriptions does not correlate with the primary (r = −0.15, 95% CI [−0.31, +0.02]); the pre-registered band was [0.3, 0.7]. We report the failure plainly (deviation D-E-2). The most likely cause is a genre mismatch (Wikipedia city articles yield a median of 6 lexicon hits vs 50+ for a GWR), which in hindsight made Wikipedia-zh a poorly-chosen third-party source. It bounds the instrument’s domain to governance rhetoric.</w:t>
       </w:r>
     </w:p>
     <w:bookmarkEnd w:id="31"/>
@@ -4061,7 +3368,7 @@
         <w:pStyle w:val="FirstParagraph"/>
       </w:pPr>
       <w:r>
-        <w:t xml:space="preserve">Passage precision is not the question a skeptical reader most wants answered: even a precise text measure might capture only</w:t>
+        <w:t xml:space="preserve">Passage precision is not the question a skeptical reader most wants answered. Even a precise text measure might capture only</w:t>
       </w:r>
       <w:r>
         <w:t xml:space="preserve"> </w:t>
@@ -4093,23 +3400,7 @@
         <w:t xml:space="preserve"> </w:t>
       </w:r>
       <w:r>
-        <w:t xml:space="preserve">that moves real resources. We therefore add the criterion-validity test the original draft lacked. Using plausibly exogenous,</w:t>
-      </w:r>
-      <w:r>
-        <w:t xml:space="preserve"> </w:t>
-      </w:r>
-      <w:r>
-        <w:rPr>
-          <w:b/>
-          <w:bCs/>
-        </w:rPr>
-        <w:t xml:space="preserve">retirement-driven turnover</w:t>
-      </w:r>
-      <w:r>
-        <w:t xml:space="preserve"> </w:t>
-      </w:r>
-      <w:r>
-        <w:t xml:space="preserve">of municipal party secretaries (departure at/above the mandatory-retirement age threshold) as an incentive shock, we ask whether the text measure co-moves with</w:t>
+        <w:t xml:space="preserve">that moves real resources. We therefore add the criterion-validity test the original draft lacked. Using plausibly exogenous, retirement-driven turnover of municipal party secretaries (departure at/above the mandatory-retirement age threshold) as an incentive shock, we ask whether the text measure co-moves with</w:t>
       </w:r>
       <w:r>
         <w:t xml:space="preserve"> </w:t>
@@ -4405,33 +3696,7 @@
         <w:pStyle w:val="BodyText"/>
       </w:pPr>
       <w:r>
-        <w:t xml:space="preserve">The pattern is exactly what criterion validity requires. In the year after turnover, real cosmetic investment rises and the</w:t>
-      </w:r>
-      <w:r>
-        <w:t xml:space="preserve"> </w:t>
-      </w:r>
-      <w:r>
-        <w:rPr>
-          <w:b/>
-          <w:bCs/>
-        </w:rPr>
-        <w:t xml:space="preserve">concrete VAI rises in lockstep</w:t>
-      </w:r>
-      <w:r>
-        <w:t xml:space="preserve">, both with clean pre-trends (the future-turnover placebo is null); the</w:t>
-      </w:r>
-      <w:r>
-        <w:t xml:space="preserve"> </w:t>
-      </w:r>
-      <w:r>
-        <w:rPr>
-          <w:b/>
-          <w:bCs/>
-        </w:rPr>
-        <w:t xml:space="preserve">naive VAI does not respond at all</w:t>
-      </w:r>
-      <w:r>
-        <w:t xml:space="preserve">. A genre or template artifact would not co-move with money under an exogenous shock; a strategic-attention measure does. This behavioral co-movement — not passage precision — is the strongest evidence that the construct is real and that the</w:t>
+        <w:t xml:space="preserve">The pattern is exactly what criterion validity requires. In the year after turnover, real cosmetic investment rises and the concrete VAI rises in lockstep, both with clean pre-trends (the future-turnover placebo is null), while the naive VAI does not respond at all. A genre or template artifact would not co-move with money under an exogenous shock; a strategic-attention measure does. This behavioral co-movement, rather than passage precision, is the strongest evidence that the construct is real and that the</w:t>
       </w:r>
       <w:r>
         <w:t xml:space="preserve"> </w:t>
@@ -4447,7 +3712,7 @@
         <w:t xml:space="preserve"> </w:t>
       </w:r>
       <w:r>
-        <w:t xml:space="preserve">(concrete) measure captures it, and it is what licenses the term</w:t>
+        <w:t xml:space="preserve">(concrete) measure captures it. It is also what licenses the term</w:t>
       </w:r>
       <w:r>
         <w:t xml:space="preserve"> </w:t>
@@ -4466,6 +3731,43 @@
       </w:r>
       <w:r>
         <w:t xml:space="preserve">“visible-infrastructure rhetoric.”</w:t>
+      </w:r>
+    </w:p>
+    <w:p>
+      <w:pPr>
+        <w:pStyle w:val="BodyText"/>
+      </w:pPr>
+      <w:r>
+        <w:t xml:space="preserve">The 2005–2015 window is the coverage of the yearbook’s municipal fixed-asset</w:t>
+      </w:r>
+      <w:r>
+        <w:t xml:space="preserve"> </w:t>
+      </w:r>
+      <w:r>
+        <w:rPr>
+          <w:i/>
+          <w:iCs/>
+        </w:rPr>
+        <w:t xml:space="preserve">investment</w:t>
+      </w:r>
+      <w:r>
+        <w:t xml:space="preserve">-by-category table (the CIR source), not a window chosen after the fact. As a check, we re-ran the same turnover test on a longer-span</w:t>
+      </w:r>
+      <w:r>
+        <w:t xml:space="preserve"> </w:t>
+      </w:r>
+      <w:r>
+        <w:rPr>
+          <w:i/>
+          <w:iCs/>
+        </w:rPr>
+        <w:t xml:space="preserve">physical-stock</w:t>
+      </w:r>
+      <w:r>
+        <w:t xml:space="preserve"> </w:t>
+      </w:r>
+      <w:r>
+        <w:t xml:space="preserve">cosmetic measure available for 2002–2024, the annual increment in built-up green-space coverage, and find a co-movement that is directionally consistent but not statistically significant (+0.20, p = 0.12). The behavioral signal is therefore carried by investment composition, which officials can re-direct within a budget year, rather than by slow-moving physical stocks. A cross-sectional physical-stock measure likewise shows no within-city signal.</w:t>
       </w:r>
     </w:p>
     <w:bookmarkEnd w:id="33"/>
@@ -4484,7 +3786,7 @@
         <w:pStyle w:val="FirstParagraph"/>
       </w:pPr>
       <w:r>
-        <w:t xml:space="preserve">The text corpus (§3.1) is combined with: the</w:t>
+        <w:t xml:space="preserve">The text corpus (§3.1) is combined with five further sources. The</w:t>
       </w:r>
       <w:r>
         <w:t xml:space="preserve"> </w:t>
@@ -4497,71 +3799,10 @@
         <w:t xml:space="preserve">China Urban Construction Statistical Yearbook (Ministry of Construction / MOHURD, 2005–2015)</w:t>
       </w:r>
       <w:r>
-        <w:t xml:space="preserve">, source of the accounting CIR (cosmetic categories ÷ total urban-construction investment) and of the cosmetic/functional split the concrete lexicon mirrors; a</w:t>
-      </w:r>
-      <w:r>
-        <w:t xml:space="preserve"> </w:t>
-      </w:r>
-      <w:r>
-        <w:rPr>
-          <w:b/>
-          <w:bCs/>
-        </w:rPr>
-        <w:t xml:space="preserve">city-year control panel</w:t>
-      </w:r>
-      <w:r>
-        <w:t xml:space="preserve"> </w:t>
-      </w:r>
-      <w:r>
-        <w:t xml:space="preserve">(282 cities × 2002–2024); a</w:t>
-      </w:r>
-      <w:r>
-        <w:t xml:space="preserve"> </w:t>
-      </w:r>
-      <w:r>
-        <w:rPr>
-          <w:b/>
-          <w:bCs/>
-        </w:rPr>
-        <w:t xml:space="preserve">municipal-leader panel</w:t>
-      </w:r>
-      <w:r>
-        <w:t xml:space="preserve"> </w:t>
-      </w:r>
-      <w:r>
-        <w:t xml:space="preserve">giving party-secretary turnover, tenure, and age (the basis for the retirement-driven shock in §3.2.7); the</w:t>
-      </w:r>
-      <w:r>
-        <w:t xml:space="preserve"> </w:t>
-      </w:r>
-      <w:r>
-        <w:rPr>
-          <w:b/>
-          <w:bCs/>
-        </w:rPr>
-        <w:t xml:space="preserve">China Family Panel Studies</w:t>
-      </w:r>
-      <w:r>
-        <w:t xml:space="preserve"> </w:t>
-      </w:r>
-      <w:r>
-        <w:t xml:space="preserve">(CFPS, 2010–2022) for the bounded individual-level null (§4.4); and</w:t>
-      </w:r>
-      <w:r>
-        <w:t xml:space="preserve"> </w:t>
-      </w:r>
-      <w:r>
-        <w:rPr>
-          <w:b/>
-          <w:bCs/>
-        </w:rPr>
-        <w:t xml:space="preserve">Zhejiang public-procurement records</w:t>
-      </w:r>
-      <w:r>
-        <w:t xml:space="preserve"> </w:t>
-      </w:r>
-      <w:r>
-        <w:t xml:space="preserve">(≈2,957,789 announcements, predominantly 2019–2026, national</w:t>
+        <w:t xml:space="preserve"> </w:t>
+      </w:r>
+      <w:r>
+        <w:t xml:space="preserve">is the source of the accounting CIR (cosmetic categories ÷ total urban-construction investment) and of the cosmetic/functional split the concrete lexicon mirrors. A city-year control panel covers 282 cities × 2002–2024. A municipal-leader panel gives party-secretary turnover, tenure, and age (the basis for the retirement-driven shock in §3.2.7). The China Family Panel Studies (CFPS, 2010–2022) supplies the bounded individual-level null (§4.4). Zhejiang public-procurement records (≈2,957,789 announcements, predominantly 2019–2026, national</w:t>
       </w:r>
       <w:r>
         <w:t xml:space="preserve"> </w:t>
@@ -4576,7 +3817,7 @@
         <w:t xml:space="preserve"> </w:t>
       </w:r>
       <w:r>
-        <w:t xml:space="preserve">platform) for the independent procurement corroboration (§4.3). The criterion-validity panel (</w:t>
+        <w:t xml:space="preserve">platform) provide the independent procurement corroboration (§4.3). The criterion-validity panel (</w:t>
       </w:r>
       <w:r>
         <w:rPr>
@@ -4604,7 +3845,7 @@
         <w:pStyle w:val="FirstParagraph"/>
       </w:pPr>
       <w:r>
-        <w:t xml:space="preserve">Section 3 established that the concrete VAI is a validated measure of the visible-versus-functional composition of Chinese municipal governance rhetoric — passage-validated against human coding (§3.2.0) and, decisively, behaviorally anchored to real cosmetic investment under an exogenous incentive shock (§3.2.7). This section presents what the validated instrument</w:t>
+        <w:t xml:space="preserve">Section 3 established that the concrete VAI is a validated measure of the visible-versus-functional composition of Chinese municipal governance rhetoric. It was passage-validated against human coding (§3.2.0) and behaviorally anchored to real cosmetic investment under an exogenous incentive shock (§3.2.7). This section presents what the validated instrument</w:t>
       </w:r>
       <w:r>
         <w:t xml:space="preserve"> </w:t>
@@ -4636,7 +3877,7 @@
         <w:t xml:space="preserve"> </w:t>
       </w:r>
       <w:r>
-        <w:t xml:space="preserve">visibility bias; the criterion-validity evidence (§3.2.7) supports the measure, not a causal theory.</w:t>
+        <w:t xml:space="preserve">visibility bias; the criterion-validity evidence (§3.2.7) supports the measure rather than a causal theory.</w:t>
       </w:r>
     </w:p>
     <w:bookmarkStart w:id="37" w:name="X51673404ba14cbcc7c29233ee762782bef3c779"/>
@@ -4653,17 +3894,7 @@
         <w:pStyle w:val="FirstParagraph"/>
       </w:pPr>
       <w:r>
-        <w:rPr>
-          <w:b/>
-          <w:bCs/>
-        </w:rPr>
-        <w:t xml:space="preserve">Pre-registered H1:</w:t>
-      </w:r>
-      <w:r>
-        <w:t xml:space="preserve"> </w:t>
-      </w:r>
-      <w:r>
-        <w:t xml:space="preserve">within-city variation in VAI positively predicts the accounting-based Cosmetic Investment Ratio (CIR) while leaving total infrastructure investment unchanged. We estimate</w:t>
+        <w:t xml:space="preserve">Our pre-registered H1 holds that within-city variation in VAI positively predicts the accounting-based Cosmetic Investment Ratio (CIR) while leaving total infrastructure investment unchanged. We estimate</w:t>
       </w:r>
     </w:p>
     <w:p>
@@ -5425,23 +4656,7 @@
         <w:pStyle w:val="BodyText"/>
       </w:pPr>
       <w:r>
-        <w:t xml:space="preserve">All specifications give β &gt; 0 at conventional significance. The</w:t>
-      </w:r>
-      <w:r>
-        <w:t xml:space="preserve"> </w:t>
-      </w:r>
-      <w:r>
-        <w:rPr>
-          <w:b/>
-          <w:bCs/>
-        </w:rPr>
-        <w:t xml:space="preserve">null on total investment</w:t>
-      </w:r>
-      <w:r>
-        <w:t xml:space="preserve"> </w:t>
-      </w:r>
-      <w:r>
-        <w:t xml:space="preserve">(ln total urban-construction investment on VAI: β = −0.008, p = 0.71) is consistent with</w:t>
+        <w:t xml:space="preserve">All specifications give β &gt; 0 at conventional significance. The null on total investment (ln total urban-construction investment on VAI: β = −0.008, p = 0.71) is consistent with</w:t>
       </w:r>
       <w:r>
         <w:t xml:space="preserve"> </w:t>
@@ -5454,23 +4669,7 @@
         <w:t xml:space="preserve">composition, not expansion</w:t>
       </w:r>
       <w:r>
-        <w:t xml:space="preserve">. Horse races against GDP-growth, urbanization stage, and leader tenure leave β(VAI) essentially unchanged (Online Appendix C.2), and a pre-registered 24-permutation specification curve gives median β = +0.107 with 24/24 positive and 22/24 significant (Online Appendix B.1). We read this as a</w:t>
-      </w:r>
-      <w:r>
-        <w:t xml:space="preserve"> </w:t>
-      </w:r>
-      <w:r>
-        <w:rPr>
-          <w:b/>
-          <w:bCs/>
-        </w:rPr>
-        <w:t xml:space="preserve">descriptive</w:t>
-      </w:r>
-      <w:r>
-        <w:t xml:space="preserve"> </w:t>
-      </w:r>
-      <w:r>
-        <w:t xml:space="preserve">compositional-substitution association, conditional on the instrument’s validity — not a causal effect.</w:t>
+        <w:t xml:space="preserve">. Horse races against GDP-growth, urbanization stage, and leader tenure leave β(VAI) essentially unchanged (Online Appendix C.2). A pre-registered 24-permutation specification curve gives median β = +0.107 with 24/24 positive and 22/24 significant (Online Appendix B.1). We read this as a descriptive compositional-substitution association, conditional on the instrument’s validity, and stop short of a causal claim.</w:t>
       </w:r>
     </w:p>
     <w:bookmarkEnd w:id="37"/>
@@ -5684,20 +4883,7 @@
         <w:pStyle w:val="BodyText"/>
       </w:pPr>
       <w:r>
-        <w:t xml:space="preserve">The differential is positive and highly significant, and cannot arise from lexicon-selection (same lexicon), author-style (same author writes both sections), or report-length (VAI is a ratio). We nonetheless report it as</w:t>
-      </w:r>
-      <w:r>
-        <w:t xml:space="preserve"> </w:t>
-      </w:r>
-      <w:r>
-        <w:rPr>
-          <w:b/>
-          <w:bCs/>
-        </w:rPr>
-        <w:t xml:space="preserve">suggestive corroboration</w:t>
-      </w:r>
-      <w:r>
-        <w:t xml:space="preserve">, not a behavioral signature: as in R1, genre differences between retrospective and prospective sections could produce the same pattern (§4.2.1). With the criterion-validity test of §3.2.7 now carrying the behavioral argument, the within-document differential is a secondary, measurement-level fact about how reports are written.</w:t>
+        <w:t xml:space="preserve">The differential is positive and highly significant. It cannot arise from lexicon-selection (same lexicon), from author-style (the same author writes both sections), or from report-length (VAI is a ratio). We nonetheless report it as suggestive corroboration rather than a behavioral signature, since, as in R1, genre differences between retrospective and prospective sections could produce the same pattern (§4.2.1). With the criterion-validity test of §3.2.7 now carrying the behavioral argument, the within-document differential is a secondary, measurement-level fact about how reports are written.</w:t>
       </w:r>
     </w:p>
     <w:bookmarkStart w:id="38" w:name="what-this-does-and-does-not-tell-us"/>
@@ -5714,7 +4900,7 @@
         <w:pStyle w:val="FirstParagraph"/>
       </w:pPr>
       <w:r>
-        <w:t xml:space="preserve">The differential is compatible with the upward-signaling mechanism but is not a unique diagnostic: downstream-facing rhetoric, lexical-availability bias, and selection on what gets completed-versus-planned would also predict it. Robustness to alternative split markers and to long-document/single-tenure subsamples is in Online Appendix C.3.</w:t>
+        <w:t xml:space="preserve">The differential is compatible with the upward-signaling mechanism but is not a unique diagnostic. Downstream-facing rhetoric, lexical-availability bias, and selection on what gets completed-versus-planned would also predict it. Robustness to alternative split markers and to long-document/single-tenure subsamples is in Online Appendix C.3.</w:t>
       </w:r>
     </w:p>
     <w:bookmarkEnd w:id="38"/>
@@ -5733,17 +4919,7 @@
         <w:pStyle w:val="FirstParagraph"/>
       </w:pPr>
       <w:r>
-        <w:t xml:space="preserve">As an entirely separate, large-scale corroboration we classify the universe of Zhejiang public-procurement announcements (</w:t>
-      </w:r>
-      <w:r>
-        <w:rPr>
-          <w:b/>
-          <w:bCs/>
-        </w:rPr>
-        <w:t xml:space="preserve">≈2,957,789 records</w:t>
-      </w:r>
-      <w:r>
-        <w:t xml:space="preserve">, predominantly 2019–2026, national</w:t>
+        <w:t xml:space="preserve">As an entirely separate, large-scale corroboration we classify the universe of Zhejiang public-procurement announcements (≈2,957,789 records, predominantly 2019–2026, national</w:t>
       </w:r>
       <w:r>
         <w:t xml:space="preserve"> </w:t>
@@ -5758,87 +4934,7 @@
         <w:t xml:space="preserve"> </w:t>
       </w:r>
       <w:r>
-        <w:t xml:space="preserve">platform) by the same visible-versus-functional construction distinction.</w:t>
-      </w:r>
-      <w:r>
-        <w:t xml:space="preserve"> </w:t>
-      </w:r>
-      <w:r>
-        <w:rPr>
-          <w:b/>
-          <w:bCs/>
-        </w:rPr>
-        <w:t xml:space="preserve">Visible-type projects outnumber functional ones by roughly 2-to-1 overall</w:t>
-      </w:r>
-      <w:r>
-        <w:t xml:space="preserve"> </w:t>
-      </w:r>
-      <w:r>
-        <w:t xml:space="preserve">(2.1-to-1 among first-stage tender notices, the cleanest one-per-project proxy), and the tilt is pervasive rather than local: visible exceeds functional in</w:t>
-      </w:r>
-      <w:r>
-        <w:t xml:space="preserve"> </w:t>
-      </w:r>
-      <w:r>
-        <w:rPr>
-          <w:b/>
-          <w:bCs/>
-        </w:rPr>
-        <w:t xml:space="preserve">97 of 108</w:t>
-      </w:r>
-      <w:r>
-        <w:t xml:space="preserve"> </w:t>
-      </w:r>
-      <w:r>
-        <w:t xml:space="preserve">localities with sufficient volume (median city ratio 1.8; the exceptions are small county-level units; Online Appendix Figure ESM-6). Going beyond counts, we recover each project’s</w:t>
-      </w:r>
-      <w:r>
-        <w:t xml:space="preserve"> </w:t>
-      </w:r>
-      <w:r>
-        <w:rPr>
-          <w:b/>
-          <w:bCs/>
-        </w:rPr>
-        <w:t xml:space="preserve">investment amount</w:t>
-      </w:r>
-      <w:r>
-        <w:t xml:space="preserve"> </w:t>
-      </w:r>
-      <w:r>
-        <w:t xml:space="preserve">from the tender briefs (16,794 award-stage projects, 2023–2024): visible and functional projects are of broadly similar typical size (median ¥5.8M vs ¥4.7M), but the visible category owns the</w:t>
-      </w:r>
-      <w:r>
-        <w:t xml:space="preserve"> </w:t>
-      </w:r>
-      <w:r>
-        <w:rPr>
-          <w:b/>
-          <w:bCs/>
-        </w:rPr>
-        <w:t xml:space="preserve">high-value tail</w:t>
-      </w:r>
-      <w:r>
-        <w:t xml:space="preserve"> </w:t>
-      </w:r>
-      <w:r>
-        <w:t xml:space="preserve">— its 99th percentile (¥0.90B vs ¥0.20B) and maximum (¥11.5B, the Hangzhou Metro Line 7 contract, vs ¥1.07B) are several times larger, because the biggest construction outlays (metro/rail, arterial roads, landmark parks) are visible-salient while concealed-utility works top out an order of magnitude lower. Visible construction thus predominates on both frequency and the high-value tail. The visible/functional classification was refined by LLM-assisted adjudication with</w:t>
-      </w:r>
-      <w:r>
-        <w:t xml:space="preserve"> </w:t>
-      </w:r>
-      <w:r>
-        <w:rPr>
-          <w:b/>
-          <w:bCs/>
-        </w:rPr>
-        <w:t xml:space="preserve">domain-expert (urban- and rural-planning) sign-off</w:t>
-      </w:r>
-      <w:r>
-        <w:t xml:space="preserve"> </w:t>
-      </w:r>
-      <w:r>
-        <w:t xml:space="preserve">(Authors’ Contributions); the lexicon, re-pull and analysis code, per-city table, and amount distribution are deposited (</w:t>
+        <w:t xml:space="preserve">platform) by the same visible-versus-functional construction distinction. Visible-type projects outnumber functional ones by roughly 2-to-1 overall (2.1-to-1 among first-stage tender notices, the cleanest one-per-project proxy), and the tilt is pervasive rather than local: visible exceeds functional in 97 of 108 localities with sufficient volume (median city ratio 1.8; the exceptions are small county-level units; Online Appendix Figure ESM-6). Going beyond counts, we recover each project’s investment amount from the tender briefs (16,794 award-stage projects, 2023–2024). Visible and functional projects are of broadly similar typical size (median ¥5.8M vs ¥4.7M), but the visible category owns the high-value tail. Its 99th percentile (¥0.90B vs ¥0.20B) and maximum (¥11.5B, the Hangzhou Metro Line 7 contract, vs ¥1.07B) are several times larger, because the biggest construction outlays (metro/rail, arterial roads, landmark parks) are visible-salient while concealed-utility works top out an order of magnitude lower. Visible construction thus predominates on both frequency and the high-value tail. The visible/functional classification was refined by LLM-assisted adjudication with domain-expert (urban- and rural-planning) sign-off (Authors’ Contributions); the lexicon, re-pull and analysis code, per-city table, and amount distribution are deposited (</w:t>
       </w:r>
       <w:r>
         <w:rPr>
@@ -5847,7 +4943,7 @@
         <w:t xml:space="preserve">03-analysis/phase-L-bidding/</w:t>
       </w:r>
       <w:r>
-        <w:t xml:space="preserve">). One caveat: a</w:t>
+        <w:t xml:space="preserve">). One caveat is that a</w:t>
       </w:r>
       <w:r>
         <w:t xml:space="preserve"> </w:t>
@@ -5930,41 +5026,43 @@
         </m:r>
       </m:oMath>
       <w:r>
-        <w:t xml:space="preserve">, and an aggregate renewal-expenditure base, it produces figures on the order of single-digit ¥ billions per year.</w:t>
-      </w:r>
-      <w:r>
-        <w:t xml:space="preserve"> </w:t>
-      </w:r>
+        <w:t xml:space="preserve">, and an aggregate renewal-expenditure base, it produces figures on the order of single-digit ¥ billions per year. We deliberately do not headline this number. It depends on strong assumptions that we have not independently validated: the Cobb-Douglas welfare function, the social-optimum benchmark, and the text-to-spending mapping. The derivation and sensitivity table are in Online Appendix A and C.7, and we attach no policy weight to the magnitude.</w:t>
+      </w:r>
+    </w:p>
+    <w:bookmarkEnd w:id="41"/>
+    <w:bookmarkStart w:id="42" w:name="X6b6670866adc3b05377f51e2f8f6ecb41e2a6a9"/>
+    <w:p>
+      <w:pPr>
+        <w:pStyle w:val="Heading2"/>
+      </w:pPr>
+      <w:r>
+        <w:t xml:space="preserve">4.5 Demoted exercises: transparent reporting of failed/null tests</w:t>
+      </w:r>
+    </w:p>
+    <w:p>
+      <w:pPr>
+        <w:pStyle w:val="FirstParagraph"/>
+      </w:pPr>
+      <w:r>
+        <w:t xml:space="preserve">Two pre-registered tests are demoted from the main evidentiary structure (full detail in Appendix C.3 and Appendix D):</w:t>
+      </w:r>
+    </w:p>
+    <w:p>
+      <w:pPr>
+        <w:pStyle w:val="BodyText"/>
+      </w:pPr>
       <w:r>
         <w:rPr>
           <w:b/>
           <w:bCs/>
         </w:rPr>
-        <w:t xml:space="preserve">We deliberately do not headline this number.</w:t>
-      </w:r>
-      <w:r>
-        <w:t xml:space="preserve"> </w:t>
-      </w:r>
-      <w:r>
-        <w:t xml:space="preserve">It depends on strong, not-independently-validated assumptions (the Cobb-Douglas welfare function, the social-optimum benchmark, the text-to-spending mapping); the derivation and sensitivity table are in Online Appendix A and C.7, and we attach no policy weight to the magnitude.</w:t>
-      </w:r>
-    </w:p>
-    <w:bookmarkEnd w:id="41"/>
-    <w:bookmarkStart w:id="42" w:name="X6b6670866adc3b05377f51e2f8f6ecb41e2a6a9"/>
-    <w:p>
-      <w:pPr>
-        <w:pStyle w:val="Heading2"/>
-      </w:pPr>
-      <w:r>
-        <w:t xml:space="preserve">4.5 Demoted exercises: transparent reporting of failed/null tests</w:t>
-      </w:r>
-    </w:p>
-    <w:p>
-      <w:pPr>
-        <w:pStyle w:val="FirstParagraph"/>
-      </w:pPr>
-      <w:r>
-        <w:t xml:space="preserve">Two pre-registered tests are demoted from the main evidentiary structure (full detail in Appendix C.3 and Appendix D):</w:t>
+        <w:t xml:space="preserve">Null 1, central-inspection event study (H2): definitively null.</w:t>
+      </w:r>
+      <w:r>
+        <w:t xml:space="preserve"> </w:t>
+      </w:r>
+      <w:r>
+        <w:t xml:space="preserve">A narrow-window TWFE specification gave the predicted sign (β(k=0) = −0.065, p = 0.011), but a heterogeneity-robust Sun–Abraham estimator attenuates it to insignificance and, extending to Rounds 6–9 (2016–2017), reverses the sign (β = +0.016). The narrow-window result is a staggered-treatment-heterogeneity artifact [14, 15, 16] rather than a causal inspection effect (deviations D-B-1/2/3).</w:t>
       </w:r>
     </w:p>
     <w:p>
@@ -5976,47 +5074,13 @@
           <w:b/>
           <w:bCs/>
         </w:rPr>
-        <w:t xml:space="preserve">Null 1 — central-inspection event study (H2): definitively null.</w:t>
-      </w:r>
-      <w:r>
-        <w:t xml:space="preserve"> </w:t>
-      </w:r>
-      <w:r>
-        <w:t xml:space="preserve">A narrow-window TWFE specification gave the predicted sign (β(k=0) = −0.065, p = 0.011), but a heterogeneity-robust Sun–Abraham estimator attenuates it to insignificance and, extending to Rounds 6–9 (2016–2017),</w:t>
-      </w:r>
-      <w:r>
-        <w:t xml:space="preserve"> </w:t>
-      </w:r>
-      <w:r>
-        <w:rPr>
-          <w:b/>
-          <w:bCs/>
-        </w:rPr>
-        <w:t xml:space="preserve">reverses the sign</w:t>
-      </w:r>
-      <w:r>
-        <w:t xml:space="preserve"> </w:t>
-      </w:r>
-      <w:r>
-        <w:t xml:space="preserve">(β = +0.016). The narrow-window result is a staggered-treatment-heterogeneity artifact [14, 15, 16], not a causal inspection effect (deviations D-B-1/2/3).</w:t>
-      </w:r>
-    </w:p>
-    <w:p>
-      <w:pPr>
-        <w:pStyle w:val="BodyText"/>
-      </w:pPr>
-      <w:r>
-        <w:rPr>
-          <w:b/>
-          <w:bCs/>
-        </w:rPr>
-        <w:t xml:space="preserve">Null 2 — individual-level CFPS micro-foundation (H5): bounded null.</w:t>
-      </w:r>
-      <w:r>
-        <w:t xml:space="preserve"> </w:t>
-      </w:r>
-      <w:r>
-        <w:t xml:space="preserve">Amenity-category-specific satisfaction items are absent from the public CFPS panel; substituted general outcomes show no effect above |d| = 0.011 (TOST rejects |d| ≥ 0.10 at p &lt; 10⁻⁶). This bounds a citizen-popularity channel but does not test the pre-registered mechanism; reported as exploratory (deviation D-F-1).</w:t>
+        <w:t xml:space="preserve">Null 2, individual-level CFPS micro-foundation (H5): bounded null.</w:t>
+      </w:r>
+      <w:r>
+        <w:t xml:space="preserve"> </w:t>
+      </w:r>
+      <w:r>
+        <w:t xml:space="preserve">Amenity-category-specific satisfaction items are absent from the public CFPS panel; substituted general outcomes show no effect above |d| = 0.011 (TOST rejects |d| ≥ 0.10 at p &lt; 10⁻⁶). This bounds a citizen-popularity channel but does not test the pre-registered mechanism, and is reported as exploratory (deviation D-F-1).</w:t>
       </w:r>
     </w:p>
     <w:bookmarkEnd w:id="42"/>
@@ -6034,7 +5098,7 @@
         <w:pStyle w:val="FirstParagraph"/>
       </w:pPr>
       <w:r>
-        <w:t xml:space="preserve">The validated VAI tracks an external accounting measure of investment composition (P1, β = +0.111, with no effect on total investment); co-moves with real cosmetic investment under an exogenous turnover shock while the naive measure does not (§3.2.7); is corroborated, in an entirely independent procurement corpus, by a ≈2:1 visible-over-functional tilt across 97 of 108 localities and a visible-dominated spending tail (§4.3); and shows a suggestive within-document differential (§4.2). The inspection event study, the CFPS micro-foundation, and the welfare calibration are demoted and reported transparently — they limit, rather than support, the causal and welfare claims the instrument can carry.</w:t>
+        <w:t xml:space="preserve">The validated VAI tracks an external accounting measure of investment composition (P1, β = +0.111, with no effect on total investment). It co-moves with real cosmetic investment under an exogenous turnover shock while the naive measure does not (§3.2.7). In an entirely independent procurement corpus it is corroborated by a ≈2:1 visible-over-functional tilt across 97 of 108 localities and a visible-dominated spending tail (§4.3), and it shows a suggestive within-document differential (§4.2). The inspection event study, the CFPS micro-foundation, and the welfare calibration are demoted and reported transparently; they limit, rather than support, the causal and welfare claims the instrument can carry.</w:t>
       </w:r>
     </w:p>
     <w:bookmarkEnd w:id="43"/>
@@ -6062,7 +5126,7 @@
         <w:pStyle w:val="FirstParagraph"/>
       </w:pPr>
       <w:r>
-        <w:t xml:space="preserve">The paper’s contribution is the Visibility Attention Index — a pre-registered, replicable instrument for the visible-versus-functional composition of infrastructure language — now validated more rigorously than in the original draft and honestly bounded:</w:t>
+        <w:t xml:space="preserve">The paper’s contribution is the Visibility Attention Index, a pre-registered, replicable instrument for the visible-versus-functional composition of infrastructure language. It is now validated more rigorously than in the original draft, and honestly bounded:</w:t>
       </w:r>
     </w:p>
     <w:p>
@@ -6074,17 +5138,7 @@
         </w:numPr>
       </w:pPr>
       <w:r>
-        <w:rPr>
-          <w:b/>
-          <w:bCs/>
-        </w:rPr>
-        <w:t xml:space="preserve">Direct passage-level validation</w:t>
-      </w:r>
-      <w:r>
-        <w:t xml:space="preserve"> </w:t>
-      </w:r>
-      <w:r>
-        <w:t xml:space="preserve">(§3.2.0): the naive appearance-word dictionary fails (visible precision 0.10); the concrete, salience-based VAI reaches 0.50–0.60 but meets a polysemy ceiling near 0.60–0.64; an LLM ensemble clears it (0.84 accuracy, Fleiss κ = 0.835). Human intercoder agreement is Cohen κ = 0.70.</w:t>
+        <w:t xml:space="preserve">Direct passage-level validation (§3.2.0): the naive appearance-word dictionary fails (visible precision 0.10); the concrete, salience-based VAI reaches 0.50–0.60 but meets a polysemy ceiling near 0.60–0.64; an LLM ensemble clears it (0.84 accuracy, Fleiss κ = 0.835). Human intercoder agreement is Cohen κ = 0.70.</w:t>
       </w:r>
     </w:p>
     <w:p>
@@ -6096,17 +5150,7 @@
         </w:numPr>
       </w:pPr>
       <w:r>
-        <w:rPr>
-          <w:b/>
-          <w:bCs/>
-        </w:rPr>
-        <w:t xml:space="preserve">Behavioral criterion validity</w:t>
-      </w:r>
-      <w:r>
-        <w:t xml:space="preserve"> </w:t>
-      </w:r>
-      <w:r>
-        <w:t xml:space="preserve">(§3.2.7), the decisive test: under an exogenous, retirement-driven turnover shock the concrete VAI co-moves with real cosmetic investment (+0.010, p = 0.01; clean pre-trend) while the naive measure does not (+0.002, p = 0.54). The construct is real in behavior, and the right measure tracks it.</w:t>
+        <w:t xml:space="preserve">Behavioral criterion validity (§3.2.7) is the test that does the work. Under an exogenous, retirement-driven turnover shock the concrete VAI co-moves with real cosmetic investment (+0.010, p = 0.01; clean pre-trend), while the naive measure does not (+0.002, p = 0.54). The construct is real in behavior, and the right measure tracks it.</w:t>
       </w:r>
     </w:p>
     <w:p>
@@ -6118,49 +5162,7 @@
         </w:numPr>
       </w:pPr>
       <w:r>
-        <w:rPr>
-          <w:b/>
-          <w:bCs/>
-        </w:rPr>
-        <w:t xml:space="preserve">Cross-source accounting correlation</w:t>
-      </w:r>
-      <w:r>
-        <w:t xml:space="preserve"> </w:t>
-      </w:r>
-      <w:r>
-        <w:t xml:space="preserve">(E-D, r = 0.24) — independent external evidence, modest in magnitude;</w:t>
-      </w:r>
-      <w:r>
-        <w:t xml:space="preserve"> </w:t>
-      </w:r>
-      <w:r>
-        <w:rPr>
-          <w:b/>
-          <w:bCs/>
-        </w:rPr>
-        <w:t xml:space="preserve">independent-dictionary replication</w:t>
-      </w:r>
-      <w:r>
-        <w:t xml:space="preserve"> </w:t>
-      </w:r>
-      <w:r>
-        <w:t xml:space="preserve">(E-A, r = 0.93) — a reliability check, not validation; and an</w:t>
-      </w:r>
-      <w:r>
-        <w:t xml:space="preserve"> </w:t>
-      </w:r>
-      <w:r>
-        <w:rPr>
-          <w:b/>
-          <w:bCs/>
-        </w:rPr>
-        <w:t xml:space="preserve">independent procurement corroboration</w:t>
-      </w:r>
-      <w:r>
-        <w:t xml:space="preserve"> </w:t>
-      </w:r>
-      <w:r>
-        <w:t xml:space="preserve">(§4.3) — a ≈2:1 visible-over-functional tilt in 97 of 108 Zhejiang localities, with a visible-dominated spending tail.</w:t>
+        <w:t xml:space="preserve">A cross-source accounting correlation (E-D, r = 0.24) provides independent external evidence, modest in magnitude. An independent-dictionary replication (E-A, r = 0.93) is a reliability check rather than a validation. And an independent procurement corroboration (§4.3) shows a ≈2:1 visible-over-functional tilt in 97 of 108 Zhejiang localities, with a visible-dominated spending tail.</w:t>
       </w:r>
     </w:p>
     <w:p>
@@ -6168,23 +5170,7 @@
         <w:pStyle w:val="FirstParagraph"/>
       </w:pPr>
       <w:r>
-        <w:t xml:space="preserve">One pre-registered test — applying the lexicon to Chinese Wikipedia —</w:t>
-      </w:r>
-      <w:r>
-        <w:t xml:space="preserve"> </w:t>
-      </w:r>
-      <w:r>
-        <w:rPr>
-          <w:b/>
-          <w:bCs/>
-        </w:rPr>
-        <w:t xml:space="preserve">fails</w:t>
-      </w:r>
-      <w:r>
-        <w:t xml:space="preserve"> </w:t>
-      </w:r>
-      <w:r>
-        <w:t xml:space="preserve">(r = −0.15 against a [0.3, 0.7] criterion), reported plainly as a domain-mismatch that bounds the instrument to governance rhetoric.</w:t>
+        <w:t xml:space="preserve">One pre-registered test, applying the lexicon to Chinese Wikipedia, fails (r = −0.15 against a [0.3, 0.7] criterion). We report it plainly as a domain mismatch that bounds the instrument to governance rhetoric.</w:t>
       </w:r>
     </w:p>
     <w:bookmarkEnd w:id="45"/>
@@ -6202,7 +5188,7 @@
         <w:pStyle w:val="FirstParagraph"/>
       </w:pPr>
       <w:r>
-        <w:t xml:space="preserve">Within cities, VAI tracks the accounting-based Cosmetic Investment Ratio (P1, β = +0.111) with no accompanying change in total investment — a compositional, not expansionary, association — and, under the turnover shock, both rise together. We interpret these as evidence that the measure captures strategic compositional attention; we do not offer a headline welfare figure, the model-based calibration (§4.4) being too assumption-dependent to support one.</w:t>
+        <w:t xml:space="preserve">Within cities, VAI tracks the accounting-based Cosmetic Investment Ratio (P1, β = +0.111) with no accompanying change in total investment. The association is therefore compositional rather than expansionary, and under the turnover shock both rise together. We read these as evidence that the measure captures strategic compositional attention. We do not offer a headline welfare figure, because the model-based calibration (§4.4) is too assumption-dependent to support one.</w:t>
       </w:r>
     </w:p>
     <w:bookmarkEnd w:id="46"/>
@@ -6224,17 +5210,7 @@
         </w:numPr>
       </w:pPr>
       <w:r>
-        <w:rPr>
-          <w:b/>
-          <w:bCs/>
-        </w:rPr>
-        <w:t xml:space="preserve">Causal identification of drivers is not achieved.</w:t>
-      </w:r>
-      <w:r>
-        <w:t xml:space="preserve"> </w:t>
-      </w:r>
-      <w:r>
-        <w:t xml:space="preserve">The inspection event study fails under heterogeneity-robust estimation (§4.5); the retirement-turnover design supports</w:t>
+        <w:t xml:space="preserve">Causal identification of drivers is not achieved. The inspection event study fails under heterogeneity-robust estimation (§4.5); the retirement-turnover design supports</w:t>
       </w:r>
       <w:r>
         <w:t xml:space="preserve"> </w:t>
@@ -6262,17 +5238,7 @@
         </w:numPr>
       </w:pPr>
       <w:r>
-        <w:rPr>
-          <w:b/>
-          <w:bCs/>
-        </w:rPr>
-        <w:t xml:space="preserve">External (non-governance) validity is bounded.</w:t>
-      </w:r>
-      <w:r>
-        <w:t xml:space="preserve"> </w:t>
-      </w:r>
-      <w:r>
-        <w:t xml:space="preserve">The Wikipedia null scopes the measure to governance rhetoric; an appropriate policy-rhetoric third-party validation (e.g., Xinhua local-policy news, CNKI key-newspaper coverage) remains future work.</w:t>
+        <w:t xml:space="preserve">External (non-governance) validity is bounded. The Wikipedia null scopes the measure to governance rhetoric, and an appropriate policy-rhetoric third-party validation (e.g., Xinhua local-policy news, CNKI key-newspaper coverage) remains future work.</w:t>
       </w:r>
     </w:p>
     <w:p>
@@ -6284,17 +5250,7 @@
         </w:numPr>
       </w:pPr>
       <w:r>
-        <w:rPr>
-          <w:b/>
-          <w:bCs/>
-        </w:rPr>
-        <w:t xml:space="preserve">Intercoder agreement is substantial but not perfect.</w:t>
-      </w:r>
-      <w:r>
-        <w:t xml:space="preserve"> </w:t>
-      </w:r>
-      <w:r>
-        <w:t xml:space="preserve">Two human coders reach Cohen κ = 0.70 on the 120-sentence gold set; residual disagreement concentrates on the visible-versus-mixed boundary — itself a manifestation of the polysemy the paper documents — so passage-level precision/recall carry a few points of coder-judgment uncertainty.</w:t>
+        <w:t xml:space="preserve">Intercoder agreement is substantial but not perfect. Two human coders reach Cohen κ = 0.70 on the 120-sentence gold set. Residual disagreement concentrates on the visible-versus-mixed boundary, itself a manifestation of the polysemy the paper documents, so passage-level precision/recall carry a few points of coder-judgment uncertainty.</w:t>
       </w:r>
     </w:p>
     <w:p>
@@ -6306,17 +5262,7 @@
         </w:numPr>
       </w:pPr>
       <w:r>
-        <w:rPr>
-          <w:b/>
-          <w:bCs/>
-        </w:rPr>
-        <w:t xml:space="preserve">The procurement corroboration is provincial.</w:t>
-      </w:r>
-      <w:r>
-        <w:t xml:space="preserve"> </w:t>
-      </w:r>
-      <w:r>
-        <w:t xml:space="preserve">It covers Zhejiang; frequency and amount both corroborate the tilt, but a</w:t>
+        <w:t xml:space="preserve">The procurement corroboration is provincial. It covers Zhejiang, and although frequency and amount both corroborate the tilt, a</w:t>
       </w:r>
       <w:r>
         <w:t xml:space="preserve"> </w:t>
@@ -6340,17 +5286,7 @@
         </w:numPr>
       </w:pPr>
       <w:r>
-        <w:rPr>
-          <w:b/>
-          <w:bCs/>
-        </w:rPr>
-        <w:t xml:space="preserve">No welfare claim.</w:t>
-      </w:r>
-      <w:r>
-        <w:t xml:space="preserve"> </w:t>
-      </w:r>
-      <w:r>
-        <w:t xml:space="preserve">The structural welfare figure is assumption-dependent and demoted; we attach no policy magnitude to it.</w:t>
+        <w:t xml:space="preserve">No welfare claim. The structural welfare figure is assumption-dependent and demoted, and we attach no policy magnitude to it.</w:t>
       </w:r>
     </w:p>
     <w:bookmarkEnd w:id="47"/>
@@ -6368,7 +5304,7 @@
         <w:pStyle w:val="FirstParagraph"/>
       </w:pPr>
       <w:r>
-        <w:t xml:space="preserve">The construction-and-validation protocol — seed a dictionary, validate at the passage level,</w:t>
+        <w:t xml:space="preserve">The construction-and-validation protocol has a fixed shape: seed a dictionary, validate at the passage level,</w:t>
       </w:r>
       <w:r>
         <w:t xml:space="preserve"> </w:t>
@@ -6381,7 +5317,7 @@
         <w:t xml:space="preserve">report the ceiling</w:t>
       </w:r>
       <w:r>
-        <w:t xml:space="preserve">, escalate to LLM classification where needed, and anchor validity behaviorally against an accounting outcome under an exogenous shock — is in principle portable to other settings where bureaucratic agents produce structured, consequential annual documents (EU National Reform Programmes; Indian state budget speeches; Mexican municipal</w:t>
+        <w:t xml:space="preserve">, escalate to LLM classification where needed, and anchor validity behaviorally against an accounting outcome under an exogenous shock. In principle this protocol ports to other settings where bureaucratic agents produce structured, consequential annual documents (EU National Reform Programmes; Indian state budget speeches; Mexican municipal</w:t>
       </w:r>
       <w:r>
         <w:t xml:space="preserve"> </w:t>
@@ -6413,7 +5349,7 @@
         <w:t xml:space="preserve"> </w:t>
       </w:r>
       <w:r>
-        <w:t xml:space="preserve">portable is the specific lexicon and the institutional observability-asymmetry parameters, which require re-derivation in each context. The transferable contribution is the validation discipline, not the keyword list.</w:t>
+        <w:t xml:space="preserve">portable is the specific lexicon and the institutional observability-asymmetry parameters, which require re-derivation in each context. What transfers is the validation discipline, not the keyword list.</w:t>
       </w:r>
     </w:p>
     <w:bookmarkEnd w:id="48"/>
@@ -6431,55 +5367,7 @@
         <w:pStyle w:val="FirstParagraph"/>
       </w:pPr>
       <w:r>
-        <w:t xml:space="preserve">If the cadre-attention model is substantively correct — theoretically motivated and now behaviorally supported (§3.2.7) but not cleanly identified causally — three levers follow.</w:t>
-      </w:r>
-      <w:r>
-        <w:t xml:space="preserve"> </w:t>
-      </w:r>
-      <w:r>
-        <w:rPr>
-          <w:b/>
-          <w:bCs/>
-        </w:rPr>
-        <w:t xml:space="preserve">(1) Increase the observability of functional categories</w:t>
-      </w:r>
-      <w:r>
-        <w:t xml:space="preserve"> </w:t>
-      </w:r>
-      <w:r>
-        <w:t xml:space="preserve">(reduce the legibility asymmetry): real-time pipe-pressure telemetry, open waterworks dashboards, mandatory structural-safety reporting.</w:t>
-      </w:r>
-      <w:r>
-        <w:t xml:space="preserve"> </w:t>
-      </w:r>
-      <w:r>
-        <w:rPr>
-          <w:b/>
-          <w:bCs/>
-        </w:rPr>
-        <w:t xml:space="preserve">(2) Introduce functional output targets in cadre evaluation</w:t>
-      </w:r>
-      <w:r>
-        <w:t xml:space="preserve"> </w:t>
-      </w:r>
-      <w:r>
-        <w:t xml:space="preserve">(raise the social-motivation weight).</w:t>
-      </w:r>
-      <w:r>
-        <w:t xml:space="preserve"> </w:t>
-      </w:r>
-      <w:r>
-        <w:rPr>
-          <w:b/>
-          <w:bCs/>
-        </w:rPr>
-        <w:t xml:space="preserve">(3) Citizen-audit portals</w:t>
-      </w:r>
-      <w:r>
-        <w:t xml:space="preserve"> </w:t>
-      </w:r>
-      <w:r>
-        <w:t xml:space="preserve">as supplementary, informational pressure (given the §4.5 individual-level null). Because these follow from the model rather than from identified causal estimates, we offer them as model-implied possibilities, not forecasts, and attach no net-present-value figure.</w:t>
+        <w:t xml:space="preserve">Suppose the cadre-attention model is substantively correct. It is theoretically motivated and now behaviorally supported (§3.2.7), though not cleanly identified causally. Three levers then follow. (1) Increase the observability of functional categories, reducing the legibility asymmetry, through real-time pipe-pressure telemetry, open waterworks dashboards, and mandatory structural-safety reporting. (2) Introduce functional output targets in cadre evaluation, raising the social-motivation weight. (3) Build citizen-audit portals as supplementary, informational pressure, given the §4.5 individual-level null. Because these follow from the model rather than from identified causal estimates, we offer them as model-implied possibilities rather than forecasts, and attach no net-present-value figure.</w:t>
       </w:r>
     </w:p>
     <w:p>
@@ -6505,7 +5393,7 @@
         <w:pStyle w:val="FirstParagraph"/>
       </w:pPr>
       <w:r>
-        <w:t xml:space="preserve">We set out to measure visibility bias in Chinese municipal government work reports and to take seriously the question applied dictionary work usually skips: does the measure capture the construct? The Visibility Attention Index, built from 6,294 GWRs, is validated directly at the passage level — honestly, including the naive dictionary’s failure (precision 0.10), the concrete lexicon’s polysemy ceiling (~0.60), and an LLM ensemble that clears it (0.84) — and, decisively, behaviorally: under an exogenous retirement-turnover shock the valid measure co-moves with real cosmetic investment while the naive one does not. Descriptively, VAI tracks the accounting Cosmetic Investment Ratio and is corroborated by an independent procurement corpus (visible projects ≈2:1 over functional, owning the high-value tail). One pre-registered third-party test failed and is reported plainly; an inspection event study, a CFPS micro-foundation, and a welfare calibration are demoted as non-robust or assumption-dependent.</w:t>
+        <w:t xml:space="preserve">We set out to measure visibility bias in Chinese municipal government work reports and to take seriously the question applied dictionary work usually skips: does the measure capture the construct? The Visibility Attention Index, built from 6,294 GWRs, is validated directly at the passage level. We report that validation honestly, including the naive dictionary’s failure (precision 0.10), the concrete lexicon’s polysemy ceiling (~0.60), and an LLM ensemble that clears it (0.84). The behavioral test settles the question: under an exogenous retirement-turnover shock the valid measure co-moves with real cosmetic investment while the naive one does not. Descriptively, VAI tracks the accounting Cosmetic Investment Ratio and is corroborated by an independent procurement corpus, where visible projects run ≈2:1 over functional and own the high-value tail. One pre-registered third-party test failed and is reported plainly. An inspection event study, a CFPS micro-foundation, and a welfare calibration are demoted as non-robust or assumption-dependent.</w:t>
       </w:r>
     </w:p>
     <w:p>
@@ -6513,7 +5401,7 @@
         <w:pStyle w:val="BodyText"/>
       </w:pPr>
       <w:r>
-        <w:t xml:space="preserve">The contribution is methodological: a pre-registered, passage-validated, behaviorally-anchored instrument for measuring compositional infrastructure rhetoric, with an honest map of its limits and a high-precision LLM alternative where the dictionary stops. Two points may outlast this one-country case and invite testing elsewhere: that polysemy imposes a precision ceiling on dictionary measures of everyday-word constructs that curation cannot break and that should be reported, not hidden; and that for measures of strategic attention the decisive validity test is behavioral co-movement under an exogenous shock — not internal reliability, and not passage precision alone. We invite extension via a policy-rhetoric third-party corpus, additional exogenous shocks, and application to bureaucratic text in other institutional settings.</w:t>
+        <w:t xml:space="preserve">The contribution is methodological: a pre-registered, passage-validated, behaviorally-anchored instrument for measuring compositional infrastructure rhetoric, with an honest map of its limits and a high-precision LLM alternative where the dictionary stops. Two points may carry beyond this one-country case and invite testing elsewhere. First, polysemy imposes a precision ceiling on dictionary measures of everyday-word constructs that curation cannot break, and that ceiling should be reported rather than hidden. Second, for measures of strategic attention the validity test that decides the matter is behavioral co-movement under an exogenous shock, not internal reliability or passage precision alone. We invite extension via a policy-rhetoric third-party corpus, further exogenous shocks, and application to bureaucratic text in other institutional settings.</w:t>
       </w:r>
     </w:p>
     <w:p>
@@ -6971,7 +5859,7 @@
         <w:t xml:space="preserve">Reason</w:t>
       </w:r>
       <w:r>
-        <w:t xml:space="preserve">: After aggregation to the prefecture-year panel, only two distinct inspection-treatment years survive (2013 and 2014). All 31 provinces are eventually treated by Round 5 (2015), so there is no never-treated control group — a required condition for the doubly-robust estimator. The pre-registered specification is infeasible.</w:t>
+        <w:t xml:space="preserve">: After aggregation to the prefecture-year panel, only two distinct inspection-treatment years survive (2013 and 2014). All 31 provinces are eventually treated by Round 5 (2015), so there is no never-treated control group. Because the doubly-robust estimator requires such a group, the pre-registered specification is infeasible.</w:t>
       </w:r>
     </w:p>
     <w:p>
@@ -7041,7 +5929,7 @@
         <w:t xml:space="preserve">Result</w:t>
       </w:r>
       <w:r>
-        <w:t xml:space="preserve">: β(k=0) = −0.019, SE = 0.117, p = 0.87. Point estimate same direction as TWFE, magnitude smaller by a factor of ~3, significance lost.</w:t>
+        <w:t xml:space="preserve">: β(k=0) = −0.019, SE = 0.117, p = 0.87. The point estimate runs in the same direction as TWFE, but the magnitude is smaller by a factor of ~3 and significance is lost.</w:t>
       </w:r>
     </w:p>
     <w:p>
@@ -7167,7 +6055,7 @@
         <w:t xml:space="preserve">Interpretation</w:t>
       </w:r>
       <w:r>
-        <w:t xml:space="preserve">: All nine cohort-specific CATT(k=0) values under the expanded sample are positive (+0.011 to +0.083). The original TWFE negative coefficient was a staggered-treatment-bias artifact [15, 16] rather than a causal inspection effect. We report H2 as</w:t>
+        <w:t xml:space="preserve">: All nine cohort-specific CATT(k=0) values under the expanded sample are positive (+0.011 to +0.083). The original TWFE negative coefficient was a staggered-treatment-bias artifact [15, 16], not a causal inspection effect. We report H2 as</w:t>
       </w:r>
       <w:r>
         <w:t xml:space="preserve"> </w:t>
@@ -7195,7 +6083,7 @@
         <w:t xml:space="preserve"> </w:t>
       </w:r>
       <w:r>
-        <w:t xml:space="preserve">framing from earlier drafts is withdrawn. This deviation is logged honestly and represents a substantive failed identification rather than a methodological quibble.</w:t>
+        <w:t xml:space="preserve">framing from earlier drafts is withdrawn. We log this deviation honestly; it represents a substantive failed identification, not a methodological quibble.</w:t>
       </w:r>
     </w:p>
     <w:bookmarkEnd w:id="56"/>
@@ -7241,25 +6129,25 @@
         <w:t xml:space="preserve"> </w:t>
       </w:r>
       <w:r>
-        <w:t xml:space="preserve">- E-A: Expanded internal dictionary (78+70 terms, independently curated) — resulting r(VAI_orig, VAI_ext) = 0.93.</w:t>
-      </w:r>
-      <w:r>
-        <w:t xml:space="preserve"> </w:t>
-      </w:r>
-      <w:r>
-        <w:t xml:space="preserve">- E-B: Within-document retrospective-vs-prospective section split — Δ(review − plan) = +0.025, paired t = 8.4, p &lt; 10⁻¹⁶.</w:t>
-      </w:r>
-      <w:r>
-        <w:t xml:space="preserve"> </w:t>
-      </w:r>
-      <w:r>
-        <w:t xml:space="preserve">- E-C: Dictionary-bootstrap half-halves — mean r = 0.18 (reported as limitation).</w:t>
-      </w:r>
-      <w:r>
-        <w:t xml:space="preserve"> </w:t>
-      </w:r>
-      <w:r>
-        <w:t xml:space="preserve">- Additionally: E-A CIR replication with VAI_ext — β = +0.111, p = 0.011.</w:t>
+        <w:t xml:space="preserve">- E-A: Expanded internal dictionary (78+70 terms, independently curated), giving r(VAI_orig, VAI_ext) = 0.93.</w:t>
+      </w:r>
+      <w:r>
+        <w:t xml:space="preserve"> </w:t>
+      </w:r>
+      <w:r>
+        <w:t xml:space="preserve">- E-B: Within-document retrospective-vs-prospective section split, with Δ(review − plan) = +0.025, paired t = 8.4, p &lt; 10⁻¹⁶.</w:t>
+      </w:r>
+      <w:r>
+        <w:t xml:space="preserve"> </w:t>
+      </w:r>
+      <w:r>
+        <w:t xml:space="preserve">- E-C: Dictionary-bootstrap half-halves, mean r = 0.18 (reported as limitation).</w:t>
+      </w:r>
+      <w:r>
+        <w:t xml:space="preserve"> </w:t>
+      </w:r>
+      <w:r>
+        <w:t xml:space="preserve">- E-A CIR replication with VAI_ext, a further check, gave β = +0.111, p = 0.011.</w:t>
       </w:r>
     </w:p>
     <w:p>
@@ -7274,7 +6162,7 @@
         <w:t xml:space="preserve">Reason</w:t>
       </w:r>
       <w:r>
-        <w:t xml:space="preserve">: Internal tests are stronger than originally pre-registered because they directly probe the dictionary’s measurement stability and identify a novel within-document behavioral signature (E-B). The external test (the pre-registered third-party comparison) is reported separately as D-E-2.</w:t>
+        <w:t xml:space="preserve">: Internal tests are stronger than originally pre-registered because they directly probe the dictionary’s measurement stability and identify a novel within-document behavioral signature (E-B). The external test, the pre-registered third-party comparison, is reported separately as D-E-2.</w:t>
       </w:r>
     </w:p>
     <w:bookmarkEnd w:id="57"/>
@@ -7314,7 +6202,7 @@
         <w:t xml:space="preserve">Executed</w:t>
       </w:r>
       <w:r>
-        <w:t xml:space="preserve">: Substituted Chinese Wikipedia (zh.wikipedia.org) as publicly-accessible third-party source, using MediaWiki API. 282 of 286 target cities fetched (4 misses: Ji’an, Songyuan, Meizhou, Baishan). Mean article length 8,447 chars. Same V_ORIG + F_ORIG lexicon applied.</w:t>
+        <w:t xml:space="preserve">: Substituted Chinese Wikipedia (zh.wikipedia.org) as a publicly-accessible third-party source, fetched via the MediaWiki API. 282 of 286 target cities fetched (4 misses: Ji’an, Songyuan, Meizhou, Baishan). Mean article length 8,447 chars. Same V_ORIG + F_ORIG lexicon applied.</w:t>
       </w:r>
     </w:p>
     <w:p>
@@ -7397,7 +6285,7 @@
         <w:t xml:space="preserve">Reason for substitute source</w:t>
       </w:r>
       <w:r>
-        <w:t xml:space="preserve">: Xinhua news and CNKI key-newspaper archives require CARSI-authenticated institutional access not available in the α-full session. Wikipedia was the only accessible substantive third-party corpus at scale.</w:t>
+        <w:t xml:space="preserve">: Xinhua news and CNKI key-newspaper archives require CARSI-authenticated institutional access that was not available in the α-full session. Wikipedia was the only accessible substantive third-party corpus at scale.</w:t>
       </w:r>
     </w:p>
     <w:p>
@@ -7412,7 +6300,7 @@
         <w:t xml:space="preserve">Interpretation</w:t>
       </w:r>
       <w:r>
-        <w:t xml:space="preserve">: We interpret the null as evidence that encyclopedic descriptive text (Wikipedia) is a domain-mismatched source for a governance-rhetoric measurement instrument, rather than as evidence that the VAI itself is invalid. The appropriate third-party source is</w:t>
+        <w:t xml:space="preserve">: We read the null as evidence that encyclopedic descriptive text (Wikipedia) is a domain-mismatched source for a governance-rhetoric measurement instrument, rather than as evidence that the VAI itself is invalid. The appropriate third-party source is</w:t>
       </w:r>
       <w:r>
         <w:t xml:space="preserve"> </w:t>
@@ -7428,7 +6316,7 @@
         <w:t xml:space="preserve"> </w:t>
       </w:r>
       <w:r>
-        <w:t xml:space="preserve">text — Xinhua local-policy news or CNKI key-newspaper government reporting — whose construction is deferred to future work (see §5.3). This interpretation is defensible but not directly testable from the data in this session.</w:t>
+        <w:t xml:space="preserve">text (Xinhua local-policy news or CNKI key-newspaper government reporting), whose construction is deferred to future work (see §5.3). This interpretation is defensible but not directly testable from the data in this session.</w:t>
       </w:r>
     </w:p>
     <w:p>
@@ -7499,7 +6387,7 @@
         <w:t xml:space="preserve">Executed</w:t>
       </w:r>
       <w:r>
-        <w:t xml:space="preserve">: Three alternative CFPS outcomes — qn1101 (county government evaluation, 1–5), qn12012 (life satisfaction, 1–5), health (self-rated, 1–5). Individual-level regression with city + year FE, clustered by city, individual controls (ln income, age, age², education-years).</w:t>
+        <w:t xml:space="preserve">: Three alternative CFPS outcomes: qn1101 (county government evaluation, 1–5), qn12012 (life satisfaction, 1–5), health (self-rated, 1–5). Individual-level regression with city + year FE, clustered by city, individual controls (ln income, age, age², education-years).</w:t>
       </w:r>
     </w:p>
     <w:p>
@@ -8337,7 +7225,7 @@
         <w:t xml:space="preserve"> </w:t>
       </w:r>
       <w:r>
-        <w:t xml:space="preserve">We report all transparently. The revised paper’s spine is the behavioral criterion-validity co-movement (D-J-1): under an exogenous retirement-turnover shock the valid concrete measure co-moves with real cosmetic investment (+0.010, p = 0.01) while the naive measure does not (+0.002, p = 0.54). The measurement contributions are the passage-level validation with its reported polysemy ceiling and the LLM-ensemble high-precision alternative (both §3.2.0). The cross-sectional β(VAI → CIR) association and the structural welfare calibration are demoted to supporting/illustrative; the failed P2 inspection design (D-B-3) and the failed H4/H5 tests (D-E-2/D-F-1) are reported honestly and narrow the scope but do not bear on the criterion-validity spine.</w:t>
+        <w:t xml:space="preserve">We report all transparently. The revised paper’s spine is the behavioral criterion-validity co-movement (D-J-1): under an exogenous retirement-turnover shock the valid concrete measure co-moves with real cosmetic investment (+0.010, p = 0.01) while the naive measure does not (+0.002, p = 0.54). The measurement contributions are the passage-level validation with its reported polysemy ceiling and the LLM-ensemble high-precision alternative (both §3.2.0). The cross-sectional β(VAI → CIR) association and the structural welfare calibration are demoted to supporting/illustrative. The failed P2 inspection design (D-B-3) and the failed H4/H5 tests (D-E-2/D-F-1) are reported honestly. They narrow the scope but do not bear on the criterion-validity spine.</w:t>
       </w:r>
     </w:p>
     <w:p>
@@ -8446,7 +7334,7 @@
         <w:pStyle w:val="FirstParagraph"/>
       </w:pPr>
       <w:r>
-        <w:t xml:space="preserve">The main text (§2) gives an intuitive summary of the cadre-attention model. This appendix provides the full derivation.</w:t>
+        <w:t xml:space="preserve">The main text (§2) gives an intuitive summary of the cadre-attention model. The full derivation follows.</w:t>
       </w:r>
     </w:p>
     <w:bookmarkStart w:id="65" w:name="a.1-setup"/>
@@ -10216,7 +9104,7 @@
         <w:pStyle w:val="FirstParagraph"/>
       </w:pPr>
       <w:r>
-        <w:t xml:space="preserve">This quadratic form permits calibration from observed</w:t>
+        <w:t xml:space="preserve">This quadratic form allows calibration from observed</w:t>
       </w:r>
       <w:r>
         <w:t xml:space="preserve"> </w:t>
@@ -10247,7 +9135,7 @@
         <w:t xml:space="preserve"> </w:t>
       </w:r>
       <w:r>
-        <w:t xml:space="preserve">and a standard social-optimum benchmark</w:t>
+        <w:t xml:space="preserve">together with a standard social-optimum benchmark</w:t>
       </w:r>
       <w:r>
         <w:t xml:space="preserve"> </w:t>
@@ -10298,7 +9186,7 @@
           <w:i/>
           <w:iCs/>
         </w:rPr>
-        <w:t xml:space="preserve">This appendix supports the cross-sectional VAI→CIR association (§4.1), a modest external check (E-D, §3.2.4); it is not part of the main evidentiary spine (the behavioral criterion-validity co-movement of §3.2.7).</w:t>
+        <w:t xml:space="preserve">This appendix supports the cross-sectional VAI→CIR association (§4.1), a modest external check (E-D, §3.2.4). It is not part of the main evidentiary spine, which rests on the behavioral criterion-validity co-movement of §3.2.7.</w:t>
       </w:r>
     </w:p>
     <w:bookmarkStart w:id="69" w:name="b.1-24-permutation-specification-curve"/>
@@ -11145,7 +10033,7 @@
         <w:t xml:space="preserve">Accident-record visibility</w:t>
       </w:r>
       <w:r>
-        <w:t xml:space="preserve">: Ministry of Emergency Management major-accident reports by category. Only visible-category accidents (street collapse, façade fall) receive consistent national news coverage; functional failures (pipe rupture, flooding) are usually reported only as aggregate statistics.</w:t>
+        <w:t xml:space="preserve">: Ministry of Emergency Management major-accident reports by category. Only visible-category accidents (street collapse, façade fall) receive consistent national news coverage. Functional failures (pipe rupture, flooding) are usually reported only as aggregate statistics.</w:t>
       </w:r>
     </w:p>
     <w:p>
@@ -12220,7 +11108,7 @@
         </m:r>
       </m:oMath>
       <w:r>
-        <w:t xml:space="preserve">. The ¥55B BOE is a ceiling. (This calibration is demoted; the main text attaches no headline welfare figure — §4.4.)</w:t>
+        <w:t xml:space="preserve">. The ¥55B BOE is a ceiling. (This calibration is demoted; the main text attaches no headline welfare figure. See §4.4.)</w:t>
       </w:r>
     </w:p>
     <w:bookmarkEnd w:id="77"/>
@@ -13012,7 +11900,7 @@
         <w:t xml:space="preserve"> </w:t>
       </w:r>
       <w:r>
-        <w:t xml:space="preserve">alone accounts for ~70% of visible false positives — the single-cause failure motivating the move to a concrete, salience-based lexicon (§3.2.2). Blanket-pruning the 13 most polysemous terms raises visible precision to 0.59 but collapses recall to 0.47, so the fix is surgical.</w:t>
+        <w:t xml:space="preserve">alone accounts for ~70% of visible false positives. This single-cause failure motivated the move to a concrete, salience-based lexicon (§3.2.2). Blanket-pruning the 13 most polysemous terms raises visible precision to 0.59 but collapses recall to 0.47, so the fix is surgical.</w:t>
       </w:r>
     </w:p>
     <w:p>
@@ -13055,7 +11943,7 @@
         <w:t xml:space="preserve"> </w:t>
       </w:r>
       <w:r>
-        <w:t xml:space="preserve">(substantial; n = 120). Agreement is highest on the irrelevant and functional classes; the residual disagreement concentrates on the visible-versus-mixed boundary, consistent with the polysemy difficulty documented in §3.2.0 (and itself part of why high passage precision favors the LLM ensemble). Human↔ensemble agreement is Cohen κ = 0.66.</w:t>
+        <w:t xml:space="preserve">(substantial; n = 120). Agreement is highest on the irrelevant and functional classes. The residual disagreement concentrates on the visible-versus-mixed boundary, consistent with the polysemy difficulty documented in §3.2.0, which is itself part of why high passage precision favors the LLM ensemble. Human↔ensemble agreement is Cohen κ = 0.66.</w:t>
       </w:r>
     </w:p>
     <w:p>

--- a/05-manuscript/submission/manuscript_R2.docx
+++ b/05-manuscript/submission/manuscript_R2.docx
@@ -6071,7 +6071,7 @@
         <w:t xml:space="preserve"> </w:t>
       </w:r>
       <w:r>
-        <w:t xml:space="preserve">in §4.4. The pre-registered</w:t>
+        <w:t xml:space="preserve">in §4.5. The pre-registered</w:t>
       </w:r>
       <w:r>
         <w:t xml:space="preserve"> </w:t>
@@ -6460,7 +6460,7 @@
         <w:t xml:space="preserve"> </w:t>
       </w:r>
       <w:r>
-        <w:t xml:space="preserve">After S7 Red Team review identified this framing as post-hoc rationalization of a failed directional prediction, we revised §4.4 to report the results as</w:t>
+        <w:t xml:space="preserve">After S7 Red Team review identified this framing as post-hoc rationalization of a failed directional prediction, we revised §4.5 to report the results as</w:t>
       </w:r>
       <w:r>
         <w:t xml:space="preserve"> </w:t>
@@ -7233,7 +7233,7 @@
         <w:pStyle w:val="BodyText"/>
       </w:pPr>
       <w:r>
-        <w:t xml:space="preserve">The pre-registered archive (OSF ZMJY5) is unmodified. This deviation log is the canonical record of what was done relative to what was promised. All decisions to deviate were made before examining the post-deviation outcomes (with the one exception of §4.4’s re-framing of the CFPS null from confirmatory to exploratory, which was a post-hoc interpretation-level revision disclosed explicitly in D-F-1 and in §4.4’s opening paragraph).</w:t>
+        <w:t xml:space="preserve">The pre-registered archive (OSF ZMJY5) is unmodified. This deviation log is the canonical record of what was done relative to what was promised. All decisions to deviate were made before examining the post-deviation outcomes (with the one exception of §4.5’s re-framing of the CFPS null from confirmatory to exploratory, which was a post-hoc interpretation-level revision disclosed explicitly in D-F-1 and in §4.4’s opening paragraph).</w:t>
       </w:r>
     </w:p>
     <w:bookmarkEnd w:id="63"/>
@@ -9639,13 +9639,13 @@
       </w:tr>
     </w:tbl>
     <w:bookmarkEnd w:id="72"/>
-    <w:bookmarkStart w:id="73" w:name="c.3-p2-placebo-battery-main-text-4.4.1"/>
+    <w:bookmarkStart w:id="73" w:name="c.3-p2-placebo-battery-main-text-4.5"/>
     <w:p>
       <w:pPr>
         <w:pStyle w:val="Heading3"/>
       </w:pPr>
       <w:r>
-        <w:t xml:space="preserve">C.3 P2 placebo battery (main text §4.4.1)</w:t>
+        <w:t xml:space="preserve">C.3 P2 placebo battery (main text §4.5)</w:t>
       </w:r>
     </w:p>
     <w:p>

--- a/05-manuscript/submission/manuscript_R2.docx
+++ b/05-manuscript/submission/manuscript_R2.docx
@@ -7233,7 +7233,7 @@
         <w:pStyle w:val="BodyText"/>
       </w:pPr>
       <w:r>
-        <w:t xml:space="preserve">The pre-registered archive (OSF ZMJY5) is unmodified. This deviation log is the canonical record of what was done relative to what was promised. All decisions to deviate were made before examining the post-deviation outcomes (with the one exception of §4.5’s re-framing of the CFPS null from confirmatory to exploratory, which was a post-hoc interpretation-level revision disclosed explicitly in D-F-1 and in §4.4’s opening paragraph).</w:t>
+        <w:t xml:space="preserve">The pre-registered archive (OSF ZMJY5) is unmodified. This deviation log is the canonical record of what was done relative to what was promised. All decisions to deviate were made before examining the post-deviation outcomes (with the one exception of §4.5’s re-framing of the CFPS null from confirmatory to exploratory, which was a post-hoc interpretation-level revision disclosed explicitly in D-F-1 and in §4.5’s opening paragraph).</w:t>
       </w:r>
     </w:p>
     <w:bookmarkEnd w:id="63"/>

--- a/05-manuscript/submission/manuscript_R2.docx
+++ b/05-manuscript/submission/manuscript_R2.docx
@@ -981,7 +981,7 @@
         <w:t xml:space="preserve"> </w:t>
       </w:r>
       <w:r>
-        <w:t xml:space="preserve">principal; lateral citizen perception is a distinct channel, which our individual-level analysis treats as a bounded null rather than the mechanism (§4.4).</w:t>
+        <w:t xml:space="preserve">principal; lateral citizen perception is a distinct channel, which our individual-level analysis treats as a bounded null rather than the mechanism (§4.5).</w:t>
       </w:r>
     </w:p>
     <w:bookmarkEnd w:id="16"/>
@@ -1779,7 +1779,7 @@
         <w:t xml:space="preserve">superior</w:t>
       </w:r>
       <w:r>
-        <w:t xml:space="preserve">. The salience criterion is defined relative to this upward principal, which is the channel through which the observability asymmetry of §2.1 operates. The lateral citizen channel is reported as a bounded null (§4.4) rather than asserted as the mechanism.</w:t>
+        <w:t xml:space="preserve">. The salience criterion is defined relative to this upward principal, which is the channel through which the observability asymmetry of §2.1 operates. The lateral citizen channel is reported as a bounded null (§4.5) rather than asserted as the mechanism.</w:t>
       </w:r>
     </w:p>
     <w:bookmarkEnd w:id="21"/>
@@ -3802,7 +3802,7 @@
         <w:t xml:space="preserve"> </w:t>
       </w:r>
       <w:r>
-        <w:t xml:space="preserve">is the source of the accounting CIR (cosmetic categories ÷ total urban-construction investment) and of the cosmetic/functional split the concrete lexicon mirrors. A city-year control panel covers 282 cities × 2002–2024. A municipal-leader panel gives party-secretary turnover, tenure, and age (the basis for the retirement-driven shock in §3.2.7). The China Family Panel Studies (CFPS, 2010–2022) supplies the bounded individual-level null (§4.4). Zhejiang public-procurement records (≈2,957,789 announcements, predominantly 2019–2026, national</w:t>
+        <w:t xml:space="preserve">is the source of the accounting CIR (cosmetic categories ÷ total urban-construction investment) and of the cosmetic/functional split the concrete lexicon mirrors. A city-year control panel covers 282 cities × 2002–2024. A municipal-leader panel gives party-secretary turnover, tenure, and age (the basis for the retirement-driven shock in §3.2.7). The China Family Panel Studies (CFPS, 2010–2022) supplies the bounded individual-level null (§4.5). Zhejiang public-procurement records (≈2,957,789 announcements, predominantly 2019–2026, national</w:t>
       </w:r>
       <w:r>
         <w:t xml:space="preserve"> </w:t>

--- a/05-manuscript/submission/manuscript_R2.docx
+++ b/05-manuscript/submission/manuscript_R2.docx
@@ -2440,7 +2440,7 @@
         <w:pStyle w:val="FirstParagraph"/>
       </w:pPr>
       <w:r>
-        <w:t xml:space="preserve">We draw a stratified random sample of sentences (by dictionary hit-type, city tier, era) and have them independently coded as visible, functional, mixed, or irrelevant. A human gold standard of 120 sentences, independently double-coded by two coders (dictionary and model labels hidden), anchors the analysis (intercoder Cohen κ = 0.70, substantial; Online Appendix C.8). Against the human labels we report a full confusion matrix, per-class precision/recall, verbatim error exemplars, and an error taxonomy. The findings define a precision ladder (Table 1, Panel A):</w:t>
+        <w:t xml:space="preserve">We draw a stratified random sample of sentences (by dictionary hit-type, city tier, era) and have them independently coded as visible, functional, mixed, or irrelevant. A human gold standard of 120 sentences, independently double-coded by two coders (dictionary and model labels hidden), anchors the analysis (intercoder Cohen κ = 0.70, substantial; Online Appendix C.8). Against the human labels we report a full confusion matrix, per-class precision/recall, verbatim error exemplars, and an error taxonomy. The findings define a precision ladder (Figure 1):</w:t>
       </w:r>
     </w:p>
     <w:p>
@@ -3003,7 +3003,7 @@
           <w:b/>
           <w:bCs/>
         </w:rPr>
-        <w:t xml:space="preserve">Table 1, Panel B. Pre-registered construct-validity battery</w:t>
+        <w:t xml:space="preserve">Table 1. Pre-registered construct-validity battery</w:t>
       </w:r>
     </w:p>
     <w:tbl>
@@ -3425,7 +3425,7 @@
         <w:t xml:space="preserve">master_2002_2024.csv</w:t>
       </w:r>
       <w:r>
-        <w:t xml:space="preserve">) give (Table 1, Panel C):</w:t>
+        <w:t xml:space="preserve">) give (Table 2; the pattern is plotted in Figure 2):</w:t>
       </w:r>
     </w:p>
     <w:p>
@@ -3437,7 +3437,7 @@
           <w:b/>
           <w:bCs/>
         </w:rPr>
-        <w:t xml:space="preserve">Table 1, Panel C. Co-movement under secretary turnover (two-way FE; city-clustered)</w:t>
+        <w:t xml:space="preserve">Table 2. Co-movement under secretary turnover (two-way FE; city-clustered)</w:t>
       </w:r>
     </w:p>
     <w:tbl>
@@ -4195,7 +4195,7 @@
           <w:b/>
           <w:bCs/>
         </w:rPr>
-        <w:t xml:space="preserve">Table 2. P1 — Compositional substitution (CIR ~ VAI)</w:t>
+        <w:t xml:space="preserve">Table 3. P1 — Compositional substitution (CIR ~ VAI)</w:t>
       </w:r>
     </w:p>
     <w:tbl>
@@ -4699,7 +4699,7 @@
           <w:b/>
           <w:bCs/>
         </w:rPr>
-        <w:t xml:space="preserve">Table 3. Within-document retrospective-vs-prospective VAI differential</w:t>
+        <w:t xml:space="preserve">Table 4. Within-document retrospective-vs-prospective VAI differential</w:t>
       </w:r>
     </w:p>
     <w:tbl>

--- a/05-manuscript/submission/manuscript_R2.docx
+++ b/05-manuscript/submission/manuscript_R2.docx
@@ -2,45 +2,530 @@
 <file path=word/document.xml><?xml version="1.0" encoding="utf-8"?>
 <w:document xmlns:w="http://schemas.openxmlformats.org/wordprocessingml/2006/main" xmlns:m="http://schemas.openxmlformats.org/officeDocument/2006/math" xmlns:r="http://schemas.openxmlformats.org/officeDocument/2006/relationships" xmlns:o="urn:schemas-microsoft-com:office:office" xmlns:v="urn:schemas-microsoft-com:vml" xmlns:w10="urn:schemas-microsoft-com:office:word" xmlns:a="http://schemas.openxmlformats.org/drawingml/2006/main" xmlns:pic="http://schemas.openxmlformats.org/drawingml/2006/picture" xmlns:wp="http://schemas.openxmlformats.org/drawingml/2006/wordprocessingDrawing">
   <w:body>
-    <w:bookmarkStart w:id="9" w:name="X278b2ba1d5de8fd4b843e2c7074c24353acc674"/>
+    <w:bookmarkStart w:id="20" w:name="title-page"/>
     <w:p>
       <w:pPr>
         <w:pStyle w:val="Heading1"/>
       </w:pPr>
       <w:r>
+        <w:t xml:space="preserve">Title Page</w:t>
+      </w:r>
+    </w:p>
+    <w:bookmarkStart w:id="9" w:name="title"/>
+    <w:p>
+      <w:pPr>
+        <w:pStyle w:val="Heading2"/>
+      </w:pPr>
+      <w:r>
+        <w:t xml:space="preserve">Title</w:t>
+      </w:r>
+    </w:p>
+    <w:p>
+      <w:pPr>
+        <w:pStyle w:val="FirstParagraph"/>
+      </w:pPr>
+      <w:r>
+        <w:rPr>
+          <w:b/>
+          <w:bCs/>
+        </w:rPr>
         <w:t xml:space="preserve">Visibility Bias in Chinese Municipal Government Work Reports: Measurement and Behavioral Validation</w:t>
       </w:r>
     </w:p>
+    <w:bookmarkEnd w:id="9"/>
+    <w:bookmarkStart w:id="15" w:name="authors"/>
+    <w:p>
+      <w:pPr>
+        <w:pStyle w:val="Heading2"/>
+      </w:pPr>
+      <w:r>
+        <w:t xml:space="preserve">Authors</w:t>
+      </w:r>
+    </w:p>
     <w:p>
       <w:pPr>
         <w:pStyle w:val="FirstParagraph"/>
       </w:pPr>
       <w:r>
         <w:rPr>
-          <w:i/>
-          <w:iCs/>
-        </w:rPr>
-        <w:t xml:space="preserve">Hongyang Xi¹†* · Liu Can²† · Zhihui Li¹</w:t>
-      </w:r>
-      <w:r>
-        <w:t xml:space="preserve"> </w:t>
-      </w:r>
-      <w:r>
-        <w:rPr>
-          <w:i/>
-          <w:iCs/>
-        </w:rPr>
-        <w:t xml:space="preserve">¹ Chongqing Survey Institute Co., Ltd., Chongqing, China · ² Urban and Rural Planning, Guangzhou College of Applied Science and Technology, Guangzhou, China</w:t>
-      </w:r>
-      <w:r>
-        <w:t xml:space="preserve"> </w:t>
-      </w:r>
-      <w:r>
-        <w:rPr>
-          <w:i/>
-          <w:iCs/>
-        </w:rPr>
-        <w:t xml:space="preserve">† co-first authors (equal contribution) · * corresponding author: 26708155@alu.cqu.edu.cn</w:t>
+          <w:b/>
+          <w:bCs/>
+        </w:rPr>
+        <w:t xml:space="preserve">Hongyang Xi</w:t>
+      </w:r>
+      <w:r>
+        <w:t xml:space="preserve">¹†* ·</w:t>
+      </w:r>
+      <w:r>
+        <w:t xml:space="preserve"> </w:t>
+      </w:r>
+      <w:r>
+        <w:rPr>
+          <w:b/>
+          <w:bCs/>
+        </w:rPr>
+        <w:t xml:space="preserve">Liu Can</w:t>
+      </w:r>
+      <w:r>
+        <w:t xml:space="preserve">²†</w:t>
+      </w:r>
+    </w:p>
+    <w:p>
+      <w:pPr>
+        <w:pStyle w:val="BodyText"/>
+      </w:pPr>
+      <w:r>
+        <w:t xml:space="preserve">¹ Chongqing Survey Institute Co., Ltd., Chongqing, China</w:t>
+      </w:r>
+      <w:r>
+        <w:t xml:space="preserve"> </w:t>
+      </w:r>
+      <w:r>
+        <w:t xml:space="preserve">² Urban and Rural Planning, Guangzhou College of Applied Science and Technology, Guangzhou, China</w:t>
+      </w:r>
+    </w:p>
+    <w:p>
+      <w:pPr>
+        <w:pStyle w:val="BodyText"/>
+      </w:pPr>
+      <w:r>
+        <w:t xml:space="preserve">†</w:t>
+      </w:r>
+      <w:r>
+        <w:t xml:space="preserve"> </w:t>
+      </w:r>
+      <w:r>
+        <w:rPr>
+          <w:b/>
+          <w:bCs/>
+        </w:rPr>
+        <w:t xml:space="preserve">These authors contributed equally (co-first authors).</w:t>
+      </w:r>
+      <w:r>
+        <w:t xml:space="preserve"> </w:t>
+      </w:r>
+      <w:r>
+        <w:t xml:space="preserve">*</w:t>
+      </w:r>
+      <w:r>
+        <w:t xml:space="preserve"> </w:t>
+      </w:r>
+      <w:r>
+        <w:rPr>
+          <w:b/>
+          <w:bCs/>
+        </w:rPr>
+        <w:t xml:space="preserve">Corresponding author</w:t>
+      </w:r>
+      <w:r>
+        <w:t xml:space="preserve"> </w:t>
+      </w:r>
+      <w:r>
+        <w:t xml:space="preserve">(Hongyang Xi). Email:</w:t>
+      </w:r>
+      <w:r>
+        <w:t xml:space="preserve"> </w:t>
+      </w:r>
+      <w:r>
+        <w:rPr>
+          <w:rStyle w:val="VerbatimChar"/>
+        </w:rPr>
+        <w:t xml:space="preserve">26708155@alu.cqu.edu.cn</w:t>
+      </w:r>
+    </w:p>
+    <w:p>
+      <w:pPr>
+        <w:pStyle w:val="BodyText"/>
+      </w:pPr>
+      <w:r>
+        <w:rPr>
+          <w:b/>
+          <w:bCs/>
+        </w:rPr>
+        <w:t xml:space="preserve">ORCID</w:t>
+      </w:r>
+      <w:r>
+        <w:t xml:space="preserve"> </w:t>
+      </w:r>
+      <w:r>
+        <w:t xml:space="preserve">— Hongyang Xi:</w:t>
+      </w:r>
+      <w:r>
+        <w:t xml:space="preserve"> </w:t>
+      </w:r>
+      <w:hyperlink r:id="rId10">
+        <w:r>
+          <w:rPr>
+            <w:rStyle w:val="Hyperlink"/>
+          </w:rPr>
+          <w:t xml:space="preserve">0009-0007-6911-2309</w:t>
+        </w:r>
+      </w:hyperlink>
+      <w:r>
+        <w:t xml:space="preserve">; Liu Can:</w:t>
+      </w:r>
+      <w:r>
+        <w:t xml:space="preserve"> </w:t>
+      </w:r>
+      <w:hyperlink r:id="rId11">
+        <w:r>
+          <w:rPr>
+            <w:rStyle w:val="Hyperlink"/>
+          </w:rPr>
+          <w:t xml:space="preserve">0009-0009-0794-7671</w:t>
+        </w:r>
+      </w:hyperlink>
+      <w:r>
+        <w:t xml:space="preserve">.</w:t>
+      </w:r>
+    </w:p>
+    <w:p>
+      <w:pPr>
+        <w:pStyle w:val="BodyText"/>
+      </w:pPr>
+      <w:r>
+        <w:rPr>
+          <w:b/>
+          <w:bCs/>
+        </w:rPr>
+        <w:t xml:space="preserve">Google Scholar profile</w:t>
+      </w:r>
+      <w:r>
+        <w:t xml:space="preserve">:</w:t>
+      </w:r>
+      <w:r>
+        <w:t xml:space="preserve"> </w:t>
+      </w:r>
+      <w:r>
+        <w:rPr>
+          <w:i/>
+          <w:iCs/>
+        </w:rPr>
+        <w:t xml:space="preserve">In creation. The corresponding author’s Google Scholar profile is being established and will be provided to the editorial office post-acceptance. In the interim, verifiable academic identity is documented through:</w:t>
+      </w:r>
+      <w:r>
+        <w:t xml:space="preserve"> </w:t>
+      </w:r>
+      <w:r>
+        <w:t xml:space="preserve">-</w:t>
+      </w:r>
+      <w:r>
+        <w:t xml:space="preserve"> </w:t>
+      </w:r>
+      <w:r>
+        <w:rPr>
+          <w:i/>
+          <w:iCs/>
+        </w:rPr>
+        <w:t xml:space="preserve">ORCID (corresponding author)</w:t>
+      </w:r>
+      <w:r>
+        <w:t xml:space="preserve">:</w:t>
+      </w:r>
+      <w:r>
+        <w:t xml:space="preserve"> </w:t>
+      </w:r>
+      <w:hyperlink r:id="rId10">
+        <w:r>
+          <w:rPr>
+            <w:rStyle w:val="Hyperlink"/>
+          </w:rPr>
+          <w:t xml:space="preserve">0009-0007-6911-2309</w:t>
+        </w:r>
+      </w:hyperlink>
+      <w:r>
+        <w:t xml:space="preserve"> </w:t>
+      </w:r>
+      <w:r>
+        <w:t xml:space="preserve">-</w:t>
+      </w:r>
+      <w:r>
+        <w:t xml:space="preserve"> </w:t>
+      </w:r>
+      <w:r>
+        <w:rPr>
+          <w:i/>
+          <w:iCs/>
+        </w:rPr>
+        <w:t xml:space="preserve">OSF pre-registration record</w:t>
+      </w:r>
+      <w:r>
+        <w:t xml:space="preserve">:</w:t>
+      </w:r>
+      <w:r>
+        <w:t xml:space="preserve"> </w:t>
+      </w:r>
+      <w:hyperlink r:id="rId12">
+        <w:r>
+          <w:rPr>
+            <w:rStyle w:val="Hyperlink"/>
+          </w:rPr>
+          <w:t xml:space="preserve">https://osf.io/zmjy5/</w:t>
+        </w:r>
+      </w:hyperlink>
+      <w:r>
+        <w:t xml:space="preserve"> </w:t>
+      </w:r>
+      <w:r>
+        <w:t xml:space="preserve">(DOI 10.17605/OSF.IO/ZMJY5)</w:t>
+      </w:r>
+      <w:r>
+        <w:t xml:space="preserve"> </w:t>
+      </w:r>
+      <w:r>
+        <w:t xml:space="preserve">-</w:t>
+      </w:r>
+      <w:r>
+        <w:t xml:space="preserve"> </w:t>
+      </w:r>
+      <w:r>
+        <w:rPr>
+          <w:i/>
+          <w:iCs/>
+        </w:rPr>
+        <w:t xml:space="preserve">Zenodo replication archive</w:t>
+      </w:r>
+      <w:r>
+        <w:t xml:space="preserve">:</w:t>
+      </w:r>
+      <w:r>
+        <w:t xml:space="preserve"> </w:t>
+      </w:r>
+      <w:hyperlink r:id="rId13">
+        <w:r>
+          <w:rPr>
+            <w:rStyle w:val="Hyperlink"/>
+          </w:rPr>
+          <w:t xml:space="preserve">https://doi.org/10.5281/zenodo.19569978</w:t>
+        </w:r>
+      </w:hyperlink>
+      <w:r>
+        <w:t xml:space="preserve"> </w:t>
+      </w:r>
+      <w:r>
+        <w:t xml:space="preserve">-</w:t>
+      </w:r>
+      <w:r>
+        <w:t xml:space="preserve"> </w:t>
+      </w:r>
+      <w:r>
+        <w:rPr>
+          <w:i/>
+          <w:iCs/>
+        </w:rPr>
+        <w:t xml:space="preserve">GitHub</w:t>
+      </w:r>
+      <w:r>
+        <w:t xml:space="preserve">:</w:t>
+      </w:r>
+      <w:r>
+        <w:t xml:space="preserve"> </w:t>
+      </w:r>
+      <w:hyperlink r:id="rId14">
+        <w:r>
+          <w:rPr>
+            <w:rStyle w:val="Hyperlink"/>
+          </w:rPr>
+          <w:t xml:space="preserve">https://github.com/andyhsi2023-cq</w:t>
+        </w:r>
+      </w:hyperlink>
+    </w:p>
+    <w:bookmarkEnd w:id="15"/>
+    <w:bookmarkStart w:id="16" w:name="acknowledgments"/>
+    <w:p>
+      <w:pPr>
+        <w:pStyle w:val="Heading2"/>
+      </w:pPr>
+      <w:r>
+        <w:t xml:space="preserve">Acknowledgments</w:t>
+      </w:r>
+    </w:p>
+    <w:p>
+      <w:pPr>
+        <w:pStyle w:val="FirstParagraph"/>
+      </w:pPr>
+      <w:r>
+        <w:t xml:space="preserve">The authors thank the Open Science Framework for hosting the pre-registration archive (DOI 10.17605/OSF.IO/ZMJY5) and Zenodo (CERN) for hosting the replication archive (DOI 10.5281/zenodo.19569978). Earlier drafts benefitted from outreach feedback solicitations to Daniel Mattingly (Yale), Jennifer Pan (Stanford), and Yuhua Wang (Harvard); any errors remain the authors’ own.</w:t>
+      </w:r>
+    </w:p>
+    <w:bookmarkEnd w:id="16"/>
+    <w:bookmarkStart w:id="17" w:name="funding"/>
+    <w:p>
+      <w:pPr>
+        <w:pStyle w:val="Heading2"/>
+      </w:pPr>
+      <w:r>
+        <w:t xml:space="preserve">Funding</w:t>
+      </w:r>
+    </w:p>
+    <w:p>
+      <w:pPr>
+        <w:pStyle w:val="FirstParagraph"/>
+      </w:pPr>
+      <w:r>
+        <w:t xml:space="preserve">This research received no specific grant from any funding agency in the public, commercial, or not-for-profit sectors. The work was conducted as part of the authors’ professional research activities.</w:t>
+      </w:r>
+    </w:p>
+    <w:bookmarkEnd w:id="17"/>
+    <w:bookmarkStart w:id="18" w:name="manuscript-metadata"/>
+    <w:p>
+      <w:pPr>
+        <w:pStyle w:val="Heading2"/>
+      </w:pPr>
+      <w:r>
+        <w:t xml:space="preserve">Manuscript metadata</w:t>
+      </w:r>
+    </w:p>
+    <w:p>
+      <w:pPr>
+        <w:pStyle w:val="Compact"/>
+        <w:numPr>
+          <w:ilvl w:val="0"/>
+          <w:numId w:val="1001"/>
+        </w:numPr>
+      </w:pPr>
+      <w:r>
+        <w:rPr>
+          <w:b/>
+          <w:bCs/>
+        </w:rPr>
+        <w:t xml:space="preserve">Article type</w:t>
+      </w:r>
+      <w:r>
+        <w:t xml:space="preserve">: Research Article</w:t>
+      </w:r>
+    </w:p>
+    <w:p>
+      <w:pPr>
+        <w:pStyle w:val="Compact"/>
+        <w:numPr>
+          <w:ilvl w:val="0"/>
+          <w:numId w:val="1001"/>
+        </w:numPr>
+      </w:pPr>
+      <w:r>
+        <w:rPr>
+          <w:b/>
+          <w:bCs/>
+        </w:rPr>
+        <w:t xml:space="preserve">Word count</w:t>
+      </w:r>
+      <w:r>
+        <w:t xml:space="preserve">: ~10,980 (full, incl. statements + appendices); ~6,350 main text (§1–§6, excluding online appendix)</w:t>
+      </w:r>
+    </w:p>
+    <w:p>
+      <w:pPr>
+        <w:pStyle w:val="Compact"/>
+        <w:numPr>
+          <w:ilvl w:val="0"/>
+          <w:numId w:val="1001"/>
+        </w:numPr>
+      </w:pPr>
+      <w:r>
+        <w:rPr>
+          <w:b/>
+          <w:bCs/>
+        </w:rPr>
+        <w:t xml:space="preserve">Figures</w:t>
+      </w:r>
+      <w:r>
+        <w:t xml:space="preserve">: 2 main-text (Fig 1 precision ladder; Fig 2 behavioral co-movement) + 1 online-appendix (ESM-6 procurement)</w:t>
+      </w:r>
+    </w:p>
+    <w:p>
+      <w:pPr>
+        <w:pStyle w:val="Compact"/>
+        <w:numPr>
+          <w:ilvl w:val="0"/>
+          <w:numId w:val="1001"/>
+        </w:numPr>
+      </w:pPr>
+      <w:r>
+        <w:rPr>
+          <w:b/>
+          <w:bCs/>
+        </w:rPr>
+        <w:t xml:space="preserve">Tables</w:t>
+      </w:r>
+      <w:r>
+        <w:t xml:space="preserve">: 5 main-text (Table 0 positioning; Table 1 validity battery; Table 2 co-movement; Table 3 P1; Table 4 within-document)</w:t>
+      </w:r>
+    </w:p>
+    <w:p>
+      <w:pPr>
+        <w:pStyle w:val="Compact"/>
+        <w:numPr>
+          <w:ilvl w:val="0"/>
+          <w:numId w:val="1001"/>
+        </w:numPr>
+      </w:pPr>
+      <w:r>
+        <w:rPr>
+          <w:b/>
+          <w:bCs/>
+        </w:rPr>
+        <w:t xml:space="preserve">References</w:t>
+      </w:r>
+      <w:r>
+        <w:t xml:space="preserve">: 21</w:t>
+      </w:r>
+    </w:p>
+    <w:p>
+      <w:pPr>
+        <w:pStyle w:val="Compact"/>
+        <w:numPr>
+          <w:ilvl w:val="0"/>
+          <w:numId w:val="1001"/>
+        </w:numPr>
+      </w:pPr>
+      <w:r>
+        <w:rPr>
+          <w:b/>
+          <w:bCs/>
+        </w:rPr>
+        <w:t xml:space="preserve">Online resources</w:t>
+      </w:r>
+      <w:r>
+        <w:t xml:space="preserve">: 1 (Online Resource 1: Online Appendix; PDF)</w:t>
+      </w:r>
+    </w:p>
+    <w:p>
+      <w:pPr>
+        <w:pStyle w:val="Compact"/>
+        <w:numPr>
+          <w:ilvl w:val="0"/>
+          <w:numId w:val="1001"/>
+        </w:numPr>
+      </w:pPr>
+      <w:r>
+        <w:rPr>
+          <w:b/>
+          <w:bCs/>
+        </w:rPr>
+        <w:t xml:space="preserve">Pre-registration</w:t>
+      </w:r>
+      <w:r>
+        <w:t xml:space="preserve">: OSF DOI 10.17605/OSF.IO/ZMJY5 (archived 2026-04-14)</w:t>
+      </w:r>
+    </w:p>
+    <w:p>
+      <w:pPr>
+        <w:pStyle w:val="Compact"/>
+        <w:numPr>
+          <w:ilvl w:val="0"/>
+          <w:numId w:val="1001"/>
+        </w:numPr>
+      </w:pPr>
+      <w:r>
+        <w:rPr>
+          <w:b/>
+          <w:bCs/>
+        </w:rPr>
+        <w:t xml:space="preserve">Replication archive</w:t>
+      </w:r>
+      <w:r>
+        <w:t xml:space="preserve">: Zenodo DOI 10.5281/zenodo.19569978</w:t>
       </w:r>
     </w:p>
     <w:p>
@@ -50,8 +535,41 @@
         </w:pict>
       </w:r>
     </w:p>
-    <w:bookmarkEnd w:id="9"/>
-    <w:bookmarkStart w:id="12" w:name="abstract"/>
+    <w:bookmarkEnd w:id="18"/>
+    <w:bookmarkStart w:id="19" w:name="Xcabf8af7937fc8738fe51535f42338c35335219"/>
+    <w:p>
+      <w:pPr>
+        <w:pStyle w:val="Heading2"/>
+      </w:pPr>
+      <w:r>
+        <w:t xml:space="preserve">Note on the Google Scholar URL requirement</w:t>
+      </w:r>
+    </w:p>
+    <w:p>
+      <w:pPr>
+        <w:pStyle w:val="FirstParagraph"/>
+      </w:pPr>
+      <w:r>
+        <w:t xml:space="preserve">JCSS submission guidelines request a Google Scholar profile URL. The corresponding author’s Scholar profile is currently being established and is not yet citation-populated. The authors propose the alternative academic-identity verifications listed above and will provide the Scholar URL to the editorial office once the profile is operational.</w:t>
+      </w:r>
+    </w:p>
+    <w:p>
+      <w:r>
+        <w:pict>
+          <v:rect style="width:0;height:1.5pt" o:hralign="center" o:hrstd="t" o:hr="t"/>
+        </w:pict>
+      </w:r>
+    </w:p>
+    <w:p>
+      <w:r>
+        <w:pict>
+          <v:rect style="width:0;height:1.5pt" o:hralign="center" o:hrstd="t" o:hr="t"/>
+        </w:pict>
+      </w:r>
+    </w:p>
+    <w:bookmarkEnd w:id="19"/>
+    <w:bookmarkEnd w:id="20"/>
+    <w:bookmarkStart w:id="22" w:name="abstract"/>
     <w:p>
       <w:pPr>
         <w:pStyle w:val="Heading1"/>
@@ -182,7 +700,7 @@
       <w:r>
         <w:t xml:space="preserve"> </w:t>
       </w:r>
-      <w:hyperlink r:id="rId10">
+      <w:hyperlink r:id="rId21">
         <w:r>
           <w:rPr>
             <w:rStyle w:val="Hyperlink"/>
@@ -209,7 +727,7 @@
       <w:r>
         <w:t xml:space="preserve"> </w:t>
       </w:r>
-      <w:hyperlink r:id="rId11">
+      <w:hyperlink r:id="rId13">
         <w:r>
           <w:rPr>
             <w:rStyle w:val="Hyperlink"/>
@@ -221,8 +739,8 @@
         <w:t xml:space="preserve">.</w:t>
       </w:r>
     </w:p>
-    <w:bookmarkEnd w:id="12"/>
-    <w:bookmarkStart w:id="15" w:name="introduction"/>
+    <w:bookmarkEnd w:id="22"/>
+    <w:bookmarkStart w:id="25" w:name="introduction"/>
     <w:p>
       <w:pPr>
         <w:pStyle w:val="Heading1"/>
@@ -563,7 +1081,7 @@
         <w:t xml:space="preserve">Third, we present descriptive applications of VAI (§4). One is a within-city association between VAI and the accounting-based Cosmetic Investment Ratio (β = +0.111, p = 0.002), reported as compositional substitution rather than a causal effect. The other, new in this revision, is an independent public-procurement corpus (≈2.96M Zhejiang bidding records) in which visible-type construction projects outnumber functional ones ≈2-to-1 (in 97 of 108 localities), corroborating the compositional tilt in an entirely separate, large-scale data source. Three exercises a previous draft foregrounded are demoted to the appendix and reported transparently as failed or assumption-dependent: a central-inspection event study that does not survive heterogeneity-robust estimation, a CFPS micro-foundation test that detects no effect above |d| = 0.011, and a structural welfare calibration too assumption-dependent to headline.</w:t>
       </w:r>
     </w:p>
-    <w:bookmarkStart w:id="13" w:name="contribution"/>
+    <w:bookmarkStart w:id="23" w:name="contribution"/>
     <w:p>
       <w:pPr>
         <w:pStyle w:val="Heading2"/>
@@ -611,250 +1129,6 @@
     </w:p>
     <w:p>
       <w:pPr>
-        <w:numPr>
-          <w:ilvl w:val="0"/>
-          <w:numId w:val="1001"/>
-        </w:numPr>
-      </w:pPr>
-      <w:r>
-        <w:rPr>
-          <w:b/>
-          <w:bCs/>
-        </w:rPr>
-        <w:t xml:space="preserve">Text-as-data in political methodology.</w:t>
-      </w:r>
-      <w:r>
-        <w:t xml:space="preserve"> </w:t>
-      </w:r>
-      <w:r>
-        <w:t xml:space="preserve">A large literature measures political</w:t>
-      </w:r>
-      <w:r>
-        <w:t xml:space="preserve"> </w:t>
-      </w:r>
-      <w:r>
-        <w:rPr>
-          <w:i/>
-          <w:iCs/>
-        </w:rPr>
-        <w:t xml:space="preserve">attention</w:t>
-      </w:r>
-      <w:r>
-        <w:t xml:space="preserve"> </w:t>
-      </w:r>
-      <w:r>
-        <w:t xml:space="preserve">and</w:t>
-      </w:r>
-      <w:r>
-        <w:t xml:space="preserve"> </w:t>
-      </w:r>
-      <w:r>
-        <w:rPr>
-          <w:i/>
-          <w:iCs/>
-        </w:rPr>
-        <w:t xml:space="preserve">expressed agendas</w:t>
-      </w:r>
-      <w:r>
-        <w:t xml:space="preserve"> </w:t>
-      </w:r>
-      <w:r>
-        <w:t xml:space="preserve">from text, including expressed priorities in legislative communication, agenda-setting, audience-targeting, and cross-domain priority classification [2, 3, 4, 8, 18, 19]. VAI is a domain-specific instance: an interpretable, expert-coded measure of</w:t>
-      </w:r>
-      <w:r>
-        <w:t xml:space="preserve"> </w:t>
-      </w:r>
-      <w:r>
-        <w:rPr>
-          <w:i/>
-          <w:iCs/>
-        </w:rPr>
-        <w:t xml:space="preserve">compositional</w:t>
-      </w:r>
-      <w:r>
-        <w:t xml:space="preserve"> </w:t>
-      </w:r>
-      <w:r>
-        <w:t xml:space="preserve">(visible-vs-functional) attention in Chinese municipal reports.</w:t>
-      </w:r>
-    </w:p>
-    <w:p>
-      <w:pPr>
-        <w:numPr>
-          <w:ilvl w:val="0"/>
-          <w:numId w:val="1001"/>
-        </w:numPr>
-      </w:pPr>
-      <w:r>
-        <w:rPr>
-          <w:b/>
-          <w:bCs/>
-        </w:rPr>
-        <w:t xml:space="preserve">Validation honestly bounded, then behaviorally anchored.</w:t>
-      </w:r>
-      <w:r>
-        <w:t xml:space="preserve"> </w:t>
-      </w:r>
-      <w:r>
-        <w:t xml:space="preserve">Rather than defend a dictionary by face validity and an aggregate correlation, we report its passage-level precision ceiling and supply an LLM route past it. The central result is that the</w:t>
-      </w:r>
-      <w:r>
-        <w:t xml:space="preserve"> </w:t>
-      </w:r>
-      <w:r>
-        <w:rPr>
-          <w:i/>
-          <w:iCs/>
-        </w:rPr>
-        <w:t xml:space="preserve">valid</w:t>
-      </w:r>
-      <w:r>
-        <w:t xml:space="preserve"> </w:t>
-      </w:r>
-      <w:r>
-        <w:t xml:space="preserve">measure co-moves with real investment under an exogenous shock while the naive one does not. This validation discipline, not the keyword list, is the transferable core.</w:t>
-      </w:r>
-    </w:p>
-    <w:p>
-      <w:pPr>
-        <w:numPr>
-          <w:ilvl w:val="0"/>
-          <w:numId w:val="1001"/>
-        </w:numPr>
-      </w:pPr>
-      <w:r>
-        <w:rPr>
-          <w:b/>
-          <w:bCs/>
-        </w:rPr>
-        <w:t xml:space="preserve">Pre-registration and transparent null-reporting.</w:t>
-      </w:r>
-      <w:r>
-        <w:t xml:space="preserve"> </w:t>
-      </w:r>
-      <w:r>
-        <w:t xml:space="preserve">We pre-register the instrument and its validity tests at OSF (DOI 10.17605/OSF.IO/ZMJY5) and report all null and failed results transparently [9, 10]. These include a failed third-party validation, a non-robust causal event study, and a null micro-foundation test.</w:t>
-      </w:r>
-    </w:p>
-    <w:p>
-      <w:pPr>
-        <w:pStyle w:val="FirstParagraph"/>
-      </w:pPr>
-      <w:r>
-        <w:t xml:space="preserve">We deliberately refrain from causal and welfare claims as headline contributions: the strategic-bias interpretation is anchored behaviorally (§3.2.7) but not structurally identified, and the Cobb-Douglas welfare calibration is an assumption-dependent appendix illustration.</w:t>
-      </w:r>
-    </w:p>
-    <w:bookmarkEnd w:id="13"/>
-    <w:bookmarkStart w:id="14" w:name="roadmap"/>
-    <w:p>
-      <w:pPr>
-        <w:pStyle w:val="Heading2"/>
-      </w:pPr>
-      <w:r>
-        <w:t xml:space="preserve">1.2 Roadmap</w:t>
-      </w:r>
-    </w:p>
-    <w:p>
-      <w:pPr>
-        <w:pStyle w:val="FirstParagraph"/>
-      </w:pPr>
-      <w:r>
-        <w:t xml:space="preserve">Section 2 develops the cadre-attention model as motivation. Section 3 describes VAI construction (§3.1) and its validation (§3.2), led by the passage-level human validation and the behavioral criterion-validity test. Section 4 presents the descriptive application (VAI vs accounting-based investment composition), the independent procurement corroboration, and, demoted to supporting material, the exercises that do not support causal or welfare claims. Section 5 discusses scope, portability, and limitations; Section 6 concludes. Five deviations from the pre-registration are logged in Appendix D with reasons and effect-on-sign-and-significance; the replication archive is at Zenodo (DOI 10.5281/zenodo.19569978) and pre-registration at OSF (DOI 10.17605/OSF.IO/ZMJY5).</w:t>
-      </w:r>
-    </w:p>
-    <w:bookmarkEnd w:id="14"/>
-    <w:bookmarkEnd w:id="15"/>
-    <w:bookmarkStart w:id="19" w:name="theoretical-motivation"/>
-    <w:p>
-      <w:pPr>
-        <w:pStyle w:val="Heading1"/>
-      </w:pPr>
-      <w:r>
-        <w:t xml:space="preserve">2. Theoretical Motivation</w:t>
-      </w:r>
-    </w:p>
-    <w:p>
-      <w:pPr>
-        <w:pStyle w:val="FirstParagraph"/>
-      </w:pPr>
-      <w:r>
-        <w:t xml:space="preserve">This section states, in light form, why we expect compositional text-rhetoric to carry information about visibility bias, and what that implies for validation. Its purpose is to</w:t>
-      </w:r>
-      <w:r>
-        <w:t xml:space="preserve"> </w:t>
-      </w:r>
-      <w:r>
-        <w:rPr>
-          <w:i/>
-          <w:iCs/>
-        </w:rPr>
-        <w:t xml:space="preserve">motivate the measurement problem and define the construct</w:t>
-      </w:r>
-      <w:r>
-        <w:t xml:space="preserve"> </w:t>
-      </w:r>
-      <w:r>
-        <w:t xml:space="preserve">rather than to identify structural parameters. A fuller formal treatment, an official’s allocation problem under precision-weighted evaluation with closed-form comparative statics, is in Online Appendix A. Nothing in the paper’s evidence depends on it, and we no longer headline the welfare expression it yields (§4.4, §5).</w:t>
-      </w:r>
-    </w:p>
-    <w:bookmarkStart w:id="16" w:name="Xef2cef74730964ad5a82ccbc169335cf38f717b"/>
-    <w:p>
-      <w:pPr>
-        <w:pStyle w:val="Heading2"/>
-      </w:pPr>
-      <w:r>
-        <w:t xml:space="preserve">2.1 Observability asymmetry and the salience definition of</w:t>
-      </w:r>
-      <w:r>
-        <w:t xml:space="preserve"> </w:t>
-      </w:r>
-      <w:r>
-        <w:t xml:space="preserve">“visible”</w:t>
-      </w:r>
-    </w:p>
-    <w:p>
-      <w:pPr>
-        <w:pStyle w:val="FirstParagraph"/>
-      </w:pPr>
-      <w:r>
-        <w:t xml:space="preserve">A municipal official allocates a finite urban-infrastructure budget across asset classes that differ in how</w:t>
-      </w:r>
-      <w:r>
-        <w:t xml:space="preserve"> </w:t>
-      </w:r>
-      <w:r>
-        <w:rPr>
-          <w:i/>
-          <w:iCs/>
-        </w:rPr>
-        <w:t xml:space="preserve">observable</w:t>
-      </w:r>
-      <w:r>
-        <w:t xml:space="preserve"> </w:t>
-      </w:r>
-      <w:r>
-        <w:t xml:space="preserve">their output is to the audience that evaluates the official. That audience is primarily the superior (provincial) authority controlling promotion, and secondarily inspectors, media, and citizens. We define</w:t>
-      </w:r>
-      <w:r>
-        <w:t xml:space="preserve"> </w:t>
-      </w:r>
-      <w:r>
-        <w:rPr>
-          <w:b/>
-          <w:bCs/>
-        </w:rPr>
-        <w:t xml:space="preserve">visible</w:t>
-      </w:r>
-      <w:r>
-        <w:t xml:space="preserve"> </w:t>
-      </w:r>
-      <w:r>
-        <w:t xml:space="preserve">capital by observability and salience to that audience rather than by physical surface:</w:t>
-      </w:r>
-    </w:p>
-    <w:p>
-      <w:pPr>
-        <w:pStyle w:val="Compact"/>
         <w:numPr>
           <w:ilvl w:val="0"/>
           <w:numId w:val="1002"/>
@@ -865,23 +1139,235 @@
           <w:b/>
           <w:bCs/>
         </w:rPr>
-        <w:t xml:space="preserve">Visible</w:t>
-      </w:r>
-      <w:r>
-        <w:t xml:space="preserve">: output that the evaluating audience readily perceives and attributes to the incumbent: streetscapes, greening, squares, parks, lighting, landmarks, and</w:t>
-      </w:r>
-      <w:r>
-        <w:t xml:space="preserve"> </w:t>
-      </w:r>
-      <w:r>
-        <w:rPr>
-          <w:i/>
-          <w:iCs/>
-        </w:rPr>
-        <w:t xml:space="preserve">metro/rail transit</w:t>
-      </w:r>
-      <w:r>
-        <w:t xml:space="preserve">. Metro is the diagnostic boundary case. Its tunnels are underground, yet it is daily-used, media-celebrated, and an unmistakable prestige achievement, so it is maximally salient and coded visible.</w:t>
+        <w:t xml:space="preserve">Text-as-data in political methodology.</w:t>
+      </w:r>
+      <w:r>
+        <w:t xml:space="preserve"> </w:t>
+      </w:r>
+      <w:r>
+        <w:t xml:space="preserve">A large literature measures political</w:t>
+      </w:r>
+      <w:r>
+        <w:t xml:space="preserve"> </w:t>
+      </w:r>
+      <w:r>
+        <w:rPr>
+          <w:i/>
+          <w:iCs/>
+        </w:rPr>
+        <w:t xml:space="preserve">attention</w:t>
+      </w:r>
+      <w:r>
+        <w:t xml:space="preserve"> </w:t>
+      </w:r>
+      <w:r>
+        <w:t xml:space="preserve">and</w:t>
+      </w:r>
+      <w:r>
+        <w:t xml:space="preserve"> </w:t>
+      </w:r>
+      <w:r>
+        <w:rPr>
+          <w:i/>
+          <w:iCs/>
+        </w:rPr>
+        <w:t xml:space="preserve">expressed agendas</w:t>
+      </w:r>
+      <w:r>
+        <w:t xml:space="preserve"> </w:t>
+      </w:r>
+      <w:r>
+        <w:t xml:space="preserve">from text, including expressed priorities in legislative communication, agenda-setting, audience-targeting, and cross-domain priority classification [2, 3, 4, 8, 18, 19]. VAI is a domain-specific instance: an interpretable, expert-coded measure of</w:t>
+      </w:r>
+      <w:r>
+        <w:t xml:space="preserve"> </w:t>
+      </w:r>
+      <w:r>
+        <w:rPr>
+          <w:i/>
+          <w:iCs/>
+        </w:rPr>
+        <w:t xml:space="preserve">compositional</w:t>
+      </w:r>
+      <w:r>
+        <w:t xml:space="preserve"> </w:t>
+      </w:r>
+      <w:r>
+        <w:t xml:space="preserve">(visible-vs-functional) attention in Chinese municipal reports.</w:t>
+      </w:r>
+    </w:p>
+    <w:p>
+      <w:pPr>
+        <w:numPr>
+          <w:ilvl w:val="0"/>
+          <w:numId w:val="1002"/>
+        </w:numPr>
+      </w:pPr>
+      <w:r>
+        <w:rPr>
+          <w:b/>
+          <w:bCs/>
+        </w:rPr>
+        <w:t xml:space="preserve">Validation honestly bounded, then behaviorally anchored.</w:t>
+      </w:r>
+      <w:r>
+        <w:t xml:space="preserve"> </w:t>
+      </w:r>
+      <w:r>
+        <w:t xml:space="preserve">Rather than defend a dictionary by face validity and an aggregate correlation, we report its passage-level precision ceiling and supply an LLM route past it. The central result is that the</w:t>
+      </w:r>
+      <w:r>
+        <w:t xml:space="preserve"> </w:t>
+      </w:r>
+      <w:r>
+        <w:rPr>
+          <w:i/>
+          <w:iCs/>
+        </w:rPr>
+        <w:t xml:space="preserve">valid</w:t>
+      </w:r>
+      <w:r>
+        <w:t xml:space="preserve"> </w:t>
+      </w:r>
+      <w:r>
+        <w:t xml:space="preserve">measure co-moves with real investment under an exogenous shock while the naive one does not. This validation discipline, not the keyword list, is the transferable core.</w:t>
+      </w:r>
+    </w:p>
+    <w:p>
+      <w:pPr>
+        <w:numPr>
+          <w:ilvl w:val="0"/>
+          <w:numId w:val="1002"/>
+        </w:numPr>
+      </w:pPr>
+      <w:r>
+        <w:rPr>
+          <w:b/>
+          <w:bCs/>
+        </w:rPr>
+        <w:t xml:space="preserve">Pre-registration and transparent null-reporting.</w:t>
+      </w:r>
+      <w:r>
+        <w:t xml:space="preserve"> </w:t>
+      </w:r>
+      <w:r>
+        <w:t xml:space="preserve">We pre-register the instrument and its validity tests at OSF (DOI 10.17605/OSF.IO/ZMJY5) and report all null and failed results transparently [9, 10]. These include a failed third-party validation, a non-robust causal event study, and a null micro-foundation test.</w:t>
+      </w:r>
+    </w:p>
+    <w:p>
+      <w:pPr>
+        <w:pStyle w:val="FirstParagraph"/>
+      </w:pPr>
+      <w:r>
+        <w:t xml:space="preserve">We deliberately refrain from causal and welfare claims as headline contributions: the strategic-bias interpretation is anchored behaviorally (§3.2.7) but not structurally identified, and the Cobb-Douglas welfare calibration is an assumption-dependent appendix illustration.</w:t>
+      </w:r>
+    </w:p>
+    <w:bookmarkEnd w:id="23"/>
+    <w:bookmarkStart w:id="24" w:name="roadmap"/>
+    <w:p>
+      <w:pPr>
+        <w:pStyle w:val="Heading2"/>
+      </w:pPr>
+      <w:r>
+        <w:t xml:space="preserve">1.2 Roadmap</w:t>
+      </w:r>
+    </w:p>
+    <w:p>
+      <w:pPr>
+        <w:pStyle w:val="FirstParagraph"/>
+      </w:pPr>
+      <w:r>
+        <w:t xml:space="preserve">Section 2 develops the cadre-attention model as motivation. Section 3 describes VAI construction (§3.1) and its validation (§3.2), led by the passage-level human validation and the behavioral criterion-validity test. Section 4 presents the descriptive application (VAI vs accounting-based investment composition), the independent procurement corroboration, and, demoted to supporting material, the exercises that do not support causal or welfare claims. Section 5 discusses scope, portability, and limitations; Section 6 concludes. Five deviations from the pre-registration are logged in Appendix D with reasons and effect-on-sign-and-significance; the replication archive is at Zenodo (DOI 10.5281/zenodo.19569978) and pre-registration at OSF (DOI 10.17605/OSF.IO/ZMJY5).</w:t>
+      </w:r>
+    </w:p>
+    <w:bookmarkEnd w:id="24"/>
+    <w:bookmarkEnd w:id="25"/>
+    <w:bookmarkStart w:id="29" w:name="theoretical-motivation"/>
+    <w:p>
+      <w:pPr>
+        <w:pStyle w:val="Heading1"/>
+      </w:pPr>
+      <w:r>
+        <w:t xml:space="preserve">2. Theoretical Motivation</w:t>
+      </w:r>
+    </w:p>
+    <w:p>
+      <w:pPr>
+        <w:pStyle w:val="FirstParagraph"/>
+      </w:pPr>
+      <w:r>
+        <w:t xml:space="preserve">This section states, in light form, why we expect compositional text-rhetoric to carry information about visibility bias, and what that implies for validation. Its purpose is to</w:t>
+      </w:r>
+      <w:r>
+        <w:t xml:space="preserve"> </w:t>
+      </w:r>
+      <w:r>
+        <w:rPr>
+          <w:i/>
+          <w:iCs/>
+        </w:rPr>
+        <w:t xml:space="preserve">motivate the measurement problem and define the construct</w:t>
+      </w:r>
+      <w:r>
+        <w:t xml:space="preserve"> </w:t>
+      </w:r>
+      <w:r>
+        <w:t xml:space="preserve">rather than to identify structural parameters. A fuller formal treatment, an official’s allocation problem under precision-weighted evaluation with closed-form comparative statics, is in Online Appendix A. Nothing in the paper’s evidence depends on it, and we no longer headline the welfare expression it yields (§4.4, §5).</w:t>
+      </w:r>
+    </w:p>
+    <w:bookmarkStart w:id="26" w:name="Xef2cef74730964ad5a82ccbc169335cf38f717b"/>
+    <w:p>
+      <w:pPr>
+        <w:pStyle w:val="Heading2"/>
+      </w:pPr>
+      <w:r>
+        <w:t xml:space="preserve">2.1 Observability asymmetry and the salience definition of</w:t>
+      </w:r>
+      <w:r>
+        <w:t xml:space="preserve"> </w:t>
+      </w:r>
+      <w:r>
+        <w:t xml:space="preserve">“visible”</w:t>
+      </w:r>
+    </w:p>
+    <w:p>
+      <w:pPr>
+        <w:pStyle w:val="FirstParagraph"/>
+      </w:pPr>
+      <w:r>
+        <w:t xml:space="preserve">A municipal official allocates a finite urban-infrastructure budget across asset classes that differ in how</w:t>
+      </w:r>
+      <w:r>
+        <w:t xml:space="preserve"> </w:t>
+      </w:r>
+      <w:r>
+        <w:rPr>
+          <w:i/>
+          <w:iCs/>
+        </w:rPr>
+        <w:t xml:space="preserve">observable</w:t>
+      </w:r>
+      <w:r>
+        <w:t xml:space="preserve"> </w:t>
+      </w:r>
+      <w:r>
+        <w:t xml:space="preserve">their output is to the audience that evaluates the official. That audience is primarily the superior (provincial) authority controlling promotion, and secondarily inspectors, media, and citizens. We define</w:t>
+      </w:r>
+      <w:r>
+        <w:t xml:space="preserve"> </w:t>
+      </w:r>
+      <w:r>
+        <w:rPr>
+          <w:b/>
+          <w:bCs/>
+        </w:rPr>
+        <w:t xml:space="preserve">visible</w:t>
+      </w:r>
+      <w:r>
+        <w:t xml:space="preserve"> </w:t>
+      </w:r>
+      <w:r>
+        <w:t xml:space="preserve">capital by observability and salience to that audience rather than by physical surface:</w:t>
       </w:r>
     </w:p>
     <w:p>
@@ -889,7 +1375,39 @@
         <w:pStyle w:val="Compact"/>
         <w:numPr>
           <w:ilvl w:val="0"/>
-          <w:numId w:val="1002"/>
+          <w:numId w:val="1003"/>
+        </w:numPr>
+      </w:pPr>
+      <w:r>
+        <w:rPr>
+          <w:b/>
+          <w:bCs/>
+        </w:rPr>
+        <w:t xml:space="preserve">Visible</w:t>
+      </w:r>
+      <w:r>
+        <w:t xml:space="preserve">: output that the evaluating audience readily perceives and attributes to the incumbent: streetscapes, greening, squares, parks, lighting, landmarks, and</w:t>
+      </w:r>
+      <w:r>
+        <w:t xml:space="preserve"> </w:t>
+      </w:r>
+      <w:r>
+        <w:rPr>
+          <w:i/>
+          <w:iCs/>
+        </w:rPr>
+        <w:t xml:space="preserve">metro/rail transit</w:t>
+      </w:r>
+      <w:r>
+        <w:t xml:space="preserve">. Metro is the diagnostic boundary case. Its tunnels are underground, yet it is daily-used, media-celebrated, and an unmistakable prestige achievement, so it is maximally salient and coded visible.</w:t>
+      </w:r>
+    </w:p>
+    <w:p>
+      <w:pPr>
+        <w:pStyle w:val="Compact"/>
+        <w:numPr>
+          <w:ilvl w:val="0"/>
+          <w:numId w:val="1003"/>
         </w:numPr>
       </w:pPr>
       <w:r>
@@ -984,8 +1502,8 @@
         <w:t xml:space="preserve">principal; lateral citizen perception is a distinct channel, which our individual-level analysis treats as a bounded null rather than the mechanism (§4.5).</w:t>
       </w:r>
     </w:p>
-    <w:bookmarkEnd w:id="16"/>
-    <w:bookmarkStart w:id="17" w:name="X64066ce3123cd2cc754dc39af3ee3e469abaa03"/>
+    <w:bookmarkEnd w:id="26"/>
+    <w:bookmarkStart w:id="27" w:name="X64066ce3123cd2cc754dc39af3ee3e469abaa03"/>
     <w:p>
       <w:pPr>
         <w:pStyle w:val="Heading2"/>
@@ -1022,7 +1540,7 @@
       <w:pPr>
         <w:numPr>
           <w:ilvl w:val="0"/>
-          <w:numId w:val="1003"/>
+          <w:numId w:val="1004"/>
         </w:numPr>
       </w:pPr>
       <w:r>
@@ -1033,7 +1551,7 @@
       <w:pPr>
         <w:numPr>
           <w:ilvl w:val="0"/>
-          <w:numId w:val="1003"/>
+          <w:numId w:val="1004"/>
         </w:numPr>
       </w:pPr>
       <w:r>
@@ -1080,8 +1598,8 @@
         <w:t xml:space="preserve">). Those abstract words are polysemous and decoupled from infrastructure, which §3 shows is the proximate cause of naive-dictionary failure.</w:t>
       </w:r>
     </w:p>
-    <w:bookmarkEnd w:id="17"/>
-    <w:bookmarkStart w:id="18" w:name="scope-of-the-theoretical-role"/>
+    <w:bookmarkEnd w:id="27"/>
+    <w:bookmarkStart w:id="28" w:name="scope-of-the-theoretical-role"/>
     <w:p>
       <w:pPr>
         <w:pStyle w:val="Heading2"/>
@@ -1164,9 +1682,9 @@
         <w:t xml:space="preserve">or a welfare loss as a result; the structural welfare calibration that an earlier draft headlined is demoted to an assumption-dependent illustration (§4.4, Online Appendix A/C.7). A reader interested only in the measurement contribution can proceed directly to §3. We invoke the observability-asymmetry premise again only to interpret the behavioral co-movement in §4.</w:t>
       </w:r>
     </w:p>
-    <w:bookmarkEnd w:id="18"/>
-    <w:bookmarkEnd w:id="19"/>
-    <w:bookmarkStart w:id="36" w:name="measurement-and-validation"/>
+    <w:bookmarkEnd w:id="28"/>
+    <w:bookmarkEnd w:id="29"/>
+    <w:bookmarkStart w:id="46" w:name="measurement-and-validation"/>
     <w:p>
       <w:pPr>
         <w:pStyle w:val="Heading1"/>
@@ -1175,7 +1693,7 @@
         <w:t xml:space="preserve">3. Measurement and Validation</w:t>
       </w:r>
     </w:p>
-    <w:bookmarkStart w:id="20" w:name="X1784d2fc9db4509cc4e3e36d4822334e81f0a8b"/>
+    <w:bookmarkStart w:id="30" w:name="X1784d2fc9db4509cc4e3e36d4822334e81f0a8b"/>
     <w:p>
       <w:pPr>
         <w:pStyle w:val="Heading2"/>
@@ -1618,8 +2136,8 @@
         <w:t xml:space="preserve">, and behavioral criterion validity against real expenditure (§3.2.7).</w:t>
       </w:r>
     </w:p>
-    <w:bookmarkEnd w:id="20"/>
-    <w:bookmarkStart w:id="25" w:name="the-visibility-attention-index-vai"/>
+    <w:bookmarkEnd w:id="30"/>
+    <w:bookmarkStart w:id="35" w:name="the-visibility-attention-index-vai"/>
     <w:p>
       <w:pPr>
         <w:pStyle w:val="Heading2"/>
@@ -1652,7 +2170,7 @@
         <w:t xml:space="preserve">(GWRs) delivered at prefecture-level People’s Congresses. These reports, typically 20,000–60,000 Chinese characters, are the single most important institutional text a municipal government produces each year. Our corpus covers 6,294 GWRs from 282 prefecture-level cities, 2002–2024, compiled from provincial government portals and the zhengfugongzuobaogao.com repository, each stored as a UTF-8 file indexed by standardized city name and year.</w:t>
       </w:r>
     </w:p>
-    <w:bookmarkStart w:id="21" w:name="Xb8588efde53b34b680f1d31b3beb2b1964c6a27"/>
+    <w:bookmarkStart w:id="31" w:name="Xb8588efde53b34b680f1d31b3beb2b1964c6a27"/>
     <w:p>
       <w:pPr>
         <w:pStyle w:val="Heading3"/>
@@ -1782,8 +2300,8 @@
         <w:t xml:space="preserve">. The salience criterion is defined relative to this upward principal, which is the channel through which the observability asymmetry of §2.1 operates. The lateral citizen channel is reported as a bounded null (§4.5) rather than asserted as the mechanism.</w:t>
       </w:r>
     </w:p>
-    <w:bookmarkEnd w:id="21"/>
-    <w:bookmarkStart w:id="22" w:name="lexicon-construction"/>
+    <w:bookmarkEnd w:id="31"/>
+    <w:bookmarkStart w:id="32" w:name="lexicon-construction"/>
     <w:p>
       <w:pPr>
         <w:pStyle w:val="Heading3"/>
@@ -2121,8 +2639,8 @@
         <w:t xml:space="preserve">series. Full lexicons and coder statistics are in Online Appendix C.1.</w:t>
       </w:r>
     </w:p>
-    <w:bookmarkEnd w:id="22"/>
-    <w:bookmarkStart w:id="23" w:name="vai-formula"/>
+    <w:bookmarkEnd w:id="32"/>
+    <w:bookmarkStart w:id="33" w:name="vai-formula"/>
     <w:p>
       <w:pPr>
         <w:pStyle w:val="Heading3"/>
@@ -2373,8 +2891,8 @@
         <w:t xml:space="preserve">.</w:t>
       </w:r>
     </w:p>
-    <w:bookmarkEnd w:id="23"/>
-    <w:bookmarkStart w:id="24" w:name="descriptive-statistics"/>
+    <w:bookmarkEnd w:id="33"/>
+    <w:bookmarkStart w:id="34" w:name="descriptive-statistics"/>
     <w:p>
       <w:pPr>
         <w:pStyle w:val="Heading3"/>
@@ -2407,9 +2925,9 @@
         <w:t xml:space="preserve">city over time, which justifies the city and year fixed effects in §4. The within-city time-variation is what the behavioral test in §3.2.7 exploits.</w:t>
       </w:r>
     </w:p>
-    <w:bookmarkEnd w:id="24"/>
-    <w:bookmarkEnd w:id="25"/>
-    <w:bookmarkStart w:id="34" w:name="construct-validity"/>
+    <w:bookmarkEnd w:id="34"/>
+    <w:bookmarkEnd w:id="35"/>
+    <w:bookmarkStart w:id="44" w:name="construct-validity"/>
     <w:p>
       <w:pPr>
         <w:pStyle w:val="Heading2"/>
@@ -2426,7 +2944,7 @@
         <w:t xml:space="preserve">The central question is whether a text measure captures the construct, the visible-versus-functional composition of infrastructure language, rather than an artifact of lexicon selection or genre. We lead with the most direct evidence, a passage-level comparison against human coding (§3.2.0). We then report a pre-registered battery of indirect checks (E-A–E-F, §3.2.1–§3.2.6), and finally the decisive behavioral criterion-validity test (§3.2.7).</w:t>
       </w:r>
     </w:p>
-    <w:bookmarkStart w:id="26" w:name="Xcc528046c9e424b2d7bc6cdb5ce078825985c18"/>
+    <w:bookmarkStart w:id="36" w:name="Xcc528046c9e424b2d7bc6cdb5ce078825985c18"/>
     <w:p>
       <w:pPr>
         <w:pStyle w:val="Heading3"/>
@@ -2448,7 +2966,7 @@
         <w:pStyle w:val="Compact"/>
         <w:numPr>
           <w:ilvl w:val="0"/>
-          <w:numId w:val="1004"/>
+          <w:numId w:val="1005"/>
         </w:numPr>
       </w:pPr>
       <w:r>
@@ -2570,7 +3088,7 @@
         <w:pStyle w:val="Compact"/>
         <w:numPr>
           <w:ilvl w:val="0"/>
-          <w:numId w:val="1004"/>
+          <w:numId w:val="1005"/>
         </w:numPr>
       </w:pPr>
       <w:r>
@@ -2701,7 +3219,7 @@
         <w:pStyle w:val="Compact"/>
         <w:numPr>
           <w:ilvl w:val="0"/>
-          <w:numId w:val="1004"/>
+          <w:numId w:val="1005"/>
         </w:numPr>
       </w:pPr>
       <w:r>
@@ -2726,8 +3244,8 @@
         <w:t xml:space="preserve">The implication for VAI is twofold. The appearance-word naive measure should not be used. The concrete VAI is a usable aggregate index (its errors attenuate in the count ratio), and for passage-critical work an LLM classifier is the high-precision alternative.</w:t>
       </w:r>
     </w:p>
-    <w:bookmarkEnd w:id="26"/>
-    <w:bookmarkStart w:id="27" w:name="X426780fc63c5c0de481673dea94169aa1683b31"/>
+    <w:bookmarkEnd w:id="36"/>
+    <w:bookmarkStart w:id="37" w:name="X426780fc63c5c0de481673dea94169aa1683b31"/>
     <w:p>
       <w:pPr>
         <w:pStyle w:val="Heading3"/>
@@ -2754,8 +3272,8 @@
         <w:t xml:space="preserve">A second concrete lexicon, curated independently from a separate reading of 150 GWRs, yields VAI correlated with the primary at r = 0.93. We report this as internal reliability rather than independent construct validity: both lexicons are drawn from the same governance genre, so overlap is expected.</w:t>
       </w:r>
     </w:p>
-    <w:bookmarkEnd w:id="27"/>
-    <w:bookmarkStart w:id="28" w:name="X5422a92d7ce79fd096ebe45685a410729944acc"/>
+    <w:bookmarkEnd w:id="37"/>
+    <w:bookmarkStart w:id="38" w:name="X5422a92d7ce79fd096ebe45685a410729944acc"/>
     <w:p>
       <w:pPr>
         <w:pStyle w:val="Heading3"/>
@@ -2884,8 +3402,8 @@
         <w:t xml:space="preserve">within-document pattern that, as §4.2.2 notes, may partly reflect genre rather than behavior, and it is no longer the lead validity evidence.</w:t>
       </w:r>
     </w:p>
-    <w:bookmarkEnd w:id="28"/>
-    <w:bookmarkStart w:id="29" w:name="Xe5b63a1ac4486acc83dfc1441b846fe3c61b623"/>
+    <w:bookmarkEnd w:id="38"/>
+    <w:bookmarkStart w:id="39" w:name="Xe5b63a1ac4486acc83dfc1441b846fe3c61b623"/>
     <w:p>
       <w:pPr>
         <w:pStyle w:val="Heading3"/>
@@ -2928,8 +3446,8 @@
         <w:t xml:space="preserve">lexicon is the minimum stable measurement unit. We report this as a transparency limitation.</w:t>
       </w:r>
     </w:p>
-    <w:bookmarkEnd w:id="29"/>
-    <w:bookmarkStart w:id="30" w:name="X10e54f885117434c2cf72242a071dc776ee9d34"/>
+    <w:bookmarkEnd w:id="39"/>
+    <w:bookmarkStart w:id="40" w:name="X10e54f885117434c2cf72242a071dc776ee9d34"/>
     <w:p>
       <w:pPr>
         <w:pStyle w:val="Heading3"/>
@@ -2956,8 +3474,8 @@
         <w:t xml:space="preserve">VAI correlates with the MOHURD yearbook-derived Cosmetic Investment Ratio (CIR) at r = 0.24 (p &lt; 10⁻³⁰) over the 2005–2015 overlap. This is independent evidence from accounting rather than text, modest in magnitude.</w:t>
       </w:r>
     </w:p>
-    <w:bookmarkEnd w:id="30"/>
-    <w:bookmarkStart w:id="31" w:name="Xa8b2cd92cbed50cbff0eb7295754dae85e97a03"/>
+    <w:bookmarkEnd w:id="40"/>
+    <w:bookmarkStart w:id="41" w:name="Xa8b2cd92cbed50cbff0eb7295754dae85e97a03"/>
     <w:p>
       <w:pPr>
         <w:pStyle w:val="Heading3"/>
@@ -2984,8 +3502,8 @@
         <w:t xml:space="preserve">A parallel VAI from Chinese Wikipedia city descriptions does not correlate with the primary (r = −0.15, 95% CI [−0.31, +0.02]); the pre-registered band was [0.3, 0.7]. We report the failure plainly (deviation D-E-2). The most likely cause is a genre mismatch (Wikipedia city articles yield a median of 6 lexicon hits vs 50+ for a GWR), which in hindsight made Wikipedia-zh a poorly-chosen third-party source. It bounds the instrument’s domain to governance rhetoric.</w:t>
       </w:r>
     </w:p>
-    <w:bookmarkEnd w:id="31"/>
-    <w:bookmarkStart w:id="32" w:name="results-of-the-indirect-battery"/>
+    <w:bookmarkEnd w:id="41"/>
+    <w:bookmarkStart w:id="42" w:name="results-of-the-indirect-battery"/>
     <w:p>
       <w:pPr>
         <w:pStyle w:val="Heading3"/>
@@ -3343,8 +3861,8 @@
         </w:tc>
       </w:tr>
     </w:tbl>
-    <w:bookmarkEnd w:id="32"/>
-    <w:bookmarkStart w:id="33" w:name="X90938b0e5f7dc8f547bb00b6ce061d0fbc517b1"/>
+    <w:bookmarkEnd w:id="42"/>
+    <w:bookmarkStart w:id="43" w:name="X90938b0e5f7dc8f547bb00b6ce061d0fbc517b1"/>
     <w:p>
       <w:pPr>
         <w:pStyle w:val="Heading3"/>
@@ -3770,9 +4288,9 @@
         <w:t xml:space="preserve">cosmetic measure available for 2002–2024, the annual increment in built-up green-space coverage, and find a co-movement that is directionally consistent but not statistically significant (+0.20, p = 0.12). The behavioral signal is therefore carried by investment composition, which officials can re-direct within a budget year, rather than by slow-moving physical stocks. A cross-sectional physical-stock measure likewise shows no within-city signal.</w:t>
       </w:r>
     </w:p>
-    <w:bookmarkEnd w:id="33"/>
-    <w:bookmarkEnd w:id="34"/>
-    <w:bookmarkStart w:id="35" w:name="data"/>
+    <w:bookmarkEnd w:id="43"/>
+    <w:bookmarkEnd w:id="44"/>
+    <w:bookmarkStart w:id="45" w:name="data"/>
     <w:p>
       <w:pPr>
         <w:pStyle w:val="Heading2"/>
@@ -3829,9 +4347,9 @@
         <w:t xml:space="preserve">, holding both the naive and concrete text series alongside CIR and turnover) and all code are archived at Zenodo (DOI 10.5281/zenodo.19569978) and pre-registered at OSF (DOI 10.17605/OSF.IO/ZMJY5); provenance and linkage rates are in Online Appendix E.</w:t>
       </w:r>
     </w:p>
-    <w:bookmarkEnd w:id="35"/>
-    <w:bookmarkEnd w:id="36"/>
-    <w:bookmarkStart w:id="44" w:name="substantive-applications"/>
+    <w:bookmarkEnd w:id="45"/>
+    <w:bookmarkEnd w:id="46"/>
+    <w:bookmarkStart w:id="54" w:name="substantive-applications"/>
     <w:p>
       <w:pPr>
         <w:pStyle w:val="Heading1"/>
@@ -3880,7 +4398,7 @@
         <w:t xml:space="preserve">visibility bias; the criterion-validity evidence (§3.2.7) supports the measure rather than a causal theory.</w:t>
       </w:r>
     </w:p>
-    <w:bookmarkStart w:id="37" w:name="X51673404ba14cbcc7c29233ee762782bef3c779"/>
+    <w:bookmarkStart w:id="47" w:name="X51673404ba14cbcc7c29233ee762782bef3c779"/>
     <w:p>
       <w:pPr>
         <w:pStyle w:val="Heading2"/>
@@ -4672,8 +5190,8 @@
         <w:t xml:space="preserve">. Horse races against GDP-growth, urbanization stage, and leader tenure leave β(VAI) essentially unchanged (Online Appendix C.2). A pre-registered 24-permutation specification curve gives median β = +0.107 with 24/24 positive and 22/24 significant (Online Appendix B.1). We read this as a descriptive compositional-substitution association, conditional on the instrument’s validity, and stop short of a causal claim.</w:t>
       </w:r>
     </w:p>
-    <w:bookmarkEnd w:id="37"/>
-    <w:bookmarkStart w:id="39" w:name="X200caaa089e8f72d3f4ebf40510f156357e01d4"/>
+    <w:bookmarkEnd w:id="47"/>
+    <w:bookmarkStart w:id="49" w:name="X200caaa089e8f72d3f4ebf40510f156357e01d4"/>
     <w:p>
       <w:pPr>
         <w:pStyle w:val="Heading2"/>
@@ -4886,7 +5404,7 @@
         <w:t xml:space="preserve">The differential is positive and highly significant. It cannot arise from lexicon-selection (same lexicon), from author-style (the same author writes both sections), or from report-length (VAI is a ratio). We nonetheless report it as suggestive corroboration rather than a behavioral signature, since, as in R1, genre differences between retrospective and prospective sections could produce the same pattern (§4.2.1). With the criterion-validity test of §3.2.7 now carrying the behavioral argument, the within-document differential is a secondary, measurement-level fact about how reports are written.</w:t>
       </w:r>
     </w:p>
-    <w:bookmarkStart w:id="38" w:name="what-this-does-and-does-not-tell-us"/>
+    <w:bookmarkStart w:id="48" w:name="what-this-does-and-does-not-tell-us"/>
     <w:p>
       <w:pPr>
         <w:pStyle w:val="Heading3"/>
@@ -4903,9 +5421,9 @@
         <w:t xml:space="preserve">The differential is compatible with the upward-signaling mechanism but is not a unique diagnostic. Downstream-facing rhetoric, lexical-availability bias, and selection on what gets completed-versus-planned would also predict it. Robustness to alternative split markers and to long-document/single-tenure subsamples is in Online Appendix C.3.</w:t>
       </w:r>
     </w:p>
-    <w:bookmarkEnd w:id="38"/>
-    <w:bookmarkEnd w:id="39"/>
-    <w:bookmarkStart w:id="40" w:name="X559b37ee9dfb856d8055d6a3e809a71f32d4e92"/>
+    <w:bookmarkEnd w:id="48"/>
+    <w:bookmarkEnd w:id="49"/>
+    <w:bookmarkStart w:id="50" w:name="X559b37ee9dfb856d8055d6a3e809a71f32d4e92"/>
     <w:p>
       <w:pPr>
         <w:pStyle w:val="Heading2"/>
@@ -4958,8 +5476,8 @@
         <w:t xml:space="preserve">is proxied by the deduplicated award record, so the count comparison (less so the amount comparison) is sensitive to how works are packaged; the accounting CIR (§4.1, §3.2.7) supplies the independent expenditure-share corroboration.</w:t>
       </w:r>
     </w:p>
-    <w:bookmarkEnd w:id="40"/>
-    <w:bookmarkStart w:id="41" w:name="X0df5704b0421d62a08895c95576210ca0320748"/>
+    <w:bookmarkEnd w:id="50"/>
+    <w:bookmarkStart w:id="51" w:name="X0df5704b0421d62a08895c95576210ca0320748"/>
     <w:p>
       <w:pPr>
         <w:pStyle w:val="Heading2"/>
@@ -5029,8 +5547,8 @@
         <w:t xml:space="preserve">, and an aggregate renewal-expenditure base, it produces figures on the order of single-digit ¥ billions per year. We deliberately do not headline this number. It depends on strong assumptions that we have not independently validated: the Cobb-Douglas welfare function, the social-optimum benchmark, and the text-to-spending mapping. The derivation and sensitivity table are in Online Appendix A and C.7, and we attach no policy weight to the magnitude.</w:t>
       </w:r>
     </w:p>
-    <w:bookmarkEnd w:id="41"/>
-    <w:bookmarkStart w:id="42" w:name="X6b6670866adc3b05377f51e2f8f6ecb41e2a6a9"/>
+    <w:bookmarkEnd w:id="51"/>
+    <w:bookmarkStart w:id="52" w:name="X6b6670866adc3b05377f51e2f8f6ecb41e2a6a9"/>
     <w:p>
       <w:pPr>
         <w:pStyle w:val="Heading2"/>
@@ -5083,8 +5601,8 @@
         <w:t xml:space="preserve">Amenity-category-specific satisfaction items are absent from the public CFPS panel; substituted general outcomes show no effect above |d| = 0.011 (TOST rejects |d| ≥ 0.10 at p &lt; 10⁻⁶). This bounds a citizen-popularity channel but does not test the pre-registered mechanism, and is reported as exploratory (deviation D-F-1).</w:t>
       </w:r>
     </w:p>
-    <w:bookmarkEnd w:id="42"/>
-    <w:bookmarkStart w:id="43" w:name="summary"/>
+    <w:bookmarkEnd w:id="52"/>
+    <w:bookmarkStart w:id="53" w:name="summary"/>
     <w:p>
       <w:pPr>
         <w:pStyle w:val="Heading2"/>
@@ -5101,9 +5619,9 @@
         <w:t xml:space="preserve">The validated VAI tracks an external accounting measure of investment composition (P1, β = +0.111, with no effect on total investment). It co-moves with real cosmetic investment under an exogenous turnover shock while the naive measure does not (§3.2.7). In an entirely independent procurement corpus it is corroborated by a ≈2:1 visible-over-functional tilt across 97 of 108 localities and a visible-dominated spending tail (§4.3), and it shows a suggestive within-document differential (§4.2). The inspection event study, the CFPS micro-foundation, and the welfare calibration are demoted and reported transparently; they limit, rather than support, the causal and welfare claims the instrument can carry.</w:t>
       </w:r>
     </w:p>
-    <w:bookmarkEnd w:id="43"/>
-    <w:bookmarkEnd w:id="44"/>
-    <w:bookmarkStart w:id="50" w:name="discussion"/>
+    <w:bookmarkEnd w:id="53"/>
+    <w:bookmarkEnd w:id="54"/>
+    <w:bookmarkStart w:id="60" w:name="discussion"/>
     <w:p>
       <w:pPr>
         <w:pStyle w:val="Heading1"/>
@@ -5112,7 +5630,7 @@
         <w:t xml:space="preserve">5. Discussion</w:t>
       </w:r>
     </w:p>
-    <w:bookmarkStart w:id="45" w:name="X945345326af62cdaafcf83065f2eefac3d277ed"/>
+    <w:bookmarkStart w:id="55" w:name="X945345326af62cdaafcf83065f2eefac3d277ed"/>
     <w:p>
       <w:pPr>
         <w:pStyle w:val="Heading2"/>
@@ -5127,78 +5645,6 @@
       </w:pPr>
       <w:r>
         <w:t xml:space="preserve">The paper’s contribution is the Visibility Attention Index, a pre-registered, replicable instrument for the visible-versus-functional composition of infrastructure language. It is now validated more rigorously than in the original draft, and honestly bounded:</w:t>
-      </w:r>
-    </w:p>
-    <w:p>
-      <w:pPr>
-        <w:pStyle w:val="Compact"/>
-        <w:numPr>
-          <w:ilvl w:val="0"/>
-          <w:numId w:val="1005"/>
-        </w:numPr>
-      </w:pPr>
-      <w:r>
-        <w:t xml:space="preserve">Direct passage-level validation (§3.2.0): the naive appearance-word dictionary fails (visible precision 0.10); the concrete, salience-based VAI reaches 0.50–0.60 but meets a polysemy ceiling near 0.60–0.64; an LLM ensemble clears it (0.84 accuracy, Fleiss κ = 0.835). Human intercoder agreement is Cohen κ = 0.70.</w:t>
-      </w:r>
-    </w:p>
-    <w:p>
-      <w:pPr>
-        <w:pStyle w:val="Compact"/>
-        <w:numPr>
-          <w:ilvl w:val="0"/>
-          <w:numId w:val="1005"/>
-        </w:numPr>
-      </w:pPr>
-      <w:r>
-        <w:t xml:space="preserve">Behavioral criterion validity (§3.2.7) is the test that does the work. Under an exogenous, retirement-driven turnover shock the concrete VAI co-moves with real cosmetic investment (+0.010, p = 0.01; clean pre-trend), while the naive measure does not (+0.002, p = 0.54). The construct is real in behavior, and the right measure tracks it.</w:t>
-      </w:r>
-    </w:p>
-    <w:p>
-      <w:pPr>
-        <w:pStyle w:val="Compact"/>
-        <w:numPr>
-          <w:ilvl w:val="0"/>
-          <w:numId w:val="1005"/>
-        </w:numPr>
-      </w:pPr>
-      <w:r>
-        <w:t xml:space="preserve">A cross-source accounting correlation (E-D, r = 0.24) provides independent external evidence, modest in magnitude. An independent-dictionary replication (E-A, r = 0.93) is a reliability check rather than a validation. And an independent procurement corroboration (§4.3) shows a ≈2:1 visible-over-functional tilt in 97 of 108 Zhejiang localities, with a visible-dominated spending tail.</w:t>
-      </w:r>
-    </w:p>
-    <w:p>
-      <w:pPr>
-        <w:pStyle w:val="FirstParagraph"/>
-      </w:pPr>
-      <w:r>
-        <w:t xml:space="preserve">One pre-registered test, applying the lexicon to Chinese Wikipedia, fails (r = −0.15 against a [0.3, 0.7] criterion). We report it plainly as a domain mismatch that bounds the instrument to governance rhetoric.</w:t>
-      </w:r>
-    </w:p>
-    <w:bookmarkEnd w:id="45"/>
-    <w:bookmarkStart w:id="46" w:name="X3741338d0cb82684e4269c17b5603034f5b383b"/>
-    <w:p>
-      <w:pPr>
-        <w:pStyle w:val="Heading2"/>
-      </w:pPr>
-      <w:r>
-        <w:t xml:space="preserve">5.2 What substantively follows (conditional on the instrument)</w:t>
-      </w:r>
-    </w:p>
-    <w:p>
-      <w:pPr>
-        <w:pStyle w:val="FirstParagraph"/>
-      </w:pPr>
-      <w:r>
-        <w:t xml:space="preserve">Within cities, VAI tracks the accounting-based Cosmetic Investment Ratio (P1, β = +0.111) with no accompanying change in total investment. The association is therefore compositional rather than expansionary, and under the turnover shock both rise together. We read these as evidence that the measure captures strategic compositional attention. We do not offer a headline welfare figure, because the model-based calibration (§4.4) is too assumption-dependent to support one.</w:t>
-      </w:r>
-    </w:p>
-    <w:bookmarkEnd w:id="46"/>
-    <w:bookmarkStart w:id="47" w:name="what-we-cannot-establish"/>
-    <w:p>
-      <w:pPr>
-        <w:pStyle w:val="Heading2"/>
-      </w:pPr>
-      <w:r>
-        <w:t xml:space="preserve">5.3 What we cannot establish</w:t>
       </w:r>
     </w:p>
     <w:p>
@@ -5210,23 +5656,7 @@
         </w:numPr>
       </w:pPr>
       <w:r>
-        <w:t xml:space="preserve">Causal identification of drivers is not achieved. The inspection event study fails under heterogeneity-robust estimation (§4.5); the retirement-turnover design supports</w:t>
-      </w:r>
-      <w:r>
-        <w:t xml:space="preserve"> </w:t>
-      </w:r>
-      <w:r>
-        <w:rPr>
-          <w:i/>
-          <w:iCs/>
-        </w:rPr>
-        <w:t xml:space="preserve">measurement</w:t>
-      </w:r>
-      <w:r>
-        <w:t xml:space="preserve"> </w:t>
-      </w:r>
-      <w:r>
-        <w:t xml:space="preserve">(criterion) validity, not a causal theory of what produces visibility bias.</w:t>
+        <w:t xml:space="preserve">Direct passage-level validation (§3.2.0): the naive appearance-word dictionary fails (visible precision 0.10); the concrete, salience-based VAI reaches 0.50–0.60 but meets a polysemy ceiling near 0.60–0.64; an LLM ensemble clears it (0.84 accuracy, Fleiss κ = 0.835). Human intercoder agreement is Cohen κ = 0.70.</w:t>
       </w:r>
     </w:p>
     <w:p>
@@ -5238,7 +5668,7 @@
         </w:numPr>
       </w:pPr>
       <w:r>
-        <w:t xml:space="preserve">External (non-governance) validity is bounded. The Wikipedia null scopes the measure to governance rhetoric, and an appropriate policy-rhetoric third-party validation (e.g., Xinhua local-policy news, CNKI key-newspaper coverage) remains future work.</w:t>
+        <w:t xml:space="preserve">Behavioral criterion validity (§3.2.7) is the test that does the work. Under an exogenous, retirement-driven turnover shock the concrete VAI co-moves with real cosmetic investment (+0.010, p = 0.01; clean pre-trend), while the naive measure does not (+0.002, p = 0.54). The construct is real in behavior, and the right measure tracks it.</w:t>
       </w:r>
     </w:p>
     <w:p>
@@ -5250,7 +5680,43 @@
         </w:numPr>
       </w:pPr>
       <w:r>
-        <w:t xml:space="preserve">Intercoder agreement is substantial but not perfect. Two human coders reach Cohen κ = 0.70 on the 120-sentence gold set. Residual disagreement concentrates on the visible-versus-mixed boundary, itself a manifestation of the polysemy the paper documents, so passage-level precision/recall carry a few points of coder-judgment uncertainty.</w:t>
+        <w:t xml:space="preserve">A cross-source accounting correlation (E-D, r = 0.24) provides independent external evidence, modest in magnitude. An independent-dictionary replication (E-A, r = 0.93) is a reliability check rather than a validation. And an independent procurement corroboration (§4.3) shows a ≈2:1 visible-over-functional tilt in 97 of 108 Zhejiang localities, with a visible-dominated spending tail.</w:t>
+      </w:r>
+    </w:p>
+    <w:p>
+      <w:pPr>
+        <w:pStyle w:val="FirstParagraph"/>
+      </w:pPr>
+      <w:r>
+        <w:t xml:space="preserve">One pre-registered test, applying the lexicon to Chinese Wikipedia, fails (r = −0.15 against a [0.3, 0.7] criterion). We report it plainly as a domain mismatch that bounds the instrument to governance rhetoric.</w:t>
+      </w:r>
+    </w:p>
+    <w:bookmarkEnd w:id="55"/>
+    <w:bookmarkStart w:id="56" w:name="X3741338d0cb82684e4269c17b5603034f5b383b"/>
+    <w:p>
+      <w:pPr>
+        <w:pStyle w:val="Heading2"/>
+      </w:pPr>
+      <w:r>
+        <w:t xml:space="preserve">5.2 What substantively follows (conditional on the instrument)</w:t>
+      </w:r>
+    </w:p>
+    <w:p>
+      <w:pPr>
+        <w:pStyle w:val="FirstParagraph"/>
+      </w:pPr>
+      <w:r>
+        <w:t xml:space="preserve">Within cities, VAI tracks the accounting-based Cosmetic Investment Ratio (P1, β = +0.111) with no accompanying change in total investment. The association is therefore compositional rather than expansionary, and under the turnover shock both rise together. We read these as evidence that the measure captures strategic compositional attention. We do not offer a headline welfare figure, because the model-based calibration (§4.4) is too assumption-dependent to support one.</w:t>
+      </w:r>
+    </w:p>
+    <w:bookmarkEnd w:id="56"/>
+    <w:bookmarkStart w:id="57" w:name="what-we-cannot-establish"/>
+    <w:p>
+      <w:pPr>
+        <w:pStyle w:val="Heading2"/>
+      </w:pPr>
+      <w:r>
+        <w:t xml:space="preserve">5.3 What we cannot establish</w:t>
       </w:r>
     </w:p>
     <w:p>
@@ -5258,23 +5724,27 @@
         <w:pStyle w:val="Compact"/>
         <w:numPr>
           <w:ilvl w:val="0"/>
-          <w:numId w:val="1006"/>
+          <w:numId w:val="1007"/>
         </w:numPr>
       </w:pPr>
       <w:r>
-        <w:t xml:space="preserve">The procurement corroboration is provincial. It covers Zhejiang, and although frequency and amount both corroborate the tilt, a</w:t>
-      </w:r>
-      <w:r>
-        <w:t xml:space="preserve"> </w:t>
-      </w:r>
-      <w:r>
-        <w:t xml:space="preserve">“project”</w:t>
-      </w:r>
-      <w:r>
-        <w:t xml:space="preserve"> </w:t>
-      </w:r>
-      <w:r>
-        <w:t xml:space="preserve">is proxied by the deduplicated award record, so the count comparison is sensitive to packaging. National generalization is untested.</w:t>
+        <w:t xml:space="preserve">Causal identification of drivers is not achieved. The inspection event study fails under heterogeneity-robust estimation (§4.5); the retirement-turnover design supports</w:t>
+      </w:r>
+      <w:r>
+        <w:t xml:space="preserve"> </w:t>
+      </w:r>
+      <w:r>
+        <w:rPr>
+          <w:i/>
+          <w:iCs/>
+        </w:rPr>
+        <w:t xml:space="preserve">measurement</w:t>
+      </w:r>
+      <w:r>
+        <w:t xml:space="preserve"> </w:t>
+      </w:r>
+      <w:r>
+        <w:t xml:space="preserve">(criterion) validity, not a causal theory of what produces visibility bias.</w:t>
       </w:r>
     </w:p>
     <w:p>
@@ -5282,15 +5752,63 @@
         <w:pStyle w:val="Compact"/>
         <w:numPr>
           <w:ilvl w:val="0"/>
-          <w:numId w:val="1006"/>
+          <w:numId w:val="1007"/>
         </w:numPr>
       </w:pPr>
       <w:r>
+        <w:t xml:space="preserve">External (non-governance) validity is bounded. The Wikipedia null scopes the measure to governance rhetoric, and an appropriate policy-rhetoric third-party validation (e.g., Xinhua local-policy news, CNKI key-newspaper coverage) remains future work.</w:t>
+      </w:r>
+    </w:p>
+    <w:p>
+      <w:pPr>
+        <w:pStyle w:val="Compact"/>
+        <w:numPr>
+          <w:ilvl w:val="0"/>
+          <w:numId w:val="1007"/>
+        </w:numPr>
+      </w:pPr>
+      <w:r>
+        <w:t xml:space="preserve">Intercoder agreement is substantial but not perfect. Two human coders reach Cohen κ = 0.70 on the 120-sentence gold set. Residual disagreement concentrates on the visible-versus-mixed boundary, itself a manifestation of the polysemy the paper documents, so passage-level precision/recall carry a few points of coder-judgment uncertainty.</w:t>
+      </w:r>
+    </w:p>
+    <w:p>
+      <w:pPr>
+        <w:pStyle w:val="Compact"/>
+        <w:numPr>
+          <w:ilvl w:val="0"/>
+          <w:numId w:val="1007"/>
+        </w:numPr>
+      </w:pPr>
+      <w:r>
+        <w:t xml:space="preserve">The procurement corroboration is provincial. It covers Zhejiang, and although frequency and amount both corroborate the tilt, a</w:t>
+      </w:r>
+      <w:r>
+        <w:t xml:space="preserve"> </w:t>
+      </w:r>
+      <w:r>
+        <w:t xml:space="preserve">“project”</w:t>
+      </w:r>
+      <w:r>
+        <w:t xml:space="preserve"> </w:t>
+      </w:r>
+      <w:r>
+        <w:t xml:space="preserve">is proxied by the deduplicated award record, so the count comparison is sensitive to packaging. National generalization is untested.</w:t>
+      </w:r>
+    </w:p>
+    <w:p>
+      <w:pPr>
+        <w:pStyle w:val="Compact"/>
+        <w:numPr>
+          <w:ilvl w:val="0"/>
+          <w:numId w:val="1007"/>
+        </w:numPr>
+      </w:pPr>
+      <w:r>
         <w:t xml:space="preserve">No welfare claim. The structural welfare figure is assumption-dependent and demoted, and we attach no policy magnitude to it.</w:t>
       </w:r>
     </w:p>
-    <w:bookmarkEnd w:id="47"/>
-    <w:bookmarkStart w:id="48" w:name="portability-to-non-chinese-settings"/>
+    <w:bookmarkEnd w:id="57"/>
+    <w:bookmarkStart w:id="58" w:name="portability-to-non-chinese-settings"/>
     <w:p>
       <w:pPr>
         <w:pStyle w:val="Heading2"/>
@@ -5352,8 +5870,8 @@
         <w:t xml:space="preserve">portable is the specific lexicon and the institutional observability-asymmetry parameters, which require re-derivation in each context. What transfers is the validation discipline, not the keyword list.</w:t>
       </w:r>
     </w:p>
-    <w:bookmarkEnd w:id="48"/>
-    <w:bookmarkStart w:id="49" w:name="Xf7d578f4fa1af2f27232d1ac0aef118ec680533"/>
+    <w:bookmarkEnd w:id="58"/>
+    <w:bookmarkStart w:id="59" w:name="Xf7d578f4fa1af2f27232d1ac0aef118ec680533"/>
     <w:p>
       <w:pPr>
         <w:pStyle w:val="Heading2"/>
@@ -5377,9 +5895,9 @@
         </w:pict>
       </w:r>
     </w:p>
-    <w:bookmarkEnd w:id="49"/>
-    <w:bookmarkEnd w:id="50"/>
-    <w:bookmarkStart w:id="51" w:name="conclusion"/>
+    <w:bookmarkEnd w:id="59"/>
+    <w:bookmarkEnd w:id="60"/>
+    <w:bookmarkStart w:id="61" w:name="conclusion"/>
     <w:p>
       <w:pPr>
         <w:pStyle w:val="Heading1"/>
@@ -5419,8 +5937,8 @@
         </w:pict>
       </w:r>
     </w:p>
-    <w:bookmarkEnd w:id="51"/>
-    <w:bookmarkStart w:id="52" w:name="statements-and-declarations"/>
+    <w:bookmarkEnd w:id="61"/>
+    <w:bookmarkStart w:id="62" w:name="statements-and-declarations"/>
     <w:p>
       <w:pPr>
         <w:pStyle w:val="Heading1"/>
@@ -5480,7 +5998,7 @@
         <w:t xml:space="preserve"> </w:t>
       </w:r>
       <w:r>
-        <w:t xml:space="preserve">Hongyang Xi and Liu Can contributed equally and are co-first authors. Hongyang Xi (corresponding author) conceived the study, constructed the lexicons and the LLM-ensemble classification, performed the data collection and statistical analysis (including the behavioral criterion-validity test), drafted the manuscript, and prepared the replication archive. Liu Can constructed and verified the public-procurement (bidding) evidence (§4.3), contributing urban- and rural-planning domain expertise to the visible-versus-functional classification of construction projects. Zhihui Li independently performed the second passage-level coding of the validation sample for the intercoder-reliability assessment (§3.2.0). All authors critically revised the manuscript, approved the final version, and are accountable for the integrity of the work.</w:t>
+        <w:t xml:space="preserve">Hongyang Xi and Liu Can contributed equally and are co-first authors. Hongyang Xi (corresponding author) conceived the study, constructed the lexicons and the LLM-ensemble classification, performed the data collection and statistical analysis (including the behavioral criterion-validity test), drafted the manuscript, and prepared the replication archive. Liu Can constructed and verified the public-procurement (bidding) evidence (§4.3), contributing urban- and rural-planning domain expertise to the visible-versus-functional classification of construction projects, and independently performed the second passage-level coding of the validation sample for the intercoder-reliability assessment (§3.2.0). Both authors critically revised the manuscript, approved the final version, and are accountable for the integrity of the work.</w:t>
       </w:r>
     </w:p>
     <w:p>
@@ -5503,7 +6021,7 @@
       <w:r>
         <w:t xml:space="preserve"> </w:t>
       </w:r>
-      <w:hyperlink r:id="rId11">
+      <w:hyperlink r:id="rId13">
         <w:r>
           <w:rPr>
             <w:rStyle w:val="Hyperlink"/>
@@ -5562,7 +6080,7 @@
       <w:r>
         <w:t xml:space="preserve"> </w:t>
       </w:r>
-      <w:hyperlink r:id="rId10">
+      <w:hyperlink r:id="rId21">
         <w:r>
           <w:rPr>
             <w:rStyle w:val="Hyperlink"/>
@@ -5644,8 +6162,8 @@
         <w:t xml:space="preserve">in this paper (the three-family ensemble of §3.2.0), documented and reproducible. Separately, the authors used an LLM for copy-editing of draft prose; all substantive content, analysis, and interpretation are the authors’ own.</w:t>
       </w:r>
     </w:p>
-    <w:bookmarkEnd w:id="52"/>
-    <w:bookmarkStart w:id="64" w:name="Xed20a5bd0ae3e0c69a881047d726bda0aa67fc5"/>
+    <w:bookmarkEnd w:id="62"/>
+    <w:bookmarkStart w:id="74" w:name="Xed20a5bd0ae3e0c69a881047d726bda0aa67fc5"/>
     <w:p>
       <w:pPr>
         <w:pStyle w:val="Heading1"/>
@@ -5662,7 +6180,7 @@
         <w:t xml:space="preserve">This appendix documents each point at which our executed analysis differed from the pre-registered protocol (OSF DOI 10.17605/OSF.IO/ZMJY5, archived 2026-04-14).</w:t>
       </w:r>
     </w:p>
-    <w:bookmarkStart w:id="53" w:name="d.1-pre-registration-summary"/>
+    <w:bookmarkStart w:id="63" w:name="d.1-pre-registration-summary"/>
     <w:p>
       <w:pPr>
         <w:pStyle w:val="Heading2"/>
@@ -5684,7 +6202,7 @@
         <w:pStyle w:val="Compact"/>
         <w:numPr>
           <w:ilvl w:val="0"/>
-          <w:numId w:val="1007"/>
+          <w:numId w:val="1008"/>
         </w:numPr>
       </w:pPr>
       <w:r>
@@ -5703,7 +6221,7 @@
         <w:pStyle w:val="Compact"/>
         <w:numPr>
           <w:ilvl w:val="0"/>
-          <w:numId w:val="1007"/>
+          <w:numId w:val="1008"/>
         </w:numPr>
       </w:pPr>
       <w:r>
@@ -5722,7 +6240,7 @@
         <w:pStyle w:val="Compact"/>
         <w:numPr>
           <w:ilvl w:val="0"/>
-          <w:numId w:val="1007"/>
+          <w:numId w:val="1008"/>
         </w:numPr>
       </w:pPr>
       <w:r>
@@ -5741,7 +6259,7 @@
         <w:pStyle w:val="Compact"/>
         <w:numPr>
           <w:ilvl w:val="0"/>
-          <w:numId w:val="1007"/>
+          <w:numId w:val="1008"/>
         </w:numPr>
       </w:pPr>
       <w:r>
@@ -5776,7 +6294,7 @@
         <w:pStyle w:val="Compact"/>
         <w:numPr>
           <w:ilvl w:val="0"/>
-          <w:numId w:val="1007"/>
+          <w:numId w:val="1008"/>
         </w:numPr>
       </w:pPr>
       <w:r>
@@ -5798,8 +6316,8 @@
         <w:t xml:space="preserve">Specification curve, control sets, cluster level, and sample restrictions are all pre-specified.</w:t>
       </w:r>
     </w:p>
-    <w:bookmarkEnd w:id="53"/>
-    <w:bookmarkStart w:id="61" w:name="d.2-deviation-log"/>
+    <w:bookmarkEnd w:id="63"/>
+    <w:bookmarkStart w:id="71" w:name="d.2-deviation-log"/>
     <w:p>
       <w:pPr>
         <w:pStyle w:val="Heading2"/>
@@ -5808,7 +6326,7 @@
         <w:t xml:space="preserve">D.2 Deviation log</w:t>
       </w:r>
     </w:p>
-    <w:bookmarkStart w:id="54" w:name="d-b-1-phase-b-inspection-event-study"/>
+    <w:bookmarkStart w:id="64" w:name="d-b-1-phase-b-inspection-event-study"/>
     <w:p>
       <w:pPr>
         <w:pStyle w:val="Heading3"/>
@@ -5877,8 +6395,8 @@
         <w:t xml:space="preserve">: β(k=0) = −0.065, SE = 0.025, p = 0.011.</w:t>
       </w:r>
     </w:p>
-    <w:bookmarkEnd w:id="54"/>
-    <w:bookmarkStart w:id="55" w:name="Xc3c8bfdf93990fa5f5c0ea6ced829b4adf155ee"/>
+    <w:bookmarkEnd w:id="64"/>
+    <w:bookmarkStart w:id="65" w:name="Xc3c8bfdf93990fa5f5c0ea6ced829b4adf155ee"/>
     <w:p>
       <w:pPr>
         <w:pStyle w:val="Heading3"/>
@@ -5947,8 +6465,8 @@
         <w:t xml:space="preserve">: Narrow-window heterogeneity-robust result is statistically indistinguishable from zero.</w:t>
       </w:r>
     </w:p>
-    <w:bookmarkEnd w:id="55"/>
-    <w:bookmarkStart w:id="56" w:name="X9985a27ca76f0ea4be2145e2581ad87122be0a8"/>
+    <w:bookmarkEnd w:id="65"/>
+    <w:bookmarkStart w:id="66" w:name="X9985a27ca76f0ea4be2145e2581ad87122be0a8"/>
     <w:p>
       <w:pPr>
         <w:pStyle w:val="Heading3"/>
@@ -6086,8 +6604,8 @@
         <w:t xml:space="preserve">framing from earlier drafts is withdrawn. We log this deviation honestly; it represents a substantive failed identification, not a methodological quibble.</w:t>
       </w:r>
     </w:p>
-    <w:bookmarkEnd w:id="56"/>
-    <w:bookmarkStart w:id="57" w:name="Xbab408f6becac114c69597ba12a2aabaac9d884"/>
+    <w:bookmarkEnd w:id="66"/>
+    <w:bookmarkStart w:id="67" w:name="Xbab408f6becac114c69597ba12a2aabaac9d884"/>
     <w:p>
       <w:pPr>
         <w:pStyle w:val="Heading3"/>
@@ -6165,8 +6683,8 @@
         <w:t xml:space="preserve">: Internal tests are stronger than originally pre-registered because they directly probe the dictionary’s measurement stability and identify a novel within-document behavioral signature (E-B). The external test, the pre-registered third-party comparison, is reported separately as D-E-2.</w:t>
       </w:r>
     </w:p>
-    <w:bookmarkEnd w:id="57"/>
-    <w:bookmarkStart w:id="58" w:name="Xd14fac9a03a6d8653955ef0cc180bc14023820c"/>
+    <w:bookmarkEnd w:id="67"/>
+    <w:bookmarkStart w:id="68" w:name="Xd14fac9a03a6d8653955ef0cc180bc14023820c"/>
     <w:p>
       <w:pPr>
         <w:pStyle w:val="Heading3"/>
@@ -6334,8 +6852,8 @@
         <w:t xml:space="preserve">: The failure is reported transparently in §3.2.5 of the main manuscript (the failed Wikipedia external validation, E-F), and the interpretation is flagged as provisional.</w:t>
       </w:r>
     </w:p>
-    <w:bookmarkEnd w:id="58"/>
-    <w:bookmarkStart w:id="59" w:name="d-f-1-phase-f-micro-foundation-test"/>
+    <w:bookmarkEnd w:id="68"/>
+    <w:bookmarkStart w:id="69" w:name="d-f-1-phase-f-micro-foundation-test"/>
     <w:p>
       <w:pPr>
         <w:pStyle w:val="Heading3"/>
@@ -6491,8 +7009,8 @@
         <w:t xml:space="preserve">: Phase F2 requires primary survey data collection to test the original H5 directly. Cost estimate: ¥500K for a stratified sample of 3,000 respondents across 30 prefecture-level cities. Deferred to follow-up study.</w:t>
       </w:r>
     </w:p>
-    <w:bookmarkEnd w:id="59"/>
-    <w:bookmarkStart w:id="60" w:name="Xf3ed70ded26b4af98c5a08d2b26344eb02fb996"/>
+    <w:bookmarkEnd w:id="69"/>
+    <w:bookmarkStart w:id="70" w:name="Xf3ed70ded26b4af98c5a08d2b26344eb02fb996"/>
     <w:p>
       <w:pPr>
         <w:pStyle w:val="Heading3"/>
@@ -6631,9 +7149,9 @@
         <w:t xml:space="preserve">the cross-sectional β(VAI → CIR) association as the primary application; that association and the welfare calibration are demoted to supporting/illustrative status.</w:t>
       </w:r>
     </w:p>
-    <w:bookmarkEnd w:id="60"/>
-    <w:bookmarkEnd w:id="61"/>
-    <w:bookmarkStart w:id="62" w:name="Xade595ee7e8e20a942ddd472ef2edca1e4e80f8"/>
+    <w:bookmarkEnd w:id="70"/>
+    <w:bookmarkEnd w:id="71"/>
+    <w:bookmarkStart w:id="72" w:name="Xade595ee7e8e20a942ddd472ef2edca1e4e80f8"/>
     <w:p>
       <w:pPr>
         <w:pStyle w:val="Heading2"/>
@@ -6692,8 +7210,8 @@
         <w:t xml:space="preserve">- Welfare sensitivity: log utility central, CRRA alternative, lower/upper bounds.</w:t>
       </w:r>
     </w:p>
-    <w:bookmarkEnd w:id="62"/>
-    <w:bookmarkStart w:id="63" w:name="d.4-summary"/>
+    <w:bookmarkEnd w:id="72"/>
+    <w:bookmarkStart w:id="73" w:name="d.4-summary"/>
     <w:p>
       <w:pPr>
         <w:pStyle w:val="Heading2"/>
@@ -7236,5351 +7754,9 @@
         <w:t xml:space="preserve">The pre-registered archive (OSF ZMJY5) is unmodified. This deviation log is the canonical record of what was done relative to what was promised. All decisions to deviate were made before examining the post-deviation outcomes (with the one exception of §4.5’s re-framing of the CFPS null from confirmatory to exploratory, which was a post-hoc interpretation-level revision disclosed explicitly in D-F-1 and in §4.5’s opening paragraph).</w:t>
       </w:r>
     </w:p>
-    <w:bookmarkEnd w:id="63"/>
-    <w:bookmarkEnd w:id="64"/>
-    <w:bookmarkStart w:id="82" w:name="online-appendix"/>
-    <w:p>
-      <w:pPr>
-        <w:pStyle w:val="Heading1"/>
-      </w:pPr>
-      <w:r>
-        <w:t xml:space="preserve">Online Appendix</w:t>
-      </w:r>
-    </w:p>
-    <w:p>
-      <w:pPr>
-        <w:pStyle w:val="FirstParagraph"/>
-      </w:pPr>
-      <w:r>
-        <w:rPr>
-          <w:b/>
-          <w:bCs/>
-        </w:rPr>
-        <w:t xml:space="preserve">Manuscript</w:t>
-      </w:r>
-      <w:r>
-        <w:t xml:space="preserve">:</w:t>
-      </w:r>
-      <w:r>
-        <w:t xml:space="preserve"> </w:t>
-      </w:r>
-      <w:r>
-        <w:rPr>
-          <w:i/>
-          <w:iCs/>
-        </w:rPr>
-        <w:t xml:space="preserve">Visibility Bias in Chinese Municipal Government Work Reports: Measurement and Behavioral Validation</w:t>
-      </w:r>
-    </w:p>
-    <w:p>
-      <w:pPr>
-        <w:pStyle w:val="BodyText"/>
-      </w:pPr>
-      <w:r>
-        <w:rPr>
-          <w:b/>
-          <w:bCs/>
-        </w:rPr>
-        <w:t xml:space="preserve">Authors</w:t>
-      </w:r>
-      <w:r>
-        <w:t xml:space="preserve">: Hongyang Xi (Chongqing Survey Institute)†, Liu Can (Guangzhou College of Applied Science and Technology)†, Zhihui Li (Chongqing Survey Institute) · †co-first authors</w:t>
-      </w:r>
-      <w:r>
-        <w:t xml:space="preserve"> </w:t>
-      </w:r>
-      <w:r>
-        <w:rPr>
-          <w:b/>
-          <w:bCs/>
-        </w:rPr>
-        <w:t xml:space="preserve">Pre-registration</w:t>
-      </w:r>
-      <w:r>
-        <w:t xml:space="preserve">: OSF DOI 10.17605/OSF.IO/ZMJY5</w:t>
-      </w:r>
-      <w:r>
-        <w:t xml:space="preserve"> </w:t>
-      </w:r>
-      <w:r>
-        <w:rPr>
-          <w:b/>
-          <w:bCs/>
-        </w:rPr>
-        <w:t xml:space="preserve">Replication</w:t>
-      </w:r>
-      <w:r>
-        <w:t xml:space="preserve">: Zenodo DOI 10.5281/zenodo.19569978</w:t>
-      </w:r>
-    </w:p>
-    <w:p>
-      <w:r>
-        <w:pict>
-          <v:rect style="width:0;height:1.5pt" o:hralign="center" o:hrstd="t" o:hr="t"/>
-        </w:pict>
-      </w:r>
-    </w:p>
-    <w:bookmarkStart w:id="68" w:name="X8471dc8f1b554906e83392210d8af9ff89f9703"/>
-    <w:p>
-      <w:pPr>
-        <w:pStyle w:val="Heading2"/>
-      </w:pPr>
-      <w:r>
-        <w:t xml:space="preserve">Appendix A: The Full Cadre-Attention Model</w:t>
-      </w:r>
-    </w:p>
-    <w:p>
-      <w:pPr>
-        <w:pStyle w:val="FirstParagraph"/>
-      </w:pPr>
-      <w:r>
-        <w:t xml:space="preserve">The main text (§2) gives an intuitive summary of the cadre-attention model. The full derivation follows.</w:t>
-      </w:r>
-    </w:p>
-    <w:bookmarkStart w:id="65" w:name="a.1-setup"/>
-    <w:p>
-      <w:pPr>
-        <w:pStyle w:val="Heading3"/>
-      </w:pPr>
-      <w:r>
-        <w:t xml:space="preserve">A.1 Setup</w:t>
-      </w:r>
-    </w:p>
-    <w:p>
-      <w:pPr>
-        <w:pStyle w:val="FirstParagraph"/>
-      </w:pPr>
-      <w:r>
-        <w:t xml:space="preserve">A local official in city</w:t>
-      </w:r>
-      <w:r>
-        <w:t xml:space="preserve"> </w:t>
-      </w:r>
-      <m:oMath>
-        <m:r>
-          <m:t>i</m:t>
-        </m:r>
-      </m:oMath>
-      <w:r>
-        <w:t xml:space="preserve"> </w:t>
-      </w:r>
-      <w:r>
-        <w:t xml:space="preserve">allocates a municipal capital budget</w:t>
-      </w:r>
-      <w:r>
-        <w:t xml:space="preserve"> </w:t>
-      </w:r>
-      <m:oMath>
-        <m:sSub>
-          <m:e>
-            <m:r>
-              <m:t>B</m:t>
-            </m:r>
-          </m:e>
-          <m:sub>
-            <m:r>
-              <m:t>i</m:t>
-            </m:r>
-          </m:sub>
-        </m:sSub>
-      </m:oMath>
-      <w:r>
-        <w:t xml:space="preserve"> </w:t>
-      </w:r>
-      <w:r>
-        <w:t xml:space="preserve">between visible capital</w:t>
-      </w:r>
-      <w:r>
-        <w:t xml:space="preserve"> </w:t>
-      </w:r>
-      <m:oMath>
-        <m:sSub>
-          <m:e>
-            <m:r>
-              <m:t>V</m:t>
-            </m:r>
-          </m:e>
-          <m:sub>
-            <m:r>
-              <m:t>i</m:t>
-            </m:r>
-          </m:sub>
-        </m:sSub>
-      </m:oMath>
-      <w:r>
-        <w:t xml:space="preserve"> </w:t>
-      </w:r>
-      <w:r>
-        <w:t xml:space="preserve">and functional capital</w:t>
-      </w:r>
-      <w:r>
-        <w:t xml:space="preserve"> </w:t>
-      </w:r>
-      <m:oMath>
-        <m:sSub>
-          <m:e>
-            <m:r>
-              <m:t>F</m:t>
-            </m:r>
-          </m:e>
-          <m:sub>
-            <m:r>
-              <m:t>i</m:t>
-            </m:r>
-          </m:sub>
-        </m:sSub>
-      </m:oMath>
-      <w:r>
-        <w:t xml:space="preserve"> </w:t>
-      </w:r>
-      <w:r>
-        <w:t xml:space="preserve">subject to</w:t>
-      </w:r>
-      <w:r>
-        <w:t xml:space="preserve"> </w:t>
-      </w:r>
-      <m:oMath>
-        <m:sSub>
-          <m:e>
-            <m:r>
-              <m:t>V</m:t>
-            </m:r>
-          </m:e>
-          <m:sub>
-            <m:r>
-              <m:t>i</m:t>
-            </m:r>
-          </m:sub>
-        </m:sSub>
-        <m:r>
-          <m:rPr>
-            <m:sty m:val="p"/>
-          </m:rPr>
-          <m:t>+</m:t>
-        </m:r>
-        <m:sSub>
-          <m:e>
-            <m:r>
-              <m:t>F</m:t>
-            </m:r>
-          </m:e>
-          <m:sub>
-            <m:r>
-              <m:t>i</m:t>
-            </m:r>
-          </m:sub>
-        </m:sSub>
-        <m:r>
-          <m:rPr>
-            <m:sty m:val="p"/>
-          </m:rPr>
-          <m:t>=</m:t>
-        </m:r>
-        <m:sSub>
-          <m:e>
-            <m:r>
-              <m:t>B</m:t>
-            </m:r>
-          </m:e>
-          <m:sub>
-            <m:r>
-              <m:t>i</m:t>
-            </m:r>
-          </m:sub>
-        </m:sSub>
-      </m:oMath>
-      <w:r>
-        <w:t xml:space="preserve">. Social welfare is Cobb-Douglas:</w:t>
-      </w:r>
-    </w:p>
-    <w:p>
-      <w:pPr>
-        <w:pStyle w:val="BodyText"/>
-      </w:pPr>
-      <m:oMathPara>
-        <m:oMathParaPr>
-          <m:jc m:val="center"/>
-        </m:oMathParaPr>
-        <m:oMath>
-          <m:sSup>
-            <m:e>
-              <m:r>
-                <m:t>U</m:t>
-              </m:r>
-            </m:e>
-            <m:sup>
-              <m:r>
-                <m:t>S</m:t>
-              </m:r>
-            </m:sup>
-          </m:sSup>
-          <m:r>
-            <m:rPr>
-              <m:sty m:val="p"/>
-            </m:rPr>
-            <m:t>(</m:t>
-          </m:r>
-          <m:sSub>
-            <m:e>
-              <m:r>
-                <m:t>V</m:t>
-              </m:r>
-            </m:e>
-            <m:sub>
-              <m:r>
-                <m:t>i</m:t>
-              </m:r>
-            </m:sub>
-          </m:sSub>
-          <m:r>
-            <m:rPr>
-              <m:sty m:val="p"/>
-            </m:rPr>
-            <m:t>,</m:t>
-          </m:r>
-          <m:sSub>
-            <m:e>
-              <m:r>
-                <m:t>F</m:t>
-              </m:r>
-            </m:e>
-            <m:sub>
-              <m:r>
-                <m:t>i</m:t>
-              </m:r>
-            </m:sub>
-          </m:sSub>
-          <m:r>
-            <m:rPr>
-              <m:sty m:val="p"/>
-            </m:rPr>
-            <m:t>)</m:t>
-          </m:r>
-          <m:r>
-            <m:rPr>
-              <m:sty m:val="p"/>
-            </m:rPr>
-            <m:t>=</m:t>
-          </m:r>
-          <m:r>
-            <m:t>α</m:t>
-          </m:r>
-          <m:r>
-            <m:rPr>
-              <m:sty m:val="p"/>
-            </m:rPr>
-            <m:t>ln</m:t>
-          </m:r>
-          <m:sSub>
-            <m:e>
-              <m:r>
-                <m:t>V</m:t>
-              </m:r>
-            </m:e>
-            <m:sub>
-              <m:r>
-                <m:t>i</m:t>
-              </m:r>
-            </m:sub>
-          </m:sSub>
-          <m:r>
-            <m:rPr>
-              <m:sty m:val="p"/>
-            </m:rPr>
-            <m:t>+</m:t>
-          </m:r>
-          <m:r>
-            <m:t>β</m:t>
-          </m:r>
-          <m:r>
-            <m:rPr>
-              <m:sty m:val="p"/>
-            </m:rPr>
-            <m:t>ln</m:t>
-          </m:r>
-          <m:sSub>
-            <m:e>
-              <m:r>
-                <m:t>F</m:t>
-              </m:r>
-            </m:e>
-            <m:sub>
-              <m:r>
-                <m:t>i</m:t>
-              </m:r>
-            </m:sub>
-          </m:sSub>
-          <m:r>
-            <m:rPr>
-              <m:sty m:val="p"/>
-            </m:rPr>
-            <m:t>,</m:t>
-          </m:r>
-          <m:r>
-            <m:t> </m:t>
-          </m:r>
-          <m:r>
-            <m:t>α</m:t>
-          </m:r>
-          <m:r>
-            <m:rPr>
-              <m:sty m:val="p"/>
-            </m:rPr>
-            <m:t>+</m:t>
-          </m:r>
-          <m:r>
-            <m:t>β</m:t>
-          </m:r>
-          <m:r>
-            <m:rPr>
-              <m:sty m:val="p"/>
-            </m:rPr>
-            <m:t>=</m:t>
-          </m:r>
-          <m:r>
-            <m:t>1</m:t>
-          </m:r>
-          <m:r>
-            <m:rPr>
-              <m:sty m:val="p"/>
-            </m:rPr>
-            <m:t>.</m:t>
-          </m:r>
-        </m:oMath>
-      </m:oMathPara>
-    </w:p>
-    <w:p>
-      <w:pPr>
-        <w:pStyle w:val="FirstParagraph"/>
-      </w:pPr>
-      <w:r>
-        <w:t xml:space="preserve">The supervisor observes both categories with Gaussian noise with variances</w:t>
-      </w:r>
-      <w:r>
-        <w:t xml:space="preserve"> </w:t>
-      </w:r>
-      <m:oMath>
-        <m:sSubSup>
-          <m:e>
-            <m:r>
-              <m:t>ω</m:t>
-            </m:r>
-          </m:e>
-          <m:sub>
-            <m:r>
-              <m:t>V</m:t>
-            </m:r>
-          </m:sub>
-          <m:sup>
-            <m:r>
-              <m:t>2</m:t>
-            </m:r>
-          </m:sup>
-        </m:sSubSup>
-        <m:r>
-          <m:rPr>
-            <m:sty m:val="p"/>
-          </m:rPr>
-          <m:t>&lt;</m:t>
-        </m:r>
-        <m:sSubSup>
-          <m:e>
-            <m:r>
-              <m:t>ω</m:t>
-            </m:r>
-          </m:e>
-          <m:sub>
-            <m:r>
-              <m:t>F</m:t>
-            </m:r>
-          </m:sub>
-          <m:sup>
-            <m:r>
-              <m:t>2</m:t>
-            </m:r>
-          </m:sup>
-        </m:sSubSup>
-      </m:oMath>
-      <w:r>
-        <w:t xml:space="preserve"> </w:t>
-      </w:r>
-      <w:r>
-        <w:t xml:space="preserve">(assumption A1, observability asymmetry). The Bayesian posterior on the official’s performance is the precision-weighted sum:</w:t>
-      </w:r>
-    </w:p>
-    <w:p>
-      <w:pPr>
-        <w:pStyle w:val="BodyText"/>
-      </w:pPr>
-      <m:oMathPara>
-        <m:oMathParaPr>
-          <m:jc m:val="center"/>
-        </m:oMathParaPr>
-        <m:oMath>
-          <m:sSub>
-            <m:e>
-              <m:r>
-                <m:t>π</m:t>
-              </m:r>
-            </m:e>
-            <m:sub>
-              <m:r>
-                <m:t>i</m:t>
-              </m:r>
-            </m:sub>
-          </m:sSub>
-          <m:r>
-            <m:rPr>
-              <m:sty m:val="p"/>
-            </m:rPr>
-            <m:t>=</m:t>
-          </m:r>
-          <m:r>
-            <m:t>ρ</m:t>
-          </m:r>
-          <m:sSub>
-            <m:e>
-              <m:r>
-                <m:t>V</m:t>
-              </m:r>
-            </m:e>
-            <m:sub>
-              <m:r>
-                <m:t>i</m:t>
-              </m:r>
-            </m:sub>
-          </m:sSub>
-          <m:r>
-            <m:rPr>
-              <m:sty m:val="p"/>
-            </m:rPr>
-            <m:t>+</m:t>
-          </m:r>
-          <m:r>
-            <m:rPr>
-              <m:sty m:val="p"/>
-            </m:rPr>
-            <m:t>(</m:t>
-          </m:r>
-          <m:r>
-            <m:t>1</m:t>
-          </m:r>
-          <m:r>
-            <m:rPr>
-              <m:sty m:val="p"/>
-            </m:rPr>
-            <m:t>−</m:t>
-          </m:r>
-          <m:r>
-            <m:t>ρ</m:t>
-          </m:r>
-          <m:r>
-            <m:rPr>
-              <m:sty m:val="p"/>
-            </m:rPr>
-            <m:t>)</m:t>
-          </m:r>
-          <m:sSub>
-            <m:e>
-              <m:r>
-                <m:t>F</m:t>
-              </m:r>
-            </m:e>
-            <m:sub>
-              <m:r>
-                <m:t>i</m:t>
-              </m:r>
-            </m:sub>
-          </m:sSub>
-          <m:r>
-            <m:rPr>
-              <m:sty m:val="p"/>
-            </m:rPr>
-            <m:t>,</m:t>
-          </m:r>
-          <m:r>
-            <m:t> </m:t>
-          </m:r>
-          <m:r>
-            <m:t>ρ</m:t>
-          </m:r>
-          <m:r>
-            <m:rPr>
-              <m:sty m:val="p"/>
-            </m:rPr>
-            <m:t>=</m:t>
-          </m:r>
-          <m:f>
-            <m:fPr>
-              <m:type m:val="bar"/>
-            </m:fPr>
-            <m:num>
-              <m:sSubSup>
-                <m:e>
-                  <m:r>
-                    <m:t>ω</m:t>
-                  </m:r>
-                </m:e>
-                <m:sub>
-                  <m:r>
-                    <m:t>V</m:t>
-                  </m:r>
-                </m:sub>
-                <m:sup>
-                  <m:r>
-                    <m:rPr>
-                      <m:sty m:val="p"/>
-                    </m:rPr>
-                    <m:t>−</m:t>
-                  </m:r>
-                  <m:r>
-                    <m:t>2</m:t>
-                  </m:r>
-                </m:sup>
-              </m:sSubSup>
-            </m:num>
-            <m:den>
-              <m:sSubSup>
-                <m:e>
-                  <m:r>
-                    <m:t>ω</m:t>
-                  </m:r>
-                </m:e>
-                <m:sub>
-                  <m:r>
-                    <m:t>V</m:t>
-                  </m:r>
-                </m:sub>
-                <m:sup>
-                  <m:r>
-                    <m:rPr>
-                      <m:sty m:val="p"/>
-                    </m:rPr>
-                    <m:t>−</m:t>
-                  </m:r>
-                  <m:r>
-                    <m:t>2</m:t>
-                  </m:r>
-                </m:sup>
-              </m:sSubSup>
-              <m:r>
-                <m:rPr>
-                  <m:sty m:val="p"/>
-                </m:rPr>
-                <m:t>+</m:t>
-              </m:r>
-              <m:sSubSup>
-                <m:e>
-                  <m:r>
-                    <m:t>ω</m:t>
-                  </m:r>
-                </m:e>
-                <m:sub>
-                  <m:r>
-                    <m:t>F</m:t>
-                  </m:r>
-                </m:sub>
-                <m:sup>
-                  <m:r>
-                    <m:rPr>
-                      <m:sty m:val="p"/>
-                    </m:rPr>
-                    <m:t>−</m:t>
-                  </m:r>
-                  <m:r>
-                    <m:t>2</m:t>
-                  </m:r>
-                </m:sup>
-              </m:sSubSup>
-            </m:den>
-          </m:f>
-          <m:r>
-            <m:rPr>
-              <m:sty m:val="p"/>
-            </m:rPr>
-            <m:t>∈</m:t>
-          </m:r>
-          <m:r>
-            <m:rPr>
-              <m:sty m:val="p"/>
-            </m:rPr>
-            <m:t>(</m:t>
-          </m:r>
-          <m:r>
-            <m:t>1</m:t>
-          </m:r>
-          <m:r>
-            <m:rPr>
-              <m:sty m:val="p"/>
-            </m:rPr>
-            <m:t>/</m:t>
-          </m:r>
-          <m:r>
-            <m:t>2</m:t>
-          </m:r>
-          <m:r>
-            <m:rPr>
-              <m:sty m:val="p"/>
-            </m:rPr>
-            <m:t>,</m:t>
-          </m:r>
-          <m:r>
-            <m:t>1</m:t>
-          </m:r>
-          <m:r>
-            <m:rPr>
-              <m:sty m:val="p"/>
-            </m:rPr>
-            <m:t>)</m:t>
-          </m:r>
-          <m:r>
-            <m:rPr>
-              <m:sty m:val="p"/>
-            </m:rPr>
-            <m:t>.</m:t>
-          </m:r>
-        </m:oMath>
-      </m:oMathPara>
-    </w:p>
-    <w:bookmarkEnd w:id="65"/>
-    <w:bookmarkStart w:id="66" w:name="a.2-officials-objective-and-foc"/>
-    <w:p>
-      <w:pPr>
-        <w:pStyle w:val="Heading3"/>
-      </w:pPr>
-      <w:r>
-        <w:t xml:space="preserve">A.2 Official’s objective and FOC</w:t>
-      </w:r>
-    </w:p>
-    <w:p>
-      <w:pPr>
-        <w:pStyle w:val="FirstParagraph"/>
-      </w:pPr>
-      <w:r>
-        <w:t xml:space="preserve">The official maximizes a convex combination of social welfare and career value:</w:t>
-      </w:r>
-    </w:p>
-    <w:p>
-      <w:pPr>
-        <w:pStyle w:val="BodyText"/>
-      </w:pPr>
-      <m:oMathPara>
-        <m:oMathParaPr>
-          <m:jc m:val="center"/>
-        </m:oMathParaPr>
-        <m:oMath>
-          <m:sSup>
-            <m:e>
-              <m:r>
-                <m:t>U</m:t>
-              </m:r>
-            </m:e>
-            <m:sup>
-              <m:r>
-                <m:t>O</m:t>
-              </m:r>
-            </m:sup>
-          </m:sSup>
-          <m:r>
-            <m:rPr>
-              <m:sty m:val="p"/>
-            </m:rPr>
-            <m:t>=</m:t>
-          </m:r>
-          <m:sSub>
-            <m:e>
-              <m:r>
-                <m:t>λ</m:t>
-              </m:r>
-            </m:e>
-            <m:sub>
-              <m:r>
-                <m:t>i</m:t>
-              </m:r>
-            </m:sub>
-          </m:sSub>
-          <m:d>
-            <m:dPr>
-              <m:begChr m:val="["/>
-              <m:sepChr m:val=""/>
-              <m:endChr m:val="]"/>
-              <m:grow/>
-            </m:dPr>
-            <m:e>
-              <m:r>
-                <m:t>α</m:t>
-              </m:r>
-              <m:r>
-                <m:rPr>
-                  <m:sty m:val="p"/>
-                </m:rPr>
-                <m:t>ln</m:t>
-              </m:r>
-              <m:r>
-                <m:rPr>
-                  <m:sty m:val="p"/>
-                </m:rPr>
-                <m:t>(</m:t>
-              </m:r>
-              <m:sSub>
-                <m:e>
-                  <m:r>
-                    <m:t>a</m:t>
-                  </m:r>
-                </m:e>
-                <m:sub>
-                  <m:r>
-                    <m:t>i</m:t>
-                  </m:r>
-                </m:sub>
-              </m:sSub>
-              <m:sSub>
-                <m:e>
-                  <m:r>
-                    <m:t>B</m:t>
-                  </m:r>
-                </m:e>
-                <m:sub>
-                  <m:r>
-                    <m:t>i</m:t>
-                  </m:r>
-                </m:sub>
-              </m:sSub>
-              <m:r>
-                <m:rPr>
-                  <m:sty m:val="p"/>
-                </m:rPr>
-                <m:t>)</m:t>
-              </m:r>
-              <m:r>
-                <m:rPr>
-                  <m:sty m:val="p"/>
-                </m:rPr>
-                <m:t>+</m:t>
-              </m:r>
-              <m:r>
-                <m:t>β</m:t>
-              </m:r>
-              <m:r>
-                <m:rPr>
-                  <m:sty m:val="p"/>
-                </m:rPr>
-                <m:t>ln</m:t>
-              </m:r>
-              <m:r>
-                <m:rPr>
-                  <m:sty m:val="p"/>
-                </m:rPr>
-                <m:t>(</m:t>
-              </m:r>
-              <m:r>
-                <m:rPr>
-                  <m:sty m:val="p"/>
-                </m:rPr>
-                <m:t>(</m:t>
-              </m:r>
-              <m:r>
-                <m:t>1</m:t>
-              </m:r>
-              <m:r>
-                <m:rPr>
-                  <m:sty m:val="p"/>
-                </m:rPr>
-                <m:t>−</m:t>
-              </m:r>
-              <m:sSub>
-                <m:e>
-                  <m:r>
-                    <m:t>a</m:t>
-                  </m:r>
-                </m:e>
-                <m:sub>
-                  <m:r>
-                    <m:t>i</m:t>
-                  </m:r>
-                </m:sub>
-              </m:sSub>
-              <m:r>
-                <m:rPr>
-                  <m:sty m:val="p"/>
-                </m:rPr>
-                <m:t>)</m:t>
-              </m:r>
-              <m:sSub>
-                <m:e>
-                  <m:r>
-                    <m:t>B</m:t>
-                  </m:r>
-                </m:e>
-                <m:sub>
-                  <m:r>
-                    <m:t>i</m:t>
-                  </m:r>
-                </m:sub>
-              </m:sSub>
-              <m:r>
-                <m:rPr>
-                  <m:sty m:val="p"/>
-                </m:rPr>
-                <m:t>)</m:t>
-              </m:r>
-            </m:e>
-          </m:d>
-          <m:r>
-            <m:rPr>
-              <m:sty m:val="p"/>
-            </m:rPr>
-            <m:t>+</m:t>
-          </m:r>
-          <m:r>
-            <m:rPr>
-              <m:sty m:val="p"/>
-            </m:rPr>
-            <m:t>(</m:t>
-          </m:r>
-          <m:r>
-            <m:t>1</m:t>
-          </m:r>
-          <m:r>
-            <m:rPr>
-              <m:sty m:val="p"/>
-            </m:rPr>
-            <m:t>−</m:t>
-          </m:r>
-          <m:sSub>
-            <m:e>
-              <m:r>
-                <m:t>λ</m:t>
-              </m:r>
-            </m:e>
-            <m:sub>
-              <m:r>
-                <m:t>i</m:t>
-              </m:r>
-            </m:sub>
-          </m:sSub>
-          <m:r>
-            <m:rPr>
-              <m:sty m:val="p"/>
-            </m:rPr>
-            <m:t>)</m:t>
-          </m:r>
-          <m:sSub>
-            <m:e>
-              <m:r>
-                <m:t>B</m:t>
-              </m:r>
-            </m:e>
-            <m:sub>
-              <m:r>
-                <m:t>i</m:t>
-              </m:r>
-            </m:sub>
-          </m:sSub>
-          <m:d>
-            <m:dPr>
-              <m:begChr m:val="["/>
-              <m:sepChr m:val=""/>
-              <m:endChr m:val="]"/>
-              <m:grow/>
-            </m:dPr>
-            <m:e>
-              <m:r>
-                <m:t>ρ</m:t>
-              </m:r>
-              <m:sSub>
-                <m:e>
-                  <m:r>
-                    <m:t>a</m:t>
-                  </m:r>
-                </m:e>
-                <m:sub>
-                  <m:r>
-                    <m:t>i</m:t>
-                  </m:r>
-                </m:sub>
-              </m:sSub>
-              <m:r>
-                <m:rPr>
-                  <m:sty m:val="p"/>
-                </m:rPr>
-                <m:t>+</m:t>
-              </m:r>
-              <m:r>
-                <m:rPr>
-                  <m:sty m:val="p"/>
-                </m:rPr>
-                <m:t>(</m:t>
-              </m:r>
-              <m:r>
-                <m:t>1</m:t>
-              </m:r>
-              <m:r>
-                <m:rPr>
-                  <m:sty m:val="p"/>
-                </m:rPr>
-                <m:t>−</m:t>
-              </m:r>
-              <m:r>
-                <m:t>ρ</m:t>
-              </m:r>
-              <m:r>
-                <m:rPr>
-                  <m:sty m:val="p"/>
-                </m:rPr>
-                <m:t>)</m:t>
-              </m:r>
-              <m:r>
-                <m:rPr>
-                  <m:sty m:val="p"/>
-                </m:rPr>
-                <m:t>(</m:t>
-              </m:r>
-              <m:r>
-                <m:t>1</m:t>
-              </m:r>
-              <m:r>
-                <m:rPr>
-                  <m:sty m:val="p"/>
-                </m:rPr>
-                <m:t>−</m:t>
-              </m:r>
-              <m:sSub>
-                <m:e>
-                  <m:r>
-                    <m:t>a</m:t>
-                  </m:r>
-                </m:e>
-                <m:sub>
-                  <m:r>
-                    <m:t>i</m:t>
-                  </m:r>
-                </m:sub>
-              </m:sSub>
-              <m:r>
-                <m:rPr>
-                  <m:sty m:val="p"/>
-                </m:rPr>
-                <m:t>)</m:t>
-              </m:r>
-            </m:e>
-          </m:d>
-        </m:oMath>
-      </m:oMathPara>
-    </w:p>
-    <w:p>
-      <w:pPr>
-        <w:pStyle w:val="FirstParagraph"/>
-      </w:pPr>
-      <w:r>
-        <w:t xml:space="preserve">where</w:t>
-      </w:r>
-      <w:r>
-        <w:t xml:space="preserve"> </w:t>
-      </w:r>
-      <m:oMath>
-        <m:sSub>
-          <m:e>
-            <m:r>
-              <m:t>a</m:t>
-            </m:r>
-          </m:e>
-          <m:sub>
-            <m:r>
-              <m:t>i</m:t>
-            </m:r>
-          </m:sub>
-        </m:sSub>
-        <m:r>
-          <m:rPr>
-            <m:sty m:val="p"/>
-          </m:rPr>
-          <m:t>=</m:t>
-        </m:r>
-        <m:sSub>
-          <m:e>
-            <m:r>
-              <m:t>V</m:t>
-            </m:r>
-          </m:e>
-          <m:sub>
-            <m:r>
-              <m:t>i</m:t>
-            </m:r>
-          </m:sub>
-        </m:sSub>
-        <m:r>
-          <m:rPr>
-            <m:sty m:val="p"/>
-          </m:rPr>
-          <m:t>/</m:t>
-        </m:r>
-        <m:sSub>
-          <m:e>
-            <m:r>
-              <m:t>B</m:t>
-            </m:r>
-          </m:e>
-          <m:sub>
-            <m:r>
-              <m:t>i</m:t>
-            </m:r>
-          </m:sub>
-        </m:sSub>
-        <m:r>
-          <m:rPr>
-            <m:sty m:val="p"/>
-          </m:rPr>
-          <m:t>∈</m:t>
-        </m:r>
-        <m:r>
-          <m:rPr>
-            <m:sty m:val="p"/>
-          </m:rPr>
-          <m:t>(</m:t>
-        </m:r>
-        <m:r>
-          <m:t>0</m:t>
-        </m:r>
-        <m:r>
-          <m:rPr>
-            <m:sty m:val="p"/>
-          </m:rPr>
-          <m:t>,</m:t>
-        </m:r>
-        <m:r>
-          <m:t>1</m:t>
-        </m:r>
-        <m:r>
-          <m:rPr>
-            <m:sty m:val="p"/>
-          </m:rPr>
-          <m:t>)</m:t>
-        </m:r>
-      </m:oMath>
-      <w:r>
-        <w:t xml:space="preserve"> </w:t>
-      </w:r>
-      <w:r>
-        <w:t xml:space="preserve">and</w:t>
-      </w:r>
-      <w:r>
-        <w:t xml:space="preserve"> </w:t>
-      </w:r>
-      <m:oMath>
-        <m:sSub>
-          <m:e>
-            <m:r>
-              <m:t>λ</m:t>
-            </m:r>
-          </m:e>
-          <m:sub>
-            <m:r>
-              <m:t>i</m:t>
-            </m:r>
-          </m:sub>
-        </m:sSub>
-        <m:r>
-          <m:rPr>
-            <m:sty m:val="p"/>
-          </m:rPr>
-          <m:t>∈</m:t>
-        </m:r>
-        <m:r>
-          <m:rPr>
-            <m:sty m:val="p"/>
-          </m:rPr>
-          <m:t>[</m:t>
-        </m:r>
-        <m:r>
-          <m:t>0</m:t>
-        </m:r>
-        <m:r>
-          <m:rPr>
-            <m:sty m:val="p"/>
-          </m:rPr>
-          <m:t>,</m:t>
-        </m:r>
-        <m:r>
-          <m:t>1</m:t>
-        </m:r>
-        <m:r>
-          <m:rPr>
-            <m:sty m:val="p"/>
-          </m:rPr>
-          <m:t>]</m:t>
-        </m:r>
-      </m:oMath>
-      <w:r>
-        <w:t xml:space="preserve"> </w:t>
-      </w:r>
-      <w:r>
-        <w:t xml:space="preserve">is the social-motivation weight. The first-order condition yields the cadre-attention equation:</w:t>
-      </w:r>
-    </w:p>
-    <w:p>
-      <w:pPr>
-        <w:pStyle w:val="BodyText"/>
-      </w:pPr>
-      <m:oMathPara>
-        <m:oMathParaPr>
-          <m:jc m:val="center"/>
-        </m:oMathParaPr>
-        <m:oMath>
-          <m:f>
-            <m:fPr>
-              <m:type m:val="bar"/>
-            </m:fPr>
-            <m:num>
-              <m:r>
-                <m:t>α</m:t>
-              </m:r>
-            </m:num>
-            <m:den>
-              <m:sSubSup>
-                <m:e>
-                  <m:r>
-                    <m:t>a</m:t>
-                  </m:r>
-                </m:e>
-                <m:sub>
-                  <m:r>
-                    <m:t>i</m:t>
-                  </m:r>
-                </m:sub>
-                <m:sup>
-                  <m:r>
-                    <m:rPr>
-                      <m:sty m:val="p"/>
-                    </m:rPr>
-                    <m:t>*</m:t>
-                  </m:r>
-                </m:sup>
-              </m:sSubSup>
-            </m:den>
-          </m:f>
-          <m:r>
-            <m:rPr>
-              <m:sty m:val="p"/>
-            </m:rPr>
-            <m:t>−</m:t>
-          </m:r>
-          <m:f>
-            <m:fPr>
-              <m:type m:val="bar"/>
-            </m:fPr>
-            <m:num>
-              <m:r>
-                <m:t>β</m:t>
-              </m:r>
-            </m:num>
-            <m:den>
-              <m:r>
-                <m:t>1</m:t>
-              </m:r>
-              <m:r>
-                <m:rPr>
-                  <m:sty m:val="p"/>
-                </m:rPr>
-                <m:t>−</m:t>
-              </m:r>
-              <m:sSubSup>
-                <m:e>
-                  <m:r>
-                    <m:t>a</m:t>
-                  </m:r>
-                </m:e>
-                <m:sub>
-                  <m:r>
-                    <m:t>i</m:t>
-                  </m:r>
-                </m:sub>
-                <m:sup>
-                  <m:r>
-                    <m:rPr>
-                      <m:sty m:val="p"/>
-                    </m:rPr>
-                    <m:t>*</m:t>
-                  </m:r>
-                </m:sup>
-              </m:sSubSup>
-            </m:den>
-          </m:f>
-          <m:r>
-            <m:rPr>
-              <m:sty m:val="p"/>
-            </m:rPr>
-            <m:t>=</m:t>
-          </m:r>
-          <m:r>
-            <m:rPr>
-              <m:sty m:val="p"/>
-            </m:rPr>
-            <m:t>−</m:t>
-          </m:r>
-          <m:f>
-            <m:fPr>
-              <m:type m:val="bar"/>
-            </m:fPr>
-            <m:num>
-              <m:r>
-                <m:t>1</m:t>
-              </m:r>
-              <m:r>
-                <m:rPr>
-                  <m:sty m:val="p"/>
-                </m:rPr>
-                <m:t>−</m:t>
-              </m:r>
-              <m:sSub>
-                <m:e>
-                  <m:r>
-                    <m:t>λ</m:t>
-                  </m:r>
-                </m:e>
-                <m:sub>
-                  <m:r>
-                    <m:t>i</m:t>
-                  </m:r>
-                </m:sub>
-              </m:sSub>
-            </m:num>
-            <m:den>
-              <m:sSub>
-                <m:e>
-                  <m:r>
-                    <m:t>λ</m:t>
-                  </m:r>
-                </m:e>
-                <m:sub>
-                  <m:r>
-                    <m:t>i</m:t>
-                  </m:r>
-                </m:sub>
-              </m:sSub>
-            </m:den>
-          </m:f>
-          <m:r>
-            <m:t>ϕ</m:t>
-          </m:r>
-          <m:sSub>
-            <m:e>
-              <m:r>
-                <m:t>B</m:t>
-              </m:r>
-            </m:e>
-            <m:sub>
-              <m:r>
-                <m:t>i</m:t>
-              </m:r>
-            </m:sub>
-          </m:sSub>
-          <m:r>
-            <m:rPr>
-              <m:sty m:val="p"/>
-            </m:rPr>
-            <m:t>,</m:t>
-          </m:r>
-          <m:r>
-            <m:t> </m:t>
-          </m:r>
-          <m:r>
-            <m:t>ϕ</m:t>
-          </m:r>
-          <m:r>
-            <m:rPr>
-              <m:sty m:val="p"/>
-            </m:rPr>
-            <m:t>≡</m:t>
-          </m:r>
-          <m:r>
-            <m:t>2</m:t>
-          </m:r>
-          <m:r>
-            <m:t>ρ</m:t>
-          </m:r>
-          <m:r>
-            <m:rPr>
-              <m:sty m:val="p"/>
-            </m:rPr>
-            <m:t>−</m:t>
-          </m:r>
-          <m:r>
-            <m:t>1</m:t>
-          </m:r>
-          <m:r>
-            <m:rPr>
-              <m:sty m:val="p"/>
-            </m:rPr>
-            <m:t>&gt;</m:t>
-          </m:r>
-          <m:r>
-            <m:t>0</m:t>
-          </m:r>
-          <m:r>
-            <m:rPr>
-              <m:sty m:val="p"/>
-            </m:rPr>
-            <m:t>.</m:t>
-          </m:r>
-        </m:oMath>
-      </m:oMathPara>
-    </w:p>
-    <w:bookmarkEnd w:id="66"/>
-    <w:bookmarkStart w:id="67" w:name="a.3-closed-form-and-welfare-loss"/>
-    <w:p>
-      <w:pPr>
-        <w:pStyle w:val="Heading3"/>
-      </w:pPr>
-      <w:r>
-        <w:t xml:space="preserve">A.3 Closed-form and welfare loss</w:t>
-      </w:r>
-    </w:p>
-    <w:p>
-      <w:pPr>
-        <w:pStyle w:val="FirstParagraph"/>
-      </w:pPr>
-      <w:r>
-        <w:t xml:space="preserve">A Taylor expansion around</w:t>
-      </w:r>
-      <w:r>
-        <w:t xml:space="preserve"> </w:t>
-      </w:r>
-      <m:oMath>
-        <m:sSub>
-          <m:e>
-            <m:r>
-              <m:t>δ</m:t>
-            </m:r>
-          </m:e>
-          <m:sub>
-            <m:r>
-              <m:t>i</m:t>
-            </m:r>
-          </m:sub>
-        </m:sSub>
-        <m:r>
-          <m:rPr>
-            <m:sty m:val="p"/>
-          </m:rPr>
-          <m:t>≡</m:t>
-        </m:r>
-        <m:r>
-          <m:rPr>
-            <m:sty m:val="p"/>
-          </m:rPr>
-          <m:t>(</m:t>
-        </m:r>
-        <m:r>
-          <m:t>1</m:t>
-        </m:r>
-        <m:r>
-          <m:rPr>
-            <m:sty m:val="p"/>
-          </m:rPr>
-          <m:t>−</m:t>
-        </m:r>
-        <m:sSub>
-          <m:e>
-            <m:r>
-              <m:t>λ</m:t>
-            </m:r>
-          </m:e>
-          <m:sub>
-            <m:r>
-              <m:t>i</m:t>
-            </m:r>
-          </m:sub>
-        </m:sSub>
-        <m:r>
-          <m:rPr>
-            <m:sty m:val="p"/>
-          </m:rPr>
-          <m:t>)</m:t>
-        </m:r>
-        <m:r>
-          <m:rPr>
-            <m:sty m:val="p"/>
-          </m:rPr>
-          <m:t>/</m:t>
-        </m:r>
-        <m:sSub>
-          <m:e>
-            <m:r>
-              <m:t>λ</m:t>
-            </m:r>
-          </m:e>
-          <m:sub>
-            <m:r>
-              <m:t>i</m:t>
-            </m:r>
-          </m:sub>
-        </m:sSub>
-        <m:r>
-          <m:rPr>
-            <m:sty m:val="p"/>
-          </m:rPr>
-          <m:t>⋅</m:t>
-        </m:r>
-        <m:r>
-          <m:t>ϕ</m:t>
-        </m:r>
-        <m:sSub>
-          <m:e>
-            <m:r>
-              <m:t>B</m:t>
-            </m:r>
-          </m:e>
-          <m:sub>
-            <m:r>
-              <m:t>i</m:t>
-            </m:r>
-          </m:sub>
-        </m:sSub>
-        <m:r>
-          <m:rPr>
-            <m:sty m:val="p"/>
-          </m:rPr>
-          <m:t>=</m:t>
-        </m:r>
-        <m:r>
-          <m:t>0</m:t>
-        </m:r>
-      </m:oMath>
-      <w:r>
-        <w:t xml:space="preserve"> </w:t>
-      </w:r>
-      <w:r>
-        <w:t xml:space="preserve">gives:</w:t>
-      </w:r>
-    </w:p>
-    <w:p>
-      <w:pPr>
-        <w:pStyle w:val="BodyText"/>
-      </w:pPr>
-      <m:oMathPara>
-        <m:oMathParaPr>
-          <m:jc m:val="center"/>
-        </m:oMathParaPr>
-        <m:oMath>
-          <m:sSubSup>
-            <m:e>
-              <m:r>
-                <m:t>a</m:t>
-              </m:r>
-            </m:e>
-            <m:sub>
-              <m:r>
-                <m:t>i</m:t>
-              </m:r>
-            </m:sub>
-            <m:sup>
-              <m:r>
-                <m:rPr>
-                  <m:sty m:val="p"/>
-                </m:rPr>
-                <m:t>*</m:t>
-              </m:r>
-            </m:sup>
-          </m:sSubSup>
-          <m:r>
-            <m:rPr>
-              <m:sty m:val="p"/>
-            </m:rPr>
-            <m:t>≈</m:t>
-          </m:r>
-          <m:sSubSup>
-            <m:e>
-              <m:r>
-                <m:t>a</m:t>
-              </m:r>
-            </m:e>
-            <m:sub>
-              <m:r>
-                <m:t>i</m:t>
-              </m:r>
-            </m:sub>
-            <m:sup>
-              <m:r>
-                <m:t>S</m:t>
-              </m:r>
-              <m:r>
-                <m:t>O</m:t>
-              </m:r>
-            </m:sup>
-          </m:sSubSup>
-          <m:r>
-            <m:rPr>
-              <m:sty m:val="p"/>
-            </m:rPr>
-            <m:t>+</m:t>
-          </m:r>
-          <m:sSubSup>
-            <m:e>
-              <m:r>
-                <m:t>a</m:t>
-              </m:r>
-            </m:e>
-            <m:sub>
-              <m:r>
-                <m:t>i</m:t>
-              </m:r>
-            </m:sub>
-            <m:sup>
-              <m:r>
-                <m:t>S</m:t>
-              </m:r>
-              <m:r>
-                <m:t>O</m:t>
-              </m:r>
-            </m:sup>
-          </m:sSubSup>
-          <m:r>
-            <m:rPr>
-              <m:sty m:val="p"/>
-            </m:rPr>
-            <m:t>(</m:t>
-          </m:r>
-          <m:r>
-            <m:t>1</m:t>
-          </m:r>
-          <m:r>
-            <m:rPr>
-              <m:sty m:val="p"/>
-            </m:rPr>
-            <m:t>−</m:t>
-          </m:r>
-          <m:sSubSup>
-            <m:e>
-              <m:r>
-                <m:t>a</m:t>
-              </m:r>
-            </m:e>
-            <m:sub>
-              <m:r>
-                <m:t>i</m:t>
-              </m:r>
-            </m:sub>
-            <m:sup>
-              <m:r>
-                <m:t>S</m:t>
-              </m:r>
-              <m:r>
-                <m:t>O</m:t>
-              </m:r>
-            </m:sup>
-          </m:sSubSup>
-          <m:r>
-            <m:rPr>
-              <m:sty m:val="p"/>
-            </m:rPr>
-            <m:t>)</m:t>
-          </m:r>
-          <m:sSub>
-            <m:e>
-              <m:r>
-                <m:t>δ</m:t>
-              </m:r>
-            </m:e>
-            <m:sub>
-              <m:r>
-                <m:t>i</m:t>
-              </m:r>
-            </m:sub>
-          </m:sSub>
-          <m:r>
-            <m:rPr>
-              <m:sty m:val="p"/>
-            </m:rPr>
-            <m:t>.</m:t>
-          </m:r>
-        </m:oMath>
-      </m:oMathPara>
-    </w:p>
-    <w:p>
-      <w:pPr>
-        <w:pStyle w:val="FirstParagraph"/>
-      </w:pPr>
-      <w:r>
-        <w:t xml:space="preserve">The welfare loss expressed as a fraction of first-best utility is:</w:t>
-      </w:r>
-    </w:p>
-    <w:p>
-      <w:pPr>
-        <w:pStyle w:val="BodyText"/>
-      </w:pPr>
-      <m:oMathPara>
-        <m:oMathParaPr>
-          <m:jc m:val="center"/>
-        </m:oMathParaPr>
-        <m:oMath>
-          <m:sSub>
-            <m:e>
-              <m:r>
-                <m:t>W</m:t>
-              </m:r>
-            </m:e>
-            <m:sub>
-              <m:r>
-                <m:t>i</m:t>
-              </m:r>
-            </m:sub>
-          </m:sSub>
-          <m:r>
-            <m:rPr>
-              <m:sty m:val="p"/>
-            </m:rPr>
-            <m:t>=</m:t>
-          </m:r>
-          <m:f>
-            <m:fPr>
-              <m:type m:val="bar"/>
-            </m:fPr>
-            <m:num>
-              <m:r>
-                <m:t>1</m:t>
-              </m:r>
-            </m:num>
-            <m:den>
-              <m:r>
-                <m:t>2</m:t>
-              </m:r>
-            </m:den>
-          </m:f>
-          <m:r>
-            <m:rPr>
-              <m:sty m:val="p"/>
-            </m:rPr>
-            <m:t>⋅</m:t>
-          </m:r>
-          <m:f>
-            <m:fPr>
-              <m:type m:val="bar"/>
-            </m:fPr>
-            <m:num>
-              <m:r>
-                <m:rPr>
-                  <m:sty m:val="p"/>
-                </m:rPr>
-                <m:t>(</m:t>
-              </m:r>
-              <m:sSubSup>
-                <m:e>
-                  <m:r>
-                    <m:t>a</m:t>
-                  </m:r>
-                </m:e>
-                <m:sub>
-                  <m:r>
-                    <m:t>i</m:t>
-                  </m:r>
-                </m:sub>
-                <m:sup>
-                  <m:r>
-                    <m:rPr>
-                      <m:sty m:val="p"/>
-                    </m:rPr>
-                    <m:t>*</m:t>
-                  </m:r>
-                </m:sup>
-              </m:sSubSup>
-              <m:r>
-                <m:rPr>
-                  <m:sty m:val="p"/>
-                </m:rPr>
-                <m:t>−</m:t>
-              </m:r>
-              <m:sSubSup>
-                <m:e>
-                  <m:r>
-                    <m:t>a</m:t>
-                  </m:r>
-                </m:e>
-                <m:sub>
-                  <m:r>
-                    <m:t>i</m:t>
-                  </m:r>
-                </m:sub>
-                <m:sup>
-                  <m:r>
-                    <m:t>S</m:t>
-                  </m:r>
-                  <m:r>
-                    <m:t>O</m:t>
-                  </m:r>
-                </m:sup>
-              </m:sSubSup>
-              <m:sSup>
-                <m:e>
-                  <m:r>
-                    <m:rPr>
-                      <m:sty m:val="p"/>
-                    </m:rPr>
-                    <m:t>)</m:t>
-                  </m:r>
-                </m:e>
-                <m:sup>
-                  <m:r>
-                    <m:t>2</m:t>
-                  </m:r>
-                </m:sup>
-              </m:sSup>
-            </m:num>
-            <m:den>
-              <m:sSubSup>
-                <m:e>
-                  <m:r>
-                    <m:t>a</m:t>
-                  </m:r>
-                </m:e>
-                <m:sub>
-                  <m:r>
-                    <m:t>i</m:t>
-                  </m:r>
-                </m:sub>
-                <m:sup>
-                  <m:r>
-                    <m:t>S</m:t>
-                  </m:r>
-                  <m:r>
-                    <m:t>O</m:t>
-                  </m:r>
-                </m:sup>
-              </m:sSubSup>
-              <m:r>
-                <m:rPr>
-                  <m:sty m:val="p"/>
-                </m:rPr>
-                <m:t>(</m:t>
-              </m:r>
-              <m:r>
-                <m:t>1</m:t>
-              </m:r>
-              <m:r>
-                <m:rPr>
-                  <m:sty m:val="p"/>
-                </m:rPr>
-                <m:t>−</m:t>
-              </m:r>
-              <m:sSubSup>
-                <m:e>
-                  <m:r>
-                    <m:t>a</m:t>
-                  </m:r>
-                </m:e>
-                <m:sub>
-                  <m:r>
-                    <m:t>i</m:t>
-                  </m:r>
-                </m:sub>
-                <m:sup>
-                  <m:r>
-                    <m:t>S</m:t>
-                  </m:r>
-                  <m:r>
-                    <m:t>O</m:t>
-                  </m:r>
-                </m:sup>
-              </m:sSubSup>
-              <m:r>
-                <m:rPr>
-                  <m:sty m:val="p"/>
-                </m:rPr>
-                <m:t>)</m:t>
-              </m:r>
-            </m:den>
-          </m:f>
-          <m:r>
-            <m:rPr>
-              <m:sty m:val="p"/>
-            </m:rPr>
-            <m:t>.</m:t>
-          </m:r>
-        </m:oMath>
-      </m:oMathPara>
-    </w:p>
-    <w:p>
-      <w:pPr>
-        <w:pStyle w:val="FirstParagraph"/>
-      </w:pPr>
-      <w:r>
-        <w:t xml:space="preserve">This quadratic form allows calibration from observed</w:t>
-      </w:r>
-      <w:r>
-        <w:t xml:space="preserve"> </w:t>
-      </w:r>
-      <m:oMath>
-        <m:sSubSup>
-          <m:e>
-            <m:r>
-              <m:t>a</m:t>
-            </m:r>
-          </m:e>
-          <m:sub>
-            <m:r>
-              <m:t>i</m:t>
-            </m:r>
-          </m:sub>
-          <m:sup>
-            <m:r>
-              <m:rPr>
-                <m:sty m:val="p"/>
-              </m:rPr>
-              <m:t>*</m:t>
-            </m:r>
-          </m:sup>
-        </m:sSubSup>
-      </m:oMath>
-      <w:r>
-        <w:t xml:space="preserve"> </w:t>
-      </w:r>
-      <w:r>
-        <w:t xml:space="preserve">together with a standard social-optimum benchmark</w:t>
-      </w:r>
-      <w:r>
-        <w:t xml:space="preserve"> </w:t>
-      </w:r>
-      <m:oMath>
-        <m:sSubSup>
-          <m:e>
-            <m:r>
-              <m:t>a</m:t>
-            </m:r>
-          </m:e>
-          <m:sub>
-            <m:r>
-              <m:t>i</m:t>
-            </m:r>
-          </m:sub>
-          <m:sup>
-            <m:r>
-              <m:t>S</m:t>
-            </m:r>
-            <m:r>
-              <m:t>O</m:t>
-            </m:r>
-          </m:sup>
-        </m:sSubSup>
-      </m:oMath>
-      <w:r>
-        <w:t xml:space="preserve">.</w:t>
-      </w:r>
-    </w:p>
-    <w:bookmarkEnd w:id="67"/>
-    <w:bookmarkEnd w:id="68"/>
-    <w:bookmarkStart w:id="70" w:name="X2a0a38216f0fcdddfda98ee8d76cd7e7c4c7bd6"/>
-    <w:p>
-      <w:pPr>
-        <w:pStyle w:val="Heading2"/>
-      </w:pPr>
-      <w:r>
-        <w:t xml:space="preserve">Appendix B: Specification Curve (P1 Robustness — demoted)</w:t>
-      </w:r>
-    </w:p>
-    <w:p>
-      <w:pPr>
-        <w:pStyle w:val="FirstParagraph"/>
-      </w:pPr>
-      <w:r>
-        <w:rPr>
-          <w:i/>
-          <w:iCs/>
-        </w:rPr>
-        <w:t xml:space="preserve">This appendix supports the cross-sectional VAI→CIR association (§4.1), a modest external check (E-D, §3.2.4). It is not part of the main evidentiary spine, which rests on the behavioral criterion-validity co-movement of §3.2.7.</w:t>
-      </w:r>
-    </w:p>
-    <w:bookmarkStart w:id="69" w:name="b.1-24-permutation-specification-curve"/>
-    <w:p>
-      <w:pPr>
-        <w:pStyle w:val="Heading3"/>
-      </w:pPr>
-      <w:r>
-        <w:t xml:space="preserve">B.1 24-permutation specification curve</w:t>
-      </w:r>
-    </w:p>
-    <w:p>
-      <w:pPr>
-        <w:pStyle w:val="FirstParagraph"/>
-      </w:pPr>
-      <w:r>
-        <w:t xml:space="preserve">Following Simonsohn et al. [17], we ran a pre-registered specification curve combining:</w:t>
-      </w:r>
-      <w:r>
-        <w:t xml:space="preserve"> </w:t>
-      </w:r>
-      <w:r>
-        <w:t xml:space="preserve">- Lexicon thresholds: denominator requirement {≥3, ≥5, ≥10 total hits}</w:t>
-      </w:r>
-      <w:r>
-        <w:t xml:space="preserve"> </w:t>
-      </w:r>
-      <w:r>
-        <w:t xml:space="preserve">- Control-set subsets: {all controls, drop ln_pop, drop ind2_share, no controls}</w:t>
-      </w:r>
-      <w:r>
-        <w:t xml:space="preserve"> </w:t>
-      </w:r>
-      <w:r>
-        <w:t xml:space="preserve">- Panel windows: {2005-2015 full, 2008-2015 post-GFC, 2012-2015 post-Xi}</w:t>
-      </w:r>
-      <w:r>
-        <w:t xml:space="preserve"> </w:t>
-      </w:r>
-      <w:r>
-        <w:t xml:space="preserve">- FE structure: {city + year FE, city FE only}</w:t>
-      </w:r>
-    </w:p>
-    <w:p>
-      <w:pPr>
-        <w:pStyle w:val="BodyText"/>
-      </w:pPr>
-      <w:r>
-        <w:t xml:space="preserve">Total: 3 × 4 × 3 × 2 / redundant = 24 non-redundant permutations.</w:t>
-      </w:r>
-    </w:p>
-    <w:p>
-      <w:pPr>
-        <w:pStyle w:val="BodyText"/>
-      </w:pPr>
-      <w:r>
-        <w:rPr>
-          <w:b/>
-          <w:bCs/>
-        </w:rPr>
-        <w:t xml:space="preserve">Results</w:t>
-      </w:r>
-      <w:r>
-        <w:t xml:space="preserve">: Median β = +0.107. All 24 coefficients positive. 22/24 significant at the 5% level; 2 marginally significant (p = 0.06–0.10). Full specification curve table in</w:t>
-      </w:r>
-      <w:r>
-        <w:t xml:space="preserve"> </w:t>
-      </w:r>
-      <w:r>
-        <w:rPr>
-          <w:rStyle w:val="VerbatimChar"/>
-        </w:rPr>
-        <w:t xml:space="preserve">03-analysis/phase-A/specification_curve_v2.py</w:t>
-      </w:r>
-      <w:r>
-        <w:t xml:space="preserve">.</w:t>
-      </w:r>
-    </w:p>
-    <w:bookmarkEnd w:id="69"/>
-    <w:bookmarkEnd w:id="70"/>
-    <w:bookmarkStart w:id="79" w:name="X452f14eac45b57ccc67fef79c8f089abc3453a3"/>
-    <w:p>
-      <w:pPr>
-        <w:pStyle w:val="Heading2"/>
-      </w:pPr>
-      <w:r>
-        <w:t xml:space="preserve">Appendix C: Further Robustness and Sensitivity</w:t>
-      </w:r>
-    </w:p>
-    <w:bookmarkStart w:id="71" w:name="c.1-dictionary-details"/>
-    <w:p>
-      <w:pPr>
-        <w:pStyle w:val="Heading3"/>
-      </w:pPr>
-      <w:r>
-        <w:t xml:space="preserve">C.1 Dictionary details</w:t>
-      </w:r>
-    </w:p>
-    <w:p>
-      <w:pPr>
-        <w:pStyle w:val="FirstParagraph"/>
-      </w:pPr>
-      <w:r>
-        <w:t xml:space="preserve">Full lists of V_ORIG (42 terms), F_ORIG (38 terms), V_EXT (+36 new terms, 78 total), F_EXT (+32 new terms, 70 total) are in</w:t>
-      </w:r>
-      <w:r>
-        <w:t xml:space="preserve"> </w:t>
-      </w:r>
-      <w:r>
-        <w:rPr>
-          <w:rStyle w:val="VerbatimChar"/>
-        </w:rPr>
-        <w:t xml:space="preserve">03-analysis/phase-E/construct_validity.py</w:t>
-      </w:r>
-      <w:r>
-        <w:t xml:space="preserve">. Coder-agreement statistics from the inter-coder validation protocol (Cohen’s κ):</w:t>
-      </w:r>
-      <w:r>
-        <w:t xml:space="preserve"> </w:t>
-      </w:r>
-      <w:r>
-        <w:t xml:space="preserve">- Visible-term marking: κ = 0.87</w:t>
-      </w:r>
-      <w:r>
-        <w:t xml:space="preserve"> </w:t>
-      </w:r>
-      <w:r>
-        <w:t xml:space="preserve">- Functional-term marking: κ = 0.84</w:t>
-      </w:r>
-      <w:r>
-        <w:t xml:space="preserve"> </w:t>
-      </w:r>
-      <w:r>
-        <w:t xml:space="preserve">- Overall orientation (1–5 Likert): ICC = 0.79</w:t>
-      </w:r>
-    </w:p>
-    <w:bookmarkEnd w:id="71"/>
-    <w:bookmarkStart w:id="72" w:name="Xc612729a8e6b34f83b3f7bb3f8f295d95398823"/>
-    <w:p>
-      <w:pPr>
-        <w:pStyle w:val="Heading3"/>
-      </w:pPr>
-      <w:r>
-        <w:t xml:space="preserve">C.2 Horse races against alternative explanations (main text §4.1)</w:t>
-      </w:r>
-    </w:p>
-    <w:tbl>
-      <w:tblPr>
-        <w:tblStyle w:val="Table"/>
-        <w:tblW w:type="pct" w:w="5000"/>
-        <w:tblLayout w:type="fixed"/>
-        <w:tblLook w:firstRow="1" w:lastRow="0" w:firstColumn="0" w:lastColumn="0" w:noHBand="0" w:noVBand="0" w:val="0020"/>
-      </w:tblPr>
-      <w:tblGrid>
-        <w:gridCol w:w="1697"/>
-        <w:gridCol w:w="1697"/>
-        <w:gridCol w:w="2262"/>
-        <w:gridCol w:w="2262"/>
-      </w:tblGrid>
-      <w:tr>
-        <w:trPr>
-          <w:tblHeader w:val="on"/>
-        </w:trPr>
-        <w:tc>
-          <w:tcPr/>
-          <w:p>
-            <w:pPr>
-              <w:pStyle w:val="Compact"/>
-            </w:pPr>
-            <w:r>
-              <w:t xml:space="preserve">Alternative</w:t>
-            </w:r>
-          </w:p>
-        </w:tc>
-        <w:tc>
-          <w:tcPr/>
-          <w:p>
-            <w:pPr>
-              <w:pStyle w:val="Compact"/>
-            </w:pPr>
-            <w:r>
-              <w:t xml:space="preserve">Specification</w:t>
-            </w:r>
-          </w:p>
-        </w:tc>
-        <w:tc>
-          <w:tcPr/>
-          <w:p>
-            <w:pPr>
-              <w:pStyle w:val="Compact"/>
-              <w:jc w:val="right"/>
-            </w:pPr>
-            <w:r>
-              <w:t xml:space="preserve">β(VAI)</w:t>
-            </w:r>
-          </w:p>
-        </w:tc>
-        <w:tc>
-          <w:tcPr/>
-          <w:p>
-            <w:pPr>
-              <w:pStyle w:val="Compact"/>
-              <w:jc w:val="right"/>
-            </w:pPr>
-            <w:r>
-              <w:t xml:space="preserve">p</w:t>
-            </w:r>
-          </w:p>
-        </w:tc>
-      </w:tr>
-      <w:tr>
-        <w:tc>
-          <w:tcPr/>
-          <w:p>
-            <w:pPr>
-              <w:pStyle w:val="Compact"/>
-            </w:pPr>
-            <w:r>
-              <w:t xml:space="preserve">Baseline P1</w:t>
-            </w:r>
-          </w:p>
-        </w:tc>
-        <w:tc>
-          <w:tcPr/>
-          <w:p>
-            <w:pPr>
-              <w:pStyle w:val="Compact"/>
-            </w:pPr>
-            <w:r>
-              <w:t xml:space="preserve">City FE + year FE + 3 controls</w:t>
-            </w:r>
-          </w:p>
-        </w:tc>
-        <w:tc>
-          <w:tcPr/>
-          <w:p>
-            <w:pPr>
-              <w:pStyle w:val="Compact"/>
-              <w:jc w:val="right"/>
-            </w:pPr>
-            <w:r>
-              <w:t xml:space="preserve">+0.113</w:t>
-            </w:r>
-          </w:p>
-        </w:tc>
-        <w:tc>
-          <w:tcPr/>
-          <w:p>
-            <w:pPr>
-              <w:pStyle w:val="Compact"/>
-              <w:jc w:val="right"/>
-            </w:pPr>
-            <w:r>
-              <w:t xml:space="preserve">0.002</w:t>
-            </w:r>
-          </w:p>
-        </w:tc>
-      </w:tr>
-      <w:tr>
-        <w:tc>
-          <w:tcPr/>
-          <w:p>
-            <w:pPr>
-              <w:pStyle w:val="Compact"/>
-            </w:pPr>
-            <w:r>
-              <w:t xml:space="preserve">+ GDP growth control</w:t>
-            </w:r>
-          </w:p>
-        </w:tc>
-        <w:tc>
-          <w:tcPr/>
-          <w:p>
-            <w:pPr>
-              <w:pStyle w:val="Compact"/>
-            </w:pPr>
-            <w:r>
-              <w:t xml:space="preserve">Added annual GDP growth</w:t>
-            </w:r>
-          </w:p>
-        </w:tc>
-        <w:tc>
-          <w:tcPr/>
-          <w:p>
-            <w:pPr>
-              <w:pStyle w:val="Compact"/>
-              <w:jc w:val="right"/>
-            </w:pPr>
-            <w:r>
-              <w:t xml:space="preserve">+0.109</w:t>
-            </w:r>
-          </w:p>
-        </w:tc>
-        <w:tc>
-          <w:tcPr/>
-          <w:p>
-            <w:pPr>
-              <w:pStyle w:val="Compact"/>
-              <w:jc w:val="right"/>
-            </w:pPr>
-            <w:r>
-              <w:t xml:space="preserve">0.003</w:t>
-            </w:r>
-          </w:p>
-        </w:tc>
-      </w:tr>
-      <w:tr>
-        <w:tc>
-          <w:tcPr/>
-          <w:p>
-            <w:pPr>
-              <w:pStyle w:val="Compact"/>
-            </w:pPr>
-            <w:r>
-              <w:t xml:space="preserve">+ urbanization² control</w:t>
-            </w:r>
-          </w:p>
-        </w:tc>
-        <w:tc>
-          <w:tcPr/>
-          <w:p>
-            <w:pPr>
-              <w:pStyle w:val="Compact"/>
-            </w:pPr>
-            <w:r>
-              <w:t xml:space="preserve">Added urbanization rate and its square</w:t>
-            </w:r>
-          </w:p>
-        </w:tc>
-        <w:tc>
-          <w:tcPr/>
-          <w:p>
-            <w:pPr>
-              <w:pStyle w:val="Compact"/>
-              <w:jc w:val="right"/>
-            </w:pPr>
-            <w:r>
-              <w:t xml:space="preserve">+0.111</w:t>
-            </w:r>
-          </w:p>
-        </w:tc>
-        <w:tc>
-          <w:tcPr/>
-          <w:p>
-            <w:pPr>
-              <w:pStyle w:val="Compact"/>
-              <w:jc w:val="right"/>
-            </w:pPr>
-            <w:r>
-              <w:t xml:space="preserve">0.002</w:t>
-            </w:r>
-          </w:p>
-        </w:tc>
-      </w:tr>
-      <w:tr>
-        <w:tc>
-          <w:tcPr/>
-          <w:p>
-            <w:pPr>
-              <w:pStyle w:val="Compact"/>
-            </w:pPr>
-            <w:r>
-              <w:t xml:space="preserve">+ leader-tenure control</w:t>
-            </w:r>
-          </w:p>
-        </w:tc>
-        <w:tc>
-          <w:tcPr/>
-          <w:p>
-            <w:pPr>
-              <w:pStyle w:val="Compact"/>
-            </w:pPr>
-            <w:r>
-              <w:t xml:space="preserve">Added party-secretary + mayor tenure</w:t>
-            </w:r>
-          </w:p>
-        </w:tc>
-        <w:tc>
-          <w:tcPr/>
-          <w:p>
-            <w:pPr>
-              <w:pStyle w:val="Compact"/>
-              <w:jc w:val="right"/>
-            </w:pPr>
-            <w:r>
-              <w:t xml:space="preserve">+0.110</w:t>
-            </w:r>
-          </w:p>
-        </w:tc>
-        <w:tc>
-          <w:tcPr/>
-          <w:p>
-            <w:pPr>
-              <w:pStyle w:val="Compact"/>
-              <w:jc w:val="right"/>
-            </w:pPr>
-            <w:r>
-              <w:t xml:space="preserve">0.003</w:t>
-            </w:r>
-          </w:p>
-        </w:tc>
-      </w:tr>
-      <w:tr>
-        <w:tc>
-          <w:tcPr/>
-          <w:p>
-            <w:pPr>
-              <w:pStyle w:val="Compact"/>
-            </w:pPr>
-            <w:r>
-              <w:t xml:space="preserve">All four jointly</w:t>
-            </w:r>
-          </w:p>
-        </w:tc>
-        <w:tc>
-          <w:tcPr/>
-          <w:p>
-            <w:pPr>
-              <w:pStyle w:val="Compact"/>
-            </w:pPr>
-            <w:r>
-              <w:t xml:space="preserve">All three above</w:t>
-            </w:r>
-          </w:p>
-        </w:tc>
-        <w:tc>
-          <w:tcPr/>
-          <w:p>
-            <w:pPr>
-              <w:pStyle w:val="Compact"/>
-              <w:jc w:val="right"/>
-            </w:pPr>
-            <w:r>
-              <w:t xml:space="preserve">+0.108</w:t>
-            </w:r>
-          </w:p>
-        </w:tc>
-        <w:tc>
-          <w:tcPr/>
-          <w:p>
-            <w:pPr>
-              <w:pStyle w:val="Compact"/>
-              <w:jc w:val="right"/>
-            </w:pPr>
-            <w:r>
-              <w:t xml:space="preserve">0.004</w:t>
-            </w:r>
-          </w:p>
-        </w:tc>
-      </w:tr>
-    </w:tbl>
-    <w:bookmarkEnd w:id="72"/>
-    <w:bookmarkStart w:id="73" w:name="c.3-p2-placebo-battery-main-text-4.5"/>
-    <w:p>
-      <w:pPr>
-        <w:pStyle w:val="Heading3"/>
-      </w:pPr>
-      <w:r>
-        <w:t xml:space="preserve">C.3 P2 placebo battery (main text §4.5)</w:t>
-      </w:r>
-    </w:p>
-    <w:p>
-      <w:pPr>
-        <w:pStyle w:val="FirstParagraph"/>
-      </w:pPr>
-      <w:r>
-        <w:rPr>
-          <w:b/>
-          <w:bCs/>
-        </w:rPr>
-        <w:t xml:space="preserve">Table C.3.</w:t>
-      </w:r>
-      <w:r>
-        <w:t xml:space="preserve"> </w:t>
-      </w:r>
-      <w:r>
-        <w:t xml:space="preserve">Placebo tests for the inspection event study.</w:t>
-      </w:r>
-    </w:p>
-    <w:tbl>
-      <w:tblPr>
-        <w:tblStyle w:val="Table"/>
-        <w:tblW w:type="pct" w:w="5000"/>
-        <w:tblLayout w:type="fixed"/>
-        <w:tblLook w:firstRow="1" w:lastRow="0" w:firstColumn="0" w:lastColumn="0" w:noHBand="0" w:noVBand="0" w:val="0020"/>
-      </w:tblPr>
-      <w:tblGrid>
-        <w:gridCol w:w="1697"/>
-        <w:gridCol w:w="2262"/>
-        <w:gridCol w:w="2262"/>
-        <w:gridCol w:w="1697"/>
-      </w:tblGrid>
-      <w:tr>
-        <w:trPr>
-          <w:tblHeader w:val="on"/>
-        </w:trPr>
-        <w:tc>
-          <w:tcPr/>
-          <w:p>
-            <w:pPr>
-              <w:pStyle w:val="Compact"/>
-            </w:pPr>
-            <w:r>
-              <w:t xml:space="preserve">Placebo</w:t>
-            </w:r>
-          </w:p>
-        </w:tc>
-        <w:tc>
-          <w:tcPr/>
-          <w:p>
-            <w:pPr>
-              <w:pStyle w:val="Compact"/>
-              <w:jc w:val="right"/>
-            </w:pPr>
-            <w:r>
-              <w:t xml:space="preserve">β(k=0)</w:t>
-            </w:r>
-          </w:p>
-        </w:tc>
-        <w:tc>
-          <w:tcPr/>
-          <w:p>
-            <w:pPr>
-              <w:pStyle w:val="Compact"/>
-              <w:jc w:val="right"/>
-            </w:pPr>
-            <w:r>
-              <w:t xml:space="preserve">p</w:t>
-            </w:r>
-          </w:p>
-        </w:tc>
-        <w:tc>
-          <w:tcPr/>
-          <w:p>
-            <w:pPr>
-              <w:pStyle w:val="Compact"/>
-            </w:pPr>
-            <w:r>
-              <w:t xml:space="preserve">Interpretation</w:t>
-            </w:r>
-          </w:p>
-        </w:tc>
-      </w:tr>
-      <w:tr>
-        <w:tc>
-          <w:tcPr/>
-          <w:p>
-            <w:pPr>
-              <w:pStyle w:val="Compact"/>
-            </w:pPr>
-            <w:r>
-              <w:t xml:space="preserve">Close pre-era shift (fake 2011/2012)</w:t>
-            </w:r>
-          </w:p>
-        </w:tc>
-        <w:tc>
-          <w:tcPr/>
-          <w:p>
-            <w:pPr>
-              <w:pStyle w:val="Compact"/>
-              <w:jc w:val="right"/>
-            </w:pPr>
-            <w:r>
-              <w:t xml:space="preserve">+0.001</w:t>
-            </w:r>
-          </w:p>
-        </w:tc>
-        <w:tc>
-          <w:tcPr/>
-          <w:p>
-            <w:pPr>
-              <w:pStyle w:val="Compact"/>
-              <w:jc w:val="right"/>
-            </w:pPr>
-            <w:r>
-              <w:t xml:space="preserve">0.98</w:t>
-            </w:r>
-          </w:p>
-        </w:tc>
-        <w:tc>
-          <w:tcPr/>
-          <w:p>
-            <w:pPr>
-              <w:pStyle w:val="Compact"/>
-            </w:pPr>
-            <w:r>
-              <w:t xml:space="preserve">Clean null — supports narrow-window TWFE</w:t>
-            </w:r>
-          </w:p>
-        </w:tc>
-      </w:tr>
-      <w:tr>
-        <w:tc>
-          <w:tcPr/>
-          <w:p>
-            <w:pPr>
-              <w:pStyle w:val="Compact"/>
-            </w:pPr>
-            <w:r>
-              <w:t xml:space="preserve">Far-era shift +4 yr (fake 2017/2018)</w:t>
-            </w:r>
-          </w:p>
-        </w:tc>
-        <w:tc>
-          <w:tcPr/>
-          <w:p>
-            <w:pPr>
-              <w:pStyle w:val="Compact"/>
-              <w:jc w:val="right"/>
-            </w:pPr>
-            <w:r>
-              <w:t xml:space="preserve">+0.023</w:t>
-            </w:r>
-          </w:p>
-        </w:tc>
-        <w:tc>
-          <w:tcPr/>
-          <w:p>
-            <w:pPr>
-              <w:pStyle w:val="Compact"/>
-              <w:jc w:val="right"/>
-            </w:pPr>
-            <w:r>
-              <w:t xml:space="preserve">0.0003</w:t>
-            </w:r>
-          </w:p>
-        </w:tc>
-        <w:tc>
-          <w:tcPr/>
-          <w:p>
-            <w:pPr>
-              <w:pStyle w:val="Compact"/>
-            </w:pPr>
-            <w:r>
-              <w:t xml:space="preserve">Significant — flags secular-trend contamination</w:t>
-            </w:r>
-          </w:p>
-        </w:tc>
-      </w:tr>
-      <w:tr>
-        <w:tc>
-          <w:tcPr/>
-          <w:p>
-            <w:pPr>
-              <w:pStyle w:val="Compact"/>
-            </w:pPr>
-            <w:r>
-              <w:t xml:space="preserve">Far-era shift +6 yr (fake 2019/2020)</w:t>
-            </w:r>
-          </w:p>
-        </w:tc>
-        <w:tc>
-          <w:tcPr/>
-          <w:p>
-            <w:pPr>
-              <w:pStyle w:val="Compact"/>
-              <w:jc w:val="right"/>
-            </w:pPr>
-            <w:r>
-              <w:t xml:space="preserve">−0.025</w:t>
-            </w:r>
-          </w:p>
-        </w:tc>
-        <w:tc>
-          <w:tcPr/>
-          <w:p>
-            <w:pPr>
-              <w:pStyle w:val="Compact"/>
-              <w:jc w:val="right"/>
-            </w:pPr>
-            <w:r>
-              <w:t xml:space="preserve">0.001</w:t>
-            </w:r>
-          </w:p>
-        </w:tc>
-        <w:tc>
-          <w:tcPr/>
-          <w:p>
-            <w:pPr>
-              <w:pStyle w:val="Compact"/>
-            </w:pPr>
-            <w:r>
-              <w:t xml:space="preserve">Significant — flags secular-trend contamination</w:t>
-            </w:r>
-          </w:p>
-        </w:tc>
-      </w:tr>
-      <w:tr>
-        <w:tc>
-          <w:tcPr/>
-          <w:p>
-            <w:pPr>
-              <w:pStyle w:val="Compact"/>
-            </w:pPr>
-            <w:r>
-              <w:t xml:space="preserve">Random-assignment (500 iters)</w:t>
-            </w:r>
-          </w:p>
-        </w:tc>
-        <w:tc>
-          <w:tcPr/>
-          <w:p>
-            <w:pPr>
-              <w:pStyle w:val="Compact"/>
-              <w:jc w:val="right"/>
-            </w:pPr>
-            <w:r>
-              <w:t xml:space="preserve">Observed −0.065 vs placebo [−0.043, +0.076]</w:t>
-            </w:r>
-          </w:p>
-        </w:tc>
-        <w:tc>
-          <w:tcPr/>
-          <w:p>
-            <w:pPr>
-              <w:pStyle w:val="Compact"/>
-              <w:jc w:val="right"/>
-            </w:pPr>
-            <w:r>
-              <w:t xml:space="preserve">1.00</w:t>
-            </w:r>
-          </w:p>
-        </w:tc>
-        <w:tc>
-          <w:tcPr/>
-          <w:p>
-            <w:pPr>
-              <w:pStyle w:val="Compact"/>
-            </w:pPr>
-            <w:r>
-              <w:t xml:space="preserve">Underpowered (only 2 cohorts)</w:t>
-            </w:r>
-          </w:p>
-        </w:tc>
-      </w:tr>
-    </w:tbl>
     <w:bookmarkEnd w:id="73"/>
-    <w:bookmarkStart w:id="74" w:name="X40be3bc864a2197f330efb499a74d5cc2a859fe"/>
-    <w:p>
-      <w:pPr>
-        <w:pStyle w:val="Heading3"/>
-      </w:pPr>
-      <w:r>
-        <w:t xml:space="preserve">C.4 Evidence for observability asymmetry (A1)</w:t>
-      </w:r>
-    </w:p>
-    <w:p>
-      <w:pPr>
-        <w:pStyle w:val="FirstParagraph"/>
-      </w:pPr>
-      <w:r>
-        <w:t xml:space="preserve">Three independent proxies for</w:t>
-      </w:r>
-      <w:r>
-        <w:t xml:space="preserve"> </w:t>
-      </w:r>
-      <m:oMath>
-        <m:sSub>
-          <m:e>
-            <m:r>
-              <m:t>ω</m:t>
-            </m:r>
-          </m:e>
-          <m:sub>
-            <m:r>
-              <m:t>V</m:t>
-            </m:r>
-          </m:sub>
-        </m:sSub>
-        <m:r>
-          <m:rPr>
-            <m:sty m:val="p"/>
-          </m:rPr>
-          <m:t>/</m:t>
-        </m:r>
-        <m:sSub>
-          <m:e>
-            <m:r>
-              <m:t>ω</m:t>
-            </m:r>
-          </m:e>
-          <m:sub>
-            <m:r>
-              <m:t>F</m:t>
-            </m:r>
-          </m:sub>
-        </m:sSub>
-      </m:oMath>
-      <w:r>
-        <w:t xml:space="preserve">:</w:t>
-      </w:r>
-    </w:p>
-    <w:p>
-      <w:pPr>
-        <w:pStyle w:val="Compact"/>
-        <w:numPr>
-          <w:ilvl w:val="0"/>
-          <w:numId w:val="1008"/>
-        </w:numPr>
-      </w:pPr>
-      <w:r>
-        <w:rPr>
-          <w:b/>
-          <w:bCs/>
-        </w:rPr>
-        <w:t xml:space="preserve">Inspection frequency</w:t>
-      </w:r>
-      <w:r>
-        <w:t xml:space="preserve">: Municipal Transparency Report audits per year of visible vs functional categories. Ratio 3.2:1 in favor of visible.</w:t>
-      </w:r>
-    </w:p>
-    <w:p>
-      <w:pPr>
-        <w:pStyle w:val="Compact"/>
-        <w:numPr>
-          <w:ilvl w:val="0"/>
-          <w:numId w:val="1008"/>
-        </w:numPr>
-      </w:pPr>
-      <w:r>
-        <w:rPr>
-          <w:b/>
-          <w:bCs/>
-        </w:rPr>
-        <w:t xml:space="preserve">Media reporting intensity</w:t>
-      </w:r>
-      <w:r>
-        <w:t xml:space="preserve">: Xinhua local news mentions per month. Ratio 2.8:1 in favor of visible.</w:t>
-      </w:r>
-    </w:p>
-    <w:p>
-      <w:pPr>
-        <w:pStyle w:val="Compact"/>
-        <w:numPr>
-          <w:ilvl w:val="0"/>
-          <w:numId w:val="1008"/>
-        </w:numPr>
-      </w:pPr>
-      <w:r>
-        <w:rPr>
-          <w:b/>
-          <w:bCs/>
-        </w:rPr>
-        <w:t xml:space="preserve">Accident-record visibility</w:t>
-      </w:r>
-      <w:r>
-        <w:t xml:space="preserve">: Ministry of Emergency Management major-accident reports by category. Only visible-category accidents (street collapse, façade fall) receive consistent national news coverage. Functional failures (pipe rupture, flooding) are usually reported only as aggregate statistics.</w:t>
-      </w:r>
-    </w:p>
-    <w:p>
-      <w:pPr>
-        <w:pStyle w:val="FirstParagraph"/>
-      </w:pPr>
-      <w:r>
-        <w:t xml:space="preserve">All three support A1 at</w:t>
-      </w:r>
-      <w:r>
-        <w:t xml:space="preserve"> </w:t>
-      </w:r>
-      <m:oMath>
-        <m:r>
-          <m:t>p</m:t>
-        </m:r>
-        <m:r>
-          <m:rPr>
-            <m:sty m:val="p"/>
-          </m:rPr>
-          <m:t>&lt;</m:t>
-        </m:r>
-        <m:r>
-          <m:t>0.05</m:t>
-        </m:r>
-      </m:oMath>
-      <w:r>
-        <w:t xml:space="preserve"> </w:t>
-      </w:r>
-      <w:r>
-        <w:t xml:space="preserve">(separately and jointly).</w:t>
-      </w:r>
-    </w:p>
     <w:bookmarkEnd w:id="74"/>
-    <w:bookmarkStart w:id="75" w:name="X8944868ba9b6b7b5d0c6399b998af560bd2c866"/>
-    <w:p>
-      <w:pPr>
-        <w:pStyle w:val="Heading3"/>
-      </w:pPr>
-      <w:r>
-        <w:t xml:space="preserve">C.5 Tenure-cycle dynamics (supplementary evidence)</w:t>
-      </w:r>
-    </w:p>
-    <w:p>
-      <w:pPr>
-        <w:pStyle w:val="FirstParagraph"/>
-      </w:pPr>
-      <w:r>
-        <w:t xml:space="preserve">Event-study around scheduled leadership transition (mayor + party-secretary tenure-end year):</w:t>
-      </w:r>
-    </w:p>
-    <w:tbl>
-      <w:tblPr>
-        <w:tblStyle w:val="Table"/>
-        <w:tblW w:type="auto" w:w="0"/>
-        <w:tblLook w:firstRow="1" w:lastRow="0" w:firstColumn="0" w:lastColumn="0" w:noHBand="0" w:noVBand="0" w:val="0020"/>
-      </w:tblPr>
-      <w:tblGrid>
-        <w:gridCol w:w="2640"/>
-        <w:gridCol w:w="2640"/>
-        <w:gridCol w:w="2640"/>
-      </w:tblGrid>
-      <w:tr>
-        <w:trPr>
-          <w:tblHeader w:val="on"/>
-        </w:trPr>
-        <w:tc>
-          <w:tcPr/>
-          <w:p>
-            <w:pPr>
-              <w:pStyle w:val="Compact"/>
-              <w:jc w:val="right"/>
-            </w:pPr>
-            <w:r>
-              <w:t xml:space="preserve">Event time</w:t>
-            </w:r>
-          </w:p>
-        </w:tc>
-        <w:tc>
-          <w:tcPr/>
-          <w:p>
-            <w:pPr>
-              <w:pStyle w:val="Compact"/>
-              <w:jc w:val="right"/>
-            </w:pPr>
-            <w:r>
-              <w:t xml:space="preserve">β(VAI)</w:t>
-            </w:r>
-          </w:p>
-        </w:tc>
-        <w:tc>
-          <w:tcPr/>
-          <w:p>
-            <w:pPr>
-              <w:pStyle w:val="Compact"/>
-              <w:jc w:val="right"/>
-            </w:pPr>
-            <w:r>
-              <w:t xml:space="preserve">p</w:t>
-            </w:r>
-          </w:p>
-        </w:tc>
-      </w:tr>
-      <w:tr>
-        <w:tc>
-          <w:tcPr/>
-          <w:p>
-            <w:pPr>
-              <w:pStyle w:val="Compact"/>
-              <w:jc w:val="right"/>
-            </w:pPr>
-            <w:r>
-              <w:t xml:space="preserve">k = −2 (pre-transition −2 years)</w:t>
-            </w:r>
-          </w:p>
-        </w:tc>
-        <w:tc>
-          <w:tcPr/>
-          <w:p>
-            <w:pPr>
-              <w:pStyle w:val="Compact"/>
-              <w:jc w:val="right"/>
-            </w:pPr>
-            <w:r>
-              <w:t xml:space="preserve">+0.008</w:t>
-            </w:r>
-          </w:p>
-        </w:tc>
-        <w:tc>
-          <w:tcPr/>
-          <w:p>
-            <w:pPr>
-              <w:pStyle w:val="Compact"/>
-              <w:jc w:val="right"/>
-            </w:pPr>
-            <w:r>
-              <w:t xml:space="preserve">0.52</w:t>
-            </w:r>
-          </w:p>
-        </w:tc>
-      </w:tr>
-      <w:tr>
-        <w:tc>
-          <w:tcPr/>
-          <w:p>
-            <w:pPr>
-              <w:pStyle w:val="Compact"/>
-              <w:jc w:val="right"/>
-            </w:pPr>
-            <w:r>
-              <w:t xml:space="preserve">k = −1 (year before transition)</w:t>
-            </w:r>
-          </w:p>
-        </w:tc>
-        <w:tc>
-          <w:tcPr/>
-          <w:p>
-            <w:pPr>
-              <w:pStyle w:val="Compact"/>
-              <w:jc w:val="right"/>
-            </w:pPr>
-            <w:r>
-              <w:rPr>
-                <w:b/>
-                <w:bCs/>
-              </w:rPr>
-              <w:t xml:space="preserve">+0.031</w:t>
-            </w:r>
-          </w:p>
-        </w:tc>
-        <w:tc>
-          <w:tcPr/>
-          <w:p>
-            <w:pPr>
-              <w:pStyle w:val="Compact"/>
-              <w:jc w:val="right"/>
-            </w:pPr>
-            <w:r>
-              <w:rPr>
-                <w:b/>
-                <w:bCs/>
-              </w:rPr>
-              <w:t xml:space="preserve">0.021</w:t>
-            </w:r>
-          </w:p>
-        </w:tc>
-      </w:tr>
-      <w:tr>
-        <w:tc>
-          <w:tcPr/>
-          <w:p>
-            <w:pPr>
-              <w:pStyle w:val="Compact"/>
-              <w:jc w:val="right"/>
-            </w:pPr>
-            <w:r>
-              <w:t xml:space="preserve">k = 0 (transition year)</w:t>
-            </w:r>
-          </w:p>
-        </w:tc>
-        <w:tc>
-          <w:tcPr/>
-          <w:p>
-            <w:pPr>
-              <w:pStyle w:val="Compact"/>
-              <w:jc w:val="right"/>
-            </w:pPr>
-            <w:r>
-              <w:t xml:space="preserve">−0.009</w:t>
-            </w:r>
-          </w:p>
-        </w:tc>
-        <w:tc>
-          <w:tcPr/>
-          <w:p>
-            <w:pPr>
-              <w:pStyle w:val="Compact"/>
-              <w:jc w:val="right"/>
-            </w:pPr>
-            <w:r>
-              <w:t xml:space="preserve">0.58</w:t>
-            </w:r>
-          </w:p>
-        </w:tc>
-      </w:tr>
-      <w:tr>
-        <w:tc>
-          <w:tcPr/>
-          <w:p>
-            <w:pPr>
-              <w:pStyle w:val="Compact"/>
-              <w:jc w:val="right"/>
-            </w:pPr>
-            <w:r>
-              <w:t xml:space="preserve">k = +1</w:t>
-            </w:r>
-          </w:p>
-        </w:tc>
-        <w:tc>
-          <w:tcPr/>
-          <w:p>
-            <w:pPr>
-              <w:pStyle w:val="Compact"/>
-              <w:jc w:val="right"/>
-            </w:pPr>
-            <w:r>
-              <w:t xml:space="preserve">+0.004</w:t>
-            </w:r>
-          </w:p>
-        </w:tc>
-        <w:tc>
-          <w:tcPr/>
-          <w:p>
-            <w:pPr>
-              <w:pStyle w:val="Compact"/>
-              <w:jc w:val="right"/>
-            </w:pPr>
-            <w:r>
-              <w:t xml:space="preserve">0.78</w:t>
-            </w:r>
-          </w:p>
-        </w:tc>
-      </w:tr>
-    </w:tbl>
-    <w:p>
-      <w:pPr>
-        <w:pStyle w:val="BodyText"/>
-      </w:pPr>
-      <w:r>
-        <w:rPr>
-          <w:b/>
-          <w:bCs/>
-        </w:rPr>
-        <w:t xml:space="preserve">Interpretation</w:t>
-      </w:r>
-      <w:r>
-        <w:t xml:space="preserve">: VAI spikes in the year before a scheduled leadership transition, when career-concern intensity</w:t>
-      </w:r>
-      <w:r>
-        <w:t xml:space="preserve"> </w:t>
-      </w:r>
-      <m:oMath>
-        <m:r>
-          <m:rPr>
-            <m:sty m:val="p"/>
-          </m:rPr>
-          <m:t>(</m:t>
-        </m:r>
-        <m:r>
-          <m:t>1</m:t>
-        </m:r>
-        <m:r>
-          <m:rPr>
-            <m:sty m:val="p"/>
-          </m:rPr>
-          <m:t>−</m:t>
-        </m:r>
-        <m:r>
-          <m:t>λ</m:t>
-        </m:r>
-        <m:r>
-          <m:rPr>
-            <m:sty m:val="p"/>
-          </m:rPr>
-          <m:t>)</m:t>
-        </m:r>
-        <m:r>
-          <m:rPr>
-            <m:sty m:val="p"/>
-          </m:rPr>
-          <m:t>/</m:t>
-        </m:r>
-        <m:r>
-          <m:t>λ</m:t>
-        </m:r>
-      </m:oMath>
-      <w:r>
-        <w:t xml:space="preserve"> </w:t>
-      </w:r>
-      <w:r>
-        <w:t xml:space="preserve">is theoretically highest. This is consistent with P2’s exogenous-attenuation logic in reverse (career-concern spikes → VAI spikes). We treat this as</w:t>
-      </w:r>
-      <w:r>
-        <w:t xml:space="preserve"> </w:t>
-      </w:r>
-      <w:r>
-        <w:rPr>
-          <w:i/>
-          <w:iCs/>
-        </w:rPr>
-        <w:t xml:space="preserve">supplementary</w:t>
-      </w:r>
-      <w:r>
-        <w:t xml:space="preserve"> </w:t>
-      </w:r>
-      <w:r>
-        <w:t xml:space="preserve">evidence because the identification relies on transitions being partially exogenous, which is weaker than our pre-registered design. Results replicate under city + year FE and are insensitive to controls.</w:t>
-      </w:r>
-    </w:p>
-    <w:bookmarkEnd w:id="75"/>
-    <w:bookmarkStart w:id="76" w:name="c.6-heterogeneity-by-fiscal-capacity"/>
-    <w:p>
-      <w:pPr>
-        <w:pStyle w:val="Heading3"/>
-      </w:pPr>
-      <w:r>
-        <w:t xml:space="preserve">C.6 Heterogeneity by fiscal capacity</w:t>
-      </w:r>
-    </w:p>
-    <w:p>
-      <w:pPr>
-        <w:pStyle w:val="FirstParagraph"/>
-      </w:pPr>
-      <w:r>
-        <w:t xml:space="preserve">The cadre-attention first-order condition (Online Appendix A.2) predicts that the visibility-bias distortion increases in</w:t>
-      </w:r>
-      <w:r>
-        <w:t xml:space="preserve"> </w:t>
-      </w:r>
-      <m:oMath>
-        <m:sSub>
-          <m:e>
-            <m:r>
-              <m:t>B</m:t>
-            </m:r>
-          </m:e>
-          <m:sub>
-            <m:r>
-              <m:t>i</m:t>
-            </m:r>
-          </m:sub>
-        </m:sSub>
-      </m:oMath>
-      <w:r>
-        <w:t xml:space="preserve">. We split the sample by above/below-median per-capita fiscal revenue:</w:t>
-      </w:r>
-    </w:p>
-    <w:tbl>
-      <w:tblPr>
-        <w:tblStyle w:val="Table"/>
-        <w:tblW w:type="auto" w:w="0"/>
-        <w:tblLook w:firstRow="1" w:lastRow="0" w:firstColumn="0" w:lastColumn="0" w:noHBand="0" w:noVBand="0" w:val="0020"/>
-      </w:tblPr>
-      <w:tblGrid>
-        <w:gridCol w:w="1980"/>
-        <w:gridCol w:w="1980"/>
-        <w:gridCol w:w="1980"/>
-        <w:gridCol w:w="1980"/>
-      </w:tblGrid>
-      <w:tr>
-        <w:trPr>
-          <w:tblHeader w:val="on"/>
-        </w:trPr>
-        <w:tc>
-          <w:tcPr/>
-          <w:p>
-            <w:pPr>
-              <w:pStyle w:val="Compact"/>
-            </w:pPr>
-            <w:r>
-              <w:t xml:space="preserve">Subsample</w:t>
-            </w:r>
-          </w:p>
-        </w:tc>
-        <w:tc>
-          <w:tcPr/>
-          <w:p>
-            <w:pPr>
-              <w:pStyle w:val="Compact"/>
-              <w:jc w:val="right"/>
-            </w:pPr>
-            <w:r>
-              <w:t xml:space="preserve">β(VAI) on CIR</w:t>
-            </w:r>
-          </w:p>
-        </w:tc>
-        <w:tc>
-          <w:tcPr/>
-          <w:p>
-            <w:pPr>
-              <w:pStyle w:val="Compact"/>
-              <w:jc w:val="right"/>
-            </w:pPr>
-            <w:r>
-              <w:t xml:space="preserve">p</w:t>
-            </w:r>
-          </w:p>
-        </w:tc>
-        <w:tc>
-          <w:tcPr/>
-          <w:p>
-            <w:pPr>
-              <w:pStyle w:val="Compact"/>
-              <w:jc w:val="right"/>
-            </w:pPr>
-            <w:r>
-              <w:t xml:space="preserve">N</w:t>
-            </w:r>
-          </w:p>
-        </w:tc>
-      </w:tr>
-      <w:tr>
-        <w:tc>
-          <w:tcPr/>
-          <w:p>
-            <w:pPr>
-              <w:pStyle w:val="Compact"/>
-            </w:pPr>
-            <w:r>
-              <w:t xml:space="preserve">Above-median fiscal revenue</w:t>
-            </w:r>
-          </w:p>
-        </w:tc>
-        <w:tc>
-          <w:tcPr/>
-          <w:p>
-            <w:pPr>
-              <w:pStyle w:val="Compact"/>
-              <w:jc w:val="right"/>
-            </w:pPr>
-            <w:r>
-              <w:t xml:space="preserve">+0.184</w:t>
-            </w:r>
-          </w:p>
-        </w:tc>
-        <w:tc>
-          <w:tcPr/>
-          <w:p>
-            <w:pPr>
-              <w:pStyle w:val="Compact"/>
-              <w:jc w:val="right"/>
-            </w:pPr>
-            <w:r>
-              <w:t xml:space="preserve">0.001</w:t>
-            </w:r>
-          </w:p>
-        </w:tc>
-        <w:tc>
-          <w:tcPr/>
-          <w:p>
-            <w:pPr>
-              <w:pStyle w:val="Compact"/>
-              <w:jc w:val="right"/>
-            </w:pPr>
-            <w:r>
-              <w:t xml:space="preserve">1,378</w:t>
-            </w:r>
-          </w:p>
-        </w:tc>
-      </w:tr>
-      <w:tr>
-        <w:tc>
-          <w:tcPr/>
-          <w:p>
-            <w:pPr>
-              <w:pStyle w:val="Compact"/>
-            </w:pPr>
-            <w:r>
-              <w:t xml:space="preserve">Below-median fiscal revenue</w:t>
-            </w:r>
-          </w:p>
-        </w:tc>
-        <w:tc>
-          <w:tcPr/>
-          <w:p>
-            <w:pPr>
-              <w:pStyle w:val="Compact"/>
-              <w:jc w:val="right"/>
-            </w:pPr>
-            <w:r>
-              <w:t xml:space="preserve">+0.068</w:t>
-            </w:r>
-          </w:p>
-        </w:tc>
-        <w:tc>
-          <w:tcPr/>
-          <w:p>
-            <w:pPr>
-              <w:pStyle w:val="Compact"/>
-              <w:jc w:val="right"/>
-            </w:pPr>
-            <w:r>
-              <w:t xml:space="preserve">0.071</w:t>
-            </w:r>
-          </w:p>
-        </w:tc>
-        <w:tc>
-          <w:tcPr/>
-          <w:p>
-            <w:pPr>
-              <w:pStyle w:val="Compact"/>
-              <w:jc w:val="right"/>
-            </w:pPr>
-            <w:r>
-              <w:t xml:space="preserve">1,373</w:t>
-            </w:r>
-          </w:p>
-        </w:tc>
-      </w:tr>
-      <w:tr>
-        <w:tc>
-          <w:tcPr/>
-          <w:p>
-            <w:pPr>
-              <w:pStyle w:val="Compact"/>
-            </w:pPr>
-            <w:r>
-              <w:t xml:space="preserve">Interaction (above × VAI)</w:t>
-            </w:r>
-          </w:p>
-        </w:tc>
-        <w:tc>
-          <w:tcPr/>
-          <w:p>
-            <w:pPr>
-              <w:pStyle w:val="Compact"/>
-              <w:jc w:val="right"/>
-            </w:pPr>
-            <w:r>
-              <w:t xml:space="preserve">+0.116</w:t>
-            </w:r>
-          </w:p>
-        </w:tc>
-        <w:tc>
-          <w:tcPr/>
-          <w:p>
-            <w:pPr>
-              <w:pStyle w:val="Compact"/>
-              <w:jc w:val="right"/>
-            </w:pPr>
-            <w:r>
-              <w:rPr>
-                <w:b/>
-                <w:bCs/>
-              </w:rPr>
-              <w:t xml:space="preserve">0.024</w:t>
-            </w:r>
-          </w:p>
-        </w:tc>
-        <w:tc>
-          <w:tcPr/>
-          <w:p>
-            <w:pPr>
-              <w:pStyle w:val="Compact"/>
-              <w:jc w:val="right"/>
-            </w:pPr>
-            <w:r>
-              <w:t xml:space="preserve">2,751</w:t>
-            </w:r>
-          </w:p>
-        </w:tc>
-      </w:tr>
-    </w:tbl>
-    <w:p>
-      <w:pPr>
-        <w:pStyle w:val="BodyText"/>
-      </w:pPr>
-      <w:r>
-        <w:t xml:space="preserve">The high-revenue subsample’s coefficient is substantially larger and more significant. The interaction is statistically distinguishable (p = 0.024).</w:t>
-      </w:r>
-    </w:p>
-    <w:bookmarkEnd w:id="76"/>
-    <w:bookmarkStart w:id="77" w:name="c.7-welfare-sensitivity-main-text-4.3"/>
-    <w:p>
-      <w:pPr>
-        <w:pStyle w:val="Heading3"/>
-      </w:pPr>
-      <w:r>
-        <w:t xml:space="preserve">C.7 Welfare sensitivity (main text §4.3)</w:t>
-      </w:r>
-    </w:p>
-    <w:p>
-      <w:pPr>
-        <w:pStyle w:val="FirstParagraph"/>
-      </w:pPr>
-      <w:r>
-        <w:t xml:space="preserve">Full sensitivity across</w:t>
-      </w:r>
-      <w:r>
-        <w:t xml:space="preserve"> </w:t>
-      </w:r>
-      <m:oMath>
-        <m:sSup>
-          <m:e>
-            <m:r>
-              <m:t>a</m:t>
-            </m:r>
-          </m:e>
-          <m:sup>
-            <m:r>
-              <m:t>S</m:t>
-            </m:r>
-            <m:r>
-              <m:t>O</m:t>
-            </m:r>
-          </m:sup>
-        </m:sSup>
-        <m:r>
-          <m:rPr>
-            <m:sty m:val="p"/>
-          </m:rPr>
-          <m:t>∈</m:t>
-        </m:r>
-        <m:r>
-          <m:rPr>
-            <m:sty m:val="p"/>
-          </m:rPr>
-          <m:t>[</m:t>
-        </m:r>
-        <m:r>
-          <m:t>0.40</m:t>
-        </m:r>
-        <m:r>
-          <m:rPr>
-            <m:sty m:val="p"/>
-          </m:rPr>
-          <m:t>,</m:t>
-        </m:r>
-        <m:r>
-          <m:t>0.50</m:t>
-        </m:r>
-        <m:r>
-          <m:rPr>
-            <m:sty m:val="p"/>
-          </m:rPr>
-          <m:t>]</m:t>
-        </m:r>
-      </m:oMath>
-      <w:r>
-        <w:t xml:space="preserve">, utility forms, and shadow-pricing assumptions:</w:t>
-      </w:r>
-    </w:p>
-    <w:tbl>
-      <w:tblPr>
-        <w:tblStyle w:val="Table"/>
-        <w:tblW w:type="pct" w:w="5000"/>
-        <w:tblLayout w:type="fixed"/>
-        <w:tblLook w:firstRow="1" w:lastRow="0" w:firstColumn="0" w:lastColumn="0" w:noHBand="0" w:noVBand="0" w:val="0020"/>
-      </w:tblPr>
-      <w:tblGrid>
-        <w:gridCol w:w="2112"/>
-        <w:gridCol w:w="1584"/>
-        <w:gridCol w:w="2112"/>
-        <w:gridCol w:w="2112"/>
-      </w:tblGrid>
-      <w:tr>
-        <w:trPr>
-          <w:tblHeader w:val="on"/>
-        </w:trPr>
-        <w:tc>
-          <w:tcPr/>
-          <w:p>
-            <w:pPr>
-              <w:pStyle w:val="Compact"/>
-              <w:jc w:val="right"/>
-            </w:pPr>
-            <m:oMath>
-              <m:sSup>
-                <m:e>
-                  <m:r>
-                    <m:t>a</m:t>
-                  </m:r>
-                </m:e>
-                <m:sup>
-                  <m:r>
-                    <m:t>S</m:t>
-                  </m:r>
-                  <m:r>
-                    <m:t>O</m:t>
-                  </m:r>
-                </m:sup>
-              </m:sSup>
-            </m:oMath>
-          </w:p>
-        </w:tc>
-        <w:tc>
-          <w:tcPr/>
-          <w:p>
-            <w:pPr>
-              <w:pStyle w:val="Compact"/>
-            </w:pPr>
-            <w:r>
-              <w:t xml:space="preserve">Utility</w:t>
-            </w:r>
-          </w:p>
-        </w:tc>
-        <w:tc>
-          <w:tcPr/>
-          <w:p>
-            <w:pPr>
-              <w:pStyle w:val="Compact"/>
-              <w:jc w:val="right"/>
-            </w:pPr>
-            <m:oMath>
-              <m:r>
-                <m:t>W</m:t>
-              </m:r>
-            </m:oMath>
-            <w:r>
-              <w:t xml:space="preserve"> </w:t>
-            </w:r>
-            <w:r>
-              <w:t xml:space="preserve">per ¥1000B renewal</w:t>
-            </w:r>
-          </w:p>
-        </w:tc>
-        <w:tc>
-          <w:tcPr/>
-          <w:p>
-            <w:pPr>
-              <w:pStyle w:val="Compact"/>
-              <w:jc w:val="right"/>
-            </w:pPr>
-            <w:r>
-              <w:t xml:space="preserve">Scaled to ¥3.5T/yr × 8% renewal share</w:t>
-            </w:r>
-          </w:p>
-        </w:tc>
-      </w:tr>
-      <w:tr>
-        <w:tc>
-          <w:tcPr/>
-          <w:p>
-            <w:pPr>
-              <w:pStyle w:val="Compact"/>
-              <w:jc w:val="right"/>
-            </w:pPr>
-            <w:r>
-              <w:t xml:space="preserve">0.50</w:t>
-            </w:r>
-          </w:p>
-        </w:tc>
-        <w:tc>
-          <w:tcPr/>
-          <w:p>
-            <w:pPr>
-              <w:pStyle w:val="Compact"/>
-            </w:pPr>
-            <w:r>
-              <w:t xml:space="preserve">Log</w:t>
-            </w:r>
-          </w:p>
-        </w:tc>
-        <w:tc>
-          <w:tcPr/>
-          <w:p>
-            <w:pPr>
-              <w:pStyle w:val="Compact"/>
-              <w:jc w:val="right"/>
-            </w:pPr>
-            <w:r>
-              <w:t xml:space="preserve">0.06%</w:t>
-            </w:r>
-          </w:p>
-        </w:tc>
-        <w:tc>
-          <w:tcPr/>
-          <w:p>
-            <w:pPr>
-              <w:pStyle w:val="Compact"/>
-              <w:jc w:val="right"/>
-            </w:pPr>
-            <w:r>
-              <w:t xml:space="preserve">¥0.2B/yr</w:t>
-            </w:r>
-          </w:p>
-        </w:tc>
-      </w:tr>
-      <w:tr>
-        <w:tc>
-          <w:tcPr/>
-          <w:p>
-            <w:pPr>
-              <w:pStyle w:val="Compact"/>
-              <w:jc w:val="right"/>
-            </w:pPr>
-            <w:r>
-              <w:t xml:space="preserve">0.45</w:t>
-            </w:r>
-          </w:p>
-        </w:tc>
-        <w:tc>
-          <w:tcPr/>
-          <w:p>
-            <w:pPr>
-              <w:pStyle w:val="Compact"/>
-            </w:pPr>
-            <w:r>
-              <w:t xml:space="preserve">Log (central)</w:t>
-            </w:r>
-          </w:p>
-        </w:tc>
-        <w:tc>
-          <w:tcPr/>
-          <w:p>
-            <w:pPr>
-              <w:pStyle w:val="Compact"/>
-              <w:jc w:val="right"/>
-            </w:pPr>
-            <w:r>
-              <w:t xml:space="preserve">1.56%</w:t>
-            </w:r>
-          </w:p>
-        </w:tc>
-        <w:tc>
-          <w:tcPr/>
-          <w:p>
-            <w:pPr>
-              <w:pStyle w:val="Compact"/>
-              <w:jc w:val="right"/>
-            </w:pPr>
-            <w:r>
-              <w:rPr>
-                <w:b/>
-                <w:bCs/>
-              </w:rPr>
-              <w:t xml:space="preserve">¥4.4B/yr</w:t>
-            </w:r>
-          </w:p>
-        </w:tc>
-      </w:tr>
-      <w:tr>
-        <w:tc>
-          <w:tcPr/>
-          <w:p>
-            <w:pPr>
-              <w:pStyle w:val="Compact"/>
-              <w:jc w:val="right"/>
-            </w:pPr>
-            <w:r>
-              <w:t xml:space="preserve">0.40</w:t>
-            </w:r>
-          </w:p>
-        </w:tc>
-        <w:tc>
-          <w:tcPr/>
-          <w:p>
-            <w:pPr>
-              <w:pStyle w:val="Compact"/>
-            </w:pPr>
-            <w:r>
-              <w:t xml:space="preserve">Log</w:t>
-            </w:r>
-          </w:p>
-        </w:tc>
-        <w:tc>
-          <w:tcPr/>
-          <w:p>
-            <w:pPr>
-              <w:pStyle w:val="Compact"/>
-              <w:jc w:val="right"/>
-            </w:pPr>
-            <w:r>
-              <w:t xml:space="preserve">3.94%</w:t>
-            </w:r>
-          </w:p>
-        </w:tc>
-        <w:tc>
-          <w:tcPr/>
-          <w:p>
-            <w:pPr>
-              <w:pStyle w:val="Compact"/>
-              <w:jc w:val="right"/>
-            </w:pPr>
-            <w:r>
-              <w:t xml:space="preserve">¥11.0B/yr</w:t>
-            </w:r>
-          </w:p>
-        </w:tc>
-      </w:tr>
-      <w:tr>
-        <w:tc>
-          <w:tcPr/>
-          <w:p>
-            <w:pPr>
-              <w:pStyle w:val="Compact"/>
-              <w:jc w:val="right"/>
-            </w:pPr>
-            <w:r>
-              <w:t xml:space="preserve">0.45</w:t>
-            </w:r>
-          </w:p>
-        </w:tc>
-        <w:tc>
-          <w:tcPr/>
-          <w:p>
-            <w:pPr>
-              <w:pStyle w:val="Compact"/>
-            </w:pPr>
-            <w:r>
-              <w:t xml:space="preserve">CRRA(γ=2)</w:t>
-            </w:r>
-          </w:p>
-        </w:tc>
-        <w:tc>
-          <w:tcPr/>
-          <w:p>
-            <w:pPr>
-              <w:pStyle w:val="Compact"/>
-              <w:jc w:val="right"/>
-            </w:pPr>
-            <w:r>
-              <w:t xml:space="preserve">3.12%</w:t>
-            </w:r>
-          </w:p>
-        </w:tc>
-        <w:tc>
-          <w:tcPr/>
-          <w:p>
-            <w:pPr>
-              <w:pStyle w:val="Compact"/>
-              <w:jc w:val="right"/>
-            </w:pPr>
-            <w:r>
-              <w:t xml:space="preserve">¥8.8B/yr</w:t>
-            </w:r>
-          </w:p>
-        </w:tc>
-      </w:tr>
-      <w:tr>
-        <w:tc>
-          <w:tcPr/>
-          <w:p>
-            <w:pPr>
-              <w:pStyle w:val="Compact"/>
-              <w:jc w:val="right"/>
-            </w:pPr>
-            <w:r>
-              <w:t xml:space="preserve">0.45</w:t>
-            </w:r>
-          </w:p>
-        </w:tc>
-        <w:tc>
-          <w:tcPr/>
-          <w:p>
-            <w:pPr>
-              <w:pStyle w:val="Compact"/>
-            </w:pPr>
-            <w:r>
-              <w:t xml:space="preserve">BOE (replacement cost)</w:t>
-            </w:r>
-          </w:p>
-        </w:tc>
-        <w:tc>
-          <w:tcPr/>
-          <w:p>
-            <w:pPr>
-              <w:pStyle w:val="Compact"/>
-              <w:jc w:val="right"/>
-            </w:pPr>
-            <w:r>
-              <w:t xml:space="preserve">~20%</w:t>
-            </w:r>
-          </w:p>
-        </w:tc>
-        <w:tc>
-          <w:tcPr/>
-          <w:p>
-            <w:pPr>
-              <w:pStyle w:val="Compact"/>
-              <w:jc w:val="right"/>
-            </w:pPr>
-            <w:r>
-              <w:t xml:space="preserve">¥55B/yr</w:t>
-            </w:r>
-          </w:p>
-        </w:tc>
-      </w:tr>
-    </w:tbl>
-    <w:p>
-      <w:pPr>
-        <w:pStyle w:val="BodyText"/>
-      </w:pPr>
-      <w:r>
-        <w:rPr>
-          <w:b/>
-          <w:bCs/>
-        </w:rPr>
-        <w:t xml:space="preserve">Defensible range</w:t>
-      </w:r>
-      <w:r>
-        <w:t xml:space="preserve">: ¥1–15B/yr under log utility and</w:t>
-      </w:r>
-      <w:r>
-        <w:t xml:space="preserve"> </w:t>
-      </w:r>
-      <m:oMath>
-        <m:sSup>
-          <m:e>
-            <m:r>
-              <m:t>a</m:t>
-            </m:r>
-          </m:e>
-          <m:sup>
-            <m:r>
-              <m:t>S</m:t>
-            </m:r>
-            <m:r>
-              <m:t>O</m:t>
-            </m:r>
-          </m:sup>
-        </m:sSup>
-        <m:r>
-          <m:rPr>
-            <m:sty m:val="p"/>
-          </m:rPr>
-          <m:t>∈</m:t>
-        </m:r>
-        <m:r>
-          <m:rPr>
-            <m:sty m:val="p"/>
-          </m:rPr>
-          <m:t>[</m:t>
-        </m:r>
-        <m:r>
-          <m:t>0.40</m:t>
-        </m:r>
-        <m:r>
-          <m:rPr>
-            <m:sty m:val="p"/>
-          </m:rPr>
-          <m:t>,</m:t>
-        </m:r>
-        <m:r>
-          <m:t>0.50</m:t>
-        </m:r>
-        <m:r>
-          <m:rPr>
-            <m:sty m:val="p"/>
-          </m:rPr>
-          <m:t>]</m:t>
-        </m:r>
-      </m:oMath>
-      <w:r>
-        <w:t xml:space="preserve">. The ¥55B BOE is a ceiling. (This calibration is demoted; the main text attaches no headline welfare figure. See §4.4.)</w:t>
-      </w:r>
-    </w:p>
-    <w:bookmarkEnd w:id="77"/>
-    <w:bookmarkStart w:id="78" w:name="Xfab6bd1de0833801290ea5b4b11313007dd710a"/>
-    <w:p>
-      <w:pPr>
-        <w:pStyle w:val="Heading3"/>
-      </w:pPr>
-      <w:r>
-        <w:t xml:space="preserve">C.8 Passage-validation confusion matrix and error taxonomy (main text §3.2.0)</w:t>
-      </w:r>
-    </w:p>
-    <w:p>
-      <w:pPr>
-        <w:pStyle w:val="FirstParagraph"/>
-      </w:pPr>
-      <w:r>
-        <w:t xml:space="preserve">Human gold standard: 120 sentences, four-class coding (visible / functional / mixed / irrelevant). Source:</w:t>
-      </w:r>
-      <w:r>
-        <w:t xml:space="preserve"> </w:t>
-      </w:r>
-      <w:r>
-        <w:rPr>
-          <w:rStyle w:val="VerbatimChar"/>
-        </w:rPr>
-        <w:t xml:space="preserve">03-analysis/phase-K/</w:t>
-      </w:r>
-      <w:r>
-        <w:t xml:space="preserve"> </w:t>
-      </w:r>
-      <w:r>
-        <w:t xml:space="preserve">(</w:t>
-      </w:r>
-      <w:r>
-        <w:rPr>
-          <w:rStyle w:val="VerbatimChar"/>
-        </w:rPr>
-        <w:t xml:space="preserve">anchor_human_labels.csv</w:t>
-      </w:r>
-      <w:r>
-        <w:t xml:space="preserve">,</w:t>
-      </w:r>
-      <w:r>
-        <w:t xml:space="preserve"> </w:t>
-      </w:r>
-      <w:r>
-        <w:rPr>
-          <w:rStyle w:val="VerbatimChar"/>
-        </w:rPr>
-        <w:t xml:space="preserve">score_anchor.py</w:t>
-      </w:r>
-      <w:r>
-        <w:t xml:space="preserve">).</w:t>
-      </w:r>
-    </w:p>
-    <w:p>
-      <w:pPr>
-        <w:pStyle w:val="BodyText"/>
-      </w:pPr>
-      <w:r>
-        <w:rPr>
-          <w:b/>
-          <w:bCs/>
-        </w:rPr>
-        <w:t xml:space="preserve">Table C.8a. Concrete (salience-based) dictionary vs human coding, n = 120.</w:t>
-      </w:r>
-      <w:r>
-        <w:t xml:space="preserve"> </w:t>
-      </w:r>
-      <w:r>
-        <w:t xml:space="preserve">Rows = human label, columns = dictionary prediction.</w:t>
-      </w:r>
-    </w:p>
-    <w:tbl>
-      <w:tblPr>
-        <w:tblStyle w:val="Table"/>
-        <w:tblW w:type="auto" w:w="0"/>
-        <w:tblLook w:firstRow="1" w:lastRow="0" w:firstColumn="0" w:lastColumn="0" w:noHBand="0" w:noVBand="0" w:val="0020"/>
-      </w:tblPr>
-      <w:tblGrid>
-        <w:gridCol w:w="1584"/>
-        <w:gridCol w:w="1584"/>
-        <w:gridCol w:w="1584"/>
-        <w:gridCol w:w="1584"/>
-        <w:gridCol w:w="1584"/>
-      </w:tblGrid>
-      <w:tr>
-        <w:trPr>
-          <w:tblHeader w:val="on"/>
-        </w:trPr>
-        <w:tc>
-          <w:tcPr/>
-          <w:p>
-            <w:pPr>
-              <w:pStyle w:val="Compact"/>
-            </w:pPr>
-            <w:r>
-              <w:t xml:space="preserve">human ↓ / dict →</w:t>
-            </w:r>
-          </w:p>
-        </w:tc>
-        <w:tc>
-          <w:tcPr/>
-          <w:p>
-            <w:pPr>
-              <w:pStyle w:val="Compact"/>
-              <w:jc w:val="right"/>
-            </w:pPr>
-            <w:r>
-              <w:t xml:space="preserve">visible</w:t>
-            </w:r>
-          </w:p>
-        </w:tc>
-        <w:tc>
-          <w:tcPr/>
-          <w:p>
-            <w:pPr>
-              <w:pStyle w:val="Compact"/>
-              <w:jc w:val="right"/>
-            </w:pPr>
-            <w:r>
-              <w:t xml:space="preserve">functional</w:t>
-            </w:r>
-          </w:p>
-        </w:tc>
-        <w:tc>
-          <w:tcPr/>
-          <w:p>
-            <w:pPr>
-              <w:pStyle w:val="Compact"/>
-              <w:jc w:val="right"/>
-            </w:pPr>
-            <w:r>
-              <w:t xml:space="preserve">mixed</w:t>
-            </w:r>
-          </w:p>
-        </w:tc>
-        <w:tc>
-          <w:tcPr/>
-          <w:p>
-            <w:pPr>
-              <w:pStyle w:val="Compact"/>
-              <w:jc w:val="right"/>
-            </w:pPr>
-            <w:r>
-              <w:t xml:space="preserve">irrelevant</w:t>
-            </w:r>
-          </w:p>
-        </w:tc>
-      </w:tr>
-      <w:tr>
-        <w:tc>
-          <w:tcPr/>
-          <w:p>
-            <w:pPr>
-              <w:pStyle w:val="Compact"/>
-            </w:pPr>
-            <w:r>
-              <w:t xml:space="preserve">visible</w:t>
-            </w:r>
-          </w:p>
-        </w:tc>
-        <w:tc>
-          <w:tcPr/>
-          <w:p>
-            <w:pPr>
-              <w:pStyle w:val="Compact"/>
-              <w:jc w:val="right"/>
-            </w:pPr>
-            <w:r>
-              <w:t xml:space="preserve">15</w:t>
-            </w:r>
-          </w:p>
-        </w:tc>
-        <w:tc>
-          <w:tcPr/>
-          <w:p>
-            <w:pPr>
-              <w:pStyle w:val="Compact"/>
-              <w:jc w:val="right"/>
-            </w:pPr>
-            <w:r>
-              <w:t xml:space="preserve">1</w:t>
-            </w:r>
-          </w:p>
-        </w:tc>
-        <w:tc>
-          <w:tcPr/>
-          <w:p>
-            <w:pPr>
-              <w:pStyle w:val="Compact"/>
-              <w:jc w:val="right"/>
-            </w:pPr>
-            <w:r>
-              <w:t xml:space="preserve">1</w:t>
-            </w:r>
-          </w:p>
-        </w:tc>
-        <w:tc>
-          <w:tcPr/>
-          <w:p>
-            <w:pPr>
-              <w:pStyle w:val="Compact"/>
-              <w:jc w:val="right"/>
-            </w:pPr>
-            <w:r>
-              <w:t xml:space="preserve">2</w:t>
-            </w:r>
-          </w:p>
-        </w:tc>
-      </w:tr>
-      <w:tr>
-        <w:tc>
-          <w:tcPr/>
-          <w:p>
-            <w:pPr>
-              <w:pStyle w:val="Compact"/>
-            </w:pPr>
-            <w:r>
-              <w:t xml:space="preserve">functional</w:t>
-            </w:r>
-          </w:p>
-        </w:tc>
-        <w:tc>
-          <w:tcPr/>
-          <w:p>
-            <w:pPr>
-              <w:pStyle w:val="Compact"/>
-              <w:jc w:val="right"/>
-            </w:pPr>
-            <w:r>
-              <w:t xml:space="preserve">0</w:t>
-            </w:r>
-          </w:p>
-        </w:tc>
-        <w:tc>
-          <w:tcPr/>
-          <w:p>
-            <w:pPr>
-              <w:pStyle w:val="Compact"/>
-              <w:jc w:val="right"/>
-            </w:pPr>
-            <w:r>
-              <w:t xml:space="preserve">18</w:t>
-            </w:r>
-          </w:p>
-        </w:tc>
-        <w:tc>
-          <w:tcPr/>
-          <w:p>
-            <w:pPr>
-              <w:pStyle w:val="Compact"/>
-              <w:jc w:val="right"/>
-            </w:pPr>
-            <w:r>
-              <w:t xml:space="preserve">1</w:t>
-            </w:r>
-          </w:p>
-        </w:tc>
-        <w:tc>
-          <w:tcPr/>
-          <w:p>
-            <w:pPr>
-              <w:pStyle w:val="Compact"/>
-              <w:jc w:val="right"/>
-            </w:pPr>
-            <w:r>
-              <w:t xml:space="preserve">1</w:t>
-            </w:r>
-          </w:p>
-        </w:tc>
-      </w:tr>
-      <w:tr>
-        <w:tc>
-          <w:tcPr/>
-          <w:p>
-            <w:pPr>
-              <w:pStyle w:val="Compact"/>
-            </w:pPr>
-            <w:r>
-              <w:t xml:space="preserve">mixed</w:t>
-            </w:r>
-          </w:p>
-        </w:tc>
-        <w:tc>
-          <w:tcPr/>
-          <w:p>
-            <w:pPr>
-              <w:pStyle w:val="Compact"/>
-              <w:jc w:val="right"/>
-            </w:pPr>
-            <w:r>
-              <w:t xml:space="preserve">9</w:t>
-            </w:r>
-          </w:p>
-        </w:tc>
-        <w:tc>
-          <w:tcPr/>
-          <w:p>
-            <w:pPr>
-              <w:pStyle w:val="Compact"/>
-              <w:jc w:val="right"/>
-            </w:pPr>
-            <w:r>
-              <w:t xml:space="preserve">7</w:t>
-            </w:r>
-          </w:p>
-        </w:tc>
-        <w:tc>
-          <w:tcPr/>
-          <w:p>
-            <w:pPr>
-              <w:pStyle w:val="Compact"/>
-              <w:jc w:val="right"/>
-            </w:pPr>
-            <w:r>
-              <w:t xml:space="preserve">24</w:t>
-            </w:r>
-          </w:p>
-        </w:tc>
-        <w:tc>
-          <w:tcPr/>
-          <w:p>
-            <w:pPr>
-              <w:pStyle w:val="Compact"/>
-              <w:jc w:val="right"/>
-            </w:pPr>
-            <w:r>
-              <w:t xml:space="preserve">0</w:t>
-            </w:r>
-          </w:p>
-        </w:tc>
-      </w:tr>
-      <w:tr>
-        <w:tc>
-          <w:tcPr/>
-          <w:p>
-            <w:pPr>
-              <w:pStyle w:val="Compact"/>
-            </w:pPr>
-            <w:r>
-              <w:t xml:space="preserve">irrelevant</w:t>
-            </w:r>
-          </w:p>
-        </w:tc>
-        <w:tc>
-          <w:tcPr/>
-          <w:p>
-            <w:pPr>
-              <w:pStyle w:val="Compact"/>
-              <w:jc w:val="right"/>
-            </w:pPr>
-            <w:r>
-              <w:t xml:space="preserve">6</w:t>
-            </w:r>
-          </w:p>
-        </w:tc>
-        <w:tc>
-          <w:tcPr/>
-          <w:p>
-            <w:pPr>
-              <w:pStyle w:val="Compact"/>
-              <w:jc w:val="right"/>
-            </w:pPr>
-            <w:r>
-              <w:t xml:space="preserve">4</w:t>
-            </w:r>
-          </w:p>
-        </w:tc>
-        <w:tc>
-          <w:tcPr/>
-          <w:p>
-            <w:pPr>
-              <w:pStyle w:val="Compact"/>
-              <w:jc w:val="right"/>
-            </w:pPr>
-            <w:r>
-              <w:t xml:space="preserve">4</w:t>
-            </w:r>
-          </w:p>
-        </w:tc>
-        <w:tc>
-          <w:tcPr/>
-          <w:p>
-            <w:pPr>
-              <w:pStyle w:val="Compact"/>
-              <w:jc w:val="right"/>
-            </w:pPr>
-            <w:r>
-              <w:t xml:space="preserve">27</w:t>
-            </w:r>
-          </w:p>
-        </w:tc>
-      </w:tr>
-    </w:tbl>
-    <w:p>
-      <w:pPr>
-        <w:pStyle w:val="BodyText"/>
-      </w:pPr>
-      <w:r>
-        <w:t xml:space="preserve">Per class: visible P = 0.500, R = 0.789, F1 = 0.61; functional P = 0.600, R = 0.900; mixed P = 0.800, R = 0.600; irrelevant P = 0.900, R = 0.659. Overall four-class accuracy = 0.74.</w:t>
-      </w:r>
-    </w:p>
-    <w:p>
-      <w:pPr>
-        <w:pStyle w:val="BodyText"/>
-      </w:pPr>
-      <w:r>
-        <w:rPr>
-          <w:b/>
-          <w:bCs/>
-        </w:rPr>
-        <w:t xml:space="preserve">Table C.8b. Visible-class false-positive taxonomy (naive dictionary).</w:t>
-      </w:r>
-      <w:r>
-        <w:t xml:space="preserve"> </w:t>
-      </w:r>
-      <w:r>
-        <w:t xml:space="preserve">Of 84 naive visible-class false positives (dictionary = visible, human/ensemble = not infrastructure), the drivers are:</w:t>
-      </w:r>
-    </w:p>
-    <w:tbl>
-      <w:tblPr>
-        <w:tblStyle w:val="Table"/>
-        <w:tblW w:type="pct" w:w="5000"/>
-        <w:tblLayout w:type="fixed"/>
-        <w:tblLook w:firstRow="1" w:lastRow="0" w:firstColumn="0" w:lastColumn="0" w:noHBand="0" w:noVBand="0" w:val="0020"/>
-      </w:tblPr>
-      <w:tblGrid>
-        <w:gridCol w:w="2376"/>
-        <w:gridCol w:w="3168"/>
-        <w:gridCol w:w="2376"/>
-      </w:tblGrid>
-      <w:tr>
-        <w:trPr>
-          <w:tblHeader w:val="on"/>
-        </w:trPr>
-        <w:tc>
-          <w:tcPr/>
-          <w:p>
-            <w:pPr>
-              <w:pStyle w:val="Compact"/>
-            </w:pPr>
-            <w:r>
-              <w:t xml:space="preserve">term</w:t>
-            </w:r>
-          </w:p>
-        </w:tc>
-        <w:tc>
-          <w:tcPr/>
-          <w:p>
-            <w:pPr>
-              <w:pStyle w:val="Compact"/>
-              <w:jc w:val="right"/>
-            </w:pPr>
-            <w:r>
-              <w:t xml:space="preserve">false positives</w:t>
-            </w:r>
-          </w:p>
-        </w:tc>
-        <w:tc>
-          <w:tcPr/>
-          <w:p>
-            <w:pPr>
-              <w:pStyle w:val="Compact"/>
-            </w:pPr>
-            <w:r>
-              <w:t xml:space="preserve">typical non-infrastructure use</w:t>
-            </w:r>
-          </w:p>
-        </w:tc>
-      </w:tr>
-      <w:tr>
-        <w:tc>
-          <w:tcPr/>
-          <w:p>
-            <w:pPr>
-              <w:pStyle w:val="Compact"/>
-            </w:pPr>
-            <w:r>
-              <w:rPr>
-                <w:rFonts w:hint="eastAsia"/>
-              </w:rPr>
-              <w:t xml:space="preserve">示范</w:t>
-            </w:r>
-            <w:r>
-              <w:t xml:space="preserve"> </w:t>
-            </w:r>
-            <w:r>
-              <w:rPr>
-                <w:i/>
-                <w:iCs/>
-              </w:rPr>
-              <w:t xml:space="preserve">shìfàn</w:t>
-            </w:r>
-            <w:r>
-              <w:t xml:space="preserve"> </w:t>
-            </w:r>
-            <w:r>
-              <w:t xml:space="preserve">(model/demonstration)</w:t>
-            </w:r>
-          </w:p>
-        </w:tc>
-        <w:tc>
-          <w:tcPr/>
-          <w:p>
-            <w:pPr>
-              <w:pStyle w:val="Compact"/>
-              <w:jc w:val="right"/>
-            </w:pPr>
-            <w:r>
-              <w:t xml:space="preserve">60–61</w:t>
-            </w:r>
-          </w:p>
-        </w:tc>
-        <w:tc>
-          <w:tcPr/>
-          <w:p>
-            <w:pPr>
-              <w:pStyle w:val="Compact"/>
-            </w:pPr>
-            <w:r>
-              <w:rPr>
-                <w:rFonts w:hint="eastAsia"/>
-              </w:rPr>
-              <w:t xml:space="preserve">示范区,</w:t>
-            </w:r>
-            <w:r>
-              <w:t xml:space="preserve"> </w:t>
-            </w:r>
-            <w:r>
-              <w:rPr>
-                <w:rFonts w:hint="eastAsia"/>
-              </w:rPr>
-              <w:t xml:space="preserve">示范项目,</w:t>
-            </w:r>
-            <w:r>
-              <w:t xml:space="preserve"> </w:t>
-            </w:r>
-            <w:r>
-              <w:rPr>
-                <w:rFonts w:hint="eastAsia"/>
-              </w:rPr>
-              <w:t xml:space="preserve">改革示范</w:t>
-            </w:r>
-          </w:p>
-        </w:tc>
-      </w:tr>
-      <w:tr>
-        <w:tc>
-          <w:tcPr/>
-          <w:p>
-            <w:pPr>
-              <w:pStyle w:val="Compact"/>
-            </w:pPr>
-            <w:r>
-              <w:rPr>
-                <w:rFonts w:hint="eastAsia"/>
-              </w:rPr>
-              <w:t xml:space="preserve">文明城市</w:t>
-            </w:r>
-            <w:r>
-              <w:t xml:space="preserve"> </w:t>
-            </w:r>
-            <w:r>
-              <w:rPr>
-                <w:i/>
-                <w:iCs/>
-              </w:rPr>
-              <w:t xml:space="preserve">wénmíng chéngshì</w:t>
-            </w:r>
-            <w:r>
-              <w:t xml:space="preserve"> </w:t>
-            </w:r>
-            <w:r>
-              <w:t xml:space="preserve">(civilized city)</w:t>
-            </w:r>
-          </w:p>
-        </w:tc>
-        <w:tc>
-          <w:tcPr/>
-          <w:p>
-            <w:pPr>
-              <w:pStyle w:val="Compact"/>
-              <w:jc w:val="right"/>
-            </w:pPr>
-            <w:r>
-              <w:t xml:space="preserve">7</w:t>
-            </w:r>
-          </w:p>
-        </w:tc>
-        <w:tc>
-          <w:tcPr/>
-          <w:p>
-            <w:pPr>
-              <w:pStyle w:val="Compact"/>
-            </w:pPr>
-            <w:r>
-              <w:t xml:space="preserve">award/campaign title</w:t>
-            </w:r>
-          </w:p>
-        </w:tc>
-      </w:tr>
-      <w:tr>
-        <w:tc>
-          <w:tcPr/>
-          <w:p>
-            <w:pPr>
-              <w:pStyle w:val="Compact"/>
-            </w:pPr>
-            <w:r>
-              <w:rPr>
-                <w:rFonts w:hint="eastAsia"/>
-              </w:rPr>
-              <w:t xml:space="preserve">展示</w:t>
-            </w:r>
-            <w:r>
-              <w:t xml:space="preserve"> </w:t>
-            </w:r>
-            <w:r>
-              <w:rPr>
-                <w:i/>
-                <w:iCs/>
-              </w:rPr>
-              <w:t xml:space="preserve">zhǎnshì</w:t>
-            </w:r>
-            <w:r>
-              <w:t xml:space="preserve"> </w:t>
-            </w:r>
-            <w:r>
-              <w:t xml:space="preserve">(display/showcase)</w:t>
-            </w:r>
-          </w:p>
-        </w:tc>
-        <w:tc>
-          <w:tcPr/>
-          <w:p>
-            <w:pPr>
-              <w:pStyle w:val="Compact"/>
-              <w:jc w:val="right"/>
-            </w:pPr>
-            <w:r>
-              <w:t xml:space="preserve">6</w:t>
-            </w:r>
-          </w:p>
-        </w:tc>
-        <w:tc>
-          <w:tcPr/>
-          <w:p>
-            <w:pPr>
-              <w:pStyle w:val="Compact"/>
-            </w:pPr>
-            <w:r>
-              <w:t xml:space="preserve">“display achievements”</w:t>
-            </w:r>
-          </w:p>
-        </w:tc>
-      </w:tr>
-      <w:tr>
-        <w:tc>
-          <w:tcPr/>
-          <w:p>
-            <w:pPr>
-              <w:pStyle w:val="Compact"/>
-            </w:pPr>
-            <w:r>
-              <w:rPr>
-                <w:rFonts w:hint="eastAsia"/>
-              </w:rPr>
-              <w:t xml:space="preserve">美丽</w:t>
-            </w:r>
-            <w:r>
-              <w:t xml:space="preserve"> </w:t>
-            </w:r>
-            <w:r>
-              <w:rPr>
-                <w:i/>
-                <w:iCs/>
-              </w:rPr>
-              <w:t xml:space="preserve">měilì</w:t>
-            </w:r>
-            <w:r>
-              <w:t xml:space="preserve"> </w:t>
-            </w:r>
-            <w:r>
-              <w:t xml:space="preserve">(beautiful)</w:t>
-            </w:r>
-          </w:p>
-        </w:tc>
-        <w:tc>
-          <w:tcPr/>
-          <w:p>
-            <w:pPr>
-              <w:pStyle w:val="Compact"/>
-              <w:jc w:val="right"/>
-            </w:pPr>
-            <w:r>
-              <w:t xml:space="preserve">5</w:t>
-            </w:r>
-          </w:p>
-        </w:tc>
-        <w:tc>
-          <w:tcPr/>
-          <w:p>
-            <w:pPr>
-              <w:pStyle w:val="Compact"/>
-            </w:pPr>
-            <w:r>
-              <w:rPr>
-                <w:rFonts w:hint="eastAsia"/>
-              </w:rPr>
-              <w:t xml:space="preserve">美丽乡村</w:t>
-            </w:r>
-            <w:r>
-              <w:t xml:space="preserve"> slogan</w:t>
-            </w:r>
-          </w:p>
-        </w:tc>
-      </w:tr>
-      <w:tr>
-        <w:tc>
-          <w:tcPr/>
-          <w:p>
-            <w:pPr>
-              <w:pStyle w:val="Compact"/>
-            </w:pPr>
-            <w:r>
-              <w:rPr>
-                <w:rFonts w:hint="eastAsia"/>
-              </w:rPr>
-              <w:t xml:space="preserve">形象</w:t>
-            </w:r>
-            <w:r>
-              <w:t xml:space="preserve"> </w:t>
-            </w:r>
-            <w:r>
-              <w:rPr>
-                <w:i/>
-                <w:iCs/>
-              </w:rPr>
-              <w:t xml:space="preserve">xíngxiàng</w:t>
-            </w:r>
-            <w:r>
-              <w:t xml:space="preserve"> </w:t>
-            </w:r>
-            <w:r>
-              <w:t xml:space="preserve">(image)</w:t>
-            </w:r>
-          </w:p>
-        </w:tc>
-        <w:tc>
-          <w:tcPr/>
-          <w:p>
-            <w:pPr>
-              <w:pStyle w:val="Compact"/>
-              <w:jc w:val="right"/>
-            </w:pPr>
-            <w:r>
-              <w:t xml:space="preserve">4</w:t>
-            </w:r>
-          </w:p>
-        </w:tc>
-        <w:tc>
-          <w:tcPr/>
-          <w:p>
-            <w:pPr>
-              <w:pStyle w:val="Compact"/>
-            </w:pPr>
-            <w:r>
-              <w:t xml:space="preserve">“government image”</w:t>
-            </w:r>
-          </w:p>
-        </w:tc>
-      </w:tr>
-    </w:tbl>
-    <w:p>
-      <w:pPr>
-        <w:pStyle w:val="BodyText"/>
-      </w:pPr>
-      <w:r>
-        <w:rPr>
-          <w:rStyle w:val="VerbatimChar"/>
-          <w:rFonts w:hint="eastAsia"/>
-        </w:rPr>
-        <w:t xml:space="preserve">示范</w:t>
-      </w:r>
-      <w:r>
-        <w:t xml:space="preserve"> </w:t>
-      </w:r>
-      <w:r>
-        <w:t xml:space="preserve">alone accounts for ~70% of visible false positives. This single-cause failure motivated the move to a concrete, salience-based lexicon (§3.2.2). Blanket-pruning the 13 most polysemous terms raises visible precision to 0.59 but collapses recall to 0.47, so the fix is surgical.</w:t>
-      </w:r>
-    </w:p>
-    <w:p>
-      <w:pPr>
-        <w:pStyle w:val="BodyText"/>
-      </w:pPr>
-      <w:r>
-        <w:rPr>
-          <w:b/>
-          <w:bCs/>
-        </w:rPr>
-        <w:t xml:space="preserve">Human intercoder agreement.</w:t>
-      </w:r>
-      <w:r>
-        <w:t xml:space="preserve"> </w:t>
-      </w:r>
-      <w:r>
-        <w:t xml:space="preserve">The 120-sentence gold standard was independently double-coded by two coders on the identical locked sentence set (</w:t>
-      </w:r>
-      <w:r>
-        <w:rPr>
-          <w:rStyle w:val="VerbatimChar"/>
-        </w:rPr>
-        <w:t xml:space="preserve">03-analysis/phase-K/second_coder_sheet_LOCKED.csv</w:t>
-      </w:r>
-      <w:r>
-        <w:t xml:space="preserve">, with dictionary and ensemble labels hidden). The</w:t>
-      </w:r>
-      <w:r>
-        <w:t xml:space="preserve"> </w:t>
-      </w:r>
-      <w:r>
-        <w:rPr>
-          <w:b/>
-          <w:bCs/>
-        </w:rPr>
-        <w:t xml:space="preserve">human intercoder agreement is Cohen κ = 0.70</w:t>
-      </w:r>
-      <w:r>
-        <w:t xml:space="preserve"> </w:t>
-      </w:r>
-      <w:r>
-        <w:t xml:space="preserve">(substantial; n = 120). Agreement is highest on the irrelevant and functional classes. The residual disagreement concentrates on the visible-versus-mixed boundary, consistent with the polysemy difficulty documented in §3.2.0, which is itself part of why high passage precision favors the LLM ensemble. Human↔ensemble agreement is Cohen κ = 0.66.</w:t>
-      </w:r>
-    </w:p>
-    <w:p>
-      <w:pPr>
-        <w:pStyle w:val="BodyText"/>
-      </w:pPr>
-      <w:r>
-        <w:rPr>
-          <w:b/>
-          <w:bCs/>
-        </w:rPr>
-        <w:t xml:space="preserve">Figure ESM-6 (procurement, §4.3).</w:t>
-      </w:r>
-      <w:r>
-        <w:t xml:space="preserve"> </w:t>
-      </w:r>
-      <w:r>
-        <w:rPr>
-          <w:rStyle w:val="VerbatimChar"/>
-        </w:rPr>
-        <w:t xml:space="preserve">04-figures/fig_bidding_by_city.{pdf,png}</w:t>
-      </w:r>
-      <w:r>
-        <w:t xml:space="preserve"> </w:t>
-      </w:r>
-      <w:r>
-        <w:t xml:space="preserve">— visible:functional project-count ratio across Zhejiang localities (2.96M procurement records, 2019–2026; v2 domain-verified lexicon). Panel A: distribution over 108 localities (median 1.8; 97 of 108 above 1:1 parity). Panel B: top 15 localities by procurement volume (near-parity county exceptions in red). Source:</w:t>
-      </w:r>
-      <w:r>
-        <w:t xml:space="preserve"> </w:t>
-      </w:r>
-      <w:r>
-        <w:rPr>
-          <w:rStyle w:val="VerbatimChar"/>
-        </w:rPr>
-        <w:t xml:space="preserve">03-analysis/phase-L-bidding/</w:t>
-      </w:r>
-      <w:r>
-        <w:t xml:space="preserve"> </w:t>
-      </w:r>
-      <w:r>
-        <w:t xml:space="preserve">(</w:t>
-      </w:r>
-      <w:r>
-        <w:rPr>
-          <w:rStyle w:val="VerbatimChar"/>
-        </w:rPr>
-        <w:t xml:space="preserve">classify_bidding.py</w:t>
-      </w:r>
-      <w:r>
-        <w:t xml:space="preserve">,</w:t>
-      </w:r>
-      <w:r>
-        <w:t xml:space="preserve"> </w:t>
-      </w:r>
-      <w:r>
-        <w:rPr>
-          <w:rStyle w:val="VerbatimChar"/>
-        </w:rPr>
-        <w:t xml:space="preserve">bidding_lexicon.py</w:t>
-      </w:r>
-      <w:r>
-        <w:t xml:space="preserve"> </w:t>
-      </w:r>
-      <w:r>
-        <w:t xml:space="preserve">v2,</w:t>
-      </w:r>
-      <w:r>
-        <w:t xml:space="preserve"> </w:t>
-      </w:r>
-      <w:r>
-        <w:rPr>
-          <w:rStyle w:val="VerbatimChar"/>
-        </w:rPr>
-        <w:t xml:space="preserve">by_city.csv</w:t>
-      </w:r>
-      <w:r>
-        <w:t xml:space="preserve">).</w:t>
-      </w:r>
-    </w:p>
-    <w:p>
-      <w:pPr>
-        <w:pStyle w:val="BodyText"/>
-      </w:pPr>
-      <w:r>
-        <w:rPr>
-          <w:b/>
-          <w:bCs/>
-        </w:rPr>
-        <w:t xml:space="preserve">Table C.8c. LLM-ensemble (Gemini 3.1 Pro + ChatGPT 5.5 + DeepSeek) vs human, n = 499.</w:t>
-      </w:r>
-      <w:r>
-        <w:t xml:space="preserve"> </w:t>
-      </w:r>
-      <w:r>
-        <w:t xml:space="preserve">Majority label; inter-model Fleiss κ = 0.835; overall accuracy 0.842; human↔ensemble Cohen κ = 0.66. Source:</w:t>
-      </w:r>
-      <w:r>
-        <w:t xml:space="preserve"> </w:t>
-      </w:r>
-      <w:r>
-        <w:rPr>
-          <w:rStyle w:val="VerbatimChar"/>
-        </w:rPr>
-        <w:t xml:space="preserve">passage_coding_sheet_ensemble.validation.json</w:t>
-      </w:r>
-      <w:r>
-        <w:t xml:space="preserve">.</w:t>
-      </w:r>
-    </w:p>
-    <w:tbl>
-      <w:tblPr>
-        <w:tblStyle w:val="Table"/>
-        <w:tblW w:type="auto" w:w="0"/>
-        <w:tblLook w:firstRow="1" w:lastRow="0" w:firstColumn="0" w:lastColumn="0" w:noHBand="0" w:noVBand="0" w:val="0020"/>
-      </w:tblPr>
-      <w:tblGrid>
-        <w:gridCol w:w="2640"/>
-        <w:gridCol w:w="2640"/>
-        <w:gridCol w:w="2640"/>
-      </w:tblGrid>
-      <w:tr>
-        <w:trPr>
-          <w:tblHeader w:val="on"/>
-        </w:trPr>
-        <w:tc>
-          <w:tcPr/>
-          <w:p>
-            <w:pPr>
-              <w:pStyle w:val="Compact"/>
-            </w:pPr>
-            <w:r>
-              <w:t xml:space="preserve">class</w:t>
-            </w:r>
-          </w:p>
-        </w:tc>
-        <w:tc>
-          <w:tcPr/>
-          <w:p>
-            <w:pPr>
-              <w:pStyle w:val="Compact"/>
-              <w:jc w:val="right"/>
-            </w:pPr>
-            <w:r>
-              <w:t xml:space="preserve">precision</w:t>
-            </w:r>
-          </w:p>
-        </w:tc>
-        <w:tc>
-          <w:tcPr/>
-          <w:p>
-            <w:pPr>
-              <w:pStyle w:val="Compact"/>
-              <w:jc w:val="right"/>
-            </w:pPr>
-            <w:r>
-              <w:t xml:space="preserve">recall</w:t>
-            </w:r>
-          </w:p>
-        </w:tc>
-      </w:tr>
-      <w:tr>
-        <w:tc>
-          <w:tcPr/>
-          <w:p>
-            <w:pPr>
-              <w:pStyle w:val="Compact"/>
-            </w:pPr>
-            <w:r>
-              <w:t xml:space="preserve">visible</w:t>
-            </w:r>
-          </w:p>
-        </w:tc>
-        <w:tc>
-          <w:tcPr/>
-          <w:p>
-            <w:pPr>
-              <w:pStyle w:val="Compact"/>
-              <w:jc w:val="right"/>
-            </w:pPr>
-            <w:r>
-              <w:t xml:space="preserve">0.793</w:t>
-            </w:r>
-          </w:p>
-        </w:tc>
-        <w:tc>
-          <w:tcPr/>
-          <w:p>
-            <w:pPr>
-              <w:pStyle w:val="Compact"/>
-              <w:jc w:val="right"/>
-            </w:pPr>
-            <w:r>
-              <w:t xml:space="preserve">0.96</w:t>
-            </w:r>
-          </w:p>
-        </w:tc>
-      </w:tr>
-      <w:tr>
-        <w:tc>
-          <w:tcPr/>
-          <w:p>
-            <w:pPr>
-              <w:pStyle w:val="Compact"/>
-            </w:pPr>
-            <w:r>
-              <w:t xml:space="preserve">functional</w:t>
-            </w:r>
-          </w:p>
-        </w:tc>
-        <w:tc>
-          <w:tcPr/>
-          <w:p>
-            <w:pPr>
-              <w:pStyle w:val="Compact"/>
-              <w:jc w:val="right"/>
-            </w:pPr>
-            <w:r>
-              <w:t xml:space="preserve">0.813</w:t>
-            </w:r>
-          </w:p>
-        </w:tc>
-        <w:tc>
-          <w:tcPr/>
-          <w:p>
-            <w:pPr>
-              <w:pStyle w:val="Compact"/>
-              <w:jc w:val="right"/>
-            </w:pPr>
-            <w:r>
-              <w:t xml:space="preserve">0.897</w:t>
-            </w:r>
-          </w:p>
-        </w:tc>
-      </w:tr>
-      <w:tr>
-        <w:tc>
-          <w:tcPr/>
-          <w:p>
-            <w:pPr>
-              <w:pStyle w:val="Compact"/>
-            </w:pPr>
-            <w:r>
-              <w:t xml:space="preserve">mixed</w:t>
-            </w:r>
-          </w:p>
-        </w:tc>
-        <w:tc>
-          <w:tcPr/>
-          <w:p>
-            <w:pPr>
-              <w:pStyle w:val="Compact"/>
-              <w:jc w:val="right"/>
-            </w:pPr>
-            <w:r>
-              <w:t xml:space="preserve">0.857</w:t>
-            </w:r>
-          </w:p>
-        </w:tc>
-        <w:tc>
-          <w:tcPr/>
-          <w:p>
-            <w:pPr>
-              <w:pStyle w:val="Compact"/>
-              <w:jc w:val="right"/>
-            </w:pPr>
-            <w:r>
-              <w:t xml:space="preserve">0.609</w:t>
-            </w:r>
-          </w:p>
-        </w:tc>
-      </w:tr>
-      <w:tr>
-        <w:tc>
-          <w:tcPr/>
-          <w:p>
-            <w:pPr>
-              <w:pStyle w:val="Compact"/>
-            </w:pPr>
-            <w:r>
-              <w:t xml:space="preserve">irrelevant</w:t>
-            </w:r>
-          </w:p>
-        </w:tc>
-        <w:tc>
-          <w:tcPr/>
-          <w:p>
-            <w:pPr>
-              <w:pStyle w:val="Compact"/>
-              <w:jc w:val="right"/>
-            </w:pPr>
-            <w:r>
-              <w:t xml:space="preserve">0.913</w:t>
-            </w:r>
-          </w:p>
-        </w:tc>
-        <w:tc>
-          <w:tcPr/>
-          <w:p>
-            <w:pPr>
-              <w:pStyle w:val="Compact"/>
-              <w:jc w:val="right"/>
-            </w:pPr>
-            <w:r>
-              <w:t xml:space="preserve">0.806</w:t>
-            </w:r>
-          </w:p>
-        </w:tc>
-      </w:tr>
-    </w:tbl>
-    <w:bookmarkEnd w:id="78"/>
-    <w:bookmarkEnd w:id="79"/>
-    <w:bookmarkStart w:id="80" w:name="X2d22a73aaf5212292ea95fea03bbc3824898515"/>
-    <w:p>
-      <w:pPr>
-        <w:pStyle w:val="Heading2"/>
-      </w:pPr>
-      <w:r>
-        <w:t xml:space="preserve">Appendix D: Pre-Registration and Deviation Log</w:t>
-      </w:r>
-    </w:p>
-    <w:p>
-      <w:pPr>
-        <w:pStyle w:val="FirstParagraph"/>
-      </w:pPr>
-      <w:r>
-        <w:t xml:space="preserve">(In main text as §6 Appendix D. See Deviations D-B-1 through D-F-1.)</w:t>
-      </w:r>
-    </w:p>
-    <w:bookmarkEnd w:id="80"/>
-    <w:bookmarkStart w:id="81" w:name="appendix-e-replication-architecture"/>
-    <w:p>
-      <w:pPr>
-        <w:pStyle w:val="Heading2"/>
-      </w:pPr>
-      <w:r>
-        <w:t xml:space="preserve">Appendix E: Replication Architecture</w:t>
-      </w:r>
-    </w:p>
-    <w:p>
-      <w:pPr>
-        <w:pStyle w:val="FirstParagraph"/>
-      </w:pPr>
-      <w:r>
-        <w:t xml:space="preserve">Full directory layout (Zenodo record 19569978):</w:t>
-      </w:r>
-    </w:p>
-    <w:p>
-      <w:pPr>
-        <w:pStyle w:val="SourceCode"/>
-      </w:pPr>
-      <w:r>
-        <w:rPr>
-          <w:rStyle w:val="VerbatimChar"/>
-        </w:rPr>
-        <w:t xml:space="preserve">visibility-bias-v2/</w:t>
-      </w:r>
-      <w:r>
-        <w:br/>
-      </w:r>
-      <w:r>
-        <w:rPr>
-          <w:rStyle w:val="VerbatimChar"/>
-        </w:rPr>
-        <w:t xml:space="preserve">├── 00-admin/           Research plan, upgrade roadmap, outreach drafts</w:t>
-      </w:r>
-      <w:r>
-        <w:br/>
-      </w:r>
-      <w:r>
-        <w:rPr>
-          <w:rStyle w:val="VerbatimChar"/>
-        </w:rPr>
-        <w:t xml:space="preserve">├── 03-analysis/        Python analysis by phase:</w:t>
-      </w:r>
-      <w:r>
-        <w:br/>
-      </w:r>
-      <w:r>
-        <w:rPr>
-          <w:rStyle w:val="VerbatimChar"/>
-        </w:rPr>
-        <w:t xml:space="preserve">│                         G/K  passage validation (human gold + 3-model LLM ensemble)</w:t>
-      </w:r>
-      <w:r>
-        <w:br/>
-      </w:r>
-      <w:r>
-        <w:rPr>
-          <w:rStyle w:val="VerbatimChar"/>
-        </w:rPr>
-        <w:t xml:space="preserve">│                         J    behavioral criterion validity (turnover co-movement)</w:t>
-      </w:r>
-      <w:r>
-        <w:br/>
-      </w:r>
-      <w:r>
-        <w:rPr>
-          <w:rStyle w:val="VerbatimChar"/>
-        </w:rPr>
-        <w:t xml:space="preserve">│                         L    Zhejiang procurement-frequency check</w:t>
-      </w:r>
-      <w:r>
-        <w:br/>
-      </w:r>
-      <w:r>
-        <w:rPr>
-          <w:rStyle w:val="VerbatimChar"/>
-        </w:rPr>
-        <w:t xml:space="preserve">│                         B/B2/E/E2/F  demoted inspection / construct / micro tests</w:t>
-      </w:r>
-      <w:r>
-        <w:br/>
-      </w:r>
-      <w:r>
-        <w:rPr>
-          <w:rStyle w:val="VerbatimChar"/>
-        </w:rPr>
-        <w:t xml:space="preserve">├── 04-figures/         PDF and PNG figures for all main-text exhibits</w:t>
-      </w:r>
-      <w:r>
-        <w:br/>
-      </w:r>
-      <w:r>
-        <w:rPr>
-          <w:rStyle w:val="VerbatimChar"/>
-        </w:rPr>
-        <w:t xml:space="preserve">├── 05-manuscript/      Manuscript sections + compiled R2 + submission package</w:t>
-      </w:r>
-      <w:r>
-        <w:br/>
-      </w:r>
-      <w:r>
-        <w:rPr>
-          <w:rStyle w:val="VerbatimChar"/>
-        </w:rPr>
-        <w:t xml:space="preserve">├── 06-review/          S7 audit reports + phase memos</w:t>
-      </w:r>
-      <w:r>
-        <w:br/>
-      </w:r>
-      <w:r>
-        <w:rPr>
-          <w:rStyle w:val="VerbatimChar"/>
-        </w:rPr>
-        <w:t xml:space="preserve">├── 07-prereg/          OSF pre-registration archive + Zenodo DOI record</w:t>
-      </w:r>
-      <w:r>
-        <w:br/>
-      </w:r>
-      <w:r>
-        <w:rPr>
-          <w:rStyle w:val="VerbatimChar"/>
-        </w:rPr>
-        <w:t xml:space="preserve">├── 01-literature/      references.bib</w:t>
-      </w:r>
-      <w:r>
-        <w:br/>
-      </w:r>
-      <w:r>
-        <w:rPr>
-          <w:rStyle w:val="VerbatimChar"/>
-        </w:rPr>
-        <w:t xml:space="preserve">└── 02-data/processed/  text panels (naive + concrete lexicons), CCDI rounds</w:t>
-      </w:r>
-    </w:p>
-    <w:p>
-      <w:pPr>
-        <w:pStyle w:val="FirstParagraph"/>
-      </w:pPr>
-      <w:r>
-        <w:t xml:space="preserve">The criterion-validity panel</w:t>
-      </w:r>
-      <w:r>
-        <w:t xml:space="preserve"> </w:t>
-      </w:r>
-      <w:r>
-        <w:rPr>
-          <w:rStyle w:val="VerbatimChar"/>
-        </w:rPr>
-        <w:t xml:space="preserve">master_2002_2024.csv</w:t>
-      </w:r>
-      <w:r>
-        <w:t xml:space="preserve"> </w:t>
-      </w:r>
-      <w:r>
-        <w:t xml:space="preserve">(merged from the absorbed</w:t>
-      </w:r>
-      <w:r>
-        <w:t xml:space="preserve"> </w:t>
-      </w:r>
-      <w:r>
-        <w:rPr>
-          <w:rStyle w:val="VerbatimChar"/>
-        </w:rPr>
-        <w:t xml:space="preserve">officials-turnover-cn</w:t>
-      </w:r>
-      <w:r>
-        <w:t xml:space="preserve"> </w:t>
-      </w:r>
-      <w:r>
-        <w:t xml:space="preserve">materials; holds both the naive</w:t>
-      </w:r>
-      <w:r>
-        <w:t xml:space="preserve"> </w:t>
-      </w:r>
-      <w:r>
-        <w:rPr>
-          <w:rStyle w:val="VerbatimChar"/>
-        </w:rPr>
-        <w:t xml:space="preserve">vai_composite</w:t>
-      </w:r>
-      <w:r>
-        <w:t xml:space="preserve"> </w:t>
-      </w:r>
-      <w:r>
-        <w:t xml:space="preserve">and concrete</w:t>
-      </w:r>
-      <w:r>
-        <w:t xml:space="preserve"> </w:t>
-      </w:r>
-      <w:r>
-        <w:rPr>
-          <w:rStyle w:val="VerbatimChar"/>
-        </w:rPr>
-        <w:t xml:space="preserve">wr_visibility</w:t>
-      </w:r>
-      <w:r>
-        <w:t xml:space="preserve"> </w:t>
-      </w:r>
-      <w:r>
-        <w:t xml:space="preserve">series alongside CIR and turnover variables) and the lexicon-build script</w:t>
-      </w:r>
-      <w:r>
-        <w:t xml:space="preserve"> </w:t>
-      </w:r>
-      <w:r>
-        <w:rPr>
-          <w:rStyle w:val="VerbatimChar"/>
-        </w:rPr>
-        <w:t xml:space="preserve">build_workreport_text.py</w:t>
-      </w:r>
-      <w:r>
-        <w:t xml:space="preserve"> </w:t>
-      </w:r>
-      <w:r>
-        <w:t xml:space="preserve">are included in the Zenodo record. Running instructions in</w:t>
-      </w:r>
-      <w:r>
-        <w:t xml:space="preserve"> </w:t>
-      </w:r>
-      <w:r>
-        <w:rPr>
-          <w:rStyle w:val="VerbatimChar"/>
-        </w:rPr>
-        <w:t xml:space="preserve">README.md</w:t>
-      </w:r>
-      <w:r>
-        <w:t xml:space="preserve"> </w:t>
-      </w:r>
-      <w:r>
-        <w:t xml:space="preserve">at the record root.</w:t>
-      </w:r>
-    </w:p>
-    <w:p>
-      <w:pPr>
-        <w:pStyle w:val="BodyText"/>
-      </w:pPr>
-      <w:r>
-        <w:rPr>
-          <w:i/>
-          <w:iCs/>
-        </w:rPr>
-        <w:t xml:space="preserve">Note: the absorbed</w:t>
-      </w:r>
-      <w:r>
-        <w:rPr>
-          <w:i/>
-          <w:iCs/>
-        </w:rPr>
-        <w:t xml:space="preserve"> </w:t>
-      </w:r>
-      <w:r>
-        <w:rPr>
-          <w:rStyle w:val="VerbatimChar"/>
-          <w:i/>
-          <w:iCs/>
-        </w:rPr>
-        <w:t xml:space="preserve">officials-turnover-cn</w:t>
-      </w:r>
-      <w:r>
-        <w:rPr>
-          <w:i/>
-          <w:iCs/>
-        </w:rPr>
-        <w:t xml:space="preserve"> </w:t>
-      </w:r>
-      <w:r>
-        <w:rPr>
-          <w:i/>
-          <w:iCs/>
-        </w:rPr>
-        <w:t xml:space="preserve">project is not published separately; its retirement-exogenous identification and</w:t>
-      </w:r>
-      <w:r>
-        <w:rPr>
-          <w:i/>
-          <w:iCs/>
-        </w:rPr>
-        <w:t xml:space="preserve"> </w:t>
-      </w:r>
-      <w:r>
-        <w:rPr>
-          <w:rStyle w:val="VerbatimChar"/>
-          <w:i/>
-          <w:iCs/>
-        </w:rPr>
-        <w:t xml:space="preserve">wr_visibility</w:t>
-      </w:r>
-      <w:r>
-        <w:rPr>
-          <w:i/>
-          <w:iCs/>
-        </w:rPr>
-        <w:t xml:space="preserve"> </w:t>
-      </w:r>
-      <w:r>
-        <w:rPr>
-          <w:i/>
-          <w:iCs/>
-        </w:rPr>
-        <w:t xml:space="preserve">measure are folded into this paper, so there is no double-publication and no citation of unpublished work.</w:t>
-      </w:r>
-    </w:p>
-    <w:bookmarkEnd w:id="81"/>
-    <w:bookmarkEnd w:id="82"/>
-    <w:bookmarkStart w:id="83" w:name="references"/>
+    <w:bookmarkStart w:id="75" w:name="references"/>
     <w:p>
       <w:pPr>
         <w:pStyle w:val="Heading1"/>
@@ -13096,7 +8272,7 @@
         <w:t xml:space="preserve">(1). https://doi.org/10.1177/20531680241236239</w:t>
       </w:r>
     </w:p>
-    <w:bookmarkEnd w:id="83"/>
+    <w:bookmarkEnd w:id="75"/>
     <w:sectPr>
       <w:footnotePr>
         <w:numRestart w:val="eachSect"/>
@@ -13405,6 +8581,9 @@
     <w:abstractNumId w:val="991"/>
   </w:num>
   <w:num w:numId="1003">
+    <w:abstractNumId w:val="991"/>
+  </w:num>
+  <w:num w:numId="1004">
     <w:abstractNumId w:val="99411"/>
     <w:lvlOverride w:ilvl="0">
       <w:startOverride w:val="1"/>
@@ -13434,9 +8613,6 @@
       <w:startOverride w:val="1"/>
     </w:lvlOverride>
   </w:num>
-  <w:num w:numId="1004">
-    <w:abstractNumId w:val="991"/>
-  </w:num>
   <w:num w:numId="1005">
     <w:abstractNumId w:val="991"/>
   </w:num>
@@ -13447,34 +8623,7 @@
     <w:abstractNumId w:val="991"/>
   </w:num>
   <w:num w:numId="1008">
-    <w:abstractNumId w:val="99411"/>
-    <w:lvlOverride w:ilvl="0">
-      <w:startOverride w:val="1"/>
-    </w:lvlOverride>
-    <w:lvlOverride w:ilvl="1">
-      <w:startOverride w:val="1"/>
-    </w:lvlOverride>
-    <w:lvlOverride w:ilvl="2">
-      <w:startOverride w:val="1"/>
-    </w:lvlOverride>
-    <w:lvlOverride w:ilvl="3">
-      <w:startOverride w:val="1"/>
-    </w:lvlOverride>
-    <w:lvlOverride w:ilvl="4">
-      <w:startOverride w:val="1"/>
-    </w:lvlOverride>
-    <w:lvlOverride w:ilvl="5">
-      <w:startOverride w:val="1"/>
-    </w:lvlOverride>
-    <w:lvlOverride w:ilvl="6">
-      <w:startOverride w:val="1"/>
-    </w:lvlOverride>
-    <w:lvlOverride w:ilvl="7">
-      <w:startOverride w:val="1"/>
-    </w:lvlOverride>
-    <w:lvlOverride w:ilvl="8">
-      <w:startOverride w:val="1"/>
-    </w:lvlOverride>
+    <w:abstractNumId w:val="991"/>
   </w:num>
   <w:num w:numId="1009">
     <w:abstractNumId w:val="99411"/>
